--- a/석사학위논문_영문.docx
+++ b/석사학위논문_영문.docx
@@ -2768,7 +2768,7 @@
           <w:sz w:val="22"/>
           <w:w w:val="97"/>
         </w:rPr>
-        <w:t>1. Demonstrate the feasibility of medical VQA domain adaptation for lightweight VLMs on consumer GPUs in the 16-24GB class.</w:t>
+        <w:t>1. Demonstrate the feasibility of medical VQA domain adaptation for lightweight VLMs on consumer-class GPUs (executed here on 24GB cards; applicable to the 16GB class on the basis of measured VRAM).</w:t>
       </w:r>
     </w:p>
     <w:p>
@@ -3165,7 +3165,7 @@
           <w:sz w:val="22"/>
           <w:w w:val="97"/>
         </w:rPr>
-        <w:t>The experimental scope of this study is limited to four lightweight VLMs (Qwen3-VL-2B, Qwen2.5-VL-3B, SmolVLM2-2.2B, Gemma4-E2B) and three public medical VQA datasets (PathVQA, SLAKE, VQA-RAD). Models were selected on the criteria that QLoRA fine-tuning is feasible within 16GB-class VRAM and that the license permits free redistribution (Apache 2.0 / MIT). Datasets were restricted to publicly accessible benchmarks in which clinical question types are labelled.</w:t>
+        <w:t>The experimental scope of this study is limited to four lightweight VLMs (Qwen3-VL-2B, Qwen2.5-VL-3B, SmolVLM2-2.2B, Gemma4-E2B) and three public medical VQA datasets (PathVQA, SLAKE, VQA-RAD). Models were selected on the criteria that QLoRA fine-tuning was expected to be feasible within 16GB-class VRAM (confirmed post hoc at a measured maximum of 14.4GB, Section 3.2.1) and that the license permits free redistribution (Apache 2.0 / MIT). Datasets were restricted to publicly accessible benchmarks in which clinical question types are labelled.</w:t>
       </w:r>
     </w:p>
     <w:p>
@@ -3417,7 +3417,7 @@
           <w:sz w:val="22"/>
           <w:w w:val="97"/>
         </w:rPr>
-        <w:t>QLoRA (Dettmers et al., "QLoRA: Efficient Finetuning of Quantized LLMs", arXiv:2305.14314, NeurIPS 2023) combines LoRA with 4-bit quantization to reduce VRAM usage further. Its core components are (1) 4-bit NormalFloat (NF4) quantization optimized for normally distributed weights, (2) double quantization, which quantizes the quantization constants themselves, and (3) a paged optimizer that offloads GPU memory spikes to the CPU. The base model is held fixed in 4-bit quantized form and only the LoRA adapter above it is trained at 16-bit precision; the original paper showed that this allows fine-tuning of a 65B-class model on a single 48GB GPU while maintaining performance close to full 16-bit fine-tuning. This study applies the same QLoRA scheme (NF4 quantization + LoRA + paged AdamW 8-bit) to all four lightweight VLMs in order to verify the feasibility of medical-domain fine-tuning on 16GB-class consumer GPUs (Section 3.6).</w:t>
+        <w:t>QLoRA (Dettmers et al., "QLoRA: Efficient Finetuning of Quantized LLMs", arXiv:2305.14314, NeurIPS 2023) combines LoRA with 4-bit quantization to reduce VRAM usage further. Its core components are (1) 4-bit NormalFloat (NF4) quantization optimized for normally distributed weights, (2) double quantization, which quantizes the quantization constants themselves, and (3) a paged optimizer that offloads GPU memory spikes to the CPU. The base model is held fixed in 4-bit quantized form and only the LoRA adapter above it is trained at 16-bit precision; the original paper showed that this allows fine-tuning of a 65B-class model on a single 48GB GPU while maintaining performance close to full 16-bit fine-tuning. This study applies the same QLoRA scheme (NF4 quantization + LoRA + paged AdamW 8-bit) to all four lightweight VLMs in order to verify the feasibility of medical-domain fine-tuning on consumer-class GPUs (Section 3.6). Execution took place on 24GB cards (RTX 4090 and 3090), and feasibility in the 16GB class is judged from measured peak VRAM (Section 3.2.1).</w:t>
       </w:r>
     </w:p>
     <w:p>
@@ -3847,7 +3847,66 @@
           <w:sz w:val="22"/>
           <w:w w:val="97"/>
         </w:rPr>
-        <w:t>Phases 1 and 2 used a cloud GPU (RunPod, RTX 4090 24GB) as the primary experimental environment, and selected conditions were reproduced on a local RTX 5060 Ti (16GB VRAM, Ryzen 5 5600X, 32GB RAM) to confirm reproducibility on a consumer GPU with 16GB. For Phase 3, because institutional cost support was unavailable and securing a cloud budget became difficult, the use of RunPod was discontinued and the work moved to a local RTX 5060 Ti (16GB) alone — or, depending on hardware availability, a dual-GPU configuration with a 4060 (8GB). The circumstances and impact of this environmental transition are discussed in detail in Section 5.3 of Chapter V.</w:t>
+        <w:t>All experiments reported in this study were conducted on a cloud GPU service (RunPod). Phases 1 and 2 used an RTX 4090 (24GB VRAM) instance and Phase 3 an RTX 3090 (24GB VRAM) instance. The change of GPU in Phase 3 was not a design choice but the result of securing whatever instance was available under tightened budget constraints after institutional cost support proved unavailable. Both are consumer-class cards with 24GB of VRAM, and every Phase 3 trial ran on the same 3090 instance, so the hardware conditions of the strategy comparison were controlled.</w:t>
+      </w:r>
+    </w:p>
+    <w:p>
+      <w:pPr>
+        <w:spacing w:line="384" w:lineRule="auto" w:after="0"/>
+        <w:ind w:firstLine="220"/>
+        <w:jc w:val="both"/>
+      </w:pPr>
+      <w:r>
+        <w:rPr>
+          <w:rFonts w:ascii="휴먼명조" w:eastAsia="휴먼명조" w:hAnsi="휴먼명조" w:cs="휴먼명조"/>
+          <w:b w:val="0"/>
+          <w:sz w:val="22"/>
+          <w:w w:val="97"/>
+        </w:rPr>
+        <w:t xml:space="preserve">A local workstation (RTX 5060 Ti 16GB + RTX 4060 8GB, Ryzen 5 5600X, 32GB RAM) was used only for a preliminary smoke test to size the Phase 3 execution (Section 3.7); </w:t>
+      </w:r>
+      <w:r>
+        <w:rPr>
+          <w:rFonts w:ascii="휴먼명조" w:eastAsia="휴먼명조" w:hAnsi="휴먼명조" w:cs="휴먼명조"/>
+          <w:b/>
+          <w:sz w:val="22"/>
+          <w:w w:val="97"/>
+        </w:rPr>
+        <w:t>none of the figures reported in this thesis were produced in the local environment.</w:t>
+      </w:r>
+    </w:p>
+    <w:p>
+      <w:pPr>
+        <w:spacing w:line="384" w:lineRule="auto" w:after="0"/>
+        <w:ind w:firstLine="220"/>
+        <w:jc w:val="both"/>
+      </w:pPr>
+      <w:r>
+        <w:rPr>
+          <w:rFonts w:ascii="휴먼명조" w:eastAsia="휴먼명조" w:hAnsi="휴먼명조" w:cs="휴먼명조"/>
+          <w:b w:val="0"/>
+          <w:sz w:val="22"/>
+          <w:w w:val="97"/>
+        </w:rPr>
+        <w:t xml:space="preserve">Feasibility in the 16GB-class environment targeted by this study was confirmed </w:t>
+      </w:r>
+      <w:r>
+        <w:rPr>
+          <w:rFonts w:ascii="휴먼명조" w:eastAsia="휴먼명조" w:hAnsi="휴먼명조" w:cs="휴먼명조"/>
+          <w:b/>
+          <w:sz w:val="22"/>
+          <w:w w:val="97"/>
+        </w:rPr>
+        <w:t>from measured VRAM usage rather than by execution on such a card</w:t>
+      </w:r>
+      <w:r>
+        <w:rPr>
+          <w:rFonts w:ascii="휴먼명조" w:eastAsia="휴먼명조" w:hAnsi="휴먼명조" w:cs="휴먼명조"/>
+          <w:b w:val="0"/>
+          <w:sz w:val="22"/>
+          <w:w w:val="97"/>
+        </w:rPr>
+        <w:t>. Peak VRAM during Phase 2 QLoRA training was at most 14,373MB across the four models (Gemma4-E2B), within the 16GB limit, while the other three models required only 4,015-7,943MB. Because this was not verified by actually running on a 16GB card, the limits of this inference are discussed in Section 5.3(14) of Chapter V.</w:t>
       </w:r>
     </w:p>
     <w:p>
@@ -4383,7 +4442,7 @@
           <w:sz w:val="22"/>
           <w:w w:val="97"/>
         </w:rPr>
-        <w:t>The selection criteria were threefold: (1) QLoRA fine-tuning must be feasible within 16GB of VRAM; (2) the license must be Apache 2.0 or MIT so that research use is unrestricted; and (3) the model must have sufficient community and framework support. Gemma4-E2B was included because its Mixture-of-Experts-family PLE technique activates only 2.3B parameters at inference while providing 5.1B-class expressive capacity; the influence of this architectural characteristic on the interpretation of results is discussed separately in Section 5.3 of Chapter V.</w:t>
+        <w:t>The selection criteria were threefold: (1) QLoRA fine-tuning must be feasible within 16GB of VRAM (an a priori expectation, confirmed post hoc from measured peak VRAM - Section 3.2.1); (2) the license must be Apache 2.0 or MIT so that research use is unrestricted; and (3) the model must have sufficient community and framework support. Gemma4-E2B was included because its Mixture-of-Experts-family PLE technique activates only 2.3B parameters at inference while providing 5.1B-class expressive capacity; the influence of this architectural characteristic on the interpretation of results is discussed separately in Section 5.3 of Chapter V.</w:t>
       </w:r>
     </w:p>
     <w:p>
@@ -6344,7 +6403,25 @@
           <w:sz w:val="22"/>
           <w:w w:val="97"/>
         </w:rPr>
-        <w:t xml:space="preserve">All trials share the same model (the best model from Phase 2), the same dataset (PathVQA), and a fixed max_steps=200 in order to control training volume; the wall-clock ceiling time_budget_min serves as a safety device to prevent pathological combinations rather than as an experimental control variable. The original design called for Manual 10 + Random Search 400 + Optuna 400 + Autoresearch 400 = 1,210 trials in total (40 trials per strategy × 10 independent repeats). Measured results from a local dual-GPU smoke test, however, indicated on a wall-clock basis — counting not only training but also validation and final test evaluation time — that the original scale would require roughly 24-25 days even with two GPUs in parallel. The number of repeats (10), which is the unit of statistical testing and the basis of run-level statistical power, was therefore preserved, while the number of search trials per strategy was reduced from 40 to 20, halving the total time to approximately 12.8 days. </w:t>
+        <w:t xml:space="preserve">All trials share the same model (the best model from Phase 2), the same dataset (PathVQA), and a fixed max_steps=200 in order to control training volume; the wall-clock ceiling time_budget_min serves as a safety device to prevent pathological combinations rather than as an experimental control variable. The original design called for Manual 10 + Random Search 400 + Optuna 400 + Autoresearch 400 = 1,210 trials in total (40 trials per strategy × 10 independent repeats). A </w:t>
+      </w:r>
+      <w:r>
+        <w:rPr>
+          <w:rFonts w:ascii="휴먼명조" w:eastAsia="휴먼명조" w:hAnsi="휴먼명조" w:cs="휴먼명조"/>
+          <w:b/>
+          <w:sz w:val="22"/>
+          <w:w w:val="97"/>
+        </w:rPr>
+        <w:t>preliminary smoke test conducted solely to size the execution</w:t>
+      </w:r>
+      <w:r>
+        <w:rPr>
+          <w:rFonts w:ascii="휴먼명조" w:eastAsia="휴먼명조" w:hAnsi="휴먼명조" w:cs="휴먼명조"/>
+          <w:b w:val="0"/>
+          <w:sz w:val="22"/>
+          <w:w w:val="97"/>
+        </w:rPr>
+        <w:t xml:space="preserve"> (on the local dual-GPU workstation, for timing measurement only and not reported in this thesis), however, indicated on a wall-clock basis — counting not only training but also validation and final test evaluation time — that the original scale would require roughly 24-25 days even with two GPUs in parallel. The number of repeats (10), which is the unit of statistical testing and the basis of run-level statistical power, was therefore preserved, while the number of search trials per strategy was reduced from 40 to 20, halving the total time to approximately 12.8 days. </w:t>
       </w:r>
       <w:r>
         <w:rPr>
@@ -18055,7 +18132,7 @@
           <w:sz w:val="22"/>
           <w:w w:val="97"/>
         </w:rPr>
-        <w:t>. This section is, however, a post-hoc observation of result logs and does not directly verify the agent's internal reasoning. The original rationale texts are reproduced in Appendix D.</w:t>
+        <w:t>. This section is, however, a post-hoc observation of result logs and does not directly verify the agent's internal reasoning. The original rationale texts are reproduced in Appendix B.</w:t>
       </w:r>
     </w:p>
     <w:p>
@@ -21536,7 +21613,7 @@
           <w:sz w:val="22"/>
           <w:w w:val="97"/>
         </w:rPr>
-        <w:t xml:space="preserve"> Because the system prompt given to the agent (Appendix B) explicitly instructed it to "respond with only a JSON object, without explanation or other text," the production of natural-language rationales was never required in the first place. In practice, </w:t>
+        <w:t xml:space="preserve"> Because the system prompt given to the agent (Appendix A) explicitly instructed it to "respond with only a JSON object, without explanation or other text," the production of natural-language rationales was never required in the first place. In practice, </w:t>
       </w:r>
       <w:r>
         <w:rPr>
@@ -22095,7 +22172,7 @@
           <w:sz w:val="22"/>
           <w:w w:val="97"/>
         </w:rPr>
-        <w:t xml:space="preserve"> The system prompt (Appendix B) instructs the agent to "respond with only a JSON object, without explanation, markdown, or other text." As a result, 73.5% of the 200 trials returned only JSON. The "interpretable search rationale" required by RQ3 was excluded by design before it could become an object of measurement.</w:t>
+        <w:t xml:space="preserve"> The system prompt (Appendix A) instructs the agent to "respond with only a JSON object, without explanation, markdown, or other text." As a result, 73.5% of the 200 trials returned only JSON. The "interpretable search rationale" required by RQ3 was excluded by design before it could become an object of measurement.</w:t>
       </w:r>
     </w:p>
     <w:p>
@@ -22179,7 +22256,7 @@
           <w:sz w:val="22"/>
           <w:w w:val="97"/>
         </w:rPr>
-        <w:t xml:space="preserve"> The prompt includes epochs in the search space and even offers the guidance that "more epochs (3-5) help when data are limited," yet the implementation (src/autoresearch/agent.py) discards the proposed epochs and fixes max_steps=200. Cases appear in the actual logs where the agent diagnoses that "all trials have only 200 steps, so this looks like undertraining" or that "epochs were not changed" (Appendix D); these were accurate diagnoses, but the corresponding adjustment lever never worked in the first place.</w:t>
+        <w:t xml:space="preserve"> The prompt includes epochs in the search space and even offers the guidance that "more epochs (3-5) help when data are limited," yet the implementation (src/autoresearch/agent.py) discards the proposed epochs and fixes max_steps=200. Cases appear in the actual logs where the agent diagnoses that "all trials have only 200 steps, so this looks like undertraining" or that "epochs were not changed" (Appendix B); these were accurate diagnoses, but the corresponding adjustment lever never worked in the first place.</w:t>
       </w:r>
     </w:p>
     <w:p>
@@ -22470,6 +22547,49 @@
     <w:p>
       <w:pPr>
         <w:spacing w:line="384" w:lineRule="auto" w:after="0"/>
+        <w:ind w:firstLine="220"/>
+        <w:jc w:val="both"/>
+      </w:pPr>
+      <w:r>
+        <w:rPr>
+          <w:rFonts w:ascii="휴먼명조" w:eastAsia="휴먼명조" w:hAnsi="휴먼명조" w:cs="휴먼명조"/>
+          <w:b/>
+          <w:sz w:val="22"/>
+          <w:w w:val="97"/>
+        </w:rPr>
+        <w:t>(14) Absence of verification on actual 16GB hardware.</w:t>
+      </w:r>
+      <w:r>
+        <w:rPr>
+          <w:rFonts w:ascii="휴먼명조" w:eastAsia="휴먼명조" w:hAnsi="휴먼명조" w:cs="휴먼명조"/>
+          <w:b w:val="0"/>
+          <w:sz w:val="22"/>
+          <w:w w:val="97"/>
+        </w:rPr>
+        <w:t xml:space="preserve"> This study set out to demonstrate "domain adaptation on consumer-grade GPUs," yet all execution took place on 24GB cards (RTX 4090 for Phases 1-2, RTX 3090 for Phase 3; Section 3.2.1). Feasibility in the 16GB class was </w:t>
+      </w:r>
+      <w:r>
+        <w:rPr>
+          <w:rFonts w:ascii="휴먼명조" w:eastAsia="휴먼명조" w:hAnsi="휴먼명조" w:cs="휴먼명조"/>
+          <w:b/>
+          <w:sz w:val="22"/>
+          <w:w w:val="97"/>
+        </w:rPr>
+        <w:t>inferred</w:t>
+      </w:r>
+      <w:r>
+        <w:rPr>
+          <w:rFonts w:ascii="휴먼명조" w:eastAsia="휴먼명조" w:hAnsi="휴먼명조" w:cs="휴먼명조"/>
+          <w:b w:val="0"/>
+          <w:sz w:val="22"/>
+          <w:w w:val="97"/>
+        </w:rPr>
+        <w:t xml:space="preserve"> from the fact that measured peak VRAM (at most 14,373MB during Phase 2 training) falls within the 16GB limit; it was not verified by running directly on a 16GB card. In a real 16GB environment, usable VRAM is smaller than the nominal capacity because of the OS and display output, and fragmentation behaves differently, so an out-of-memory risk cannot be excluded for Gemma4-E2B in particular, whose headroom is under 2GB. The other three models (4,015-7,943MB) have ample margin. Reproduction on actual 16GB hardware is left as follow-up work.</w:t>
+      </w:r>
+    </w:p>
+    <w:p>
+      <w:pPr>
+        <w:spacing w:line="384" w:lineRule="auto" w:after="0"/>
         <w:jc w:val="left"/>
         <w:outlineLvl w:val="1"/>
       </w:pPr>
@@ -23085,7 +23205,7 @@
           <w:sz w:val="28"/>
           <w:w w:val="97"/>
         </w:rPr>
-        <w:t>Appendix A. Paths to Experimental Result Files</w:t>
+        <w:t>Appendix A. System Prompt of the Autoresearch Agent</w:t>
       </w:r>
     </w:p>
     <w:p>
@@ -23101,7 +23221,691 @@
           <w:sz w:val="22"/>
           <w:w w:val="97"/>
         </w:rPr>
-        <w:t>Every figure in this study was derived from the files below. All tables and test results in the body of the thesis can be traced back to these files.</w:t>
+        <w:t xml:space="preserve">The following is the full text of configs/autoresearch/program.md. It is reproduced verbatim because it is the evidence for the three configuration inconsistencies identified in Section 5.3(8). </w:t>
+      </w:r>
+      <w:r>
+        <w:rPr>
+          <w:rFonts w:ascii="휴먼명조" w:eastAsia="휴먼명조" w:hAnsi="휴먼명조" w:cs="휴먼명조"/>
+          <w:b/>
+          <w:sz w:val="22"/>
+          <w:w w:val="97"/>
+        </w:rPr>
+        <w:t>The annotated points are where the problems arise.</w:t>
+      </w:r>
+    </w:p>
+    <w:p>
+      <w:pPr>
+        <w:spacing w:line="384" w:lineRule="auto" w:after="0"/>
+        <w:jc w:val="left"/>
+      </w:pPr>
+      <w:r>
+        <w:rPr>
+          <w:rFonts w:ascii="굴림체" w:eastAsia="굴림체" w:hAnsi="굴림체" w:cs="굴림체"/>
+          <w:b w:val="0"/>
+          <w:sz w:val="18"/>
+          <w:w w:val="97"/>
+        </w:rPr>
+        <w:t># Autonomous HPO Agent - System Prompt</w:t>
+      </w:r>
+    </w:p>
+    <w:p>
+      <w:pPr>
+        <w:spacing w:line="384" w:lineRule="auto" w:after="0"/>
+        <w:jc w:val="left"/>
+      </w:pPr>
+      <w:r>
+        <w:rPr>
+          <w:rFonts w:ascii="굴림체" w:eastAsia="굴림체" w:hAnsi="굴림체" w:cs="굴림체"/>
+          <w:b w:val="0"/>
+          <w:sz w:val="18"/>
+          <w:w w:val="97"/>
+        </w:rPr>
+        <w:t xml:space="preserve"> </w:t>
+      </w:r>
+    </w:p>
+    <w:p>
+      <w:pPr>
+        <w:spacing w:line="384" w:lineRule="auto" w:after="0"/>
+        <w:jc w:val="left"/>
+      </w:pPr>
+      <w:r>
+        <w:rPr>
+          <w:rFonts w:ascii="굴림체" w:eastAsia="굴림체" w:hAnsi="굴림체" w:cs="굴림체"/>
+          <w:b w:val="0"/>
+          <w:sz w:val="18"/>
+          <w:w w:val="97"/>
+        </w:rPr>
+        <w:t>You are an autonomous hyperparameter optimization agent for medical VQA</w:t>
+      </w:r>
+    </w:p>
+    <w:p>
+      <w:pPr>
+        <w:spacing w:line="384" w:lineRule="auto" w:after="0"/>
+        <w:jc w:val="left"/>
+      </w:pPr>
+      <w:r>
+        <w:rPr>
+          <w:rFonts w:ascii="굴림체" w:eastAsia="굴림체" w:hAnsi="굴림체" w:cs="굴림체"/>
+          <w:b w:val="0"/>
+          <w:sz w:val="18"/>
+          <w:w w:val="97"/>
+        </w:rPr>
+        <w:t>fine-tuning research.</w:t>
+      </w:r>
+    </w:p>
+    <w:p>
+      <w:pPr>
+        <w:spacing w:line="384" w:lineRule="auto" w:after="0"/>
+        <w:jc w:val="left"/>
+      </w:pPr>
+      <w:r>
+        <w:rPr>
+          <w:rFonts w:ascii="굴림체" w:eastAsia="굴림체" w:hAnsi="굴림체" w:cs="굴림체"/>
+          <w:b w:val="0"/>
+          <w:sz w:val="18"/>
+          <w:w w:val="97"/>
+        </w:rPr>
+        <w:t xml:space="preserve"> </w:t>
+      </w:r>
+    </w:p>
+    <w:p>
+      <w:pPr>
+        <w:spacing w:line="384" w:lineRule="auto" w:after="0"/>
+        <w:jc w:val="left"/>
+      </w:pPr>
+      <w:r>
+        <w:rPr>
+          <w:rFonts w:ascii="굴림체" w:eastAsia="굴림체" w:hAnsi="굴림체" w:cs="굴림체"/>
+          <w:b w:val="0"/>
+          <w:sz w:val="18"/>
+          <w:w w:val="97"/>
+        </w:rPr>
+        <w:t>## Task</w:t>
+      </w:r>
+    </w:p>
+    <w:p>
+      <w:pPr>
+        <w:spacing w:line="384" w:lineRule="auto" w:after="0"/>
+        <w:jc w:val="left"/>
+      </w:pPr>
+      <w:r>
+        <w:rPr>
+          <w:rFonts w:ascii="굴림체" w:eastAsia="굴림체" w:hAnsi="굴림체" w:cs="굴림체"/>
+          <w:b w:val="0"/>
+          <w:sz w:val="18"/>
+          <w:w w:val="97"/>
+        </w:rPr>
+        <w:t>Given the history of previous QLoRA fine-tuning experiments, suggest the NEXT</w:t>
+      </w:r>
+    </w:p>
+    <w:p>
+      <w:pPr>
+        <w:spacing w:line="384" w:lineRule="auto" w:after="0"/>
+        <w:jc w:val="left"/>
+      </w:pPr>
+      <w:r>
+        <w:rPr>
+          <w:rFonts w:ascii="굴림체" w:eastAsia="굴림체" w:hAnsi="굴림체" w:cs="굴림체"/>
+          <w:b w:val="0"/>
+          <w:sz w:val="18"/>
+          <w:w w:val="97"/>
+        </w:rPr>
+        <w:t>hyperparameter configuration that is most likely to improve validation accuracy</w:t>
+      </w:r>
+    </w:p>
+    <w:p>
+      <w:pPr>
+        <w:spacing w:line="384" w:lineRule="auto" w:after="0"/>
+        <w:jc w:val="left"/>
+      </w:pPr>
+      <w:r>
+        <w:rPr>
+          <w:rFonts w:ascii="굴림체" w:eastAsia="굴림체" w:hAnsi="굴림체" w:cs="굴림체"/>
+          <w:b w:val="0"/>
+          <w:sz w:val="18"/>
+          <w:w w:val="97"/>
+        </w:rPr>
+        <w:t>on the PathVQA medical VQA dataset.</w:t>
+      </w:r>
+    </w:p>
+    <w:p>
+      <w:pPr>
+        <w:spacing w:line="384" w:lineRule="auto" w:after="0"/>
+        <w:jc w:val="left"/>
+      </w:pPr>
+      <w:r>
+        <w:rPr>
+          <w:rFonts w:ascii="굴림체" w:eastAsia="굴림체" w:hAnsi="굴림체" w:cs="굴림체"/>
+          <w:b w:val="0"/>
+          <w:sz w:val="18"/>
+          <w:w w:val="97"/>
+        </w:rPr>
+        <w:t xml:space="preserve"> </w:t>
+      </w:r>
+    </w:p>
+    <w:p>
+      <w:pPr>
+        <w:spacing w:line="384" w:lineRule="auto" w:after="0"/>
+        <w:jc w:val="left"/>
+      </w:pPr>
+      <w:r>
+        <w:rPr>
+          <w:rFonts w:ascii="굴림체" w:eastAsia="굴림체" w:hAnsi="굴림체" w:cs="굴림체"/>
+          <w:b w:val="0"/>
+          <w:sz w:val="18"/>
+          <w:w w:val="97"/>
+        </w:rPr>
+        <w:t>## Search Space</w:t>
+      </w:r>
+    </w:p>
+    <w:p>
+      <w:pPr>
+        <w:spacing w:line="384" w:lineRule="auto" w:after="0"/>
+        <w:jc w:val="left"/>
+      </w:pPr>
+      <w:r>
+        <w:rPr>
+          <w:rFonts w:ascii="굴림체" w:eastAsia="굴림체" w:hAnsi="굴림체" w:cs="굴림체"/>
+          <w:b w:val="0"/>
+          <w:sz w:val="18"/>
+          <w:w w:val="97"/>
+        </w:rPr>
+        <w:t>| Parameter        | Range                       | Type                     |</w:t>
+      </w:r>
+    </w:p>
+    <w:p>
+      <w:pPr>
+        <w:spacing w:line="384" w:lineRule="auto" w:after="0"/>
+        <w:jc w:val="left"/>
+      </w:pPr>
+      <w:r>
+        <w:rPr>
+          <w:rFonts w:ascii="굴림체" w:eastAsia="굴림체" w:hAnsi="굴림체" w:cs="굴림체"/>
+          <w:b w:val="0"/>
+          <w:sz w:val="18"/>
+          <w:w w:val="97"/>
+        </w:rPr>
+        <w:t>|------------------|-----------------------------|--------------------------|</w:t>
+      </w:r>
+    </w:p>
+    <w:p>
+      <w:pPr>
+        <w:spacing w:line="384" w:lineRule="auto" w:after="0"/>
+        <w:jc w:val="left"/>
+      </w:pPr>
+      <w:r>
+        <w:rPr>
+          <w:rFonts w:ascii="굴림체" w:eastAsia="굴림체" w:hAnsi="굴림체" w:cs="굴림체"/>
+          <w:b w:val="0"/>
+          <w:sz w:val="18"/>
+          <w:w w:val="97"/>
+        </w:rPr>
+        <w:t>| lora_rank        | {4, 8, 16, 32, 64}          | discrete                 |</w:t>
+      </w:r>
+    </w:p>
+    <w:p>
+      <w:pPr>
+        <w:spacing w:line="384" w:lineRule="auto" w:after="0"/>
+        <w:jc w:val="left"/>
+      </w:pPr>
+      <w:r>
+        <w:rPr>
+          <w:rFonts w:ascii="굴림체" w:eastAsia="굴림체" w:hAnsi="굴림체" w:cs="굴림체"/>
+          <w:b w:val="0"/>
+          <w:sz w:val="18"/>
+          <w:w w:val="97"/>
+        </w:rPr>
+        <w:t>| lora_alpha       | rank x {1, 2, 4}            | discrete                 |</w:t>
+      </w:r>
+    </w:p>
+    <w:p>
+      <w:pPr>
+        <w:spacing w:line="384" w:lineRule="auto" w:after="0"/>
+        <w:jc w:val="left"/>
+      </w:pPr>
+      <w:r>
+        <w:rPr>
+          <w:rFonts w:ascii="굴림체" w:eastAsia="굴림체" w:hAnsi="굴림체" w:cs="굴림체"/>
+          <w:b w:val="0"/>
+          <w:sz w:val="18"/>
+          <w:w w:val="97"/>
+        </w:rPr>
+        <w:t>| learning_rate    | [1e-5, 5e-4]                | continuous (log-scale)   |</w:t>
+      </w:r>
+    </w:p>
+    <w:p>
+      <w:pPr>
+        <w:spacing w:line="384" w:lineRule="auto" w:after="0"/>
+        <w:jc w:val="left"/>
+      </w:pPr>
+      <w:r>
+        <w:rPr>
+          <w:rFonts w:ascii="굴림체" w:eastAsia="굴림체" w:hAnsi="굴림체" w:cs="굴림체"/>
+          <w:b w:val="0"/>
+          <w:sz w:val="18"/>
+          <w:w w:val="97"/>
+        </w:rPr>
+        <w:t>| batch_size       | {1, 2, 4}                   | discrete                 |</w:t>
+      </w:r>
+    </w:p>
+    <w:p>
+      <w:pPr>
+        <w:spacing w:line="384" w:lineRule="auto" w:after="0"/>
+        <w:jc w:val="left"/>
+      </w:pPr>
+      <w:r>
+        <w:rPr>
+          <w:rFonts w:ascii="굴림체" w:eastAsia="굴림체" w:hAnsi="굴림체" w:cs="굴림체"/>
+          <w:b w:val="0"/>
+          <w:sz w:val="18"/>
+          <w:w w:val="97"/>
+        </w:rPr>
+        <w:t>| grad_accum_steps | {4, 8, 16}                  | discrete                 |</w:t>
+      </w:r>
+    </w:p>
+    <w:p>
+      <w:pPr>
+        <w:spacing w:line="384" w:lineRule="auto" w:after="0"/>
+        <w:jc w:val="left"/>
+      </w:pPr>
+      <w:r>
+        <w:rPr>
+          <w:rFonts w:ascii="굴림체" w:eastAsia="굴림체" w:hAnsi="굴림체" w:cs="굴림체"/>
+          <w:b w:val="0"/>
+          <w:sz w:val="18"/>
+          <w:w w:val="97"/>
+        </w:rPr>
+        <w:t>| warmup_ratio     | [0.0, 0.1]                  | continuous               |</w:t>
+      </w:r>
+    </w:p>
+    <w:p>
+      <w:pPr>
+        <w:spacing w:line="384" w:lineRule="auto" w:after="0"/>
+        <w:jc w:val="left"/>
+      </w:pPr>
+      <w:r>
+        <w:rPr>
+          <w:rFonts w:ascii="굴림체" w:eastAsia="굴림체" w:hAnsi="굴림체" w:cs="굴림체"/>
+          <w:b w:val="0"/>
+          <w:sz w:val="18"/>
+          <w:w w:val="97"/>
+        </w:rPr>
+        <w:t>| weight_decay     | [0.0, 0.1]                  | continuous               |</w:t>
+      </w:r>
+    </w:p>
+    <w:p>
+      <w:pPr>
+        <w:spacing w:line="384" w:lineRule="auto" w:after="0"/>
+        <w:jc w:val="left"/>
+      </w:pPr>
+      <w:r>
+        <w:rPr>
+          <w:rFonts w:ascii="굴림체" w:eastAsia="굴림체" w:hAnsi="굴림체" w:cs="굴림체"/>
+          <w:b w:val="0"/>
+          <w:sz w:val="18"/>
+          <w:w w:val="97"/>
+        </w:rPr>
+        <w:t>| lora_targets     | {"minimal","medium","full"} | categorical              |</w:t>
+      </w:r>
+    </w:p>
+    <w:p>
+      <w:pPr>
+        <w:spacing w:line="384" w:lineRule="auto" w:after="0"/>
+        <w:jc w:val="left"/>
+      </w:pPr>
+      <w:r>
+        <w:rPr>
+          <w:rFonts w:ascii="굴림체" w:eastAsia="굴림체" w:hAnsi="굴림체" w:cs="굴림체"/>
+          <w:b w:val="0"/>
+          <w:sz w:val="18"/>
+          <w:w w:val="97"/>
+        </w:rPr>
+        <w:t>| epochs           | {1, 2, 3, 5}                | discrete   &lt;- (i) inert  |</w:t>
+      </w:r>
+    </w:p>
+    <w:p>
+      <w:pPr>
+        <w:spacing w:line="384" w:lineRule="auto" w:after="0"/>
+        <w:jc w:val="left"/>
+      </w:pPr>
+      <w:r>
+        <w:rPr>
+          <w:rFonts w:ascii="굴림체" w:eastAsia="굴림체" w:hAnsi="굴림체" w:cs="굴림체"/>
+          <w:b w:val="0"/>
+          <w:sz w:val="18"/>
+          <w:w w:val="97"/>
+        </w:rPr>
+        <w:t xml:space="preserve"> </w:t>
+      </w:r>
+    </w:p>
+    <w:p>
+      <w:pPr>
+        <w:spacing w:line="384" w:lineRule="auto" w:after="0"/>
+        <w:jc w:val="left"/>
+      </w:pPr>
+      <w:r>
+        <w:rPr>
+          <w:rFonts w:ascii="굴림체" w:eastAsia="굴림체" w:hAnsi="굴림체" w:cs="굴림체"/>
+          <w:b w:val="0"/>
+          <w:sz w:val="18"/>
+          <w:w w:val="97"/>
+        </w:rPr>
+        <w:t>Where: minimal = [q_proj, v_proj] / medium = [q_proj, k_proj, v_proj, o_proj]</w:t>
+      </w:r>
+    </w:p>
+    <w:p>
+      <w:pPr>
+        <w:spacing w:line="384" w:lineRule="auto" w:after="0"/>
+        <w:jc w:val="left"/>
+      </w:pPr>
+      <w:r>
+        <w:rPr>
+          <w:rFonts w:ascii="굴림체" w:eastAsia="굴림체" w:hAnsi="굴림체" w:cs="굴림체"/>
+          <w:b w:val="0"/>
+          <w:sz w:val="18"/>
+          <w:w w:val="97"/>
+        </w:rPr>
+        <w:t xml:space="preserve">       full = all linear layers</w:t>
+      </w:r>
+    </w:p>
+    <w:p>
+      <w:pPr>
+        <w:spacing w:line="384" w:lineRule="auto" w:after="0"/>
+        <w:jc w:val="left"/>
+      </w:pPr>
+      <w:r>
+        <w:rPr>
+          <w:rFonts w:ascii="굴림체" w:eastAsia="굴림체" w:hAnsi="굴림체" w:cs="굴림체"/>
+          <w:b w:val="0"/>
+          <w:sz w:val="18"/>
+          <w:w w:val="97"/>
+        </w:rPr>
+        <w:t xml:space="preserve"> </w:t>
+      </w:r>
+    </w:p>
+    <w:p>
+      <w:pPr>
+        <w:spacing w:line="384" w:lineRule="auto" w:after="0"/>
+        <w:jc w:val="left"/>
+      </w:pPr>
+      <w:r>
+        <w:rPr>
+          <w:rFonts w:ascii="굴림체" w:eastAsia="굴림체" w:hAnsi="굴림체" w:cs="굴림체"/>
+          <w:b w:val="0"/>
+          <w:sz w:val="18"/>
+          <w:w w:val="97"/>
+        </w:rPr>
+        <w:t>## Strategy Guidelines</w:t>
+      </w:r>
+    </w:p>
+    <w:p>
+      <w:pPr>
+        <w:spacing w:line="384" w:lineRule="auto" w:after="0"/>
+        <w:jc w:val="left"/>
+      </w:pPr>
+      <w:r>
+        <w:rPr>
+          <w:rFonts w:ascii="굴림체" w:eastAsia="굴림체" w:hAnsi="굴림체" w:cs="굴림체"/>
+          <w:b w:val="0"/>
+          <w:sz w:val="18"/>
+          <w:w w:val="97"/>
+        </w:rPr>
+        <w:t>1. Early exploration (trials 0-5): Try diverse configurations to map the</w:t>
+      </w:r>
+    </w:p>
+    <w:p>
+      <w:pPr>
+        <w:spacing w:line="384" w:lineRule="auto" w:after="0"/>
+        <w:jc w:val="left"/>
+      </w:pPr>
+      <w:r>
+        <w:rPr>
+          <w:rFonts w:ascii="굴림체" w:eastAsia="굴림체" w:hAnsi="굴림체" w:cs="굴림체"/>
+          <w:b w:val="0"/>
+          <w:sz w:val="18"/>
+          <w:w w:val="97"/>
+        </w:rPr>
+        <w:t xml:space="preserve">   landscape. Vary multiple parameters at once.</w:t>
+      </w:r>
+    </w:p>
+    <w:p>
+      <w:pPr>
+        <w:spacing w:line="384" w:lineRule="auto" w:after="0"/>
+        <w:jc w:val="left"/>
+      </w:pPr>
+      <w:r>
+        <w:rPr>
+          <w:rFonts w:ascii="굴림체" w:eastAsia="굴림체" w:hAnsi="굴림체" w:cs="굴림체"/>
+          <w:b w:val="0"/>
+          <w:sz w:val="18"/>
+          <w:w w:val="97"/>
+        </w:rPr>
+        <w:t>2. Mid exploitation (trials 5-20): Focus on promising regions. Take the best</w:t>
+      </w:r>
+    </w:p>
+    <w:p>
+      <w:pPr>
+        <w:spacing w:line="384" w:lineRule="auto" w:after="0"/>
+        <w:jc w:val="left"/>
+      </w:pPr>
+      <w:r>
+        <w:rPr>
+          <w:rFonts w:ascii="굴림체" w:eastAsia="굴림체" w:hAnsi="굴림체" w:cs="굴림체"/>
+          <w:b w:val="0"/>
+          <w:sz w:val="18"/>
+          <w:w w:val="97"/>
+        </w:rPr>
+        <w:t xml:space="preserve">   configuration and vary 1-2 parameters at a time.     &lt;- (ii) budget mismatch</w:t>
+      </w:r>
+    </w:p>
+    <w:p>
+      <w:pPr>
+        <w:spacing w:line="384" w:lineRule="auto" w:after="0"/>
+        <w:jc w:val="left"/>
+      </w:pPr>
+      <w:r>
+        <w:rPr>
+          <w:rFonts w:ascii="굴림체" w:eastAsia="굴림체" w:hAnsi="굴림체" w:cs="굴림체"/>
+          <w:b w:val="0"/>
+          <w:sz w:val="18"/>
+          <w:w w:val="97"/>
+        </w:rPr>
+        <w:t>3. Late refinement (trials 20+): Fine-tune around the best configuration with</w:t>
+      </w:r>
+    </w:p>
+    <w:p>
+      <w:pPr>
+        <w:spacing w:line="384" w:lineRule="auto" w:after="0"/>
+        <w:jc w:val="left"/>
+      </w:pPr>
+      <w:r>
+        <w:rPr>
+          <w:rFonts w:ascii="굴림체" w:eastAsia="굴림체" w:hAnsi="굴림체" w:cs="굴림체"/>
+          <w:b w:val="0"/>
+          <w:sz w:val="18"/>
+          <w:w w:val="97"/>
+        </w:rPr>
+        <w:t xml:space="preserve">   small perturbations.                                 &lt;- (ii) never triggered</w:t>
+      </w:r>
+    </w:p>
+    <w:p>
+      <w:pPr>
+        <w:spacing w:line="384" w:lineRule="auto" w:after="0"/>
+        <w:jc w:val="left"/>
+      </w:pPr>
+      <w:r>
+        <w:rPr>
+          <w:rFonts w:ascii="굴림체" w:eastAsia="굴림체" w:hAnsi="굴림체" w:cs="굴림체"/>
+          <w:b w:val="0"/>
+          <w:sz w:val="18"/>
+          <w:w w:val="97"/>
+        </w:rPr>
+        <w:t xml:space="preserve"> </w:t>
+      </w:r>
+    </w:p>
+    <w:p>
+      <w:pPr>
+        <w:spacing w:line="384" w:lineRule="auto" w:after="0"/>
+        <w:jc w:val="left"/>
+      </w:pPr>
+      <w:r>
+        <w:rPr>
+          <w:rFonts w:ascii="굴림체" w:eastAsia="굴림체" w:hAnsi="굴림체" w:cs="굴림체"/>
+          <w:b w:val="0"/>
+          <w:sz w:val="18"/>
+          <w:w w:val="97"/>
+        </w:rPr>
+        <w:t>## Key Insights for Medical VQA</w:t>
+      </w:r>
+    </w:p>
+    <w:p>
+      <w:pPr>
+        <w:spacing w:line="384" w:lineRule="auto" w:after="0"/>
+        <w:jc w:val="left"/>
+      </w:pPr>
+      <w:r>
+        <w:rPr>
+          <w:rFonts w:ascii="굴림체" w:eastAsia="굴림체" w:hAnsi="굴림체" w:cs="굴림체"/>
+          <w:b w:val="0"/>
+          <w:sz w:val="18"/>
+          <w:w w:val="97"/>
+        </w:rPr>
+        <w:t>- Medical images benefit from higher LoRA ranks (16-64).</w:t>
+      </w:r>
+    </w:p>
+    <w:p>
+      <w:pPr>
+        <w:spacing w:line="384" w:lineRule="auto" w:after="0"/>
+        <w:jc w:val="left"/>
+      </w:pPr>
+      <w:r>
+        <w:rPr>
+          <w:rFonts w:ascii="굴림체" w:eastAsia="굴림체" w:hAnsi="굴림체" w:cs="굴림체"/>
+          <w:b w:val="0"/>
+          <w:sz w:val="18"/>
+          <w:w w:val="97"/>
+        </w:rPr>
+        <w:t>- Learning rate is often the most sensitive parameter.</w:t>
+      </w:r>
+    </w:p>
+    <w:p>
+      <w:pPr>
+        <w:spacing w:line="384" w:lineRule="auto" w:after="0"/>
+        <w:jc w:val="left"/>
+      </w:pPr>
+      <w:r>
+        <w:rPr>
+          <w:rFonts w:ascii="굴림체" w:eastAsia="굴림체" w:hAnsi="굴림체" w:cs="굴림체"/>
+          <w:b w:val="0"/>
+          <w:sz w:val="18"/>
+          <w:w w:val="97"/>
+        </w:rPr>
+        <w:t>- medium or full target modules often outperform minimal.</w:t>
+      </w:r>
+    </w:p>
+    <w:p>
+      <w:pPr>
+        <w:spacing w:line="384" w:lineRule="auto" w:after="0"/>
+        <w:jc w:val="left"/>
+      </w:pPr>
+      <w:r>
+        <w:rPr>
+          <w:rFonts w:ascii="굴림체" w:eastAsia="굴림체" w:hAnsi="굴림체" w:cs="굴림체"/>
+          <w:b w:val="0"/>
+          <w:sz w:val="18"/>
+          <w:w w:val="97"/>
+        </w:rPr>
+        <w:t>- Effective batch size = batch_size x grad_accum_steps. Keep in 4-16 range.</w:t>
+      </w:r>
+    </w:p>
+    <w:p>
+      <w:pPr>
+        <w:spacing w:line="384" w:lineRule="auto" w:after="0"/>
+        <w:jc w:val="left"/>
+      </w:pPr>
+      <w:r>
+        <w:rPr>
+          <w:rFonts w:ascii="굴림체" w:eastAsia="굴림체" w:hAnsi="굴림체" w:cs="굴림체"/>
+          <w:b w:val="0"/>
+          <w:sz w:val="18"/>
+          <w:w w:val="97"/>
+        </w:rPr>
+        <w:t>- More epochs (3-5) help when training data is limited.  &lt;- (i) inert parameter</w:t>
+      </w:r>
+    </w:p>
+    <w:p>
+      <w:pPr>
+        <w:spacing w:line="384" w:lineRule="auto" w:after="0"/>
+        <w:jc w:val="left"/>
+      </w:pPr>
+      <w:r>
+        <w:rPr>
+          <w:rFonts w:ascii="굴림체" w:eastAsia="굴림체" w:hAnsi="굴림체" w:cs="굴림체"/>
+          <w:b w:val="0"/>
+          <w:sz w:val="18"/>
+          <w:w w:val="97"/>
+        </w:rPr>
+        <w:t>- Warmup ratio 0.03-0.06 is generally safe.</w:t>
+      </w:r>
+    </w:p>
+    <w:p>
+      <w:pPr>
+        <w:spacing w:line="384" w:lineRule="auto" w:after="0"/>
+        <w:jc w:val="left"/>
+      </w:pPr>
+      <w:r>
+        <w:rPr>
+          <w:rFonts w:ascii="굴림체" w:eastAsia="굴림체" w:hAnsi="굴림체" w:cs="굴림체"/>
+          <w:b w:val="0"/>
+          <w:sz w:val="18"/>
+          <w:w w:val="97"/>
+        </w:rPr>
+        <w:t xml:space="preserve"> </w:t>
+      </w:r>
+    </w:p>
+    <w:p>
+      <w:pPr>
+        <w:spacing w:line="384" w:lineRule="auto" w:after="0"/>
+        <w:jc w:val="left"/>
+      </w:pPr>
+      <w:r>
+        <w:rPr>
+          <w:rFonts w:ascii="굴림체" w:eastAsia="굴림체" w:hAnsi="굴림체" w:cs="굴림체"/>
+          <w:b w:val="0"/>
+          <w:sz w:val="18"/>
+          <w:w w:val="97"/>
+        </w:rPr>
+        <w:t>## Response Format</w:t>
+      </w:r>
+    </w:p>
+    <w:p>
+      <w:pPr>
+        <w:spacing w:line="384" w:lineRule="auto" w:after="0"/>
+        <w:jc w:val="left"/>
+      </w:pPr>
+      <w:r>
+        <w:rPr>
+          <w:rFonts w:ascii="굴림체" w:eastAsia="굴림체" w:hAnsi="굴림체" w:cs="굴림체"/>
+          <w:b w:val="0"/>
+          <w:sz w:val="18"/>
+          <w:w w:val="97"/>
+        </w:rPr>
+        <w:t>Respond with ONLY a valid JSON object. No explanation, no markdown fences,</w:t>
+      </w:r>
+    </w:p>
+    <w:p>
+      <w:pPr>
+        <w:spacing w:line="384" w:lineRule="auto" w:after="0"/>
+        <w:jc w:val="left"/>
+      </w:pPr>
+      <w:r>
+        <w:rPr>
+          <w:rFonts w:ascii="굴림체" w:eastAsia="굴림체" w:hAnsi="굴림체" w:cs="굴림체"/>
+          <w:b w:val="0"/>
+          <w:sz w:val="18"/>
+          <w:w w:val="97"/>
+        </w:rPr>
+        <w:t>no other text.                                    &lt;- (iii) rationale prohibited</w:t>
       </w:r>
     </w:p>
     <w:p>
@@ -23117,227 +23921,16 @@
           <w:sz w:val="22"/>
           <w:w w:val="97"/>
         </w:rPr>
-        <w:t>Phase 1 — Zero-shot baseline</w:t>
-      </w:r>
-    </w:p>
-    <w:tbl>
-      <w:tblPr>
-        <w:tblW w:type="auto" w:w="0"/>
-        <w:tblLook w:firstColumn="1" w:firstRow="1" w:lastColumn="0" w:lastRow="0" w:noHBand="0" w:noVBand="1" w:val="04A0"/>
-      </w:tblPr>
-      <w:tblGrid>
-        <w:gridCol w:w="2479"/>
-        <w:gridCol w:w="2479"/>
-        <w:gridCol w:w="2479"/>
-      </w:tblGrid>
-      <w:tr>
-        <w:tc>
-          <w:tcPr>
-            <w:tcW w:type="dxa" w:w="2479"/>
-          </w:tcPr>
-          <w:p>
-            <w:pPr>
-              <w:spacing w:line="240" w:lineRule="auto"/>
-              <w:jc w:val="center"/>
-            </w:pPr>
-            <w:r/>
-            <w:r>
-              <w:rPr>
-                <w:rFonts w:ascii="휴먼명조" w:eastAsia="휴먼명조" w:hAnsi="휴먼명조" w:cs="휴먼명조"/>
-                <w:b/>
-                <w:sz w:val="18"/>
-                <w:w w:val="97"/>
-              </w:rPr>
-              <w:t>File</w:t>
-            </w:r>
-          </w:p>
-        </w:tc>
-        <w:tc>
-          <w:tcPr>
-            <w:tcW w:type="dxa" w:w="2479"/>
-          </w:tcPr>
-          <w:p>
-            <w:pPr>
-              <w:spacing w:line="240" w:lineRule="auto"/>
-              <w:jc w:val="center"/>
-            </w:pPr>
-            <w:r/>
-            <w:r>
-              <w:rPr>
-                <w:rFonts w:ascii="휴먼명조" w:eastAsia="휴먼명조" w:hAnsi="휴먼명조" w:cs="휴먼명조"/>
-                <w:b/>
-                <w:sz w:val="18"/>
-                <w:w w:val="97"/>
-              </w:rPr>
-              <w:t>Content</w:t>
-            </w:r>
-          </w:p>
-        </w:tc>
-        <w:tc>
-          <w:tcPr>
-            <w:tcW w:type="dxa" w:w="2479"/>
-          </w:tcPr>
-          <w:p>
-            <w:pPr>
-              <w:spacing w:line="240" w:lineRule="auto"/>
-              <w:jc w:val="center"/>
-            </w:pPr>
-            <w:r/>
-            <w:r>
-              <w:rPr>
-                <w:rFonts w:ascii="휴먼명조" w:eastAsia="휴먼명조" w:hAnsi="휴먼명조" w:cs="휴먼명조"/>
-                <w:b/>
-                <w:sz w:val="18"/>
-                <w:w w:val="97"/>
-              </w:rPr>
-              <w:t>Location in text</w:t>
-            </w:r>
-          </w:p>
-        </w:tc>
-      </w:tr>
-      <w:tr>
-        <w:tc>
-          <w:tcPr>
-            <w:tcW w:type="dxa" w:w="2479"/>
-          </w:tcPr>
-          <w:p>
-            <w:pPr>
-              <w:spacing w:line="240" w:lineRule="auto"/>
-              <w:jc w:val="center"/>
-            </w:pPr>
-            <w:r/>
-            <w:r>
-              <w:rPr>
-                <w:rFonts w:ascii="휴먼명조" w:eastAsia="휴먼명조" w:hAnsi="휴먼명조" w:cs="휴먼명조"/>
-                <w:b w:val="0"/>
-                <w:sz w:val="18"/>
-                <w:w w:val="97"/>
-              </w:rPr>
-              <w:t>results/phase1_baseline/</w:t>
-            </w:r>
-          </w:p>
-        </w:tc>
-        <w:tc>
-          <w:tcPr>
-            <w:tcW w:type="dxa" w:w="2479"/>
-          </w:tcPr>
-          <w:p>
-            <w:pPr>
-              <w:spacing w:line="240" w:lineRule="auto"/>
-              <w:jc w:val="center"/>
-            </w:pPr>
-            <w:r/>
-            <w:r>
-              <w:rPr>
-                <w:rFonts w:ascii="휴먼명조" w:eastAsia="휴먼명조" w:hAnsi="휴먼명조" w:cs="휴먼명조"/>
-                <w:b w:val="0"/>
-                <w:sz w:val="18"/>
-                <w:w w:val="97"/>
-              </w:rPr>
-              <w:t>Raw results for 12 conditions (4 models × 3 datasets, seed 42)</w:t>
-            </w:r>
-          </w:p>
-        </w:tc>
-        <w:tc>
-          <w:tcPr>
-            <w:tcW w:type="dxa" w:w="2479"/>
-          </w:tcPr>
-          <w:p>
-            <w:pPr>
-              <w:spacing w:line="240" w:lineRule="auto"/>
-              <w:jc w:val="center"/>
-            </w:pPr>
-            <w:r/>
-            <w:r>
-              <w:rPr>
-                <w:rFonts w:ascii="휴먼명조" w:eastAsia="휴먼명조" w:hAnsi="휴먼명조" w:cs="휴먼명조"/>
-                <w:b w:val="0"/>
-                <w:sz w:val="18"/>
-                <w:w w:val="97"/>
-              </w:rPr>
-              <w:t>Table 4.1</w:t>
-            </w:r>
-          </w:p>
-        </w:tc>
-      </w:tr>
-      <w:tr>
-        <w:tc>
-          <w:tcPr>
-            <w:tcW w:type="dxa" w:w="2479"/>
-          </w:tcPr>
-          <w:p>
-            <w:pPr>
-              <w:spacing w:line="240" w:lineRule="auto"/>
-              <w:jc w:val="center"/>
-            </w:pPr>
-            <w:r/>
-            <w:r>
-              <w:rPr>
-                <w:rFonts w:ascii="휴먼명조" w:eastAsia="휴먼명조" w:hAnsi="휴먼명조" w:cs="휴먼명조"/>
-                <w:b w:val="0"/>
-                <w:sz w:val="18"/>
-                <w:w w:val="97"/>
-              </w:rPr>
-              <w:t>results/phase1_baseline/phase1_robustness.md</w:t>
-            </w:r>
-          </w:p>
-        </w:tc>
-        <w:tc>
-          <w:tcPr>
-            <w:tcW w:type="dxa" w:w="2479"/>
-          </w:tcPr>
-          <w:p>
-            <w:pPr>
-              <w:spacing w:line="240" w:lineRule="auto"/>
-              <w:jc w:val="center"/>
-            </w:pPr>
-            <w:r/>
-            <w:r>
-              <w:rPr>
-                <w:rFonts w:ascii="휴먼명조" w:eastAsia="휴먼명조" w:hAnsi="휴먼명조" w:cs="휴먼명조"/>
-                <w:b w:val="0"/>
-                <w:sz w:val="18"/>
-                <w:w w:val="97"/>
-              </w:rPr>
-              <w:t>Min-K% contamination robustness re-test</w:t>
-            </w:r>
-          </w:p>
-        </w:tc>
-        <w:tc>
-          <w:tcPr>
-            <w:tcW w:type="dxa" w:w="2479"/>
-          </w:tcPr>
-          <w:p>
-            <w:pPr>
-              <w:spacing w:line="240" w:lineRule="auto"/>
-              <w:jc w:val="center"/>
-            </w:pPr>
-            <w:r/>
-            <w:r>
-              <w:rPr>
-                <w:rFonts w:ascii="휴먼명조" w:eastAsia="휴먼명조" w:hAnsi="휴먼명조" w:cs="휴먼명조"/>
-                <w:b w:val="0"/>
-                <w:sz w:val="18"/>
-                <w:w w:val="97"/>
-              </w:rPr>
-              <w:t>4.1.1</w:t>
-            </w:r>
-          </w:p>
-        </w:tc>
-      </w:tr>
-    </w:tbl>
-    <w:p>
-      <w:pPr>
-        <w:spacing w:line="384" w:lineRule="auto" w:after="0"/>
-        <w:jc w:val="both"/>
-      </w:pPr>
-      <w:r>
-        <w:rPr>
-          <w:rFonts w:ascii="휴먼명조" w:eastAsia="휴먼명조" w:hAnsi="휴먼명조" w:cs="휴먼명조"/>
-          <w:b w:val="0"/>
-          <w:sz w:val="22"/>
-          <w:w w:val="97"/>
-        </w:rPr>
+        <w:t>(i) Inert parameter</w:t>
+      </w:r>
+      <w:r>
+        <w:rPr>
+          <w:rFonts w:ascii="휴먼명조" w:eastAsia="휴먼명조" w:hAnsi="휴먼명조" w:cs="휴먼명조"/>
+          <w:b w:val="0"/>
+          <w:sz w:val="22"/>
+          <w:w w:val="97"/>
+        </w:rPr>
+        <w:t>: epochs appears in both the search space and the guidance, yet the implementation (src/autoresearch/agent.py) discards the proposed value and fixes max_steps=200.</w:t>
       </w:r>
     </w:p>
     <w:p>
@@ -23353,292 +23946,16 @@
           <w:sz w:val="22"/>
           <w:w w:val="97"/>
         </w:rPr>
-        <w:t>Phase 2 — QLoRA fine-tuning</w:t>
-      </w:r>
-    </w:p>
-    <w:tbl>
-      <w:tblPr>
-        <w:tblW w:type="auto" w:w="0"/>
-        <w:tblLook w:firstColumn="1" w:firstRow="1" w:lastColumn="0" w:lastRow="0" w:noHBand="0" w:noVBand="1" w:val="04A0"/>
-      </w:tblPr>
-      <w:tblGrid>
-        <w:gridCol w:w="2479"/>
-        <w:gridCol w:w="2479"/>
-        <w:gridCol w:w="2479"/>
-      </w:tblGrid>
-      <w:tr>
-        <w:tc>
-          <w:tcPr>
-            <w:tcW w:type="dxa" w:w="2479"/>
-          </w:tcPr>
-          <w:p>
-            <w:pPr>
-              <w:spacing w:line="240" w:lineRule="auto"/>
-              <w:jc w:val="center"/>
-            </w:pPr>
-            <w:r/>
-            <w:r>
-              <w:rPr>
-                <w:rFonts w:ascii="휴먼명조" w:eastAsia="휴먼명조" w:hAnsi="휴먼명조" w:cs="휴먼명조"/>
-                <w:b/>
-                <w:sz w:val="18"/>
-                <w:w w:val="97"/>
-              </w:rPr>
-              <w:t>File</w:t>
-            </w:r>
-          </w:p>
-        </w:tc>
-        <w:tc>
-          <w:tcPr>
-            <w:tcW w:type="dxa" w:w="2479"/>
-          </w:tcPr>
-          <w:p>
-            <w:pPr>
-              <w:spacing w:line="240" w:lineRule="auto"/>
-              <w:jc w:val="center"/>
-            </w:pPr>
-            <w:r/>
-            <w:r>
-              <w:rPr>
-                <w:rFonts w:ascii="휴먼명조" w:eastAsia="휴먼명조" w:hAnsi="휴먼명조" w:cs="휴먼명조"/>
-                <w:b/>
-                <w:sz w:val="18"/>
-                <w:w w:val="97"/>
-              </w:rPr>
-              <w:t>Content</w:t>
-            </w:r>
-          </w:p>
-        </w:tc>
-        <w:tc>
-          <w:tcPr>
-            <w:tcW w:type="dxa" w:w="2479"/>
-          </w:tcPr>
-          <w:p>
-            <w:pPr>
-              <w:spacing w:line="240" w:lineRule="auto"/>
-              <w:jc w:val="center"/>
-            </w:pPr>
-            <w:r/>
-            <w:r>
-              <w:rPr>
-                <w:rFonts w:ascii="휴먼명조" w:eastAsia="휴먼명조" w:hAnsi="휴먼명조" w:cs="휴먼명조"/>
-                <w:b/>
-                <w:sz w:val="18"/>
-                <w:w w:val="97"/>
-              </w:rPr>
-              <w:t>Location in text</w:t>
-            </w:r>
-          </w:p>
-        </w:tc>
-      </w:tr>
-      <w:tr>
-        <w:tc>
-          <w:tcPr>
-            <w:tcW w:type="dxa" w:w="2479"/>
-          </w:tcPr>
-          <w:p>
-            <w:pPr>
-              <w:spacing w:line="240" w:lineRule="auto"/>
-              <w:jc w:val="center"/>
-            </w:pPr>
-            <w:r/>
-            <w:r>
-              <w:rPr>
-                <w:rFonts w:ascii="휴먼명조" w:eastAsia="휴먼명조" w:hAnsi="휴먼명조" w:cs="휴먼명조"/>
-                <w:b w:val="0"/>
-                <w:sz w:val="18"/>
-                <w:w w:val="97"/>
-              </w:rPr>
-              <w:t>results/phase2_finetune/phase2_summary.csv</w:t>
-            </w:r>
-          </w:p>
-        </w:tc>
-        <w:tc>
-          <w:tcPr>
-            <w:tcW w:type="dxa" w:w="2479"/>
-          </w:tcPr>
-          <w:p>
-            <w:pPr>
-              <w:spacing w:line="240" w:lineRule="auto"/>
-              <w:jc w:val="center"/>
-            </w:pPr>
-            <w:r/>
-            <w:r>
-              <w:rPr>
-                <w:rFonts w:ascii="휴먼명조" w:eastAsia="휴먼명조" w:hAnsi="휴먼명조" w:cs="휴먼명조"/>
-                <w:b w:val="0"/>
-                <w:sz w:val="18"/>
-                <w:w w:val="97"/>
-              </w:rPr>
-              <w:t>Summary of 75 conditions (36 main + 39 ablation)</w:t>
-            </w:r>
-          </w:p>
-        </w:tc>
-        <w:tc>
-          <w:tcPr>
-            <w:tcW w:type="dxa" w:w="2479"/>
-          </w:tcPr>
-          <w:p>
-            <w:pPr>
-              <w:spacing w:line="240" w:lineRule="auto"/>
-              <w:jc w:val="center"/>
-            </w:pPr>
-            <w:r/>
-            <w:r>
-              <w:rPr>
-                <w:rFonts w:ascii="휴먼명조" w:eastAsia="휴먼명조" w:hAnsi="휴먼명조" w:cs="휴먼명조"/>
-                <w:b w:val="0"/>
-                <w:sz w:val="18"/>
-                <w:w w:val="97"/>
-              </w:rPr>
-              <w:t>Tables 4.2, 4.2a, 4.2b, 4.2c</w:t>
-            </w:r>
-          </w:p>
-        </w:tc>
-      </w:tr>
-      <w:tr>
-        <w:tc>
-          <w:tcPr>
-            <w:tcW w:type="dxa" w:w="2479"/>
-          </w:tcPr>
-          <w:p>
-            <w:pPr>
-              <w:spacing w:line="240" w:lineRule="auto"/>
-              <w:jc w:val="center"/>
-            </w:pPr>
-            <w:r/>
-            <w:r>
-              <w:rPr>
-                <w:rFonts w:ascii="휴먼명조" w:eastAsia="휴먼명조" w:hAnsi="휴먼명조" w:cs="휴먼명조"/>
-                <w:b w:val="0"/>
-                <w:sz w:val="18"/>
-                <w:w w:val="97"/>
-              </w:rPr>
-              <w:t>results/phase2_finetune/phase2_rq2_analysis.md</w:t>
-            </w:r>
-          </w:p>
-        </w:tc>
-        <w:tc>
-          <w:tcPr>
-            <w:tcW w:type="dxa" w:w="2479"/>
-          </w:tcPr>
-          <w:p>
-            <w:pPr>
-              <w:spacing w:line="240" w:lineRule="auto"/>
-              <w:jc w:val="center"/>
-            </w:pPr>
-            <w:r/>
-            <w:r>
-              <w:rPr>
-                <w:rFonts w:ascii="휴먼명조" w:eastAsia="휴먼명조" w:hAnsi="휴먼명조" w:cs="휴먼명조"/>
-                <w:b w:val="0"/>
-                <w:sz w:val="18"/>
-                <w:w w:val="97"/>
-              </w:rPr>
-              <w:t>RQ2 triple verification + Mixed-Effects Model</w:t>
-            </w:r>
-          </w:p>
-        </w:tc>
-        <w:tc>
-          <w:tcPr>
-            <w:tcW w:type="dxa" w:w="2479"/>
-          </w:tcPr>
-          <w:p>
-            <w:pPr>
-              <w:spacing w:line="240" w:lineRule="auto"/>
-              <w:jc w:val="center"/>
-            </w:pPr>
-            <w:r/>
-            <w:r>
-              <w:rPr>
-                <w:rFonts w:ascii="휴먼명조" w:eastAsia="휴먼명조" w:hAnsi="휴먼명조" w:cs="휴먼명조"/>
-                <w:b w:val="0"/>
-                <w:sz w:val="18"/>
-                <w:w w:val="97"/>
-              </w:rPr>
-              <w:t>4.2.1</w:t>
-            </w:r>
-          </w:p>
-        </w:tc>
-      </w:tr>
-      <w:tr>
-        <w:tc>
-          <w:tcPr>
-            <w:tcW w:type="dxa" w:w="2479"/>
-          </w:tcPr>
-          <w:p>
-            <w:pPr>
-              <w:spacing w:line="240" w:lineRule="auto"/>
-              <w:jc w:val="center"/>
-            </w:pPr>
-            <w:r/>
-            <w:r>
-              <w:rPr>
-                <w:rFonts w:ascii="휴먼명조" w:eastAsia="휴먼명조" w:hAnsi="휴먼명조" w:cs="휴먼명조"/>
-                <w:b w:val="0"/>
-                <w:sz w:val="18"/>
-                <w:w w:val="97"/>
-              </w:rPr>
-              <w:t>results/phase2_finetune/cross_dataset_cf_summary.md</w:t>
-            </w:r>
-          </w:p>
-        </w:tc>
-        <w:tc>
-          <w:tcPr>
-            <w:tcW w:type="dxa" w:w="2479"/>
-          </w:tcPr>
-          <w:p>
-            <w:pPr>
-              <w:spacing w:line="240" w:lineRule="auto"/>
-              <w:jc w:val="center"/>
-            </w:pPr>
-            <w:r/>
-            <w:r>
-              <w:rPr>
-                <w:rFonts w:ascii="휴먼명조" w:eastAsia="휴먼명조" w:hAnsi="휴먼명조" w:cs="휴먼명조"/>
-                <w:b w:val="0"/>
-                <w:sz w:val="18"/>
-                <w:w w:val="97"/>
-              </w:rPr>
-              <w:t>72 cross-dataset CF conditions</w:t>
-            </w:r>
-          </w:p>
-        </w:tc>
-        <w:tc>
-          <w:tcPr>
-            <w:tcW w:type="dxa" w:w="2479"/>
-          </w:tcPr>
-          <w:p>
-            <w:pPr>
-              <w:spacing w:line="240" w:lineRule="auto"/>
-              <w:jc w:val="center"/>
-            </w:pPr>
-            <w:r/>
-            <w:r>
-              <w:rPr>
-                <w:rFonts w:ascii="휴먼명조" w:eastAsia="휴먼명조" w:hAnsi="휴먼명조" w:cs="휴먼명조"/>
-                <w:b w:val="0"/>
-                <w:sz w:val="18"/>
-                <w:w w:val="97"/>
-              </w:rPr>
-              <w:t>Table 4.2e</w:t>
-            </w:r>
-          </w:p>
-        </w:tc>
-      </w:tr>
-    </w:tbl>
-    <w:p>
-      <w:pPr>
-        <w:spacing w:line="384" w:lineRule="auto" w:after="0"/>
-        <w:jc w:val="both"/>
-      </w:pPr>
-      <w:r>
-        <w:rPr>
-          <w:rFonts w:ascii="휴먼명조" w:eastAsia="휴먼명조" w:hAnsi="휴먼명조" w:cs="휴먼명조"/>
-          <w:b w:val="0"/>
-          <w:sz w:val="22"/>
-          <w:w w:val="97"/>
-        </w:rPr>
+        <w:t>(ii) Budget mismatch</w:t>
+      </w:r>
+      <w:r>
+        <w:rPr>
+          <w:rFonts w:ascii="휴먼명조" w:eastAsia="휴먼명조" w:hAnsi="휴먼명조" w:cs="휴먼명조"/>
+          <w:b w:val="0"/>
+          <w:sz w:val="22"/>
+          <w:w w:val="97"/>
+        </w:rPr>
+        <w:t>: the actual budget is 20 trials per repeat, so "Late refinement (trials 20+)" never triggers, and about 75% of the budget falls in the interval instructing the agent to "take the best configuration and vary 1-2 parameters."</w:t>
       </w:r>
     </w:p>
     <w:p>
@@ -23654,502 +23971,41 @@
           <w:sz w:val="22"/>
           <w:w w:val="97"/>
         </w:rPr>
-        <w:t>Phase 3 — Autonomous hyperparameter optimization</w:t>
-      </w:r>
-    </w:p>
-    <w:tbl>
-      <w:tblPr>
-        <w:tblW w:type="auto" w:w="0"/>
-        <w:tblLook w:firstColumn="1" w:firstRow="1" w:lastColumn="0" w:lastRow="0" w:noHBand="0" w:noVBand="1" w:val="04A0"/>
-      </w:tblPr>
-      <w:tblGrid>
-        <w:gridCol w:w="2479"/>
-        <w:gridCol w:w="2479"/>
-        <w:gridCol w:w="2479"/>
-      </w:tblGrid>
-      <w:tr>
-        <w:tc>
-          <w:tcPr>
-            <w:tcW w:type="dxa" w:w="2479"/>
-          </w:tcPr>
-          <w:p>
-            <w:pPr>
-              <w:spacing w:line="240" w:lineRule="auto"/>
-              <w:jc w:val="center"/>
-            </w:pPr>
-            <w:r/>
-            <w:r>
-              <w:rPr>
-                <w:rFonts w:ascii="휴먼명조" w:eastAsia="휴먼명조" w:hAnsi="휴먼명조" w:cs="휴먼명조"/>
-                <w:b/>
-                <w:sz w:val="18"/>
-                <w:w w:val="97"/>
-              </w:rPr>
-              <w:t>File</w:t>
-            </w:r>
-          </w:p>
-        </w:tc>
-        <w:tc>
-          <w:tcPr>
-            <w:tcW w:type="dxa" w:w="2479"/>
-          </w:tcPr>
-          <w:p>
-            <w:pPr>
-              <w:spacing w:line="240" w:lineRule="auto"/>
-              <w:jc w:val="center"/>
-            </w:pPr>
-            <w:r/>
-            <w:r>
-              <w:rPr>
-                <w:rFonts w:ascii="휴먼명조" w:eastAsia="휴먼명조" w:hAnsi="휴먼명조" w:cs="휴먼명조"/>
-                <w:b/>
-                <w:sz w:val="18"/>
-                <w:w w:val="97"/>
-              </w:rPr>
-              <w:t>Content</w:t>
-            </w:r>
-          </w:p>
-        </w:tc>
-        <w:tc>
-          <w:tcPr>
-            <w:tcW w:type="dxa" w:w="2479"/>
-          </w:tcPr>
-          <w:p>
-            <w:pPr>
-              <w:spacing w:line="240" w:lineRule="auto"/>
-              <w:jc w:val="center"/>
-            </w:pPr>
-            <w:r/>
-            <w:r>
-              <w:rPr>
-                <w:rFonts w:ascii="휴먼명조" w:eastAsia="휴먼명조" w:hAnsi="휴먼명조" w:cs="휴먼명조"/>
-                <w:b/>
-                <w:sz w:val="18"/>
-                <w:w w:val="97"/>
-              </w:rPr>
-              <w:t>Location in text</w:t>
-            </w:r>
-          </w:p>
-        </w:tc>
-      </w:tr>
-      <w:tr>
-        <w:tc>
-          <w:tcPr>
-            <w:tcW w:type="dxa" w:w="2479"/>
-          </w:tcPr>
-          <w:p>
-            <w:pPr>
-              <w:spacing w:line="240" w:lineRule="auto"/>
-              <w:jc w:val="center"/>
-            </w:pPr>
-            <w:r/>
-            <w:r>
-              <w:rPr>
-                <w:rFonts w:ascii="휴먼명조" w:eastAsia="휴먼명조" w:hAnsi="휴먼명조" w:cs="휴먼명조"/>
-                <w:b w:val="0"/>
-                <w:sz w:val="18"/>
-                <w:w w:val="97"/>
-              </w:rPr>
-              <w:t>results/phase3_autoresearch/results.tsv</w:t>
-            </w:r>
-          </w:p>
-        </w:tc>
-        <w:tc>
-          <w:tcPr>
-            <w:tcW w:type="dxa" w:w="2479"/>
-          </w:tcPr>
-          <w:p>
-            <w:pPr>
-              <w:spacing w:line="240" w:lineRule="auto"/>
-              <w:jc w:val="center"/>
-            </w:pPr>
-            <w:r/>
-            <w:r>
-              <w:rPr>
-                <w:rFonts w:ascii="휴먼명조" w:eastAsia="휴먼명조" w:hAnsi="휴먼명조" w:cs="휴먼명조"/>
-                <w:b w:val="0"/>
-                <w:sz w:val="18"/>
-                <w:w w:val="97"/>
-              </w:rPr>
-              <w:t>Complete record of 610 trials (hyperparameters, performance, rationale)</w:t>
-            </w:r>
-          </w:p>
-        </w:tc>
-        <w:tc>
-          <w:tcPr>
-            <w:tcW w:type="dxa" w:w="2479"/>
-          </w:tcPr>
-          <w:p>
-            <w:pPr>
-              <w:spacing w:line="240" w:lineRule="auto"/>
-              <w:jc w:val="center"/>
-            </w:pPr>
-            <w:r/>
-            <w:r>
-              <w:rPr>
-                <w:rFonts w:ascii="휴먼명조" w:eastAsia="휴먼명조" w:hAnsi="휴먼명조" w:cs="휴먼명조"/>
-                <w:b w:val="0"/>
-                <w:sz w:val="18"/>
-                <w:w w:val="97"/>
-              </w:rPr>
-              <w:t>Throughout 4.3</w:t>
-            </w:r>
-          </w:p>
-        </w:tc>
-      </w:tr>
-      <w:tr>
-        <w:tc>
-          <w:tcPr>
-            <w:tcW w:type="dxa" w:w="2479"/>
-          </w:tcPr>
-          <w:p>
-            <w:pPr>
-              <w:spacing w:line="240" w:lineRule="auto"/>
-              <w:jc w:val="center"/>
-            </w:pPr>
-            <w:r/>
-            <w:r>
-              <w:rPr>
-                <w:rFonts w:ascii="휴먼명조" w:eastAsia="휴먼명조" w:hAnsi="휴먼명조" w:cs="휴먼명조"/>
-                <w:b w:val="0"/>
-                <w:sz w:val="18"/>
-                <w:w w:val="97"/>
-              </w:rPr>
-              <w:t>results/phase3_autoresearch/phase3_rq3_analysis.md / .json</w:t>
-            </w:r>
-          </w:p>
-        </w:tc>
-        <w:tc>
-          <w:tcPr>
-            <w:tcW w:type="dxa" w:w="2479"/>
-          </w:tcPr>
-          <w:p>
-            <w:pPr>
-              <w:spacing w:line="240" w:lineRule="auto"/>
-              <w:jc w:val="center"/>
-            </w:pPr>
-            <w:r/>
-            <w:r>
-              <w:rPr>
-                <w:rFonts w:ascii="휴먼명조" w:eastAsia="휴먼명조" w:hAnsi="휴먼명조" w:cs="휴먼명조"/>
-                <w:b w:val="0"/>
-                <w:sz w:val="18"/>
-                <w:w w:val="97"/>
-              </w:rPr>
-              <w:t>Run-level Kruskal-Wallis, Mann-Whitney, bootstrap CI</w:t>
-            </w:r>
-          </w:p>
-        </w:tc>
-        <w:tc>
-          <w:tcPr>
-            <w:tcW w:type="dxa" w:w="2479"/>
-          </w:tcPr>
-          <w:p>
-            <w:pPr>
-              <w:spacing w:line="240" w:lineRule="auto"/>
-              <w:jc w:val="center"/>
-            </w:pPr>
-            <w:r/>
-            <w:r>
-              <w:rPr>
-                <w:rFonts w:ascii="휴먼명조" w:eastAsia="휴먼명조" w:hAnsi="휴먼명조" w:cs="휴먼명조"/>
-                <w:b w:val="0"/>
-                <w:sz w:val="18"/>
-                <w:w w:val="97"/>
-              </w:rPr>
-              <w:t>Table 4.3, 4.3.1</w:t>
-            </w:r>
-          </w:p>
-        </w:tc>
-      </w:tr>
-      <w:tr>
-        <w:tc>
-          <w:tcPr>
-            <w:tcW w:type="dxa" w:w="2479"/>
-          </w:tcPr>
-          <w:p>
-            <w:pPr>
-              <w:spacing w:line="240" w:lineRule="auto"/>
-              <w:jc w:val="center"/>
-            </w:pPr>
-            <w:r/>
-            <w:r>
-              <w:rPr>
-                <w:rFonts w:ascii="휴먼명조" w:eastAsia="휴먼명조" w:hAnsi="휴먼명조" w:cs="휴먼명조"/>
-                <w:b w:val="0"/>
-                <w:sz w:val="18"/>
-                <w:w w:val="97"/>
-              </w:rPr>
-              <w:t>results/phase3_autoresearch/phase3_summary.txt</w:t>
-            </w:r>
-          </w:p>
-        </w:tc>
-        <w:tc>
-          <w:tcPr>
-            <w:tcW w:type="dxa" w:w="2479"/>
-          </w:tcPr>
-          <w:p>
-            <w:pPr>
-              <w:spacing w:line="240" w:lineRule="auto"/>
-              <w:jc w:val="center"/>
-            </w:pPr>
-            <w:r/>
-            <w:r>
-              <w:rPr>
-                <w:rFonts w:ascii="휴먼명조" w:eastAsia="휴먼명조" w:hAnsi="휴먼명조" w:cs="휴먼명조"/>
-                <w:b w:val="0"/>
-                <w:sz w:val="18"/>
-                <w:w w:val="97"/>
-              </w:rPr>
-              <w:t>Best trial and distribution statistics per strategy</w:t>
-            </w:r>
-          </w:p>
-        </w:tc>
-        <w:tc>
-          <w:tcPr>
-            <w:tcW w:type="dxa" w:w="2479"/>
-          </w:tcPr>
-          <w:p>
-            <w:pPr>
-              <w:spacing w:line="240" w:lineRule="auto"/>
-              <w:jc w:val="center"/>
-            </w:pPr>
-            <w:r/>
-            <w:r>
-              <w:rPr>
-                <w:rFonts w:ascii="휴먼명조" w:eastAsia="휴먼명조" w:hAnsi="휴먼명조" w:cs="휴먼명조"/>
-                <w:b w:val="0"/>
-                <w:sz w:val="18"/>
-                <w:w w:val="97"/>
-              </w:rPr>
-              <w:t>Tables 4.3a, 4.3c</w:t>
-            </w:r>
-          </w:p>
-        </w:tc>
-      </w:tr>
-      <w:tr>
-        <w:tc>
-          <w:tcPr>
-            <w:tcW w:type="dxa" w:w="2479"/>
-          </w:tcPr>
-          <w:p>
-            <w:pPr>
-              <w:spacing w:line="240" w:lineRule="auto"/>
-              <w:jc w:val="center"/>
-            </w:pPr>
-            <w:r/>
-            <w:r>
-              <w:rPr>
-                <w:rFonts w:ascii="휴먼명조" w:eastAsia="휴먼명조" w:hAnsi="휴먼명조" w:cs="휴먼명조"/>
-                <w:b w:val="0"/>
-                <w:sz w:val="18"/>
-                <w:w w:val="97"/>
-              </w:rPr>
-              <w:t>results/phase3_autoresearch/phase3_anytime_curve.csv</w:t>
-            </w:r>
-          </w:p>
-        </w:tc>
-        <w:tc>
-          <w:tcPr>
-            <w:tcW w:type="dxa" w:w="2479"/>
-          </w:tcPr>
-          <w:p>
-            <w:pPr>
-              <w:spacing w:line="240" w:lineRule="auto"/>
-              <w:jc w:val="center"/>
-            </w:pPr>
-            <w:r/>
-            <w:r>
-              <w:rPr>
-                <w:rFonts w:ascii="휴먼명조" w:eastAsia="휴먼명조" w:hAnsi="휴먼명조" w:cs="휴먼명조"/>
-                <w:b w:val="0"/>
-                <w:sz w:val="18"/>
-                <w:w w:val="97"/>
-              </w:rPr>
-              <w:t>Raw figures of the anytime curve (per-trial median, IQR, n)</w:t>
-            </w:r>
-          </w:p>
-        </w:tc>
-        <w:tc>
-          <w:tcPr>
-            <w:tcW w:type="dxa" w:w="2479"/>
-          </w:tcPr>
-          <w:p>
-            <w:pPr>
-              <w:spacing w:line="240" w:lineRule="auto"/>
-              <w:jc w:val="center"/>
-            </w:pPr>
-            <w:r/>
-            <w:r>
-              <w:rPr>
-                <w:rFonts w:ascii="휴먼명조" w:eastAsia="휴먼명조" w:hAnsi="휴먼명조" w:cs="휴먼명조"/>
-                <w:b w:val="0"/>
-                <w:sz w:val="18"/>
-                <w:w w:val="97"/>
-              </w:rPr>
-              <w:t>4.3.3</w:t>
-            </w:r>
-          </w:p>
-        </w:tc>
-      </w:tr>
-      <w:tr>
-        <w:tc>
-          <w:tcPr>
-            <w:tcW w:type="dxa" w:w="2479"/>
-          </w:tcPr>
-          <w:p>
-            <w:pPr>
-              <w:spacing w:line="240" w:lineRule="auto"/>
-              <w:jc w:val="center"/>
-            </w:pPr>
-            <w:r/>
-            <w:r>
-              <w:rPr>
-                <w:rFonts w:ascii="휴먼명조" w:eastAsia="휴먼명조" w:hAnsi="휴먼명조" w:cs="휴먼명조"/>
-                <w:b w:val="0"/>
-                <w:sz w:val="18"/>
-                <w:w w:val="97"/>
-              </w:rPr>
-              <w:t>results/phase3_autoresearch/phase3_anytime_summary.md</w:t>
-            </w:r>
-          </w:p>
-        </w:tc>
-        <w:tc>
-          <w:tcPr>
-            <w:tcW w:type="dxa" w:w="2479"/>
-          </w:tcPr>
-          <w:p>
-            <w:pPr>
-              <w:spacing w:line="240" w:lineRule="auto"/>
-              <w:jc w:val="center"/>
-            </w:pPr>
-            <w:r/>
-            <w:r>
-              <w:rPr>
-                <w:rFonts w:ascii="휴먼명조" w:eastAsia="휴먼명조" w:hAnsi="휴먼명조" w:cs="휴먼명조"/>
-                <w:b w:val="0"/>
-                <w:sz w:val="18"/>
-                <w:w w:val="97"/>
-              </w:rPr>
-              <w:t>Summary of when best performance was reached</w:t>
-            </w:r>
-          </w:p>
-        </w:tc>
-        <w:tc>
-          <w:tcPr>
-            <w:tcW w:type="dxa" w:w="2479"/>
-          </w:tcPr>
-          <w:p>
-            <w:pPr>
-              <w:spacing w:line="240" w:lineRule="auto"/>
-              <w:jc w:val="center"/>
-            </w:pPr>
-            <w:r/>
-            <w:r>
-              <w:rPr>
-                <w:rFonts w:ascii="휴먼명조" w:eastAsia="휴먼명조" w:hAnsi="휴먼명조" w:cs="휴먼명조"/>
-                <w:b w:val="0"/>
-                <w:sz w:val="18"/>
-                <w:w w:val="97"/>
-              </w:rPr>
-              <w:t>Table 4.3b</w:t>
-            </w:r>
-          </w:p>
-        </w:tc>
-      </w:tr>
-      <w:tr>
-        <w:tc>
-          <w:tcPr>
-            <w:tcW w:type="dxa" w:w="2479"/>
-          </w:tcPr>
-          <w:p>
-            <w:pPr>
-              <w:spacing w:line="240" w:lineRule="auto"/>
-              <w:jc w:val="center"/>
-            </w:pPr>
-            <w:r/>
-            <w:r>
-              <w:rPr>
-                <w:rFonts w:ascii="휴먼명조" w:eastAsia="휴먼명조" w:hAnsi="휴먼명조" w:cs="휴먼명조"/>
-                <w:b w:val="0"/>
-                <w:sz w:val="18"/>
-                <w:w w:val="97"/>
-              </w:rPr>
-              <w:t>results/phase3_autoresearch/phase3_anytime.png / .pdf</w:t>
-            </w:r>
-          </w:p>
-        </w:tc>
-        <w:tc>
-          <w:tcPr>
-            <w:tcW w:type="dxa" w:w="2479"/>
-          </w:tcPr>
-          <w:p>
-            <w:pPr>
-              <w:spacing w:line="240" w:lineRule="auto"/>
-              <w:jc w:val="center"/>
-            </w:pPr>
-            <w:r/>
-            <w:r>
-              <w:rPr>
-                <w:rFonts w:ascii="휴먼명조" w:eastAsia="휴먼명조" w:hAnsi="휴먼명조" w:cs="휴먼명조"/>
-                <w:b w:val="0"/>
-                <w:sz w:val="18"/>
-                <w:w w:val="97"/>
-              </w:rPr>
-              <w:t>Anytime performance curve figure</w:t>
-            </w:r>
-          </w:p>
-        </w:tc>
-        <w:tc>
-          <w:tcPr>
-            <w:tcW w:type="dxa" w:w="2479"/>
-          </w:tcPr>
-          <w:p>
-            <w:pPr>
-              <w:spacing w:line="240" w:lineRule="auto"/>
-              <w:jc w:val="center"/>
-            </w:pPr>
-            <w:r/>
-            <w:r>
-              <w:rPr>
-                <w:rFonts w:ascii="휴먼명조" w:eastAsia="휴먼명조" w:hAnsi="휴먼명조" w:cs="휴먼명조"/>
-                <w:b w:val="0"/>
-                <w:sz w:val="18"/>
-                <w:w w:val="97"/>
-              </w:rPr>
-              <w:t>4.3.3</w:t>
-            </w:r>
-          </w:p>
-        </w:tc>
-      </w:tr>
-    </w:tbl>
-    <w:p>
-      <w:pPr>
-        <w:spacing w:line="384" w:lineRule="auto" w:after="0"/>
+        <w:t>(iii) Rationale prohibited</w:t>
+      </w:r>
+      <w:r>
+        <w:rPr>
+          <w:rFonts w:ascii="휴먼명조" w:eastAsia="휴먼명조" w:hAnsi="휴먼명조" w:cs="휴먼명조"/>
+          <w:b w:val="0"/>
+          <w:sz w:val="22"/>
+          <w:w w:val="97"/>
+        </w:rPr>
+        <w:t>: the prompt explicitly excludes the "interpretable search rationale" required by RQ3.</w:t>
+      </w:r>
+    </w:p>
+    <w:p>
+      <w:pPr>
+        <w:spacing w:line="384" w:lineRule="auto" w:after="0"/>
+        <w:ind w:firstLine="220"/>
         <w:jc w:val="both"/>
       </w:pPr>
       <w:r>
         <w:rPr>
           <w:rFonts w:ascii="휴먼명조" w:eastAsia="휴먼명조" w:hAnsi="휴먼명조" w:cs="휴먼명조"/>
-          <w:b w:val="0"/>
-          <w:sz w:val="22"/>
-          <w:w w:val="97"/>
-        </w:rPr>
-      </w:r>
-    </w:p>
-    <w:p>
-      <w:pPr>
-        <w:spacing w:line="384" w:lineRule="auto" w:after="0"/>
-        <w:jc w:val="left"/>
-      </w:pPr>
-      <w:r>
-        <w:rPr>
-          <w:rFonts w:ascii="휴먼명조" w:eastAsia="휴먼명조" w:hAnsi="휴먼명조" w:cs="휴먼명조"/>
-          <w:b w:val="0"/>
-          <w:sz w:val="20"/>
-          <w:w w:val="97"/>
-        </w:rPr>
-        <w:t>The agent_reasoning column of results.tsv contains quoted strings with embedded newlines, so it cannot be counted accurately with line-based tools such as wc -l. Aggregation and analysis should use ExperimentTracker (based on the csv module) in src/autoresearch/tracker.py.</w:t>
+          <w:b/>
+          <w:sz w:val="22"/>
+          <w:w w:val="97"/>
+        </w:rPr>
+        <w:t>Agent execution settings</w:t>
+      </w:r>
+      <w:r>
+        <w:rPr>
+          <w:rFonts w:ascii="휴먼명조" w:eastAsia="휴먼명조" w:hAnsi="휴먼명조" w:cs="휴먼명조"/>
+          <w:b w:val="0"/>
+          <w:sz w:val="22"/>
+          <w:w w:val="97"/>
+        </w:rPr>
+        <w:t>: model claude-sonnet-4-6, max_tokens=512, temperature=0 (verified in the records of all trials). Fixing the temperature and using 10 independent repeats mitigated API non-determinism (Section 5.3(4)).</w:t>
       </w:r>
     </w:p>
     <w:p>
@@ -24165,7 +24021,7 @@
           <w:sz w:val="28"/>
           <w:w w:val="97"/>
         </w:rPr>
-        <w:t>Appendix B. System Prompt of the Autoresearch Agent</w:t>
+        <w:t>Appendix B. Excerpts from the Autoresearch Rationale Logs</w:t>
       </w:r>
     </w:p>
     <w:p>
@@ -24181,7 +24037,7 @@
           <w:sz w:val="22"/>
           <w:w w:val="97"/>
         </w:rPr>
-        <w:t xml:space="preserve">The following is the full text of configs/autoresearch/program.md. It is reproduced verbatim because it is the evidence for the three configuration inconsistencies identified in Section 5.3(8). </w:t>
+        <w:t xml:space="preserve">Excerpted from the original text of the agent_reasoning column of results.tsv. Of the 200 completed trials, </w:t>
       </w:r>
       <w:r>
         <w:rPr>
@@ -24190,682 +24046,16 @@
           <w:sz w:val="22"/>
           <w:w w:val="97"/>
         </w:rPr>
-        <w:t>The annotated points are where the problems arise.</w:t>
-      </w:r>
-    </w:p>
-    <w:p>
-      <w:pPr>
-        <w:spacing w:line="384" w:lineRule="auto" w:after="0"/>
-        <w:jc w:val="left"/>
-      </w:pPr>
-      <w:r>
-        <w:rPr>
-          <w:rFonts w:ascii="굴림체" w:eastAsia="굴림체" w:hAnsi="굴림체" w:cs="굴림체"/>
-          <w:b w:val="0"/>
-          <w:sz w:val="18"/>
-          <w:w w:val="97"/>
-        </w:rPr>
-        <w:t># Autonomous HPO Agent - System Prompt</w:t>
-      </w:r>
-    </w:p>
-    <w:p>
-      <w:pPr>
-        <w:spacing w:line="384" w:lineRule="auto" w:after="0"/>
-        <w:jc w:val="left"/>
-      </w:pPr>
-      <w:r>
-        <w:rPr>
-          <w:rFonts w:ascii="굴림체" w:eastAsia="굴림체" w:hAnsi="굴림체" w:cs="굴림체"/>
-          <w:b w:val="0"/>
-          <w:sz w:val="18"/>
-          <w:w w:val="97"/>
-        </w:rPr>
-        <w:t xml:space="preserve"> </w:t>
-      </w:r>
-    </w:p>
-    <w:p>
-      <w:pPr>
-        <w:spacing w:line="384" w:lineRule="auto" w:after="0"/>
-        <w:jc w:val="left"/>
-      </w:pPr>
-      <w:r>
-        <w:rPr>
-          <w:rFonts w:ascii="굴림체" w:eastAsia="굴림체" w:hAnsi="굴림체" w:cs="굴림체"/>
-          <w:b w:val="0"/>
-          <w:sz w:val="18"/>
-          <w:w w:val="97"/>
-        </w:rPr>
-        <w:t>You are an autonomous hyperparameter optimization agent for medical VQA</w:t>
-      </w:r>
-    </w:p>
-    <w:p>
-      <w:pPr>
-        <w:spacing w:line="384" w:lineRule="auto" w:after="0"/>
-        <w:jc w:val="left"/>
-      </w:pPr>
-      <w:r>
-        <w:rPr>
-          <w:rFonts w:ascii="굴림체" w:eastAsia="굴림체" w:hAnsi="굴림체" w:cs="굴림체"/>
-          <w:b w:val="0"/>
-          <w:sz w:val="18"/>
-          <w:w w:val="97"/>
-        </w:rPr>
-        <w:t>fine-tuning research.</w:t>
-      </w:r>
-    </w:p>
-    <w:p>
-      <w:pPr>
-        <w:spacing w:line="384" w:lineRule="auto" w:after="0"/>
-        <w:jc w:val="left"/>
-      </w:pPr>
-      <w:r>
-        <w:rPr>
-          <w:rFonts w:ascii="굴림체" w:eastAsia="굴림체" w:hAnsi="굴림체" w:cs="굴림체"/>
-          <w:b w:val="0"/>
-          <w:sz w:val="18"/>
-          <w:w w:val="97"/>
-        </w:rPr>
-        <w:t xml:space="preserve"> </w:t>
-      </w:r>
-    </w:p>
-    <w:p>
-      <w:pPr>
-        <w:spacing w:line="384" w:lineRule="auto" w:after="0"/>
-        <w:jc w:val="left"/>
-      </w:pPr>
-      <w:r>
-        <w:rPr>
-          <w:rFonts w:ascii="굴림체" w:eastAsia="굴림체" w:hAnsi="굴림체" w:cs="굴림체"/>
-          <w:b w:val="0"/>
-          <w:sz w:val="18"/>
-          <w:w w:val="97"/>
-        </w:rPr>
-        <w:t>## Task</w:t>
-      </w:r>
-    </w:p>
-    <w:p>
-      <w:pPr>
-        <w:spacing w:line="384" w:lineRule="auto" w:after="0"/>
-        <w:jc w:val="left"/>
-      </w:pPr>
-      <w:r>
-        <w:rPr>
-          <w:rFonts w:ascii="굴림체" w:eastAsia="굴림체" w:hAnsi="굴림체" w:cs="굴림체"/>
-          <w:b w:val="0"/>
-          <w:sz w:val="18"/>
-          <w:w w:val="97"/>
-        </w:rPr>
-        <w:t>Given the history of previous QLoRA fine-tuning experiments, suggest the NEXT</w:t>
-      </w:r>
-    </w:p>
-    <w:p>
-      <w:pPr>
-        <w:spacing w:line="384" w:lineRule="auto" w:after="0"/>
-        <w:jc w:val="left"/>
-      </w:pPr>
-      <w:r>
-        <w:rPr>
-          <w:rFonts w:ascii="굴림체" w:eastAsia="굴림체" w:hAnsi="굴림체" w:cs="굴림체"/>
-          <w:b w:val="0"/>
-          <w:sz w:val="18"/>
-          <w:w w:val="97"/>
-        </w:rPr>
-        <w:t>hyperparameter configuration that is most likely to improve validation accuracy</w:t>
-      </w:r>
-    </w:p>
-    <w:p>
-      <w:pPr>
-        <w:spacing w:line="384" w:lineRule="auto" w:after="0"/>
-        <w:jc w:val="left"/>
-      </w:pPr>
-      <w:r>
-        <w:rPr>
-          <w:rFonts w:ascii="굴림체" w:eastAsia="굴림체" w:hAnsi="굴림체" w:cs="굴림체"/>
-          <w:b w:val="0"/>
-          <w:sz w:val="18"/>
-          <w:w w:val="97"/>
-        </w:rPr>
-        <w:t>on the PathVQA medical VQA dataset.</w:t>
-      </w:r>
-    </w:p>
-    <w:p>
-      <w:pPr>
-        <w:spacing w:line="384" w:lineRule="auto" w:after="0"/>
-        <w:jc w:val="left"/>
-      </w:pPr>
-      <w:r>
-        <w:rPr>
-          <w:rFonts w:ascii="굴림체" w:eastAsia="굴림체" w:hAnsi="굴림체" w:cs="굴림체"/>
-          <w:b w:val="0"/>
-          <w:sz w:val="18"/>
-          <w:w w:val="97"/>
-        </w:rPr>
-        <w:t xml:space="preserve"> </w:t>
-      </w:r>
-    </w:p>
-    <w:p>
-      <w:pPr>
-        <w:spacing w:line="384" w:lineRule="auto" w:after="0"/>
-        <w:jc w:val="left"/>
-      </w:pPr>
-      <w:r>
-        <w:rPr>
-          <w:rFonts w:ascii="굴림체" w:eastAsia="굴림체" w:hAnsi="굴림체" w:cs="굴림체"/>
-          <w:b w:val="0"/>
-          <w:sz w:val="18"/>
-          <w:w w:val="97"/>
-        </w:rPr>
-        <w:t>## Search Space</w:t>
-      </w:r>
-    </w:p>
-    <w:p>
-      <w:pPr>
-        <w:spacing w:line="384" w:lineRule="auto" w:after="0"/>
-        <w:jc w:val="left"/>
-      </w:pPr>
-      <w:r>
-        <w:rPr>
-          <w:rFonts w:ascii="굴림체" w:eastAsia="굴림체" w:hAnsi="굴림체" w:cs="굴림체"/>
-          <w:b w:val="0"/>
-          <w:sz w:val="18"/>
-          <w:w w:val="97"/>
-        </w:rPr>
-        <w:t>| Parameter        | Range                       | Type                     |</w:t>
-      </w:r>
-    </w:p>
-    <w:p>
-      <w:pPr>
-        <w:spacing w:line="384" w:lineRule="auto" w:after="0"/>
-        <w:jc w:val="left"/>
-      </w:pPr>
-      <w:r>
-        <w:rPr>
-          <w:rFonts w:ascii="굴림체" w:eastAsia="굴림체" w:hAnsi="굴림체" w:cs="굴림체"/>
-          <w:b w:val="0"/>
-          <w:sz w:val="18"/>
-          <w:w w:val="97"/>
-        </w:rPr>
-        <w:t>|------------------|-----------------------------|--------------------------|</w:t>
-      </w:r>
-    </w:p>
-    <w:p>
-      <w:pPr>
-        <w:spacing w:line="384" w:lineRule="auto" w:after="0"/>
-        <w:jc w:val="left"/>
-      </w:pPr>
-      <w:r>
-        <w:rPr>
-          <w:rFonts w:ascii="굴림체" w:eastAsia="굴림체" w:hAnsi="굴림체" w:cs="굴림체"/>
-          <w:b w:val="0"/>
-          <w:sz w:val="18"/>
-          <w:w w:val="97"/>
-        </w:rPr>
-        <w:t>| lora_rank        | {4, 8, 16, 32, 64}          | discrete                 |</w:t>
-      </w:r>
-    </w:p>
-    <w:p>
-      <w:pPr>
-        <w:spacing w:line="384" w:lineRule="auto" w:after="0"/>
-        <w:jc w:val="left"/>
-      </w:pPr>
-      <w:r>
-        <w:rPr>
-          <w:rFonts w:ascii="굴림체" w:eastAsia="굴림체" w:hAnsi="굴림체" w:cs="굴림체"/>
-          <w:b w:val="0"/>
-          <w:sz w:val="18"/>
-          <w:w w:val="97"/>
-        </w:rPr>
-        <w:t>| lora_alpha       | rank x {1, 2, 4}            | discrete                 |</w:t>
-      </w:r>
-    </w:p>
-    <w:p>
-      <w:pPr>
-        <w:spacing w:line="384" w:lineRule="auto" w:after="0"/>
-        <w:jc w:val="left"/>
-      </w:pPr>
-      <w:r>
-        <w:rPr>
-          <w:rFonts w:ascii="굴림체" w:eastAsia="굴림체" w:hAnsi="굴림체" w:cs="굴림체"/>
-          <w:b w:val="0"/>
-          <w:sz w:val="18"/>
-          <w:w w:val="97"/>
-        </w:rPr>
-        <w:t>| learning_rate    | [1e-5, 5e-4]                | continuous (log-scale)   |</w:t>
-      </w:r>
-    </w:p>
-    <w:p>
-      <w:pPr>
-        <w:spacing w:line="384" w:lineRule="auto" w:after="0"/>
-        <w:jc w:val="left"/>
-      </w:pPr>
-      <w:r>
-        <w:rPr>
-          <w:rFonts w:ascii="굴림체" w:eastAsia="굴림체" w:hAnsi="굴림체" w:cs="굴림체"/>
-          <w:b w:val="0"/>
-          <w:sz w:val="18"/>
-          <w:w w:val="97"/>
-        </w:rPr>
-        <w:t>| batch_size       | {1, 2, 4}                   | discrete                 |</w:t>
-      </w:r>
-    </w:p>
-    <w:p>
-      <w:pPr>
-        <w:spacing w:line="384" w:lineRule="auto" w:after="0"/>
-        <w:jc w:val="left"/>
-      </w:pPr>
-      <w:r>
-        <w:rPr>
-          <w:rFonts w:ascii="굴림체" w:eastAsia="굴림체" w:hAnsi="굴림체" w:cs="굴림체"/>
-          <w:b w:val="0"/>
-          <w:sz w:val="18"/>
-          <w:w w:val="97"/>
-        </w:rPr>
-        <w:t>| grad_accum_steps | {4, 8, 16}                  | discrete                 |</w:t>
-      </w:r>
-    </w:p>
-    <w:p>
-      <w:pPr>
-        <w:spacing w:line="384" w:lineRule="auto" w:after="0"/>
-        <w:jc w:val="left"/>
-      </w:pPr>
-      <w:r>
-        <w:rPr>
-          <w:rFonts w:ascii="굴림체" w:eastAsia="굴림체" w:hAnsi="굴림체" w:cs="굴림체"/>
-          <w:b w:val="0"/>
-          <w:sz w:val="18"/>
-          <w:w w:val="97"/>
-        </w:rPr>
-        <w:t>| warmup_ratio     | [0.0, 0.1]                  | continuous               |</w:t>
-      </w:r>
-    </w:p>
-    <w:p>
-      <w:pPr>
-        <w:spacing w:line="384" w:lineRule="auto" w:after="0"/>
-        <w:jc w:val="left"/>
-      </w:pPr>
-      <w:r>
-        <w:rPr>
-          <w:rFonts w:ascii="굴림체" w:eastAsia="굴림체" w:hAnsi="굴림체" w:cs="굴림체"/>
-          <w:b w:val="0"/>
-          <w:sz w:val="18"/>
-          <w:w w:val="97"/>
-        </w:rPr>
-        <w:t>| weight_decay     | [0.0, 0.1]                  | continuous               |</w:t>
-      </w:r>
-    </w:p>
-    <w:p>
-      <w:pPr>
-        <w:spacing w:line="384" w:lineRule="auto" w:after="0"/>
-        <w:jc w:val="left"/>
-      </w:pPr>
-      <w:r>
-        <w:rPr>
-          <w:rFonts w:ascii="굴림체" w:eastAsia="굴림체" w:hAnsi="굴림체" w:cs="굴림체"/>
-          <w:b w:val="0"/>
-          <w:sz w:val="18"/>
-          <w:w w:val="97"/>
-        </w:rPr>
-        <w:t>| lora_targets     | {"minimal","medium","full"} | categorical              |</w:t>
-      </w:r>
-    </w:p>
-    <w:p>
-      <w:pPr>
-        <w:spacing w:line="384" w:lineRule="auto" w:after="0"/>
-        <w:jc w:val="left"/>
-      </w:pPr>
-      <w:r>
-        <w:rPr>
-          <w:rFonts w:ascii="굴림체" w:eastAsia="굴림체" w:hAnsi="굴림체" w:cs="굴림체"/>
-          <w:b w:val="0"/>
-          <w:sz w:val="18"/>
-          <w:w w:val="97"/>
-        </w:rPr>
-        <w:t>| epochs           | {1, 2, 3, 5}                | discrete   &lt;- (i) inert  |</w:t>
-      </w:r>
-    </w:p>
-    <w:p>
-      <w:pPr>
-        <w:spacing w:line="384" w:lineRule="auto" w:after="0"/>
-        <w:jc w:val="left"/>
-      </w:pPr>
-      <w:r>
-        <w:rPr>
-          <w:rFonts w:ascii="굴림체" w:eastAsia="굴림체" w:hAnsi="굴림체" w:cs="굴림체"/>
-          <w:b w:val="0"/>
-          <w:sz w:val="18"/>
-          <w:w w:val="97"/>
-        </w:rPr>
-        <w:t xml:space="preserve"> </w:t>
-      </w:r>
-    </w:p>
-    <w:p>
-      <w:pPr>
-        <w:spacing w:line="384" w:lineRule="auto" w:after="0"/>
-        <w:jc w:val="left"/>
-      </w:pPr>
-      <w:r>
-        <w:rPr>
-          <w:rFonts w:ascii="굴림체" w:eastAsia="굴림체" w:hAnsi="굴림체" w:cs="굴림체"/>
-          <w:b w:val="0"/>
-          <w:sz w:val="18"/>
-          <w:w w:val="97"/>
-        </w:rPr>
-        <w:t>Where: minimal = [q_proj, v_proj] / medium = [q_proj, k_proj, v_proj, o_proj]</w:t>
-      </w:r>
-    </w:p>
-    <w:p>
-      <w:pPr>
-        <w:spacing w:line="384" w:lineRule="auto" w:after="0"/>
-        <w:jc w:val="left"/>
-      </w:pPr>
-      <w:r>
-        <w:rPr>
-          <w:rFonts w:ascii="굴림체" w:eastAsia="굴림체" w:hAnsi="굴림체" w:cs="굴림체"/>
-          <w:b w:val="0"/>
-          <w:sz w:val="18"/>
-          <w:w w:val="97"/>
-        </w:rPr>
-        <w:t xml:space="preserve">       full = all linear layers</w:t>
-      </w:r>
-    </w:p>
-    <w:p>
-      <w:pPr>
-        <w:spacing w:line="384" w:lineRule="auto" w:after="0"/>
-        <w:jc w:val="left"/>
-      </w:pPr>
-      <w:r>
-        <w:rPr>
-          <w:rFonts w:ascii="굴림체" w:eastAsia="굴림체" w:hAnsi="굴림체" w:cs="굴림체"/>
-          <w:b w:val="0"/>
-          <w:sz w:val="18"/>
-          <w:w w:val="97"/>
-        </w:rPr>
-        <w:t xml:space="preserve"> </w:t>
-      </w:r>
-    </w:p>
-    <w:p>
-      <w:pPr>
-        <w:spacing w:line="384" w:lineRule="auto" w:after="0"/>
-        <w:jc w:val="left"/>
-      </w:pPr>
-      <w:r>
-        <w:rPr>
-          <w:rFonts w:ascii="굴림체" w:eastAsia="굴림체" w:hAnsi="굴림체" w:cs="굴림체"/>
-          <w:b w:val="0"/>
-          <w:sz w:val="18"/>
-          <w:w w:val="97"/>
-        </w:rPr>
-        <w:t>## Strategy Guidelines</w:t>
-      </w:r>
-    </w:p>
-    <w:p>
-      <w:pPr>
-        <w:spacing w:line="384" w:lineRule="auto" w:after="0"/>
-        <w:jc w:val="left"/>
-      </w:pPr>
-      <w:r>
-        <w:rPr>
-          <w:rFonts w:ascii="굴림체" w:eastAsia="굴림체" w:hAnsi="굴림체" w:cs="굴림체"/>
-          <w:b w:val="0"/>
-          <w:sz w:val="18"/>
-          <w:w w:val="97"/>
-        </w:rPr>
-        <w:t>1. Early exploration (trials 0-5): Try diverse configurations to map the</w:t>
-      </w:r>
-    </w:p>
-    <w:p>
-      <w:pPr>
-        <w:spacing w:line="384" w:lineRule="auto" w:after="0"/>
-        <w:jc w:val="left"/>
-      </w:pPr>
-      <w:r>
-        <w:rPr>
-          <w:rFonts w:ascii="굴림체" w:eastAsia="굴림체" w:hAnsi="굴림체" w:cs="굴림체"/>
-          <w:b w:val="0"/>
-          <w:sz w:val="18"/>
-          <w:w w:val="97"/>
-        </w:rPr>
-        <w:t xml:space="preserve">   landscape. Vary multiple parameters at once.</w:t>
-      </w:r>
-    </w:p>
-    <w:p>
-      <w:pPr>
-        <w:spacing w:line="384" w:lineRule="auto" w:after="0"/>
-        <w:jc w:val="left"/>
-      </w:pPr>
-      <w:r>
-        <w:rPr>
-          <w:rFonts w:ascii="굴림체" w:eastAsia="굴림체" w:hAnsi="굴림체" w:cs="굴림체"/>
-          <w:b w:val="0"/>
-          <w:sz w:val="18"/>
-          <w:w w:val="97"/>
-        </w:rPr>
-        <w:t>2. Mid exploitation (trials 5-20): Focus on promising regions. Take the best</w:t>
-      </w:r>
-    </w:p>
-    <w:p>
-      <w:pPr>
-        <w:spacing w:line="384" w:lineRule="auto" w:after="0"/>
-        <w:jc w:val="left"/>
-      </w:pPr>
-      <w:r>
-        <w:rPr>
-          <w:rFonts w:ascii="굴림체" w:eastAsia="굴림체" w:hAnsi="굴림체" w:cs="굴림체"/>
-          <w:b w:val="0"/>
-          <w:sz w:val="18"/>
-          <w:w w:val="97"/>
-        </w:rPr>
-        <w:t xml:space="preserve">   configuration and vary 1-2 parameters at a time.     &lt;- (ii) budget mismatch</w:t>
-      </w:r>
-    </w:p>
-    <w:p>
-      <w:pPr>
-        <w:spacing w:line="384" w:lineRule="auto" w:after="0"/>
-        <w:jc w:val="left"/>
-      </w:pPr>
-      <w:r>
-        <w:rPr>
-          <w:rFonts w:ascii="굴림체" w:eastAsia="굴림체" w:hAnsi="굴림체" w:cs="굴림체"/>
-          <w:b w:val="0"/>
-          <w:sz w:val="18"/>
-          <w:w w:val="97"/>
-        </w:rPr>
-        <w:t>3. Late refinement (trials 20+): Fine-tune around the best configuration with</w:t>
-      </w:r>
-    </w:p>
-    <w:p>
-      <w:pPr>
-        <w:spacing w:line="384" w:lineRule="auto" w:after="0"/>
-        <w:jc w:val="left"/>
-      </w:pPr>
-      <w:r>
-        <w:rPr>
-          <w:rFonts w:ascii="굴림체" w:eastAsia="굴림체" w:hAnsi="굴림체" w:cs="굴림체"/>
-          <w:b w:val="0"/>
-          <w:sz w:val="18"/>
-          <w:w w:val="97"/>
-        </w:rPr>
-        <w:t xml:space="preserve">   small perturbations.                                 &lt;- (ii) never triggered</w:t>
-      </w:r>
-    </w:p>
-    <w:p>
-      <w:pPr>
-        <w:spacing w:line="384" w:lineRule="auto" w:after="0"/>
-        <w:jc w:val="left"/>
-      </w:pPr>
-      <w:r>
-        <w:rPr>
-          <w:rFonts w:ascii="굴림체" w:eastAsia="굴림체" w:hAnsi="굴림체" w:cs="굴림체"/>
-          <w:b w:val="0"/>
-          <w:sz w:val="18"/>
-          <w:w w:val="97"/>
-        </w:rPr>
-        <w:t xml:space="preserve"> </w:t>
-      </w:r>
-    </w:p>
-    <w:p>
-      <w:pPr>
-        <w:spacing w:line="384" w:lineRule="auto" w:after="0"/>
-        <w:jc w:val="left"/>
-      </w:pPr>
-      <w:r>
-        <w:rPr>
-          <w:rFonts w:ascii="굴림체" w:eastAsia="굴림체" w:hAnsi="굴림체" w:cs="굴림체"/>
-          <w:b w:val="0"/>
-          <w:sz w:val="18"/>
-          <w:w w:val="97"/>
-        </w:rPr>
-        <w:t>## Key Insights for Medical VQA</w:t>
-      </w:r>
-    </w:p>
-    <w:p>
-      <w:pPr>
-        <w:spacing w:line="384" w:lineRule="auto" w:after="0"/>
-        <w:jc w:val="left"/>
-      </w:pPr>
-      <w:r>
-        <w:rPr>
-          <w:rFonts w:ascii="굴림체" w:eastAsia="굴림체" w:hAnsi="굴림체" w:cs="굴림체"/>
-          <w:b w:val="0"/>
-          <w:sz w:val="18"/>
-          <w:w w:val="97"/>
-        </w:rPr>
-        <w:t>- Medical images benefit from higher LoRA ranks (16-64).</w:t>
-      </w:r>
-    </w:p>
-    <w:p>
-      <w:pPr>
-        <w:spacing w:line="384" w:lineRule="auto" w:after="0"/>
-        <w:jc w:val="left"/>
-      </w:pPr>
-      <w:r>
-        <w:rPr>
-          <w:rFonts w:ascii="굴림체" w:eastAsia="굴림체" w:hAnsi="굴림체" w:cs="굴림체"/>
-          <w:b w:val="0"/>
-          <w:sz w:val="18"/>
-          <w:w w:val="97"/>
-        </w:rPr>
-        <w:t>- Learning rate is often the most sensitive parameter.</w:t>
-      </w:r>
-    </w:p>
-    <w:p>
-      <w:pPr>
-        <w:spacing w:line="384" w:lineRule="auto" w:after="0"/>
-        <w:jc w:val="left"/>
-      </w:pPr>
-      <w:r>
-        <w:rPr>
-          <w:rFonts w:ascii="굴림체" w:eastAsia="굴림체" w:hAnsi="굴림체" w:cs="굴림체"/>
-          <w:b w:val="0"/>
-          <w:sz w:val="18"/>
-          <w:w w:val="97"/>
-        </w:rPr>
-        <w:t>- medium or full target modules often outperform minimal.</w:t>
-      </w:r>
-    </w:p>
-    <w:p>
-      <w:pPr>
-        <w:spacing w:line="384" w:lineRule="auto" w:after="0"/>
-        <w:jc w:val="left"/>
-      </w:pPr>
-      <w:r>
-        <w:rPr>
-          <w:rFonts w:ascii="굴림체" w:eastAsia="굴림체" w:hAnsi="굴림체" w:cs="굴림체"/>
-          <w:b w:val="0"/>
-          <w:sz w:val="18"/>
-          <w:w w:val="97"/>
-        </w:rPr>
-        <w:t>- Effective batch size = batch_size x grad_accum_steps. Keep in 4-16 range.</w:t>
-      </w:r>
-    </w:p>
-    <w:p>
-      <w:pPr>
-        <w:spacing w:line="384" w:lineRule="auto" w:after="0"/>
-        <w:jc w:val="left"/>
-      </w:pPr>
-      <w:r>
-        <w:rPr>
-          <w:rFonts w:ascii="굴림체" w:eastAsia="굴림체" w:hAnsi="굴림체" w:cs="굴림체"/>
-          <w:b w:val="0"/>
-          <w:sz w:val="18"/>
-          <w:w w:val="97"/>
-        </w:rPr>
-        <w:t>- More epochs (3-5) help when training data is limited.  &lt;- (i) inert parameter</w:t>
-      </w:r>
-    </w:p>
-    <w:p>
-      <w:pPr>
-        <w:spacing w:line="384" w:lineRule="auto" w:after="0"/>
-        <w:jc w:val="left"/>
-      </w:pPr>
-      <w:r>
-        <w:rPr>
-          <w:rFonts w:ascii="굴림체" w:eastAsia="굴림체" w:hAnsi="굴림체" w:cs="굴림체"/>
-          <w:b w:val="0"/>
-          <w:sz w:val="18"/>
-          <w:w w:val="97"/>
-        </w:rPr>
-        <w:t>- Warmup ratio 0.03-0.06 is generally safe.</w:t>
-      </w:r>
-    </w:p>
-    <w:p>
-      <w:pPr>
-        <w:spacing w:line="384" w:lineRule="auto" w:after="0"/>
-        <w:jc w:val="left"/>
-      </w:pPr>
-      <w:r>
-        <w:rPr>
-          <w:rFonts w:ascii="굴림체" w:eastAsia="굴림체" w:hAnsi="굴림체" w:cs="굴림체"/>
-          <w:b w:val="0"/>
-          <w:sz w:val="18"/>
-          <w:w w:val="97"/>
-        </w:rPr>
-        <w:t xml:space="preserve"> </w:t>
-      </w:r>
-    </w:p>
-    <w:p>
-      <w:pPr>
-        <w:spacing w:line="384" w:lineRule="auto" w:after="0"/>
-        <w:jc w:val="left"/>
-      </w:pPr>
-      <w:r>
-        <w:rPr>
-          <w:rFonts w:ascii="굴림체" w:eastAsia="굴림체" w:hAnsi="굴림체" w:cs="굴림체"/>
-          <w:b w:val="0"/>
-          <w:sz w:val="18"/>
-          <w:w w:val="97"/>
-        </w:rPr>
-        <w:t>## Response Format</w:t>
-      </w:r>
-    </w:p>
-    <w:p>
-      <w:pPr>
-        <w:spacing w:line="384" w:lineRule="auto" w:after="0"/>
-        <w:jc w:val="left"/>
-      </w:pPr>
-      <w:r>
-        <w:rPr>
-          <w:rFonts w:ascii="굴림체" w:eastAsia="굴림체" w:hAnsi="굴림체" w:cs="굴림체"/>
-          <w:b w:val="0"/>
-          <w:sz w:val="18"/>
-          <w:w w:val="97"/>
-        </w:rPr>
-        <w:t>Respond with ONLY a valid JSON object. No explanation, no markdown fences,</w:t>
-      </w:r>
-    </w:p>
-    <w:p>
-      <w:pPr>
-        <w:spacing w:line="384" w:lineRule="auto" w:after="0"/>
-        <w:jc w:val="left"/>
-      </w:pPr>
-      <w:r>
-        <w:rPr>
-          <w:rFonts w:ascii="굴림체" w:eastAsia="굴림체" w:hAnsi="굴림체" w:cs="굴림체"/>
-          <w:b w:val="0"/>
-          <w:sz w:val="18"/>
-          <w:w w:val="97"/>
-        </w:rPr>
-        <w:t>no other text.                                    &lt;- (iii) rationale prohibited</w:t>
+        <w:t>147 (73.5%) returned only JSON as in (1) below</w:t>
+      </w:r>
+      <w:r>
+        <w:rPr>
+          <w:rFonts w:ascii="휴먼명조" w:eastAsia="휴먼명조" w:hAnsi="휴먼명조" w:cs="휴먼명조"/>
+          <w:b w:val="0"/>
+          <w:sz w:val="22"/>
+          <w:w w:val="97"/>
+        </w:rPr>
+        <w:t>, while 53 (26.5%) included natural-language narrative (Sections 5.1, 5.3(8)).</w:t>
       </w:r>
     </w:p>
     <w:p>
@@ -24881,16 +24071,52 @@
           <w:sz w:val="22"/>
           <w:w w:val="97"/>
         </w:rPr>
-        <w:t>(i) Inert parameter</w:t>
-      </w:r>
-      <w:r>
-        <w:rPr>
-          <w:rFonts w:ascii="휴먼명조" w:eastAsia="휴먼명조" w:hAnsi="휴먼명조" w:cs="휴먼명조"/>
-          <w:b w:val="0"/>
-          <w:sz w:val="22"/>
-          <w:w w:val="97"/>
-        </w:rPr>
-        <w:t>: epochs appears in both the search space and the guidance, yet the implementation (src/autoresearch/agent.py) discards the proposed value and fixes max_steps=200.</w:t>
+        <w:t>(1) Typical response — configuration only, no rationale (73.5% of the total)</w:t>
+      </w:r>
+    </w:p>
+    <w:p>
+      <w:pPr>
+        <w:spacing w:line="384" w:lineRule="auto" w:after="0"/>
+        <w:jc w:val="left"/>
+      </w:pPr>
+      <w:r>
+        <w:rPr>
+          <w:rFonts w:ascii="굴림체" w:eastAsia="굴림체" w:hAnsi="굴림체" w:cs="굴림체"/>
+          <w:b w:val="0"/>
+          <w:sz w:val="18"/>
+          <w:w w:val="97"/>
+        </w:rPr>
+        <w:t>{"lora_rank": 64, "lora_alpha": 256, "learning_rate": 2.0e-4, "batch_size": 2,</w:t>
+      </w:r>
+    </w:p>
+    <w:p>
+      <w:pPr>
+        <w:spacing w:line="384" w:lineRule="auto" w:after="0"/>
+        <w:jc w:val="left"/>
+      </w:pPr>
+      <w:r>
+        <w:rPr>
+          <w:rFonts w:ascii="굴림체" w:eastAsia="굴림체" w:hAnsi="굴림체" w:cs="굴림체"/>
+          <w:b w:val="0"/>
+          <w:sz w:val="18"/>
+          <w:w w:val="97"/>
+        </w:rPr>
+        <w:t xml:space="preserve"> "grad_accum_steps": 8, "warmup_ratio": 0.05, "weight_decay": 0.01,</w:t>
+      </w:r>
+    </w:p>
+    <w:p>
+      <w:pPr>
+        <w:spacing w:line="384" w:lineRule="auto" w:after="0"/>
+        <w:jc w:val="left"/>
+      </w:pPr>
+      <w:r>
+        <w:rPr>
+          <w:rFonts w:ascii="굴림체" w:eastAsia="굴림체" w:hAnsi="굴림체" w:cs="굴림체"/>
+          <w:b w:val="0"/>
+          <w:sz w:val="18"/>
+          <w:w w:val="97"/>
+        </w:rPr>
+        <w:t xml:space="preserve"> "lora_targets": "full", "epochs": 3}</w:t>
       </w:r>
     </w:p>
     <w:p>
@@ -24902,20 +24128,11 @@
       <w:r>
         <w:rPr>
           <w:rFonts w:ascii="휴먼명조" w:eastAsia="휴먼명조" w:hAnsi="휴먼명조" w:cs="휴먼명조"/>
-          <w:b/>
-          <w:sz w:val="22"/>
-          <w:w w:val="97"/>
-        </w:rPr>
-        <w:t>(ii) Budget mismatch</w:t>
-      </w:r>
-      <w:r>
-        <w:rPr>
-          <w:rFonts w:ascii="휴먼명조" w:eastAsia="휴먼명조" w:hAnsi="휴먼명조" w:cs="휴먼명조"/>
-          <w:b w:val="0"/>
-          <w:sz w:val="22"/>
-          <w:w w:val="97"/>
-        </w:rPr>
-        <w:t>: the actual budget is 20 trials per repeat, so "Late refinement (trials 20+)" never triggers, and about 75% of the budget falls in the interval instructing the agent to "take the best configuration and vary 1-2 parameters."</w:t>
+          <w:b w:val="0"/>
+          <w:sz w:val="22"/>
+          <w:w w:val="97"/>
+        </w:rPr>
+        <w:t>Because the prompt prohibited explanation (Appendix A (iii)), this form is the response consistent with the instruction.</w:t>
       </w:r>
     </w:p>
     <w:p>
@@ -24931,16 +24148,7 @@
           <w:sz w:val="22"/>
           <w:w w:val="97"/>
         </w:rPr>
-        <w:t>(iii) Rationale prohibited</w:t>
-      </w:r>
-      <w:r>
-        <w:rPr>
-          <w:rFonts w:ascii="휴먼명조" w:eastAsia="휴먼명조" w:hAnsi="휴먼명조" w:cs="휴먼명조"/>
-          <w:b w:val="0"/>
-          <w:sz w:val="22"/>
-          <w:w w:val="97"/>
-        </w:rPr>
-        <w:t>: the prompt explicitly excludes the "interpretable search rationale" required by RQ3.</w:t>
+        <w:t>(2) A case including natural-language narrative — accurate diagnosis, but an inoperative lever</w:t>
       </w:r>
     </w:p>
     <w:p>
@@ -24952,348 +24160,11 @@
       <w:r>
         <w:rPr>
           <w:rFonts w:ascii="휴먼명조" w:eastAsia="휴먼명조" w:hAnsi="휴먼명조" w:cs="휴먼명조"/>
-          <w:b/>
-          <w:sz w:val="22"/>
-          <w:w w:val="97"/>
-        </w:rPr>
-        <w:t>Agent execution settings</w:t>
-      </w:r>
-      <w:r>
-        <w:rPr>
-          <w:rFonts w:ascii="휴먼명조" w:eastAsia="휴먼명조" w:hAnsi="휴먼명조" w:cs="휴먼명조"/>
-          <w:b w:val="0"/>
-          <w:sz w:val="22"/>
-          <w:w w:val="97"/>
-        </w:rPr>
-        <w:t>: model claude-sonnet-4-6, max_tokens=512, temperature=0 (verified in the records of all trials). Fixing the temperature and using 10 independent repeats mitigated API non-determinism (Section 5.3(4)).</w:t>
-      </w:r>
-    </w:p>
-    <w:p>
-      <w:pPr>
-        <w:spacing w:line="384" w:lineRule="auto" w:after="0"/>
-        <w:jc w:val="left"/>
-        <w:outlineLvl w:val="1"/>
-      </w:pPr>
-      <w:r>
-        <w:rPr>
-          <w:rFonts w:ascii="휴먼명조" w:eastAsia="휴먼명조" w:hAnsi="휴먼명조" w:cs="휴먼명조"/>
-          <w:b/>
-          <w:sz w:val="28"/>
-          <w:w w:val="97"/>
-        </w:rPr>
-        <w:t>Appendix C. Reproduction Guide</w:t>
-      </w:r>
-    </w:p>
-    <w:p>
-      <w:pPr>
-        <w:spacing w:line="384" w:lineRule="auto" w:after="0"/>
-        <w:ind w:firstLine="220"/>
-        <w:jc w:val="both"/>
-      </w:pPr>
-      <w:r>
-        <w:rPr>
-          <w:rFonts w:ascii="휴먼명조" w:eastAsia="휴먼명조" w:hAnsi="휴먼명조" w:cs="휴먼명조"/>
-          <w:b w:val="0"/>
-          <w:sz w:val="22"/>
-          <w:w w:val="97"/>
-        </w:rPr>
-        <w:t>The commands below are those actually executed in this study and match the script arguments in the repository.</w:t>
-      </w:r>
-    </w:p>
-    <w:p>
-      <w:pPr>
-        <w:spacing w:line="384" w:lineRule="auto" w:after="0"/>
-        <w:ind w:firstLine="220"/>
-        <w:jc w:val="both"/>
-      </w:pPr>
-      <w:r>
-        <w:rPr>
-          <w:rFonts w:ascii="휴먼명조" w:eastAsia="휴먼명조" w:hAnsi="휴먼명조" w:cs="휴먼명조"/>
-          <w:b/>
-          <w:sz w:val="22"/>
-          <w:w w:val="97"/>
-        </w:rPr>
-        <w:t>Environment setup</w:t>
-      </w:r>
-    </w:p>
-    <w:p>
-      <w:pPr>
-        <w:spacing w:line="384" w:lineRule="auto" w:after="0"/>
-        <w:jc w:val="left"/>
-      </w:pPr>
-      <w:r>
-        <w:rPr>
-          <w:rFonts w:ascii="굴림체" w:eastAsia="굴림체" w:hAnsi="굴림체" w:cs="굴림체"/>
-          <w:b w:val="0"/>
-          <w:sz w:val="18"/>
-          <w:w w:val="97"/>
-        </w:rPr>
-        <w:t>uv sync --extra unsloth        # unsloth backend required (Qwen-family data format)</w:t>
-      </w:r>
-    </w:p>
-    <w:p>
-      <w:pPr>
-        <w:spacing w:line="384" w:lineRule="auto" w:after="0"/>
-        <w:jc w:val="left"/>
-      </w:pPr>
-      <w:r>
-        <w:rPr>
-          <w:rFonts w:ascii="굴림체" w:eastAsia="굴림체" w:hAnsi="굴림체" w:cs="굴림체"/>
-          <w:b w:val="0"/>
-          <w:sz w:val="18"/>
-          <w:w w:val="97"/>
-        </w:rPr>
-        <w:t>uv run python -c "import unsloth"   # verify installation</w:t>
-      </w:r>
-    </w:p>
-    <w:p>
-      <w:pPr>
-        <w:spacing w:line="384" w:lineRule="auto" w:after="0"/>
-        <w:jc w:val="left"/>
-      </w:pPr>
-      <w:r>
-        <w:rPr>
-          <w:rFonts w:ascii="굴림체" w:eastAsia="굴림체" w:hAnsi="굴림체" w:cs="굴림체"/>
-          <w:b w:val="0"/>
-          <w:sz w:val="18"/>
-          <w:w w:val="97"/>
-        </w:rPr>
-        <w:t>export HF_HOME=/hf_cache                          # distribute cache (guard against disk quota)</w:t>
-      </w:r>
-    </w:p>
-    <w:p>
-      <w:pPr>
-        <w:spacing w:line="384" w:lineRule="auto" w:after="0"/>
-        <w:jc w:val="left"/>
-      </w:pPr>
-      <w:r>
-        <w:rPr>
-          <w:rFonts w:ascii="굴림체" w:eastAsia="굴림체" w:hAnsi="굴림체" w:cs="굴림체"/>
-          <w:b w:val="0"/>
-          <w:sz w:val="18"/>
-          <w:w w:val="97"/>
-        </w:rPr>
-        <w:t>export MOAI_CHAT_CACHE_DIR=/workspace/hf_cache/chat_cache</w:t>
-      </w:r>
-    </w:p>
-    <w:p>
-      <w:pPr>
-        <w:spacing w:line="384" w:lineRule="auto" w:after="0"/>
-        <w:jc w:val="left"/>
-      </w:pPr>
-      <w:r>
-        <w:rPr>
-          <w:rFonts w:ascii="굴림체" w:eastAsia="굴림체" w:hAnsi="굴림체" w:cs="굴림체"/>
-          <w:b w:val="0"/>
-          <w:sz w:val="18"/>
-          <w:w w:val="97"/>
-        </w:rPr>
-        <w:t>export WANDB_API_KEY=...       # training logging</w:t>
-      </w:r>
-    </w:p>
-    <w:p>
-      <w:pPr>
-        <w:spacing w:line="384" w:lineRule="auto" w:after="0"/>
-        <w:jc w:val="left"/>
-      </w:pPr>
-      <w:r>
-        <w:rPr>
-          <w:rFonts w:ascii="굴림체" w:eastAsia="굴림체" w:hAnsi="굴림체" w:cs="굴림체"/>
-          <w:b w:val="0"/>
-          <w:sz w:val="18"/>
-          <w:w w:val="97"/>
-        </w:rPr>
-        <w:t>export ANTHROPIC_API_KEY=...   # required only for the Phase 3 autoresearch strategy</w:t>
-      </w:r>
-    </w:p>
-    <w:p>
-      <w:pPr>
-        <w:spacing w:line="384" w:lineRule="auto" w:after="0"/>
-        <w:jc w:val="left"/>
-      </w:pPr>
-      <w:r>
-        <w:rPr>
-          <w:rFonts w:ascii="휴먼명조" w:eastAsia="휴먼명조" w:hAnsi="휴먼명조" w:cs="휴먼명조"/>
-          <w:b w:val="0"/>
-          <w:sz w:val="20"/>
-          <w:w w:val="97"/>
-        </w:rPr>
-        <w:t>Cases in which python3 pointed to the system Python and raised ModuleNotFoundError were observed repeatedly, so all execution is unified under the form uv run python.</w:t>
-      </w:r>
-    </w:p>
-    <w:p>
-      <w:pPr>
-        <w:spacing w:line="384" w:lineRule="auto" w:after="0"/>
-        <w:ind w:firstLine="220"/>
-        <w:jc w:val="both"/>
-      </w:pPr>
-      <w:r>
-        <w:rPr>
-          <w:rFonts w:ascii="휴먼명조" w:eastAsia="휴먼명조" w:hAnsi="휴먼명조" w:cs="휴먼명조"/>
-          <w:b w:val="0"/>
-          <w:sz w:val="22"/>
-          <w:w w:val="97"/>
-        </w:rPr>
-        <w:t>The full reproduction procedure for each phase — dataset download, Phase 1 zero-shot evaluation, Phase 2 fine-tuning and ablations, and the Phase 3 search loop — is documented in Appendix C of the Korean edition and in docs/RUNPOD_GUIDE.md.</w:t>
-      </w:r>
-    </w:p>
-    <w:p>
-      <w:pPr>
-        <w:spacing w:line="384" w:lineRule="auto" w:after="0"/>
-        <w:jc w:val="left"/>
-        <w:outlineLvl w:val="1"/>
-      </w:pPr>
-      <w:r>
-        <w:rPr>
-          <w:rFonts w:ascii="휴먼명조" w:eastAsia="휴먼명조" w:hAnsi="휴먼명조" w:cs="휴먼명조"/>
-          <w:b/>
-          <w:sz w:val="28"/>
-          <w:w w:val="97"/>
-        </w:rPr>
-        <w:t>Appendix D. Excerpts from the Autoresearch Rationale Logs</w:t>
-      </w:r>
-    </w:p>
-    <w:p>
-      <w:pPr>
-        <w:spacing w:line="384" w:lineRule="auto" w:after="0"/>
-        <w:ind w:firstLine="220"/>
-        <w:jc w:val="both"/>
-      </w:pPr>
-      <w:r>
-        <w:rPr>
-          <w:rFonts w:ascii="휴먼명조" w:eastAsia="휴먼명조" w:hAnsi="휴먼명조" w:cs="휴먼명조"/>
-          <w:b w:val="0"/>
-          <w:sz w:val="22"/>
-          <w:w w:val="97"/>
-        </w:rPr>
-        <w:t xml:space="preserve">Excerpted from the original text of the agent_reasoning column of results.tsv. Of the 200 completed trials, </w:t>
-      </w:r>
-      <w:r>
-        <w:rPr>
-          <w:rFonts w:ascii="휴먼명조" w:eastAsia="휴먼명조" w:hAnsi="휴먼명조" w:cs="휴먼명조"/>
-          <w:b/>
-          <w:sz w:val="22"/>
-          <w:w w:val="97"/>
-        </w:rPr>
-        <w:t>147 (73.5%) returned only JSON as in (1) below</w:t>
-      </w:r>
-      <w:r>
-        <w:rPr>
-          <w:rFonts w:ascii="휴먼명조" w:eastAsia="휴먼명조" w:hAnsi="휴먼명조" w:cs="휴먼명조"/>
-          <w:b w:val="0"/>
-          <w:sz w:val="22"/>
-          <w:w w:val="97"/>
-        </w:rPr>
-        <w:t>, while 53 (26.5%) included natural-language narrative (Sections 5.1, 5.3(8)).</w:t>
-      </w:r>
-    </w:p>
-    <w:p>
-      <w:pPr>
-        <w:spacing w:line="384" w:lineRule="auto" w:after="0"/>
-        <w:ind w:firstLine="220"/>
-        <w:jc w:val="both"/>
-      </w:pPr>
-      <w:r>
-        <w:rPr>
-          <w:rFonts w:ascii="휴먼명조" w:eastAsia="휴먼명조" w:hAnsi="휴먼명조" w:cs="휴먼명조"/>
-          <w:b/>
-          <w:sz w:val="22"/>
-          <w:w w:val="97"/>
-        </w:rPr>
-        <w:t>(1) Typical response — configuration only, no rationale (73.5% of the total)</w:t>
-      </w:r>
-    </w:p>
-    <w:p>
-      <w:pPr>
-        <w:spacing w:line="384" w:lineRule="auto" w:after="0"/>
-        <w:jc w:val="left"/>
-      </w:pPr>
-      <w:r>
-        <w:rPr>
-          <w:rFonts w:ascii="굴림체" w:eastAsia="굴림체" w:hAnsi="굴림체" w:cs="굴림체"/>
-          <w:b w:val="0"/>
-          <w:sz w:val="18"/>
-          <w:w w:val="97"/>
-        </w:rPr>
-        <w:t>{"lora_rank": 64, "lora_alpha": 256, "learning_rate": 2.0e-4, "batch_size": 2,</w:t>
-      </w:r>
-    </w:p>
-    <w:p>
-      <w:pPr>
-        <w:spacing w:line="384" w:lineRule="auto" w:after="0"/>
-        <w:jc w:val="left"/>
-      </w:pPr>
-      <w:r>
-        <w:rPr>
-          <w:rFonts w:ascii="굴림체" w:eastAsia="굴림체" w:hAnsi="굴림체" w:cs="굴림체"/>
-          <w:b w:val="0"/>
-          <w:sz w:val="18"/>
-          <w:w w:val="97"/>
-        </w:rPr>
-        <w:t xml:space="preserve"> "grad_accum_steps": 8, "warmup_ratio": 0.05, "weight_decay": 0.01,</w:t>
-      </w:r>
-    </w:p>
-    <w:p>
-      <w:pPr>
-        <w:spacing w:line="384" w:lineRule="auto" w:after="0"/>
-        <w:jc w:val="left"/>
-      </w:pPr>
-      <w:r>
-        <w:rPr>
-          <w:rFonts w:ascii="굴림체" w:eastAsia="굴림체" w:hAnsi="굴림체" w:cs="굴림체"/>
-          <w:b w:val="0"/>
-          <w:sz w:val="18"/>
-          <w:w w:val="97"/>
-        </w:rPr>
-        <w:t xml:space="preserve"> "lora_targets": "full", "epochs": 3}</w:t>
-      </w:r>
-    </w:p>
-    <w:p>
-      <w:pPr>
-        <w:spacing w:line="384" w:lineRule="auto" w:after="0"/>
-        <w:ind w:firstLine="220"/>
-        <w:jc w:val="both"/>
-      </w:pPr>
-      <w:r>
-        <w:rPr>
-          <w:rFonts w:ascii="휴먼명조" w:eastAsia="휴먼명조" w:hAnsi="휴먼명조" w:cs="휴먼명조"/>
-          <w:b w:val="0"/>
-          <w:sz w:val="22"/>
-          <w:w w:val="97"/>
-        </w:rPr>
-        <w:t>Because the prompt prohibited explanation (Appendix B (iii)), this form is the response consistent with the instruction.</w:t>
-      </w:r>
-    </w:p>
-    <w:p>
-      <w:pPr>
-        <w:spacing w:line="384" w:lineRule="auto" w:after="0"/>
-        <w:ind w:firstLine="220"/>
-        <w:jc w:val="both"/>
-      </w:pPr>
-      <w:r>
-        <w:rPr>
-          <w:rFonts w:ascii="휴먼명조" w:eastAsia="휴먼명조" w:hAnsi="휴먼명조" w:cs="휴먼명조"/>
-          <w:b/>
-          <w:sz w:val="22"/>
-          <w:w w:val="97"/>
-        </w:rPr>
-        <w:t>(2) A case including natural-language narrative — accurate diagnosis, but an inoperative lever</w:t>
-      </w:r>
-    </w:p>
-    <w:p>
-      <w:pPr>
-        <w:spacing w:line="384" w:lineRule="auto" w:after="0"/>
-        <w:ind w:firstLine="220"/>
-        <w:jc w:val="both"/>
-      </w:pPr>
-      <w:r>
-        <w:rPr>
-          <w:rFonts w:ascii="휴먼명조" w:eastAsia="휴먼명조" w:hAnsi="휴먼명조" w:cs="휴먼명조"/>
-          <w:b w:val="0"/>
-          <w:sz w:val="22"/>
-          <w:w w:val="97"/>
-        </w:rPr>
-        <w:t>The agent diagnosed that "all trials have only 200 steps, so this looks like undertraining" and that "epochs were not changed." The diagnosis was accurate, but as noted in Appendix B (i) the epochs lever it proposed was discarded by the implementation and therefore never took effect.</w:t>
+          <w:b w:val="0"/>
+          <w:sz w:val="22"/>
+          <w:w w:val="97"/>
+        </w:rPr>
+        <w:t>The agent diagnosed that "all trials have only 200 steps, so this looks like undertraining" and that "epochs were not changed." The diagnosis was accurate, but as noted in Appendix A (i) the epochs lever it proposed was discarded by the implementation and therefore never took effect.</w:t>
       </w:r>
     </w:p>
     <w:p>

--- a/석사학위논문_영문.docx
+++ b/석사학위논문_영문.docx
@@ -1326,29 +1326,6 @@
                 <w:sz w:val="28"/>
                 <w:szCs w:val="28"/>
               </w:rPr>
-              <w:t>(14p</w:t>
-            </w:r>
-            <w:r>
-              <w:rPr>
-                <w:rFonts w:ascii="Arial" w:hAnsi="Arial" w:cs="Arial"/>
-                <w:b/>
-                <w:color w:val="0059FF"/>
-                <w:w w:val="97"/>
-                <w:sz w:val="28"/>
-                <w:szCs w:val="28"/>
-              </w:rPr>
-              <w:t>t</w:t>
-            </w:r>
-            <w:r>
-              <w:rPr>
-                <w:rFonts w:ascii="Arial" w:hAnsi="Arial" w:cs="Arial"/>
-                <w:b/>
-                <w:color w:val="0059FF"/>
-                <w:w w:val="97"/>
-                <w:sz w:val="28"/>
-                <w:szCs w:val="28"/>
-              </w:rPr>
-              <w:t>)</w:t>
             </w:r>
           </w:p>
         </w:tc>

--- a/석사학위논문_영문.docx
+++ b/석사학위논문_영문.docx
@@ -68,7 +68,7 @@
               <w:rPr>
                 <w:rFonts w:ascii="Arial" w:hAnsi="Arial" w:cs="Arial"/>
               </w:rPr>
-              <w:t>Supervisor : Prof. [지도교수 성명]</w:t>
+              <w:t>Supervisor : Prof. Dugki Min</w:t>
             </w:r>
           </w:p>
         </w:tc>
@@ -343,7 +343,7 @@
                 <w:rFonts w:ascii="Arial" w:hAnsi="Arial" w:cs="Arial" w:hint="eastAsia"/>
                 <w:sz w:val="32"/>
               </w:rPr>
-              <w:t>[학위수여 년월]</w:t>
+              <w:t>February, 2027</w:t>
             </w:r>
             <w:commentRangeEnd w:id="0"/>
           </w:p>
@@ -722,7 +722,7 @@
                 <w:w w:val="97"/>
                 <w:sz w:val="28"/>
               </w:rPr>
-              <w:t>[Master of xxx].</w:t>
+              <w:t>Master of Engineering.</w:t>
             </w:r>
             <w:commentRangeEnd w:id="3"/>
           </w:p>
@@ -913,7 +913,7 @@
                 <w:w w:val="97"/>
                 <w:sz w:val="32"/>
               </w:rPr>
-              <w:t>[청구 년월]</w:t>
+              <w:t>November, 2026</w:t>
             </w:r>
             <w:commentRangeEnd w:id="4"/>
           </w:p>
@@ -2042,7 +2042,7 @@
                 <w:w w:val="97"/>
                 <w:sz w:val="32"/>
               </w:rPr>
-              <w:t>[인준 년월]</w:t>
+              <w:t>December, 2026</w:t>
             </w:r>
             <w:commentRangeStart w:id="6"/>
             <w:commentRangeEnd w:id="6"/>

--- a/석사학위논문_영문.docx
+++ b/석사학위논문_영문.docx
@@ -68,7 +68,7 @@
               <w:rPr>
                 <w:rFonts w:ascii="Arial" w:hAnsi="Arial" w:cs="Arial"/>
               </w:rPr>
-              <w:t>Supervisor : Prof. Dugki Min</w:t>
+              <w:t>Supervisor : Prof. Min, Dugki</w:t>
             </w:r>
           </w:p>
         </w:tc>

--- a/석사학위논문_영문.docx
+++ b/석사학위논문_영문.docx
@@ -451,7 +451,7 @@
                 <w:rFonts w:ascii="Arial" w:hAnsi="Arial" w:cs="Arial"/>
                 <w:sz w:val="32"/>
               </w:rPr>
-              <w:t>Graduate School of Information &amp; Telecommunications</w:t>
+              <w:t>Graduate School of Information and Telecommunications</w:t>
             </w:r>
             <w:commentRangeEnd w:id="2"/>
           </w:p>
@@ -646,7 +646,7 @@
                 <w:w w:val="97"/>
                 <w:sz w:val="28"/>
               </w:rPr>
-              <w:t>and the Graduate School of Konkuk University</w:t>
+              <w:t>and the Graduate School of Information and Telecommunications, Konkuk University</w:t>
             </w:r>
           </w:p>
           <w:p>
@@ -2117,7 +2117,7 @@
                 <w:w w:val="97"/>
                 <w:sz w:val="32"/>
               </w:rPr>
-              <w:t>Graduate School of Information &amp; Telecommunications</w:t>
+              <w:t>Graduate School of Information and Telecommunications</w:t>
             </w:r>
           </w:p>
         </w:tc>
@@ -2395,6 +2395,109 @@
     <w:p>
       <w:pPr>
         <w:spacing w:line="384" w:lineRule="auto" w:after="0"/>
+        <w:jc w:val="center"/>
+      </w:pPr>
+      <w:r>
+        <w:rPr>
+          <w:rFonts w:ascii="휴먼명조" w:eastAsia="휴먼명조" w:hAnsi="휴먼명조" w:cs="휴먼명조"/>
+          <w:b/>
+          <w:sz w:val="32"/>
+          <w:w w:val="97"/>
+        </w:rPr>
+        <w:t>Domain Adaptation of Lightweight Vision-Language Models for Medical Visual Question Answering: QLoRA Fine-Tuning with Autonomous Hyperparameter Optimization</w:t>
+      </w:r>
+    </w:p>
+    <w:p>
+      <w:pPr>
+        <w:spacing w:line="384" w:lineRule="auto" w:after="0"/>
+        <w:jc w:val="both"/>
+      </w:pPr>
+      <w:r>
+        <w:rPr>
+          <w:rFonts w:ascii="휴먼명조" w:eastAsia="휴먼명조" w:hAnsi="휴먼명조" w:cs="휴먼명조"/>
+          <w:b w:val="0"/>
+          <w:sz w:val="22"/>
+          <w:w w:val="97"/>
+        </w:rPr>
+      </w:r>
+    </w:p>
+    <w:p>
+      <w:pPr>
+        <w:spacing w:line="384" w:lineRule="auto" w:after="0"/>
+        <w:jc w:val="center"/>
+      </w:pPr>
+      <w:r>
+        <w:rPr>
+          <w:rFonts w:ascii="휴먼명조" w:eastAsia="휴먼명조" w:hAnsi="휴먼명조" w:cs="휴먼명조"/>
+          <w:b w:val="0"/>
+          <w:sz w:val="22"/>
+          <w:w w:val="97"/>
+        </w:rPr>
+        <w:t>Hwang, Taewook</w:t>
+      </w:r>
+    </w:p>
+    <w:p>
+      <w:pPr>
+        <w:spacing w:line="384" w:lineRule="auto" w:after="0"/>
+        <w:jc w:val="center"/>
+      </w:pPr>
+      <w:r>
+        <w:rPr>
+          <w:rFonts w:ascii="휴먼명조" w:eastAsia="휴먼명조" w:hAnsi="휴먼명조" w:cs="휴먼명조"/>
+          <w:b w:val="0"/>
+          <w:sz w:val="22"/>
+          <w:w w:val="97"/>
+        </w:rPr>
+        <w:t>Department of Convergence Information Technology</w:t>
+      </w:r>
+    </w:p>
+    <w:p>
+      <w:pPr>
+        <w:spacing w:line="384" w:lineRule="auto" w:after="0"/>
+        <w:jc w:val="center"/>
+      </w:pPr>
+      <w:r>
+        <w:rPr>
+          <w:rFonts w:ascii="휴먼명조" w:eastAsia="휴먼명조" w:hAnsi="휴먼명조" w:cs="휴먼명조"/>
+          <w:b w:val="0"/>
+          <w:sz w:val="22"/>
+          <w:w w:val="97"/>
+        </w:rPr>
+        <w:t>Major in Artificial Intelligence</w:t>
+      </w:r>
+    </w:p>
+    <w:p>
+      <w:pPr>
+        <w:spacing w:line="384" w:lineRule="auto" w:after="0"/>
+        <w:jc w:val="center"/>
+      </w:pPr>
+      <w:r>
+        <w:rPr>
+          <w:rFonts w:ascii="휴먼명조" w:eastAsia="휴먼명조" w:hAnsi="휴먼명조" w:cs="휴먼명조"/>
+          <w:b w:val="0"/>
+          <w:sz w:val="22"/>
+          <w:w w:val="97"/>
+        </w:rPr>
+        <w:t>Graduate School of Information and Telecommunications, Konkuk University</w:t>
+      </w:r>
+    </w:p>
+    <w:p>
+      <w:pPr>
+        <w:spacing w:line="384" w:lineRule="auto" w:after="0"/>
+        <w:jc w:val="both"/>
+      </w:pPr>
+      <w:r>
+        <w:rPr>
+          <w:rFonts w:ascii="휴먼명조" w:eastAsia="휴먼명조" w:hAnsi="휴먼명조" w:cs="휴먼명조"/>
+          <w:b w:val="0"/>
+          <w:sz w:val="22"/>
+          <w:w w:val="97"/>
+        </w:rPr>
+      </w:r>
+    </w:p>
+    <w:p>
+      <w:pPr>
+        <w:spacing w:line="384" w:lineRule="auto" w:after="0"/>
         <w:ind w:firstLine="220"/>
         <w:jc w:val="both"/>
       </w:pPr>
@@ -2483,130 +2586,7 @@
         </w:sectPr>
       </w:pPr>
       <w:commentRangeStart w:id="11"/>
-      <w:r>
-        <w:rPr>
-          <w:rFonts w:ascii="Arial" w:hAnsi="Arial" w:cs="Arial"/>
-          <w:color w:val="282828"/>
-          <w:w w:val="97"/>
-          <w:sz w:val="18"/>
-        </w:rPr>
-        <w:t>Keyword</w:t>
-      </w:r>
-      <w:r>
-        <w:rPr>
-          <w:rFonts w:ascii="Arial" w:hAnsi="Arial" w:cs="Arial"/>
-          <w:color w:val="0000FF"/>
-          <w:w w:val="97"/>
-          <w:sz w:val="18"/>
-        </w:rPr>
-        <w:t>(9</w:t>
-      </w:r>
-      <w:r>
-        <w:rPr>
-          <w:rFonts w:ascii="Arial" w:hAnsi="Arial" w:cs="Arial"/>
-          <w:color w:val="0000FF"/>
-          <w:w w:val="97"/>
-          <w:sz w:val="18"/>
-        </w:rPr>
-        <w:t>pt</w:t>
-      </w:r>
-      <w:r>
-        <w:rPr>
-          <w:rFonts w:ascii="Arial" w:hAnsi="Arial" w:cs="Arial"/>
-          <w:color w:val="0000FF"/>
-          <w:w w:val="97"/>
-          <w:sz w:val="18"/>
-        </w:rPr>
-        <w:t>)</w:t>
-      </w:r>
-      <w:r>
-        <w:rPr>
-          <w:rFonts w:ascii="Arial" w:eastAsia="휴먼명조" w:hAnsi="Arial" w:cs="Arial"/>
-          <w:color w:val="282828"/>
-          <w:w w:val="97"/>
-          <w:sz w:val="18"/>
-        </w:rPr>
-        <w:t xml:space="preserve"> : within 6 word(</w:t>
-      </w:r>
-      <w:r>
-        <w:rPr>
-          <w:rFonts w:ascii="Arial" w:eastAsia="휴먼명조" w:hAnsi="Arial" w:cs="Arial"/>
-          <w:color w:val="282828"/>
-          <w:w w:val="97"/>
-          <w:sz w:val="18"/>
-        </w:rPr>
-        <w:t>여백에</w:t>
-      </w:r>
-      <w:r>
-        <w:rPr>
-          <w:rFonts w:ascii="Arial" w:eastAsia="휴먼명조" w:hAnsi="Arial" w:cs="Arial"/>
-          <w:color w:val="282828"/>
-          <w:w w:val="97"/>
-          <w:sz w:val="18"/>
-        </w:rPr>
-        <w:t xml:space="preserve"> </w:t>
-      </w:r>
-      <w:r>
-        <w:rPr>
-          <w:rFonts w:ascii="Arial" w:eastAsia="휴먼명조" w:hAnsi="Arial" w:cs="Arial"/>
-          <w:color w:val="282828"/>
-          <w:w w:val="97"/>
-          <w:sz w:val="18"/>
-        </w:rPr>
-        <w:t>상관없이</w:t>
-      </w:r>
-      <w:r>
-        <w:rPr>
-          <w:rFonts w:ascii="Arial" w:eastAsia="휴먼명조" w:hAnsi="Arial" w:cs="Arial"/>
-          <w:color w:val="282828"/>
-          <w:w w:val="97"/>
-          <w:sz w:val="18"/>
-        </w:rPr>
-        <w:t xml:space="preserve"> </w:t>
-      </w:r>
-      <w:r>
-        <w:rPr>
-          <w:rFonts w:ascii="Arial" w:eastAsia="휴먼명조" w:hAnsi="Arial" w:cs="Arial"/>
-          <w:color w:val="282828"/>
-          <w:w w:val="97"/>
-          <w:sz w:val="18"/>
-        </w:rPr>
-        <w:t>가장하단에</w:t>
-      </w:r>
-      <w:r>
-        <w:rPr>
-          <w:rFonts w:ascii="Arial" w:eastAsia="휴먼명조" w:hAnsi="Arial" w:cs="Arial"/>
-          <w:color w:val="282828"/>
-          <w:w w:val="97"/>
-          <w:sz w:val="18"/>
-        </w:rPr>
-        <w:t xml:space="preserve"> </w:t>
-      </w:r>
-      <w:r>
-        <w:rPr>
-          <w:rFonts w:ascii="Arial" w:eastAsia="휴먼명조" w:hAnsi="Arial" w:cs="Arial"/>
-          <w:color w:val="282828"/>
-          <w:w w:val="97"/>
-          <w:sz w:val="18"/>
-        </w:rPr>
-        <w:t>위치</w:t>
-      </w:r>
-      <w:r>
-        <w:rPr>
-          <w:rFonts w:ascii="Arial" w:eastAsia="휴먼명조" w:hAnsi="Arial" w:cs="Arial"/>
-          <w:color w:val="282828"/>
-          <w:w w:val="97"/>
-          <w:sz w:val="18"/>
-        </w:rPr>
-        <w:t>)</w:t>
-      </w:r>
       <w:commentRangeEnd w:id="11"/>
-      <w:r>
-        <w:rPr>
-          <w:rStyle w:val="afff0"/>
-        </w:rPr>
-        <w:commentReference w:id="11"/>
-      </w:r>
     </w:p>
     <w:p>
       <w:pPr>

--- a/석사학위논문_영문.docx
+++ b/석사학위논문_영문.docx
@@ -305,7 +305,7 @@
                 <w:rFonts w:ascii="Arial" w:hAnsi="Arial" w:cs="Arial"/>
                 <w:sz w:val="36"/>
               </w:rPr>
-              <w:t>Hwang, Taewook</w:t>
+              <w:t>Hwang, Tae Wook</w:t>
             </w:r>
           </w:p>
         </w:tc>
@@ -451,7 +451,7 @@
                 <w:rFonts w:ascii="Arial" w:hAnsi="Arial" w:cs="Arial"/>
                 <w:sz w:val="32"/>
               </w:rPr>
-              <w:t>Graduate School of Information and Telecommunications</w:t>
+              <w:t>Graduate School of Information &amp; Communications</w:t>
             </w:r>
             <w:commentRangeEnd w:id="2"/>
           </w:p>
@@ -646,7 +646,7 @@
                 <w:w w:val="97"/>
                 <w:sz w:val="28"/>
               </w:rPr>
-              <w:t>and the Graduate School of Information and Telecommunications, Konkuk University</w:t>
+              <w:t>and the Graduate School of Information &amp; Communications, Konkuk University</w:t>
             </w:r>
           </w:p>
           <w:p>
@@ -809,7 +809,7 @@
                 <w:w w:val="97"/>
                 <w:sz w:val="36"/>
               </w:rPr>
-              <w:t>Hwang, Taewook</w:t>
+              <w:t>Hwang, Tae Wook</w:t>
             </w:r>
           </w:p>
         </w:tc>
@@ -1078,7 +1078,7 @@
                 <w:w w:val="97"/>
                 <w:sz w:val="36"/>
               </w:rPr>
-              <w:t>Hwang, Taewook is approved.</w:t>
+              <w:t>Hwang, Tae Wook is approved.</w:t>
             </w:r>
           </w:p>
           <w:p>
@@ -2117,7 +2117,7 @@
                 <w:w w:val="97"/>
                 <w:sz w:val="32"/>
               </w:rPr>
-              <w:t>Graduate School of Information and Telecommunications</w:t>
+              <w:t>Graduate School of Information &amp; Communications</w:t>
             </w:r>
           </w:p>
         </w:tc>
@@ -2433,7 +2433,7 @@
           <w:sz w:val="22"/>
           <w:w w:val="97"/>
         </w:rPr>
-        <w:t>Hwang, Taewook</w:t>
+        <w:t>Hwang, Tae Wook</w:t>
       </w:r>
     </w:p>
     <w:p>
@@ -2478,7 +2478,7 @@
           <w:sz w:val="22"/>
           <w:w w:val="97"/>
         </w:rPr>
-        <w:t>Graduate School of Information and Telecommunications, Konkuk University</w:t>
+        <w:t>Graduate School of Information &amp; Communications, Konkuk University</w:t>
       </w:r>
     </w:p>
     <w:p>

--- a/석사학위논문_영문.docx
+++ b/석사학위논문_영문.docx
@@ -2779,6 +2779,14 @@
     <w:tbl>
       <w:tblPr>
         <w:tblW w:type="auto" w:w="0"/>
+        <w:tblBorders>
+          <w:top w:val="single" w:sz="4" w:space="0" w:color="000000"/>
+          <w:left w:val="single" w:sz="4" w:space="0" w:color="000000"/>
+          <w:bottom w:val="single" w:sz="4" w:space="0" w:color="000000"/>
+          <w:right w:val="single" w:sz="4" w:space="0" w:color="000000"/>
+          <w:insideH w:val="single" w:sz="4" w:space="0" w:color="000000"/>
+          <w:insideV w:val="single" w:sz="4" w:space="0" w:color="000000"/>
+        </w:tblBorders>
         <w:tblLook w:firstColumn="1" w:firstRow="1" w:lastColumn="0" w:lastRow="0" w:noHBand="0" w:noVBand="1" w:val="04A0"/>
       </w:tblPr>
       <w:tblGrid>
@@ -2859,7 +2867,7 @@
           <w:p>
             <w:pPr>
               <w:spacing w:line="240" w:lineRule="auto"/>
-              <w:jc w:val="center"/>
+              <w:jc w:val="left"/>
             </w:pPr>
             <w:r/>
             <w:r>
@@ -2880,7 +2888,7 @@
           <w:p>
             <w:pPr>
               <w:spacing w:line="240" w:lineRule="auto"/>
-              <w:jc w:val="center"/>
+              <w:jc w:val="left"/>
             </w:pPr>
             <w:r/>
             <w:r>
@@ -2901,7 +2909,7 @@
           <w:p>
             <w:pPr>
               <w:spacing w:line="240" w:lineRule="auto"/>
-              <w:jc w:val="center"/>
+              <w:jc w:val="left"/>
             </w:pPr>
             <w:r/>
             <w:r>
@@ -2924,7 +2932,7 @@
           <w:p>
             <w:pPr>
               <w:spacing w:line="240" w:lineRule="auto"/>
-              <w:jc w:val="center"/>
+              <w:jc w:val="left"/>
             </w:pPr>
             <w:r/>
             <w:r>
@@ -2945,7 +2953,7 @@
           <w:p>
             <w:pPr>
               <w:spacing w:line="240" w:lineRule="auto"/>
-              <w:jc w:val="center"/>
+              <w:jc w:val="left"/>
             </w:pPr>
             <w:r/>
             <w:r>
@@ -2966,7 +2974,7 @@
           <w:p>
             <w:pPr>
               <w:spacing w:line="240" w:lineRule="auto"/>
-              <w:jc w:val="center"/>
+              <w:jc w:val="left"/>
             </w:pPr>
             <w:r/>
             <w:r>
@@ -2989,7 +2997,7 @@
           <w:p>
             <w:pPr>
               <w:spacing w:line="240" w:lineRule="auto"/>
-              <w:jc w:val="center"/>
+              <w:jc w:val="left"/>
             </w:pPr>
             <w:r/>
             <w:r>
@@ -3010,7 +3018,7 @@
           <w:p>
             <w:pPr>
               <w:spacing w:line="240" w:lineRule="auto"/>
-              <w:jc w:val="center"/>
+              <w:jc w:val="left"/>
             </w:pPr>
             <w:r/>
             <w:r>
@@ -3031,7 +3039,7 @@
           <w:p>
             <w:pPr>
               <w:spacing w:line="240" w:lineRule="auto"/>
-              <w:jc w:val="center"/>
+              <w:jc w:val="left"/>
             </w:pPr>
             <w:r/>
             <w:r>
@@ -3933,6 +3941,14 @@
     <w:tbl>
       <w:tblPr>
         <w:tblW w:type="auto" w:w="0"/>
+        <w:tblBorders>
+          <w:top w:val="single" w:sz="4" w:space="0" w:color="000000"/>
+          <w:left w:val="single" w:sz="4" w:space="0" w:color="000000"/>
+          <w:bottom w:val="single" w:sz="4" w:space="0" w:color="000000"/>
+          <w:right w:val="single" w:sz="4" w:space="0" w:color="000000"/>
+          <w:insideH w:val="single" w:sz="4" w:space="0" w:color="000000"/>
+          <w:insideV w:val="single" w:sz="4" w:space="0" w:color="000000"/>
+        </w:tblBorders>
         <w:tblLook w:firstColumn="1" w:firstRow="1" w:lastColumn="0" w:lastRow="0" w:noHBand="0" w:noVBand="1" w:val="04A0"/>
       </w:tblPr>
       <w:tblGrid>
@@ -4035,7 +4051,7 @@
           <w:p>
             <w:pPr>
               <w:spacing w:line="240" w:lineRule="auto"/>
-              <w:jc w:val="center"/>
+              <w:jc w:val="left"/>
             </w:pPr>
             <w:r/>
             <w:r>
@@ -4056,7 +4072,7 @@
           <w:p>
             <w:pPr>
               <w:spacing w:line="240" w:lineRule="auto"/>
-              <w:jc w:val="center"/>
+              <w:jc w:val="left"/>
             </w:pPr>
             <w:r/>
             <w:r>
@@ -4077,7 +4093,7 @@
           <w:p>
             <w:pPr>
               <w:spacing w:line="240" w:lineRule="auto"/>
-              <w:jc w:val="center"/>
+              <w:jc w:val="left"/>
             </w:pPr>
             <w:r/>
             <w:r>
@@ -4098,7 +4114,7 @@
           <w:p>
             <w:pPr>
               <w:spacing w:line="240" w:lineRule="auto"/>
-              <w:jc w:val="center"/>
+              <w:jc w:val="left"/>
             </w:pPr>
             <w:r/>
             <w:r>
@@ -4121,7 +4137,7 @@
           <w:p>
             <w:pPr>
               <w:spacing w:line="240" w:lineRule="auto"/>
-              <w:jc w:val="center"/>
+              <w:jc w:val="left"/>
             </w:pPr>
             <w:r/>
             <w:r>
@@ -4142,7 +4158,7 @@
           <w:p>
             <w:pPr>
               <w:spacing w:line="240" w:lineRule="auto"/>
-              <w:jc w:val="center"/>
+              <w:jc w:val="left"/>
             </w:pPr>
             <w:r/>
             <w:r>
@@ -4163,7 +4179,7 @@
           <w:p>
             <w:pPr>
               <w:spacing w:line="240" w:lineRule="auto"/>
-              <w:jc w:val="center"/>
+              <w:jc w:val="left"/>
             </w:pPr>
             <w:r/>
             <w:r>
@@ -4184,7 +4200,7 @@
           <w:p>
             <w:pPr>
               <w:spacing w:line="240" w:lineRule="auto"/>
-              <w:jc w:val="center"/>
+              <w:jc w:val="left"/>
             </w:pPr>
             <w:r/>
             <w:r>
@@ -4207,7 +4223,7 @@
           <w:p>
             <w:pPr>
               <w:spacing w:line="240" w:lineRule="auto"/>
-              <w:jc w:val="center"/>
+              <w:jc w:val="left"/>
             </w:pPr>
             <w:r/>
             <w:r>
@@ -4228,7 +4244,7 @@
           <w:p>
             <w:pPr>
               <w:spacing w:line="240" w:lineRule="auto"/>
-              <w:jc w:val="center"/>
+              <w:jc w:val="left"/>
             </w:pPr>
             <w:r/>
             <w:r>
@@ -4249,7 +4265,7 @@
           <w:p>
             <w:pPr>
               <w:spacing w:line="240" w:lineRule="auto"/>
-              <w:jc w:val="center"/>
+              <w:jc w:val="left"/>
             </w:pPr>
             <w:r/>
             <w:r>
@@ -4270,7 +4286,7 @@
           <w:p>
             <w:pPr>
               <w:spacing w:line="240" w:lineRule="auto"/>
-              <w:jc w:val="center"/>
+              <w:jc w:val="left"/>
             </w:pPr>
             <w:r/>
             <w:r>
@@ -4293,7 +4309,7 @@
           <w:p>
             <w:pPr>
               <w:spacing w:line="240" w:lineRule="auto"/>
-              <w:jc w:val="center"/>
+              <w:jc w:val="left"/>
             </w:pPr>
             <w:r/>
             <w:r>
@@ -4314,7 +4330,7 @@
           <w:p>
             <w:pPr>
               <w:spacing w:line="240" w:lineRule="auto"/>
-              <w:jc w:val="center"/>
+              <w:jc w:val="left"/>
             </w:pPr>
             <w:r/>
             <w:r>
@@ -4335,7 +4351,7 @@
           <w:p>
             <w:pPr>
               <w:spacing w:line="240" w:lineRule="auto"/>
-              <w:jc w:val="center"/>
+              <w:jc w:val="left"/>
             </w:pPr>
             <w:r/>
             <w:r>
@@ -4356,7 +4372,7 @@
           <w:p>
             <w:pPr>
               <w:spacing w:line="240" w:lineRule="auto"/>
-              <w:jc w:val="center"/>
+              <w:jc w:val="left"/>
             </w:pPr>
             <w:r/>
             <w:r>
@@ -4437,6 +4453,14 @@
     <w:tbl>
       <w:tblPr>
         <w:tblW w:type="auto" w:w="0"/>
+        <w:tblBorders>
+          <w:top w:val="single" w:sz="4" w:space="0" w:color="000000"/>
+          <w:left w:val="single" w:sz="4" w:space="0" w:color="000000"/>
+          <w:bottom w:val="single" w:sz="4" w:space="0" w:color="000000"/>
+          <w:right w:val="single" w:sz="4" w:space="0" w:color="000000"/>
+          <w:insideH w:val="single" w:sz="4" w:space="0" w:color="000000"/>
+          <w:insideV w:val="single" w:sz="4" w:space="0" w:color="000000"/>
+        </w:tblBorders>
         <w:tblLook w:firstColumn="1" w:firstRow="1" w:lastColumn="0" w:lastRow="0" w:noHBand="0" w:noVBand="1" w:val="04A0"/>
       </w:tblPr>
       <w:tblGrid>
@@ -4583,7 +4607,7 @@
           <w:p>
             <w:pPr>
               <w:spacing w:line="240" w:lineRule="auto"/>
-              <w:jc w:val="center"/>
+              <w:jc w:val="left"/>
             </w:pPr>
             <w:r/>
             <w:r>
@@ -4604,7 +4628,7 @@
           <w:p>
             <w:pPr>
               <w:spacing w:line="240" w:lineRule="auto"/>
-              <w:jc w:val="center"/>
+              <w:jc w:val="right"/>
             </w:pPr>
             <w:r/>
             <w:r>
@@ -4625,7 +4649,7 @@
           <w:p>
             <w:pPr>
               <w:spacing w:line="240" w:lineRule="auto"/>
-              <w:jc w:val="center"/>
+              <w:jc w:val="right"/>
             </w:pPr>
             <w:r/>
             <w:r>
@@ -4646,7 +4670,7 @@
           <w:p>
             <w:pPr>
               <w:spacing w:line="240" w:lineRule="auto"/>
-              <w:jc w:val="center"/>
+              <w:jc w:val="left"/>
             </w:pPr>
             <w:r/>
             <w:r>
@@ -4667,7 +4691,7 @@
           <w:p>
             <w:pPr>
               <w:spacing w:line="240" w:lineRule="auto"/>
-              <w:jc w:val="center"/>
+              <w:jc w:val="left"/>
             </w:pPr>
             <w:r/>
             <w:r>
@@ -4688,7 +4712,7 @@
           <w:p>
             <w:pPr>
               <w:spacing w:line="240" w:lineRule="auto"/>
-              <w:jc w:val="center"/>
+              <w:jc w:val="left"/>
             </w:pPr>
             <w:r/>
             <w:r>
@@ -4711,7 +4735,7 @@
           <w:p>
             <w:pPr>
               <w:spacing w:line="240" w:lineRule="auto"/>
-              <w:jc w:val="center"/>
+              <w:jc w:val="left"/>
             </w:pPr>
             <w:r/>
             <w:r>
@@ -4732,7 +4756,7 @@
           <w:p>
             <w:pPr>
               <w:spacing w:line="240" w:lineRule="auto"/>
-              <w:jc w:val="center"/>
+              <w:jc w:val="right"/>
             </w:pPr>
             <w:r/>
             <w:r>
@@ -4753,7 +4777,7 @@
           <w:p>
             <w:pPr>
               <w:spacing w:line="240" w:lineRule="auto"/>
-              <w:jc w:val="center"/>
+              <w:jc w:val="right"/>
             </w:pPr>
             <w:r/>
             <w:r>
@@ -4774,7 +4798,7 @@
           <w:p>
             <w:pPr>
               <w:spacing w:line="240" w:lineRule="auto"/>
-              <w:jc w:val="center"/>
+              <w:jc w:val="left"/>
             </w:pPr>
             <w:r/>
             <w:r>
@@ -4795,7 +4819,7 @@
           <w:p>
             <w:pPr>
               <w:spacing w:line="240" w:lineRule="auto"/>
-              <w:jc w:val="center"/>
+              <w:jc w:val="left"/>
             </w:pPr>
             <w:r/>
             <w:r>
@@ -4816,7 +4840,7 @@
           <w:p>
             <w:pPr>
               <w:spacing w:line="240" w:lineRule="auto"/>
-              <w:jc w:val="center"/>
+              <w:jc w:val="left"/>
             </w:pPr>
             <w:r/>
             <w:r>
@@ -4839,7 +4863,7 @@
           <w:p>
             <w:pPr>
               <w:spacing w:line="240" w:lineRule="auto"/>
-              <w:jc w:val="center"/>
+              <w:jc w:val="left"/>
             </w:pPr>
             <w:r/>
             <w:r>
@@ -4860,7 +4884,7 @@
           <w:p>
             <w:pPr>
               <w:spacing w:line="240" w:lineRule="auto"/>
-              <w:jc w:val="center"/>
+              <w:jc w:val="right"/>
             </w:pPr>
             <w:r/>
             <w:r>
@@ -4881,7 +4905,7 @@
           <w:p>
             <w:pPr>
               <w:spacing w:line="240" w:lineRule="auto"/>
-              <w:jc w:val="center"/>
+              <w:jc w:val="right"/>
             </w:pPr>
             <w:r/>
             <w:r>
@@ -4902,7 +4926,7 @@
           <w:p>
             <w:pPr>
               <w:spacing w:line="240" w:lineRule="auto"/>
-              <w:jc w:val="center"/>
+              <w:jc w:val="left"/>
             </w:pPr>
             <w:r/>
             <w:r>
@@ -4923,7 +4947,7 @@
           <w:p>
             <w:pPr>
               <w:spacing w:line="240" w:lineRule="auto"/>
-              <w:jc w:val="center"/>
+              <w:jc w:val="left"/>
             </w:pPr>
             <w:r/>
             <w:r>
@@ -4944,7 +4968,7 @@
           <w:p>
             <w:pPr>
               <w:spacing w:line="240" w:lineRule="auto"/>
-              <w:jc w:val="center"/>
+              <w:jc w:val="left"/>
             </w:pPr>
             <w:r/>
             <w:r>
@@ -5098,6 +5122,14 @@
     <w:tbl>
       <w:tblPr>
         <w:tblW w:type="auto" w:w="0"/>
+        <w:tblBorders>
+          <w:top w:val="single" w:sz="4" w:space="0" w:color="000000"/>
+          <w:left w:val="single" w:sz="4" w:space="0" w:color="000000"/>
+          <w:bottom w:val="single" w:sz="4" w:space="0" w:color="000000"/>
+          <w:right w:val="single" w:sz="4" w:space="0" w:color="000000"/>
+          <w:insideH w:val="single" w:sz="4" w:space="0" w:color="000000"/>
+          <w:insideV w:val="single" w:sz="4" w:space="0" w:color="000000"/>
+        </w:tblBorders>
         <w:tblLook w:firstColumn="1" w:firstRow="1" w:lastColumn="0" w:lastRow="0" w:noHBand="0" w:noVBand="1" w:val="04A0"/>
       </w:tblPr>
       <w:tblGrid>
@@ -5156,7 +5188,7 @@
           <w:p>
             <w:pPr>
               <w:spacing w:line="240" w:lineRule="auto"/>
-              <w:jc w:val="center"/>
+              <w:jc w:val="left"/>
             </w:pPr>
             <w:r/>
             <w:r>
@@ -5177,7 +5209,7 @@
           <w:p>
             <w:pPr>
               <w:spacing w:line="240" w:lineRule="auto"/>
-              <w:jc w:val="center"/>
+              <w:jc w:val="left"/>
             </w:pPr>
             <w:r/>
             <w:r>
@@ -5200,7 +5232,7 @@
           <w:p>
             <w:pPr>
               <w:spacing w:line="240" w:lineRule="auto"/>
-              <w:jc w:val="center"/>
+              <w:jc w:val="left"/>
             </w:pPr>
             <w:r/>
             <w:r>
@@ -5221,7 +5253,7 @@
           <w:p>
             <w:pPr>
               <w:spacing w:line="240" w:lineRule="auto"/>
-              <w:jc w:val="center"/>
+              <w:jc w:val="left"/>
             </w:pPr>
             <w:r/>
             <w:r>
@@ -5244,7 +5276,7 @@
           <w:p>
             <w:pPr>
               <w:spacing w:line="240" w:lineRule="auto"/>
-              <w:jc w:val="center"/>
+              <w:jc w:val="left"/>
             </w:pPr>
             <w:r/>
             <w:r>
@@ -5265,7 +5297,7 @@
           <w:p>
             <w:pPr>
               <w:spacing w:line="240" w:lineRule="auto"/>
-              <w:jc w:val="center"/>
+              <w:jc w:val="right"/>
             </w:pPr>
             <w:r/>
             <w:r>
@@ -5288,7 +5320,7 @@
           <w:p>
             <w:pPr>
               <w:spacing w:line="240" w:lineRule="auto"/>
-              <w:jc w:val="center"/>
+              <w:jc w:val="left"/>
             </w:pPr>
             <w:r/>
             <w:r>
@@ -5309,7 +5341,7 @@
           <w:p>
             <w:pPr>
               <w:spacing w:line="240" w:lineRule="auto"/>
-              <w:jc w:val="center"/>
+              <w:jc w:val="right"/>
             </w:pPr>
             <w:r/>
             <w:r>
@@ -5332,7 +5364,7 @@
           <w:p>
             <w:pPr>
               <w:spacing w:line="240" w:lineRule="auto"/>
-              <w:jc w:val="center"/>
+              <w:jc w:val="left"/>
             </w:pPr>
             <w:r/>
             <w:r>
@@ -5353,7 +5385,7 @@
           <w:p>
             <w:pPr>
               <w:spacing w:line="240" w:lineRule="auto"/>
-              <w:jc w:val="center"/>
+              <w:jc w:val="left"/>
             </w:pPr>
             <w:r/>
             <w:r>
@@ -5376,7 +5408,7 @@
           <w:p>
             <w:pPr>
               <w:spacing w:line="240" w:lineRule="auto"/>
-              <w:jc w:val="center"/>
+              <w:jc w:val="left"/>
             </w:pPr>
             <w:r/>
             <w:r>
@@ -5397,7 +5429,7 @@
           <w:p>
             <w:pPr>
               <w:spacing w:line="240" w:lineRule="auto"/>
-              <w:jc w:val="center"/>
+              <w:jc w:val="right"/>
             </w:pPr>
             <w:r/>
             <w:r>
@@ -5420,7 +5452,7 @@
           <w:p>
             <w:pPr>
               <w:spacing w:line="240" w:lineRule="auto"/>
-              <w:jc w:val="center"/>
+              <w:jc w:val="left"/>
             </w:pPr>
             <w:r/>
             <w:r>
@@ -5441,7 +5473,7 @@
           <w:p>
             <w:pPr>
               <w:spacing w:line="240" w:lineRule="auto"/>
-              <w:jc w:val="center"/>
+              <w:jc w:val="left"/>
             </w:pPr>
             <w:r/>
             <w:r>
@@ -5464,7 +5496,7 @@
           <w:p>
             <w:pPr>
               <w:spacing w:line="240" w:lineRule="auto"/>
-              <w:jc w:val="center"/>
+              <w:jc w:val="left"/>
             </w:pPr>
             <w:r/>
             <w:r>
@@ -5485,7 +5517,7 @@
           <w:p>
             <w:pPr>
               <w:spacing w:line="240" w:lineRule="auto"/>
-              <w:jc w:val="center"/>
+              <w:jc w:val="left"/>
             </w:pPr>
             <w:r/>
             <w:r>
@@ -5715,6 +5747,14 @@
     <w:tbl>
       <w:tblPr>
         <w:tblW w:type="auto" w:w="0"/>
+        <w:tblBorders>
+          <w:top w:val="single" w:sz="4" w:space="0" w:color="000000"/>
+          <w:left w:val="single" w:sz="4" w:space="0" w:color="000000"/>
+          <w:bottom w:val="single" w:sz="4" w:space="0" w:color="000000"/>
+          <w:right w:val="single" w:sz="4" w:space="0" w:color="000000"/>
+          <w:insideH w:val="single" w:sz="4" w:space="0" w:color="000000"/>
+          <w:insideV w:val="single" w:sz="4" w:space="0" w:color="000000"/>
+        </w:tblBorders>
         <w:tblLook w:firstColumn="1" w:firstRow="1" w:lastColumn="0" w:lastRow="0" w:noHBand="0" w:noVBand="1" w:val="04A0"/>
       </w:tblPr>
       <w:tblGrid>
@@ -5795,7 +5835,7 @@
           <w:p>
             <w:pPr>
               <w:spacing w:line="240" w:lineRule="auto"/>
-              <w:jc w:val="center"/>
+              <w:jc w:val="left"/>
             </w:pPr>
             <w:r/>
             <w:r>
@@ -5816,7 +5856,7 @@
           <w:p>
             <w:pPr>
               <w:spacing w:line="240" w:lineRule="auto"/>
-              <w:jc w:val="center"/>
+              <w:jc w:val="left"/>
             </w:pPr>
             <w:r/>
             <w:r>
@@ -5837,7 +5877,7 @@
           <w:p>
             <w:pPr>
               <w:spacing w:line="240" w:lineRule="auto"/>
-              <w:jc w:val="center"/>
+              <w:jc w:val="left"/>
             </w:pPr>
             <w:r/>
             <w:r>
@@ -5860,7 +5900,7 @@
           <w:p>
             <w:pPr>
               <w:spacing w:line="240" w:lineRule="auto"/>
-              <w:jc w:val="center"/>
+              <w:jc w:val="left"/>
             </w:pPr>
             <w:r/>
             <w:r>
@@ -5881,7 +5921,7 @@
           <w:p>
             <w:pPr>
               <w:spacing w:line="240" w:lineRule="auto"/>
-              <w:jc w:val="center"/>
+              <w:jc w:val="left"/>
             </w:pPr>
             <w:r/>
             <w:r>
@@ -5902,7 +5942,7 @@
           <w:p>
             <w:pPr>
               <w:spacing w:line="240" w:lineRule="auto"/>
-              <w:jc w:val="center"/>
+              <w:jc w:val="left"/>
             </w:pPr>
             <w:r/>
             <w:r>
@@ -5925,7 +5965,7 @@
           <w:p>
             <w:pPr>
               <w:spacing w:line="240" w:lineRule="auto"/>
-              <w:jc w:val="center"/>
+              <w:jc w:val="left"/>
             </w:pPr>
             <w:r/>
             <w:r>
@@ -5946,7 +5986,7 @@
           <w:p>
             <w:pPr>
               <w:spacing w:line="240" w:lineRule="auto"/>
-              <w:jc w:val="center"/>
+              <w:jc w:val="right"/>
             </w:pPr>
             <w:r/>
             <w:r>
@@ -5967,7 +6007,7 @@
           <w:p>
             <w:pPr>
               <w:spacing w:line="240" w:lineRule="auto"/>
-              <w:jc w:val="center"/>
+              <w:jc w:val="left"/>
             </w:pPr>
             <w:r/>
             <w:r>
@@ -5990,7 +6030,7 @@
           <w:p>
             <w:pPr>
               <w:spacing w:line="240" w:lineRule="auto"/>
-              <w:jc w:val="center"/>
+              <w:jc w:val="left"/>
             </w:pPr>
             <w:r/>
             <w:r>
@@ -6011,7 +6051,7 @@
           <w:p>
             <w:pPr>
               <w:spacing w:line="240" w:lineRule="auto"/>
-              <w:jc w:val="center"/>
+              <w:jc w:val="left"/>
             </w:pPr>
             <w:r/>
             <w:r>
@@ -6032,7 +6072,7 @@
           <w:p>
             <w:pPr>
               <w:spacing w:line="240" w:lineRule="auto"/>
-              <w:jc w:val="center"/>
+              <w:jc w:val="left"/>
             </w:pPr>
             <w:r/>
             <w:r>
@@ -6055,7 +6095,7 @@
           <w:p>
             <w:pPr>
               <w:spacing w:line="240" w:lineRule="auto"/>
-              <w:jc w:val="center"/>
+              <w:jc w:val="left"/>
             </w:pPr>
             <w:r/>
             <w:r>
@@ -6076,7 +6116,7 @@
           <w:p>
             <w:pPr>
               <w:spacing w:line="240" w:lineRule="auto"/>
-              <w:jc w:val="center"/>
+              <w:jc w:val="left"/>
             </w:pPr>
             <w:r/>
             <w:r>
@@ -6097,7 +6137,7 @@
           <w:p>
             <w:pPr>
               <w:spacing w:line="240" w:lineRule="auto"/>
-              <w:jc w:val="center"/>
+              <w:jc w:val="left"/>
             </w:pPr>
             <w:r/>
             <w:r>
@@ -6120,7 +6160,7 @@
           <w:p>
             <w:pPr>
               <w:spacing w:line="240" w:lineRule="auto"/>
-              <w:jc w:val="center"/>
+              <w:jc w:val="left"/>
             </w:pPr>
             <w:r/>
             <w:r>
@@ -6141,7 +6181,7 @@
           <w:p>
             <w:pPr>
               <w:spacing w:line="240" w:lineRule="auto"/>
-              <w:jc w:val="center"/>
+              <w:jc w:val="right"/>
             </w:pPr>
             <w:r/>
             <w:r>
@@ -6162,7 +6202,7 @@
           <w:p>
             <w:pPr>
               <w:spacing w:line="240" w:lineRule="auto"/>
-              <w:jc w:val="center"/>
+              <w:jc w:val="left"/>
             </w:pPr>
             <w:r/>
             <w:r>
@@ -6185,7 +6225,7 @@
           <w:p>
             <w:pPr>
               <w:spacing w:line="240" w:lineRule="auto"/>
-              <w:jc w:val="center"/>
+              <w:jc w:val="left"/>
             </w:pPr>
             <w:r/>
             <w:r>
@@ -6206,7 +6246,7 @@
           <w:p>
             <w:pPr>
               <w:spacing w:line="240" w:lineRule="auto"/>
-              <w:jc w:val="center"/>
+              <w:jc w:val="right"/>
             </w:pPr>
             <w:r/>
             <w:r>
@@ -6227,7 +6267,7 @@
           <w:p>
             <w:pPr>
               <w:spacing w:line="240" w:lineRule="auto"/>
-              <w:jc w:val="center"/>
+              <w:jc w:val="left"/>
             </w:pPr>
             <w:r/>
             <w:r>
@@ -6250,7 +6290,7 @@
           <w:p>
             <w:pPr>
               <w:spacing w:line="240" w:lineRule="auto"/>
-              <w:jc w:val="center"/>
+              <w:jc w:val="left"/>
             </w:pPr>
             <w:r/>
             <w:r>
@@ -6271,7 +6311,7 @@
           <w:p>
             <w:pPr>
               <w:spacing w:line="240" w:lineRule="auto"/>
-              <w:jc w:val="center"/>
+              <w:jc w:val="left"/>
             </w:pPr>
             <w:r/>
             <w:r>
@@ -6292,7 +6332,7 @@
           <w:p>
             <w:pPr>
               <w:spacing w:line="240" w:lineRule="auto"/>
-              <w:jc w:val="center"/>
+              <w:jc w:val="left"/>
             </w:pPr>
             <w:r/>
             <w:r>
@@ -6759,6 +6799,14 @@
     <w:tbl>
       <w:tblPr>
         <w:tblW w:type="auto" w:w="0"/>
+        <w:tblBorders>
+          <w:top w:val="single" w:sz="4" w:space="0" w:color="000000"/>
+          <w:left w:val="single" w:sz="4" w:space="0" w:color="000000"/>
+          <w:bottom w:val="single" w:sz="4" w:space="0" w:color="000000"/>
+          <w:right w:val="single" w:sz="4" w:space="0" w:color="000000"/>
+          <w:insideH w:val="single" w:sz="4" w:space="0" w:color="000000"/>
+          <w:insideV w:val="single" w:sz="4" w:space="0" w:color="000000"/>
+        </w:tblBorders>
         <w:tblLook w:firstColumn="1" w:firstRow="1" w:lastColumn="0" w:lastRow="0" w:noHBand="0" w:noVBand="1" w:val="04A0"/>
       </w:tblPr>
       <w:tblGrid>
@@ -6949,7 +6997,7 @@
           <w:p>
             <w:pPr>
               <w:spacing w:line="240" w:lineRule="auto"/>
-              <w:jc w:val="center"/>
+              <w:jc w:val="left"/>
             </w:pPr>
             <w:r/>
             <w:r>
@@ -6970,7 +7018,7 @@
           <w:p>
             <w:pPr>
               <w:spacing w:line="240" w:lineRule="auto"/>
-              <w:jc w:val="center"/>
+              <w:jc w:val="left"/>
             </w:pPr>
             <w:r/>
             <w:r>
@@ -6991,7 +7039,7 @@
           <w:p>
             <w:pPr>
               <w:spacing w:line="240" w:lineRule="auto"/>
-              <w:jc w:val="center"/>
+              <w:jc w:val="right"/>
             </w:pPr>
             <w:r/>
             <w:r>
@@ -7012,7 +7060,7 @@
           <w:p>
             <w:pPr>
               <w:spacing w:line="240" w:lineRule="auto"/>
-              <w:jc w:val="center"/>
+              <w:jc w:val="right"/>
             </w:pPr>
             <w:r/>
             <w:r>
@@ -7033,7 +7081,7 @@
           <w:p>
             <w:pPr>
               <w:spacing w:line="240" w:lineRule="auto"/>
-              <w:jc w:val="center"/>
+              <w:jc w:val="right"/>
             </w:pPr>
             <w:r/>
             <w:r>
@@ -7054,7 +7102,7 @@
           <w:p>
             <w:pPr>
               <w:spacing w:line="240" w:lineRule="auto"/>
-              <w:jc w:val="center"/>
+              <w:jc w:val="right"/>
             </w:pPr>
             <w:r/>
             <w:r>
@@ -7075,7 +7123,7 @@
           <w:p>
             <w:pPr>
               <w:spacing w:line="240" w:lineRule="auto"/>
-              <w:jc w:val="center"/>
+              <w:jc w:val="right"/>
             </w:pPr>
             <w:r/>
             <w:r>
@@ -7096,7 +7144,7 @@
           <w:p>
             <w:pPr>
               <w:spacing w:line="240" w:lineRule="auto"/>
-              <w:jc w:val="center"/>
+              <w:jc w:val="right"/>
             </w:pPr>
             <w:r/>
             <w:r>
@@ -7119,7 +7167,7 @@
           <w:p>
             <w:pPr>
               <w:spacing w:line="240" w:lineRule="auto"/>
-              <w:jc w:val="center"/>
+              <w:jc w:val="left"/>
             </w:pPr>
             <w:r/>
             <w:r>
@@ -7140,7 +7188,7 @@
           <w:p>
             <w:pPr>
               <w:spacing w:line="240" w:lineRule="auto"/>
-              <w:jc w:val="center"/>
+              <w:jc w:val="left"/>
             </w:pPr>
             <w:r/>
             <w:r>
@@ -7161,7 +7209,7 @@
           <w:p>
             <w:pPr>
               <w:spacing w:line="240" w:lineRule="auto"/>
-              <w:jc w:val="center"/>
+              <w:jc w:val="right"/>
             </w:pPr>
             <w:r/>
             <w:r>
@@ -7182,7 +7230,7 @@
           <w:p>
             <w:pPr>
               <w:spacing w:line="240" w:lineRule="auto"/>
-              <w:jc w:val="center"/>
+              <w:jc w:val="right"/>
             </w:pPr>
             <w:r/>
             <w:r>
@@ -7203,7 +7251,7 @@
           <w:p>
             <w:pPr>
               <w:spacing w:line="240" w:lineRule="auto"/>
-              <w:jc w:val="center"/>
+              <w:jc w:val="right"/>
             </w:pPr>
             <w:r/>
             <w:r>
@@ -7224,7 +7272,7 @@
           <w:p>
             <w:pPr>
               <w:spacing w:line="240" w:lineRule="auto"/>
-              <w:jc w:val="center"/>
+              <w:jc w:val="right"/>
             </w:pPr>
             <w:r/>
             <w:r>
@@ -7245,7 +7293,7 @@
           <w:p>
             <w:pPr>
               <w:spacing w:line="240" w:lineRule="auto"/>
-              <w:jc w:val="center"/>
+              <w:jc w:val="right"/>
             </w:pPr>
             <w:r/>
             <w:r>
@@ -7266,7 +7314,7 @@
           <w:p>
             <w:pPr>
               <w:spacing w:line="240" w:lineRule="auto"/>
-              <w:jc w:val="center"/>
+              <w:jc w:val="right"/>
             </w:pPr>
             <w:r/>
             <w:r>
@@ -7289,7 +7337,7 @@
           <w:p>
             <w:pPr>
               <w:spacing w:line="240" w:lineRule="auto"/>
-              <w:jc w:val="center"/>
+              <w:jc w:val="left"/>
             </w:pPr>
             <w:r/>
             <w:r>
@@ -7310,7 +7358,7 @@
           <w:p>
             <w:pPr>
               <w:spacing w:line="240" w:lineRule="auto"/>
-              <w:jc w:val="center"/>
+              <w:jc w:val="left"/>
             </w:pPr>
             <w:r/>
             <w:r>
@@ -7331,7 +7379,7 @@
           <w:p>
             <w:pPr>
               <w:spacing w:line="240" w:lineRule="auto"/>
-              <w:jc w:val="center"/>
+              <w:jc w:val="right"/>
             </w:pPr>
             <w:r/>
             <w:r>
@@ -7352,7 +7400,7 @@
           <w:p>
             <w:pPr>
               <w:spacing w:line="240" w:lineRule="auto"/>
-              <w:jc w:val="center"/>
+              <w:jc w:val="right"/>
             </w:pPr>
             <w:r/>
             <w:r>
@@ -7373,7 +7421,7 @@
           <w:p>
             <w:pPr>
               <w:spacing w:line="240" w:lineRule="auto"/>
-              <w:jc w:val="center"/>
+              <w:jc w:val="right"/>
             </w:pPr>
             <w:r/>
             <w:r>
@@ -7394,7 +7442,7 @@
           <w:p>
             <w:pPr>
               <w:spacing w:line="240" w:lineRule="auto"/>
-              <w:jc w:val="center"/>
+              <w:jc w:val="right"/>
             </w:pPr>
             <w:r/>
             <w:r>
@@ -7415,7 +7463,7 @@
           <w:p>
             <w:pPr>
               <w:spacing w:line="240" w:lineRule="auto"/>
-              <w:jc w:val="center"/>
+              <w:jc w:val="right"/>
             </w:pPr>
             <w:r/>
             <w:r>
@@ -7436,7 +7484,7 @@
           <w:p>
             <w:pPr>
               <w:spacing w:line="240" w:lineRule="auto"/>
-              <w:jc w:val="center"/>
+              <w:jc w:val="right"/>
             </w:pPr>
             <w:r/>
             <w:r>
@@ -7459,7 +7507,7 @@
           <w:p>
             <w:pPr>
               <w:spacing w:line="240" w:lineRule="auto"/>
-              <w:jc w:val="center"/>
+              <w:jc w:val="left"/>
             </w:pPr>
             <w:r/>
             <w:r>
@@ -7480,7 +7528,7 @@
           <w:p>
             <w:pPr>
               <w:spacing w:line="240" w:lineRule="auto"/>
-              <w:jc w:val="center"/>
+              <w:jc w:val="left"/>
             </w:pPr>
             <w:r/>
             <w:r>
@@ -7501,7 +7549,7 @@
           <w:p>
             <w:pPr>
               <w:spacing w:line="240" w:lineRule="auto"/>
-              <w:jc w:val="center"/>
+              <w:jc w:val="right"/>
             </w:pPr>
             <w:r/>
             <w:r>
@@ -7522,7 +7570,7 @@
           <w:p>
             <w:pPr>
               <w:spacing w:line="240" w:lineRule="auto"/>
-              <w:jc w:val="center"/>
+              <w:jc w:val="right"/>
             </w:pPr>
             <w:r/>
             <w:r>
@@ -7543,7 +7591,7 @@
           <w:p>
             <w:pPr>
               <w:spacing w:line="240" w:lineRule="auto"/>
-              <w:jc w:val="center"/>
+              <w:jc w:val="right"/>
             </w:pPr>
             <w:r/>
             <w:r>
@@ -7564,7 +7612,7 @@
           <w:p>
             <w:pPr>
               <w:spacing w:line="240" w:lineRule="auto"/>
-              <w:jc w:val="center"/>
+              <w:jc w:val="right"/>
             </w:pPr>
             <w:r/>
             <w:r>
@@ -7585,7 +7633,7 @@
           <w:p>
             <w:pPr>
               <w:spacing w:line="240" w:lineRule="auto"/>
-              <w:jc w:val="center"/>
+              <w:jc w:val="right"/>
             </w:pPr>
             <w:r/>
             <w:r>
@@ -7606,7 +7654,7 @@
           <w:p>
             <w:pPr>
               <w:spacing w:line="240" w:lineRule="auto"/>
-              <w:jc w:val="center"/>
+              <w:jc w:val="right"/>
             </w:pPr>
             <w:r/>
             <w:r>
@@ -7629,7 +7677,7 @@
           <w:p>
             <w:pPr>
               <w:spacing w:line="240" w:lineRule="auto"/>
-              <w:jc w:val="center"/>
+              <w:jc w:val="left"/>
             </w:pPr>
             <w:r/>
             <w:r>
@@ -7650,7 +7698,7 @@
           <w:p>
             <w:pPr>
               <w:spacing w:line="240" w:lineRule="auto"/>
-              <w:jc w:val="center"/>
+              <w:jc w:val="left"/>
             </w:pPr>
             <w:r/>
             <w:r>
@@ -7671,7 +7719,7 @@
           <w:p>
             <w:pPr>
               <w:spacing w:line="240" w:lineRule="auto"/>
-              <w:jc w:val="center"/>
+              <w:jc w:val="right"/>
             </w:pPr>
             <w:r/>
             <w:r>
@@ -7692,7 +7740,7 @@
           <w:p>
             <w:pPr>
               <w:spacing w:line="240" w:lineRule="auto"/>
-              <w:jc w:val="center"/>
+              <w:jc w:val="right"/>
             </w:pPr>
             <w:r/>
             <w:r>
@@ -7713,7 +7761,7 @@
           <w:p>
             <w:pPr>
               <w:spacing w:line="240" w:lineRule="auto"/>
-              <w:jc w:val="center"/>
+              <w:jc w:val="right"/>
             </w:pPr>
             <w:r/>
             <w:r>
@@ -7734,7 +7782,7 @@
           <w:p>
             <w:pPr>
               <w:spacing w:line="240" w:lineRule="auto"/>
-              <w:jc w:val="center"/>
+              <w:jc w:val="right"/>
             </w:pPr>
             <w:r/>
             <w:r>
@@ -7755,7 +7803,7 @@
           <w:p>
             <w:pPr>
               <w:spacing w:line="240" w:lineRule="auto"/>
-              <w:jc w:val="center"/>
+              <w:jc w:val="right"/>
             </w:pPr>
             <w:r/>
             <w:r>
@@ -7776,7 +7824,7 @@
           <w:p>
             <w:pPr>
               <w:spacing w:line="240" w:lineRule="auto"/>
-              <w:jc w:val="center"/>
+              <w:jc w:val="right"/>
             </w:pPr>
             <w:r/>
             <w:r>
@@ -7799,7 +7847,7 @@
           <w:p>
             <w:pPr>
               <w:spacing w:line="240" w:lineRule="auto"/>
-              <w:jc w:val="center"/>
+              <w:jc w:val="left"/>
             </w:pPr>
             <w:r/>
             <w:r>
@@ -7820,7 +7868,7 @@
           <w:p>
             <w:pPr>
               <w:spacing w:line="240" w:lineRule="auto"/>
-              <w:jc w:val="center"/>
+              <w:jc w:val="left"/>
             </w:pPr>
             <w:r/>
             <w:r>
@@ -7841,7 +7889,7 @@
           <w:p>
             <w:pPr>
               <w:spacing w:line="240" w:lineRule="auto"/>
-              <w:jc w:val="center"/>
+              <w:jc w:val="right"/>
             </w:pPr>
             <w:r/>
             <w:r>
@@ -7862,7 +7910,7 @@
           <w:p>
             <w:pPr>
               <w:spacing w:line="240" w:lineRule="auto"/>
-              <w:jc w:val="center"/>
+              <w:jc w:val="right"/>
             </w:pPr>
             <w:r/>
             <w:r>
@@ -7883,7 +7931,7 @@
           <w:p>
             <w:pPr>
               <w:spacing w:line="240" w:lineRule="auto"/>
-              <w:jc w:val="center"/>
+              <w:jc w:val="right"/>
             </w:pPr>
             <w:r/>
             <w:r>
@@ -7904,7 +7952,7 @@
           <w:p>
             <w:pPr>
               <w:spacing w:line="240" w:lineRule="auto"/>
-              <w:jc w:val="center"/>
+              <w:jc w:val="right"/>
             </w:pPr>
             <w:r/>
             <w:r>
@@ -7925,7 +7973,7 @@
           <w:p>
             <w:pPr>
               <w:spacing w:line="240" w:lineRule="auto"/>
-              <w:jc w:val="center"/>
+              <w:jc w:val="right"/>
             </w:pPr>
             <w:r/>
             <w:r>
@@ -7946,7 +7994,7 @@
           <w:p>
             <w:pPr>
               <w:spacing w:line="240" w:lineRule="auto"/>
-              <w:jc w:val="center"/>
+              <w:jc w:val="right"/>
             </w:pPr>
             <w:r/>
             <w:r>
@@ -7969,7 +8017,7 @@
           <w:p>
             <w:pPr>
               <w:spacing w:line="240" w:lineRule="auto"/>
-              <w:jc w:val="center"/>
+              <w:jc w:val="left"/>
             </w:pPr>
             <w:r/>
             <w:r>
@@ -7990,7 +8038,7 @@
           <w:p>
             <w:pPr>
               <w:spacing w:line="240" w:lineRule="auto"/>
-              <w:jc w:val="center"/>
+              <w:jc w:val="left"/>
             </w:pPr>
             <w:r/>
             <w:r>
@@ -8011,7 +8059,7 @@
           <w:p>
             <w:pPr>
               <w:spacing w:line="240" w:lineRule="auto"/>
-              <w:jc w:val="center"/>
+              <w:jc w:val="right"/>
             </w:pPr>
             <w:r/>
             <w:r>
@@ -8032,7 +8080,7 @@
           <w:p>
             <w:pPr>
               <w:spacing w:line="240" w:lineRule="auto"/>
-              <w:jc w:val="center"/>
+              <w:jc w:val="right"/>
             </w:pPr>
             <w:r/>
             <w:r>
@@ -8053,7 +8101,7 @@
           <w:p>
             <w:pPr>
               <w:spacing w:line="240" w:lineRule="auto"/>
-              <w:jc w:val="center"/>
+              <w:jc w:val="right"/>
             </w:pPr>
             <w:r/>
             <w:r>
@@ -8074,7 +8122,7 @@
           <w:p>
             <w:pPr>
               <w:spacing w:line="240" w:lineRule="auto"/>
-              <w:jc w:val="center"/>
+              <w:jc w:val="right"/>
             </w:pPr>
             <w:r/>
             <w:r>
@@ -8095,7 +8143,7 @@
           <w:p>
             <w:pPr>
               <w:spacing w:line="240" w:lineRule="auto"/>
-              <w:jc w:val="center"/>
+              <w:jc w:val="right"/>
             </w:pPr>
             <w:r/>
             <w:r>
@@ -8116,7 +8164,7 @@
           <w:p>
             <w:pPr>
               <w:spacing w:line="240" w:lineRule="auto"/>
-              <w:jc w:val="center"/>
+              <w:jc w:val="right"/>
             </w:pPr>
             <w:r/>
             <w:r>
@@ -8139,7 +8187,7 @@
           <w:p>
             <w:pPr>
               <w:spacing w:line="240" w:lineRule="auto"/>
-              <w:jc w:val="center"/>
+              <w:jc w:val="left"/>
             </w:pPr>
             <w:r/>
             <w:r>
@@ -8160,7 +8208,7 @@
           <w:p>
             <w:pPr>
               <w:spacing w:line="240" w:lineRule="auto"/>
-              <w:jc w:val="center"/>
+              <w:jc w:val="left"/>
             </w:pPr>
             <w:r/>
             <w:r>
@@ -8181,7 +8229,7 @@
           <w:p>
             <w:pPr>
               <w:spacing w:line="240" w:lineRule="auto"/>
-              <w:jc w:val="center"/>
+              <w:jc w:val="right"/>
             </w:pPr>
             <w:r/>
             <w:r>
@@ -8202,7 +8250,7 @@
           <w:p>
             <w:pPr>
               <w:spacing w:line="240" w:lineRule="auto"/>
-              <w:jc w:val="center"/>
+              <w:jc w:val="right"/>
             </w:pPr>
             <w:r/>
             <w:r>
@@ -8223,7 +8271,7 @@
           <w:p>
             <w:pPr>
               <w:spacing w:line="240" w:lineRule="auto"/>
-              <w:jc w:val="center"/>
+              <w:jc w:val="right"/>
             </w:pPr>
             <w:r/>
             <w:r>
@@ -8244,7 +8292,7 @@
           <w:p>
             <w:pPr>
               <w:spacing w:line="240" w:lineRule="auto"/>
-              <w:jc w:val="center"/>
+              <w:jc w:val="right"/>
             </w:pPr>
             <w:r/>
             <w:r>
@@ -8265,7 +8313,7 @@
           <w:p>
             <w:pPr>
               <w:spacing w:line="240" w:lineRule="auto"/>
-              <w:jc w:val="center"/>
+              <w:jc w:val="right"/>
             </w:pPr>
             <w:r/>
             <w:r>
@@ -8286,7 +8334,7 @@
           <w:p>
             <w:pPr>
               <w:spacing w:line="240" w:lineRule="auto"/>
-              <w:jc w:val="center"/>
+              <w:jc w:val="right"/>
             </w:pPr>
             <w:r/>
             <w:r>
@@ -8309,7 +8357,7 @@
           <w:p>
             <w:pPr>
               <w:spacing w:line="240" w:lineRule="auto"/>
-              <w:jc w:val="center"/>
+              <w:jc w:val="left"/>
             </w:pPr>
             <w:r/>
             <w:r>
@@ -8330,7 +8378,7 @@
           <w:p>
             <w:pPr>
               <w:spacing w:line="240" w:lineRule="auto"/>
-              <w:jc w:val="center"/>
+              <w:jc w:val="left"/>
             </w:pPr>
             <w:r/>
             <w:r>
@@ -8351,7 +8399,7 @@
           <w:p>
             <w:pPr>
               <w:spacing w:line="240" w:lineRule="auto"/>
-              <w:jc w:val="center"/>
+              <w:jc w:val="right"/>
             </w:pPr>
             <w:r/>
             <w:r>
@@ -8372,7 +8420,7 @@
           <w:p>
             <w:pPr>
               <w:spacing w:line="240" w:lineRule="auto"/>
-              <w:jc w:val="center"/>
+              <w:jc w:val="right"/>
             </w:pPr>
             <w:r/>
             <w:r>
@@ -8393,7 +8441,7 @@
           <w:p>
             <w:pPr>
               <w:spacing w:line="240" w:lineRule="auto"/>
-              <w:jc w:val="center"/>
+              <w:jc w:val="right"/>
             </w:pPr>
             <w:r/>
             <w:r>
@@ -8414,7 +8462,7 @@
           <w:p>
             <w:pPr>
               <w:spacing w:line="240" w:lineRule="auto"/>
-              <w:jc w:val="center"/>
+              <w:jc w:val="right"/>
             </w:pPr>
             <w:r/>
             <w:r>
@@ -8435,7 +8483,7 @@
           <w:p>
             <w:pPr>
               <w:spacing w:line="240" w:lineRule="auto"/>
-              <w:jc w:val="center"/>
+              <w:jc w:val="right"/>
             </w:pPr>
             <w:r/>
             <w:r>
@@ -8456,7 +8504,7 @@
           <w:p>
             <w:pPr>
               <w:spacing w:line="240" w:lineRule="auto"/>
-              <w:jc w:val="center"/>
+              <w:jc w:val="right"/>
             </w:pPr>
             <w:r/>
             <w:r>
@@ -8479,7 +8527,7 @@
           <w:p>
             <w:pPr>
               <w:spacing w:line="240" w:lineRule="auto"/>
-              <w:jc w:val="center"/>
+              <w:jc w:val="left"/>
             </w:pPr>
             <w:r/>
             <w:r>
@@ -8500,7 +8548,7 @@
           <w:p>
             <w:pPr>
               <w:spacing w:line="240" w:lineRule="auto"/>
-              <w:jc w:val="center"/>
+              <w:jc w:val="left"/>
             </w:pPr>
             <w:r/>
             <w:r>
@@ -8521,7 +8569,7 @@
           <w:p>
             <w:pPr>
               <w:spacing w:line="240" w:lineRule="auto"/>
-              <w:jc w:val="center"/>
+              <w:jc w:val="right"/>
             </w:pPr>
             <w:r/>
             <w:r>
@@ -8542,7 +8590,7 @@
           <w:p>
             <w:pPr>
               <w:spacing w:line="240" w:lineRule="auto"/>
-              <w:jc w:val="center"/>
+              <w:jc w:val="right"/>
             </w:pPr>
             <w:r/>
             <w:r>
@@ -8563,7 +8611,7 @@
           <w:p>
             <w:pPr>
               <w:spacing w:line="240" w:lineRule="auto"/>
-              <w:jc w:val="center"/>
+              <w:jc w:val="right"/>
             </w:pPr>
             <w:r/>
             <w:r>
@@ -8584,7 +8632,7 @@
           <w:p>
             <w:pPr>
               <w:spacing w:line="240" w:lineRule="auto"/>
-              <w:jc w:val="center"/>
+              <w:jc w:val="right"/>
             </w:pPr>
             <w:r/>
             <w:r>
@@ -8605,7 +8653,7 @@
           <w:p>
             <w:pPr>
               <w:spacing w:line="240" w:lineRule="auto"/>
-              <w:jc w:val="center"/>
+              <w:jc w:val="right"/>
             </w:pPr>
             <w:r/>
             <w:r>
@@ -8626,7 +8674,7 @@
           <w:p>
             <w:pPr>
               <w:spacing w:line="240" w:lineRule="auto"/>
-              <w:jc w:val="center"/>
+              <w:jc w:val="right"/>
             </w:pPr>
             <w:r/>
             <w:r>
@@ -8649,7 +8697,7 @@
           <w:p>
             <w:pPr>
               <w:spacing w:line="240" w:lineRule="auto"/>
-              <w:jc w:val="center"/>
+              <w:jc w:val="left"/>
             </w:pPr>
             <w:r/>
             <w:r>
@@ -8670,7 +8718,7 @@
           <w:p>
             <w:pPr>
               <w:spacing w:line="240" w:lineRule="auto"/>
-              <w:jc w:val="center"/>
+              <w:jc w:val="left"/>
             </w:pPr>
             <w:r/>
             <w:r>
@@ -8691,7 +8739,7 @@
           <w:p>
             <w:pPr>
               <w:spacing w:line="240" w:lineRule="auto"/>
-              <w:jc w:val="center"/>
+              <w:jc w:val="right"/>
             </w:pPr>
             <w:r/>
             <w:r>
@@ -8712,7 +8760,7 @@
           <w:p>
             <w:pPr>
               <w:spacing w:line="240" w:lineRule="auto"/>
-              <w:jc w:val="center"/>
+              <w:jc w:val="right"/>
             </w:pPr>
             <w:r/>
             <w:r>
@@ -8733,7 +8781,7 @@
           <w:p>
             <w:pPr>
               <w:spacing w:line="240" w:lineRule="auto"/>
-              <w:jc w:val="center"/>
+              <w:jc w:val="right"/>
             </w:pPr>
             <w:r/>
             <w:r>
@@ -8754,7 +8802,7 @@
           <w:p>
             <w:pPr>
               <w:spacing w:line="240" w:lineRule="auto"/>
-              <w:jc w:val="center"/>
+              <w:jc w:val="right"/>
             </w:pPr>
             <w:r/>
             <w:r>
@@ -8775,7 +8823,7 @@
           <w:p>
             <w:pPr>
               <w:spacing w:line="240" w:lineRule="auto"/>
-              <w:jc w:val="center"/>
+              <w:jc w:val="right"/>
             </w:pPr>
             <w:r/>
             <w:r>
@@ -8796,7 +8844,7 @@
           <w:p>
             <w:pPr>
               <w:spacing w:line="240" w:lineRule="auto"/>
-              <w:jc w:val="center"/>
+              <w:jc w:val="right"/>
             </w:pPr>
             <w:r/>
             <w:r>
@@ -8819,7 +8867,7 @@
           <w:p>
             <w:pPr>
               <w:spacing w:line="240" w:lineRule="auto"/>
-              <w:jc w:val="center"/>
+              <w:jc w:val="left"/>
             </w:pPr>
             <w:r/>
             <w:r>
@@ -8840,7 +8888,7 @@
           <w:p>
             <w:pPr>
               <w:spacing w:line="240" w:lineRule="auto"/>
-              <w:jc w:val="center"/>
+              <w:jc w:val="left"/>
             </w:pPr>
             <w:r/>
             <w:r>
@@ -8861,7 +8909,7 @@
           <w:p>
             <w:pPr>
               <w:spacing w:line="240" w:lineRule="auto"/>
-              <w:jc w:val="center"/>
+              <w:jc w:val="right"/>
             </w:pPr>
             <w:r/>
             <w:r>
@@ -8882,7 +8930,7 @@
           <w:p>
             <w:pPr>
               <w:spacing w:line="240" w:lineRule="auto"/>
-              <w:jc w:val="center"/>
+              <w:jc w:val="right"/>
             </w:pPr>
             <w:r/>
             <w:r>
@@ -8903,7 +8951,7 @@
           <w:p>
             <w:pPr>
               <w:spacing w:line="240" w:lineRule="auto"/>
-              <w:jc w:val="center"/>
+              <w:jc w:val="right"/>
             </w:pPr>
             <w:r/>
             <w:r>
@@ -8924,7 +8972,7 @@
           <w:p>
             <w:pPr>
               <w:spacing w:line="240" w:lineRule="auto"/>
-              <w:jc w:val="center"/>
+              <w:jc w:val="right"/>
             </w:pPr>
             <w:r/>
             <w:r>
@@ -8945,7 +8993,7 @@
           <w:p>
             <w:pPr>
               <w:spacing w:line="240" w:lineRule="auto"/>
-              <w:jc w:val="center"/>
+              <w:jc w:val="right"/>
             </w:pPr>
             <w:r/>
             <w:r>
@@ -8966,7 +9014,7 @@
           <w:p>
             <w:pPr>
               <w:spacing w:line="240" w:lineRule="auto"/>
-              <w:jc w:val="center"/>
+              <w:jc w:val="right"/>
             </w:pPr>
             <w:r/>
             <w:r>
@@ -9046,6 +9094,14 @@
     <w:tbl>
       <w:tblPr>
         <w:tblW w:type="auto" w:w="0"/>
+        <w:tblBorders>
+          <w:top w:val="single" w:sz="4" w:space="0" w:color="000000"/>
+          <w:left w:val="single" w:sz="4" w:space="0" w:color="000000"/>
+          <w:bottom w:val="single" w:sz="4" w:space="0" w:color="000000"/>
+          <w:right w:val="single" w:sz="4" w:space="0" w:color="000000"/>
+          <w:insideH w:val="single" w:sz="4" w:space="0" w:color="000000"/>
+          <w:insideV w:val="single" w:sz="4" w:space="0" w:color="000000"/>
+        </w:tblBorders>
         <w:tblLook w:firstColumn="1" w:firstRow="1" w:lastColumn="0" w:lastRow="0" w:noHBand="0" w:noVBand="1" w:val="04A0"/>
       </w:tblPr>
       <w:tblGrid>
@@ -9148,7 +9204,7 @@
           <w:p>
             <w:pPr>
               <w:spacing w:line="240" w:lineRule="auto"/>
-              <w:jc w:val="center"/>
+              <w:jc w:val="right"/>
             </w:pPr>
             <w:r/>
             <w:r>
@@ -9169,7 +9225,7 @@
           <w:p>
             <w:pPr>
               <w:spacing w:line="240" w:lineRule="auto"/>
-              <w:jc w:val="center"/>
+              <w:jc w:val="left"/>
             </w:pPr>
             <w:r/>
             <w:r>
@@ -9190,7 +9246,7 @@
           <w:p>
             <w:pPr>
               <w:spacing w:line="240" w:lineRule="auto"/>
-              <w:jc w:val="center"/>
+              <w:jc w:val="right"/>
             </w:pPr>
             <w:r/>
             <w:r>
@@ -9211,7 +9267,7 @@
           <w:p>
             <w:pPr>
               <w:spacing w:line="240" w:lineRule="auto"/>
-              <w:jc w:val="center"/>
+              <w:jc w:val="right"/>
             </w:pPr>
             <w:r/>
             <w:r>
@@ -9234,7 +9290,7 @@
           <w:p>
             <w:pPr>
               <w:spacing w:line="240" w:lineRule="auto"/>
-              <w:jc w:val="center"/>
+              <w:jc w:val="right"/>
             </w:pPr>
             <w:r/>
             <w:r>
@@ -9255,7 +9311,7 @@
           <w:p>
             <w:pPr>
               <w:spacing w:line="240" w:lineRule="auto"/>
-              <w:jc w:val="center"/>
+              <w:jc w:val="left"/>
             </w:pPr>
             <w:r/>
             <w:r>
@@ -9276,7 +9332,7 @@
           <w:p>
             <w:pPr>
               <w:spacing w:line="240" w:lineRule="auto"/>
-              <w:jc w:val="center"/>
+              <w:jc w:val="right"/>
             </w:pPr>
             <w:r/>
             <w:r>
@@ -9297,7 +9353,7 @@
           <w:p>
             <w:pPr>
               <w:spacing w:line="240" w:lineRule="auto"/>
-              <w:jc w:val="center"/>
+              <w:jc w:val="right"/>
             </w:pPr>
             <w:r/>
             <w:r>
@@ -9320,7 +9376,7 @@
           <w:p>
             <w:pPr>
               <w:spacing w:line="240" w:lineRule="auto"/>
-              <w:jc w:val="center"/>
+              <w:jc w:val="right"/>
             </w:pPr>
             <w:r/>
             <w:r>
@@ -9341,7 +9397,7 @@
           <w:p>
             <w:pPr>
               <w:spacing w:line="240" w:lineRule="auto"/>
-              <w:jc w:val="center"/>
+              <w:jc w:val="left"/>
             </w:pPr>
             <w:r/>
             <w:r>
@@ -9362,7 +9418,7 @@
           <w:p>
             <w:pPr>
               <w:spacing w:line="240" w:lineRule="auto"/>
-              <w:jc w:val="center"/>
+              <w:jc w:val="right"/>
             </w:pPr>
             <w:r/>
             <w:r>
@@ -9383,7 +9439,7 @@
           <w:p>
             <w:pPr>
               <w:spacing w:line="240" w:lineRule="auto"/>
-              <w:jc w:val="center"/>
+              <w:jc w:val="right"/>
             </w:pPr>
             <w:r/>
             <w:r>
@@ -9406,7 +9462,7 @@
           <w:p>
             <w:pPr>
               <w:spacing w:line="240" w:lineRule="auto"/>
-              <w:jc w:val="center"/>
+              <w:jc w:val="right"/>
             </w:pPr>
             <w:r/>
             <w:r>
@@ -9427,7 +9483,7 @@
           <w:p>
             <w:pPr>
               <w:spacing w:line="240" w:lineRule="auto"/>
-              <w:jc w:val="center"/>
+              <w:jc w:val="left"/>
             </w:pPr>
             <w:r/>
             <w:r>
@@ -9448,7 +9504,7 @@
           <w:p>
             <w:pPr>
               <w:spacing w:line="240" w:lineRule="auto"/>
-              <w:jc w:val="center"/>
+              <w:jc w:val="right"/>
             </w:pPr>
             <w:r/>
             <w:r>
@@ -9469,7 +9525,7 @@
           <w:p>
             <w:pPr>
               <w:spacing w:line="240" w:lineRule="auto"/>
-              <w:jc w:val="center"/>
+              <w:jc w:val="right"/>
             </w:pPr>
             <w:r/>
             <w:r>
@@ -9752,6 +9808,14 @@
     <w:tbl>
       <w:tblPr>
         <w:tblW w:type="auto" w:w="0"/>
+        <w:tblBorders>
+          <w:top w:val="single" w:sz="4" w:space="0" w:color="000000"/>
+          <w:left w:val="single" w:sz="4" w:space="0" w:color="000000"/>
+          <w:bottom w:val="single" w:sz="4" w:space="0" w:color="000000"/>
+          <w:right w:val="single" w:sz="4" w:space="0" w:color="000000"/>
+          <w:insideH w:val="single" w:sz="4" w:space="0" w:color="000000"/>
+          <w:insideV w:val="single" w:sz="4" w:space="0" w:color="000000"/>
+        </w:tblBorders>
         <w:tblLook w:firstColumn="1" w:firstRow="1" w:lastColumn="0" w:lastRow="0" w:noHBand="0" w:noVBand="1" w:val="04A0"/>
       </w:tblPr>
       <w:tblGrid>
@@ -9898,7 +9962,7 @@
           <w:p>
             <w:pPr>
               <w:spacing w:line="240" w:lineRule="auto"/>
-              <w:jc w:val="center"/>
+              <w:jc w:val="left"/>
             </w:pPr>
             <w:r/>
             <w:r>
@@ -9919,7 +9983,7 @@
           <w:p>
             <w:pPr>
               <w:spacing w:line="240" w:lineRule="auto"/>
-              <w:jc w:val="center"/>
+              <w:jc w:val="right"/>
             </w:pPr>
             <w:r/>
             <w:r>
@@ -9940,7 +10004,7 @@
           <w:p>
             <w:pPr>
               <w:spacing w:line="240" w:lineRule="auto"/>
-              <w:jc w:val="center"/>
+              <w:jc w:val="right"/>
             </w:pPr>
             <w:r/>
             <w:r>
@@ -9961,7 +10025,7 @@
           <w:p>
             <w:pPr>
               <w:spacing w:line="240" w:lineRule="auto"/>
-              <w:jc w:val="center"/>
+              <w:jc w:val="right"/>
             </w:pPr>
             <w:r/>
             <w:r>
@@ -9982,7 +10046,7 @@
           <w:p>
             <w:pPr>
               <w:spacing w:line="240" w:lineRule="auto"/>
-              <w:jc w:val="center"/>
+              <w:jc w:val="right"/>
             </w:pPr>
             <w:r/>
             <w:r>
@@ -10003,7 +10067,7 @@
           <w:p>
             <w:pPr>
               <w:spacing w:line="240" w:lineRule="auto"/>
-              <w:jc w:val="center"/>
+              <w:jc w:val="right"/>
             </w:pPr>
             <w:r/>
             <w:r>
@@ -10026,7 +10090,7 @@
           <w:p>
             <w:pPr>
               <w:spacing w:line="240" w:lineRule="auto"/>
-              <w:jc w:val="center"/>
+              <w:jc w:val="left"/>
             </w:pPr>
             <w:r/>
             <w:r>
@@ -10047,7 +10111,7 @@
           <w:p>
             <w:pPr>
               <w:spacing w:line="240" w:lineRule="auto"/>
-              <w:jc w:val="center"/>
+              <w:jc w:val="right"/>
             </w:pPr>
             <w:r/>
             <w:r>
@@ -10068,7 +10132,7 @@
           <w:p>
             <w:pPr>
               <w:spacing w:line="240" w:lineRule="auto"/>
-              <w:jc w:val="center"/>
+              <w:jc w:val="right"/>
             </w:pPr>
             <w:r/>
             <w:r>
@@ -10089,7 +10153,7 @@
           <w:p>
             <w:pPr>
               <w:spacing w:line="240" w:lineRule="auto"/>
-              <w:jc w:val="center"/>
+              <w:jc w:val="right"/>
             </w:pPr>
             <w:r/>
             <w:r>
@@ -10110,7 +10174,7 @@
           <w:p>
             <w:pPr>
               <w:spacing w:line="240" w:lineRule="auto"/>
-              <w:jc w:val="center"/>
+              <w:jc w:val="right"/>
             </w:pPr>
             <w:r/>
             <w:r>
@@ -10131,7 +10195,7 @@
           <w:p>
             <w:pPr>
               <w:spacing w:line="240" w:lineRule="auto"/>
-              <w:jc w:val="center"/>
+              <w:jc w:val="right"/>
             </w:pPr>
             <w:r/>
             <w:r>
@@ -10154,7 +10218,7 @@
           <w:p>
             <w:pPr>
               <w:spacing w:line="240" w:lineRule="auto"/>
-              <w:jc w:val="center"/>
+              <w:jc w:val="left"/>
             </w:pPr>
             <w:r/>
             <w:r>
@@ -10175,7 +10239,7 @@
           <w:p>
             <w:pPr>
               <w:spacing w:line="240" w:lineRule="auto"/>
-              <w:jc w:val="center"/>
+              <w:jc w:val="right"/>
             </w:pPr>
             <w:r/>
             <w:r>
@@ -10196,7 +10260,7 @@
           <w:p>
             <w:pPr>
               <w:spacing w:line="240" w:lineRule="auto"/>
-              <w:jc w:val="center"/>
+              <w:jc w:val="right"/>
             </w:pPr>
             <w:r/>
             <w:r>
@@ -10217,7 +10281,7 @@
           <w:p>
             <w:pPr>
               <w:spacing w:line="240" w:lineRule="auto"/>
-              <w:jc w:val="center"/>
+              <w:jc w:val="right"/>
             </w:pPr>
             <w:r/>
             <w:r>
@@ -10238,7 +10302,7 @@
           <w:p>
             <w:pPr>
               <w:spacing w:line="240" w:lineRule="auto"/>
-              <w:jc w:val="center"/>
+              <w:jc w:val="right"/>
             </w:pPr>
             <w:r/>
             <w:r>
@@ -10259,7 +10323,7 @@
           <w:p>
             <w:pPr>
               <w:spacing w:line="240" w:lineRule="auto"/>
-              <w:jc w:val="center"/>
+              <w:jc w:val="right"/>
             </w:pPr>
             <w:r/>
             <w:r>
@@ -10282,7 +10346,7 @@
           <w:p>
             <w:pPr>
               <w:spacing w:line="240" w:lineRule="auto"/>
-              <w:jc w:val="center"/>
+              <w:jc w:val="left"/>
             </w:pPr>
             <w:r/>
             <w:r>
@@ -10303,7 +10367,7 @@
           <w:p>
             <w:pPr>
               <w:spacing w:line="240" w:lineRule="auto"/>
-              <w:jc w:val="center"/>
+              <w:jc w:val="right"/>
             </w:pPr>
             <w:r/>
             <w:r>
@@ -10324,7 +10388,7 @@
           <w:p>
             <w:pPr>
               <w:spacing w:line="240" w:lineRule="auto"/>
-              <w:jc w:val="center"/>
+              <w:jc w:val="right"/>
             </w:pPr>
             <w:r/>
             <w:r>
@@ -10345,7 +10409,7 @@
           <w:p>
             <w:pPr>
               <w:spacing w:line="240" w:lineRule="auto"/>
-              <w:jc w:val="center"/>
+              <w:jc w:val="right"/>
             </w:pPr>
             <w:r/>
             <w:r>
@@ -10366,7 +10430,7 @@
           <w:p>
             <w:pPr>
               <w:spacing w:line="240" w:lineRule="auto"/>
-              <w:jc w:val="center"/>
+              <w:jc w:val="right"/>
             </w:pPr>
             <w:r/>
             <w:r>
@@ -10387,7 +10451,7 @@
           <w:p>
             <w:pPr>
               <w:spacing w:line="240" w:lineRule="auto"/>
-              <w:jc w:val="center"/>
+              <w:jc w:val="right"/>
             </w:pPr>
             <w:r/>
             <w:r>
@@ -10410,7 +10474,7 @@
           <w:p>
             <w:pPr>
               <w:spacing w:line="240" w:lineRule="auto"/>
-              <w:jc w:val="center"/>
+              <w:jc w:val="left"/>
             </w:pPr>
             <w:r/>
             <w:r>
@@ -10431,7 +10495,7 @@
           <w:p>
             <w:pPr>
               <w:spacing w:line="240" w:lineRule="auto"/>
-              <w:jc w:val="center"/>
+              <w:jc w:val="right"/>
             </w:pPr>
             <w:r/>
             <w:r>
@@ -10452,7 +10516,7 @@
           <w:p>
             <w:pPr>
               <w:spacing w:line="240" w:lineRule="auto"/>
-              <w:jc w:val="center"/>
+              <w:jc w:val="right"/>
             </w:pPr>
             <w:r/>
             <w:r>
@@ -10473,7 +10537,7 @@
           <w:p>
             <w:pPr>
               <w:spacing w:line="240" w:lineRule="auto"/>
-              <w:jc w:val="center"/>
+              <w:jc w:val="right"/>
             </w:pPr>
             <w:r/>
             <w:r>
@@ -10494,7 +10558,7 @@
           <w:p>
             <w:pPr>
               <w:spacing w:line="240" w:lineRule="auto"/>
-              <w:jc w:val="center"/>
+              <w:jc w:val="right"/>
             </w:pPr>
             <w:r/>
             <w:r>
@@ -10515,7 +10579,7 @@
           <w:p>
             <w:pPr>
               <w:spacing w:line="240" w:lineRule="auto"/>
-              <w:jc w:val="center"/>
+              <w:jc w:val="right"/>
             </w:pPr>
             <w:r/>
             <w:r>
@@ -10538,7 +10602,7 @@
           <w:p>
             <w:pPr>
               <w:spacing w:line="240" w:lineRule="auto"/>
-              <w:jc w:val="center"/>
+              <w:jc w:val="left"/>
             </w:pPr>
             <w:r/>
             <w:r>
@@ -10559,7 +10623,7 @@
           <w:p>
             <w:pPr>
               <w:spacing w:line="240" w:lineRule="auto"/>
-              <w:jc w:val="center"/>
+              <w:jc w:val="right"/>
             </w:pPr>
             <w:r/>
             <w:r>
@@ -10580,7 +10644,7 @@
           <w:p>
             <w:pPr>
               <w:spacing w:line="240" w:lineRule="auto"/>
-              <w:jc w:val="center"/>
+              <w:jc w:val="right"/>
             </w:pPr>
             <w:r/>
             <w:r>
@@ -10601,7 +10665,7 @@
           <w:p>
             <w:pPr>
               <w:spacing w:line="240" w:lineRule="auto"/>
-              <w:jc w:val="center"/>
+              <w:jc w:val="right"/>
             </w:pPr>
             <w:r/>
             <w:r>
@@ -10622,7 +10686,7 @@
           <w:p>
             <w:pPr>
               <w:spacing w:line="240" w:lineRule="auto"/>
-              <w:jc w:val="center"/>
+              <w:jc w:val="right"/>
             </w:pPr>
             <w:r/>
             <w:r>
@@ -10643,7 +10707,7 @@
           <w:p>
             <w:pPr>
               <w:spacing w:line="240" w:lineRule="auto"/>
-              <w:jc w:val="center"/>
+              <w:jc w:val="right"/>
             </w:pPr>
             <w:r/>
             <w:r>
@@ -10666,7 +10730,7 @@
           <w:p>
             <w:pPr>
               <w:spacing w:line="240" w:lineRule="auto"/>
-              <w:jc w:val="center"/>
+              <w:jc w:val="left"/>
             </w:pPr>
             <w:r/>
             <w:r>
@@ -10687,7 +10751,7 @@
           <w:p>
             <w:pPr>
               <w:spacing w:line="240" w:lineRule="auto"/>
-              <w:jc w:val="center"/>
+              <w:jc w:val="right"/>
             </w:pPr>
             <w:r/>
             <w:r>
@@ -10708,7 +10772,7 @@
           <w:p>
             <w:pPr>
               <w:spacing w:line="240" w:lineRule="auto"/>
-              <w:jc w:val="center"/>
+              <w:jc w:val="right"/>
             </w:pPr>
             <w:r/>
             <w:r>
@@ -10729,7 +10793,7 @@
           <w:p>
             <w:pPr>
               <w:spacing w:line="240" w:lineRule="auto"/>
-              <w:jc w:val="center"/>
+              <w:jc w:val="right"/>
             </w:pPr>
             <w:r/>
             <w:r>
@@ -10750,7 +10814,7 @@
           <w:p>
             <w:pPr>
               <w:spacing w:line="240" w:lineRule="auto"/>
-              <w:jc w:val="center"/>
+              <w:jc w:val="right"/>
             </w:pPr>
             <w:r/>
             <w:r>
@@ -10771,7 +10835,7 @@
           <w:p>
             <w:pPr>
               <w:spacing w:line="240" w:lineRule="auto"/>
-              <w:jc w:val="center"/>
+              <w:jc w:val="right"/>
             </w:pPr>
             <w:r/>
             <w:r>
@@ -10970,6 +11034,14 @@
     <w:tbl>
       <w:tblPr>
         <w:tblW w:type="auto" w:w="0"/>
+        <w:tblBorders>
+          <w:top w:val="single" w:sz="4" w:space="0" w:color="000000"/>
+          <w:left w:val="single" w:sz="4" w:space="0" w:color="000000"/>
+          <w:bottom w:val="single" w:sz="4" w:space="0" w:color="000000"/>
+          <w:right w:val="single" w:sz="4" w:space="0" w:color="000000"/>
+          <w:insideH w:val="single" w:sz="4" w:space="0" w:color="000000"/>
+          <w:insideV w:val="single" w:sz="4" w:space="0" w:color="000000"/>
+        </w:tblBorders>
         <w:tblLook w:firstColumn="1" w:firstRow="1" w:lastColumn="0" w:lastRow="0" w:noHBand="0" w:noVBand="1" w:val="04A0"/>
       </w:tblPr>
       <w:tblGrid>
@@ -11138,7 +11210,7 @@
           <w:p>
             <w:pPr>
               <w:spacing w:line="240" w:lineRule="auto"/>
-              <w:jc w:val="center"/>
+              <w:jc w:val="left"/>
             </w:pPr>
             <w:r/>
             <w:r>
@@ -11159,7 +11231,7 @@
           <w:p>
             <w:pPr>
               <w:spacing w:line="240" w:lineRule="auto"/>
-              <w:jc w:val="center"/>
+              <w:jc w:val="right"/>
             </w:pPr>
             <w:r/>
             <w:r>
@@ -11180,7 +11252,7 @@
           <w:p>
             <w:pPr>
               <w:spacing w:line="240" w:lineRule="auto"/>
-              <w:jc w:val="center"/>
+              <w:jc w:val="right"/>
             </w:pPr>
             <w:r/>
             <w:r>
@@ -11201,7 +11273,7 @@
           <w:p>
             <w:pPr>
               <w:spacing w:line="240" w:lineRule="auto"/>
-              <w:jc w:val="center"/>
+              <w:jc w:val="right"/>
             </w:pPr>
             <w:r/>
             <w:r>
@@ -11222,7 +11294,7 @@
           <w:p>
             <w:pPr>
               <w:spacing w:line="240" w:lineRule="auto"/>
-              <w:jc w:val="center"/>
+              <w:jc w:val="right"/>
             </w:pPr>
             <w:r/>
             <w:r>
@@ -11243,7 +11315,7 @@
           <w:p>
             <w:pPr>
               <w:spacing w:line="240" w:lineRule="auto"/>
-              <w:jc w:val="center"/>
+              <w:jc w:val="right"/>
             </w:pPr>
             <w:r/>
             <w:r>
@@ -11264,7 +11336,7 @@
           <w:p>
             <w:pPr>
               <w:spacing w:line="240" w:lineRule="auto"/>
-              <w:jc w:val="center"/>
+              <w:jc w:val="right"/>
             </w:pPr>
             <w:r/>
             <w:r>
@@ -11287,7 +11359,7 @@
           <w:p>
             <w:pPr>
               <w:spacing w:line="240" w:lineRule="auto"/>
-              <w:jc w:val="center"/>
+              <w:jc w:val="left"/>
             </w:pPr>
             <w:r/>
             <w:r>
@@ -11308,7 +11380,7 @@
           <w:p>
             <w:pPr>
               <w:spacing w:line="240" w:lineRule="auto"/>
-              <w:jc w:val="center"/>
+              <w:jc w:val="right"/>
             </w:pPr>
             <w:r/>
             <w:r>
@@ -11329,7 +11401,7 @@
           <w:p>
             <w:pPr>
               <w:spacing w:line="240" w:lineRule="auto"/>
-              <w:jc w:val="center"/>
+              <w:jc w:val="right"/>
             </w:pPr>
             <w:r/>
             <w:r>
@@ -11350,7 +11422,7 @@
           <w:p>
             <w:pPr>
               <w:spacing w:line="240" w:lineRule="auto"/>
-              <w:jc w:val="center"/>
+              <w:jc w:val="right"/>
             </w:pPr>
             <w:r/>
             <w:r>
@@ -11371,7 +11443,7 @@
           <w:p>
             <w:pPr>
               <w:spacing w:line="240" w:lineRule="auto"/>
-              <w:jc w:val="center"/>
+              <w:jc w:val="right"/>
             </w:pPr>
             <w:r/>
             <w:r>
@@ -11392,7 +11464,7 @@
           <w:p>
             <w:pPr>
               <w:spacing w:line="240" w:lineRule="auto"/>
-              <w:jc w:val="center"/>
+              <w:jc w:val="right"/>
             </w:pPr>
             <w:r/>
             <w:r>
@@ -11413,7 +11485,7 @@
           <w:p>
             <w:pPr>
               <w:spacing w:line="240" w:lineRule="auto"/>
-              <w:jc w:val="center"/>
+              <w:jc w:val="right"/>
             </w:pPr>
             <w:r/>
             <w:r>
@@ -11436,7 +11508,7 @@
           <w:p>
             <w:pPr>
               <w:spacing w:line="240" w:lineRule="auto"/>
-              <w:jc w:val="center"/>
+              <w:jc w:val="left"/>
             </w:pPr>
             <w:r/>
             <w:r>
@@ -11457,7 +11529,7 @@
           <w:p>
             <w:pPr>
               <w:spacing w:line="240" w:lineRule="auto"/>
-              <w:jc w:val="center"/>
+              <w:jc w:val="right"/>
             </w:pPr>
             <w:r/>
             <w:r>
@@ -11478,7 +11550,7 @@
           <w:p>
             <w:pPr>
               <w:spacing w:line="240" w:lineRule="auto"/>
-              <w:jc w:val="center"/>
+              <w:jc w:val="right"/>
             </w:pPr>
             <w:r/>
             <w:r>
@@ -11499,7 +11571,7 @@
           <w:p>
             <w:pPr>
               <w:spacing w:line="240" w:lineRule="auto"/>
-              <w:jc w:val="center"/>
+              <w:jc w:val="right"/>
             </w:pPr>
             <w:r/>
             <w:r>
@@ -11520,7 +11592,7 @@
           <w:p>
             <w:pPr>
               <w:spacing w:line="240" w:lineRule="auto"/>
-              <w:jc w:val="center"/>
+              <w:jc w:val="right"/>
             </w:pPr>
             <w:r/>
             <w:r>
@@ -11541,7 +11613,7 @@
           <w:p>
             <w:pPr>
               <w:spacing w:line="240" w:lineRule="auto"/>
-              <w:jc w:val="center"/>
+              <w:jc w:val="right"/>
             </w:pPr>
             <w:r/>
             <w:r>
@@ -11562,7 +11634,7 @@
           <w:p>
             <w:pPr>
               <w:spacing w:line="240" w:lineRule="auto"/>
-              <w:jc w:val="center"/>
+              <w:jc w:val="right"/>
             </w:pPr>
             <w:r/>
             <w:r>
@@ -11585,7 +11657,7 @@
           <w:p>
             <w:pPr>
               <w:spacing w:line="240" w:lineRule="auto"/>
-              <w:jc w:val="center"/>
+              <w:jc w:val="left"/>
             </w:pPr>
             <w:r/>
             <w:r>
@@ -11606,7 +11678,7 @@
           <w:p>
             <w:pPr>
               <w:spacing w:line="240" w:lineRule="auto"/>
-              <w:jc w:val="center"/>
+              <w:jc w:val="right"/>
             </w:pPr>
             <w:r/>
             <w:r>
@@ -11627,7 +11699,7 @@
           <w:p>
             <w:pPr>
               <w:spacing w:line="240" w:lineRule="auto"/>
-              <w:jc w:val="center"/>
+              <w:jc w:val="right"/>
             </w:pPr>
             <w:r/>
             <w:r>
@@ -11648,7 +11720,7 @@
           <w:p>
             <w:pPr>
               <w:spacing w:line="240" w:lineRule="auto"/>
-              <w:jc w:val="center"/>
+              <w:jc w:val="right"/>
             </w:pPr>
             <w:r/>
             <w:r>
@@ -11669,7 +11741,7 @@
           <w:p>
             <w:pPr>
               <w:spacing w:line="240" w:lineRule="auto"/>
-              <w:jc w:val="center"/>
+              <w:jc w:val="right"/>
             </w:pPr>
             <w:r/>
             <w:r>
@@ -11690,7 +11762,7 @@
           <w:p>
             <w:pPr>
               <w:spacing w:line="240" w:lineRule="auto"/>
-              <w:jc w:val="center"/>
+              <w:jc w:val="left"/>
             </w:pPr>
             <w:r/>
             <w:r>
@@ -11711,7 +11783,7 @@
           <w:p>
             <w:pPr>
               <w:spacing w:line="240" w:lineRule="auto"/>
-              <w:jc w:val="center"/>
+              <w:jc w:val="left"/>
             </w:pPr>
             <w:r/>
             <w:r>
@@ -11862,6 +11934,14 @@
     <w:tbl>
       <w:tblPr>
         <w:tblW w:type="auto" w:w="0"/>
+        <w:tblBorders>
+          <w:top w:val="single" w:sz="4" w:space="0" w:color="000000"/>
+          <w:left w:val="single" w:sz="4" w:space="0" w:color="000000"/>
+          <w:bottom w:val="single" w:sz="4" w:space="0" w:color="000000"/>
+          <w:right w:val="single" w:sz="4" w:space="0" w:color="000000"/>
+          <w:insideH w:val="single" w:sz="4" w:space="0" w:color="000000"/>
+          <w:insideV w:val="single" w:sz="4" w:space="0" w:color="000000"/>
+        </w:tblBorders>
         <w:tblLook w:firstColumn="1" w:firstRow="1" w:lastColumn="0" w:lastRow="0" w:noHBand="0" w:noVBand="1" w:val="04A0"/>
       </w:tblPr>
       <w:tblGrid>
@@ -11942,7 +12022,7 @@
           <w:p>
             <w:pPr>
               <w:spacing w:line="240" w:lineRule="auto"/>
-              <w:jc w:val="center"/>
+              <w:jc w:val="right"/>
             </w:pPr>
             <w:r/>
             <w:r>
@@ -11963,7 +12043,7 @@
           <w:p>
             <w:pPr>
               <w:spacing w:line="240" w:lineRule="auto"/>
-              <w:jc w:val="center"/>
+              <w:jc w:val="right"/>
             </w:pPr>
             <w:r/>
             <w:r>
@@ -11984,7 +12064,7 @@
           <w:p>
             <w:pPr>
               <w:spacing w:line="240" w:lineRule="auto"/>
-              <w:jc w:val="center"/>
+              <w:jc w:val="right"/>
             </w:pPr>
             <w:r/>
             <w:r>
@@ -12007,7 +12087,7 @@
           <w:p>
             <w:pPr>
               <w:spacing w:line="240" w:lineRule="auto"/>
-              <w:jc w:val="center"/>
+              <w:jc w:val="right"/>
             </w:pPr>
             <w:r/>
             <w:r>
@@ -12028,7 +12108,7 @@
           <w:p>
             <w:pPr>
               <w:spacing w:line="240" w:lineRule="auto"/>
-              <w:jc w:val="center"/>
+              <w:jc w:val="right"/>
             </w:pPr>
             <w:r/>
             <w:r>
@@ -12049,7 +12129,7 @@
           <w:p>
             <w:pPr>
               <w:spacing w:line="240" w:lineRule="auto"/>
-              <w:jc w:val="center"/>
+              <w:jc w:val="right"/>
             </w:pPr>
             <w:r/>
             <w:r>
@@ -12072,7 +12152,7 @@
           <w:p>
             <w:pPr>
               <w:spacing w:line="240" w:lineRule="auto"/>
-              <w:jc w:val="center"/>
+              <w:jc w:val="right"/>
             </w:pPr>
             <w:r/>
             <w:r>
@@ -12093,7 +12173,7 @@
           <w:p>
             <w:pPr>
               <w:spacing w:line="240" w:lineRule="auto"/>
-              <w:jc w:val="center"/>
+              <w:jc w:val="right"/>
             </w:pPr>
             <w:r/>
             <w:r>
@@ -12114,7 +12194,7 @@
           <w:p>
             <w:pPr>
               <w:spacing w:line="240" w:lineRule="auto"/>
-              <w:jc w:val="center"/>
+              <w:jc w:val="right"/>
             </w:pPr>
             <w:r/>
             <w:r>
@@ -12137,7 +12217,7 @@
           <w:p>
             <w:pPr>
               <w:spacing w:line="240" w:lineRule="auto"/>
-              <w:jc w:val="center"/>
+              <w:jc w:val="right"/>
             </w:pPr>
             <w:r/>
             <w:r>
@@ -12158,7 +12238,7 @@
           <w:p>
             <w:pPr>
               <w:spacing w:line="240" w:lineRule="auto"/>
-              <w:jc w:val="center"/>
+              <w:jc w:val="right"/>
             </w:pPr>
             <w:r/>
             <w:r>
@@ -12179,7 +12259,7 @@
           <w:p>
             <w:pPr>
               <w:spacing w:line="240" w:lineRule="auto"/>
-              <w:jc w:val="center"/>
+              <w:jc w:val="right"/>
             </w:pPr>
             <w:r/>
             <w:r>
@@ -12202,7 +12282,7 @@
           <w:p>
             <w:pPr>
               <w:spacing w:line="240" w:lineRule="auto"/>
-              <w:jc w:val="center"/>
+              <w:jc w:val="right"/>
             </w:pPr>
             <w:r/>
             <w:r>
@@ -12223,7 +12303,7 @@
           <w:p>
             <w:pPr>
               <w:spacing w:line="240" w:lineRule="auto"/>
-              <w:jc w:val="center"/>
+              <w:jc w:val="right"/>
             </w:pPr>
             <w:r/>
             <w:r>
@@ -12244,7 +12324,7 @@
           <w:p>
             <w:pPr>
               <w:spacing w:line="240" w:lineRule="auto"/>
-              <w:jc w:val="center"/>
+              <w:jc w:val="right"/>
             </w:pPr>
             <w:r/>
             <w:r>
@@ -12421,6 +12501,14 @@
     <w:tbl>
       <w:tblPr>
         <w:tblW w:type="auto" w:w="0"/>
+        <w:tblBorders>
+          <w:top w:val="single" w:sz="4" w:space="0" w:color="000000"/>
+          <w:left w:val="single" w:sz="4" w:space="0" w:color="000000"/>
+          <w:bottom w:val="single" w:sz="4" w:space="0" w:color="000000"/>
+          <w:right w:val="single" w:sz="4" w:space="0" w:color="000000"/>
+          <w:insideH w:val="single" w:sz="4" w:space="0" w:color="000000"/>
+          <w:insideV w:val="single" w:sz="4" w:space="0" w:color="000000"/>
+        </w:tblBorders>
         <w:tblLook w:firstColumn="1" w:firstRow="1" w:lastColumn="0" w:lastRow="0" w:noHBand="0" w:noVBand="1" w:val="04A0"/>
       </w:tblPr>
       <w:tblGrid>
@@ -12501,7 +12589,7 @@
           <w:p>
             <w:pPr>
               <w:spacing w:line="240" w:lineRule="auto"/>
-              <w:jc w:val="center"/>
+              <w:jc w:val="right"/>
             </w:pPr>
             <w:r/>
             <w:r>
@@ -12522,7 +12610,7 @@
           <w:p>
             <w:pPr>
               <w:spacing w:line="240" w:lineRule="auto"/>
-              <w:jc w:val="center"/>
+              <w:jc w:val="right"/>
             </w:pPr>
             <w:r/>
             <w:r>
@@ -12543,7 +12631,7 @@
           <w:p>
             <w:pPr>
               <w:spacing w:line="240" w:lineRule="auto"/>
-              <w:jc w:val="center"/>
+              <w:jc w:val="right"/>
             </w:pPr>
             <w:r/>
             <w:r>
@@ -12566,7 +12654,7 @@
           <w:p>
             <w:pPr>
               <w:spacing w:line="240" w:lineRule="auto"/>
-              <w:jc w:val="center"/>
+              <w:jc w:val="right"/>
             </w:pPr>
             <w:r/>
             <w:r>
@@ -12587,7 +12675,7 @@
           <w:p>
             <w:pPr>
               <w:spacing w:line="240" w:lineRule="auto"/>
-              <w:jc w:val="center"/>
+              <w:jc w:val="right"/>
             </w:pPr>
             <w:r/>
             <w:r>
@@ -12608,7 +12696,7 @@
           <w:p>
             <w:pPr>
               <w:spacing w:line="240" w:lineRule="auto"/>
-              <w:jc w:val="center"/>
+              <w:jc w:val="right"/>
             </w:pPr>
             <w:r/>
             <w:r>
@@ -12631,7 +12719,7 @@
           <w:p>
             <w:pPr>
               <w:spacing w:line="240" w:lineRule="auto"/>
-              <w:jc w:val="center"/>
+              <w:jc w:val="right"/>
             </w:pPr>
             <w:r/>
             <w:r>
@@ -12652,7 +12740,7 @@
           <w:p>
             <w:pPr>
               <w:spacing w:line="240" w:lineRule="auto"/>
-              <w:jc w:val="center"/>
+              <w:jc w:val="right"/>
             </w:pPr>
             <w:r/>
             <w:r>
@@ -12673,7 +12761,7 @@
           <w:p>
             <w:pPr>
               <w:spacing w:line="240" w:lineRule="auto"/>
-              <w:jc w:val="center"/>
+              <w:jc w:val="right"/>
             </w:pPr>
             <w:r/>
             <w:r>
@@ -12696,7 +12784,7 @@
           <w:p>
             <w:pPr>
               <w:spacing w:line="240" w:lineRule="auto"/>
-              <w:jc w:val="center"/>
+              <w:jc w:val="right"/>
             </w:pPr>
             <w:r/>
             <w:r>
@@ -12717,7 +12805,7 @@
           <w:p>
             <w:pPr>
               <w:spacing w:line="240" w:lineRule="auto"/>
-              <w:jc w:val="center"/>
+              <w:jc w:val="right"/>
             </w:pPr>
             <w:r/>
             <w:r>
@@ -12738,7 +12826,7 @@
           <w:p>
             <w:pPr>
               <w:spacing w:line="240" w:lineRule="auto"/>
-              <w:jc w:val="center"/>
+              <w:jc w:val="right"/>
             </w:pPr>
             <w:r/>
             <w:r>
@@ -12761,7 +12849,7 @@
           <w:p>
             <w:pPr>
               <w:spacing w:line="240" w:lineRule="auto"/>
-              <w:jc w:val="center"/>
+              <w:jc w:val="right"/>
             </w:pPr>
             <w:r/>
             <w:r>
@@ -12782,7 +12870,7 @@
           <w:p>
             <w:pPr>
               <w:spacing w:line="240" w:lineRule="auto"/>
-              <w:jc w:val="center"/>
+              <w:jc w:val="right"/>
             </w:pPr>
             <w:r/>
             <w:r>
@@ -12803,7 +12891,7 @@
           <w:p>
             <w:pPr>
               <w:spacing w:line="240" w:lineRule="auto"/>
-              <w:jc w:val="center"/>
+              <w:jc w:val="right"/>
             </w:pPr>
             <w:r/>
             <w:r>
@@ -12902,6 +12990,14 @@
     <w:tbl>
       <w:tblPr>
         <w:tblW w:type="auto" w:w="0"/>
+        <w:tblBorders>
+          <w:top w:val="single" w:sz="4" w:space="0" w:color="000000"/>
+          <w:left w:val="single" w:sz="4" w:space="0" w:color="000000"/>
+          <w:bottom w:val="single" w:sz="4" w:space="0" w:color="000000"/>
+          <w:right w:val="single" w:sz="4" w:space="0" w:color="000000"/>
+          <w:insideH w:val="single" w:sz="4" w:space="0" w:color="000000"/>
+          <w:insideV w:val="single" w:sz="4" w:space="0" w:color="000000"/>
+        </w:tblBorders>
         <w:tblLook w:firstColumn="1" w:firstRow="1" w:lastColumn="0" w:lastRow="0" w:noHBand="0" w:noVBand="1" w:val="04A0"/>
       </w:tblPr>
       <w:tblGrid>
@@ -13004,7 +13100,7 @@
           <w:p>
             <w:pPr>
               <w:spacing w:line="240" w:lineRule="auto"/>
-              <w:jc w:val="center"/>
+              <w:jc w:val="left"/>
             </w:pPr>
             <w:r/>
             <w:r>
@@ -13025,7 +13121,7 @@
           <w:p>
             <w:pPr>
               <w:spacing w:line="240" w:lineRule="auto"/>
-              <w:jc w:val="center"/>
+              <w:jc w:val="left"/>
             </w:pPr>
             <w:r/>
             <w:r>
@@ -13046,7 +13142,7 @@
           <w:p>
             <w:pPr>
               <w:spacing w:line="240" w:lineRule="auto"/>
-              <w:jc w:val="center"/>
+              <w:jc w:val="right"/>
             </w:pPr>
             <w:r/>
             <w:r>
@@ -13067,7 +13163,7 @@
           <w:p>
             <w:pPr>
               <w:spacing w:line="240" w:lineRule="auto"/>
-              <w:jc w:val="center"/>
+              <w:jc w:val="right"/>
             </w:pPr>
             <w:r/>
             <w:r>
@@ -13090,7 +13186,7 @@
           <w:p>
             <w:pPr>
               <w:spacing w:line="240" w:lineRule="auto"/>
-              <w:jc w:val="center"/>
+              <w:jc w:val="left"/>
             </w:pPr>
             <w:r/>
             <w:r>
@@ -13111,7 +13207,7 @@
           <w:p>
             <w:pPr>
               <w:spacing w:line="240" w:lineRule="auto"/>
-              <w:jc w:val="center"/>
+              <w:jc w:val="left"/>
             </w:pPr>
             <w:r/>
             <w:r>
@@ -13132,7 +13228,7 @@
           <w:p>
             <w:pPr>
               <w:spacing w:line="240" w:lineRule="auto"/>
-              <w:jc w:val="center"/>
+              <w:jc w:val="right"/>
             </w:pPr>
             <w:r/>
             <w:r>
@@ -13153,7 +13249,7 @@
           <w:p>
             <w:pPr>
               <w:spacing w:line="240" w:lineRule="auto"/>
-              <w:jc w:val="center"/>
+              <w:jc w:val="right"/>
             </w:pPr>
             <w:r/>
             <w:r>
@@ -13176,7 +13272,7 @@
           <w:p>
             <w:pPr>
               <w:spacing w:line="240" w:lineRule="auto"/>
-              <w:jc w:val="center"/>
+              <w:jc w:val="left"/>
             </w:pPr>
             <w:r/>
             <w:r>
@@ -13197,7 +13293,7 @@
           <w:p>
             <w:pPr>
               <w:spacing w:line="240" w:lineRule="auto"/>
-              <w:jc w:val="center"/>
+              <w:jc w:val="left"/>
             </w:pPr>
             <w:r/>
             <w:r>
@@ -13218,7 +13314,7 @@
           <w:p>
             <w:pPr>
               <w:spacing w:line="240" w:lineRule="auto"/>
-              <w:jc w:val="center"/>
+              <w:jc w:val="right"/>
             </w:pPr>
             <w:r/>
             <w:r>
@@ -13239,7 +13335,7 @@
           <w:p>
             <w:pPr>
               <w:spacing w:line="240" w:lineRule="auto"/>
-              <w:jc w:val="center"/>
+              <w:jc w:val="right"/>
             </w:pPr>
             <w:r/>
             <w:r>
@@ -13372,6 +13468,14 @@
     <w:tbl>
       <w:tblPr>
         <w:tblW w:type="auto" w:w="0"/>
+        <w:tblBorders>
+          <w:top w:val="single" w:sz="4" w:space="0" w:color="000000"/>
+          <w:left w:val="single" w:sz="4" w:space="0" w:color="000000"/>
+          <w:bottom w:val="single" w:sz="4" w:space="0" w:color="000000"/>
+          <w:right w:val="single" w:sz="4" w:space="0" w:color="000000"/>
+          <w:insideH w:val="single" w:sz="4" w:space="0" w:color="000000"/>
+          <w:insideV w:val="single" w:sz="4" w:space="0" w:color="000000"/>
+        </w:tblBorders>
         <w:tblLook w:firstColumn="1" w:firstRow="1" w:lastColumn="0" w:lastRow="0" w:noHBand="0" w:noVBand="1" w:val="04A0"/>
       </w:tblPr>
       <w:tblGrid>
@@ -13474,7 +13578,7 @@
           <w:p>
             <w:pPr>
               <w:spacing w:line="240" w:lineRule="auto"/>
-              <w:jc w:val="center"/>
+              <w:jc w:val="left"/>
             </w:pPr>
             <w:r/>
             <w:r>
@@ -13495,7 +13599,7 @@
           <w:p>
             <w:pPr>
               <w:spacing w:line="240" w:lineRule="auto"/>
-              <w:jc w:val="center"/>
+              <w:jc w:val="right"/>
             </w:pPr>
             <w:r/>
             <w:r>
@@ -13516,7 +13620,7 @@
           <w:p>
             <w:pPr>
               <w:spacing w:line="240" w:lineRule="auto"/>
-              <w:jc w:val="center"/>
+              <w:jc w:val="right"/>
             </w:pPr>
             <w:r/>
             <w:r>
@@ -13537,7 +13641,7 @@
           <w:p>
             <w:pPr>
               <w:spacing w:line="240" w:lineRule="auto"/>
-              <w:jc w:val="center"/>
+              <w:jc w:val="right"/>
             </w:pPr>
             <w:r/>
             <w:r>
@@ -13560,7 +13664,7 @@
           <w:p>
             <w:pPr>
               <w:spacing w:line="240" w:lineRule="auto"/>
-              <w:jc w:val="center"/>
+              <w:jc w:val="left"/>
             </w:pPr>
             <w:r/>
             <w:r>
@@ -13581,7 +13685,7 @@
           <w:p>
             <w:pPr>
               <w:spacing w:line="240" w:lineRule="auto"/>
-              <w:jc w:val="center"/>
+              <w:jc w:val="right"/>
             </w:pPr>
             <w:r/>
             <w:r>
@@ -13602,7 +13706,7 @@
           <w:p>
             <w:pPr>
               <w:spacing w:line="240" w:lineRule="auto"/>
-              <w:jc w:val="center"/>
+              <w:jc w:val="right"/>
             </w:pPr>
             <w:r/>
             <w:r>
@@ -13623,7 +13727,7 @@
           <w:p>
             <w:pPr>
               <w:spacing w:line="240" w:lineRule="auto"/>
-              <w:jc w:val="center"/>
+              <w:jc w:val="right"/>
             </w:pPr>
             <w:r/>
             <w:r>
@@ -13646,7 +13750,7 @@
           <w:p>
             <w:pPr>
               <w:spacing w:line="240" w:lineRule="auto"/>
-              <w:jc w:val="center"/>
+              <w:jc w:val="left"/>
             </w:pPr>
             <w:r/>
             <w:r>
@@ -13667,7 +13771,7 @@
           <w:p>
             <w:pPr>
               <w:spacing w:line="240" w:lineRule="auto"/>
-              <w:jc w:val="center"/>
+              <w:jc w:val="right"/>
             </w:pPr>
             <w:r/>
             <w:r>
@@ -13688,7 +13792,7 @@
           <w:p>
             <w:pPr>
               <w:spacing w:line="240" w:lineRule="auto"/>
-              <w:jc w:val="center"/>
+              <w:jc w:val="right"/>
             </w:pPr>
             <w:r/>
             <w:r>
@@ -13709,7 +13813,7 @@
           <w:p>
             <w:pPr>
               <w:spacing w:line="240" w:lineRule="auto"/>
-              <w:jc w:val="center"/>
+              <w:jc w:val="right"/>
             </w:pPr>
             <w:r/>
             <w:r>
@@ -13732,7 +13836,7 @@
           <w:p>
             <w:pPr>
               <w:spacing w:line="240" w:lineRule="auto"/>
-              <w:jc w:val="center"/>
+              <w:jc w:val="left"/>
             </w:pPr>
             <w:r/>
             <w:r>
@@ -13753,7 +13857,7 @@
           <w:p>
             <w:pPr>
               <w:spacing w:line="240" w:lineRule="auto"/>
-              <w:jc w:val="center"/>
+              <w:jc w:val="right"/>
             </w:pPr>
             <w:r/>
             <w:r>
@@ -13774,7 +13878,7 @@
           <w:p>
             <w:pPr>
               <w:spacing w:line="240" w:lineRule="auto"/>
-              <w:jc w:val="center"/>
+              <w:jc w:val="right"/>
             </w:pPr>
             <w:r/>
             <w:r>
@@ -13795,7 +13899,7 @@
           <w:p>
             <w:pPr>
               <w:spacing w:line="240" w:lineRule="auto"/>
-              <w:jc w:val="center"/>
+              <w:jc w:val="right"/>
             </w:pPr>
             <w:r/>
             <w:r>
@@ -13912,6 +14016,14 @@
     <w:tbl>
       <w:tblPr>
         <w:tblW w:type="auto" w:w="0"/>
+        <w:tblBorders>
+          <w:top w:val="single" w:sz="4" w:space="0" w:color="000000"/>
+          <w:left w:val="single" w:sz="4" w:space="0" w:color="000000"/>
+          <w:bottom w:val="single" w:sz="4" w:space="0" w:color="000000"/>
+          <w:right w:val="single" w:sz="4" w:space="0" w:color="000000"/>
+          <w:insideH w:val="single" w:sz="4" w:space="0" w:color="000000"/>
+          <w:insideV w:val="single" w:sz="4" w:space="0" w:color="000000"/>
+        </w:tblBorders>
         <w:tblLook w:firstColumn="1" w:firstRow="1" w:lastColumn="0" w:lastRow="0" w:noHBand="0" w:noVBand="1" w:val="04A0"/>
       </w:tblPr>
       <w:tblGrid>
@@ -14014,7 +14126,7 @@
           <w:p>
             <w:pPr>
               <w:spacing w:line="240" w:lineRule="auto"/>
-              <w:jc w:val="center"/>
+              <w:jc w:val="left"/>
             </w:pPr>
             <w:r/>
             <w:r>
@@ -14035,7 +14147,7 @@
           <w:p>
             <w:pPr>
               <w:spacing w:line="240" w:lineRule="auto"/>
-              <w:jc w:val="center"/>
+              <w:jc w:val="right"/>
             </w:pPr>
             <w:r/>
             <w:r>
@@ -14056,7 +14168,7 @@
           <w:p>
             <w:pPr>
               <w:spacing w:line="240" w:lineRule="auto"/>
-              <w:jc w:val="center"/>
+              <w:jc w:val="right"/>
             </w:pPr>
             <w:r/>
             <w:r>
@@ -14077,7 +14189,7 @@
           <w:p>
             <w:pPr>
               <w:spacing w:line="240" w:lineRule="auto"/>
-              <w:jc w:val="center"/>
+              <w:jc w:val="right"/>
             </w:pPr>
             <w:r/>
             <w:r>
@@ -14100,7 +14212,7 @@
           <w:p>
             <w:pPr>
               <w:spacing w:line="240" w:lineRule="auto"/>
-              <w:jc w:val="center"/>
+              <w:jc w:val="left"/>
             </w:pPr>
             <w:r/>
             <w:r>
@@ -14121,7 +14233,7 @@
           <w:p>
             <w:pPr>
               <w:spacing w:line="240" w:lineRule="auto"/>
-              <w:jc w:val="center"/>
+              <w:jc w:val="right"/>
             </w:pPr>
             <w:r/>
             <w:r>
@@ -14142,7 +14254,7 @@
           <w:p>
             <w:pPr>
               <w:spacing w:line="240" w:lineRule="auto"/>
-              <w:jc w:val="center"/>
+              <w:jc w:val="right"/>
             </w:pPr>
             <w:r/>
             <w:r>
@@ -14163,7 +14275,7 @@
           <w:p>
             <w:pPr>
               <w:spacing w:line="240" w:lineRule="auto"/>
-              <w:jc w:val="center"/>
+              <w:jc w:val="right"/>
             </w:pPr>
             <w:r/>
             <w:r>
@@ -14186,7 +14298,7 @@
           <w:p>
             <w:pPr>
               <w:spacing w:line="240" w:lineRule="auto"/>
-              <w:jc w:val="center"/>
+              <w:jc w:val="left"/>
             </w:pPr>
             <w:r/>
             <w:r>
@@ -14207,7 +14319,7 @@
           <w:p>
             <w:pPr>
               <w:spacing w:line="240" w:lineRule="auto"/>
-              <w:jc w:val="center"/>
+              <w:jc w:val="right"/>
             </w:pPr>
             <w:r/>
             <w:r>
@@ -14228,7 +14340,7 @@
           <w:p>
             <w:pPr>
               <w:spacing w:line="240" w:lineRule="auto"/>
-              <w:jc w:val="center"/>
+              <w:jc w:val="right"/>
             </w:pPr>
             <w:r/>
             <w:r>
@@ -14249,7 +14361,7 @@
           <w:p>
             <w:pPr>
               <w:spacing w:line="240" w:lineRule="auto"/>
-              <w:jc w:val="center"/>
+              <w:jc w:val="right"/>
             </w:pPr>
             <w:r/>
             <w:r>
@@ -14272,7 +14384,7 @@
           <w:p>
             <w:pPr>
               <w:spacing w:line="240" w:lineRule="auto"/>
-              <w:jc w:val="center"/>
+              <w:jc w:val="left"/>
             </w:pPr>
             <w:r/>
             <w:r>
@@ -14293,7 +14405,7 @@
           <w:p>
             <w:pPr>
               <w:spacing w:line="240" w:lineRule="auto"/>
-              <w:jc w:val="center"/>
+              <w:jc w:val="right"/>
             </w:pPr>
             <w:r/>
             <w:r>
@@ -14314,7 +14426,7 @@
           <w:p>
             <w:pPr>
               <w:spacing w:line="240" w:lineRule="auto"/>
-              <w:jc w:val="center"/>
+              <w:jc w:val="right"/>
             </w:pPr>
             <w:r/>
             <w:r>
@@ -14335,7 +14447,7 @@
           <w:p>
             <w:pPr>
               <w:spacing w:line="240" w:lineRule="auto"/>
-              <w:jc w:val="center"/>
+              <w:jc w:val="right"/>
             </w:pPr>
             <w:r/>
             <w:r>
@@ -14518,6 +14630,14 @@
     <w:tbl>
       <w:tblPr>
         <w:tblW w:type="auto" w:w="0"/>
+        <w:tblBorders>
+          <w:top w:val="single" w:sz="4" w:space="0" w:color="000000"/>
+          <w:left w:val="single" w:sz="4" w:space="0" w:color="000000"/>
+          <w:bottom w:val="single" w:sz="4" w:space="0" w:color="000000"/>
+          <w:right w:val="single" w:sz="4" w:space="0" w:color="000000"/>
+          <w:insideH w:val="single" w:sz="4" w:space="0" w:color="000000"/>
+          <w:insideV w:val="single" w:sz="4" w:space="0" w:color="000000"/>
+        </w:tblBorders>
         <w:tblLook w:firstColumn="1" w:firstRow="1" w:lastColumn="0" w:lastRow="0" w:noHBand="0" w:noVBand="1" w:val="04A0"/>
       </w:tblPr>
       <w:tblGrid>
@@ -14620,7 +14740,7 @@
           <w:p>
             <w:pPr>
               <w:spacing w:line="240" w:lineRule="auto"/>
-              <w:jc w:val="center"/>
+              <w:jc w:val="left"/>
             </w:pPr>
             <w:r/>
             <w:r>
@@ -14641,7 +14761,7 @@
           <w:p>
             <w:pPr>
               <w:spacing w:line="240" w:lineRule="auto"/>
-              <w:jc w:val="center"/>
+              <w:jc w:val="right"/>
             </w:pPr>
             <w:r/>
             <w:r>
@@ -14662,7 +14782,7 @@
           <w:p>
             <w:pPr>
               <w:spacing w:line="240" w:lineRule="auto"/>
-              <w:jc w:val="center"/>
+              <w:jc w:val="right"/>
             </w:pPr>
             <w:r/>
             <w:r>
@@ -14683,7 +14803,7 @@
           <w:p>
             <w:pPr>
               <w:spacing w:line="240" w:lineRule="auto"/>
-              <w:jc w:val="center"/>
+              <w:jc w:val="right"/>
             </w:pPr>
             <w:r/>
             <w:r>
@@ -14706,7 +14826,7 @@
           <w:p>
             <w:pPr>
               <w:spacing w:line="240" w:lineRule="auto"/>
-              <w:jc w:val="center"/>
+              <w:jc w:val="left"/>
             </w:pPr>
             <w:r/>
             <w:r>
@@ -14727,7 +14847,7 @@
           <w:p>
             <w:pPr>
               <w:spacing w:line="240" w:lineRule="auto"/>
-              <w:jc w:val="center"/>
+              <w:jc w:val="right"/>
             </w:pPr>
             <w:r/>
             <w:r>
@@ -14748,7 +14868,7 @@
           <w:p>
             <w:pPr>
               <w:spacing w:line="240" w:lineRule="auto"/>
-              <w:jc w:val="center"/>
+              <w:jc w:val="right"/>
             </w:pPr>
             <w:r/>
             <w:r>
@@ -14769,7 +14889,7 @@
           <w:p>
             <w:pPr>
               <w:spacing w:line="240" w:lineRule="auto"/>
-              <w:jc w:val="center"/>
+              <w:jc w:val="right"/>
             </w:pPr>
             <w:r/>
             <w:r>
@@ -14792,7 +14912,7 @@
           <w:p>
             <w:pPr>
               <w:spacing w:line="240" w:lineRule="auto"/>
-              <w:jc w:val="center"/>
+              <w:jc w:val="left"/>
             </w:pPr>
             <w:r/>
             <w:r>
@@ -14813,7 +14933,7 @@
           <w:p>
             <w:pPr>
               <w:spacing w:line="240" w:lineRule="auto"/>
-              <w:jc w:val="center"/>
+              <w:jc w:val="right"/>
             </w:pPr>
             <w:r/>
             <w:r>
@@ -14834,7 +14954,7 @@
           <w:p>
             <w:pPr>
               <w:spacing w:line="240" w:lineRule="auto"/>
-              <w:jc w:val="center"/>
+              <w:jc w:val="right"/>
             </w:pPr>
             <w:r/>
             <w:r>
@@ -14855,7 +14975,7 @@
           <w:p>
             <w:pPr>
               <w:spacing w:line="240" w:lineRule="auto"/>
-              <w:jc w:val="center"/>
+              <w:jc w:val="right"/>
             </w:pPr>
             <w:r/>
             <w:r>
@@ -14878,7 +14998,7 @@
           <w:p>
             <w:pPr>
               <w:spacing w:line="240" w:lineRule="auto"/>
-              <w:jc w:val="center"/>
+              <w:jc w:val="left"/>
             </w:pPr>
             <w:r/>
             <w:r>
@@ -14899,7 +15019,7 @@
           <w:p>
             <w:pPr>
               <w:spacing w:line="240" w:lineRule="auto"/>
-              <w:jc w:val="center"/>
+              <w:jc w:val="right"/>
             </w:pPr>
             <w:r/>
             <w:r>
@@ -14920,7 +15040,7 @@
           <w:p>
             <w:pPr>
               <w:spacing w:line="240" w:lineRule="auto"/>
-              <w:jc w:val="center"/>
+              <w:jc w:val="right"/>
             </w:pPr>
             <w:r/>
             <w:r>
@@ -14941,7 +15061,7 @@
           <w:p>
             <w:pPr>
               <w:spacing w:line="240" w:lineRule="auto"/>
-              <w:jc w:val="center"/>
+              <w:jc w:val="right"/>
             </w:pPr>
             <w:r/>
             <w:r>
@@ -15211,6 +15331,14 @@
     <w:tbl>
       <w:tblPr>
         <w:tblW w:type="auto" w:w="0"/>
+        <w:tblBorders>
+          <w:top w:val="single" w:sz="4" w:space="0" w:color="000000"/>
+          <w:left w:val="single" w:sz="4" w:space="0" w:color="000000"/>
+          <w:bottom w:val="single" w:sz="4" w:space="0" w:color="000000"/>
+          <w:right w:val="single" w:sz="4" w:space="0" w:color="000000"/>
+          <w:insideH w:val="single" w:sz="4" w:space="0" w:color="000000"/>
+          <w:insideV w:val="single" w:sz="4" w:space="0" w:color="000000"/>
+        </w:tblBorders>
         <w:tblLook w:firstColumn="1" w:firstRow="1" w:lastColumn="0" w:lastRow="0" w:noHBand="0" w:noVBand="1" w:val="04A0"/>
       </w:tblPr>
       <w:tblGrid>
@@ -15489,7 +15617,7 @@
           <w:p>
             <w:pPr>
               <w:spacing w:line="240" w:lineRule="auto"/>
-              <w:jc w:val="center"/>
+              <w:jc w:val="left"/>
             </w:pPr>
             <w:r/>
             <w:r>
@@ -15510,7 +15638,7 @@
           <w:p>
             <w:pPr>
               <w:spacing w:line="240" w:lineRule="auto"/>
-              <w:jc w:val="center"/>
+              <w:jc w:val="right"/>
             </w:pPr>
             <w:r/>
             <w:r>
@@ -15531,7 +15659,7 @@
           <w:p>
             <w:pPr>
               <w:spacing w:line="240" w:lineRule="auto"/>
-              <w:jc w:val="center"/>
+              <w:jc w:val="right"/>
             </w:pPr>
             <w:r/>
             <w:r>
@@ -15552,7 +15680,7 @@
           <w:p>
             <w:pPr>
               <w:spacing w:line="240" w:lineRule="auto"/>
-              <w:jc w:val="center"/>
+              <w:jc w:val="right"/>
             </w:pPr>
             <w:r/>
             <w:r>
@@ -15573,7 +15701,7 @@
           <w:p>
             <w:pPr>
               <w:spacing w:line="240" w:lineRule="auto"/>
-              <w:jc w:val="center"/>
+              <w:jc w:val="right"/>
             </w:pPr>
             <w:r/>
             <w:r>
@@ -15594,7 +15722,7 @@
           <w:p>
             <w:pPr>
               <w:spacing w:line="240" w:lineRule="auto"/>
-              <w:jc w:val="center"/>
+              <w:jc w:val="right"/>
             </w:pPr>
             <w:r/>
             <w:r>
@@ -15615,7 +15743,7 @@
           <w:p>
             <w:pPr>
               <w:spacing w:line="240" w:lineRule="auto"/>
-              <w:jc w:val="center"/>
+              <w:jc w:val="right"/>
             </w:pPr>
             <w:r/>
             <w:r>
@@ -15636,7 +15764,7 @@
           <w:p>
             <w:pPr>
               <w:spacing w:line="240" w:lineRule="auto"/>
-              <w:jc w:val="center"/>
+              <w:jc w:val="right"/>
             </w:pPr>
             <w:r/>
             <w:r>
@@ -15657,7 +15785,7 @@
           <w:p>
             <w:pPr>
               <w:spacing w:line="240" w:lineRule="auto"/>
-              <w:jc w:val="center"/>
+              <w:jc w:val="left"/>
             </w:pPr>
             <w:r/>
             <w:r>
@@ -15678,7 +15806,7 @@
           <w:p>
             <w:pPr>
               <w:spacing w:line="240" w:lineRule="auto"/>
-              <w:jc w:val="center"/>
+              <w:jc w:val="right"/>
             </w:pPr>
             <w:r/>
             <w:r>
@@ -15699,7 +15827,7 @@
           <w:p>
             <w:pPr>
               <w:spacing w:line="240" w:lineRule="auto"/>
-              <w:jc w:val="center"/>
+              <w:jc w:val="right"/>
             </w:pPr>
             <w:r/>
             <w:r>
@@ -15720,7 +15848,7 @@
           <w:p>
             <w:pPr>
               <w:spacing w:line="240" w:lineRule="auto"/>
-              <w:jc w:val="center"/>
+              <w:jc w:val="right"/>
             </w:pPr>
             <w:r/>
             <w:r>
@@ -15743,7 +15871,7 @@
           <w:p>
             <w:pPr>
               <w:spacing w:line="240" w:lineRule="auto"/>
-              <w:jc w:val="center"/>
+              <w:jc w:val="left"/>
             </w:pPr>
             <w:r/>
             <w:r>
@@ -15764,7 +15892,7 @@
           <w:p>
             <w:pPr>
               <w:spacing w:line="240" w:lineRule="auto"/>
-              <w:jc w:val="center"/>
+              <w:jc w:val="right"/>
             </w:pPr>
             <w:r/>
             <w:r>
@@ -15785,7 +15913,7 @@
           <w:p>
             <w:pPr>
               <w:spacing w:line="240" w:lineRule="auto"/>
-              <w:jc w:val="center"/>
+              <w:jc w:val="right"/>
             </w:pPr>
             <w:r/>
             <w:r>
@@ -15806,7 +15934,7 @@
           <w:p>
             <w:pPr>
               <w:spacing w:line="240" w:lineRule="auto"/>
-              <w:jc w:val="center"/>
+              <w:jc w:val="right"/>
             </w:pPr>
             <w:r/>
             <w:r>
@@ -15827,7 +15955,7 @@
           <w:p>
             <w:pPr>
               <w:spacing w:line="240" w:lineRule="auto"/>
-              <w:jc w:val="center"/>
+              <w:jc w:val="right"/>
             </w:pPr>
             <w:r/>
             <w:r>
@@ -15848,7 +15976,7 @@
           <w:p>
             <w:pPr>
               <w:spacing w:line="240" w:lineRule="auto"/>
-              <w:jc w:val="center"/>
+              <w:jc w:val="right"/>
             </w:pPr>
             <w:r/>
             <w:r>
@@ -15869,7 +15997,7 @@
           <w:p>
             <w:pPr>
               <w:spacing w:line="240" w:lineRule="auto"/>
-              <w:jc w:val="center"/>
+              <w:jc w:val="right"/>
             </w:pPr>
             <w:r/>
             <w:r>
@@ -15890,7 +16018,7 @@
           <w:p>
             <w:pPr>
               <w:spacing w:line="240" w:lineRule="auto"/>
-              <w:jc w:val="center"/>
+              <w:jc w:val="right"/>
             </w:pPr>
             <w:r/>
             <w:r>
@@ -15911,7 +16039,7 @@
           <w:p>
             <w:pPr>
               <w:spacing w:line="240" w:lineRule="auto"/>
-              <w:jc w:val="center"/>
+              <w:jc w:val="left"/>
             </w:pPr>
             <w:r/>
             <w:r>
@@ -15932,7 +16060,7 @@
           <w:p>
             <w:pPr>
               <w:spacing w:line="240" w:lineRule="auto"/>
-              <w:jc w:val="center"/>
+              <w:jc w:val="right"/>
             </w:pPr>
             <w:r/>
             <w:r>
@@ -15953,7 +16081,7 @@
           <w:p>
             <w:pPr>
               <w:spacing w:line="240" w:lineRule="auto"/>
-              <w:jc w:val="center"/>
+              <w:jc w:val="right"/>
             </w:pPr>
             <w:r/>
             <w:r>
@@ -15974,7 +16102,7 @@
           <w:p>
             <w:pPr>
               <w:spacing w:line="240" w:lineRule="auto"/>
-              <w:jc w:val="center"/>
+              <w:jc w:val="right"/>
             </w:pPr>
             <w:r/>
             <w:r>
@@ -15997,7 +16125,7 @@
           <w:p>
             <w:pPr>
               <w:spacing w:line="240" w:lineRule="auto"/>
-              <w:jc w:val="center"/>
+              <w:jc w:val="left"/>
             </w:pPr>
             <w:r/>
             <w:r>
@@ -16018,7 +16146,7 @@
           <w:p>
             <w:pPr>
               <w:spacing w:line="240" w:lineRule="auto"/>
-              <w:jc w:val="center"/>
+              <w:jc w:val="right"/>
             </w:pPr>
             <w:r/>
             <w:r>
@@ -16039,7 +16167,7 @@
           <w:p>
             <w:pPr>
               <w:spacing w:line="240" w:lineRule="auto"/>
-              <w:jc w:val="center"/>
+              <w:jc w:val="right"/>
             </w:pPr>
             <w:r/>
             <w:r>
@@ -16060,7 +16188,7 @@
           <w:p>
             <w:pPr>
               <w:spacing w:line="240" w:lineRule="auto"/>
-              <w:jc w:val="center"/>
+              <w:jc w:val="right"/>
             </w:pPr>
             <w:r/>
             <w:r>
@@ -16081,7 +16209,7 @@
           <w:p>
             <w:pPr>
               <w:spacing w:line="240" w:lineRule="auto"/>
-              <w:jc w:val="center"/>
+              <w:jc w:val="right"/>
             </w:pPr>
             <w:r/>
             <w:r>
@@ -16102,7 +16230,7 @@
           <w:p>
             <w:pPr>
               <w:spacing w:line="240" w:lineRule="auto"/>
-              <w:jc w:val="center"/>
+              <w:jc w:val="right"/>
             </w:pPr>
             <w:r/>
             <w:r>
@@ -16123,7 +16251,7 @@
           <w:p>
             <w:pPr>
               <w:spacing w:line="240" w:lineRule="auto"/>
-              <w:jc w:val="center"/>
+              <w:jc w:val="right"/>
             </w:pPr>
             <w:r/>
             <w:r>
@@ -16144,7 +16272,7 @@
           <w:p>
             <w:pPr>
               <w:spacing w:line="240" w:lineRule="auto"/>
-              <w:jc w:val="center"/>
+              <w:jc w:val="right"/>
             </w:pPr>
             <w:r/>
             <w:r>
@@ -16165,7 +16293,7 @@
           <w:p>
             <w:pPr>
               <w:spacing w:line="240" w:lineRule="auto"/>
-              <w:jc w:val="center"/>
+              <w:jc w:val="left"/>
             </w:pPr>
             <w:r/>
             <w:r>
@@ -16186,7 +16314,7 @@
           <w:p>
             <w:pPr>
               <w:spacing w:line="240" w:lineRule="auto"/>
-              <w:jc w:val="center"/>
+              <w:jc w:val="right"/>
             </w:pPr>
             <w:r/>
             <w:r>
@@ -16207,7 +16335,7 @@
           <w:p>
             <w:pPr>
               <w:spacing w:line="240" w:lineRule="auto"/>
-              <w:jc w:val="center"/>
+              <w:jc w:val="right"/>
             </w:pPr>
             <w:r/>
             <w:r>
@@ -16228,7 +16356,7 @@
           <w:p>
             <w:pPr>
               <w:spacing w:line="240" w:lineRule="auto"/>
-              <w:jc w:val="center"/>
+              <w:jc w:val="right"/>
             </w:pPr>
             <w:r/>
             <w:r>
@@ -16251,7 +16379,7 @@
           <w:p>
             <w:pPr>
               <w:spacing w:line="240" w:lineRule="auto"/>
-              <w:jc w:val="center"/>
+              <w:jc w:val="left"/>
             </w:pPr>
             <w:r/>
             <w:r>
@@ -16272,7 +16400,7 @@
           <w:p>
             <w:pPr>
               <w:spacing w:line="240" w:lineRule="auto"/>
-              <w:jc w:val="center"/>
+              <w:jc w:val="right"/>
             </w:pPr>
             <w:r/>
             <w:r>
@@ -16293,7 +16421,7 @@
           <w:p>
             <w:pPr>
               <w:spacing w:line="240" w:lineRule="auto"/>
-              <w:jc w:val="center"/>
+              <w:jc w:val="right"/>
             </w:pPr>
             <w:r/>
             <w:r>
@@ -16314,7 +16442,7 @@
           <w:p>
             <w:pPr>
               <w:spacing w:line="240" w:lineRule="auto"/>
-              <w:jc w:val="center"/>
+              <w:jc w:val="right"/>
             </w:pPr>
             <w:r/>
             <w:r>
@@ -16335,7 +16463,7 @@
           <w:p>
             <w:pPr>
               <w:spacing w:line="240" w:lineRule="auto"/>
-              <w:jc w:val="center"/>
+              <w:jc w:val="right"/>
             </w:pPr>
             <w:r/>
             <w:r>
@@ -16356,7 +16484,7 @@
           <w:p>
             <w:pPr>
               <w:spacing w:line="240" w:lineRule="auto"/>
-              <w:jc w:val="center"/>
+              <w:jc w:val="right"/>
             </w:pPr>
             <w:r/>
             <w:r>
@@ -16377,7 +16505,7 @@
           <w:p>
             <w:pPr>
               <w:spacing w:line="240" w:lineRule="auto"/>
-              <w:jc w:val="center"/>
+              <w:jc w:val="right"/>
             </w:pPr>
             <w:r/>
             <w:r>
@@ -16398,7 +16526,7 @@
           <w:p>
             <w:pPr>
               <w:spacing w:line="240" w:lineRule="auto"/>
-              <w:jc w:val="center"/>
+              <w:jc w:val="right"/>
             </w:pPr>
             <w:r/>
             <w:r>
@@ -16419,7 +16547,7 @@
           <w:p>
             <w:pPr>
               <w:spacing w:line="240" w:lineRule="auto"/>
-              <w:jc w:val="center"/>
+              <w:jc w:val="left"/>
             </w:pPr>
             <w:r/>
             <w:r>
@@ -16440,7 +16568,7 @@
           <w:p>
             <w:pPr>
               <w:spacing w:line="240" w:lineRule="auto"/>
-              <w:jc w:val="center"/>
+              <w:jc w:val="right"/>
             </w:pPr>
             <w:r/>
             <w:r>
@@ -16461,7 +16589,7 @@
           <w:p>
             <w:pPr>
               <w:spacing w:line="240" w:lineRule="auto"/>
-              <w:jc w:val="center"/>
+              <w:jc w:val="right"/>
             </w:pPr>
             <w:r/>
             <w:r>
@@ -16482,7 +16610,7 @@
           <w:p>
             <w:pPr>
               <w:spacing w:line="240" w:lineRule="auto"/>
-              <w:jc w:val="center"/>
+              <w:jc w:val="right"/>
             </w:pPr>
             <w:r/>
             <w:r>
@@ -16630,6 +16758,14 @@
     <w:tbl>
       <w:tblPr>
         <w:tblW w:type="auto" w:w="0"/>
+        <w:tblBorders>
+          <w:top w:val="single" w:sz="4" w:space="0" w:color="000000"/>
+          <w:left w:val="single" w:sz="4" w:space="0" w:color="000000"/>
+          <w:bottom w:val="single" w:sz="4" w:space="0" w:color="000000"/>
+          <w:right w:val="single" w:sz="4" w:space="0" w:color="000000"/>
+          <w:insideH w:val="single" w:sz="4" w:space="0" w:color="000000"/>
+          <w:insideV w:val="single" w:sz="4" w:space="0" w:color="000000"/>
+        </w:tblBorders>
         <w:tblLook w:firstColumn="1" w:firstRow="1" w:lastColumn="0" w:lastRow="0" w:noHBand="0" w:noVBand="1" w:val="04A0"/>
       </w:tblPr>
       <w:tblGrid>
@@ -16732,7 +16868,7 @@
           <w:p>
             <w:pPr>
               <w:spacing w:line="240" w:lineRule="auto"/>
-              <w:jc w:val="center"/>
+              <w:jc w:val="left"/>
             </w:pPr>
             <w:r/>
             <w:r>
@@ -16753,7 +16889,7 @@
           <w:p>
             <w:pPr>
               <w:spacing w:line="240" w:lineRule="auto"/>
-              <w:jc w:val="center"/>
+              <w:jc w:val="right"/>
             </w:pPr>
             <w:r/>
             <w:r>
@@ -16774,7 +16910,7 @@
           <w:p>
             <w:pPr>
               <w:spacing w:line="240" w:lineRule="auto"/>
-              <w:jc w:val="center"/>
+              <w:jc w:val="right"/>
             </w:pPr>
             <w:r/>
             <w:r>
@@ -16795,7 +16931,7 @@
           <w:p>
             <w:pPr>
               <w:spacing w:line="240" w:lineRule="auto"/>
-              <w:jc w:val="center"/>
+              <w:jc w:val="left"/>
             </w:pPr>
             <w:r/>
             <w:r>
@@ -16818,7 +16954,7 @@
           <w:p>
             <w:pPr>
               <w:spacing w:line="240" w:lineRule="auto"/>
-              <w:jc w:val="center"/>
+              <w:jc w:val="left"/>
             </w:pPr>
             <w:r/>
             <w:r>
@@ -16839,7 +16975,7 @@
           <w:p>
             <w:pPr>
               <w:spacing w:line="240" w:lineRule="auto"/>
-              <w:jc w:val="center"/>
+              <w:jc w:val="right"/>
             </w:pPr>
             <w:r/>
             <w:r>
@@ -16860,7 +16996,7 @@
           <w:p>
             <w:pPr>
               <w:spacing w:line="240" w:lineRule="auto"/>
-              <w:jc w:val="center"/>
+              <w:jc w:val="right"/>
             </w:pPr>
             <w:r/>
             <w:r>
@@ -16881,7 +17017,7 @@
           <w:p>
             <w:pPr>
               <w:spacing w:line="240" w:lineRule="auto"/>
-              <w:jc w:val="center"/>
+              <w:jc w:val="right"/>
             </w:pPr>
             <w:r/>
             <w:r>
@@ -16904,7 +17040,7 @@
           <w:p>
             <w:pPr>
               <w:spacing w:line="240" w:lineRule="auto"/>
-              <w:jc w:val="center"/>
+              <w:jc w:val="left"/>
             </w:pPr>
             <w:r/>
             <w:r>
@@ -16925,7 +17061,7 @@
           <w:p>
             <w:pPr>
               <w:spacing w:line="240" w:lineRule="auto"/>
-              <w:jc w:val="center"/>
+              <w:jc w:val="right"/>
             </w:pPr>
             <w:r/>
             <w:r>
@@ -16946,7 +17082,7 @@
           <w:p>
             <w:pPr>
               <w:spacing w:line="240" w:lineRule="auto"/>
-              <w:jc w:val="center"/>
+              <w:jc w:val="right"/>
             </w:pPr>
             <w:r/>
             <w:r>
@@ -16967,7 +17103,7 @@
           <w:p>
             <w:pPr>
               <w:spacing w:line="240" w:lineRule="auto"/>
-              <w:jc w:val="center"/>
+              <w:jc w:val="right"/>
             </w:pPr>
             <w:r/>
             <w:r>
@@ -16990,7 +17126,7 @@
           <w:p>
             <w:pPr>
               <w:spacing w:line="240" w:lineRule="auto"/>
-              <w:jc w:val="center"/>
+              <w:jc w:val="left"/>
             </w:pPr>
             <w:r/>
             <w:r>
@@ -17011,7 +17147,7 @@
           <w:p>
             <w:pPr>
               <w:spacing w:line="240" w:lineRule="auto"/>
-              <w:jc w:val="center"/>
+              <w:jc w:val="right"/>
             </w:pPr>
             <w:r/>
             <w:r>
@@ -17032,7 +17168,7 @@
           <w:p>
             <w:pPr>
               <w:spacing w:line="240" w:lineRule="auto"/>
-              <w:jc w:val="center"/>
+              <w:jc w:val="right"/>
             </w:pPr>
             <w:r/>
             <w:r>
@@ -17053,7 +17189,7 @@
           <w:p>
             <w:pPr>
               <w:spacing w:line="240" w:lineRule="auto"/>
-              <w:jc w:val="center"/>
+              <w:jc w:val="right"/>
             </w:pPr>
             <w:r/>
             <w:r>
@@ -17136,6 +17272,14 @@
     <w:tbl>
       <w:tblPr>
         <w:tblW w:type="auto" w:w="0"/>
+        <w:tblBorders>
+          <w:top w:val="single" w:sz="4" w:space="0" w:color="000000"/>
+          <w:left w:val="single" w:sz="4" w:space="0" w:color="000000"/>
+          <w:bottom w:val="single" w:sz="4" w:space="0" w:color="000000"/>
+          <w:right w:val="single" w:sz="4" w:space="0" w:color="000000"/>
+          <w:insideH w:val="single" w:sz="4" w:space="0" w:color="000000"/>
+          <w:insideV w:val="single" w:sz="4" w:space="0" w:color="000000"/>
+        </w:tblBorders>
         <w:tblLook w:firstColumn="1" w:firstRow="1" w:lastColumn="0" w:lastRow="0" w:noHBand="0" w:noVBand="1" w:val="04A0"/>
       </w:tblPr>
       <w:tblGrid>
@@ -17238,7 +17382,7 @@
           <w:p>
             <w:pPr>
               <w:spacing w:line="240" w:lineRule="auto"/>
-              <w:jc w:val="center"/>
+              <w:jc w:val="left"/>
             </w:pPr>
             <w:r/>
             <w:r>
@@ -17259,7 +17403,7 @@
           <w:p>
             <w:pPr>
               <w:spacing w:line="240" w:lineRule="auto"/>
-              <w:jc w:val="center"/>
+              <w:jc w:val="right"/>
             </w:pPr>
             <w:r/>
             <w:r>
@@ -17280,7 +17424,7 @@
           <w:p>
             <w:pPr>
               <w:spacing w:line="240" w:lineRule="auto"/>
-              <w:jc w:val="center"/>
+              <w:jc w:val="right"/>
             </w:pPr>
             <w:r/>
             <w:r>
@@ -17301,7 +17445,7 @@
           <w:p>
             <w:pPr>
               <w:spacing w:line="240" w:lineRule="auto"/>
-              <w:jc w:val="center"/>
+              <w:jc w:val="right"/>
             </w:pPr>
             <w:r/>
             <w:r>
@@ -17324,7 +17468,7 @@
           <w:p>
             <w:pPr>
               <w:spacing w:line="240" w:lineRule="auto"/>
-              <w:jc w:val="center"/>
+              <w:jc w:val="left"/>
             </w:pPr>
             <w:r/>
             <w:r>
@@ -17345,7 +17489,7 @@
           <w:p>
             <w:pPr>
               <w:spacing w:line="240" w:lineRule="auto"/>
-              <w:jc w:val="center"/>
+              <w:jc w:val="right"/>
             </w:pPr>
             <w:r/>
             <w:r>
@@ -17366,7 +17510,7 @@
           <w:p>
             <w:pPr>
               <w:spacing w:line="240" w:lineRule="auto"/>
-              <w:jc w:val="center"/>
+              <w:jc w:val="right"/>
             </w:pPr>
             <w:r/>
             <w:r>
@@ -17387,7 +17531,7 @@
           <w:p>
             <w:pPr>
               <w:spacing w:line="240" w:lineRule="auto"/>
-              <w:jc w:val="center"/>
+              <w:jc w:val="right"/>
             </w:pPr>
             <w:r/>
             <w:r>
@@ -17410,7 +17554,7 @@
           <w:p>
             <w:pPr>
               <w:spacing w:line="240" w:lineRule="auto"/>
-              <w:jc w:val="center"/>
+              <w:jc w:val="left"/>
             </w:pPr>
             <w:r/>
             <w:r>
@@ -17431,7 +17575,7 @@
           <w:p>
             <w:pPr>
               <w:spacing w:line="240" w:lineRule="auto"/>
-              <w:jc w:val="center"/>
+              <w:jc w:val="right"/>
             </w:pPr>
             <w:r/>
             <w:r>
@@ -17452,7 +17596,7 @@
           <w:p>
             <w:pPr>
               <w:spacing w:line="240" w:lineRule="auto"/>
-              <w:jc w:val="center"/>
+              <w:jc w:val="right"/>
             </w:pPr>
             <w:r/>
             <w:r>
@@ -17473,7 +17617,7 @@
           <w:p>
             <w:pPr>
               <w:spacing w:line="240" w:lineRule="auto"/>
-              <w:jc w:val="center"/>
+              <w:jc w:val="right"/>
             </w:pPr>
             <w:r/>
             <w:r>
@@ -17496,7 +17640,7 @@
           <w:p>
             <w:pPr>
               <w:spacing w:line="240" w:lineRule="auto"/>
-              <w:jc w:val="center"/>
+              <w:jc w:val="left"/>
             </w:pPr>
             <w:r/>
             <w:r>
@@ -17517,7 +17661,7 @@
           <w:p>
             <w:pPr>
               <w:spacing w:line="240" w:lineRule="auto"/>
-              <w:jc w:val="center"/>
+              <w:jc w:val="right"/>
             </w:pPr>
             <w:r/>
             <w:r>
@@ -17538,7 +17682,7 @@
           <w:p>
             <w:pPr>
               <w:spacing w:line="240" w:lineRule="auto"/>
-              <w:jc w:val="center"/>
+              <w:jc w:val="right"/>
             </w:pPr>
             <w:r/>
             <w:r>
@@ -17559,7 +17703,7 @@
           <w:p>
             <w:pPr>
               <w:spacing w:line="240" w:lineRule="auto"/>
-              <w:jc w:val="center"/>
+              <w:jc w:val="right"/>
             </w:pPr>
             <w:r/>
             <w:r>
@@ -17708,6 +17852,14 @@
     <w:tbl>
       <w:tblPr>
         <w:tblW w:type="auto" w:w="0"/>
+        <w:tblBorders>
+          <w:top w:val="single" w:sz="4" w:space="0" w:color="000000"/>
+          <w:left w:val="single" w:sz="4" w:space="0" w:color="000000"/>
+          <w:bottom w:val="single" w:sz="4" w:space="0" w:color="000000"/>
+          <w:right w:val="single" w:sz="4" w:space="0" w:color="000000"/>
+          <w:insideH w:val="single" w:sz="4" w:space="0" w:color="000000"/>
+          <w:insideV w:val="single" w:sz="4" w:space="0" w:color="000000"/>
+        </w:tblBorders>
         <w:tblLook w:firstColumn="1" w:firstRow="1" w:lastColumn="0" w:lastRow="0" w:noHBand="0" w:noVBand="1" w:val="04A0"/>
       </w:tblPr>
       <w:tblGrid>
@@ -17788,7 +17940,7 @@
           <w:p>
             <w:pPr>
               <w:spacing w:line="240" w:lineRule="auto"/>
-              <w:jc w:val="center"/>
+              <w:jc w:val="left"/>
             </w:pPr>
             <w:r/>
             <w:r>
@@ -17809,7 +17961,7 @@
           <w:p>
             <w:pPr>
               <w:spacing w:line="240" w:lineRule="auto"/>
-              <w:jc w:val="center"/>
+              <w:jc w:val="right"/>
             </w:pPr>
             <w:r/>
             <w:r>
@@ -17830,7 +17982,7 @@
           <w:p>
             <w:pPr>
               <w:spacing w:line="240" w:lineRule="auto"/>
-              <w:jc w:val="center"/>
+              <w:jc w:val="right"/>
             </w:pPr>
             <w:r/>
             <w:r>
@@ -17853,7 +18005,7 @@
           <w:p>
             <w:pPr>
               <w:spacing w:line="240" w:lineRule="auto"/>
-              <w:jc w:val="center"/>
+              <w:jc w:val="left"/>
             </w:pPr>
             <w:r/>
             <w:r>
@@ -17874,7 +18026,7 @@
           <w:p>
             <w:pPr>
               <w:spacing w:line="240" w:lineRule="auto"/>
-              <w:jc w:val="center"/>
+              <w:jc w:val="right"/>
             </w:pPr>
             <w:r/>
             <w:r>
@@ -17895,7 +18047,7 @@
           <w:p>
             <w:pPr>
               <w:spacing w:line="240" w:lineRule="auto"/>
-              <w:jc w:val="center"/>
+              <w:jc w:val="right"/>
             </w:pPr>
             <w:r/>
             <w:r>
@@ -17918,7 +18070,7 @@
           <w:p>
             <w:pPr>
               <w:spacing w:line="240" w:lineRule="auto"/>
-              <w:jc w:val="center"/>
+              <w:jc w:val="left"/>
             </w:pPr>
             <w:r/>
             <w:r>
@@ -17939,7 +18091,7 @@
           <w:p>
             <w:pPr>
               <w:spacing w:line="240" w:lineRule="auto"/>
-              <w:jc w:val="center"/>
+              <w:jc w:val="right"/>
             </w:pPr>
             <w:r/>
             <w:r>
@@ -17960,7 +18112,7 @@
           <w:p>
             <w:pPr>
               <w:spacing w:line="240" w:lineRule="auto"/>
-              <w:jc w:val="center"/>
+              <w:jc w:val="right"/>
             </w:pPr>
             <w:r/>
             <w:r>
@@ -18311,6 +18463,14 @@
     <w:tbl>
       <w:tblPr>
         <w:tblW w:type="auto" w:w="0"/>
+        <w:tblBorders>
+          <w:top w:val="single" w:sz="4" w:space="0" w:color="000000"/>
+          <w:left w:val="single" w:sz="4" w:space="0" w:color="000000"/>
+          <w:bottom w:val="single" w:sz="4" w:space="0" w:color="000000"/>
+          <w:right w:val="single" w:sz="4" w:space="0" w:color="000000"/>
+          <w:insideH w:val="single" w:sz="4" w:space="0" w:color="000000"/>
+          <w:insideV w:val="single" w:sz="4" w:space="0" w:color="000000"/>
+        </w:tblBorders>
         <w:tblLook w:firstColumn="1" w:firstRow="1" w:lastColumn="0" w:lastRow="0" w:noHBand="0" w:noVBand="1" w:val="04A0"/>
       </w:tblPr>
       <w:tblGrid>
@@ -18413,7 +18573,7 @@
           <w:p>
             <w:pPr>
               <w:spacing w:line="240" w:lineRule="auto"/>
-              <w:jc w:val="center"/>
+              <w:jc w:val="left"/>
             </w:pPr>
             <w:r/>
             <w:r>
@@ -18434,7 +18594,7 @@
           <w:p>
             <w:pPr>
               <w:spacing w:line="240" w:lineRule="auto"/>
-              <w:jc w:val="center"/>
+              <w:jc w:val="left"/>
             </w:pPr>
             <w:r/>
             <w:r>
@@ -18455,7 +18615,7 @@
           <w:p>
             <w:pPr>
               <w:spacing w:line="240" w:lineRule="auto"/>
-              <w:jc w:val="center"/>
+              <w:jc w:val="left"/>
             </w:pPr>
             <w:r/>
             <w:r>
@@ -18476,7 +18636,7 @@
           <w:p>
             <w:pPr>
               <w:spacing w:line="240" w:lineRule="auto"/>
-              <w:jc w:val="center"/>
+              <w:jc w:val="left"/>
             </w:pPr>
             <w:r/>
             <w:r>
@@ -18499,7 +18659,7 @@
           <w:p>
             <w:pPr>
               <w:spacing w:line="240" w:lineRule="auto"/>
-              <w:jc w:val="center"/>
+              <w:jc w:val="left"/>
             </w:pPr>
             <w:r/>
             <w:r>
@@ -18520,7 +18680,7 @@
           <w:p>
             <w:pPr>
               <w:spacing w:line="240" w:lineRule="auto"/>
-              <w:jc w:val="center"/>
+              <w:jc w:val="left"/>
             </w:pPr>
             <w:r/>
             <w:r>
@@ -18541,7 +18701,7 @@
           <w:p>
             <w:pPr>
               <w:spacing w:line="240" w:lineRule="auto"/>
-              <w:jc w:val="center"/>
+              <w:jc w:val="left"/>
             </w:pPr>
             <w:r/>
             <w:r>
@@ -18562,7 +18722,7 @@
           <w:p>
             <w:pPr>
               <w:spacing w:line="240" w:lineRule="auto"/>
-              <w:jc w:val="center"/>
+              <w:jc w:val="left"/>
             </w:pPr>
             <w:r/>
             <w:r>
@@ -18585,7 +18745,7 @@
           <w:p>
             <w:pPr>
               <w:spacing w:line="240" w:lineRule="auto"/>
-              <w:jc w:val="center"/>
+              <w:jc w:val="left"/>
             </w:pPr>
             <w:r/>
             <w:r>
@@ -18606,7 +18766,7 @@
           <w:p>
             <w:pPr>
               <w:spacing w:line="240" w:lineRule="auto"/>
-              <w:jc w:val="center"/>
+              <w:jc w:val="left"/>
             </w:pPr>
             <w:r/>
             <w:r>
@@ -18627,7 +18787,7 @@
           <w:p>
             <w:pPr>
               <w:spacing w:line="240" w:lineRule="auto"/>
-              <w:jc w:val="center"/>
+              <w:jc w:val="left"/>
             </w:pPr>
             <w:r/>
             <w:r>
@@ -18648,7 +18808,7 @@
           <w:p>
             <w:pPr>
               <w:spacing w:line="240" w:lineRule="auto"/>
-              <w:jc w:val="center"/>
+              <w:jc w:val="left"/>
             </w:pPr>
             <w:r/>
             <w:r>
@@ -18774,6 +18934,14 @@
     <w:tbl>
       <w:tblPr>
         <w:tblW w:type="auto" w:w="0"/>
+        <w:tblBorders>
+          <w:top w:val="single" w:sz="4" w:space="0" w:color="000000"/>
+          <w:left w:val="single" w:sz="4" w:space="0" w:color="000000"/>
+          <w:bottom w:val="single" w:sz="4" w:space="0" w:color="000000"/>
+          <w:right w:val="single" w:sz="4" w:space="0" w:color="000000"/>
+          <w:insideH w:val="single" w:sz="4" w:space="0" w:color="000000"/>
+          <w:insideV w:val="single" w:sz="4" w:space="0" w:color="000000"/>
+        </w:tblBorders>
         <w:tblLook w:firstColumn="1" w:firstRow="1" w:lastColumn="0" w:lastRow="0" w:noHBand="0" w:noVBand="1" w:val="04A0"/>
       </w:tblPr>
       <w:tblGrid>
@@ -18876,7 +19044,7 @@
           <w:p>
             <w:pPr>
               <w:spacing w:line="240" w:lineRule="auto"/>
-              <w:jc w:val="center"/>
+              <w:jc w:val="left"/>
             </w:pPr>
             <w:r/>
             <w:r>
@@ -18897,7 +19065,7 @@
           <w:p>
             <w:pPr>
               <w:spacing w:line="240" w:lineRule="auto"/>
-              <w:jc w:val="center"/>
+              <w:jc w:val="left"/>
             </w:pPr>
             <w:r/>
             <w:r>
@@ -18918,7 +19086,7 @@
           <w:p>
             <w:pPr>
               <w:spacing w:line="240" w:lineRule="auto"/>
-              <w:jc w:val="center"/>
+              <w:jc w:val="left"/>
             </w:pPr>
             <w:r/>
             <w:r>
@@ -18939,7 +19107,7 @@
           <w:p>
             <w:pPr>
               <w:spacing w:line="240" w:lineRule="auto"/>
-              <w:jc w:val="center"/>
+              <w:jc w:val="left"/>
             </w:pPr>
             <w:r/>
             <w:r>
@@ -18962,7 +19130,7 @@
           <w:p>
             <w:pPr>
               <w:spacing w:line="240" w:lineRule="auto"/>
-              <w:jc w:val="center"/>
+              <w:jc w:val="left"/>
             </w:pPr>
             <w:r/>
             <w:r>
@@ -18983,7 +19151,7 @@
           <w:p>
             <w:pPr>
               <w:spacing w:line="240" w:lineRule="auto"/>
-              <w:jc w:val="center"/>
+              <w:jc w:val="left"/>
             </w:pPr>
             <w:r/>
             <w:r>
@@ -19004,7 +19172,7 @@
           <w:p>
             <w:pPr>
               <w:spacing w:line="240" w:lineRule="auto"/>
-              <w:jc w:val="center"/>
+              <w:jc w:val="left"/>
             </w:pPr>
             <w:r/>
             <w:r>
@@ -19025,7 +19193,7 @@
           <w:p>
             <w:pPr>
               <w:spacing w:line="240" w:lineRule="auto"/>
-              <w:jc w:val="center"/>
+              <w:jc w:val="left"/>
             </w:pPr>
             <w:r/>
             <w:r>
@@ -19048,7 +19216,7 @@
           <w:p>
             <w:pPr>
               <w:spacing w:line="240" w:lineRule="auto"/>
-              <w:jc w:val="center"/>
+              <w:jc w:val="left"/>
             </w:pPr>
             <w:r/>
             <w:r>
@@ -19069,7 +19237,7 @@
           <w:p>
             <w:pPr>
               <w:spacing w:line="240" w:lineRule="auto"/>
-              <w:jc w:val="center"/>
+              <w:jc w:val="left"/>
             </w:pPr>
             <w:r/>
             <w:r>
@@ -19090,7 +19258,7 @@
           <w:p>
             <w:pPr>
               <w:spacing w:line="240" w:lineRule="auto"/>
-              <w:jc w:val="center"/>
+              <w:jc w:val="left"/>
             </w:pPr>
             <w:r/>
             <w:r>
@@ -19111,7 +19279,7 @@
           <w:p>
             <w:pPr>
               <w:spacing w:line="240" w:lineRule="auto"/>
-              <w:jc w:val="center"/>
+              <w:jc w:val="left"/>
             </w:pPr>
             <w:r/>
             <w:r>
@@ -19134,7 +19302,7 @@
           <w:p>
             <w:pPr>
               <w:spacing w:line="240" w:lineRule="auto"/>
-              <w:jc w:val="center"/>
+              <w:jc w:val="left"/>
             </w:pPr>
             <w:r/>
             <w:r>
@@ -19155,7 +19323,7 @@
           <w:p>
             <w:pPr>
               <w:spacing w:line="240" w:lineRule="auto"/>
-              <w:jc w:val="center"/>
+              <w:jc w:val="left"/>
             </w:pPr>
             <w:r/>
             <w:r>
@@ -19176,7 +19344,7 @@
           <w:p>
             <w:pPr>
               <w:spacing w:line="240" w:lineRule="auto"/>
-              <w:jc w:val="center"/>
+              <w:jc w:val="left"/>
             </w:pPr>
             <w:r/>
             <w:r>
@@ -19206,7 +19374,7 @@
           <w:p>
             <w:pPr>
               <w:spacing w:line="240" w:lineRule="auto"/>
-              <w:jc w:val="center"/>
+              <w:jc w:val="left"/>
             </w:pPr>
             <w:r/>
             <w:r>
@@ -19391,6 +19559,14 @@
     <w:tbl>
       <w:tblPr>
         <w:tblW w:type="auto" w:w="0"/>
+        <w:tblBorders>
+          <w:top w:val="single" w:sz="4" w:space="0" w:color="000000"/>
+          <w:left w:val="single" w:sz="4" w:space="0" w:color="000000"/>
+          <w:bottom w:val="single" w:sz="4" w:space="0" w:color="000000"/>
+          <w:right w:val="single" w:sz="4" w:space="0" w:color="000000"/>
+          <w:insideH w:val="single" w:sz="4" w:space="0" w:color="000000"/>
+          <w:insideV w:val="single" w:sz="4" w:space="0" w:color="000000"/>
+        </w:tblBorders>
         <w:tblLook w:firstColumn="1" w:firstRow="1" w:lastColumn="0" w:lastRow="0" w:noHBand="0" w:noVBand="1" w:val="04A0"/>
       </w:tblPr>
       <w:tblGrid>
@@ -19471,7 +19647,7 @@
           <w:p>
             <w:pPr>
               <w:spacing w:line="240" w:lineRule="auto"/>
-              <w:jc w:val="center"/>
+              <w:jc w:val="left"/>
             </w:pPr>
             <w:r/>
             <w:r>
@@ -19492,7 +19668,7 @@
           <w:p>
             <w:pPr>
               <w:spacing w:line="240" w:lineRule="auto"/>
-              <w:jc w:val="center"/>
+              <w:jc w:val="left"/>
             </w:pPr>
             <w:r/>
             <w:r>
@@ -19513,7 +19689,7 @@
           <w:p>
             <w:pPr>
               <w:spacing w:line="240" w:lineRule="auto"/>
-              <w:jc w:val="center"/>
+              <w:jc w:val="left"/>
             </w:pPr>
             <w:r/>
             <w:r>
@@ -19536,7 +19712,7 @@
           <w:p>
             <w:pPr>
               <w:spacing w:line="240" w:lineRule="auto"/>
-              <w:jc w:val="center"/>
+              <w:jc w:val="left"/>
             </w:pPr>
             <w:r/>
             <w:r>
@@ -19557,7 +19733,7 @@
           <w:p>
             <w:pPr>
               <w:spacing w:line="240" w:lineRule="auto"/>
-              <w:jc w:val="center"/>
+              <w:jc w:val="left"/>
             </w:pPr>
             <w:r/>
             <w:r>
@@ -19578,7 +19754,7 @@
           <w:p>
             <w:pPr>
               <w:spacing w:line="240" w:lineRule="auto"/>
-              <w:jc w:val="center"/>
+              <w:jc w:val="left"/>
             </w:pPr>
             <w:r/>
             <w:r>
@@ -19601,7 +19777,7 @@
           <w:p>
             <w:pPr>
               <w:spacing w:line="240" w:lineRule="auto"/>
-              <w:jc w:val="center"/>
+              <w:jc w:val="left"/>
             </w:pPr>
             <w:r/>
             <w:r>
@@ -19622,7 +19798,7 @@
           <w:p>
             <w:pPr>
               <w:spacing w:line="240" w:lineRule="auto"/>
-              <w:jc w:val="center"/>
+              <w:jc w:val="left"/>
             </w:pPr>
             <w:r/>
             <w:r>
@@ -19643,7 +19819,7 @@
           <w:p>
             <w:pPr>
               <w:spacing w:line="240" w:lineRule="auto"/>
-              <w:jc w:val="center"/>
+              <w:jc w:val="left"/>
             </w:pPr>
             <w:r/>
             <w:r>
@@ -19666,7 +19842,7 @@
           <w:p>
             <w:pPr>
               <w:spacing w:line="240" w:lineRule="auto"/>
-              <w:jc w:val="center"/>
+              <w:jc w:val="left"/>
             </w:pPr>
             <w:r/>
             <w:r>
@@ -19687,7 +19863,7 @@
           <w:p>
             <w:pPr>
               <w:spacing w:line="240" w:lineRule="auto"/>
-              <w:jc w:val="center"/>
+              <w:jc w:val="left"/>
             </w:pPr>
             <w:r/>
             <w:r>
@@ -19708,7 +19884,7 @@
           <w:p>
             <w:pPr>
               <w:spacing w:line="240" w:lineRule="auto"/>
-              <w:jc w:val="center"/>
+              <w:jc w:val="left"/>
             </w:pPr>
             <w:r/>
             <w:r>
@@ -20462,6 +20638,14 @@
     <w:tbl>
       <w:tblPr>
         <w:tblW w:type="auto" w:w="0"/>
+        <w:tblBorders>
+          <w:top w:val="single" w:sz="4" w:space="0" w:color="000000"/>
+          <w:left w:val="single" w:sz="4" w:space="0" w:color="000000"/>
+          <w:bottom w:val="single" w:sz="4" w:space="0" w:color="000000"/>
+          <w:right w:val="single" w:sz="4" w:space="0" w:color="000000"/>
+          <w:insideH w:val="single" w:sz="4" w:space="0" w:color="000000"/>
+          <w:insideV w:val="single" w:sz="4" w:space="0" w:color="000000"/>
+        </w:tblBorders>
         <w:tblLook w:firstColumn="1" w:firstRow="1" w:lastColumn="0" w:lastRow="0" w:noHBand="0" w:noVBand="1" w:val="04A0"/>
       </w:tblPr>
       <w:tblGrid>
@@ -20608,7 +20792,7 @@
           <w:p>
             <w:pPr>
               <w:spacing w:line="240" w:lineRule="auto"/>
-              <w:jc w:val="center"/>
+              <w:jc w:val="left"/>
             </w:pPr>
             <w:r/>
             <w:r>
@@ -20629,7 +20813,7 @@
           <w:p>
             <w:pPr>
               <w:spacing w:line="240" w:lineRule="auto"/>
-              <w:jc w:val="center"/>
+              <w:jc w:val="left"/>
             </w:pPr>
             <w:r/>
             <w:r>
@@ -20650,7 +20834,7 @@
           <w:p>
             <w:pPr>
               <w:spacing w:line="240" w:lineRule="auto"/>
-              <w:jc w:val="center"/>
+              <w:jc w:val="left"/>
             </w:pPr>
             <w:r/>
             <w:r>
@@ -20671,7 +20855,7 @@
           <w:p>
             <w:pPr>
               <w:spacing w:line="240" w:lineRule="auto"/>
-              <w:jc w:val="center"/>
+              <w:jc w:val="right"/>
             </w:pPr>
             <w:r/>
             <w:r>
@@ -20692,7 +20876,7 @@
           <w:p>
             <w:pPr>
               <w:spacing w:line="240" w:lineRule="auto"/>
-              <w:jc w:val="center"/>
+              <w:jc w:val="right"/>
             </w:pPr>
             <w:r/>
             <w:r>
@@ -20713,7 +20897,7 @@
           <w:p>
             <w:pPr>
               <w:spacing w:line="240" w:lineRule="auto"/>
-              <w:jc w:val="center"/>
+              <w:jc w:val="right"/>
             </w:pPr>
             <w:r/>
             <w:r>
@@ -20736,7 +20920,7 @@
           <w:p>
             <w:pPr>
               <w:spacing w:line="240" w:lineRule="auto"/>
-              <w:jc w:val="center"/>
+              <w:jc w:val="left"/>
             </w:pPr>
             <w:r/>
             <w:r>
@@ -20757,7 +20941,7 @@
           <w:p>
             <w:pPr>
               <w:spacing w:line="240" w:lineRule="auto"/>
-              <w:jc w:val="center"/>
+              <w:jc w:val="left"/>
             </w:pPr>
             <w:r/>
             <w:r>
@@ -20778,7 +20962,7 @@
           <w:p>
             <w:pPr>
               <w:spacing w:line="240" w:lineRule="auto"/>
-              <w:jc w:val="center"/>
+              <w:jc w:val="left"/>
             </w:pPr>
             <w:r/>
             <w:r>
@@ -20799,7 +20983,7 @@
           <w:p>
             <w:pPr>
               <w:spacing w:line="240" w:lineRule="auto"/>
-              <w:jc w:val="center"/>
+              <w:jc w:val="right"/>
             </w:pPr>
             <w:r/>
             <w:r>
@@ -20820,7 +21004,7 @@
           <w:p>
             <w:pPr>
               <w:spacing w:line="240" w:lineRule="auto"/>
-              <w:jc w:val="center"/>
+              <w:jc w:val="right"/>
             </w:pPr>
             <w:r/>
             <w:r>
@@ -20841,7 +21025,7 @@
           <w:p>
             <w:pPr>
               <w:spacing w:line="240" w:lineRule="auto"/>
-              <w:jc w:val="center"/>
+              <w:jc w:val="right"/>
             </w:pPr>
             <w:r/>
             <w:r>
@@ -20864,7 +21048,7 @@
           <w:p>
             <w:pPr>
               <w:spacing w:line="240" w:lineRule="auto"/>
-              <w:jc w:val="center"/>
+              <w:jc w:val="left"/>
             </w:pPr>
             <w:r/>
             <w:r>
@@ -20885,7 +21069,7 @@
           <w:p>
             <w:pPr>
               <w:spacing w:line="240" w:lineRule="auto"/>
-              <w:jc w:val="center"/>
+              <w:jc w:val="left"/>
             </w:pPr>
             <w:r/>
             <w:r>
@@ -20906,7 +21090,7 @@
           <w:p>
             <w:pPr>
               <w:spacing w:line="240" w:lineRule="auto"/>
-              <w:jc w:val="center"/>
+              <w:jc w:val="left"/>
             </w:pPr>
             <w:r/>
             <w:r>
@@ -20927,7 +21111,7 @@
           <w:p>
             <w:pPr>
               <w:spacing w:line="240" w:lineRule="auto"/>
-              <w:jc w:val="center"/>
+              <w:jc w:val="right"/>
             </w:pPr>
             <w:r/>
             <w:r>
@@ -20948,7 +21132,7 @@
           <w:p>
             <w:pPr>
               <w:spacing w:line="240" w:lineRule="auto"/>
-              <w:jc w:val="center"/>
+              <w:jc w:val="right"/>
             </w:pPr>
             <w:r/>
             <w:r>
@@ -20969,7 +21153,7 @@
           <w:p>
             <w:pPr>
               <w:spacing w:line="240" w:lineRule="auto"/>
-              <w:jc w:val="center"/>
+              <w:jc w:val="right"/>
             </w:pPr>
             <w:r/>
             <w:r>

--- a/석사학위논문_영문.docx
+++ b/석사학위논문_영문.docx
@@ -2201,7 +2201,7 @@
         </w:rPr>
         <w:fldChar w:fldCharType="separate"/>
       </w:r>
-      <w:hyperlink w:anchor="_Toc238292272" w:history="1">
+      <w:hyperlink w:anchor="_Toc238299235" w:history="1">
         <w:r>
           <w:rPr>
             <w:rStyle w:val="afff6"/>
@@ -2231,7 +2231,7 @@
             <w:noProof/>
             <w:webHidden/>
           </w:rPr>
-          <w:instrText xml:space="preserve"> PAGEREF _Toc238292272 \h </w:instrText>
+          <w:instrText xml:space="preserve"> PAGEREF _Toc238299235 \h </w:instrText>
         </w:r>
         <w:r>
           <w:rPr>
@@ -2278,7 +2278,7 @@
           <w14:ligatures w14:val="standardContextual"/>
         </w:rPr>
       </w:pPr>
-      <w:hyperlink w:anchor="_Toc238292273" w:history="1">
+      <w:hyperlink w:anchor="_Toc238299236" w:history="1">
         <w:r>
           <w:rPr>
             <w:rStyle w:val="afff6"/>
@@ -2308,7 +2308,7 @@
             <w:noProof/>
             <w:webHidden/>
           </w:rPr>
-          <w:instrText xml:space="preserve"> PAGEREF _Toc238292273 \h </w:instrText>
+          <w:instrText xml:space="preserve"> PAGEREF _Toc238299236 \h </w:instrText>
         </w:r>
         <w:r>
           <w:rPr>
@@ -2355,7 +2355,7 @@
           <w14:ligatures w14:val="standardContextual"/>
         </w:rPr>
       </w:pPr>
-      <w:hyperlink w:anchor="_Toc238292274" w:history="1">
+      <w:hyperlink w:anchor="_Toc238299237" w:history="1">
         <w:r>
           <w:rPr>
             <w:rStyle w:val="afff6"/>
@@ -2385,7 +2385,7 @@
             <w:noProof/>
             <w:webHidden/>
           </w:rPr>
-          <w:instrText xml:space="preserve"> PAGEREF _Toc238292274 \h </w:instrText>
+          <w:instrText xml:space="preserve"> PAGEREF _Toc238299237 \h </w:instrText>
         </w:r>
         <w:r>
           <w:rPr>
@@ -2432,7 +2432,7 @@
           <w14:ligatures w14:val="standardContextual"/>
         </w:rPr>
       </w:pPr>
-      <w:hyperlink w:anchor="_Toc238292275" w:history="1">
+      <w:hyperlink w:anchor="_Toc238299238" w:history="1">
         <w:r>
           <w:rPr>
             <w:rStyle w:val="afff6"/>
@@ -2462,7 +2462,7 @@
             <w:noProof/>
             <w:webHidden/>
           </w:rPr>
-          <w:instrText xml:space="preserve"> PAGEREF _Toc238292275 \h </w:instrText>
+          <w:instrText xml:space="preserve"> PAGEREF _Toc238299238 \h </w:instrText>
         </w:r>
         <w:r>
           <w:rPr>
@@ -2509,7 +2509,7 @@
           <w14:ligatures w14:val="standardContextual"/>
         </w:rPr>
       </w:pPr>
-      <w:hyperlink w:anchor="_Toc238292276" w:history="1">
+      <w:hyperlink w:anchor="_Toc238299239" w:history="1">
         <w:r>
           <w:rPr>
             <w:rStyle w:val="afff6"/>
@@ -2539,7 +2539,7 @@
             <w:noProof/>
             <w:webHidden/>
           </w:rPr>
-          <w:instrText xml:space="preserve"> PAGEREF _Toc238292276 \h </w:instrText>
+          <w:instrText xml:space="preserve"> PAGEREF _Toc238299239 \h </w:instrText>
         </w:r>
         <w:r>
           <w:rPr>
@@ -2585,7 +2585,7 @@
           <w14:ligatures w14:val="standardContextual"/>
         </w:rPr>
       </w:pPr>
-      <w:hyperlink w:anchor="_Toc238292277" w:history="1">
+      <w:hyperlink w:anchor="_Toc238299240" w:history="1">
         <w:r>
           <w:rPr>
             <w:rStyle w:val="afff6"/>
@@ -2615,7 +2615,7 @@
             <w:noProof/>
             <w:webHidden/>
           </w:rPr>
-          <w:instrText xml:space="preserve"> PAGEREF _Toc238292277 \h </w:instrText>
+          <w:instrText xml:space="preserve"> PAGEREF _Toc238299240 \h </w:instrText>
         </w:r>
         <w:r>
           <w:rPr>
@@ -2662,7 +2662,7 @@
           <w14:ligatures w14:val="standardContextual"/>
         </w:rPr>
       </w:pPr>
-      <w:hyperlink w:anchor="_Toc238292278" w:history="1">
+      <w:hyperlink w:anchor="_Toc238299241" w:history="1">
         <w:r>
           <w:rPr>
             <w:rStyle w:val="afff6"/>
@@ -2692,7 +2692,7 @@
             <w:noProof/>
             <w:webHidden/>
           </w:rPr>
-          <w:instrText xml:space="preserve"> PAGEREF _Toc238292278 \h </w:instrText>
+          <w:instrText xml:space="preserve"> PAGEREF _Toc238299241 \h </w:instrText>
         </w:r>
         <w:r>
           <w:rPr>
@@ -2739,7 +2739,7 @@
           <w14:ligatures w14:val="standardContextual"/>
         </w:rPr>
       </w:pPr>
-      <w:hyperlink w:anchor="_Toc238292279" w:history="1">
+      <w:hyperlink w:anchor="_Toc238299242" w:history="1">
         <w:r>
           <w:rPr>
             <w:rStyle w:val="afff6"/>
@@ -2769,7 +2769,7 @@
             <w:noProof/>
             <w:webHidden/>
           </w:rPr>
-          <w:instrText xml:space="preserve"> PAGEREF _Toc238292279 \h </w:instrText>
+          <w:instrText xml:space="preserve"> PAGEREF _Toc238299242 \h </w:instrText>
         </w:r>
         <w:r>
           <w:rPr>
@@ -2816,7 +2816,7 @@
           <w14:ligatures w14:val="standardContextual"/>
         </w:rPr>
       </w:pPr>
-      <w:hyperlink w:anchor="_Toc238292280" w:history="1">
+      <w:hyperlink w:anchor="_Toc238299243" w:history="1">
         <w:r>
           <w:rPr>
             <w:rStyle w:val="afff6"/>
@@ -2846,7 +2846,7 @@
             <w:noProof/>
             <w:webHidden/>
           </w:rPr>
-          <w:instrText xml:space="preserve"> PAGEREF _Toc238292280 \h </w:instrText>
+          <w:instrText xml:space="preserve"> PAGEREF _Toc238299243 \h </w:instrText>
         </w:r>
         <w:r>
           <w:rPr>
@@ -2893,7 +2893,7 @@
           <w14:ligatures w14:val="standardContextual"/>
         </w:rPr>
       </w:pPr>
-      <w:hyperlink w:anchor="_Toc238292281" w:history="1">
+      <w:hyperlink w:anchor="_Toc238299244" w:history="1">
         <w:r>
           <w:rPr>
             <w:rStyle w:val="afff6"/>
@@ -2923,7 +2923,7 @@
             <w:noProof/>
             <w:webHidden/>
           </w:rPr>
-          <w:instrText xml:space="preserve"> PAGEREF _Toc238292281 \h </w:instrText>
+          <w:instrText xml:space="preserve"> PAGEREF _Toc238299244 \h </w:instrText>
         </w:r>
         <w:r>
           <w:rPr>
@@ -2970,7 +2970,7 @@
           <w14:ligatures w14:val="standardContextual"/>
         </w:rPr>
       </w:pPr>
-      <w:hyperlink w:anchor="_Toc238292282" w:history="1">
+      <w:hyperlink w:anchor="_Toc238299245" w:history="1">
         <w:r>
           <w:rPr>
             <w:rStyle w:val="afff6"/>
@@ -3000,7 +3000,7 @@
             <w:noProof/>
             <w:webHidden/>
           </w:rPr>
-          <w:instrText xml:space="preserve"> PAGEREF _Toc238292282 \h </w:instrText>
+          <w:instrText xml:space="preserve"> PAGEREF _Toc238299245 \h </w:instrText>
         </w:r>
         <w:r>
           <w:rPr>
@@ -3047,7 +3047,7 @@
           <w14:ligatures w14:val="standardContextual"/>
         </w:rPr>
       </w:pPr>
-      <w:hyperlink w:anchor="_Toc238292283" w:history="1">
+      <w:hyperlink w:anchor="_Toc238299246" w:history="1">
         <w:r>
           <w:rPr>
             <w:rStyle w:val="afff6"/>
@@ -3077,7 +3077,7 @@
             <w:noProof/>
             <w:webHidden/>
           </w:rPr>
-          <w:instrText xml:space="preserve"> PAGEREF _Toc238292283 \h </w:instrText>
+          <w:instrText xml:space="preserve"> PAGEREF _Toc238299246 \h </w:instrText>
         </w:r>
         <w:r>
           <w:rPr>
@@ -3124,7 +3124,7 @@
           <w14:ligatures w14:val="standardContextual"/>
         </w:rPr>
       </w:pPr>
-      <w:hyperlink w:anchor="_Toc238292284" w:history="1">
+      <w:hyperlink w:anchor="_Toc238299247" w:history="1">
         <w:r>
           <w:rPr>
             <w:rStyle w:val="afff6"/>
@@ -3154,7 +3154,7 @@
             <w:noProof/>
             <w:webHidden/>
           </w:rPr>
-          <w:instrText xml:space="preserve"> PAGEREF _Toc238292284 \h </w:instrText>
+          <w:instrText xml:space="preserve"> PAGEREF _Toc238299247 \h </w:instrText>
         </w:r>
         <w:r>
           <w:rPr>
@@ -3201,7 +3201,7 @@
           <w14:ligatures w14:val="standardContextual"/>
         </w:rPr>
       </w:pPr>
-      <w:hyperlink w:anchor="_Toc238292285" w:history="1">
+      <w:hyperlink w:anchor="_Toc238299248" w:history="1">
         <w:r>
           <w:rPr>
             <w:rStyle w:val="afff6"/>
@@ -3231,7 +3231,7 @@
             <w:noProof/>
             <w:webHidden/>
           </w:rPr>
-          <w:instrText xml:space="preserve"> PAGEREF _Toc238292285 \h </w:instrText>
+          <w:instrText xml:space="preserve"> PAGEREF _Toc238299248 \h </w:instrText>
         </w:r>
         <w:r>
           <w:rPr>
@@ -3278,7 +3278,7 @@
           <w14:ligatures w14:val="standardContextual"/>
         </w:rPr>
       </w:pPr>
-      <w:hyperlink w:anchor="_Toc238292286" w:history="1">
+      <w:hyperlink w:anchor="_Toc238299249" w:history="1">
         <w:r>
           <w:rPr>
             <w:rStyle w:val="afff6"/>
@@ -3308,7 +3308,7 @@
             <w:noProof/>
             <w:webHidden/>
           </w:rPr>
-          <w:instrText xml:space="preserve"> PAGEREF _Toc238292286 \h </w:instrText>
+          <w:instrText xml:space="preserve"> PAGEREF _Toc238299249 \h </w:instrText>
         </w:r>
         <w:r>
           <w:rPr>
@@ -3355,7 +3355,7 @@
           <w14:ligatures w14:val="standardContextual"/>
         </w:rPr>
       </w:pPr>
-      <w:hyperlink w:anchor="_Toc238292287" w:history="1">
+      <w:hyperlink w:anchor="_Toc238299250" w:history="1">
         <w:r>
           <w:rPr>
             <w:rStyle w:val="afff6"/>
@@ -3385,7 +3385,7 @@
             <w:noProof/>
             <w:webHidden/>
           </w:rPr>
-          <w:instrText xml:space="preserve"> PAGEREF _Toc238292287 \h </w:instrText>
+          <w:instrText xml:space="preserve"> PAGEREF _Toc238299250 \h </w:instrText>
         </w:r>
         <w:r>
           <w:rPr>
@@ -3432,7 +3432,7 @@
           <w14:ligatures w14:val="standardContextual"/>
         </w:rPr>
       </w:pPr>
-      <w:hyperlink w:anchor="_Toc238292288" w:history="1">
+      <w:hyperlink w:anchor="_Toc238299251" w:history="1">
         <w:r>
           <w:rPr>
             <w:rStyle w:val="afff6"/>
@@ -3462,7 +3462,7 @@
             <w:noProof/>
             <w:webHidden/>
           </w:rPr>
-          <w:instrText xml:space="preserve"> PAGEREF _Toc238292288 \h </w:instrText>
+          <w:instrText xml:space="preserve"> PAGEREF _Toc238299251 \h </w:instrText>
         </w:r>
         <w:r>
           <w:rPr>
@@ -3509,7 +3509,7 @@
           <w14:ligatures w14:val="standardContextual"/>
         </w:rPr>
       </w:pPr>
-      <w:hyperlink w:anchor="_Toc238292289" w:history="1">
+      <w:hyperlink w:anchor="_Toc238299252" w:history="1">
         <w:r>
           <w:rPr>
             <w:rStyle w:val="afff6"/>
@@ -3539,7 +3539,7 @@
             <w:noProof/>
             <w:webHidden/>
           </w:rPr>
-          <w:instrText xml:space="preserve"> PAGEREF _Toc238292289 \h </w:instrText>
+          <w:instrText xml:space="preserve"> PAGEREF _Toc238299252 \h </w:instrText>
         </w:r>
         <w:r>
           <w:rPr>
@@ -3586,7 +3586,7 @@
           <w14:ligatures w14:val="standardContextual"/>
         </w:rPr>
       </w:pPr>
-      <w:hyperlink w:anchor="_Toc238292290" w:history="1">
+      <w:hyperlink w:anchor="_Toc238299253" w:history="1">
         <w:r>
           <w:rPr>
             <w:rStyle w:val="afff6"/>
@@ -3616,7 +3616,7 @@
             <w:noProof/>
             <w:webHidden/>
           </w:rPr>
-          <w:instrText xml:space="preserve"> PAGEREF _Toc238292290 \h </w:instrText>
+          <w:instrText xml:space="preserve"> PAGEREF _Toc238299253 \h </w:instrText>
         </w:r>
         <w:r>
           <w:rPr>
@@ -3663,7 +3663,7 @@
           <w14:ligatures w14:val="standardContextual"/>
         </w:rPr>
       </w:pPr>
-      <w:hyperlink w:anchor="_Toc238292291" w:history="1">
+      <w:hyperlink w:anchor="_Toc238299254" w:history="1">
         <w:r>
           <w:rPr>
             <w:rStyle w:val="afff6"/>
@@ -3693,7 +3693,7 @@
             <w:noProof/>
             <w:webHidden/>
           </w:rPr>
-          <w:instrText xml:space="preserve"> PAGEREF _Toc238292291 \h </w:instrText>
+          <w:instrText xml:space="preserve"> PAGEREF _Toc238299254 \h </w:instrText>
         </w:r>
         <w:r>
           <w:rPr>
@@ -3740,7 +3740,7 @@
           <w14:ligatures w14:val="standardContextual"/>
         </w:rPr>
       </w:pPr>
-      <w:hyperlink w:anchor="_Toc238292292" w:history="1">
+      <w:hyperlink w:anchor="_Toc238299255" w:history="1">
         <w:r>
           <w:rPr>
             <w:rStyle w:val="afff6"/>
@@ -3770,7 +3770,7 @@
             <w:noProof/>
             <w:webHidden/>
           </w:rPr>
-          <w:instrText xml:space="preserve"> PAGEREF _Toc238292292 \h </w:instrText>
+          <w:instrText xml:space="preserve"> PAGEREF _Toc238299255 \h </w:instrText>
         </w:r>
         <w:r>
           <w:rPr>
@@ -3816,7 +3816,7 @@
           <w14:ligatures w14:val="standardContextual"/>
         </w:rPr>
       </w:pPr>
-      <w:hyperlink w:anchor="_Toc238292293" w:history="1">
+      <w:hyperlink w:anchor="_Toc238299256" w:history="1">
         <w:r>
           <w:rPr>
             <w:rStyle w:val="afff6"/>
@@ -3846,7 +3846,7 @@
             <w:noProof/>
             <w:webHidden/>
           </w:rPr>
-          <w:instrText xml:space="preserve"> PAGEREF _Toc238292293 \h </w:instrText>
+          <w:instrText xml:space="preserve"> PAGEREF _Toc238299256 \h </w:instrText>
         </w:r>
         <w:r>
           <w:rPr>
@@ -3893,7 +3893,7 @@
           <w14:ligatures w14:val="standardContextual"/>
         </w:rPr>
       </w:pPr>
-      <w:hyperlink w:anchor="_Toc238292294" w:history="1">
+      <w:hyperlink w:anchor="_Toc238299257" w:history="1">
         <w:r>
           <w:rPr>
             <w:rStyle w:val="afff6"/>
@@ -3923,7 +3923,7 @@
             <w:noProof/>
             <w:webHidden/>
           </w:rPr>
-          <w:instrText xml:space="preserve"> PAGEREF _Toc238292294 \h </w:instrText>
+          <w:instrText xml:space="preserve"> PAGEREF _Toc238299257 \h </w:instrText>
         </w:r>
         <w:r>
           <w:rPr>
@@ -3970,7 +3970,7 @@
           <w14:ligatures w14:val="standardContextual"/>
         </w:rPr>
       </w:pPr>
-      <w:hyperlink w:anchor="_Toc238292295" w:history="1">
+      <w:hyperlink w:anchor="_Toc238299258" w:history="1">
         <w:r>
           <w:rPr>
             <w:rStyle w:val="afff6"/>
@@ -4000,7 +4000,7 @@
             <w:noProof/>
             <w:webHidden/>
           </w:rPr>
-          <w:instrText xml:space="preserve"> PAGEREF _Toc238292295 \h </w:instrText>
+          <w:instrText xml:space="preserve"> PAGEREF _Toc238299258 \h </w:instrText>
         </w:r>
         <w:r>
           <w:rPr>
@@ -4047,7 +4047,7 @@
           <w14:ligatures w14:val="standardContextual"/>
         </w:rPr>
       </w:pPr>
-      <w:hyperlink w:anchor="_Toc238292296" w:history="1">
+      <w:hyperlink w:anchor="_Toc238299259" w:history="1">
         <w:r>
           <w:rPr>
             <w:rStyle w:val="afff6"/>
@@ -4077,7 +4077,7 @@
             <w:noProof/>
             <w:webHidden/>
           </w:rPr>
-          <w:instrText xml:space="preserve"> PAGEREF _Toc238292296 \h </w:instrText>
+          <w:instrText xml:space="preserve"> PAGEREF _Toc238299259 \h </w:instrText>
         </w:r>
         <w:r>
           <w:rPr>
@@ -4124,7 +4124,7 @@
           <w14:ligatures w14:val="standardContextual"/>
         </w:rPr>
       </w:pPr>
-      <w:hyperlink w:anchor="_Toc238292297" w:history="1">
+      <w:hyperlink w:anchor="_Toc238299260" w:history="1">
         <w:r>
           <w:rPr>
             <w:rStyle w:val="afff6"/>
@@ -4154,7 +4154,7 @@
             <w:noProof/>
             <w:webHidden/>
           </w:rPr>
-          <w:instrText xml:space="preserve"> PAGEREF _Toc238292297 \h </w:instrText>
+          <w:instrText xml:space="preserve"> PAGEREF _Toc238299260 \h </w:instrText>
         </w:r>
         <w:r>
           <w:rPr>
@@ -4201,7 +4201,7 @@
           <w14:ligatures w14:val="standardContextual"/>
         </w:rPr>
       </w:pPr>
-      <w:hyperlink w:anchor="_Toc238292298" w:history="1">
+      <w:hyperlink w:anchor="_Toc238299261" w:history="1">
         <w:r>
           <w:rPr>
             <w:rStyle w:val="afff6"/>
@@ -4231,7 +4231,7 @@
             <w:noProof/>
             <w:webHidden/>
           </w:rPr>
-          <w:instrText xml:space="preserve"> PAGEREF _Toc238292298 \h </w:instrText>
+          <w:instrText xml:space="preserve"> PAGEREF _Toc238299261 \h </w:instrText>
         </w:r>
         <w:r>
           <w:rPr>
@@ -4278,7 +4278,7 @@
           <w14:ligatures w14:val="standardContextual"/>
         </w:rPr>
       </w:pPr>
-      <w:hyperlink w:anchor="_Toc238292299" w:history="1">
+      <w:hyperlink w:anchor="_Toc238299262" w:history="1">
         <w:r>
           <w:rPr>
             <w:rStyle w:val="afff6"/>
@@ -4308,7 +4308,7 @@
             <w:noProof/>
             <w:webHidden/>
           </w:rPr>
-          <w:instrText xml:space="preserve"> PAGEREF _Toc238292299 \h </w:instrText>
+          <w:instrText xml:space="preserve"> PAGEREF _Toc238299262 \h </w:instrText>
         </w:r>
         <w:r>
           <w:rPr>
@@ -4355,7 +4355,7 @@
           <w14:ligatures w14:val="standardContextual"/>
         </w:rPr>
       </w:pPr>
-      <w:hyperlink w:anchor="_Toc238292300" w:history="1">
+      <w:hyperlink w:anchor="_Toc238299263" w:history="1">
         <w:r>
           <w:rPr>
             <w:rStyle w:val="afff6"/>
@@ -4385,7 +4385,7 @@
             <w:noProof/>
             <w:webHidden/>
           </w:rPr>
-          <w:instrText xml:space="preserve"> PAGEREF _Toc238292300 \h </w:instrText>
+          <w:instrText xml:space="preserve"> PAGEREF _Toc238299263 \h </w:instrText>
         </w:r>
         <w:r>
           <w:rPr>
@@ -4432,7 +4432,7 @@
           <w14:ligatures w14:val="standardContextual"/>
         </w:rPr>
       </w:pPr>
-      <w:hyperlink w:anchor="_Toc238292301" w:history="1">
+      <w:hyperlink w:anchor="_Toc238299264" w:history="1">
         <w:r>
           <w:rPr>
             <w:rStyle w:val="afff6"/>
@@ -4462,7 +4462,7 @@
             <w:noProof/>
             <w:webHidden/>
           </w:rPr>
-          <w:instrText xml:space="preserve"> PAGEREF _Toc238292301 \h </w:instrText>
+          <w:instrText xml:space="preserve"> PAGEREF _Toc238299264 \h </w:instrText>
         </w:r>
         <w:r>
           <w:rPr>
@@ -4509,7 +4509,7 @@
           <w14:ligatures w14:val="standardContextual"/>
         </w:rPr>
       </w:pPr>
-      <w:hyperlink w:anchor="_Toc238292302" w:history="1">
+      <w:hyperlink w:anchor="_Toc238299265" w:history="1">
         <w:r>
           <w:rPr>
             <w:rStyle w:val="afff6"/>
@@ -4539,7 +4539,7 @@
             <w:noProof/>
             <w:webHidden/>
           </w:rPr>
-          <w:instrText xml:space="preserve"> PAGEREF _Toc238292302 \h </w:instrText>
+          <w:instrText xml:space="preserve"> PAGEREF _Toc238299265 \h </w:instrText>
         </w:r>
         <w:r>
           <w:rPr>
@@ -4586,7 +4586,7 @@
           <w14:ligatures w14:val="standardContextual"/>
         </w:rPr>
       </w:pPr>
-      <w:hyperlink w:anchor="_Toc238292303" w:history="1">
+      <w:hyperlink w:anchor="_Toc238299266" w:history="1">
         <w:r>
           <w:rPr>
             <w:rStyle w:val="afff6"/>
@@ -4616,7 +4616,7 @@
             <w:noProof/>
             <w:webHidden/>
           </w:rPr>
-          <w:instrText xml:space="preserve"> PAGEREF _Toc238292303 \h </w:instrText>
+          <w:instrText xml:space="preserve"> PAGEREF _Toc238299266 \h </w:instrText>
         </w:r>
         <w:r>
           <w:rPr>
@@ -4663,7 +4663,7 @@
           <w14:ligatures w14:val="standardContextual"/>
         </w:rPr>
       </w:pPr>
-      <w:hyperlink w:anchor="_Toc238292304" w:history="1">
+      <w:hyperlink w:anchor="_Toc238299267" w:history="1">
         <w:r>
           <w:rPr>
             <w:rStyle w:val="afff6"/>
@@ -4693,7 +4693,7 @@
             <w:noProof/>
             <w:webHidden/>
           </w:rPr>
-          <w:instrText xml:space="preserve"> PAGEREF _Toc238292304 \h </w:instrText>
+          <w:instrText xml:space="preserve"> PAGEREF _Toc238299267 \h </w:instrText>
         </w:r>
         <w:r>
           <w:rPr>
@@ -4740,7 +4740,7 @@
           <w14:ligatures w14:val="standardContextual"/>
         </w:rPr>
       </w:pPr>
-      <w:hyperlink w:anchor="_Toc238292305" w:history="1">
+      <w:hyperlink w:anchor="_Toc238299268" w:history="1">
         <w:r>
           <w:rPr>
             <w:rStyle w:val="afff6"/>
@@ -4770,7 +4770,7 @@
             <w:noProof/>
             <w:webHidden/>
           </w:rPr>
-          <w:instrText xml:space="preserve"> PAGEREF _Toc238292305 \h </w:instrText>
+          <w:instrText xml:space="preserve"> PAGEREF _Toc238299268 \h </w:instrText>
         </w:r>
         <w:r>
           <w:rPr>
@@ -4817,7 +4817,7 @@
           <w14:ligatures w14:val="standardContextual"/>
         </w:rPr>
       </w:pPr>
-      <w:hyperlink w:anchor="_Toc238292306" w:history="1">
+      <w:hyperlink w:anchor="_Toc238299269" w:history="1">
         <w:r>
           <w:rPr>
             <w:rStyle w:val="afff6"/>
@@ -4847,7 +4847,7 @@
             <w:noProof/>
             <w:webHidden/>
           </w:rPr>
-          <w:instrText xml:space="preserve"> PAGEREF _Toc238292306 \h </w:instrText>
+          <w:instrText xml:space="preserve"> PAGEREF _Toc238299269 \h </w:instrText>
         </w:r>
         <w:r>
           <w:rPr>
@@ -4894,7 +4894,7 @@
           <w14:ligatures w14:val="standardContextual"/>
         </w:rPr>
       </w:pPr>
-      <w:hyperlink w:anchor="_Toc238292307" w:history="1">
+      <w:hyperlink w:anchor="_Toc238299270" w:history="1">
         <w:r>
           <w:rPr>
             <w:rStyle w:val="afff6"/>
@@ -4924,7 +4924,7 @@
             <w:noProof/>
             <w:webHidden/>
           </w:rPr>
-          <w:instrText xml:space="preserve"> PAGEREF _Toc238292307 \h </w:instrText>
+          <w:instrText xml:space="preserve"> PAGEREF _Toc238299270 \h </w:instrText>
         </w:r>
         <w:r>
           <w:rPr>
@@ -4971,7 +4971,7 @@
           <w14:ligatures w14:val="standardContextual"/>
         </w:rPr>
       </w:pPr>
-      <w:hyperlink w:anchor="_Toc238292308" w:history="1">
+      <w:hyperlink w:anchor="_Toc238299271" w:history="1">
         <w:r>
           <w:rPr>
             <w:rStyle w:val="afff6"/>
@@ -5001,7 +5001,7 @@
             <w:noProof/>
             <w:webHidden/>
           </w:rPr>
-          <w:instrText xml:space="preserve"> PAGEREF _Toc238292308 \h </w:instrText>
+          <w:instrText xml:space="preserve"> PAGEREF _Toc238299271 \h </w:instrText>
         </w:r>
         <w:r>
           <w:rPr>
@@ -5047,7 +5047,7 @@
           <w14:ligatures w14:val="standardContextual"/>
         </w:rPr>
       </w:pPr>
-      <w:hyperlink w:anchor="_Toc238292309" w:history="1">
+      <w:hyperlink w:anchor="_Toc238299272" w:history="1">
         <w:r>
           <w:rPr>
             <w:rStyle w:val="afff6"/>
@@ -5077,7 +5077,7 @@
             <w:noProof/>
             <w:webHidden/>
           </w:rPr>
-          <w:instrText xml:space="preserve"> PAGEREF _Toc238292309 \h </w:instrText>
+          <w:instrText xml:space="preserve"> PAGEREF _Toc238299272 \h </w:instrText>
         </w:r>
         <w:r>
           <w:rPr>
@@ -5124,7 +5124,7 @@
           <w14:ligatures w14:val="standardContextual"/>
         </w:rPr>
       </w:pPr>
-      <w:hyperlink w:anchor="_Toc238292310" w:history="1">
+      <w:hyperlink w:anchor="_Toc238299273" w:history="1">
         <w:r>
           <w:rPr>
             <w:rStyle w:val="afff6"/>
@@ -5154,7 +5154,7 @@
             <w:noProof/>
             <w:webHidden/>
           </w:rPr>
-          <w:instrText xml:space="preserve"> PAGEREF _Toc238292310 \h </w:instrText>
+          <w:instrText xml:space="preserve"> PAGEREF _Toc238299273 \h </w:instrText>
         </w:r>
         <w:r>
           <w:rPr>
@@ -5201,7 +5201,7 @@
           <w14:ligatures w14:val="standardContextual"/>
         </w:rPr>
       </w:pPr>
-      <w:hyperlink w:anchor="_Toc238292311" w:history="1">
+      <w:hyperlink w:anchor="_Toc238299274" w:history="1">
         <w:r>
           <w:rPr>
             <w:rStyle w:val="afff6"/>
@@ -5231,7 +5231,7 @@
             <w:noProof/>
             <w:webHidden/>
           </w:rPr>
-          <w:instrText xml:space="preserve"> PAGEREF _Toc238292311 \h </w:instrText>
+          <w:instrText xml:space="preserve"> PAGEREF _Toc238299274 \h </w:instrText>
         </w:r>
         <w:r>
           <w:rPr>
@@ -5278,7 +5278,7 @@
           <w14:ligatures w14:val="standardContextual"/>
         </w:rPr>
       </w:pPr>
-      <w:hyperlink w:anchor="_Toc238292312" w:history="1">
+      <w:hyperlink w:anchor="_Toc238299275" w:history="1">
         <w:r>
           <w:rPr>
             <w:rStyle w:val="afff6"/>
@@ -5308,7 +5308,7 @@
             <w:noProof/>
             <w:webHidden/>
           </w:rPr>
-          <w:instrText xml:space="preserve"> PAGEREF _Toc238292312 \h </w:instrText>
+          <w:instrText xml:space="preserve"> PAGEREF _Toc238299275 \h </w:instrText>
         </w:r>
         <w:r>
           <w:rPr>
@@ -5355,7 +5355,7 @@
           <w14:ligatures w14:val="standardContextual"/>
         </w:rPr>
       </w:pPr>
-      <w:hyperlink w:anchor="_Toc238292313" w:history="1">
+      <w:hyperlink w:anchor="_Toc238299276" w:history="1">
         <w:r>
           <w:rPr>
             <w:rStyle w:val="afff6"/>
@@ -5385,7 +5385,7 @@
             <w:noProof/>
             <w:webHidden/>
           </w:rPr>
-          <w:instrText xml:space="preserve"> PAGEREF _Toc238292313 \h </w:instrText>
+          <w:instrText xml:space="preserve"> PAGEREF _Toc238299276 \h </w:instrText>
         </w:r>
         <w:r>
           <w:rPr>
@@ -5432,7 +5432,7 @@
           <w14:ligatures w14:val="standardContextual"/>
         </w:rPr>
       </w:pPr>
-      <w:hyperlink w:anchor="_Toc238292314" w:history="1">
+      <w:hyperlink w:anchor="_Toc238299277" w:history="1">
         <w:r>
           <w:rPr>
             <w:rStyle w:val="afff6"/>
@@ -5462,7 +5462,7 @@
             <w:noProof/>
             <w:webHidden/>
           </w:rPr>
-          <w:instrText xml:space="preserve"> PAGEREF _Toc238292314 \h </w:instrText>
+          <w:instrText xml:space="preserve"> PAGEREF _Toc238299277 \h </w:instrText>
         </w:r>
         <w:r>
           <w:rPr>
@@ -5509,7 +5509,7 @@
           <w14:ligatures w14:val="standardContextual"/>
         </w:rPr>
       </w:pPr>
-      <w:hyperlink w:anchor="_Toc238292315" w:history="1">
+      <w:hyperlink w:anchor="_Toc238299278" w:history="1">
         <w:r>
           <w:rPr>
             <w:rStyle w:val="afff6"/>
@@ -5539,7 +5539,7 @@
             <w:noProof/>
             <w:webHidden/>
           </w:rPr>
-          <w:instrText xml:space="preserve"> PAGEREF _Toc238292315 \h </w:instrText>
+          <w:instrText xml:space="preserve"> PAGEREF _Toc238299278 \h </w:instrText>
         </w:r>
         <w:r>
           <w:rPr>
@@ -5586,7 +5586,7 @@
           <w14:ligatures w14:val="standardContextual"/>
         </w:rPr>
       </w:pPr>
-      <w:hyperlink w:anchor="_Toc238292316" w:history="1">
+      <w:hyperlink w:anchor="_Toc238299279" w:history="1">
         <w:r>
           <w:rPr>
             <w:rStyle w:val="afff6"/>
@@ -5616,7 +5616,7 @@
             <w:noProof/>
             <w:webHidden/>
           </w:rPr>
-          <w:instrText xml:space="preserve"> PAGEREF _Toc238292316 \h </w:instrText>
+          <w:instrText xml:space="preserve"> PAGEREF _Toc238299279 \h </w:instrText>
         </w:r>
         <w:r>
           <w:rPr>
@@ -5663,7 +5663,7 @@
           <w14:ligatures w14:val="standardContextual"/>
         </w:rPr>
       </w:pPr>
-      <w:hyperlink w:anchor="_Toc238292317" w:history="1">
+      <w:hyperlink w:anchor="_Toc238299280" w:history="1">
         <w:r>
           <w:rPr>
             <w:rStyle w:val="afff6"/>
@@ -5693,7 +5693,7 @@
             <w:noProof/>
             <w:webHidden/>
           </w:rPr>
-          <w:instrText xml:space="preserve"> PAGEREF _Toc238292317 \h </w:instrText>
+          <w:instrText xml:space="preserve"> PAGEREF _Toc238299280 \h </w:instrText>
         </w:r>
         <w:r>
           <w:rPr>
@@ -5740,7 +5740,7 @@
           <w14:ligatures w14:val="standardContextual"/>
         </w:rPr>
       </w:pPr>
-      <w:hyperlink w:anchor="_Toc238292318" w:history="1">
+      <w:hyperlink w:anchor="_Toc238299281" w:history="1">
         <w:r>
           <w:rPr>
             <w:rStyle w:val="afff6"/>
@@ -5770,7 +5770,7 @@
             <w:noProof/>
             <w:webHidden/>
           </w:rPr>
-          <w:instrText xml:space="preserve"> PAGEREF _Toc238292318 \h </w:instrText>
+          <w:instrText xml:space="preserve"> PAGEREF _Toc238299281 \h </w:instrText>
         </w:r>
         <w:r>
           <w:rPr>
@@ -5817,7 +5817,7 @@
           <w14:ligatures w14:val="standardContextual"/>
         </w:rPr>
       </w:pPr>
-      <w:hyperlink w:anchor="_Toc238292319" w:history="1">
+      <w:hyperlink w:anchor="_Toc238299282" w:history="1">
         <w:r>
           <w:rPr>
             <w:rStyle w:val="afff6"/>
@@ -5847,7 +5847,7 @@
             <w:noProof/>
             <w:webHidden/>
           </w:rPr>
-          <w:instrText xml:space="preserve"> PAGEREF _Toc238292319 \h </w:instrText>
+          <w:instrText xml:space="preserve"> PAGEREF _Toc238299282 \h </w:instrText>
         </w:r>
         <w:r>
           <w:rPr>
@@ -5894,7 +5894,7 @@
           <w14:ligatures w14:val="standardContextual"/>
         </w:rPr>
       </w:pPr>
-      <w:hyperlink w:anchor="_Toc238292320" w:history="1">
+      <w:hyperlink w:anchor="_Toc238299283" w:history="1">
         <w:r>
           <w:rPr>
             <w:rStyle w:val="afff6"/>
@@ -5924,7 +5924,7 @@
             <w:noProof/>
             <w:webHidden/>
           </w:rPr>
-          <w:instrText xml:space="preserve"> PAGEREF _Toc238292320 \h </w:instrText>
+          <w:instrText xml:space="preserve"> PAGEREF _Toc238299283 \h </w:instrText>
         </w:r>
         <w:r>
           <w:rPr>
@@ -5971,7 +5971,7 @@
           <w14:ligatures w14:val="standardContextual"/>
         </w:rPr>
       </w:pPr>
-      <w:hyperlink w:anchor="_Toc238292321" w:history="1">
+      <w:hyperlink w:anchor="_Toc238299284" w:history="1">
         <w:r>
           <w:rPr>
             <w:rStyle w:val="afff6"/>
@@ -6001,7 +6001,7 @@
             <w:noProof/>
             <w:webHidden/>
           </w:rPr>
-          <w:instrText xml:space="preserve"> PAGEREF _Toc238292321 \h </w:instrText>
+          <w:instrText xml:space="preserve"> PAGEREF _Toc238299284 \h </w:instrText>
         </w:r>
         <w:r>
           <w:rPr>
@@ -6048,7 +6048,7 @@
           <w14:ligatures w14:val="standardContextual"/>
         </w:rPr>
       </w:pPr>
-      <w:hyperlink w:anchor="_Toc238292322" w:history="1">
+      <w:hyperlink w:anchor="_Toc238299285" w:history="1">
         <w:r>
           <w:rPr>
             <w:rStyle w:val="afff6"/>
@@ -6078,7 +6078,7 @@
             <w:noProof/>
             <w:webHidden/>
           </w:rPr>
-          <w:instrText xml:space="preserve"> PAGEREF _Toc238292322 \h </w:instrText>
+          <w:instrText xml:space="preserve"> PAGEREF _Toc238299285 \h </w:instrText>
         </w:r>
         <w:r>
           <w:rPr>
@@ -6125,7 +6125,7 @@
           <w14:ligatures w14:val="standardContextual"/>
         </w:rPr>
       </w:pPr>
-      <w:hyperlink w:anchor="_Toc238292323" w:history="1">
+      <w:hyperlink w:anchor="_Toc238299286" w:history="1">
         <w:r>
           <w:rPr>
             <w:rStyle w:val="afff6"/>
@@ -6155,7 +6155,7 @@
             <w:noProof/>
             <w:webHidden/>
           </w:rPr>
-          <w:instrText xml:space="preserve"> PAGEREF _Toc238292323 \h </w:instrText>
+          <w:instrText xml:space="preserve"> PAGEREF _Toc238299286 \h </w:instrText>
         </w:r>
         <w:r>
           <w:rPr>
@@ -6202,7 +6202,7 @@
           <w14:ligatures w14:val="standardContextual"/>
         </w:rPr>
       </w:pPr>
-      <w:hyperlink w:anchor="_Toc238292324" w:history="1">
+      <w:hyperlink w:anchor="_Toc238299287" w:history="1">
         <w:r>
           <w:rPr>
             <w:rStyle w:val="afff6"/>
@@ -6232,7 +6232,7 @@
             <w:noProof/>
             <w:webHidden/>
           </w:rPr>
-          <w:instrText xml:space="preserve"> PAGEREF _Toc238292324 \h </w:instrText>
+          <w:instrText xml:space="preserve"> PAGEREF _Toc238299287 \h </w:instrText>
         </w:r>
         <w:r>
           <w:rPr>
@@ -6279,7 +6279,7 @@
           <w14:ligatures w14:val="standardContextual"/>
         </w:rPr>
       </w:pPr>
-      <w:hyperlink w:anchor="_Toc238292325" w:history="1">
+      <w:hyperlink w:anchor="_Toc238299288" w:history="1">
         <w:r>
           <w:rPr>
             <w:rStyle w:val="afff6"/>
@@ -6309,7 +6309,7 @@
             <w:noProof/>
             <w:webHidden/>
           </w:rPr>
-          <w:instrText xml:space="preserve"> PAGEREF _Toc238292325 \h </w:instrText>
+          <w:instrText xml:space="preserve"> PAGEREF _Toc238299288 \h </w:instrText>
         </w:r>
         <w:r>
           <w:rPr>
@@ -6356,7 +6356,7 @@
           <w14:ligatures w14:val="standardContextual"/>
         </w:rPr>
       </w:pPr>
-      <w:hyperlink w:anchor="_Toc238292326" w:history="1">
+      <w:hyperlink w:anchor="_Toc238299289" w:history="1">
         <w:r>
           <w:rPr>
             <w:rStyle w:val="afff6"/>
@@ -6386,7 +6386,7 @@
             <w:noProof/>
             <w:webHidden/>
           </w:rPr>
-          <w:instrText xml:space="preserve"> PAGEREF _Toc238292326 \h </w:instrText>
+          <w:instrText xml:space="preserve"> PAGEREF _Toc238299289 \h </w:instrText>
         </w:r>
         <w:r>
           <w:rPr>
@@ -6433,7 +6433,7 @@
           <w14:ligatures w14:val="standardContextual"/>
         </w:rPr>
       </w:pPr>
-      <w:hyperlink w:anchor="_Toc238292327" w:history="1">
+      <w:hyperlink w:anchor="_Toc238299290" w:history="1">
         <w:r>
           <w:rPr>
             <w:rStyle w:val="afff6"/>
@@ -6463,7 +6463,7 @@
             <w:noProof/>
             <w:webHidden/>
           </w:rPr>
-          <w:instrText xml:space="preserve"> PAGEREF _Toc238292327 \h </w:instrText>
+          <w:instrText xml:space="preserve"> PAGEREF _Toc238299290 \h </w:instrText>
         </w:r>
         <w:r>
           <w:rPr>
@@ -6510,7 +6510,7 @@
           <w14:ligatures w14:val="standardContextual"/>
         </w:rPr>
       </w:pPr>
-      <w:hyperlink w:anchor="_Toc238292328" w:history="1">
+      <w:hyperlink w:anchor="_Toc238299291" w:history="1">
         <w:r>
           <w:rPr>
             <w:rStyle w:val="afff6"/>
@@ -6540,7 +6540,7 @@
             <w:noProof/>
             <w:webHidden/>
           </w:rPr>
-          <w:instrText xml:space="preserve"> PAGEREF _Toc238292328 \h </w:instrText>
+          <w:instrText xml:space="preserve"> PAGEREF _Toc238299291 \h </w:instrText>
         </w:r>
         <w:r>
           <w:rPr>
@@ -6587,7 +6587,7 @@
           <w14:ligatures w14:val="standardContextual"/>
         </w:rPr>
       </w:pPr>
-      <w:hyperlink w:anchor="_Toc238292329" w:history="1">
+      <w:hyperlink w:anchor="_Toc238299292" w:history="1">
         <w:r>
           <w:rPr>
             <w:rStyle w:val="afff6"/>
@@ -6617,7 +6617,7 @@
             <w:noProof/>
             <w:webHidden/>
           </w:rPr>
-          <w:instrText xml:space="preserve"> PAGEREF _Toc238292329 \h </w:instrText>
+          <w:instrText xml:space="preserve"> PAGEREF _Toc238299292 \h </w:instrText>
         </w:r>
         <w:r>
           <w:rPr>
@@ -6664,7 +6664,7 @@
           <w14:ligatures w14:val="standardContextual"/>
         </w:rPr>
       </w:pPr>
-      <w:hyperlink w:anchor="_Toc238292330" w:history="1">
+      <w:hyperlink w:anchor="_Toc238299293" w:history="1">
         <w:r>
           <w:rPr>
             <w:rStyle w:val="afff6"/>
@@ -6694,7 +6694,7 @@
             <w:noProof/>
             <w:webHidden/>
           </w:rPr>
-          <w:instrText xml:space="preserve"> PAGEREF _Toc238292330 \h </w:instrText>
+          <w:instrText xml:space="preserve"> PAGEREF _Toc238299293 \h </w:instrText>
         </w:r>
         <w:r>
           <w:rPr>
@@ -6741,7 +6741,7 @@
           <w14:ligatures w14:val="standardContextual"/>
         </w:rPr>
       </w:pPr>
-      <w:hyperlink w:anchor="_Toc238292331" w:history="1">
+      <w:hyperlink w:anchor="_Toc238299294" w:history="1">
         <w:r>
           <w:rPr>
             <w:rStyle w:val="afff6"/>
@@ -6771,7 +6771,7 @@
             <w:noProof/>
             <w:webHidden/>
           </w:rPr>
-          <w:instrText xml:space="preserve"> PAGEREF _Toc238292331 \h </w:instrText>
+          <w:instrText xml:space="preserve"> PAGEREF _Toc238299294 \h </w:instrText>
         </w:r>
         <w:r>
           <w:rPr>
@@ -6818,7 +6818,7 @@
           <w14:ligatures w14:val="standardContextual"/>
         </w:rPr>
       </w:pPr>
-      <w:hyperlink w:anchor="_Toc238292332" w:history="1">
+      <w:hyperlink w:anchor="_Toc238299295" w:history="1">
         <w:r>
           <w:rPr>
             <w:rStyle w:val="afff6"/>
@@ -6848,7 +6848,7 @@
             <w:noProof/>
             <w:webHidden/>
           </w:rPr>
-          <w:instrText xml:space="preserve"> PAGEREF _Toc238292332 \h </w:instrText>
+          <w:instrText xml:space="preserve"> PAGEREF _Toc238299295 \h </w:instrText>
         </w:r>
         <w:r>
           <w:rPr>
@@ -6895,7 +6895,7 @@
           <w14:ligatures w14:val="standardContextual"/>
         </w:rPr>
       </w:pPr>
-      <w:hyperlink w:anchor="_Toc238292333" w:history="1">
+      <w:hyperlink w:anchor="_Toc238299296" w:history="1">
         <w:r>
           <w:rPr>
             <w:rStyle w:val="afff6"/>
@@ -6925,7 +6925,7 @@
             <w:noProof/>
             <w:webHidden/>
           </w:rPr>
-          <w:instrText xml:space="preserve"> PAGEREF _Toc238292333 \h </w:instrText>
+          <w:instrText xml:space="preserve"> PAGEREF _Toc238299296 \h </w:instrText>
         </w:r>
         <w:r>
           <w:rPr>
@@ -6972,7 +6972,7 @@
           <w14:ligatures w14:val="standardContextual"/>
         </w:rPr>
       </w:pPr>
-      <w:hyperlink w:anchor="_Toc238292334" w:history="1">
+      <w:hyperlink w:anchor="_Toc238299297" w:history="1">
         <w:r>
           <w:rPr>
             <w:rStyle w:val="afff6"/>
@@ -7002,7 +7002,7 @@
             <w:noProof/>
             <w:webHidden/>
           </w:rPr>
-          <w:instrText xml:space="preserve"> PAGEREF _Toc238292334 \h </w:instrText>
+          <w:instrText xml:space="preserve"> PAGEREF _Toc238299297 \h </w:instrText>
         </w:r>
         <w:r>
           <w:rPr>
@@ -7048,7 +7048,7 @@
           <w14:ligatures w14:val="standardContextual"/>
         </w:rPr>
       </w:pPr>
-      <w:hyperlink w:anchor="_Toc238292335" w:history="1">
+      <w:hyperlink w:anchor="_Toc238299298" w:history="1">
         <w:r>
           <w:rPr>
             <w:rStyle w:val="afff6"/>
@@ -7078,7 +7078,7 @@
             <w:noProof/>
             <w:webHidden/>
           </w:rPr>
-          <w:instrText xml:space="preserve"> PAGEREF _Toc238292335 \h </w:instrText>
+          <w:instrText xml:space="preserve"> PAGEREF _Toc238299298 \h </w:instrText>
         </w:r>
         <w:r>
           <w:rPr>
@@ -7125,7 +7125,7 @@
           <w14:ligatures w14:val="standardContextual"/>
         </w:rPr>
       </w:pPr>
-      <w:hyperlink w:anchor="_Toc238292336" w:history="1">
+      <w:hyperlink w:anchor="_Toc238299299" w:history="1">
         <w:r>
           <w:rPr>
             <w:rStyle w:val="afff6"/>
@@ -7155,7 +7155,7 @@
             <w:noProof/>
             <w:webHidden/>
           </w:rPr>
-          <w:instrText xml:space="preserve"> PAGEREF _Toc238292336 \h </w:instrText>
+          <w:instrText xml:space="preserve"> PAGEREF _Toc238299299 \h </w:instrText>
         </w:r>
         <w:r>
           <w:rPr>
@@ -7202,7 +7202,7 @@
           <w14:ligatures w14:val="standardContextual"/>
         </w:rPr>
       </w:pPr>
-      <w:hyperlink w:anchor="_Toc238292337" w:history="1">
+      <w:hyperlink w:anchor="_Toc238299300" w:history="1">
         <w:r>
           <w:rPr>
             <w:rStyle w:val="afff6"/>
@@ -7232,7 +7232,7 @@
             <w:noProof/>
             <w:webHidden/>
           </w:rPr>
-          <w:instrText xml:space="preserve"> PAGEREF _Toc238292337 \h </w:instrText>
+          <w:instrText xml:space="preserve"> PAGEREF _Toc238299300 \h </w:instrText>
         </w:r>
         <w:r>
           <w:rPr>
@@ -7279,7 +7279,7 @@
           <w14:ligatures w14:val="standardContextual"/>
         </w:rPr>
       </w:pPr>
-      <w:hyperlink w:anchor="_Toc238292338" w:history="1">
+      <w:hyperlink w:anchor="_Toc238299301" w:history="1">
         <w:r>
           <w:rPr>
             <w:rStyle w:val="afff6"/>
@@ -7309,7 +7309,7 @@
             <w:noProof/>
             <w:webHidden/>
           </w:rPr>
-          <w:instrText xml:space="preserve"> PAGEREF _Toc238292338 \h </w:instrText>
+          <w:instrText xml:space="preserve"> PAGEREF _Toc238299301 \h </w:instrText>
         </w:r>
         <w:r>
           <w:rPr>
@@ -7329,7 +7329,7 @@
             <w:noProof/>
             <w:webHidden/>
           </w:rPr>
-          <w:t>67</w:t>
+          <w:t>68</w:t>
         </w:r>
         <w:r>
           <w:rPr>
@@ -7356,7 +7356,7 @@
           <w14:ligatures w14:val="standardContextual"/>
         </w:rPr>
       </w:pPr>
-      <w:hyperlink w:anchor="_Toc238292339" w:history="1">
+      <w:hyperlink w:anchor="_Toc238299302" w:history="1">
         <w:r>
           <w:rPr>
             <w:rStyle w:val="afff6"/>
@@ -7386,7 +7386,7 @@
             <w:noProof/>
             <w:webHidden/>
           </w:rPr>
-          <w:instrText xml:space="preserve"> PAGEREF _Toc238292339 \h </w:instrText>
+          <w:instrText xml:space="preserve"> PAGEREF _Toc238299302 \h </w:instrText>
         </w:r>
         <w:r>
           <w:rPr>
@@ -7406,7 +7406,7 @@
             <w:noProof/>
             <w:webHidden/>
           </w:rPr>
-          <w:t>77</w:t>
+          <w:t>78</w:t>
         </w:r>
         <w:r>
           <w:rPr>
@@ -7432,7 +7432,7 @@
           <w14:ligatures w14:val="standardContextual"/>
         </w:rPr>
       </w:pPr>
-      <w:hyperlink w:anchor="_Toc238292340" w:history="1">
+      <w:hyperlink w:anchor="_Toc238299303" w:history="1">
         <w:r>
           <w:rPr>
             <w:rStyle w:val="afff6"/>
@@ -7462,7 +7462,7 @@
             <w:noProof/>
             <w:webHidden/>
           </w:rPr>
-          <w:instrText xml:space="preserve"> PAGEREF _Toc238292340 \h </w:instrText>
+          <w:instrText xml:space="preserve"> PAGEREF _Toc238299303 \h </w:instrText>
         </w:r>
         <w:r>
           <w:rPr>
@@ -7508,7 +7508,7 @@
           <w14:ligatures w14:val="standardContextual"/>
         </w:rPr>
       </w:pPr>
-      <w:hyperlink w:anchor="_Toc238292341" w:history="1">
+      <w:hyperlink w:anchor="_Toc238299304" w:history="1">
         <w:r>
           <w:rPr>
             <w:rStyle w:val="afff6"/>
@@ -7538,7 +7538,7 @@
             <w:noProof/>
             <w:webHidden/>
           </w:rPr>
-          <w:instrText xml:space="preserve"> PAGEREF _Toc238292341 \h </w:instrText>
+          <w:instrText xml:space="preserve"> PAGEREF _Toc238299304 \h </w:instrText>
         </w:r>
         <w:r>
           <w:rPr>
@@ -7585,7 +7585,7 @@
           <w14:ligatures w14:val="standardContextual"/>
         </w:rPr>
       </w:pPr>
-      <w:hyperlink w:anchor="_Toc238292342" w:history="1">
+      <w:hyperlink w:anchor="_Toc238299305" w:history="1">
         <w:r>
           <w:rPr>
             <w:rStyle w:val="afff6"/>
@@ -7615,7 +7615,7 @@
             <w:noProof/>
             <w:webHidden/>
           </w:rPr>
-          <w:instrText xml:space="preserve"> PAGEREF _Toc238292342 \h </w:instrText>
+          <w:instrText xml:space="preserve"> PAGEREF _Toc238299305 \h </w:instrText>
         </w:r>
         <w:r>
           <w:rPr>
@@ -7662,7 +7662,7 @@
           <w14:ligatures w14:val="standardContextual"/>
         </w:rPr>
       </w:pPr>
-      <w:hyperlink w:anchor="_Toc238292343" w:history="1">
+      <w:hyperlink w:anchor="_Toc238299306" w:history="1">
         <w:r>
           <w:rPr>
             <w:rStyle w:val="afff6"/>
@@ -7692,7 +7692,7 @@
             <w:noProof/>
             <w:webHidden/>
           </w:rPr>
-          <w:instrText xml:space="preserve"> PAGEREF _Toc238292343 \h </w:instrText>
+          <w:instrText xml:space="preserve"> PAGEREF _Toc238299306 \h </w:instrText>
         </w:r>
         <w:r>
           <w:rPr>
@@ -7738,7 +7738,7 @@
           <w14:ligatures w14:val="standardContextual"/>
         </w:rPr>
       </w:pPr>
-      <w:hyperlink w:anchor="_Toc238292344" w:history="1">
+      <w:hyperlink w:anchor="_Toc238299307" w:history="1">
         <w:r>
           <w:rPr>
             <w:rStyle w:val="afff6"/>
@@ -7768,7 +7768,7 @@
             <w:noProof/>
             <w:webHidden/>
           </w:rPr>
-          <w:instrText xml:space="preserve"> PAGEREF _Toc238292344 \h </w:instrText>
+          <w:instrText xml:space="preserve"> PAGEREF _Toc238299307 \h </w:instrText>
         </w:r>
         <w:r>
           <w:rPr>
@@ -7815,7 +7815,7 @@
           <w14:ligatures w14:val="standardContextual"/>
         </w:rPr>
       </w:pPr>
-      <w:hyperlink w:anchor="_Toc238292345" w:history="1">
+      <w:hyperlink w:anchor="_Toc238299308" w:history="1">
         <w:r>
           <w:rPr>
             <w:rStyle w:val="afff6"/>
@@ -7845,7 +7845,7 @@
             <w:noProof/>
             <w:webHidden/>
           </w:rPr>
-          <w:instrText xml:space="preserve"> PAGEREF _Toc238292345 \h </w:instrText>
+          <w:instrText xml:space="preserve"> PAGEREF _Toc238299308 \h </w:instrText>
         </w:r>
         <w:r>
           <w:rPr>
@@ -7964,7 +7964,7 @@
         </w:rPr>
         <w:fldChar w:fldCharType="separate"/>
       </w:r>
-      <w:hyperlink w:anchor="_Toc238292346" w:history="1">
+      <w:hyperlink w:anchor="_Toc238299309" w:history="1">
         <w:r>
           <w:rPr>
             <w:rStyle w:val="afff6"/>
@@ -7993,7 +7993,7 @@
             <w:noProof/>
             <w:webHidden/>
           </w:rPr>
-          <w:instrText xml:space="preserve"> PAGEREF _Toc238292346 \h </w:instrText>
+          <w:instrText xml:space="preserve"> PAGEREF _Toc238299309 \h </w:instrText>
         </w:r>
         <w:r>
           <w:rPr>
@@ -8039,7 +8039,7 @@
           <w14:ligatures w14:val="standardContextual"/>
         </w:rPr>
       </w:pPr>
-      <w:hyperlink w:anchor="_Toc238292347" w:history="1">
+      <w:hyperlink w:anchor="_Toc238299310" w:history="1">
         <w:r>
           <w:rPr>
             <w:rStyle w:val="afff6"/>
@@ -8068,7 +8068,7 @@
             <w:noProof/>
             <w:webHidden/>
           </w:rPr>
-          <w:instrText xml:space="preserve"> PAGEREF _Toc238292347 \h </w:instrText>
+          <w:instrText xml:space="preserve"> PAGEREF _Toc238299310 \h </w:instrText>
         </w:r>
         <w:r>
           <w:rPr>
@@ -8114,7 +8114,7 @@
           <w14:ligatures w14:val="standardContextual"/>
         </w:rPr>
       </w:pPr>
-      <w:hyperlink w:anchor="_Toc238292348" w:history="1">
+      <w:hyperlink w:anchor="_Toc238299311" w:history="1">
         <w:r>
           <w:rPr>
             <w:rStyle w:val="afff6"/>
@@ -8143,7 +8143,7 @@
             <w:noProof/>
             <w:webHidden/>
           </w:rPr>
-          <w:instrText xml:space="preserve"> PAGEREF _Toc238292348 \h </w:instrText>
+          <w:instrText xml:space="preserve"> PAGEREF _Toc238299311 \h </w:instrText>
         </w:r>
         <w:r>
           <w:rPr>
@@ -8189,7 +8189,7 @@
           <w14:ligatures w14:val="standardContextual"/>
         </w:rPr>
       </w:pPr>
-      <w:hyperlink w:anchor="_Toc238292349" w:history="1">
+      <w:hyperlink w:anchor="_Toc238299312" w:history="1">
         <w:r>
           <w:rPr>
             <w:rStyle w:val="afff6"/>
@@ -8218,7 +8218,7 @@
             <w:noProof/>
             <w:webHidden/>
           </w:rPr>
-          <w:instrText xml:space="preserve"> PAGEREF _Toc238292349 \h </w:instrText>
+          <w:instrText xml:space="preserve"> PAGEREF _Toc238299312 \h </w:instrText>
         </w:r>
         <w:r>
           <w:rPr>
@@ -8264,7 +8264,7 @@
           <w14:ligatures w14:val="standardContextual"/>
         </w:rPr>
       </w:pPr>
-      <w:hyperlink w:anchor="_Toc238292350" w:history="1">
+      <w:hyperlink w:anchor="_Toc238299313" w:history="1">
         <w:r>
           <w:rPr>
             <w:rStyle w:val="afff6"/>
@@ -8293,7 +8293,7 @@
             <w:noProof/>
             <w:webHidden/>
           </w:rPr>
-          <w:instrText xml:space="preserve"> PAGEREF _Toc238292350 \h </w:instrText>
+          <w:instrText xml:space="preserve"> PAGEREF _Toc238299313 \h </w:instrText>
         </w:r>
         <w:r>
           <w:rPr>
@@ -8339,7 +8339,7 @@
           <w14:ligatures w14:val="standardContextual"/>
         </w:rPr>
       </w:pPr>
-      <w:hyperlink w:anchor="_Toc238292351" w:history="1">
+      <w:hyperlink w:anchor="_Toc238299314" w:history="1">
         <w:r>
           <w:rPr>
             <w:rStyle w:val="afff6"/>
@@ -8368,7 +8368,7 @@
             <w:noProof/>
             <w:webHidden/>
           </w:rPr>
-          <w:instrText xml:space="preserve"> PAGEREF _Toc238292351 \h </w:instrText>
+          <w:instrText xml:space="preserve"> PAGEREF _Toc238299314 \h </w:instrText>
         </w:r>
         <w:r>
           <w:rPr>
@@ -8414,7 +8414,7 @@
           <w14:ligatures w14:val="standardContextual"/>
         </w:rPr>
       </w:pPr>
-      <w:hyperlink w:anchor="_Toc238292352" w:history="1">
+      <w:hyperlink w:anchor="_Toc238299315" w:history="1">
         <w:r>
           <w:rPr>
             <w:rStyle w:val="afff6"/>
@@ -8443,7 +8443,7 @@
             <w:noProof/>
             <w:webHidden/>
           </w:rPr>
-          <w:instrText xml:space="preserve"> PAGEREF _Toc238292352 \h </w:instrText>
+          <w:instrText xml:space="preserve"> PAGEREF _Toc238299315 \h </w:instrText>
         </w:r>
         <w:r>
           <w:rPr>
@@ -8489,7 +8489,7 @@
           <w14:ligatures w14:val="standardContextual"/>
         </w:rPr>
       </w:pPr>
-      <w:hyperlink w:anchor="_Toc238292353" w:history="1">
+      <w:hyperlink w:anchor="_Toc238299316" w:history="1">
         <w:r>
           <w:rPr>
             <w:rStyle w:val="afff6"/>
@@ -8518,7 +8518,7 @@
             <w:noProof/>
             <w:webHidden/>
           </w:rPr>
-          <w:instrText xml:space="preserve"> PAGEREF _Toc238292353 \h </w:instrText>
+          <w:instrText xml:space="preserve"> PAGEREF _Toc238299316 \h </w:instrText>
         </w:r>
         <w:r>
           <w:rPr>
@@ -8564,7 +8564,7 @@
           <w14:ligatures w14:val="standardContextual"/>
         </w:rPr>
       </w:pPr>
-      <w:hyperlink w:anchor="_Toc238292354" w:history="1">
+      <w:hyperlink w:anchor="_Toc238299317" w:history="1">
         <w:r>
           <w:rPr>
             <w:rStyle w:val="afff6"/>
@@ -8593,7 +8593,7 @@
             <w:noProof/>
             <w:webHidden/>
           </w:rPr>
-          <w:instrText xml:space="preserve"> PAGEREF _Toc238292354 \h </w:instrText>
+          <w:instrText xml:space="preserve"> PAGEREF _Toc238299317 \h </w:instrText>
         </w:r>
         <w:r>
           <w:rPr>
@@ -8639,7 +8639,7 @@
           <w14:ligatures w14:val="standardContextual"/>
         </w:rPr>
       </w:pPr>
-      <w:hyperlink w:anchor="_Toc238292355" w:history="1">
+      <w:hyperlink w:anchor="_Toc238299318" w:history="1">
         <w:r>
           <w:rPr>
             <w:rStyle w:val="afff6"/>
@@ -8668,7 +8668,7 @@
             <w:noProof/>
             <w:webHidden/>
           </w:rPr>
-          <w:instrText xml:space="preserve"> PAGEREF _Toc238292355 \h </w:instrText>
+          <w:instrText xml:space="preserve"> PAGEREF _Toc238299318 \h </w:instrText>
         </w:r>
         <w:r>
           <w:rPr>
@@ -8714,7 +8714,7 @@
           <w14:ligatures w14:val="standardContextual"/>
         </w:rPr>
       </w:pPr>
-      <w:hyperlink w:anchor="_Toc238292356" w:history="1">
+      <w:hyperlink w:anchor="_Toc238299319" w:history="1">
         <w:r>
           <w:rPr>
             <w:rStyle w:val="afff6"/>
@@ -8743,7 +8743,7 @@
             <w:noProof/>
             <w:webHidden/>
           </w:rPr>
-          <w:instrText xml:space="preserve"> PAGEREF _Toc238292356 \h </w:instrText>
+          <w:instrText xml:space="preserve"> PAGEREF _Toc238299319 \h </w:instrText>
         </w:r>
         <w:r>
           <w:rPr>
@@ -8789,7 +8789,7 @@
           <w14:ligatures w14:val="standardContextual"/>
         </w:rPr>
       </w:pPr>
-      <w:hyperlink w:anchor="_Toc238292357" w:history="1">
+      <w:hyperlink w:anchor="_Toc238299320" w:history="1">
         <w:r>
           <w:rPr>
             <w:rStyle w:val="afff6"/>
@@ -8818,7 +8818,7 @@
             <w:noProof/>
             <w:webHidden/>
           </w:rPr>
-          <w:instrText xml:space="preserve"> PAGEREF _Toc238292357 \h </w:instrText>
+          <w:instrText xml:space="preserve"> PAGEREF _Toc238299320 \h </w:instrText>
         </w:r>
         <w:r>
           <w:rPr>
@@ -8864,7 +8864,7 @@
           <w14:ligatures w14:val="standardContextual"/>
         </w:rPr>
       </w:pPr>
-      <w:hyperlink w:anchor="_Toc238292358" w:history="1">
+      <w:hyperlink w:anchor="_Toc238299321" w:history="1">
         <w:r>
           <w:rPr>
             <w:rStyle w:val="afff6"/>
@@ -8893,7 +8893,7 @@
             <w:noProof/>
             <w:webHidden/>
           </w:rPr>
-          <w:instrText xml:space="preserve"> PAGEREF _Toc238292358 \h </w:instrText>
+          <w:instrText xml:space="preserve"> PAGEREF _Toc238299321 \h </w:instrText>
         </w:r>
         <w:r>
           <w:rPr>
@@ -8939,7 +8939,7 @@
           <w14:ligatures w14:val="standardContextual"/>
         </w:rPr>
       </w:pPr>
-      <w:hyperlink w:anchor="_Toc238292359" w:history="1">
+      <w:hyperlink w:anchor="_Toc238299322" w:history="1">
         <w:r>
           <w:rPr>
             <w:rStyle w:val="afff6"/>
@@ -8968,7 +8968,7 @@
             <w:noProof/>
             <w:webHidden/>
           </w:rPr>
-          <w:instrText xml:space="preserve"> PAGEREF _Toc238292359 \h </w:instrText>
+          <w:instrText xml:space="preserve"> PAGEREF _Toc238299322 \h </w:instrText>
         </w:r>
         <w:r>
           <w:rPr>
@@ -9014,7 +9014,7 @@
           <w14:ligatures w14:val="standardContextual"/>
         </w:rPr>
       </w:pPr>
-      <w:hyperlink w:anchor="_Toc238292360" w:history="1">
+      <w:hyperlink w:anchor="_Toc238299323" w:history="1">
         <w:r>
           <w:rPr>
             <w:rStyle w:val="afff6"/>
@@ -9043,7 +9043,7 @@
             <w:noProof/>
             <w:webHidden/>
           </w:rPr>
-          <w:instrText xml:space="preserve"> PAGEREF _Toc238292360 \h </w:instrText>
+          <w:instrText xml:space="preserve"> PAGEREF _Toc238299323 \h </w:instrText>
         </w:r>
         <w:r>
           <w:rPr>
@@ -9089,7 +9089,7 @@
           <w14:ligatures w14:val="standardContextual"/>
         </w:rPr>
       </w:pPr>
-      <w:hyperlink w:anchor="_Toc238292361" w:history="1">
+      <w:hyperlink w:anchor="_Toc238299324" w:history="1">
         <w:r>
           <w:rPr>
             <w:rStyle w:val="afff6"/>
@@ -9118,7 +9118,7 @@
             <w:noProof/>
             <w:webHidden/>
           </w:rPr>
-          <w:instrText xml:space="preserve"> PAGEREF _Toc238292361 \h </w:instrText>
+          <w:instrText xml:space="preserve"> PAGEREF _Toc238299324 \h </w:instrText>
         </w:r>
         <w:r>
           <w:rPr>
@@ -9164,7 +9164,7 @@
           <w14:ligatures w14:val="standardContextual"/>
         </w:rPr>
       </w:pPr>
-      <w:hyperlink w:anchor="_Toc238292362" w:history="1">
+      <w:hyperlink w:anchor="_Toc238299325" w:history="1">
         <w:r>
           <w:rPr>
             <w:rStyle w:val="afff6"/>
@@ -9193,7 +9193,7 @@
             <w:noProof/>
             <w:webHidden/>
           </w:rPr>
-          <w:instrText xml:space="preserve"> PAGEREF _Toc238292362 \h </w:instrText>
+          <w:instrText xml:space="preserve"> PAGEREF _Toc238299325 \h </w:instrText>
         </w:r>
         <w:r>
           <w:rPr>
@@ -9239,7 +9239,7 @@
           <w14:ligatures w14:val="standardContextual"/>
         </w:rPr>
       </w:pPr>
-      <w:hyperlink w:anchor="_Toc238292363" w:history="1">
+      <w:hyperlink w:anchor="_Toc238299326" w:history="1">
         <w:r>
           <w:rPr>
             <w:rStyle w:val="afff6"/>
@@ -9268,7 +9268,7 @@
             <w:noProof/>
             <w:webHidden/>
           </w:rPr>
-          <w:instrText xml:space="preserve"> PAGEREF _Toc238292363 \h </w:instrText>
+          <w:instrText xml:space="preserve"> PAGEREF _Toc238299326 \h </w:instrText>
         </w:r>
         <w:r>
           <w:rPr>
@@ -9314,7 +9314,7 @@
           <w14:ligatures w14:val="standardContextual"/>
         </w:rPr>
       </w:pPr>
-      <w:hyperlink w:anchor="_Toc238292364" w:history="1">
+      <w:hyperlink w:anchor="_Toc238299327" w:history="1">
         <w:r>
           <w:rPr>
             <w:rStyle w:val="afff6"/>
@@ -9343,7 +9343,7 @@
             <w:noProof/>
             <w:webHidden/>
           </w:rPr>
-          <w:instrText xml:space="preserve"> PAGEREF _Toc238292364 \h </w:instrText>
+          <w:instrText xml:space="preserve"> PAGEREF _Toc238299327 \h </w:instrText>
         </w:r>
         <w:r>
           <w:rPr>
@@ -9389,7 +9389,7 @@
           <w14:ligatures w14:val="standardContextual"/>
         </w:rPr>
       </w:pPr>
-      <w:hyperlink w:anchor="_Toc238292365" w:history="1">
+      <w:hyperlink w:anchor="_Toc238299328" w:history="1">
         <w:r>
           <w:rPr>
             <w:rStyle w:val="afff6"/>
@@ -9418,7 +9418,7 @@
             <w:noProof/>
             <w:webHidden/>
           </w:rPr>
-          <w:instrText xml:space="preserve"> PAGEREF _Toc238292365 \h </w:instrText>
+          <w:instrText xml:space="preserve"> PAGEREF _Toc238299328 \h </w:instrText>
         </w:r>
         <w:r>
           <w:rPr>
@@ -9464,7 +9464,7 @@
           <w14:ligatures w14:val="standardContextual"/>
         </w:rPr>
       </w:pPr>
-      <w:hyperlink w:anchor="_Toc238292366" w:history="1">
+      <w:hyperlink w:anchor="_Toc238299329" w:history="1">
         <w:r>
           <w:rPr>
             <w:rStyle w:val="afff6"/>
@@ -9493,7 +9493,7 @@
             <w:noProof/>
             <w:webHidden/>
           </w:rPr>
-          <w:instrText xml:space="preserve"> PAGEREF _Toc238292366 \h </w:instrText>
+          <w:instrText xml:space="preserve"> PAGEREF _Toc238299329 \h </w:instrText>
         </w:r>
         <w:r>
           <w:rPr>
@@ -9539,7 +9539,7 @@
           <w14:ligatures w14:val="standardContextual"/>
         </w:rPr>
       </w:pPr>
-      <w:hyperlink w:anchor="_Toc238292367" w:history="1">
+      <w:hyperlink w:anchor="_Toc238299330" w:history="1">
         <w:r>
           <w:rPr>
             <w:rStyle w:val="afff6"/>
@@ -9568,7 +9568,7 @@
             <w:noProof/>
             <w:webHidden/>
           </w:rPr>
-          <w:instrText xml:space="preserve"> PAGEREF _Toc238292367 \h </w:instrText>
+          <w:instrText xml:space="preserve"> PAGEREF _Toc238299330 \h </w:instrText>
         </w:r>
         <w:r>
           <w:rPr>
@@ -9614,7 +9614,7 @@
           <w14:ligatures w14:val="standardContextual"/>
         </w:rPr>
       </w:pPr>
-      <w:hyperlink w:anchor="_Toc238292368" w:history="1">
+      <w:hyperlink w:anchor="_Toc238299331" w:history="1">
         <w:r>
           <w:rPr>
             <w:rStyle w:val="afff6"/>
@@ -9643,7 +9643,7 @@
             <w:noProof/>
             <w:webHidden/>
           </w:rPr>
-          <w:instrText xml:space="preserve"> PAGEREF _Toc238292368 \h </w:instrText>
+          <w:instrText xml:space="preserve"> PAGEREF _Toc238299331 \h </w:instrText>
         </w:r>
         <w:r>
           <w:rPr>
@@ -9835,7 +9835,14 @@
           <w:rFonts w:ascii="휴먼명조" w:eastAsia="휴먼명조" w:hAnsi="휴먼명조" w:cs="휴먼명조"/>
           <w:w w:val="97"/>
         </w:rPr>
-        <w:t>3776). The agent's disadvantage arose not from proposal quality but from a reduced effective search budget caused by duplicate proposals (12.5 of 20 unique configurations per repeat).</w:t>
+        <w:t>3776). The agent's disadvantage arose not from proposal quality but from a reduced effective search budget caused by duplicate proposals (12.5 of 20 unique configurations per repeat). This diagnosis was confirmed by a 200-trial re-experiment that removed the configuration inconsistencies between the prompt and the implementation: unique configurations recovered to 18.90 of 20 and the significant disadvantage against Optuna disappeared (p = .1726), yet the run-level mean still fell short of Optuna (0.4292 vs</w:t>
+      </w:r>
+      <w:r>
+        <w:rPr>
+          <w:rFonts w:ascii="휴먼명조" w:eastAsia="휴먼명조" w:hAnsi="휴먼명조" w:cs="휴먼명조"/>
+          <w:w w:val="97"/>
+        </w:rPr>
+        <w:t>. 0.4490) and no improvement over the original condition was demonstrated (p = .2387), so no performance advantage was established.</w:t>
       </w:r>
     </w:p>
     <w:p>
@@ -9848,14 +9855,7 @@
           <w:rFonts w:ascii="휴먼명조" w:eastAsia="휴먼명조" w:hAnsi="휴먼명조" w:cs="휴먼명조"/>
           <w:w w:val="97"/>
         </w:rPr>
-        <w:t>The study makes three contributions. First, it provides three-stage empirical evidence on medical-domain adaptation of lightweight VLMs under a single protocol, showing that performance and resource consumption are not monotonically related and thereby offering a concrete basis for model selection under resource constraints. Second, it quantifies the model-level heterogeneity of fine-tuning effects and demonstrates how pooled analysis conceals opposing effects. Third, it reports a negative result for LLM-ba</w:t>
-      </w:r>
-      <w:r>
-        <w:rPr>
-          <w:rFonts w:ascii="휴먼명조" w:eastAsia="휴먼명조" w:hAnsi="휴먼명조" w:cs="휴먼명조"/>
-          <w:w w:val="97"/>
-        </w:rPr>
-        <w:t xml:space="preserve">sed autonomous optimization </w:t>
+        <w:t xml:space="preserve">The study makes three contributions. First, it provides three-stage empirical evidence on medical-domain adaptation of lightweight VLMs </w:t>
       </w:r>
       <w:r>
         <w:rPr>
@@ -9863,7 +9863,14 @@
           <w:w w:val="97"/>
         </w:rPr>
         <w:lastRenderedPageBreak/>
-        <w:t>together with its failure mechanism. Notably, the variation observed when repeating an identical configuration (0.056) exceeded the mean difference between strategies (0.031), constituting a quantitative counterexample to the practice of comparing methods from single runs.</w:t>
+        <w:t>under a single protocol, showing that performance and resource consumption are not monotonically related and thereby offering a concrete basis for model selection under resource constraints. Second, it quantifies the model-level heterogeneity of fine-tuning effects and demonstrates how pooled analysis conceals opposing effects. Third, it reports a negative result for LLM-based autonomous optimization together with a verification of its failure mechanism. Notably, the variation observed when repeating an ide</w:t>
+      </w:r>
+      <w:r>
+        <w:rPr>
+          <w:rFonts w:ascii="휴먼명조" w:eastAsia="휴먼명조" w:hAnsi="휴먼명조" w:cs="휴먼명조"/>
+          <w:w w:val="97"/>
+        </w:rPr>
+        <w:t>ntical configuration (0.056) exceeded the mean difference between strategies (0.031), constituting a quantitative counterexample to the practice of comparing methods from single runs.</w:t>
       </w:r>
     </w:p>
     <w:p>
@@ -9917,7 +9924,7 @@
         <w:jc w:val="center"/>
         <w:outlineLvl w:val="0"/>
       </w:pPr>
-      <w:bookmarkStart w:id="1" w:name="_Toc238292272"/>
+      <w:bookmarkStart w:id="1" w:name="_Toc238299235"/>
       <w:r>
         <w:rPr>
           <w:rFonts w:ascii="휴먼명조" w:eastAsia="휴먼명조" w:hAnsi="휴먼명조" w:cs="휴먼명조"/>
@@ -9940,7 +9947,7 @@
         <w:jc w:val="left"/>
         <w:outlineLvl w:val="1"/>
       </w:pPr>
-      <w:bookmarkStart w:id="2" w:name="_Toc238292273"/>
+      <w:bookmarkStart w:id="2" w:name="_Toc238299236"/>
       <w:r>
         <w:rPr>
           <w:rFonts w:ascii="휴먼명조" w:eastAsia="휴먼명조" w:hAnsi="휴먼명조" w:cs="휴먼명조"/>
@@ -9999,7 +10006,7 @@
         <w:jc w:val="left"/>
         <w:outlineLvl w:val="1"/>
       </w:pPr>
-      <w:bookmarkStart w:id="3" w:name="_Toc238292274"/>
+      <w:bookmarkStart w:id="3" w:name="_Toc238299237"/>
       <w:r>
         <w:rPr>
           <w:rFonts w:ascii="휴먼명조" w:eastAsia="휴먼명조" w:hAnsi="휴먼명조" w:cs="휴먼명조"/>
@@ -10388,7 +10395,7 @@
         <w:jc w:val="left"/>
         <w:outlineLvl w:val="1"/>
       </w:pPr>
-      <w:bookmarkStart w:id="4" w:name="_Toc238292275"/>
+      <w:bookmarkStart w:id="4" w:name="_Toc238299238"/>
       <w:r>
         <w:rPr>
           <w:rFonts w:ascii="휴먼명조" w:eastAsia="휴먼명조" w:hAnsi="휴먼명조" w:cs="휴먼명조"/>
@@ -10447,7 +10454,7 @@
         <w:jc w:val="left"/>
         <w:outlineLvl w:val="1"/>
       </w:pPr>
-      <w:bookmarkStart w:id="5" w:name="_Toc238292276"/>
+      <w:bookmarkStart w:id="5" w:name="_Toc238299239"/>
       <w:r>
         <w:rPr>
           <w:rFonts w:ascii="휴먼명조" w:eastAsia="휴먼명조" w:hAnsi="휴먼명조" w:cs="휴먼명조"/>
@@ -10499,7 +10506,7 @@
         <w:jc w:val="center"/>
         <w:outlineLvl w:val="0"/>
       </w:pPr>
-      <w:bookmarkStart w:id="6" w:name="_Toc238292277"/>
+      <w:bookmarkStart w:id="6" w:name="_Toc238299240"/>
       <w:r>
         <w:rPr>
           <w:rFonts w:ascii="휴먼명조" w:eastAsia="휴먼명조" w:hAnsi="휴먼명조" w:cs="휴먼명조"/>
@@ -10522,7 +10529,7 @@
         <w:jc w:val="left"/>
         <w:outlineLvl w:val="1"/>
       </w:pPr>
-      <w:bookmarkStart w:id="7" w:name="_Toc238292278"/>
+      <w:bookmarkStart w:id="7" w:name="_Toc238299241"/>
       <w:r>
         <w:rPr>
           <w:rFonts w:ascii="휴먼명조" w:eastAsia="휴먼명조" w:hAnsi="휴먼명조" w:cs="휴먼명조"/>
@@ -10540,7 +10547,7 @@
         <w:jc w:val="left"/>
         <w:outlineLvl w:val="2"/>
       </w:pPr>
-      <w:bookmarkStart w:id="8" w:name="_Toc238292279"/>
+      <w:bookmarkStart w:id="8" w:name="_Toc238299242"/>
       <w:r>
         <w:rPr>
           <w:rFonts w:ascii="휴먼명조" w:eastAsia="휴먼명조" w:hAnsi="휴먼명조" w:cs="휴먼명조"/>
@@ -10584,7 +10591,7 @@
         <w:jc w:val="left"/>
         <w:outlineLvl w:val="2"/>
       </w:pPr>
-      <w:bookmarkStart w:id="9" w:name="_Toc238292280"/>
+      <w:bookmarkStart w:id="9" w:name="_Toc238299243"/>
       <w:r>
         <w:rPr>
           <w:rFonts w:ascii="휴먼명조" w:eastAsia="휴먼명조" w:hAnsi="휴먼명조" w:cs="휴먼명조"/>
@@ -10629,7 +10636,7 @@
         <w:jc w:val="left"/>
         <w:outlineLvl w:val="1"/>
       </w:pPr>
-      <w:bookmarkStart w:id="10" w:name="_Toc238292281"/>
+      <w:bookmarkStart w:id="10" w:name="_Toc238299244"/>
       <w:r>
         <w:rPr>
           <w:rFonts w:ascii="휴먼명조" w:eastAsia="휴먼명조" w:hAnsi="휴먼명조" w:cs="휴먼명조"/>
@@ -10647,7 +10654,7 @@
         <w:jc w:val="left"/>
         <w:outlineLvl w:val="2"/>
       </w:pPr>
-      <w:bookmarkStart w:id="11" w:name="_Toc238292282"/>
+      <w:bookmarkStart w:id="11" w:name="_Toc238299245"/>
       <w:r>
         <w:rPr>
           <w:rFonts w:ascii="휴먼명조" w:eastAsia="휴먼명조" w:hAnsi="휴먼명조" w:cs="휴먼명조"/>
@@ -10692,7 +10699,7 @@
         <w:jc w:val="left"/>
         <w:outlineLvl w:val="2"/>
       </w:pPr>
-      <w:bookmarkStart w:id="12" w:name="_Toc238292283"/>
+      <w:bookmarkStart w:id="12" w:name="_Toc238299246"/>
       <w:r>
         <w:rPr>
           <w:rFonts w:ascii="휴먼명조" w:eastAsia="휴먼명조" w:hAnsi="휴먼명조" w:cs="휴먼명조"/>
@@ -10729,7 +10736,7 @@
         <w:jc w:val="left"/>
         <w:outlineLvl w:val="2"/>
       </w:pPr>
-      <w:bookmarkStart w:id="13" w:name="_Toc238292284"/>
+      <w:bookmarkStart w:id="13" w:name="_Toc238299247"/>
       <w:r>
         <w:rPr>
           <w:rFonts w:ascii="휴먼명조" w:eastAsia="휴먼명조" w:hAnsi="휴먼명조" w:cs="휴먼명조"/>
@@ -10767,7 +10774,7 @@
         <w:jc w:val="left"/>
         <w:outlineLvl w:val="1"/>
       </w:pPr>
-      <w:bookmarkStart w:id="14" w:name="_Toc238292285"/>
+      <w:bookmarkStart w:id="14" w:name="_Toc238299248"/>
       <w:r>
         <w:rPr>
           <w:rFonts w:ascii="휴먼명조" w:eastAsia="휴먼명조" w:hAnsi="휴먼명조" w:cs="휴먼명조"/>
@@ -10785,7 +10792,7 @@
         <w:jc w:val="left"/>
         <w:outlineLvl w:val="2"/>
       </w:pPr>
-      <w:bookmarkStart w:id="15" w:name="_Toc238292286"/>
+      <w:bookmarkStart w:id="15" w:name="_Toc238299249"/>
       <w:r>
         <w:rPr>
           <w:rFonts w:ascii="휴먼명조" w:eastAsia="휴먼명조" w:hAnsi="휴먼명조" w:cs="휴먼명조"/>
@@ -10822,7 +10829,7 @@
         <w:jc w:val="left"/>
         <w:outlineLvl w:val="2"/>
       </w:pPr>
-      <w:bookmarkStart w:id="16" w:name="_Toc238292287"/>
+      <w:bookmarkStart w:id="16" w:name="_Toc238299250"/>
       <w:r>
         <w:rPr>
           <w:rFonts w:ascii="휴먼명조" w:eastAsia="휴먼명조" w:hAnsi="휴먼명조" w:cs="휴먼명조"/>
@@ -10867,7 +10874,7 @@
         <w:jc w:val="left"/>
         <w:outlineLvl w:val="2"/>
       </w:pPr>
-      <w:bookmarkStart w:id="17" w:name="_Toc238292288"/>
+      <w:bookmarkStart w:id="17" w:name="_Toc238299251"/>
       <w:r>
         <w:rPr>
           <w:rFonts w:ascii="휴먼명조" w:eastAsia="휴먼명조" w:hAnsi="휴먼명조" w:cs="휴먼명조"/>
@@ -10932,7 +10939,7 @@
         <w:jc w:val="left"/>
         <w:outlineLvl w:val="1"/>
       </w:pPr>
-      <w:bookmarkStart w:id="18" w:name="_Toc238292289"/>
+      <w:bookmarkStart w:id="18" w:name="_Toc238299252"/>
       <w:r>
         <w:rPr>
           <w:rFonts w:ascii="휴먼명조" w:eastAsia="휴먼명조" w:hAnsi="휴먼명조" w:cs="휴먼명조"/>
@@ -10950,7 +10957,7 @@
         <w:jc w:val="left"/>
         <w:outlineLvl w:val="2"/>
       </w:pPr>
-      <w:bookmarkStart w:id="19" w:name="_Toc238292290"/>
+      <w:bookmarkStart w:id="19" w:name="_Toc238299253"/>
       <w:r>
         <w:rPr>
           <w:rFonts w:ascii="휴먼명조" w:eastAsia="휴먼명조" w:hAnsi="휴먼명조" w:cs="휴먼명조"/>
@@ -11022,7 +11029,7 @@
         <w:jc w:val="left"/>
         <w:outlineLvl w:val="2"/>
       </w:pPr>
-      <w:bookmarkStart w:id="20" w:name="_Toc238292291"/>
+      <w:bookmarkStart w:id="20" w:name="_Toc238299254"/>
       <w:r>
         <w:rPr>
           <w:rFonts w:ascii="휴먼명조" w:eastAsia="휴먼명조" w:hAnsi="휴먼명조" w:cs="휴먼명조"/>
@@ -11081,7 +11088,7 @@
         <w:jc w:val="left"/>
         <w:outlineLvl w:val="1"/>
       </w:pPr>
-      <w:bookmarkStart w:id="21" w:name="_Toc238292292"/>
+      <w:bookmarkStart w:id="21" w:name="_Toc238299255"/>
       <w:r>
         <w:rPr>
           <w:rFonts w:ascii="휴먼명조" w:eastAsia="휴먼명조" w:hAnsi="휴먼명조" w:cs="휴먼명조"/>
@@ -11141,7 +11148,7 @@
         <w:jc w:val="center"/>
         <w:outlineLvl w:val="0"/>
       </w:pPr>
-      <w:bookmarkStart w:id="22" w:name="_Toc238292293"/>
+      <w:bookmarkStart w:id="22" w:name="_Toc238299256"/>
       <w:r>
         <w:rPr>
           <w:rFonts w:ascii="휴먼명조" w:eastAsia="휴먼명조" w:hAnsi="휴먼명조" w:cs="휴먼명조"/>
@@ -11164,7 +11171,7 @@
         <w:jc w:val="left"/>
         <w:outlineLvl w:val="1"/>
       </w:pPr>
-      <w:bookmarkStart w:id="23" w:name="_Toc238292294"/>
+      <w:bookmarkStart w:id="23" w:name="_Toc238299257"/>
       <w:r>
         <w:rPr>
           <w:rFonts w:ascii="휴먼명조" w:eastAsia="휴먼명조" w:hAnsi="휴먼명조" w:cs="휴먼명조"/>
@@ -11202,7 +11209,7 @@
         <w:jc w:val="left"/>
         <w:outlineLvl w:val="1"/>
       </w:pPr>
-      <w:bookmarkStart w:id="24" w:name="_Toc238292295"/>
+      <w:bookmarkStart w:id="24" w:name="_Toc238299258"/>
       <w:r>
         <w:rPr>
           <w:rFonts w:ascii="휴먼명조" w:eastAsia="휴먼명조" w:hAnsi="휴먼명조" w:cs="휴먼명조"/>
@@ -11220,7 +11227,7 @@
         <w:jc w:val="left"/>
         <w:outlineLvl w:val="2"/>
       </w:pPr>
-      <w:bookmarkStart w:id="25" w:name="_Toc238292296"/>
+      <w:bookmarkStart w:id="25" w:name="_Toc238299259"/>
       <w:r>
         <w:rPr>
           <w:rFonts w:ascii="휴먼명조" w:eastAsia="휴먼명조" w:hAnsi="휴먼명조" w:cs="휴먼명조"/>
@@ -11307,7 +11314,7 @@
         <w:jc w:val="left"/>
         <w:outlineLvl w:val="2"/>
       </w:pPr>
-      <w:bookmarkStart w:id="26" w:name="_Toc238292297"/>
+      <w:bookmarkStart w:id="26" w:name="_Toc238299260"/>
       <w:r>
         <w:rPr>
           <w:rFonts w:ascii="휴먼명조" w:eastAsia="휴먼명조" w:hAnsi="휴먼명조" w:cs="휴먼명조"/>
@@ -11352,7 +11359,7 @@
         <w:jc w:val="left"/>
         <w:outlineLvl w:val="1"/>
       </w:pPr>
-      <w:bookmarkStart w:id="27" w:name="_Toc238292298"/>
+      <w:bookmarkStart w:id="27" w:name="_Toc238299261"/>
       <w:r>
         <w:rPr>
           <w:rFonts w:ascii="휴먼명조" w:eastAsia="휴먼명조" w:hAnsi="휴먼명조" w:cs="휴먼명조"/>
@@ -11375,7 +11382,7 @@
           <w:rFonts w:hint="eastAsia"/>
         </w:rPr>
       </w:pPr>
-      <w:bookmarkStart w:id="28" w:name="_Toc238292346"/>
+      <w:bookmarkStart w:id="28" w:name="_Toc238299309"/>
       <w:r>
         <w:rPr>
           <w:rFonts w:eastAsia="휴먼명조" w:cs="휴먼명조"/>
@@ -11841,7 +11848,7 @@
         <w:jc w:val="left"/>
         <w:outlineLvl w:val="1"/>
       </w:pPr>
-      <w:bookmarkStart w:id="29" w:name="_Toc238292299"/>
+      <w:bookmarkStart w:id="29" w:name="_Toc238299262"/>
       <w:r>
         <w:rPr>
           <w:rFonts w:ascii="휴먼명조" w:eastAsia="휴먼명조" w:hAnsi="휴먼명조" w:cs="휴먼명조"/>
@@ -11864,7 +11871,7 @@
           <w:rFonts w:hint="eastAsia"/>
         </w:rPr>
       </w:pPr>
-      <w:bookmarkStart w:id="30" w:name="_Toc238292347"/>
+      <w:bookmarkStart w:id="30" w:name="_Toc238299310"/>
       <w:r>
         <w:rPr>
           <w:rFonts w:eastAsia="휴먼명조" w:cs="휴먼명조"/>
@@ -12432,7 +12439,7 @@
         <w:jc w:val="left"/>
         <w:outlineLvl w:val="1"/>
       </w:pPr>
-      <w:bookmarkStart w:id="31" w:name="_Toc238292300"/>
+      <w:bookmarkStart w:id="31" w:name="_Toc238299263"/>
       <w:r>
         <w:rPr>
           <w:rFonts w:ascii="휴먼명조" w:eastAsia="휴먼명조" w:hAnsi="휴먼명조" w:cs="휴먼명조"/>
@@ -12484,7 +12491,7 @@
         <w:jc w:val="left"/>
         <w:outlineLvl w:val="1"/>
       </w:pPr>
-      <w:bookmarkStart w:id="32" w:name="_Toc238292301"/>
+      <w:bookmarkStart w:id="32" w:name="_Toc238299264"/>
       <w:r>
         <w:rPr>
           <w:rFonts w:ascii="휴먼명조" w:eastAsia="휴먼명조" w:hAnsi="휴먼명조" w:cs="휴먼명조"/>
@@ -12507,7 +12514,7 @@
           <w:rFonts w:hint="eastAsia"/>
         </w:rPr>
       </w:pPr>
-      <w:bookmarkStart w:id="33" w:name="_Toc238292348"/>
+      <w:bookmarkStart w:id="33" w:name="_Toc238299311"/>
       <w:r>
         <w:rPr>
           <w:rFonts w:eastAsia="휴먼명조" w:cs="휴먼명조"/>
@@ -13085,7 +13092,7 @@
         <w:jc w:val="left"/>
         <w:outlineLvl w:val="1"/>
       </w:pPr>
-      <w:bookmarkStart w:id="34" w:name="_Toc238292302"/>
+      <w:bookmarkStart w:id="34" w:name="_Toc238299265"/>
       <w:r>
         <w:rPr>
           <w:rFonts w:ascii="휴먼명조" w:eastAsia="휴먼명조" w:hAnsi="휴먼명조" w:cs="휴먼명조"/>
@@ -13108,7 +13115,7 @@
           <w:rFonts w:hint="eastAsia"/>
         </w:rPr>
       </w:pPr>
-      <w:bookmarkStart w:id="35" w:name="_Toc238292349"/>
+      <w:bookmarkStart w:id="35" w:name="_Toc238299312"/>
       <w:r>
         <w:rPr>
           <w:rFonts w:eastAsia="휴먼명조" w:cs="휴먼명조"/>
@@ -13871,7 +13878,7 @@
         <w:jc w:val="left"/>
         <w:outlineLvl w:val="1"/>
       </w:pPr>
-      <w:bookmarkStart w:id="36" w:name="_Toc238292303"/>
+      <w:bookmarkStart w:id="36" w:name="_Toc238299266"/>
       <w:r>
         <w:rPr>
           <w:rFonts w:ascii="휴먼명조" w:eastAsia="휴먼명조" w:hAnsi="휴먼명조" w:cs="휴먼명조"/>
@@ -13889,7 +13896,7 @@
         <w:jc w:val="left"/>
         <w:outlineLvl w:val="2"/>
       </w:pPr>
-      <w:bookmarkStart w:id="37" w:name="_Toc238292304"/>
+      <w:bookmarkStart w:id="37" w:name="_Toc238299267"/>
       <w:r>
         <w:rPr>
           <w:rFonts w:ascii="휴먼명조" w:eastAsia="휴먼명조" w:hAnsi="휴먼명조" w:cs="휴먼명조"/>
@@ -13927,7 +13934,7 @@
         <w:jc w:val="left"/>
         <w:outlineLvl w:val="2"/>
       </w:pPr>
-      <w:bookmarkStart w:id="38" w:name="_Toc238292305"/>
+      <w:bookmarkStart w:id="38" w:name="_Toc238299268"/>
       <w:r>
         <w:rPr>
           <w:rFonts w:ascii="휴먼명조" w:eastAsia="휴먼명조" w:hAnsi="휴먼명조" w:cs="휴먼명조"/>
@@ -13957,7 +13964,7 @@
         <w:jc w:val="left"/>
         <w:outlineLvl w:val="2"/>
       </w:pPr>
-      <w:bookmarkStart w:id="39" w:name="_Toc238292306"/>
+      <w:bookmarkStart w:id="39" w:name="_Toc238299269"/>
       <w:r>
         <w:rPr>
           <w:rFonts w:ascii="휴먼명조" w:eastAsia="휴먼명조" w:hAnsi="휴먼명조" w:cs="휴먼명조"/>
@@ -14034,7 +14041,7 @@
         <w:jc w:val="left"/>
         <w:outlineLvl w:val="2"/>
       </w:pPr>
-      <w:bookmarkStart w:id="40" w:name="_Toc238292307"/>
+      <w:bookmarkStart w:id="40" w:name="_Toc238299270"/>
       <w:r>
         <w:rPr>
           <w:rFonts w:ascii="휴먼명조" w:eastAsia="휴먼명조" w:hAnsi="휴먼명조" w:cs="휴먼명조"/>
@@ -14071,7 +14078,7 @@
         <w:jc w:val="left"/>
         <w:outlineLvl w:val="2"/>
       </w:pPr>
-      <w:bookmarkStart w:id="41" w:name="_Toc238292308"/>
+      <w:bookmarkStart w:id="41" w:name="_Toc238299271"/>
       <w:r>
         <w:rPr>
           <w:rFonts w:ascii="휴먼명조" w:eastAsia="휴먼명조" w:hAnsi="휴먼명조" w:cs="휴먼명조"/>
@@ -14107,7 +14114,7 @@
         <w:jc w:val="center"/>
         <w:outlineLvl w:val="0"/>
       </w:pPr>
-      <w:bookmarkStart w:id="42" w:name="_Toc238292309"/>
+      <w:bookmarkStart w:id="42" w:name="_Toc238299272"/>
       <w:r>
         <w:rPr>
           <w:rFonts w:ascii="휴먼명조" w:eastAsia="휴먼명조" w:hAnsi="휴먼명조" w:cs="휴먼명조"/>
@@ -14130,7 +14137,7 @@
         <w:jc w:val="left"/>
         <w:outlineLvl w:val="1"/>
       </w:pPr>
-      <w:bookmarkStart w:id="43" w:name="_Toc238292310"/>
+      <w:bookmarkStart w:id="43" w:name="_Toc238299273"/>
       <w:r>
         <w:rPr>
           <w:rFonts w:ascii="휴먼명조" w:eastAsia="휴먼명조" w:hAnsi="휴먼명조" w:cs="휴먼명조"/>
@@ -14161,7 +14168,7 @@
         <w:jc w:val="left"/>
         <w:outlineLvl w:val="2"/>
       </w:pPr>
-      <w:bookmarkStart w:id="44" w:name="_Toc238292311"/>
+      <w:bookmarkStart w:id="44" w:name="_Toc238299274"/>
       <w:r>
         <w:rPr>
           <w:rFonts w:ascii="휴먼명조" w:eastAsia="휴먼명조" w:hAnsi="휴먼명조" w:cs="휴먼명조"/>
@@ -14183,7 +14190,7 @@
           <w:rFonts w:hint="eastAsia"/>
         </w:rPr>
       </w:pPr>
-      <w:bookmarkStart w:id="45" w:name="_Toc238292350"/>
+      <w:bookmarkStart w:id="45" w:name="_Toc238299313"/>
       <w:r>
         <w:rPr>
           <w:rFonts w:eastAsia="휴먼명조" w:cs="휴먼명조"/>
@@ -16314,7 +16321,7 @@
           <w:rFonts w:hint="eastAsia"/>
         </w:rPr>
       </w:pPr>
-      <w:bookmarkStart w:id="46" w:name="_Toc238292351"/>
+      <w:bookmarkStart w:id="46" w:name="_Toc238299314"/>
       <w:r>
         <w:rPr>
           <w:rFonts w:eastAsia="휴먼명조" w:cs="휴먼명조"/>
@@ -16864,7 +16871,7 @@
         <w:jc w:val="left"/>
         <w:outlineLvl w:val="2"/>
       </w:pPr>
-      <w:bookmarkStart w:id="47" w:name="_Toc238292312"/>
+      <w:bookmarkStart w:id="47" w:name="_Toc238299275"/>
       <w:r>
         <w:rPr>
           <w:rFonts w:ascii="휴먼명조" w:eastAsia="휴먼명조" w:hAnsi="휴먼명조" w:cs="휴먼명조"/>
@@ -16965,7 +16972,7 @@
         <w:jc w:val="left"/>
         <w:outlineLvl w:val="2"/>
       </w:pPr>
-      <w:bookmarkStart w:id="48" w:name="_Toc238292313"/>
+      <w:bookmarkStart w:id="48" w:name="_Toc238299276"/>
       <w:r>
         <w:rPr>
           <w:rFonts w:ascii="휴먼명조" w:eastAsia="휴먼명조" w:hAnsi="휴먼명조" w:cs="휴먼명조"/>
@@ -17000,7 +17007,7 @@
           <w:rFonts w:hint="eastAsia"/>
         </w:rPr>
       </w:pPr>
-      <w:bookmarkStart w:id="49" w:name="_Toc238292352"/>
+      <w:bookmarkStart w:id="49" w:name="_Toc238299315"/>
       <w:r>
         <w:rPr>
           <w:rFonts w:eastAsia="휴먼명조" w:cs="휴먼명조"/>
@@ -18087,7 +18094,7 @@
         <w:jc w:val="left"/>
         <w:outlineLvl w:val="1"/>
       </w:pPr>
-      <w:bookmarkStart w:id="50" w:name="_Toc238292314"/>
+      <w:bookmarkStart w:id="50" w:name="_Toc238299277"/>
       <w:r>
         <w:rPr>
           <w:rFonts w:ascii="휴먼명조" w:eastAsia="휴먼명조" w:hAnsi="휴먼명조" w:cs="휴먼명조"/>
@@ -18126,7 +18133,7 @@
         <w:jc w:val="left"/>
         <w:outlineLvl w:val="2"/>
       </w:pPr>
-      <w:bookmarkStart w:id="51" w:name="_Toc238292315"/>
+      <w:bookmarkStart w:id="51" w:name="_Toc238299278"/>
       <w:r>
         <w:rPr>
           <w:rFonts w:ascii="휴먼명조" w:eastAsia="휴먼명조" w:hAnsi="휴먼명조" w:cs="휴먼명조"/>
@@ -18148,7 +18155,7 @@
           <w:rFonts w:hint="eastAsia"/>
         </w:rPr>
       </w:pPr>
-      <w:bookmarkStart w:id="52" w:name="_Toc238292353"/>
+      <w:bookmarkStart w:id="52" w:name="_Toc238299316"/>
       <w:r>
         <w:rPr>
           <w:rFonts w:eastAsia="휴먼명조" w:cs="휴먼명조"/>
@@ -18957,7 +18964,7 @@
         <w:jc w:val="left"/>
         <w:outlineLvl w:val="2"/>
       </w:pPr>
-      <w:bookmarkStart w:id="53" w:name="_Toc238292316"/>
+      <w:bookmarkStart w:id="53" w:name="_Toc238299279"/>
       <w:r>
         <w:rPr>
           <w:rFonts w:ascii="휴먼명조" w:eastAsia="휴먼명조" w:hAnsi="휴먼명조" w:cs="휴먼명조"/>
@@ -18979,7 +18986,7 @@
           <w:rFonts w:hint="eastAsia"/>
         </w:rPr>
       </w:pPr>
-      <w:bookmarkStart w:id="54" w:name="_Toc238292354"/>
+      <w:bookmarkStart w:id="54" w:name="_Toc238299317"/>
       <w:r>
         <w:rPr>
           <w:rFonts w:eastAsia="휴먼명조" w:cs="휴먼명조"/>
@@ -19503,7 +19510,7 @@
         <w:jc w:val="left"/>
         <w:outlineLvl w:val="2"/>
       </w:pPr>
-      <w:bookmarkStart w:id="55" w:name="_Toc238292317"/>
+      <w:bookmarkStart w:id="55" w:name="_Toc238299280"/>
       <w:r>
         <w:rPr>
           <w:rFonts w:ascii="휴먼명조" w:eastAsia="휴먼명조" w:hAnsi="휴먼명조" w:cs="휴먼명조"/>
@@ -19525,7 +19532,7 @@
           <w:rFonts w:hint="eastAsia"/>
         </w:rPr>
       </w:pPr>
-      <w:bookmarkStart w:id="56" w:name="_Toc238292355"/>
+      <w:bookmarkStart w:id="56" w:name="_Toc238299318"/>
       <w:r>
         <w:rPr>
           <w:rFonts w:eastAsia="휴먼명조" w:cs="휴먼명조"/>
@@ -19966,7 +19973,7 @@
         <w:jc w:val="left"/>
         <w:outlineLvl w:val="2"/>
       </w:pPr>
-      <w:bookmarkStart w:id="57" w:name="_Toc238292318"/>
+      <w:bookmarkStart w:id="57" w:name="_Toc238299281"/>
       <w:r>
         <w:rPr>
           <w:rFonts w:ascii="휴먼명조" w:eastAsia="휴먼명조" w:hAnsi="휴먼명조" w:cs="휴먼명조"/>
@@ -19988,7 +19995,7 @@
           <w:rFonts w:hint="eastAsia"/>
         </w:rPr>
       </w:pPr>
-      <w:bookmarkStart w:id="58" w:name="_Toc238292356"/>
+      <w:bookmarkStart w:id="58" w:name="_Toc238299319"/>
       <w:r>
         <w:rPr>
           <w:rFonts w:eastAsia="휴먼명조" w:cs="휴먼명조"/>
@@ -20399,7 +20406,7 @@
         <w:jc w:val="left"/>
         <w:outlineLvl w:val="2"/>
       </w:pPr>
-      <w:bookmarkStart w:id="59" w:name="_Toc238292319"/>
+      <w:bookmarkStart w:id="59" w:name="_Toc238299282"/>
       <w:r>
         <w:rPr>
           <w:rFonts w:ascii="휴먼명조" w:eastAsia="휴먼명조" w:hAnsi="휴먼명조" w:cs="휴먼명조"/>
@@ -20435,7 +20442,7 @@
           <w:rFonts w:hint="eastAsia"/>
         </w:rPr>
       </w:pPr>
-      <w:bookmarkStart w:id="60" w:name="_Toc238292357"/>
+      <w:bookmarkStart w:id="60" w:name="_Toc238299320"/>
       <w:r>
         <w:rPr>
           <w:rFonts w:eastAsia="휴먼명조" w:cs="휴먼명조"/>
@@ -20953,7 +20960,7 @@
           <w:rFonts w:hint="eastAsia"/>
         </w:rPr>
       </w:pPr>
-      <w:bookmarkStart w:id="61" w:name="_Toc238292358"/>
+      <w:bookmarkStart w:id="61" w:name="_Toc238299321"/>
       <w:r>
         <w:rPr>
           <w:rFonts w:eastAsia="휴먼명조" w:cs="휴먼명조"/>
@@ -21443,7 +21450,7 @@
         <w:jc w:val="left"/>
         <w:outlineLvl w:val="1"/>
       </w:pPr>
-      <w:bookmarkStart w:id="62" w:name="_Toc238292320"/>
+      <w:bookmarkStart w:id="62" w:name="_Toc238299283"/>
       <w:r>
         <w:rPr>
           <w:rFonts w:ascii="휴먼명조" w:eastAsia="휴먼명조" w:hAnsi="휴먼명조" w:cs="휴먼명조"/>
@@ -21548,7 +21555,7 @@
         <w:jc w:val="left"/>
         <w:outlineLvl w:val="2"/>
       </w:pPr>
-      <w:bookmarkStart w:id="63" w:name="_Toc238292321"/>
+      <w:bookmarkStart w:id="63" w:name="_Toc238299284"/>
       <w:r>
         <w:rPr>
           <w:rFonts w:ascii="휴먼명조" w:eastAsia="휴먼명조" w:hAnsi="휴먼명조" w:cs="휴먼명조"/>
@@ -21570,7 +21577,7 @@
           <w:rFonts w:hint="eastAsia"/>
         </w:rPr>
       </w:pPr>
-      <w:bookmarkStart w:id="64" w:name="_Toc238292359"/>
+      <w:bookmarkStart w:id="64" w:name="_Toc238299322"/>
       <w:r>
         <w:rPr>
           <w:rFonts w:eastAsia="휴먼명조" w:cs="휴먼명조"/>
@@ -22197,7 +22204,7 @@
         <w:jc w:val="left"/>
         <w:outlineLvl w:val="2"/>
       </w:pPr>
-      <w:bookmarkStart w:id="65" w:name="_Toc238292322"/>
+      <w:bookmarkStart w:id="65" w:name="_Toc238299285"/>
       <w:r>
         <w:rPr>
           <w:rFonts w:ascii="휴먼명조" w:eastAsia="휴먼명조" w:hAnsi="휴먼명조" w:cs="휴먼명조"/>
@@ -22219,7 +22226,7 @@
           <w:rFonts w:hint="eastAsia"/>
         </w:rPr>
       </w:pPr>
-      <w:bookmarkStart w:id="66" w:name="_Toc238292360"/>
+      <w:bookmarkStart w:id="66" w:name="_Toc238299323"/>
       <w:r>
         <w:rPr>
           <w:rFonts w:eastAsia="휴먼명조" w:cs="휴먼명조"/>
@@ -23514,7 +23521,7 @@
         <w:jc w:val="left"/>
         <w:outlineLvl w:val="2"/>
       </w:pPr>
-      <w:bookmarkStart w:id="67" w:name="_Toc238292323"/>
+      <w:bookmarkStart w:id="67" w:name="_Toc238299286"/>
       <w:r>
         <w:rPr>
           <w:rFonts w:ascii="휴먼명조" w:eastAsia="휴먼명조" w:hAnsi="휴먼명조" w:cs="휴먼명조"/>
@@ -23536,7 +23543,7 @@
           <w:rFonts w:hint="eastAsia"/>
         </w:rPr>
       </w:pPr>
-      <w:bookmarkStart w:id="68" w:name="_Toc238292361"/>
+      <w:bookmarkStart w:id="68" w:name="_Toc238299324"/>
       <w:r>
         <w:rPr>
           <w:rFonts w:eastAsia="휴먼명조" w:cs="휴먼명조"/>
@@ -24015,7 +24022,7 @@
           <w:rFonts w:hint="eastAsia"/>
         </w:rPr>
       </w:pPr>
-      <w:bookmarkStart w:id="69" w:name="_Toc238292362"/>
+      <w:bookmarkStart w:id="69" w:name="_Toc238299325"/>
       <w:r>
         <w:rPr>
           <w:rFonts w:eastAsia="휴먼명조" w:cs="휴먼명조"/>
@@ -24504,7 +24511,7 @@
         <w:jc w:val="left"/>
         <w:outlineLvl w:val="2"/>
       </w:pPr>
-      <w:bookmarkStart w:id="70" w:name="_Toc238292324"/>
+      <w:bookmarkStart w:id="70" w:name="_Toc238299287"/>
       <w:r>
         <w:rPr>
           <w:rFonts w:ascii="휴먼명조" w:eastAsia="휴먼명조" w:hAnsi="휴먼명조" w:cs="휴먼명조"/>
@@ -24554,7 +24561,7 @@
           <w:rFonts w:hint="eastAsia"/>
         </w:rPr>
       </w:pPr>
-      <w:bookmarkStart w:id="71" w:name="_Toc238292363"/>
+      <w:bookmarkStart w:id="71" w:name="_Toc238299326"/>
       <w:r>
         <w:rPr>
           <w:rFonts w:eastAsia="휴먼명조" w:cs="휴먼명조"/>
@@ -24930,7 +24937,7 @@
         <w:jc w:val="left"/>
         <w:outlineLvl w:val="2"/>
       </w:pPr>
-      <w:bookmarkStart w:id="72" w:name="_Toc238292325"/>
+      <w:bookmarkStart w:id="72" w:name="_Toc238299288"/>
       <w:r>
         <w:rPr>
           <w:rFonts w:ascii="휴먼명조" w:eastAsia="휴먼명조" w:hAnsi="휴먼명조" w:cs="휴먼명조"/>
@@ -25110,7 +25117,7 @@
           <w:rFonts w:hint="eastAsia"/>
         </w:rPr>
       </w:pPr>
-      <w:bookmarkStart w:id="73" w:name="_Toc238292364"/>
+      <w:bookmarkStart w:id="73" w:name="_Toc238299327"/>
       <w:r>
         <w:rPr>
           <w:rFonts w:eastAsia="휴먼명조" w:cs="휴먼명조"/>
@@ -25611,7 +25618,7 @@
           <w:rFonts w:hint="eastAsia"/>
         </w:rPr>
       </w:pPr>
-      <w:bookmarkStart w:id="74" w:name="_Toc238292365"/>
+      <w:bookmarkStart w:id="74" w:name="_Toc238299328"/>
       <w:r>
         <w:rPr>
           <w:rFonts w:eastAsia="휴먼명조" w:cs="휴먼명조"/>
@@ -26061,7 +26068,7 @@
           <w:rFonts w:hint="eastAsia"/>
         </w:rPr>
       </w:pPr>
-      <w:bookmarkStart w:id="75" w:name="_Toc238292366"/>
+      <w:bookmarkStart w:id="75" w:name="_Toc238299329"/>
       <w:r>
         <w:rPr>
           <w:rFonts w:eastAsia="휴먼명조" w:cs="휴먼명조"/>
@@ -26761,7 +26768,7 @@
         <w:jc w:val="left"/>
         <w:outlineLvl w:val="2"/>
       </w:pPr>
-      <w:bookmarkStart w:id="76" w:name="_Toc238292326"/>
+      <w:bookmarkStart w:id="76" w:name="_Toc238299289"/>
       <w:r>
         <w:rPr>
           <w:rFonts w:ascii="휴먼명조" w:eastAsia="휴먼명조" w:hAnsi="휴먼명조" w:cs="휴먼명조"/>
@@ -26977,7 +26984,7 @@
         <w:jc w:val="left"/>
         <w:outlineLvl w:val="1"/>
       </w:pPr>
-      <w:bookmarkStart w:id="77" w:name="_Toc238292327"/>
+      <w:bookmarkStart w:id="77" w:name="_Toc238299290"/>
       <w:r>
         <w:rPr>
           <w:rFonts w:ascii="휴먼명조" w:eastAsia="휴먼명조" w:hAnsi="휴먼명조" w:cs="휴먼명조"/>
@@ -27008,7 +27015,7 @@
         <w:jc w:val="left"/>
         <w:outlineLvl w:val="2"/>
       </w:pPr>
-      <w:bookmarkStart w:id="78" w:name="_Toc238292328"/>
+      <w:bookmarkStart w:id="78" w:name="_Toc238299291"/>
       <w:r>
         <w:rPr>
           <w:rFonts w:ascii="휴먼명조" w:eastAsia="휴먼명조" w:hAnsi="휴먼명조" w:cs="휴먼명조"/>
@@ -27424,7 +27431,7 @@
         <w:jc w:val="left"/>
         <w:outlineLvl w:val="2"/>
       </w:pPr>
-      <w:bookmarkStart w:id="79" w:name="_Toc238292329"/>
+      <w:bookmarkStart w:id="79" w:name="_Toc238299292"/>
       <w:r>
         <w:rPr>
           <w:rFonts w:ascii="휴먼명조" w:eastAsia="휴먼명조" w:hAnsi="휴먼명조" w:cs="휴먼명조"/>
@@ -28017,7 +28024,7 @@
         <w:jc w:val="left"/>
         <w:outlineLvl w:val="2"/>
       </w:pPr>
-      <w:bookmarkStart w:id="80" w:name="_Toc238292330"/>
+      <w:bookmarkStart w:id="80" w:name="_Toc238299293"/>
       <w:r>
         <w:rPr>
           <w:rFonts w:ascii="휴먼명조" w:eastAsia="휴먼명조" w:hAnsi="휴먼명조" w:cs="휴먼명조"/>
@@ -28477,7 +28484,7 @@
         <w:jc w:val="left"/>
         <w:outlineLvl w:val="2"/>
       </w:pPr>
-      <w:bookmarkStart w:id="81" w:name="_Toc238292331"/>
+      <w:bookmarkStart w:id="81" w:name="_Toc238299294"/>
       <w:r>
         <w:rPr>
           <w:rFonts w:ascii="휴먼명조" w:eastAsia="휴먼명조" w:hAnsi="휴먼명조" w:cs="휴먼명조"/>
@@ -28718,7 +28725,7 @@
           <w:rFonts w:hint="eastAsia"/>
         </w:rPr>
       </w:pPr>
-      <w:bookmarkStart w:id="82" w:name="_Toc238292367"/>
+      <w:bookmarkStart w:id="82" w:name="_Toc238299330"/>
       <w:r>
         <w:rPr>
           <w:rFonts w:eastAsia="휴먼명조" w:cs="휴먼명조"/>
@@ -30173,7 +30180,7 @@
         <w:jc w:val="left"/>
         <w:outlineLvl w:val="2"/>
       </w:pPr>
-      <w:bookmarkStart w:id="83" w:name="_Toc238292332"/>
+      <w:bookmarkStart w:id="83" w:name="_Toc238299295"/>
       <w:r>
         <w:rPr>
           <w:rFonts w:ascii="휴먼명조" w:eastAsia="휴먼명조" w:hAnsi="휴먼명조" w:cs="휴먼명조"/>
@@ -30433,7 +30440,7 @@
         <w:jc w:val="left"/>
         <w:outlineLvl w:val="2"/>
       </w:pPr>
-      <w:bookmarkStart w:id="84" w:name="_Toc238292333"/>
+      <w:bookmarkStart w:id="84" w:name="_Toc238299296"/>
       <w:r>
         <w:rPr>
           <w:rFonts w:ascii="휴먼명조" w:eastAsia="휴먼명조" w:hAnsi="휴먼명조" w:cs="휴먼명조"/>
@@ -30597,7 +30604,7 @@
           <w:rFonts w:hint="eastAsia"/>
         </w:rPr>
       </w:pPr>
-      <w:bookmarkStart w:id="85" w:name="_Toc238292368"/>
+      <w:bookmarkStart w:id="85" w:name="_Toc238299331"/>
       <w:r>
         <w:rPr>
           <w:rFonts w:eastAsia="휴먼명조" w:cs="휴먼명조"/>
@@ -31239,7 +31246,7 @@
         <w:jc w:val="left"/>
         <w:outlineLvl w:val="2"/>
       </w:pPr>
-      <w:bookmarkStart w:id="86" w:name="_Toc238292334"/>
+      <w:bookmarkStart w:id="86" w:name="_Toc238299297"/>
       <w:r>
         <w:rPr>
           <w:rFonts w:ascii="휴먼명조" w:eastAsia="휴먼명조" w:hAnsi="휴먼명조" w:cs="휴먼명조"/>
@@ -31398,7 +31405,7 @@
         <w:jc w:val="center"/>
         <w:outlineLvl w:val="0"/>
       </w:pPr>
-      <w:bookmarkStart w:id="87" w:name="_Toc238292335"/>
+      <w:bookmarkStart w:id="87" w:name="_Toc238299298"/>
       <w:r>
         <w:rPr>
           <w:rFonts w:ascii="휴먼명조" w:eastAsia="휴먼명조" w:hAnsi="휴먼명조" w:cs="휴먼명조"/>
@@ -31421,7 +31428,7 @@
         <w:jc w:val="left"/>
         <w:outlineLvl w:val="1"/>
       </w:pPr>
-      <w:bookmarkStart w:id="88" w:name="_Toc238292336"/>
+      <w:bookmarkStart w:id="88" w:name="_Toc238299299"/>
       <w:r>
         <w:rPr>
           <w:rFonts w:ascii="휴먼명조" w:eastAsia="휴먼명조" w:hAnsi="휴먼명조" w:cs="휴먼명조"/>
@@ -31775,7 +31782,7 @@
         <w:jc w:val="left"/>
         <w:outlineLvl w:val="1"/>
       </w:pPr>
-      <w:bookmarkStart w:id="89" w:name="_Toc238292337"/>
+      <w:bookmarkStart w:id="89" w:name="_Toc238299300"/>
       <w:r>
         <w:rPr>
           <w:rFonts w:ascii="휴먼명조" w:eastAsia="휴먼명조" w:hAnsi="휴먼명조" w:cs="휴먼명조"/>
@@ -31876,14 +31883,14 @@
           <w:b/>
           <w:w w:val="97"/>
         </w:rPr>
-        <w:t>Third, it reports a negative result for LLM-based autonomous HPO together with its failure mechanism.</w:t>
-      </w:r>
-      <w:r>
-        <w:rPr>
-          <w:rFonts w:ascii="휴먼명조" w:eastAsia="휴먼명조" w:hAnsi="휴먼명조" w:cs="휴먼명조"/>
-          <w:w w:val="97"/>
-        </w:rPr>
-        <w:t xml:space="preserve"> More useful for subsequent design than the result that the autonomous agent fell short of existing techniques </w:t>
+        <w:t>Third, it reports a negative result for LLM-based autonomous HPO together with a verification of its failure mechanism.</w:t>
+      </w:r>
+      <w:r>
+        <w:rPr>
+          <w:rFonts w:ascii="휴먼명조" w:eastAsia="휴먼명조" w:hAnsi="휴먼명조" w:cs="휴먼명조"/>
+          <w:w w:val="97"/>
+        </w:rPr>
+        <w:t xml:space="preserve"> More useful for subsequent design than the result that the autonomous agent fell short of </w:t>
       </w:r>
       <w:r>
         <w:rPr>
@@ -31891,7 +31898,7 @@
           <w:w w:val="97"/>
         </w:rPr>
         <w:lastRenderedPageBreak/>
-        <w:t xml:space="preserve">is the diagnosis that the cause was not inferior proposal quality but </w:t>
+        <w:t xml:space="preserve">existing techniques is the diagnosis that the cause was not inferior proposal quality but </w:t>
       </w:r>
       <w:r>
         <w:rPr>
@@ -31917,9 +31924,67 @@
       <w:r>
         <w:rPr>
           <w:rFonts w:ascii="휴먼명조" w:eastAsia="휴먼명조" w:hAnsi="휴먼명조" w:cs="휴먼명조"/>
+          <w:w w:val="97"/>
+        </w:rPr>
+        <w:t xml:space="preserve">This study did not stop at offering that diagnosis but </w:t>
+      </w:r>
+      <w:r>
+        <w:rPr>
+          <w:rFonts w:ascii="휴먼명조" w:eastAsia="휴먼명조" w:hAnsi="휴먼명조" w:cs="휴먼명조"/>
           <w:b/>
           <w:w w:val="97"/>
         </w:rPr>
+        <w:t>verified it through a separate 200-trial re-experiment</w:t>
+      </w:r>
+      <w:r>
+        <w:rPr>
+          <w:rFonts w:ascii="휴먼명조" w:eastAsia="휴먼명조" w:hAnsi="휴먼명조" w:cs="휴먼명조"/>
+          <w:w w:val="97"/>
+        </w:rPr>
+        <w:t xml:space="preserve"> (Section 4.3.5). Removing five configuration inconsistencies between the prompt and the implementation restored unique configurations to 18.90 of 20 and eliminated the significant disadvantage against Optuna (p = .0112 → .1726). The duplicate proposals observed were thus </w:t>
+      </w:r>
+      <w:r>
+        <w:rPr>
+          <w:rFonts w:ascii="휴먼명조" w:eastAsia="휴먼명조" w:hAnsi="휴먼명조" w:cs="휴먼명조"/>
+          <w:b/>
+          <w:w w:val="97"/>
+        </w:rPr>
+        <w:t>empirically shown to be a product of configuration rather than an intrinsic limitation of the agent</w:t>
+      </w:r>
+      <w:r>
+        <w:rPr>
+          <w:rFonts w:ascii="휴먼명조" w:eastAsia="휴먼명조" w:hAnsi="휴먼명조" w:cs="휴먼명조"/>
+          <w:w w:val="97"/>
+        </w:rPr>
+        <w:t xml:space="preserve">. Recovered diversity did not, however, translate into performance: the run-level mean still fell short of Optuna (0.4292 vs. 0.4490) and no improvement over the original condition was demonstrated (p = .2387). </w:t>
+      </w:r>
+      <w:r>
+        <w:rPr>
+          <w:rFonts w:ascii="휴먼명조" w:eastAsia="휴먼명조" w:hAnsi="휴먼명조" w:cs="휴먼명조"/>
+          <w:b/>
+          <w:w w:val="97"/>
+        </w:rPr>
+        <w:t>Reporting a negative result while identifying its cause and settling the question of correctability by experiment</w:t>
+      </w:r>
+      <w:r>
+        <w:rPr>
+          <w:rFonts w:ascii="휴먼명조" w:eastAsia="휴먼명조" w:hAnsi="휴먼명조" w:cs="휴먼명조"/>
+          <w:w w:val="97"/>
+        </w:rPr>
+        <w:t xml:space="preserve"> is the core of this contribution, and it indicates that future work on LLM-based HPO must treat prompt–implementation consistency as a controlled variable (Section 5.3(8)).</w:t>
+      </w:r>
+    </w:p>
+    <w:p>
+      <w:pPr>
+        <w:spacing w:line="384" w:lineRule="auto"/>
+        <w:ind w:firstLine="220"/>
+      </w:pPr>
+      <w:r>
+        <w:rPr>
+          <w:rFonts w:ascii="휴먼명조" w:eastAsia="휴먼명조" w:hAnsi="휴먼명조" w:cs="휴먼명조"/>
+          <w:b/>
+          <w:w w:val="97"/>
+        </w:rPr>
         <w:t>Fourth, it records two cases in which the choice of aggregation unit reversed the conclusion, together with the grounds for the judgement.</w:t>
       </w:r>
       <w:r>
@@ -31927,7 +31992,15 @@
           <w:rFonts w:ascii="휴먼명조" w:eastAsia="휴먼명조" w:hAnsi="휴먼명조" w:cs="휴먼명조"/>
           <w:w w:val="97"/>
         </w:rPr>
-        <w:t xml:space="preserve"> At two junctures — whether to pool models (Phase 2) and whether to treat trials as independent observations (Phase 3) — opposite conclusions followed from the aggregation unit. In particular, the fact that the variation observed when repeating an identical configuration (about 0.056) exceeds the mean difference between strategies detected here (0.031) constitutes a quantitative counterexample to the practice of comparing techniques from single-run results (Section 4.4.7).</w:t>
+        <w:t xml:space="preserve"> At two junctures — whether to pool models (Phase 2) and whether to treat trials as independent observations (Phase 3) — opposite conclusions followed from the aggregation unit. In particular, the fact that the variation observed when repeating an identical configuration (about </w:t>
+      </w:r>
+      <w:r>
+        <w:rPr>
+          <w:rFonts w:ascii="휴먼명조" w:eastAsia="휴먼명조" w:hAnsi="휴먼명조" w:cs="휴먼명조"/>
+          <w:w w:val="97"/>
+        </w:rPr>
+        <w:lastRenderedPageBreak/>
+        <w:t>0.056) exceeds the mean difference between strategies detected here (0.031) constitutes a quantitative counterexample to the practice of comparing techniques from single-run results (Section 4.4.7).</w:t>
       </w:r>
     </w:p>
     <w:p>
@@ -31936,7 +32009,7 @@
         <w:jc w:val="left"/>
         <w:outlineLvl w:val="1"/>
       </w:pPr>
-      <w:bookmarkStart w:id="90" w:name="_Toc238292338"/>
+      <w:bookmarkStart w:id="90" w:name="_Toc238299301"/>
       <w:r>
         <w:rPr>
           <w:rFonts w:ascii="휴먼명조" w:eastAsia="휴먼명조" w:hAnsi="휴먼명조" w:cs="휴먼명조"/>
@@ -31987,7 +32060,37 @@
           <w:rFonts w:ascii="휴먼명조" w:eastAsia="휴먼명조" w:hAnsi="휴먼명조" w:cs="휴먼명조"/>
           <w:w w:val="97"/>
         </w:rPr>
-        <w:t xml:space="preserve"> Medical-specialized VLMs such as LLaVA-Med, Med-Flamingo, and CheXagent were not reproduced and compared directly in this study's environment (Section 2.5). Table 4.4a in Section 4.4.6 is an indirect </w:t>
+        <w:t xml:space="preserve"> Medical-specialized VLMs such as LLaVA-Med, Med-Flamingo, and CheXagent were not reproduced and compared directly in this study's environment (Section 2.5). Table 4.4a in Section 4.4.6 is an indirect comparison quoting figures that LLaVA-Med reports on </w:t>
+      </w:r>
+      <w:r>
+        <w:rPr>
+          <w:rFonts w:ascii="휴먼명조" w:eastAsia="휴먼명조" w:hAnsi="휴먼명조" w:cs="휴먼명조"/>
+          <w:b/>
+          <w:w w:val="97"/>
+        </w:rPr>
+        <w:t>the standard test splits of the same three datasets</w:t>
+      </w:r>
+      <w:r>
+        <w:rPr>
+          <w:rFonts w:ascii="휴먼명조" w:eastAsia="휴먼명조" w:hAnsi="휴먼명조" w:cs="휴먼명조"/>
+          <w:w w:val="97"/>
+        </w:rPr>
+        <w:t xml:space="preserve">, and it carries three constraints. First, </w:t>
+      </w:r>
+      <w:r>
+        <w:rPr>
+          <w:rFonts w:ascii="휴먼명조" w:eastAsia="휴먼명조" w:hAnsi="휴먼명조" w:cs="휴먼명조"/>
+          <w:b/>
+          <w:w w:val="97"/>
+        </w:rPr>
+        <w:t>comparison holds only for closed-ended metrics, where the scoring criteria coincide</w:t>
+      </w:r>
+      <w:r>
+        <w:rPr>
+          <w:rFonts w:ascii="휴먼명조" w:eastAsia="휴먼명조" w:hAnsi="휴먼명조" w:cs="휴먼명조"/>
+          <w:w w:val="97"/>
+        </w:rPr>
+        <w:t xml:space="preserve"> — for open-ended metrics LLaVA-Med uses the proportion of responses containing the gold token (recall) while this study uses a BERTScore F1 threshold, so the measures differ fundamentally. Second, this study's figures are means over three seeds whereas the quoted figures are single-run reports, and the training budgets differ greatly. Third, because the figures were not reproduced with identical code in an identical environment, unreported differences in </w:t>
       </w:r>
       <w:r>
         <w:rPr>
@@ -31995,22 +32098,35 @@
           <w:w w:val="97"/>
         </w:rPr>
         <w:lastRenderedPageBreak/>
-        <w:t xml:space="preserve">comparison quoting figures that LLaVA-Med reports on </w:t>
-      </w:r>
+        <w:t>preprocessing, prompting, and so on remain. Med-Flam</w:t>
+      </w:r>
+      <w:r>
+        <w:rPr>
+          <w:rFonts w:ascii="휴먼명조" w:eastAsia="휴먼명조" w:hAnsi="휴먼명조" w:cs="휴먼명조"/>
+          <w:w w:val="97"/>
+        </w:rPr>
+        <w:t>ingo and CheXagent were excluded from the table because they do not provide figures on these three datasets under the same protocol. Direct reproduction under an identical protocol remains future work.</w:t>
+      </w:r>
+    </w:p>
+    <w:p>
+      <w:pPr>
+        <w:spacing w:line="384" w:lineRule="auto"/>
+        <w:ind w:firstLine="220"/>
+      </w:pPr>
       <w:r>
         <w:rPr>
           <w:rFonts w:ascii="휴먼명조" w:eastAsia="휴먼명조" w:hAnsi="휴먼명조" w:cs="휴먼명조"/>
           <w:b/>
           <w:w w:val="97"/>
         </w:rPr>
-        <w:t>the standard test splits of the same three datasets</w:t>
-      </w:r>
-      <w:r>
-        <w:rPr>
-          <w:rFonts w:ascii="휴먼명조" w:eastAsia="휴먼명조" w:hAnsi="휴먼명조" w:cs="휴먼명조"/>
-          <w:w w:val="97"/>
-        </w:rPr>
-        <w:t xml:space="preserve">, and it carries three constraints. First, </w:t>
+        <w:t>(3) Confounding of effective training volume in Phase 3.</w:t>
+      </w:r>
+      <w:r>
+        <w:rPr>
+          <w:rFonts w:ascii="휴먼명조" w:eastAsia="휴먼명조" w:hAnsi="휴먼명조" w:cs="휴먼명조"/>
+          <w:w w:val="97"/>
+        </w:rPr>
+        <w:t xml:space="preserve"> Phase 3 sought to control training volume by fixing max_steps=200 for all trials, but </w:t>
       </w:r>
       <w:r>
         <w:rPr>
@@ -32018,21 +32134,36 @@
           <w:b/>
           <w:w w:val="97"/>
         </w:rPr>
-        <w:t>comparison holds only for closed-ended metrics, where the scoring criteria coincide</w:t>
-      </w:r>
-      <w:r>
-        <w:rPr>
-          <w:rFonts w:ascii="휴먼명조" w:eastAsia="휴먼명조" w:hAnsi="휴먼명조" w:cs="휴먼명조"/>
-          <w:w w:val="97"/>
-        </w:rPr>
-        <w:t xml:space="preserve"> — for open-ended metrics LLaVA-Med uses the proportion of responses containing the gold token (recall) while this study uses a BERTScore F1 threshold, so the measures differ fundamentally. Second, this study's figures are means over three seeds whereas the quoted figures are single-run reports, and the training budgets differ greatly. Third, because the figures were not reproduced with identical code in an identical environment, unreported differences in preprocessing, prompting, and so on remain. Med-Flam</w:t>
-      </w:r>
-      <w:r>
-        <w:rPr>
-          <w:rFonts w:ascii="휴먼명조" w:eastAsia="휴먼명조" w:hAnsi="휴먼명조" w:cs="휴먼명조"/>
-          <w:w w:val="97"/>
-        </w:rPr>
-        <w:t>ingo and CheXagent were excluded from the table because they do not provide figures on these three datasets under the same protocol. Direct reproduction under an identical protocol remains future work.</w:t>
+        <w:t>fixing the number of steps did not fix the number of training samples actually seen.</w:t>
+      </w:r>
+      <w:r>
+        <w:rPr>
+          <w:rFonts w:ascii="휴먼명조" w:eastAsia="휴먼명조" w:hAnsi="휴먼명조" w:cs="휴먼명조"/>
+          <w:w w:val="97"/>
+        </w:rPr>
+        <w:t xml:space="preserve"> Because the search space includes batch_size (1/2/4) and grad_accum_steps (4/8/16), the effective number of training samples (= batch × grad_accum × max_steps) ranged from 800 to 12,800, </w:t>
+      </w:r>
+      <w:r>
+        <w:rPr>
+          <w:rFonts w:ascii="휴먼명조" w:eastAsia="휴먼명조" w:hAnsi="휴먼명조" w:cs="휴먼명조"/>
+          <w:b/>
+          <w:w w:val="97"/>
+        </w:rPr>
+        <w:t>a factor of about 16</w:t>
+      </w:r>
+      <w:r>
+        <w:rPr>
+          <w:rFonts w:ascii="휴먼명조" w:eastAsia="휴먼명조" w:hAnsi="휴먼명조" w:cs="휴먼명조"/>
+          <w:w w:val="97"/>
+        </w:rPr>
+        <w:t>. The strategy comparison in Section 4.3 therefore mixes differences in effective training volume with hyperparameter quality. In particular, the inferiority of Manual, which used a fixed configuration (batch 1 × grad_accum 8 → 1,600 samples), may partly reflect a training-volume disadvantage. The best configurations of Optuna and Autoresearch were, however, both batch 4 × grad_accum 16 (12,800 samples), so the difference between these two strategies — the comparison central to RQ3 — is not explained by thi</w:t>
+      </w:r>
+      <w:r>
+        <w:rPr>
+          <w:rFonts w:ascii="휴먼명조" w:eastAsia="휴먼명조" w:hAnsi="휴먼명조" w:cs="휴먼명조"/>
+          <w:w w:val="97"/>
+        </w:rPr>
+        <w:t>s confound. Since results.tsv records batch_size, grad_accum_steps, and max_steps for every trial, effective training volume can be computed post hoc, though the value itself was not reported as a column.</w:t>
       </w:r>
     </w:p>
     <w:p>
@@ -32046,14 +32177,14 @@
           <w:b/>
           <w:w w:val="97"/>
         </w:rPr>
-        <w:t>(3) Confounding of effective training volume in Phase 3.</w:t>
-      </w:r>
-      <w:r>
-        <w:rPr>
-          <w:rFonts w:ascii="휴먼명조" w:eastAsia="휴먼명조" w:hAnsi="휴먼명조" w:cs="휴먼명조"/>
-          <w:w w:val="97"/>
-        </w:rPr>
-        <w:t xml:space="preserve"> Phase 3 sought to control training volume by fixing max_steps=200 for all trials, but </w:t>
+        <w:t>(4) Non-determinism of the LLM agent.</w:t>
+      </w:r>
+      <w:r>
+        <w:rPr>
+          <w:rFonts w:ascii="휴먼명조" w:eastAsia="휴먼명조" w:hAnsi="휴먼명조" w:cs="휴먼명조"/>
+          <w:w w:val="97"/>
+        </w:rPr>
+        <w:t xml:space="preserve"> Because Autoresearch depends on an external LLM API, complete reproducibility is not guaranteed. </w:t>
       </w:r>
       <w:r>
         <w:rPr>
@@ -32061,14 +32192,22 @@
           <w:b/>
           <w:w w:val="97"/>
         </w:rPr>
-        <w:t>fixing the number of steps did not fix the number of training samples actually seen.</w:t>
-      </w:r>
-      <w:r>
-        <w:rPr>
-          <w:rFonts w:ascii="휴먼명조" w:eastAsia="휴먼명조" w:hAnsi="휴먼명조" w:cs="휴먼명조"/>
-          <w:w w:val="97"/>
-        </w:rPr>
-        <w:t xml:space="preserve"> Because the search space includes batch_size (1/2/4) and grad_accum_steps (4/8/16), the effective number of training samples (= batch × grad_accum × max_steps) ranged from 800 to 12,800, </w:t>
+        <w:t>This study originally stated that temperature was fixed at 0; post hoc verification established that this was not the case.</w:t>
+      </w:r>
+      <w:r>
+        <w:rPr>
+          <w:rFonts w:ascii="휴먼명조" w:eastAsia="휴먼명조" w:hAnsi="휴먼명조" w:cs="휴먼명조"/>
+          <w:w w:val="97"/>
+        </w:rPr>
+        <w:t xml:space="preserve"> The implementation </w:t>
+      </w:r>
+      <w:r>
+        <w:rPr>
+          <w:rFonts w:ascii="휴먼명조" w:eastAsia="휴먼명조" w:hAnsi="휴먼명조" w:cs="휴먼명조"/>
+          <w:w w:val="97"/>
+        </w:rPr>
+        <w:lastRenderedPageBreak/>
+        <w:t xml:space="preserve">(src/autoresearch/agent.py) applies a schedule that lowers the temperature as the trial budget is consumed, and an exhaustive tally of the execution logs (432 API calls) shows that the temperature actually used ranged </w:t>
       </w:r>
       <w:r>
         <w:rPr>
@@ -32076,14 +32215,86 @@
           <w:b/>
           <w:w w:val="97"/>
         </w:rPr>
-        <w:t>a factor of about 16</w:t>
-      </w:r>
-      <w:r>
-        <w:rPr>
-          <w:rFonts w:ascii="휴먼명조" w:eastAsia="휴먼명조" w:hAnsi="휴먼명조" w:cs="휴먼명조"/>
-          <w:w w:val="97"/>
-        </w:rPr>
-        <w:t xml:space="preserve">. The strategy comparison in Section 4.3 therefore mixes differences in effective training volume with hyperparameter quality. In particular, the inferiority of Manual, which used a fixed configuration (batch 1 × grad_accum 8 → 1,600 samples), may partly reflect a training-volume disadvantage. The best configurations of Optuna and </w:t>
+        <w:t>from 1.0 down to 0.66</w:t>
+      </w:r>
+      <w:r>
+        <w:rPr>
+          <w:rFonts w:ascii="휴먼명조" w:eastAsia="휴먼명조" w:hAnsi="휴먼명조" w:cs="휴먼명조"/>
+          <w:w w:val="97"/>
+        </w:rPr>
+        <w:t xml:space="preserve">. The temperature column of results.tsv reads 0 for every trial because that field is never populated along the recording path, leaving the default value in place; it is not the value actually passed to the API (see (8) for details). Agent calls were therefore stochastic at every trial, and </w:t>
+      </w:r>
+      <w:r>
+        <w:rPr>
+          <w:rFonts w:ascii="휴먼명조" w:eastAsia="휴먼명조" w:hAnsi="휴먼명조" w:cs="휴먼명조"/>
+          <w:b/>
+          <w:w w:val="97"/>
+        </w:rPr>
+        <w:t>control of variability rests entirely on the 10 independent repeats.</w:t>
+      </w:r>
+      <w:r>
+        <w:rPr>
+          <w:rFonts w:ascii="휴먼명조" w:eastAsia="휴먼명조" w:hAnsi="휴먼명조" w:cs="휴먼명조"/>
+          <w:w w:val="97"/>
+        </w:rPr>
+        <w:t xml:space="preserve"> Beyond this, the possibility of results changing due to model updates on the API side also lies outside its control.</w:t>
+      </w:r>
+    </w:p>
+    <w:p>
+      <w:pPr>
+        <w:spacing w:line="384" w:lineRule="auto"/>
+        <w:ind w:firstLine="220"/>
+      </w:pPr>
+      <w:r>
+        <w:rPr>
+          <w:rFonts w:ascii="휴먼명조" w:eastAsia="휴먼명조" w:hAnsi="휴먼명조" w:cs="휴먼명조"/>
+          <w:b/>
+          <w:w w:val="97"/>
+        </w:rPr>
+        <w:t>(5) Limited generalizability of the ablation results.</w:t>
+      </w:r>
+      <w:r>
+        <w:rPr>
+          <w:rFonts w:ascii="휴먼명조" w:eastAsia="휴먼명조" w:hAnsi="휴먼명조" w:cs="휴먼명조"/>
+          <w:w w:val="97"/>
+        </w:rPr>
+        <w:t xml:space="preserve"> Ablations A, B, and C in Phase 2 were all conducted under the single condition of PathVQA and Qwen3-VL-2B (Sections 4.2.2-4.2.4). The supplementary rank verification on SLAKE planned at the design stage </w:t>
+      </w:r>
+      <w:r>
+        <w:rPr>
+          <w:rFonts w:ascii="휴먼명조" w:eastAsia="휴먼명조" w:hAnsi="휴먼명조" w:cs="휴먼명조"/>
+          <w:b/>
+          <w:w w:val="97"/>
+        </w:rPr>
+        <w:t>could not be carried out</w:t>
+      </w:r>
+      <w:r>
+        <w:rPr>
+          <w:rFonts w:ascii="휴먼명조" w:eastAsia="휴먼명조" w:hAnsi="휴먼명조" w:cs="휴먼명조"/>
+          <w:w w:val="97"/>
+        </w:rPr>
+        <w:t xml:space="preserve"> because of GPU time constraints. Whether the conclusion rank = 64, target = all-linear, ratio = 1.0 extends to other datasets and models is therefore unverified. In addition, the three axes were each verified independently with the others fixed, and the simultaneous combination of the three optima was not separately verified (Section 4.2.4). That Phase 3's free search converged independently on the same region partially compensates for this limitation (Section 4.4.5).</w:t>
+      </w:r>
+    </w:p>
+    <w:p>
+      <w:pPr>
+        <w:spacing w:line="384" w:lineRule="auto"/>
+        <w:ind w:firstLine="220"/>
+      </w:pPr>
+      <w:r>
+        <w:rPr>
+          <w:rFonts w:ascii="휴먼명조" w:eastAsia="휴먼명조" w:hAnsi="휴먼명조" w:cs="휴먼명조"/>
+          <w:b/>
+          <w:w w:val="97"/>
+        </w:rPr>
+        <w:t>(6) Limits of statistical power.</w:t>
+      </w:r>
+      <w:r>
+        <w:rPr>
+          <w:rFonts w:ascii="휴먼명조" w:eastAsia="휴먼명조" w:hAnsi="휴먼명조" w:cs="휴먼명조"/>
+          <w:w w:val="97"/>
+        </w:rPr>
+        <w:t xml:space="preserve"> The test of the fine-tuning effect in Phase 2 has n = 9 (3 datasets × 3 seeds), and the run-level test in Phase 3 has n = 10 per strategy. Robustness was secured through triple </w:t>
       </w:r>
       <w:r>
         <w:rPr>
@@ -32091,14 +32302,7 @@
           <w:w w:val="97"/>
         </w:rPr>
         <w:lastRenderedPageBreak/>
-        <w:t>Autoresearch were, however, both batch 4 × grad_accum 16 (12,800 samples), so the difference between these two strategies — the comparison central to RQ3 — is not explained by thi</w:t>
-      </w:r>
-      <w:r>
-        <w:rPr>
-          <w:rFonts w:ascii="휴먼명조" w:eastAsia="휴먼명조" w:hAnsi="휴먼명조" w:cs="휴먼명조"/>
-          <w:w w:val="97"/>
-        </w:rPr>
-        <w:t>s confound. Since results.tsv records batch_size, grad_accum_steps, and max_steps for every trial, effective training volume can be computed post hoc, though the value itself was not reported as a column.</w:t>
+        <w:t>verification (BCa bootstrap, mixed-effects, Wilcoxon) and a repeated run-level design, but the sample sizes themselves make the confidence intervals for effect sizes wide (for example, a Cohen's d 95% CI spanning [0.932, 3.153] in Section 4.2.1).</w:t>
       </w:r>
     </w:p>
     <w:p>
@@ -32112,14 +32316,21 @@
           <w:b/>
           <w:w w:val="97"/>
         </w:rPr>
-        <w:t>(4) Non-determinism of the LLM agent.</w:t>
-      </w:r>
-      <w:r>
-        <w:rPr>
-          <w:rFonts w:ascii="휴먼명조" w:eastAsia="휴먼명조" w:hAnsi="휴먼명조" w:cs="휴먼명조"/>
-          <w:w w:val="97"/>
-        </w:rPr>
-        <w:t xml:space="preserve"> Because Autoresearch depends on an external LLM API, complete reproducibility is not guaranteed. </w:t>
+        <w:t>(7) Indirectness of the clinical significance evaluation.</w:t>
+      </w:r>
+      <w:r>
+        <w:rPr>
+          <w:rFonts w:ascii="휴먼명조" w:eastAsia="휴먼명조" w:hAnsi="휴먼명조" w:cs="휴먼명조"/>
+          <w:w w:val="97"/>
+        </w:rPr>
+        <w:t xml:space="preserve"> The per-question-type weights of Weighted Clinical Accuracy (WCA) are a provisional scale assigned by the researcher without external clinical literature or expert consensus (Section 3.8.3) and cannot be interpreted as an absolute scale of clinical importance. Expected Calibration Error (ECE) could not be computed because the current evaluation pipeline does not store per-sample confidence. The possibility raised in Section 4.4.4 — that accuracy gains were concentrated in types of low clinical value — was </w:t>
+      </w:r>
+      <w:r>
+        <w:rPr>
+          <w:rFonts w:ascii="휴먼명조" w:eastAsia="휴먼명조" w:hAnsi="휴먼명조" w:cs="휴먼명조"/>
+          <w:w w:val="97"/>
+        </w:rPr>
+        <w:t xml:space="preserve">verified by a type-level decomposition over all 810 trials (Table 4.4), and the concentration itself is confirmed. The decisive constraint on that verification, however, lies in the type composition of the evaluation sample: among the 500 evaluation items, diagnosis has 3, measurement has 4, and temporal has none, so </w:t>
       </w:r>
       <w:r>
         <w:rPr>
@@ -32127,29 +32338,55 @@
           <w:b/>
           <w:w w:val="97"/>
         </w:rPr>
-        <w:t>This study originally stated that temperature was fixed at 0; post hoc verification established that this was not the case.</w:t>
-      </w:r>
-      <w:r>
-        <w:rPr>
-          <w:rFonts w:ascii="휴먼명조" w:eastAsia="휴먼명조" w:hAnsi="휴먼명조" w:cs="휴먼명조"/>
-          <w:w w:val="97"/>
-        </w:rPr>
-        <w:t xml:space="preserve"> The implementation (src/autoresearch/agent.py) applies a schedule that lowers the temperature as the trial budget is consumed, and an exhaustive tally of the execution logs (432 API calls) shows that the temperature actually used ranged </w:t>
-      </w:r>
+        <w:t>performance on the highest-weighted types is effectively undetermined</w:t>
+      </w:r>
+      <w:r>
+        <w:rPr>
+          <w:rFonts w:ascii="휴먼명조" w:eastAsia="휴먼명조" w:hAnsi="휴먼명조" w:cs="휴먼명조"/>
+          <w:w w:val="97"/>
+        </w:rPr>
+        <w:t>. This constraint originates in the type distribution of PathVQA itself (diagnosis is 23 of all 6,719 items, 0.34%) rather than in this study's evaluation design, and removing it would require a separate evaluation set that oversamples the clinically important types (Section 5.4).</w:t>
+      </w:r>
+    </w:p>
+    <w:p>
+      <w:pPr>
+        <w:spacing w:line="384" w:lineRule="auto"/>
+        <w:ind w:firstLine="220"/>
+      </w:pPr>
       <w:r>
         <w:rPr>
           <w:rFonts w:ascii="휴먼명조" w:eastAsia="휴먼명조" w:hAnsi="휴먼명조" w:cs="휴먼명조"/>
           <w:b/>
           <w:w w:val="97"/>
         </w:rPr>
-        <w:t>from 1.0 down to 0.66</w:t>
-      </w:r>
-      <w:r>
-        <w:rPr>
-          <w:rFonts w:ascii="휴먼명조" w:eastAsia="휴먼명조" w:hAnsi="휴먼명조" w:cs="휴먼명조"/>
-          <w:w w:val="97"/>
-        </w:rPr>
-        <w:t xml:space="preserve">. The temperature column of results.tsv reads 0 for every trial because that field is never populated along the recording path, leaving the default value in place; it is not the value actually passed to the API (see (8) for details). Agent calls were therefore stochastic at every trial, and </w:t>
+        <w:t>(8) Internal inconsistencies in the autonomous agent's configuration.</w:t>
+      </w:r>
+      <w:r>
+        <w:rPr>
+          <w:rFonts w:ascii="휴먼명조" w:eastAsia="휴먼명조" w:hAnsi="휴먼명조" w:cs="휴먼명조"/>
+          <w:w w:val="97"/>
+        </w:rPr>
+        <w:t xml:space="preserve"> The most serious limitation identified post hoc is that the Autoresearch condition contains the following four configuration inconsistencies. These </w:t>
+      </w:r>
+      <w:r>
+        <w:rPr>
+          <w:rFonts w:ascii="휴먼명조" w:eastAsia="휴먼명조" w:hAnsi="휴먼명조" w:cs="휴먼명조"/>
+          <w:w w:val="97"/>
+        </w:rPr>
+        <w:lastRenderedPageBreak/>
+        <w:t>are stated explicitly because they prevent the negative result of Section 4.3 from being generalized as an "intrinsic limitation of LLM agents."</w:t>
+      </w:r>
+    </w:p>
+    <w:p>
+      <w:pPr>
+        <w:spacing w:line="384" w:lineRule="auto"/>
+      </w:pPr>
+      <w:r>
+        <w:rPr>
+          <w:rFonts w:ascii="휴먼명조" w:eastAsia="휴먼명조" w:hAnsi="휴먼명조" w:cs="휴먼명조"/>
+          <w:w w:val="97"/>
+        </w:rPr>
+        <w:t xml:space="preserve">· </w:t>
       </w:r>
       <w:r>
         <w:rPr>
@@ -32157,14 +32394,178 @@
           <w:b/>
           <w:w w:val="97"/>
         </w:rPr>
-        <w:t>control of variability rests entirely on the 10 independent repeats.</w:t>
-      </w:r>
-      <w:r>
-        <w:rPr>
-          <w:rFonts w:ascii="휴먼명조" w:eastAsia="휴먼명조" w:hAnsi="휴먼명조" w:cs="휴먼명조"/>
-          <w:w w:val="97"/>
-        </w:rPr>
-        <w:t xml:space="preserve"> Beyond this, the possibility of results changing due to model updates on the API side also lies outside its control.</w:t>
+        <w:t>The prompt forbade the production of search rationales.</w:t>
+      </w:r>
+      <w:r>
+        <w:rPr>
+          <w:rFonts w:ascii="휴먼명조" w:eastAsia="휴먼명조" w:hAnsi="휴먼명조" w:cs="휴먼명조"/>
+          <w:w w:val="97"/>
+        </w:rPr>
+        <w:t xml:space="preserve"> The system prompt (Appendix A) instructs the agent to "respond with only a JSON object, without explanation, markdown, or other text." As a result, 73.5% of the 200 trials returned only JSON. The "interpretable search rationale" required by RQ3 was excluded by design before it could become an object of measurement.</w:t>
+      </w:r>
+    </w:p>
+    <w:p>
+      <w:pPr>
+        <w:spacing w:line="384" w:lineRule="auto"/>
+      </w:pPr>
+      <w:r>
+        <w:rPr>
+          <w:rFonts w:ascii="휴먼명조" w:eastAsia="휴먼명조" w:hAnsi="휴먼명조" w:cs="휴먼명조"/>
+          <w:w w:val="97"/>
+        </w:rPr>
+        <w:t xml:space="preserve">· </w:t>
+      </w:r>
+      <w:r>
+        <w:rPr>
+          <w:rFonts w:ascii="휴먼명조" w:eastAsia="휴먼명조" w:hAnsi="휴먼명조" w:cs="휴먼명조"/>
+          <w:b/>
+          <w:w w:val="97"/>
+        </w:rPr>
+        <w:t>The search schedule conflicts with the actual budget.</w:t>
+      </w:r>
+      <w:r>
+        <w:rPr>
+          <w:rFonts w:ascii="휴먼명조" w:eastAsia="휴먼명조" w:hAnsi="휴먼명조" w:cs="휴먼명조"/>
+          <w:w w:val="97"/>
+        </w:rPr>
+        <w:t xml:space="preserve"> The prompt defines search stages by absolute trial number — early exploration 0-5, mid exploitation 5-20 ("take the best configuration and change only 1-2 parameters"), late refinement 20+. The actual budget, however, is 20 trials per repeat, so </w:t>
+      </w:r>
+      <w:r>
+        <w:rPr>
+          <w:rFonts w:ascii="휴먼명조" w:eastAsia="휴먼명조" w:hAnsi="휴먼명조" w:cs="휴먼명조"/>
+          <w:b/>
+          <w:w w:val="97"/>
+        </w:rPr>
+        <w:t>the late refinement stage never triggered and roughly 75% of the budget was spent in the interval instructed to "vary only around the best configuration."</w:t>
+      </w:r>
+      <w:r>
+        <w:rPr>
+          <w:rFonts w:ascii="휴먼명조" w:eastAsia="휴먼명조" w:hAnsi="휴먼명조" w:cs="휴먼명조"/>
+          <w:w w:val="97"/>
+        </w:rPr>
+        <w:t xml:space="preserve"> The duplicate proposals observed in Section 4.3.4 (12.5 of 20 unique configurations) may therefore be the result of faithfully following this instruction rather than a failure of the agent's judgement. The stage-transition logic on the code side (src/autoresearch/agent.py) is based on progress ratios (0.25/0.75) and should in principle adapt to the budget, but because of the un-injected total_trials described in the fourth item below, </w:t>
+      </w:r>
+      <w:r>
+        <w:rPr>
+          <w:rFonts w:ascii="휴먼명조" w:eastAsia="휴먼명조" w:hAnsi="휴먼명조" w:cs="휴먼명조"/>
+          <w:b/>
+          <w:w w:val="97"/>
+        </w:rPr>
+        <w:t>the code-side schedule was in fact truncated as well</w:t>
+      </w:r>
+      <w:r>
+        <w:rPr>
+          <w:rFonts w:ascii="휴먼명조" w:eastAsia="휴먼명조" w:hAnsi="휴먼명조" w:cs="휴먼명조"/>
+          <w:w w:val="97"/>
+        </w:rPr>
+        <w:t xml:space="preserve"> — an exhaustive tally of the 432 calls in the execution logs records the exploitation stage </w:t>
+      </w:r>
+      <w:r>
+        <w:rPr>
+          <w:rFonts w:ascii="휴먼명조" w:eastAsia="휴먼명조" w:hAnsi="휴먼명조" w:cs="휴먼명조"/>
+          <w:b/>
+          <w:w w:val="97"/>
+        </w:rPr>
+        <w:t>not once</w:t>
+      </w:r>
+      <w:r>
+        <w:rPr>
+          <w:rFonts w:ascii="휴먼명조" w:eastAsia="휴먼명조" w:hAnsi="휴먼명조" w:cs="휴먼명조"/>
+          <w:w w:val="97"/>
+        </w:rPr>
+        <w:t xml:space="preserve"> (exploration 166, transition 266). The final stage therefore never triggered on either the prompt side or the code side.</w:t>
+      </w:r>
+    </w:p>
+    <w:p>
+      <w:pPr>
+        <w:spacing w:line="384" w:lineRule="auto"/>
+      </w:pPr>
+      <w:r>
+        <w:rPr>
+          <w:rFonts w:ascii="휴먼명조" w:eastAsia="휴먼명조" w:hAnsi="휴먼명조" w:cs="휴먼명조"/>
+          <w:w w:val="97"/>
+        </w:rPr>
+        <w:lastRenderedPageBreak/>
+        <w:t xml:space="preserve">· </w:t>
+      </w:r>
+      <w:r>
+        <w:rPr>
+          <w:rFonts w:ascii="휴먼명조" w:eastAsia="휴먼명조" w:hAnsi="휴먼명조" w:cs="휴먼명조"/>
+          <w:b/>
+          <w:w w:val="97"/>
+        </w:rPr>
+        <w:t>Ineffective parameters were presented as search targets.</w:t>
+      </w:r>
+      <w:r>
+        <w:rPr>
+          <w:rFonts w:ascii="휴먼명조" w:eastAsia="휴먼명조" w:hAnsi="휴먼명조" w:cs="휴먼명조"/>
+          <w:w w:val="97"/>
+        </w:rPr>
+        <w:t xml:space="preserve"> The prompt includes epochs in the search space and even offers the guidance that "more epochs (3-5) help when data are limited," yet the implementation (src/autoresearch/agent.py) discards the proposed epochs and fixes max_steps=200. Cases appear in the actual logs where the agent diagnoses that "all trials have only 200 steps, so this looks like undertraining" or that "epochs were not changed" (Appendix B); these were accurate diagnoses, but the corresponding adjustment lever never worked in the first pla</w:t>
+      </w:r>
+      <w:r>
+        <w:rPr>
+          <w:rFonts w:ascii="휴먼명조" w:eastAsia="휴먼명조" w:hAnsi="휴먼명조" w:cs="휴먼명조"/>
+          <w:w w:val="97"/>
+        </w:rPr>
+        <w:t>ce.</w:t>
+      </w:r>
+    </w:p>
+    <w:p>
+      <w:pPr>
+        <w:spacing w:line="384" w:lineRule="auto"/>
+      </w:pPr>
+      <w:r>
+        <w:rPr>
+          <w:rFonts w:ascii="휴먼명조" w:eastAsia="휴먼명조" w:hAnsi="휴먼명조" w:cs="휴먼명조"/>
+          <w:w w:val="97"/>
+        </w:rPr>
+        <w:t xml:space="preserve">· </w:t>
+      </w:r>
+      <w:r>
+        <w:rPr>
+          <w:rFonts w:ascii="휴먼명조" w:eastAsia="휴먼명조" w:hAnsi="휴먼명조" w:cs="휴먼명조"/>
+          <w:b/>
+          <w:w w:val="97"/>
+        </w:rPr>
+        <w:t>The search budget was never injected into the code.</w:t>
+      </w:r>
+      <w:r>
+        <w:rPr>
+          <w:rFonts w:ascii="휴먼명조" w:eastAsia="휴먼명조" w:hAnsi="휴먼명조" w:cs="휴먼명조"/>
+          <w:w w:val="97"/>
+        </w:rPr>
+        <w:t xml:space="preserve"> The strategy object carries a total_trials default of 40, and the call site (src/autoresearch/run_phase3.py) did not pass the actual budget of 20. Progress consequently stopped at a maximum of 0.487, so </w:t>
+      </w:r>
+      <w:r>
+        <w:rPr>
+          <w:rFonts w:ascii="휴먼명조" w:eastAsia="휴먼명조" w:hAnsi="휴먼명조" w:cs="휴먼명조"/>
+          <w:b/>
+          <w:w w:val="97"/>
+        </w:rPr>
+        <w:t>both the temperature schedule and the stage schedule were truncated at their midpoints</w:t>
+      </w:r>
+      <w:r>
+        <w:rPr>
+          <w:rFonts w:ascii="휴먼명조" w:eastAsia="휴먼명조" w:hAnsi="휴먼명조" w:cs="휴먼명조"/>
+          <w:w w:val="97"/>
+        </w:rPr>
+        <w:t xml:space="preserve"> — the temperature descended only to 0.66 rather than the intended floor of 0.3 (see (4)), and the exploitation stage never triggered. This truncation was invisible in the recorded results because the phase and temperature fields declared on TrialResult are never populated along the construction path (src/autoresearch/loop.py), leaving both columns at their defaults ("", 0.0) for every trial; the actual values are recoverable only from the execution logs. Whereas the preceding three items are inconsistencie</w:t>
+      </w:r>
+      <w:r>
+        <w:rPr>
+          <w:rFonts w:ascii="휴먼명조" w:eastAsia="휴먼명조" w:hAnsi="휴먼명조" w:cs="휴먼명조"/>
+          <w:w w:val="97"/>
+        </w:rPr>
+        <w:t xml:space="preserve">s between prompt and implementation, this one is an inconsistency internal to the implementation, and it rules out explaining the duplicate proposals of Section 4.3.4 by insufficient temperature (reduced sampling diversity) — the actual temperature remained in a high </w:t>
+      </w:r>
+      <w:r>
+        <w:rPr>
+          <w:rFonts w:ascii="휴먼명조" w:eastAsia="휴먼명조" w:hAnsi="휴먼명조" w:cs="휴먼명조"/>
+          <w:w w:val="97"/>
+        </w:rPr>
+        <w:lastRenderedPageBreak/>
+        <w:t>range (1.0-0.66).</w:t>
       </w:r>
     </w:p>
     <w:p>
@@ -32175,25 +32576,45 @@
       <w:r>
         <w:rPr>
           <w:rFonts w:ascii="휴먼명조" w:eastAsia="휴먼명조" w:hAnsi="휴먼명조" w:cs="휴먼명조"/>
+          <w:w w:val="97"/>
+        </w:rPr>
+        <w:t xml:space="preserve">All four items apply only to the Autoresearch condition and not to the Random or Optuna conditions. The comparison in Section 4.3.1 must therefore be interpreted narrowly as </w:t>
+      </w:r>
+      <w:r>
+        <w:rPr>
+          <w:rFonts w:ascii="휴먼명조" w:eastAsia="휴먼명조" w:hAnsi="휴먼명조" w:cs="휴먼명조"/>
           <w:b/>
           <w:w w:val="97"/>
         </w:rPr>
-        <w:t>(5) Limited generalizability of the ablation results.</w:t>
-      </w:r>
-      <w:r>
-        <w:rPr>
-          <w:rFonts w:ascii="휴먼명조" w:eastAsia="휴먼명조" w:hAnsi="휴먼명조" w:cs="휴먼명조"/>
-          <w:w w:val="97"/>
-        </w:rPr>
-        <w:t xml:space="preserve"> Ablations A, B, and C in Phase 2 were all conducted under the single condition of PathVQA and Qwen3-VL-2B (Sections 4.2.2-4.2.4). The supplementary rank verification on SLAKE planned at the design stage </w:t>
-      </w:r>
+        <w:t>"a comparison between an agent operated with this prompt configuration and existing algorithms"</w:t>
+      </w:r>
+      <w:r>
+        <w:rPr>
+          <w:rFonts w:ascii="휴먼명조" w:eastAsia="휴먼명조" w:hAnsi="휴먼명조" w:cs="휴먼명조"/>
+          <w:w w:val="97"/>
+        </w:rPr>
+        <w:t xml:space="preserve"> rather than as "an algorithm comparison over an identical search space."</w:t>
+      </w:r>
+    </w:p>
+    <w:p>
+      <w:pPr>
+        <w:spacing w:line="384" w:lineRule="auto"/>
+        <w:ind w:firstLine="220"/>
+      </w:pPr>
       <w:r>
         <w:rPr>
           <w:rFonts w:ascii="휴먼명조" w:eastAsia="휴먼명조" w:hAnsi="휴먼명조" w:cs="휴먼명조"/>
           <w:b/>
           <w:w w:val="97"/>
         </w:rPr>
-        <w:t xml:space="preserve">could not be carried </w:t>
+        <w:t>This study did not merely note the limitation but verified it through a re-experiment</w:t>
+      </w:r>
+      <w:r>
+        <w:rPr>
+          <w:rFonts w:ascii="휴먼명조" w:eastAsia="휴먼명조" w:hAnsi="휴먼명조" w:cs="휴먼명조"/>
+          <w:w w:val="97"/>
+        </w:rPr>
+        <w:t xml:space="preserve"> (Section 4.3.5). In the autoresearch_v2 condition, which corrected the four items above plus the unstated prohibition on duplicates, the truncated temperature schedule descended to its planned floor of 0.30, the exploitation phase that had never fired was recorded 103 times, and unique configurations per repetition recovered from 12.5 to 18.90. </w:t>
       </w:r>
       <w:r>
         <w:rPr>
@@ -32201,15 +32622,81 @@
           <w:b/>
           <w:w w:val="97"/>
         </w:rPr>
+        <w:t>The duplicate proposals observed in Section 4.3.4 were thus confirmed to be a product of configuration inconsistency rather than an intrinsic limitation of the agent.</w:t>
+      </w:r>
+      <w:r>
+        <w:rPr>
+          <w:rFonts w:ascii="휴먼명조" w:eastAsia="휴먼명조" w:hAnsi="휴먼명조" w:cs="휴먼명조"/>
+          <w:w w:val="97"/>
+        </w:rPr>
+        <w:t xml:space="preserve"> Since the run-level mean still fell short of Optuna even after consistency was restored (0.4292 vs 0.4490), however, this limitation </w:t>
+      </w:r>
+      <w:r>
+        <w:rPr>
+          <w:rFonts w:ascii="휴먼명조" w:eastAsia="휴먼명조" w:hAnsi="휴먼명조" w:cs="휴먼명조"/>
+          <w:b/>
+          <w:w w:val="97"/>
+        </w:rPr>
+        <w:t>narrows the interpretive scope of the negative result in Section 4.3 without overturning the result itself.</w:t>
+      </w:r>
+      <w:r>
+        <w:rPr>
+          <w:rFonts w:ascii="휴먼명조" w:eastAsia="휴먼명조" w:hAnsi="휴먼명조" w:cs="휴먼명조"/>
+          <w:w w:val="97"/>
+        </w:rPr>
+        <w:t xml:space="preserve"> Because the re-experiment differs from the original in prompt and constraints, it was not folded into the four-strategy same-condition comparison table of Section 4.3.1.</w:t>
+      </w:r>
+    </w:p>
+    <w:p>
+      <w:pPr>
+        <w:spacing w:line="384" w:lineRule="auto"/>
+        <w:ind w:firstLine="220"/>
+      </w:pPr>
+      <w:r>
+        <w:rPr>
+          <w:rFonts w:ascii="휴먼명조" w:eastAsia="휴먼명조" w:hAnsi="휴먼명조" w:cs="휴먼명조"/>
+          <w:b/>
+          <w:w w:val="97"/>
+        </w:rPr>
+        <w:t>(9) Absence of multiple-comparison correction.</w:t>
+      </w:r>
+      <w:r>
+        <w:rPr>
+          <w:rFonts w:ascii="휴먼명조" w:eastAsia="휴먼명조" w:hAnsi="휴먼명조" w:cs="휴먼명조"/>
+          <w:w w:val="97"/>
+        </w:rPr>
+        <w:t xml:space="preserve"> This study performed more than 20 statistical tests across Phase 1 (Cochran's Q + McNemar), Phase 2 (paired t-test, Wilcoxon, bootstrap, and mixed-effects in parallel), and Phase 3 (Kruskal-Wallis + Mann-Whitney). </w:t>
+      </w:r>
+      <w:r>
+        <w:rPr>
+          <w:rFonts w:ascii="휴먼명조" w:eastAsia="휴먼명조" w:hAnsi="휴먼명조" w:cs="휴먼명조"/>
+          <w:b/>
+          <w:w w:val="97"/>
+        </w:rPr>
+        <w:t xml:space="preserve">Bonferroni </w:t>
+      </w:r>
+      <w:r>
+        <w:rPr>
+          <w:rFonts w:ascii="휴먼명조" w:eastAsia="휴먼명조" w:hAnsi="휴먼명조" w:cs="휴먼명조"/>
+          <w:b/>
+          <w:w w:val="97"/>
+        </w:rPr>
         <w:lastRenderedPageBreak/>
-        <w:t>out</w:t>
-      </w:r>
-      <w:r>
-        <w:rPr>
-          <w:rFonts w:ascii="휴먼명조" w:eastAsia="휴먼명조" w:hAnsi="휴먼명조" w:cs="휴먼명조"/>
-          <w:w w:val="97"/>
-        </w:rPr>
-        <w:t xml:space="preserve"> because of GPU time constraints. Whether the conclusion rank = 64, target = all-linear, ratio = 1.0 extends to other datasets and models is therefore unverified. In addition, the three axes were each verified independently with the others fixed, and the simultaneous combination of the three optima was not separately verified (Section 4.2.4). That Phase 3's free search converged independently on the same region partially compensates for this limitation (Section 4.4.5).</w:t>
+        <w:t>correction was applied only to the McNemar post-hoc tests in Phase 1; no integrated multiple-comparison correction spanning the whole pipeline was applied.</w:t>
+      </w:r>
+      <w:r>
+        <w:rPr>
+          <w:rFonts w:ascii="휴먼명조" w:eastAsia="휴먼명조" w:hAnsi="휴먼명조" w:cs="휴먼명조"/>
+          <w:w w:val="97"/>
+        </w:rPr>
+        <w:t xml:space="preserve"> Applying a significance level of 0.05 independently to each test accumulates family-wise error rate and increases the risk of chance significance (Type I error), so individual p-values must be interpreted with this in mind. The principal conclusions of this study are, however, supported not by single p-values but by triple verification (Phase 2) or non-overlapping confidence intervals (Phase 3, Section 4.3.1), so the possibility that the absence of correction reverses a conclusion is limited. Pipeline-leve</w:t>
+      </w:r>
+      <w:r>
+        <w:rPr>
+          <w:rFonts w:ascii="휴먼명조" w:eastAsia="휴먼명조" w:hAnsi="휴먼명조" w:cs="휴먼명조"/>
+          <w:w w:val="97"/>
+        </w:rPr>
+        <w:t>l FDR correction is left as future analytical work.</w:t>
       </w:r>
     </w:p>
     <w:p>
@@ -32223,14 +32710,29 @@
           <w:b/>
           <w:w w:val="97"/>
         </w:rPr>
-        <w:t>(6) Limits of statistical power.</w:t>
-      </w:r>
-      <w:r>
-        <w:rPr>
-          <w:rFonts w:ascii="휴먼명조" w:eastAsia="휴먼명조" w:hAnsi="휴먼명조" w:cs="휴먼명조"/>
-          <w:w w:val="97"/>
-        </w:rPr>
-        <w:t xml:space="preserve"> The test of the fine-tuning effect in Phase 2 has n = 9 (3 datasets × 3 seeds), and the run-level test in Phase 3 has n = 10 per strategy. Robustness was secured through triple verification (BCa bootstrap, mixed-effects, Wilcoxon) and a repeated run-level design, but the sample sizes themselves make the confidence intervals for effect sizes wide (for example, a Cohen's d 95% CI spanning [0.932, 3.153] in Section 4.2.1).</w:t>
+        <w:t>(10) The nature of the cross-dataset results.</w:t>
+      </w:r>
+      <w:r>
+        <w:rPr>
+          <w:rFonts w:ascii="휴먼명조" w:eastAsia="휴먼명조" w:hAnsi="휴먼명조" w:cs="휴먼명조"/>
+          <w:w w:val="97"/>
+        </w:rPr>
+        <w:t xml:space="preserve"> The cross-dataset performance change in Section 4.2.5(B) is not catastrophic forgetting in the strict sense (the phenomenon of losing an ability possessed before fine-tuning). Because PathVQA (pathology tissue) and SLAKE/VQA-RAD (radiology) differ in image domain itself, this metric is closer to </w:t>
+      </w:r>
+      <w:r>
+        <w:rPr>
+          <w:rFonts w:ascii="휴먼명조" w:eastAsia="휴먼명조" w:hAnsi="휴먼명조" w:cs="휴먼명조"/>
+          <w:b/>
+          <w:w w:val="97"/>
+        </w:rPr>
+        <w:t>a domain generalization gap predictable from domain specialization</w:t>
+      </w:r>
+      <w:r>
+        <w:rPr>
+          <w:rFonts w:ascii="휴먼명조" w:eastAsia="휴먼명조" w:hAnsi="휴먼명조" w:cs="휴먼명조"/>
+          <w:w w:val="97"/>
+        </w:rPr>
+        <w:t>. The thesis states this explicitly in Section 4.2.5, and strict determination of catastrophic forgetting is confined to interpretation of the (A) VQAv2 metric.</w:t>
       </w:r>
     </w:p>
     <w:p>
@@ -32244,21 +32746,29 @@
           <w:b/>
           <w:w w:val="97"/>
         </w:rPr>
-        <w:t>(7) Indirectness of the clinical significance evaluation.</w:t>
-      </w:r>
-      <w:r>
-        <w:rPr>
-          <w:rFonts w:ascii="휴먼명조" w:eastAsia="휴먼명조" w:hAnsi="휴먼명조" w:cs="휴먼명조"/>
-          <w:w w:val="97"/>
-        </w:rPr>
-        <w:t xml:space="preserve"> The per-question-type weights of Weighted Clinical Accuracy (WCA) are a provisional scale assigned by the researcher without external clinical literature or expert consensus (Section 3.8.3) and cannot be interpreted as an absolute scale of clinical importance. Expected Calibration Error (ECE) could not be computed because the current evaluation pipeline does not store per-sample confidence. The possibility raised in Section 4.4.4 — that accuracy gains were concentrated in types of low clinical value — was </w:t>
-      </w:r>
-      <w:r>
-        <w:rPr>
-          <w:rFonts w:ascii="휴먼명조" w:eastAsia="휴먼명조" w:hAnsi="휴먼명조" w:cs="휴먼명조"/>
-          <w:w w:val="97"/>
-        </w:rPr>
-        <w:t xml:space="preserve">verified by a type-level decomposition over all 810 trials (Table 4.4), and the concentration itself is confirmed. The decisive constraint on that verification, however, lies in the type composition of </w:t>
+        <w:t>(11) Architectural heterogeneity of Gemma4-E2B.</w:t>
+      </w:r>
+      <w:r>
+        <w:rPr>
+          <w:rFonts w:ascii="휴먼명조" w:eastAsia="휴먼명조" w:hAnsi="휴먼명조" w:cs="휴먼명조"/>
+          <w:w w:val="97"/>
+        </w:rPr>
+        <w:t xml:space="preserve"> Of the four models evaluated, </w:t>
+      </w:r>
+      <w:r>
+        <w:rPr>
+          <w:rFonts w:ascii="휴먼명조" w:eastAsia="휴먼명조" w:hAnsi="휴먼명조" w:cs="휴먼명조"/>
+          <w:b/>
+          <w:w w:val="97"/>
+        </w:rPr>
+        <w:t>only Gemma4-E2B has a Mixture-of-Experts (MoE) structure</w:t>
+      </w:r>
+      <w:r>
+        <w:rPr>
+          <w:rFonts w:ascii="휴먼명조" w:eastAsia="휴먼명조" w:hAnsi="휴먼명조" w:cs="휴먼명조"/>
+          <w:w w:val="97"/>
+        </w:rPr>
+        <w:t xml:space="preserve">, activating 2.3B at inference while its stored parameters reach 5.1B (Section 3.3). The other three are dense structures whose active and total parameters coincide. Since this study's "lightweight VLM" selection </w:t>
       </w:r>
       <w:r>
         <w:rPr>
@@ -32266,7 +32776,7 @@
           <w:w w:val="97"/>
         </w:rPr>
         <w:lastRenderedPageBreak/>
-        <w:t xml:space="preserve">the evaluation sample: among the 500 evaluation items, diagnosis has 3, measurement has 4, and temporal has none, so </w:t>
+        <w:t xml:space="preserve">criterion took </w:t>
       </w:r>
       <w:r>
         <w:rPr>
@@ -32274,14 +32784,29 @@
           <w:b/>
           <w:w w:val="97"/>
         </w:rPr>
-        <w:t>performance on the highest-weighted types is effectively undetermined</w:t>
-      </w:r>
-      <w:r>
-        <w:rPr>
-          <w:rFonts w:ascii="휴먼명조" w:eastAsia="휴먼명조" w:hAnsi="휴먼명조" w:cs="휴먼명조"/>
-          <w:w w:val="97"/>
-        </w:rPr>
-        <w:t>. This constraint originates in the type distribution of PathVQA itself (diagnosis is 23 of all 6,719 items, 0.34%) rather than in this study's evaluation design, and removing it would require a separate evaluation set that oversamples the clinically important types (Section 5.4).</w:t>
+        <w:t>active parameters</w:t>
+      </w:r>
+      <w:r>
+        <w:rPr>
+          <w:rFonts w:ascii="휴먼명조" w:eastAsia="휴먼명조" w:hAnsi="휴먼명조" w:cs="휴먼명조"/>
+          <w:w w:val="97"/>
+        </w:rPr>
+        <w:t xml:space="preserve"> as its basis, in line with the research aim of consumer-GPU feasibility, the selection itself is consistent; but the discussion of the "non-monotonic relationship between scale and performance" in Section 4.4.2 </w:t>
+      </w:r>
+      <w:r>
+        <w:rPr>
+          <w:rFonts w:ascii="휴먼명조" w:eastAsia="휴먼명조" w:hAnsi="휴먼명조" w:cs="휴먼명조"/>
+          <w:b/>
+          <w:w w:val="97"/>
+        </w:rPr>
+        <w:t>must not be extended into a scale comparison on a stored-parameter basis</w:t>
+      </w:r>
+      <w:r>
+        <w:rPr>
+          <w:rFonts w:ascii="휴먼명조" w:eastAsia="휴먼명조" w:hAnsi="휴먼명조" w:cs="휴먼명조"/>
+          <w:w w:val="97"/>
+        </w:rPr>
+        <w:t xml:space="preserve"> — by stored parameters Gemma4-E2B is the largest model, so its last-place performance may equally be read as "the largest stored scale ranked last." The conclusion of Section 4.4.2 (non-monotonicity with respect to active parameters and VRAM) holds, but the axis of interpretation must be stated.</w:t>
       </w:r>
     </w:p>
     <w:p>
@@ -32295,26 +32820,14 @@
           <w:b/>
           <w:w w:val="97"/>
         </w:rPr>
-        <w:t>(8) Internal inconsistencies in the autonomous agent's configuration.</w:t>
-      </w:r>
-      <w:r>
-        <w:rPr>
-          <w:rFonts w:ascii="휴먼명조" w:eastAsia="휴먼명조" w:hAnsi="휴먼명조" w:cs="휴먼명조"/>
-          <w:w w:val="97"/>
-        </w:rPr>
-        <w:t xml:space="preserve"> The most serious limitation identified post hoc is that the Autoresearch condition contains the following four configuration inconsistencies. These are stated explicitly because they prevent the negative result of Section 4.3 from being generalized as an "intrinsic limitation of LLM agents."</w:t>
-      </w:r>
-    </w:p>
-    <w:p>
-      <w:pPr>
-        <w:spacing w:line="384" w:lineRule="auto"/>
-      </w:pPr>
-      <w:r>
-        <w:rPr>
-          <w:rFonts w:ascii="휴먼명조" w:eastAsia="휴먼명조" w:hAnsi="휴먼명조" w:cs="휴먼명조"/>
-          <w:w w:val="97"/>
-        </w:rPr>
-        <w:t xml:space="preserve">· </w:t>
+        <w:t>(12) Structural constraint of the training-budget ceiling (max_steps cap).</w:t>
+      </w:r>
+      <w:r>
+        <w:rPr>
+          <w:rFonts w:ascii="휴먼명조" w:eastAsia="휴먼명조" w:hAnsi="휴먼명조" w:cs="휴먼명조"/>
+          <w:w w:val="97"/>
+        </w:rPr>
+        <w:t xml:space="preserve"> Phase 2 applied a ceiling of max_steps=500 because of GPU time constraints (Section 3.6), which </w:t>
       </w:r>
       <w:r>
         <w:rPr>
@@ -32322,41 +32835,42 @@
           <w:b/>
           <w:w w:val="97"/>
         </w:rPr>
-        <w:t>The prompt forbade the production of search rationales.</w:t>
-      </w:r>
-      <w:r>
-        <w:rPr>
-          <w:rFonts w:ascii="휴먼명조" w:eastAsia="휴먼명조" w:hAnsi="휴먼명조" w:cs="휴먼명조"/>
-          <w:w w:val="97"/>
-        </w:rPr>
-        <w:t xml:space="preserve"> The system prompt (Appendix A) instructs the agent to "respond with only a JSON object, without explanation, markdown, or other text." As a result, 73.5% of the 200 trials returned only JSON. The "interpretable search rationale" required by RQ3 was excluded by design before it could become an object of measurement.</w:t>
-      </w:r>
-    </w:p>
-    <w:p>
-      <w:pPr>
-        <w:spacing w:line="384" w:lineRule="auto"/>
-      </w:pPr>
-      <w:r>
-        <w:rPr>
-          <w:rFonts w:ascii="휴먼명조" w:eastAsia="휴먼명조" w:hAnsi="휴먼명조" w:cs="휴먼명조"/>
-          <w:w w:val="97"/>
-        </w:rPr>
-        <w:t xml:space="preserve">· </w:t>
-      </w:r>
+        <w:t>fixes training volume regardless of dataset size</w:t>
+      </w:r>
+      <w:r>
+        <w:rPr>
+          <w:rFonts w:ascii="휴먼명조" w:eastAsia="휴먼명조" w:hAnsi="휴먼명조" w:cs="휴먼명조"/>
+          <w:w w:val="97"/>
+        </w:rPr>
+        <w:t>. Consequently the small VQA-RAD is trained for roughly 2 epochs or more while the large PathVQA does not reach 1 epoch. The dataset-level performance gaps observed in Sections 4.2 and 4.4.6 may therefore partly reflect this difference in effective training volume; in particular, the interpretation in Section 4.4.6 of the PathVQA and VQA-RAD gap in terms of "task specialization" cannot exclude the alternative explanation of differing training budgets. Full-epoch retraining per dataset is left as follow-up w</w:t>
+      </w:r>
+      <w:r>
+        <w:rPr>
+          <w:rFonts w:ascii="휴먼명조" w:eastAsia="휴먼명조" w:hAnsi="휴먼명조" w:cs="휴먼명조"/>
+          <w:w w:val="97"/>
+        </w:rPr>
+        <w:t>ork.</w:t>
+      </w:r>
+    </w:p>
+    <w:p>
+      <w:pPr>
+        <w:spacing w:line="384" w:lineRule="auto"/>
+        <w:ind w:firstLine="220"/>
+      </w:pPr>
       <w:r>
         <w:rPr>
           <w:rFonts w:ascii="휴먼명조" w:eastAsia="휴먼명조" w:hAnsi="휴먼명조" w:cs="휴먼명조"/>
           <w:b/>
           <w:w w:val="97"/>
         </w:rPr>
-        <w:t>The search schedule conflicts with the actual budget.</w:t>
-      </w:r>
-      <w:r>
-        <w:rPr>
-          <w:rFonts w:ascii="휴먼명조" w:eastAsia="휴먼명조" w:hAnsi="휴먼명조" w:cs="휴먼명조"/>
-          <w:w w:val="97"/>
-        </w:rPr>
-        <w:t xml:space="preserve"> The prompt defines search stages by absolute trial number — early exploration 0-5, mid exploitation 5-20 ("take the best configuration and change only 1-2 parameters"), late refinement 20+. The actual budget, however, is 20 trials per repeat, so </w:t>
+        <w:t>(13) Impact of the reduced Phase 3 search budget.</w:t>
+      </w:r>
+      <w:r>
+        <w:rPr>
+          <w:rFonts w:ascii="휴먼명조" w:eastAsia="휴먼명조" w:hAnsi="휴먼명조" w:cs="휴먼명조"/>
+          <w:w w:val="97"/>
+        </w:rPr>
+        <w:t xml:space="preserve"> As described in Section 3.7, the number of search trials per strategy was reduced from the original 40 to 20. Since the number of repeats (10), the unit of run-level testing, was preserved, the validity of the statistical tests is unaffected; however, </w:t>
       </w:r>
       <w:r>
         <w:rPr>
@@ -32364,37 +32878,44 @@
           <w:b/>
           <w:w w:val="97"/>
         </w:rPr>
-        <w:t>the late refinement stage never triggered and roughly 75% of the budget was spent in the interval instructed to "vary only around the best configuration."</w:t>
-      </w:r>
-      <w:r>
-        <w:rPr>
-          <w:rFonts w:ascii="휴먼명조" w:eastAsia="휴먼명조" w:hAnsi="휴먼명조" w:cs="휴먼명조"/>
-          <w:w w:val="97"/>
-        </w:rPr>
-        <w:t xml:space="preserve"> The duplicate proposals observed in </w:t>
-      </w:r>
-      <w:r>
-        <w:rPr>
-          <w:rFonts w:ascii="휴먼명조" w:eastAsia="휴먼명조" w:hAnsi="휴먼명조" w:cs="휴먼명조"/>
+        <w:t xml:space="preserve">halving the number of hyperparameter </w:t>
+      </w:r>
+      <w:r>
+        <w:rPr>
+          <w:rFonts w:ascii="휴먼명조" w:eastAsia="휴먼명조" w:hAnsi="휴먼명조" w:cs="휴먼명조"/>
+          <w:b/>
           <w:w w:val="97"/>
         </w:rPr>
         <w:lastRenderedPageBreak/>
-        <w:t xml:space="preserve">Section 4.3.4 (12.5 of 20 unique configurations) may therefore be the result of faithfully following this instruction rather than a failure of the agent's judgement. The stage-transition logic on the code side (src/autoresearch/agent.py) is based on progress ratios (0.25/0.75) and should in principle adapt to the budget, but because of the un-injected total_trials described in the fourth item below, </w:t>
-      </w:r>
+        <w:t>combinations each strategy could explore may have led to an underestimate of attainable performance relative to the original design</w:t>
+      </w:r>
+      <w:r>
+        <w:rPr>
+          <w:rFonts w:ascii="휴먼명조" w:eastAsia="휴먼명조" w:hAnsi="휴먼명조" w:cs="휴먼명조"/>
+          <w:w w:val="97"/>
+        </w:rPr>
+        <w:t>. This impact is expected to be larger for sequential optimization strategies (Optuna, Autoresearch), and indeed a substantial number of Autoresearch runs were still improving when the budget was exhausted (Section 4.3.3).</w:t>
+      </w:r>
+    </w:p>
+    <w:p>
+      <w:pPr>
+        <w:spacing w:line="384" w:lineRule="auto"/>
+        <w:ind w:firstLine="220"/>
+      </w:pPr>
       <w:r>
         <w:rPr>
           <w:rFonts w:ascii="휴먼명조" w:eastAsia="휴먼명조" w:hAnsi="휴먼명조" w:cs="휴먼명조"/>
           <w:b/>
           <w:w w:val="97"/>
         </w:rPr>
-        <w:t>the code-side schedule was in fact truncated as well</w:t>
-      </w:r>
-      <w:r>
-        <w:rPr>
-          <w:rFonts w:ascii="휴먼명조" w:eastAsia="휴먼명조" w:hAnsi="휴먼명조" w:cs="휴먼명조"/>
-          <w:w w:val="97"/>
-        </w:rPr>
-        <w:t xml:space="preserve"> — an exhaustive tally of the 432 calls in the execution logs records the exploitation stage </w:t>
+        <w:t>(14) Absence of verification on actual 16GB hardware.</w:t>
+      </w:r>
+      <w:r>
+        <w:rPr>
+          <w:rFonts w:ascii="휴먼명조" w:eastAsia="휴먼명조" w:hAnsi="휴먼명조" w:cs="휴먼명조"/>
+          <w:w w:val="97"/>
+        </w:rPr>
+        <w:t xml:space="preserve"> This study set out to demonstrate "domain adaptation on consumer-grade GPUs," yet all execution took place on 24GB cards (RTX 4090 for Phases 1-2, RTX 3090 for Phase 3; Section 3.2.1). Feasibility in the 16GB class was </w:t>
       </w:r>
       <w:r>
         <w:rPr>
@@ -32402,60 +32923,42 @@
           <w:b/>
           <w:w w:val="97"/>
         </w:rPr>
-        <w:t>not once</w:t>
-      </w:r>
-      <w:r>
-        <w:rPr>
-          <w:rFonts w:ascii="휴먼명조" w:eastAsia="휴먼명조" w:hAnsi="휴먼명조" w:cs="휴먼명조"/>
-          <w:w w:val="97"/>
-        </w:rPr>
-        <w:t xml:space="preserve"> (exploration 166, transition 266). The final stage therefore never triggered on either the prompt side or the code side.</w:t>
-      </w:r>
-    </w:p>
-    <w:p>
-      <w:pPr>
-        <w:spacing w:line="384" w:lineRule="auto"/>
-      </w:pPr>
-      <w:r>
-        <w:rPr>
-          <w:rFonts w:ascii="휴먼명조" w:eastAsia="휴먼명조" w:hAnsi="휴먼명조" w:cs="휴먼명조"/>
-          <w:w w:val="97"/>
-        </w:rPr>
-        <w:t xml:space="preserve">· </w:t>
-      </w:r>
+        <w:t>inferred</w:t>
+      </w:r>
+      <w:r>
+        <w:rPr>
+          <w:rFonts w:ascii="휴먼명조" w:eastAsia="휴먼명조" w:hAnsi="휴먼명조" w:cs="휴먼명조"/>
+          <w:w w:val="97"/>
+        </w:rPr>
+        <w:t xml:space="preserve"> from the fact that measured peak VRAM (at most 14,373MB during Phase 2 training) falls within the 16GB limit; it was not verified by running directly on a 16GB card. In a real 16GB environment, usable VRAM is smaller than the nominal capacity because of the OS and display output, and fragmentation behaves differently, so an out-of-memory risk cannot be excluded for Gemma4-E2B in particular, whose headroom is under 2GB. The other three models (4,015-7,943MB) have ample margin. Reproduction on actual 16GB ha</w:t>
+      </w:r>
+      <w:r>
+        <w:rPr>
+          <w:rFonts w:ascii="휴먼명조" w:eastAsia="휴먼명조" w:hAnsi="휴먼명조" w:cs="휴먼명조"/>
+          <w:w w:val="97"/>
+        </w:rPr>
+        <w:t>rdware is left as follow-up work.</w:t>
+      </w:r>
+    </w:p>
+    <w:p>
+      <w:pPr>
+        <w:spacing w:line="384" w:lineRule="auto"/>
+        <w:ind w:firstLine="220"/>
+      </w:pPr>
       <w:r>
         <w:rPr>
           <w:rFonts w:ascii="휴먼명조" w:eastAsia="휴먼명조" w:hAnsi="휴먼명조" w:cs="휴먼명조"/>
           <w:b/>
           <w:w w:val="97"/>
         </w:rPr>
-        <w:t>Ineffective parameters were presented as search targets.</w:t>
-      </w:r>
-      <w:r>
-        <w:rPr>
-          <w:rFonts w:ascii="휴먼명조" w:eastAsia="휴먼명조" w:hAnsi="휴먼명조" w:cs="휴먼명조"/>
-          <w:w w:val="97"/>
-        </w:rPr>
-        <w:t xml:space="preserve"> The prompt includes epochs in the search space and even offers the guidance that "more epochs (3-5) help when data are limited," yet the implementation (src/autoresearch/agent.py) discards the proposed epochs and fixes max_steps=200. Cases appear in the actual logs where the agent diagnoses that "all trials have only 200 steps, so this looks like undertraining" or that "epochs were not changed" (Appendix B); these were accurate diagnoses, but the corresponding adjustment lever never worked in the first pla</w:t>
-      </w:r>
-      <w:r>
-        <w:rPr>
-          <w:rFonts w:ascii="휴먼명조" w:eastAsia="휴먼명조" w:hAnsi="휴먼명조" w:cs="휴먼명조"/>
-          <w:w w:val="97"/>
-        </w:rPr>
-        <w:t>ce.</w:t>
-      </w:r>
-    </w:p>
-    <w:p>
-      <w:pPr>
-        <w:spacing w:line="384" w:lineRule="auto"/>
-      </w:pPr>
-      <w:r>
-        <w:rPr>
-          <w:rFonts w:ascii="휴먼명조" w:eastAsia="휴먼명조" w:hAnsi="휴먼명조" w:cs="휴먼명조"/>
-          <w:w w:val="97"/>
-        </w:rPr>
-        <w:t xml:space="preserve">· </w:t>
+        <w:t>(15) External service failure during the re-experiment, and re-runs.</w:t>
+      </w:r>
+      <w:r>
+        <w:rPr>
+          <w:rFonts w:ascii="휴먼명조" w:eastAsia="휴먼명조" w:hAnsi="휴먼명조" w:cs="휴먼명조"/>
+          <w:w w:val="97"/>
+        </w:rPr>
+        <w:t xml:space="preserve"> In the autoresearch_v2 execution of Section 4.3.5, </w:t>
       </w:r>
       <w:r>
         <w:rPr>
@@ -32463,14 +32966,14 @@
           <w:b/>
           <w:w w:val="97"/>
         </w:rPr>
-        <w:t>The search budget was never injected into the code.</w:t>
-      </w:r>
-      <w:r>
-        <w:rPr>
-          <w:rFonts w:ascii="휴먼명조" w:eastAsia="휴먼명조" w:hAnsi="휴먼명조" w:cs="휴먼명조"/>
-          <w:w w:val="97"/>
-        </w:rPr>
-        <w:t xml:space="preserve"> The strategy object carries a total_trials default of 40, and the call site (src/autoresearch/run_phase3.py) did not pass the actual budget of 20. Progress consequently stopped at a maximum of 0.487, so </w:t>
+        <w:t>8 of 200 trials failed before training began</w:t>
+      </w:r>
+      <w:r>
+        <w:rPr>
+          <w:rFonts w:ascii="휴먼명조" w:eastAsia="휴먼명조" w:hAnsi="휴먼명조" w:cs="휴먼명조"/>
+          <w:w w:val="97"/>
+        </w:rPr>
+        <w:t xml:space="preserve">. The cause lay neither in the hyperparameters nor in the training code, but in a 120-second timeout that occurred while the fine-tuning library used (Unsloth) transmitted execution-environment statistics to an external hub immediately before training. The model weights required were already in the local cache, so this call is unrelated to training. After disabling that telemetry, </w:t>
       </w:r>
       <w:r>
         <w:rPr>
@@ -32478,451 +32981,16 @@
           <w:b/>
           <w:w w:val="97"/>
         </w:rPr>
-        <w:t>both the temperature schedule and the stage schedule were truncated at their midpoints</w:t>
-      </w:r>
-      <w:r>
-        <w:rPr>
-          <w:rFonts w:ascii="휴먼명조" w:eastAsia="휴먼명조" w:hAnsi="휴먼명조" w:cs="휴먼명조"/>
-          <w:w w:val="97"/>
-        </w:rPr>
-        <w:t xml:space="preserve"> — the temperature descended only to 0.66 rather than the </w:t>
-      </w:r>
-      <w:r>
-        <w:rPr>
-          <w:rFonts w:ascii="휴먼명조" w:eastAsia="휴먼명조" w:hAnsi="휴먼명조" w:cs="휴먼명조"/>
+        <w:t xml:space="preserve">the 8 trials were re-run under </w:t>
+      </w:r>
+      <w:r>
+        <w:rPr>
+          <w:rFonts w:ascii="휴먼명조" w:eastAsia="휴먼명조" w:hAnsi="휴먼명조" w:cs="휴먼명조"/>
+          <w:b/>
           <w:w w:val="97"/>
         </w:rPr>
         <w:lastRenderedPageBreak/>
-        <w:t>intended floor of 0.3 (see (4)), and the exploitation stage never triggered. This truncation was invisible in the recorded results because the phase and temperature fields declared on TrialResult are never populated along the construction path (src/autoresearch/loop.py), leaving both columns at their defaults ("", 0.0) for every trial; the actual values are recoverable only from the execution logs. Whereas the preceding three items are inconsistencie</w:t>
-      </w:r>
-      <w:r>
-        <w:rPr>
-          <w:rFonts w:ascii="휴먼명조" w:eastAsia="휴먼명조" w:hAnsi="휴먼명조" w:cs="휴먼명조"/>
-          <w:w w:val="97"/>
-        </w:rPr>
-        <w:t>s between prompt and implementation, this one is an inconsistency internal to the implementation, and it rules out explaining the duplicate proposals of Section 4.3.4 by insufficient temperature (reduced sampling diversity) — the actual temperature remained in a high range (1.0-0.66).</w:t>
-      </w:r>
-    </w:p>
-    <w:p>
-      <w:pPr>
-        <w:spacing w:line="384" w:lineRule="auto"/>
-        <w:ind w:firstLine="220"/>
-      </w:pPr>
-      <w:r>
-        <w:rPr>
-          <w:rFonts w:ascii="휴먼명조" w:eastAsia="휴먼명조" w:hAnsi="휴먼명조" w:cs="휴먼명조"/>
-          <w:w w:val="97"/>
-        </w:rPr>
-        <w:t xml:space="preserve">All four items apply only to the Autoresearch condition and not to the Random or Optuna conditions. The comparison in Section 4.3.1 must therefore be interpreted narrowly as </w:t>
-      </w:r>
-      <w:r>
-        <w:rPr>
-          <w:rFonts w:ascii="휴먼명조" w:eastAsia="휴먼명조" w:hAnsi="휴먼명조" w:cs="휴먼명조"/>
-          <w:b/>
-          <w:w w:val="97"/>
-        </w:rPr>
-        <w:t>"a comparison between an agent operated with this prompt configuration and existing algorithms"</w:t>
-      </w:r>
-      <w:r>
-        <w:rPr>
-          <w:rFonts w:ascii="휴먼명조" w:eastAsia="휴먼명조" w:hAnsi="휴먼명조" w:cs="휴먼명조"/>
-          <w:w w:val="97"/>
-        </w:rPr>
-        <w:t xml:space="preserve"> rather than as "an algorithm comparison over an identical search space."</w:t>
-      </w:r>
-    </w:p>
-    <w:p>
-      <w:pPr>
-        <w:spacing w:line="384" w:lineRule="auto"/>
-        <w:ind w:firstLine="220"/>
-      </w:pPr>
-      <w:r>
-        <w:rPr>
-          <w:rFonts w:ascii="휴먼명조" w:eastAsia="휴먼명조" w:hAnsi="휴먼명조" w:cs="휴먼명조"/>
-          <w:b/>
-          <w:w w:val="97"/>
-        </w:rPr>
-        <w:t>This study did not merely note the limitation but verified it through a re-experiment</w:t>
-      </w:r>
-      <w:r>
-        <w:rPr>
-          <w:rFonts w:ascii="휴먼명조" w:eastAsia="휴먼명조" w:hAnsi="휴먼명조" w:cs="휴먼명조"/>
-          <w:w w:val="97"/>
-        </w:rPr>
-        <w:t xml:space="preserve"> (Section 4.3.5). In the autoresearch_v2 condition, which corrected the four items above plus the unstated prohibition on duplicates, the truncated temperature schedule descended to its planned floor of 0.30, the exploitation phase that had never fired was recorded 103 times, and unique configurations per repetition recovered from 12.5 to 18.90. </w:t>
-      </w:r>
-      <w:r>
-        <w:rPr>
-          <w:rFonts w:ascii="휴먼명조" w:eastAsia="휴먼명조" w:hAnsi="휴먼명조" w:cs="휴먼명조"/>
-          <w:b/>
-          <w:w w:val="97"/>
-        </w:rPr>
-        <w:t>The duplicate proposals observed in Section 4.3.4 were thus confirmed to be a product of configuration inconsistency rather than an intrinsic limitation of the agent.</w:t>
-      </w:r>
-      <w:r>
-        <w:rPr>
-          <w:rFonts w:ascii="휴먼명조" w:eastAsia="휴먼명조" w:hAnsi="휴먼명조" w:cs="휴먼명조"/>
-          <w:w w:val="97"/>
-        </w:rPr>
-        <w:t xml:space="preserve"> Since the run-level mean still fell short </w:t>
-      </w:r>
-      <w:r>
-        <w:rPr>
-          <w:rFonts w:ascii="휴먼명조" w:eastAsia="휴먼명조" w:hAnsi="휴먼명조" w:cs="휴먼명조"/>
-          <w:w w:val="97"/>
-        </w:rPr>
-        <w:lastRenderedPageBreak/>
-        <w:t xml:space="preserve">of Optuna even after consistency was restored (0.4292 vs 0.4490), however, this limitation </w:t>
-      </w:r>
-      <w:r>
-        <w:rPr>
-          <w:rFonts w:ascii="휴먼명조" w:eastAsia="휴먼명조" w:hAnsi="휴먼명조" w:cs="휴먼명조"/>
-          <w:b/>
-          <w:w w:val="97"/>
-        </w:rPr>
-        <w:t>narrows the interpretive scope of the negative result in Section 4.3 without overturning the result itself.</w:t>
-      </w:r>
-      <w:r>
-        <w:rPr>
-          <w:rFonts w:ascii="휴먼명조" w:eastAsia="휴먼명조" w:hAnsi="휴먼명조" w:cs="휴먼명조"/>
-          <w:w w:val="97"/>
-        </w:rPr>
-        <w:t xml:space="preserve"> Because the re-experiment differs from the original in prompt and constraints, it was not folded into the four-strategy same-condition comparison table of Section 4.3.1.</w:t>
-      </w:r>
-    </w:p>
-    <w:p>
-      <w:pPr>
-        <w:spacing w:line="384" w:lineRule="auto"/>
-        <w:ind w:firstLine="220"/>
-      </w:pPr>
-      <w:r>
-        <w:rPr>
-          <w:rFonts w:ascii="휴먼명조" w:eastAsia="휴먼명조" w:hAnsi="휴먼명조" w:cs="휴먼명조"/>
-          <w:b/>
-          <w:w w:val="97"/>
-        </w:rPr>
-        <w:t>(9) Absence of multiple-comparison correction.</w:t>
-      </w:r>
-      <w:r>
-        <w:rPr>
-          <w:rFonts w:ascii="휴먼명조" w:eastAsia="휴먼명조" w:hAnsi="휴먼명조" w:cs="휴먼명조"/>
-          <w:w w:val="97"/>
-        </w:rPr>
-        <w:t xml:space="preserve"> This study performed more than 20 statistical tests across Phase 1 (Cochran's Q + McNemar), Phase 2 (paired t-test, Wilcoxon, bootstrap, and mixed-effects in parallel), and Phase 3 (Kruskal-Wallis + Mann-Whitney). </w:t>
-      </w:r>
-      <w:r>
-        <w:rPr>
-          <w:rFonts w:ascii="휴먼명조" w:eastAsia="휴먼명조" w:hAnsi="휴먼명조" w:cs="휴먼명조"/>
-          <w:b/>
-          <w:w w:val="97"/>
-        </w:rPr>
-        <w:t>Bonferroni correction was applied only to the McNemar post-hoc tests in Phase 1; no integrated multiple-comparison correction spanning the whole pipeline was applied.</w:t>
-      </w:r>
-      <w:r>
-        <w:rPr>
-          <w:rFonts w:ascii="휴먼명조" w:eastAsia="휴먼명조" w:hAnsi="휴먼명조" w:cs="휴먼명조"/>
-          <w:w w:val="97"/>
-        </w:rPr>
-        <w:t xml:space="preserve"> Applying a significance level of 0.05 independently to each test accumulates family-wise error rate and increases the risk of chance significance (Type I error), so individual p-values must be interpreted with this in mind. The principal conclusions of this study are, however, supported not by single p-values but by triple verification (Phase 2) or non-overlapping confidence intervals (Phase 3, Section 4.3.1), so the possibility that the absence of correction reverses a conclusion is limited. Pipeline-leve</w:t>
-      </w:r>
-      <w:r>
-        <w:rPr>
-          <w:rFonts w:ascii="휴먼명조" w:eastAsia="휴먼명조" w:hAnsi="휴먼명조" w:cs="휴먼명조"/>
-          <w:w w:val="97"/>
-        </w:rPr>
-        <w:t>l FDR correction is left as future analytical work.</w:t>
-      </w:r>
-    </w:p>
-    <w:p>
-      <w:pPr>
-        <w:spacing w:line="384" w:lineRule="auto"/>
-        <w:ind w:firstLine="220"/>
-      </w:pPr>
-      <w:r>
-        <w:rPr>
-          <w:rFonts w:ascii="휴먼명조" w:eastAsia="휴먼명조" w:hAnsi="휴먼명조" w:cs="휴먼명조"/>
-          <w:b/>
-          <w:w w:val="97"/>
-        </w:rPr>
-        <w:t>(10) The nature of the cross-dataset results.</w:t>
-      </w:r>
-      <w:r>
-        <w:rPr>
-          <w:rFonts w:ascii="휴먼명조" w:eastAsia="휴먼명조" w:hAnsi="휴먼명조" w:cs="휴먼명조"/>
-          <w:w w:val="97"/>
-        </w:rPr>
-        <w:t xml:space="preserve"> The cross-dataset performance change in Section 4.2.5(B) is not catastrophic forgetting in the strict sense (the phenomenon of losing an ability possessed before fine-tuning). Because PathVQA (pathology tissue) and SLAKE/VQA-RAD </w:t>
-      </w:r>
-      <w:r>
-        <w:rPr>
-          <w:rFonts w:ascii="휴먼명조" w:eastAsia="휴먼명조" w:hAnsi="휴먼명조" w:cs="휴먼명조"/>
-          <w:w w:val="97"/>
-        </w:rPr>
-        <w:lastRenderedPageBreak/>
-        <w:t xml:space="preserve">(radiology) differ in image domain itself, this metric is closer to </w:t>
-      </w:r>
-      <w:r>
-        <w:rPr>
-          <w:rFonts w:ascii="휴먼명조" w:eastAsia="휴먼명조" w:hAnsi="휴먼명조" w:cs="휴먼명조"/>
-          <w:b/>
-          <w:w w:val="97"/>
-        </w:rPr>
-        <w:t>a domain generalization gap predictable from domain specialization</w:t>
-      </w:r>
-      <w:r>
-        <w:rPr>
-          <w:rFonts w:ascii="휴먼명조" w:eastAsia="휴먼명조" w:hAnsi="휴먼명조" w:cs="휴먼명조"/>
-          <w:w w:val="97"/>
-        </w:rPr>
-        <w:t>. The thesis states this explicitly in Section 4.2.5, and strict determination of catastrophic forgetting is confined to interpretation of the (A) VQAv2 metric.</w:t>
-      </w:r>
-    </w:p>
-    <w:p>
-      <w:pPr>
-        <w:spacing w:line="384" w:lineRule="auto"/>
-        <w:ind w:firstLine="220"/>
-      </w:pPr>
-      <w:r>
-        <w:rPr>
-          <w:rFonts w:ascii="휴먼명조" w:eastAsia="휴먼명조" w:hAnsi="휴먼명조" w:cs="휴먼명조"/>
-          <w:b/>
-          <w:w w:val="97"/>
-        </w:rPr>
-        <w:t>(11) Architectural heterogeneity of Gemma4-E2B.</w:t>
-      </w:r>
-      <w:r>
-        <w:rPr>
-          <w:rFonts w:ascii="휴먼명조" w:eastAsia="휴먼명조" w:hAnsi="휴먼명조" w:cs="휴먼명조"/>
-          <w:w w:val="97"/>
-        </w:rPr>
-        <w:t xml:space="preserve"> Of the four models evaluated, </w:t>
-      </w:r>
-      <w:r>
-        <w:rPr>
-          <w:rFonts w:ascii="휴먼명조" w:eastAsia="휴먼명조" w:hAnsi="휴먼명조" w:cs="휴먼명조"/>
-          <w:b/>
-          <w:w w:val="97"/>
-        </w:rPr>
-        <w:t>only Gemma4-E2B has a Mixture-of-Experts (MoE) structure</w:t>
-      </w:r>
-      <w:r>
-        <w:rPr>
-          <w:rFonts w:ascii="휴먼명조" w:eastAsia="휴먼명조" w:hAnsi="휴먼명조" w:cs="휴먼명조"/>
-          <w:w w:val="97"/>
-        </w:rPr>
-        <w:t xml:space="preserve">, activating 2.3B at inference while its stored parameters reach 5.1B (Section 3.3). The other three are dense structures whose active and total parameters coincide. Since this study's "lightweight VLM" selection criterion took </w:t>
-      </w:r>
-      <w:r>
-        <w:rPr>
-          <w:rFonts w:ascii="휴먼명조" w:eastAsia="휴먼명조" w:hAnsi="휴먼명조" w:cs="휴먼명조"/>
-          <w:b/>
-          <w:w w:val="97"/>
-        </w:rPr>
-        <w:t>active parameters</w:t>
-      </w:r>
-      <w:r>
-        <w:rPr>
-          <w:rFonts w:ascii="휴먼명조" w:eastAsia="휴먼명조" w:hAnsi="휴먼명조" w:cs="휴먼명조"/>
-          <w:w w:val="97"/>
-        </w:rPr>
-        <w:t xml:space="preserve"> as its basis, in line with the research aim of consumer-GPU feasibility, the selection itself is consistent; but the discussion of the "non-monotonic relationship between scale and performance" in Section 4.4.2 </w:t>
-      </w:r>
-      <w:r>
-        <w:rPr>
-          <w:rFonts w:ascii="휴먼명조" w:eastAsia="휴먼명조" w:hAnsi="휴먼명조" w:cs="휴먼명조"/>
-          <w:b/>
-          <w:w w:val="97"/>
-        </w:rPr>
-        <w:t>must not be extended into a scale comparison on a stored-parameter basis</w:t>
-      </w:r>
-      <w:r>
-        <w:rPr>
-          <w:rFonts w:ascii="휴먼명조" w:eastAsia="휴먼명조" w:hAnsi="휴먼명조" w:cs="휴먼명조"/>
-          <w:w w:val="97"/>
-        </w:rPr>
-        <w:t xml:space="preserve"> — by stored parameters Gemma4-E2B is the largest model, so its last-place performance may equally be read as "the largest stored scale ranked last." The conclusion of Section 4.4.2 (non-monotonicity with respect to active parameters and VRAM) holds, but the axis of interpretation must be stated.</w:t>
-      </w:r>
-    </w:p>
-    <w:p>
-      <w:pPr>
-        <w:spacing w:line="384" w:lineRule="auto"/>
-        <w:ind w:firstLine="220"/>
-      </w:pPr>
-      <w:r>
-        <w:rPr>
-          <w:rFonts w:ascii="휴먼명조" w:eastAsia="휴먼명조" w:hAnsi="휴먼명조" w:cs="휴먼명조"/>
-          <w:b/>
-          <w:w w:val="97"/>
-        </w:rPr>
-        <w:t>(12) Structural constraint of the training-budget ceiling (max_steps cap).</w:t>
-      </w:r>
-      <w:r>
-        <w:rPr>
-          <w:rFonts w:ascii="휴먼명조" w:eastAsia="휴먼명조" w:hAnsi="휴먼명조" w:cs="휴먼명조"/>
-          <w:w w:val="97"/>
-        </w:rPr>
-        <w:t xml:space="preserve"> Phase 2 applied a ceiling of max_steps=500 because of GPU time constraints (Section 3.6), which </w:t>
-      </w:r>
-      <w:r>
-        <w:rPr>
-          <w:rFonts w:ascii="휴먼명조" w:eastAsia="휴먼명조" w:hAnsi="휴먼명조" w:cs="휴먼명조"/>
-          <w:b/>
-          <w:w w:val="97"/>
-        </w:rPr>
-        <w:t>fixes training volume regardless of dataset size</w:t>
-      </w:r>
-      <w:r>
-        <w:rPr>
-          <w:rFonts w:ascii="휴먼명조" w:eastAsia="휴먼명조" w:hAnsi="휴먼명조" w:cs="휴먼명조"/>
-          <w:w w:val="97"/>
-        </w:rPr>
-        <w:t xml:space="preserve">. Consequently the small VQA-RAD is trained for roughly 2 epochs or more while the large PathVQA does not reach 1 epoch. The dataset-level performance gaps observed in Sections 4.2 and 4.4.6 may </w:t>
-      </w:r>
-      <w:r>
-        <w:rPr>
-          <w:rFonts w:ascii="휴먼명조" w:eastAsia="휴먼명조" w:hAnsi="휴먼명조" w:cs="휴먼명조"/>
-          <w:w w:val="97"/>
-        </w:rPr>
-        <w:lastRenderedPageBreak/>
-        <w:t>therefore partly reflect this difference in effective training volume; in particular, the interpretation in Section 4.4.6 of the PathVQA and VQA-RAD gap in terms of "task specialization" cannot exclude the alternative explanation of differing training budgets. Full-epoch retraining per dataset is left as follow-up w</w:t>
-      </w:r>
-      <w:r>
-        <w:rPr>
-          <w:rFonts w:ascii="휴먼명조" w:eastAsia="휴먼명조" w:hAnsi="휴먼명조" w:cs="휴먼명조"/>
-          <w:w w:val="97"/>
-        </w:rPr>
-        <w:t>ork.</w:t>
-      </w:r>
-    </w:p>
-    <w:p>
-      <w:pPr>
-        <w:spacing w:line="384" w:lineRule="auto"/>
-        <w:ind w:firstLine="220"/>
-      </w:pPr>
-      <w:r>
-        <w:rPr>
-          <w:rFonts w:ascii="휴먼명조" w:eastAsia="휴먼명조" w:hAnsi="휴먼명조" w:cs="휴먼명조"/>
-          <w:b/>
-          <w:w w:val="97"/>
-        </w:rPr>
-        <w:t>(13) Impact of the reduced Phase 3 search budget.</w:t>
-      </w:r>
-      <w:r>
-        <w:rPr>
-          <w:rFonts w:ascii="휴먼명조" w:eastAsia="휴먼명조" w:hAnsi="휴먼명조" w:cs="휴먼명조"/>
-          <w:w w:val="97"/>
-        </w:rPr>
-        <w:t xml:space="preserve"> As described in Section 3.7, the number of search trials per strategy was reduced from the original 40 to 20. Since the number of repeats (10), the unit of run-level testing, was preserved, the validity of the statistical tests is unaffected; however, </w:t>
-      </w:r>
-      <w:r>
-        <w:rPr>
-          <w:rFonts w:ascii="휴먼명조" w:eastAsia="휴먼명조" w:hAnsi="휴먼명조" w:cs="휴먼명조"/>
-          <w:b/>
-          <w:w w:val="97"/>
-        </w:rPr>
-        <w:t>halving the number of hyperparameter combinations each strategy could explore may have led to an underestimate of attainable performance relative to the original design</w:t>
-      </w:r>
-      <w:r>
-        <w:rPr>
-          <w:rFonts w:ascii="휴먼명조" w:eastAsia="휴먼명조" w:hAnsi="휴먼명조" w:cs="휴먼명조"/>
-          <w:w w:val="97"/>
-        </w:rPr>
-        <w:t>. This impact is expected to be larger for sequential optimization strategies (Optuna, Autoresearch), and indeed a substantial number of Autoresearch runs were still improving when the budget was exhausted (Section 4.3.3).</w:t>
-      </w:r>
-    </w:p>
-    <w:p>
-      <w:pPr>
-        <w:spacing w:line="384" w:lineRule="auto"/>
-        <w:ind w:firstLine="220"/>
-      </w:pPr>
-      <w:r>
-        <w:rPr>
-          <w:rFonts w:ascii="휴먼명조" w:eastAsia="휴먼명조" w:hAnsi="휴먼명조" w:cs="휴먼명조"/>
-          <w:b/>
-          <w:w w:val="97"/>
-        </w:rPr>
-        <w:t>(14) Absence of verification on actual 16GB hardware.</w:t>
-      </w:r>
-      <w:r>
-        <w:rPr>
-          <w:rFonts w:ascii="휴먼명조" w:eastAsia="휴먼명조" w:hAnsi="휴먼명조" w:cs="휴먼명조"/>
-          <w:w w:val="97"/>
-        </w:rPr>
-        <w:t xml:space="preserve"> This study set out to demonstrate "domain adaptation on consumer-grade GPUs," yet all execution took place on 24GB cards (RTX 4090 for Phases 1-2, RTX 3090 for Phase 3; Section 3.2.1). Feasibility in the 16GB class was </w:t>
-      </w:r>
-      <w:r>
-        <w:rPr>
-          <w:rFonts w:ascii="휴먼명조" w:eastAsia="휴먼명조" w:hAnsi="휴먼명조" w:cs="휴먼명조"/>
-          <w:b/>
-          <w:w w:val="97"/>
-        </w:rPr>
-        <w:t>inferred</w:t>
-      </w:r>
-      <w:r>
-        <w:rPr>
-          <w:rFonts w:ascii="휴먼명조" w:eastAsia="휴먼명조" w:hAnsi="휴먼명조" w:cs="휴먼명조"/>
-          <w:w w:val="97"/>
-        </w:rPr>
-        <w:t xml:space="preserve"> from the fact that measured peak VRAM (at most 14,373MB during Phase 2 training) falls within the 16GB limit; it was not verified by running directly on a 16GB card. In a real 16GB environment, usable VRAM is smaller than the nominal capacity because of the OS and display output, and fragmentation behaves differently, so an out-of-memory risk cannot be excluded for Gemma4-E2B in particular, whose headroom is </w:t>
-      </w:r>
-      <w:r>
-        <w:rPr>
-          <w:rFonts w:ascii="휴먼명조" w:eastAsia="휴먼명조" w:hAnsi="휴먼명조" w:cs="휴먼명조"/>
-          <w:w w:val="97"/>
-        </w:rPr>
-        <w:lastRenderedPageBreak/>
-        <w:t>under 2GB. The other three models (4,015-7,943MB) have ample margin. Reproduction on actual 16GB ha</w:t>
-      </w:r>
-      <w:r>
-        <w:rPr>
-          <w:rFonts w:ascii="휴먼명조" w:eastAsia="휴먼명조" w:hAnsi="휴먼명조" w:cs="휴먼명조"/>
-          <w:w w:val="97"/>
-        </w:rPr>
-        <w:t>rdware is left as follow-up work.</w:t>
-      </w:r>
-    </w:p>
-    <w:p>
-      <w:pPr>
-        <w:spacing w:line="384" w:lineRule="auto"/>
-        <w:ind w:firstLine="220"/>
-      </w:pPr>
-      <w:r>
-        <w:rPr>
-          <w:rFonts w:ascii="휴먼명조" w:eastAsia="휴먼명조" w:hAnsi="휴먼명조" w:cs="휴먼명조"/>
-          <w:b/>
-          <w:w w:val="97"/>
-        </w:rPr>
-        <w:t>(15) External service failure during the re-experiment, and re-runs.</w:t>
-      </w:r>
-      <w:r>
-        <w:rPr>
-          <w:rFonts w:ascii="휴먼명조" w:eastAsia="휴먼명조" w:hAnsi="휴먼명조" w:cs="휴먼명조"/>
-          <w:w w:val="97"/>
-        </w:rPr>
-        <w:t xml:space="preserve"> In the autoresearch_v2 execution of Section 4.3.5, </w:t>
-      </w:r>
-      <w:r>
-        <w:rPr>
-          <w:rFonts w:ascii="휴먼명조" w:eastAsia="휴먼명조" w:hAnsi="휴먼명조" w:cs="휴먼명조"/>
-          <w:b/>
-          <w:w w:val="97"/>
-        </w:rPr>
-        <w:t>8 of 200 trials failed before training began</w:t>
-      </w:r>
-      <w:r>
-        <w:rPr>
-          <w:rFonts w:ascii="휴먼명조" w:eastAsia="휴먼명조" w:hAnsi="휴먼명조" w:cs="휴먼명조"/>
-          <w:w w:val="97"/>
-        </w:rPr>
-        <w:t xml:space="preserve">. The cause lay neither in the hyperparameters nor in the training code, but in a 120-second timeout that occurred while the fine-tuning library used (Unsloth) transmitted execution-environment statistics to an external hub immediately before training. The model weights required were already in the local cache, so this call is unrelated to training. After disabling that telemetry, </w:t>
-      </w:r>
-      <w:r>
-        <w:rPr>
-          <w:rFonts w:ascii="휴먼명조" w:eastAsia="휴먼명조" w:hAnsi="휴먼명조" w:cs="휴먼명조"/>
-          <w:b/>
-          <w:w w:val="97"/>
-        </w:rPr>
-        <w:t>the 8 trials were re-run under identical conditions and all completed normally</w:t>
+        <w:t>identical conditions and all completed normally</w:t>
       </w:r>
       <w:r>
         <w:rPr>
@@ -32953,7 +33021,7 @@
         <w:jc w:val="left"/>
         <w:outlineLvl w:val="1"/>
       </w:pPr>
-      <w:bookmarkStart w:id="91" w:name="_Toc238292339"/>
+      <w:bookmarkStart w:id="91" w:name="_Toc238299302"/>
       <w:r>
         <w:rPr>
           <w:rFonts w:ascii="휴먼명조" w:eastAsia="휴먼명조" w:hAnsi="휴먼명조" w:cs="휴먼명조"/>
@@ -32983,7 +33051,43 @@
           <w:rFonts w:ascii="휴먼명조" w:eastAsia="휴먼명조" w:hAnsi="휴먼명조" w:cs="휴먼명조"/>
           <w:w w:val="97"/>
         </w:rPr>
-        <w:t xml:space="preserve"> For Autoresearch, the upper bound of the IQR for the trial at which the best performance was reached touches the budget ceiling (20), meaning that nearly half of the runs were still improving when the budget ran out (Section 4.3.3). Whether the gap against Optuna persists or </w:t>
+        <w:t xml:space="preserve"> For Autoresearch, the upper bound of the IQR for the trial at which the best performance was reached touches the budget ceiling (20), meaning that nearly half of the runs were still improving when the budget ran out (Section 4.3.3). Whether the gap against Optuna persists or reverses at a scale of 40-100 trials is a question this study cannot answer.</w:t>
+      </w:r>
+    </w:p>
+    <w:p>
+      <w:pPr>
+        <w:spacing w:line="384" w:lineRule="auto"/>
+        <w:ind w:firstLine="220"/>
+      </w:pPr>
+      <w:r>
+        <w:rPr>
+          <w:rFonts w:ascii="휴먼명조" w:eastAsia="휴먼명조" w:hAnsi="휴먼명조" w:cs="휴먼명조"/>
+          <w:b/>
+          <w:w w:val="97"/>
+        </w:rPr>
+        <w:t>Second, autonomous HPO with its consistency restored should be re-evaluated under a sufficient search budget.</w:t>
+      </w:r>
+      <w:r>
+        <w:rPr>
+          <w:rFonts w:ascii="휴먼명조" w:eastAsia="휴먼명조" w:hAnsi="휴먼명조" w:cs="휴먼명조"/>
+          <w:w w:val="97"/>
+        </w:rPr>
+        <w:t xml:space="preserve"> The re-experiment correcting the four inconsistencies identified in Section 5.3(8) plus the unstated duplicate prohibition was already carried out in this study (Section 4.3.5), and it restored search diversity from 12.5 to 18.90, </w:t>
+      </w:r>
+      <w:r>
+        <w:rPr>
+          <w:rFonts w:ascii="휴먼명조" w:eastAsia="휴먼명조" w:hAnsi="휴먼명조" w:cs="휴먼명조"/>
+          <w:b/>
+          <w:w w:val="97"/>
+        </w:rPr>
+        <w:t>confirming that the duplicate proposals were a product of the configuration</w:t>
+      </w:r>
+      <w:r>
+        <w:rPr>
+          <w:rFonts w:ascii="휴먼명조" w:eastAsia="휴먼명조" w:hAnsi="휴먼명조" w:cs="휴먼명조"/>
+          <w:w w:val="97"/>
+        </w:rPr>
+        <w:t xml:space="preserve">. The remaining question, however, became sharper. While v2 eliminated the significant deficit against Optuna (p = .0112 → .1726), </w:t>
       </w:r>
       <w:r>
         <w:rPr>
@@ -32991,7 +33095,52 @@
           <w:w w:val="97"/>
         </w:rPr>
         <w:lastRenderedPageBreak/>
-        <w:t>reverses at a scale of 40-100 trials is a question this study cannot answer.</w:t>
+        <w:t xml:space="preserve">it </w:t>
+      </w:r>
+      <w:r>
+        <w:rPr>
+          <w:rFonts w:ascii="휴먼명조" w:eastAsia="휴먼명조" w:hAnsi="휴먼명조" w:cs="휴먼명조"/>
+          <w:b/>
+          <w:w w:val="97"/>
+        </w:rPr>
+        <w:t>did not establish improvement over the original</w:t>
+      </w:r>
+      <w:r>
+        <w:rPr>
+          <w:rFonts w:ascii="휴먼명조" w:eastAsia="휴먼명조" w:hAnsi="휴먼명조" w:cs="휴먼명조"/>
+          <w:w w:val="97"/>
+        </w:rPr>
+        <w:t xml:space="preserve"> (p = .2387, r = +0.32), and the upper bound of the IQR for reaching the best result still touched the budget limit of 20. Two things are needed: </w:t>
+      </w:r>
+      <w:r>
+        <w:rPr>
+          <w:rFonts w:ascii="휴먼명조" w:eastAsia="휴먼명조" w:hAnsi="휴먼명조" w:cs="휴먼명조"/>
+          <w:b/>
+          <w:w w:val="97"/>
+        </w:rPr>
+        <w:t>a larger sample</w:t>
+      </w:r>
+      <w:r>
+        <w:rPr>
+          <w:rFonts w:ascii="휴먼명조" w:eastAsia="휴먼명조" w:hAnsi="휴먼명조" w:cs="휴먼명조"/>
+          <w:w w:val="97"/>
+        </w:rPr>
+        <w:t xml:space="preserve"> (an effect of the magnitude r = +0.32 is not detectable at n = 10; Section 5.3(6)) and </w:t>
+      </w:r>
+      <w:r>
+        <w:rPr>
+          <w:rFonts w:ascii="휴먼명조" w:eastAsia="휴먼명조" w:hAnsi="휴먼명조" w:cs="휴먼명조"/>
+          <w:b/>
+          <w:w w:val="97"/>
+        </w:rPr>
+        <w:t>a larger search budget</w:t>
+      </w:r>
+      <w:r>
+        <w:rPr>
+          <w:rFonts w:ascii="휴먼명조" w:eastAsia="휴먼명조" w:hAnsi="휴먼명조" w:cs="휴먼명조"/>
+          <w:w w:val="97"/>
+        </w:rPr>
+        <w:t xml:space="preserve"> (which couples with the first item above). Designing a search policy that reliably converts secured diversity into high-performance attainment — thereby reducing the between-repetition variance observed in Section 4.3.5, where only 2 of 10 repetitions reached the upper band — also remains follow-up work. Introducing a decision criterion that distinguishes stochastic variation across re-runs from genuine improvement (see the noise scale in Section 4.4.7) warrants examination as well.</w:t>
       </w:r>
     </w:p>
     <w:p>
@@ -33005,29 +33154,86 @@
           <w:b/>
           <w:w w:val="97"/>
         </w:rPr>
-        <w:t>Second, autonomous HPO with its consistency restored should be re-evaluated under a sufficient search budget.</w:t>
-      </w:r>
-      <w:r>
-        <w:rPr>
-          <w:rFonts w:ascii="휴먼명조" w:eastAsia="휴먼명조" w:hAnsi="휴먼명조" w:cs="휴먼명조"/>
-          <w:w w:val="97"/>
-        </w:rPr>
-        <w:t xml:space="preserve"> The re-experiment correcting the four inconsistencies identified in Section 5.3(8) plus the unstated duplicate prohibition was already carried out in this study (Section 4.3.5), and it restored search diversity from 12.5 to 18.90, </w:t>
-      </w:r>
+        <w:t>A qualitative evaluation framework for search rationales is also needed.</w:t>
+      </w:r>
+      <w:r>
+        <w:rPr>
+          <w:rFonts w:ascii="휴먼명조" w:eastAsia="휴먼명조" w:hAnsi="휴먼명조" w:cs="휴먼명조"/>
+          <w:w w:val="97"/>
+        </w:rPr>
+        <w:t xml:space="preserve"> The rationale production rate rose from 26.5% to 100% in the re-experiment (Section 4.3.5), but what this study confirmed stops at the fact that rationales </w:t>
+      </w:r>
+      <w:r>
+        <w:rPr>
+          <w:rFonts w:ascii="휴먼명조" w:eastAsia="휴먼명조" w:hAnsi="휴먼명조" w:cs="휴먼명조"/>
+          <w:i/>
+          <w:w w:val="97"/>
+        </w:rPr>
+        <w:t>were produced</w:t>
+      </w:r>
+      <w:r>
+        <w:rPr>
+          <w:rFonts w:ascii="휴먼명조" w:eastAsia="휴먼명조" w:hAnsi="휴먼명조" w:cs="휴먼명조"/>
+          <w:w w:val="97"/>
+        </w:rPr>
+        <w:t xml:space="preserve">. Answering whether they are </w:t>
+      </w:r>
+      <w:r>
+        <w:rPr>
+          <w:rFonts w:ascii="휴먼명조" w:eastAsia="휴먼명조" w:hAnsi="휴먼명조" w:cs="휴먼명조"/>
+          <w:i/>
+          <w:w w:val="97"/>
+        </w:rPr>
+        <w:t>interpretable</w:t>
+      </w:r>
+      <w:r>
+        <w:rPr>
+          <w:rFonts w:ascii="휴먼명조" w:eastAsia="휴먼명조" w:hAnsi="휴먼명조" w:cs="휴먼명조"/>
+          <w:w w:val="97"/>
+        </w:rPr>
+        <w:t>, as RQ3 requires, demands measures for the causal correspondence between a rationale and the actual proposal, for whether it amounts to post-hoc rationalization, and for expert acceptability. No such measures are currently established, and they remain an independent research topic in the evaluation of autonomous research agents.</w:t>
+      </w:r>
+    </w:p>
+    <w:p>
+      <w:pPr>
+        <w:spacing w:line="384" w:lineRule="auto"/>
+        <w:ind w:firstLine="220"/>
+      </w:pPr>
       <w:r>
         <w:rPr>
           <w:rFonts w:ascii="휴먼명조" w:eastAsia="휴먼명조" w:hAnsi="휴먼명조" w:cs="휴먼명조"/>
           <w:b/>
           <w:w w:val="97"/>
         </w:rPr>
-        <w:t>confirming that the duplicate proposals were a product of the configuration</w:t>
-      </w:r>
-      <w:r>
-        <w:rPr>
-          <w:rFonts w:ascii="휴먼명조" w:eastAsia="휴먼명조" w:hAnsi="휴먼명조" w:cs="휴먼명조"/>
-          <w:w w:val="97"/>
-        </w:rPr>
-        <w:t xml:space="preserve">. The remaining question, however, became sharper. While v2 eliminated the significant deficit against Optuna (p = .0112 → .1726), it </w:t>
+        <w:t>Third, improving open-ended response performance is the most urgent task.</w:t>
+      </w:r>
+      <w:r>
+        <w:rPr>
+          <w:rFonts w:ascii="휴먼명조" w:eastAsia="휴먼명조" w:hAnsi="휴먼명조" w:cs="휴먼명조"/>
+          <w:w w:val="97"/>
+        </w:rPr>
+        <w:t xml:space="preserve"> Even with both fine-tuning and hyperparameter optimization applied, open accuracy did not exceed 20% of closed accuracy (Section 4.4.4), and the clinically important diagnosis and description types are </w:t>
+      </w:r>
+      <w:r>
+        <w:rPr>
+          <w:rFonts w:ascii="휴먼명조" w:eastAsia="휴먼명조" w:hAnsi="휴먼명조" w:cs="휴먼명조"/>
+          <w:w w:val="97"/>
+        </w:rPr>
+        <w:lastRenderedPageBreak/>
+        <w:t>concentrated there. Redesign of the training objective or evaluation metric to target generative responses themselves is required.</w:t>
+      </w:r>
+    </w:p>
+    <w:p>
+      <w:pPr>
+        <w:spacing w:line="384" w:lineRule="auto"/>
+        <w:ind w:firstLine="220"/>
+      </w:pPr>
+      <w:r>
+        <w:rPr>
+          <w:rFonts w:ascii="휴먼명조" w:eastAsia="휴먼명조" w:hAnsi="휴먼명조" w:cs="휴먼명조"/>
+          <w:w w:val="97"/>
+        </w:rPr>
+        <w:t xml:space="preserve">Beyond this, </w:t>
       </w:r>
       <w:r>
         <w:rPr>
@@ -33035,194 +33241,55 @@
           <w:b/>
           <w:w w:val="97"/>
         </w:rPr>
-        <w:t>did not establish improvement over the original</w:t>
-      </w:r>
-      <w:r>
-        <w:rPr>
-          <w:rFonts w:ascii="휴먼명조" w:eastAsia="휴먼명조" w:hAnsi="휴먼명조" w:cs="휴먼명조"/>
-          <w:w w:val="97"/>
-        </w:rPr>
-        <w:t xml:space="preserve"> (p = .2387, r = +0.32), and the upper bound of the IQR for reaching the best result still touched the budget limit of 20. Two things are needed: </w:t>
-      </w:r>
+        <w:t>building an evaluation set that oversamples the clinically important types</w:t>
+      </w:r>
+      <w:r>
+        <w:rPr>
+          <w:rFonts w:ascii="휴먼명조" w:eastAsia="휴먼명조" w:hAnsi="휴먼명조" w:cs="휴먼명조"/>
+          <w:w w:val="97"/>
+        </w:rPr>
+        <w:t xml:space="preserve"> was identified as a prerequisite task. The type-level decomposition in Section 4.4.4 showed that 84.6% of the accuracy gain occurred in yes_no and description, the two lowest-weighted types, while at the same time revealing that diagnosis — the highest-weighted type — appears in only 3 of the 500 evaluation items, leaving its performance undeterminable. For an evaluation to reflect clinical value, the protocol must deliberately oversample the important types rather than adopt the dataset's natural distribu</w:t>
+      </w:r>
+      <w:r>
+        <w:rPr>
+          <w:rFonts w:ascii="휴먼명조" w:eastAsia="휴먼명조" w:hAnsi="휴먼명조" w:cs="휴먼명조"/>
+          <w:w w:val="97"/>
+        </w:rPr>
+        <w:t>tion.</w:t>
+      </w:r>
+    </w:p>
+    <w:p>
+      <w:pPr>
+        <w:spacing w:line="384" w:lineRule="auto"/>
+        <w:ind w:firstLine="220"/>
+      </w:pPr>
       <w:r>
         <w:rPr>
           <w:rFonts w:ascii="휴먼명조" w:eastAsia="휴먼명조" w:hAnsi="휴먼명조" w:cs="휴먼명조"/>
           <w:b/>
           <w:w w:val="97"/>
         </w:rPr>
-        <w:t>a larger sample</w:t>
-      </w:r>
-      <w:r>
-        <w:rPr>
-          <w:rFonts w:ascii="휴먼명조" w:eastAsia="휴먼명조" w:hAnsi="휴먼명조" w:cs="휴먼명조"/>
-          <w:w w:val="97"/>
-        </w:rPr>
-        <w:t xml:space="preserve"> (an effect of the magnitude r = +0.32 is not detectable at n = 10; Section 5.3(6)) and </w:t>
-      </w:r>
+        <w:t>Fourth, a re-experiment controlling effective training volume is needed.</w:t>
+      </w:r>
+      <w:r>
+        <w:rPr>
+          <w:rFonts w:ascii="휴먼명조" w:eastAsia="휴먼명조" w:hAnsi="휴먼명조" w:cs="휴먼명조"/>
+          <w:w w:val="97"/>
+        </w:rPr>
+        <w:t xml:space="preserve"> Eliminating the 16-fold difference identified in Section 5.3(3) requires fixing the total number of training samples instead of max_steps, or including effective training volume as a covariate in the analysis.</w:t>
+      </w:r>
+    </w:p>
+    <w:p>
+      <w:pPr>
+        <w:spacing w:line="384" w:lineRule="auto"/>
+        <w:ind w:firstLine="220"/>
+      </w:pPr>
       <w:r>
         <w:rPr>
           <w:rFonts w:ascii="휴먼명조" w:eastAsia="휴먼명조" w:hAnsi="휴먼명조" w:cs="휴먼명조"/>
           <w:b/>
           <w:w w:val="97"/>
         </w:rPr>
-        <w:t>a larger search budget</w:t>
-      </w:r>
-      <w:r>
-        <w:rPr>
-          <w:rFonts w:ascii="휴먼명조" w:eastAsia="휴먼명조" w:hAnsi="휴먼명조" w:cs="휴먼명조"/>
-          <w:w w:val="97"/>
-        </w:rPr>
-        <w:t xml:space="preserve"> (which couples with the first item above). Designing a search policy that reliably converts secured diversity into high-performance attainment — thereby reducing the between-repetition variance observed in Section 4.3.5, where only 2 of 10 repetitions reached the upper band — also remains follow-up work. Introducing a decision criterion that distinguishes stochastic variation across re-runs from genuine improvement (see the noise scale in Section 4.4.7) warrants examination as well.</w:t>
-      </w:r>
-    </w:p>
-    <w:p>
-      <w:pPr>
-        <w:spacing w:line="384" w:lineRule="auto"/>
-        <w:ind w:firstLine="220"/>
-      </w:pPr>
-      <w:r>
-        <w:rPr>
-          <w:rFonts w:ascii="휴먼명조" w:eastAsia="휴먼명조" w:hAnsi="휴먼명조" w:cs="휴먼명조"/>
-          <w:b/>
-          <w:w w:val="97"/>
-        </w:rPr>
-        <w:t>A qualitative evaluation framework for search rationales is also needed.</w:t>
-      </w:r>
-      <w:r>
-        <w:rPr>
-          <w:rFonts w:ascii="휴먼명조" w:eastAsia="휴먼명조" w:hAnsi="휴먼명조" w:cs="휴먼명조"/>
-          <w:w w:val="97"/>
-        </w:rPr>
-        <w:t xml:space="preserve"> The rationale production rate rose from 26.5% to 100% in the re-experiment (Section 4.3.5), but what this study confirmed stops at the </w:t>
-      </w:r>
-      <w:r>
-        <w:rPr>
-          <w:rFonts w:ascii="휴먼명조" w:eastAsia="휴먼명조" w:hAnsi="휴먼명조" w:cs="휴먼명조"/>
-          <w:w w:val="97"/>
-        </w:rPr>
-        <w:lastRenderedPageBreak/>
-        <w:t xml:space="preserve">fact that rationales </w:t>
-      </w:r>
-      <w:r>
-        <w:rPr>
-          <w:rFonts w:ascii="휴먼명조" w:eastAsia="휴먼명조" w:hAnsi="휴먼명조" w:cs="휴먼명조"/>
-          <w:i/>
-          <w:w w:val="97"/>
-        </w:rPr>
-        <w:t>were produced</w:t>
-      </w:r>
-      <w:r>
-        <w:rPr>
-          <w:rFonts w:ascii="휴먼명조" w:eastAsia="휴먼명조" w:hAnsi="휴먼명조" w:cs="휴먼명조"/>
-          <w:w w:val="97"/>
-        </w:rPr>
-        <w:t xml:space="preserve">. Answering whether they are </w:t>
-      </w:r>
-      <w:r>
-        <w:rPr>
-          <w:rFonts w:ascii="휴먼명조" w:eastAsia="휴먼명조" w:hAnsi="휴먼명조" w:cs="휴먼명조"/>
-          <w:i/>
-          <w:w w:val="97"/>
-        </w:rPr>
-        <w:t>interpretable</w:t>
-      </w:r>
-      <w:r>
-        <w:rPr>
-          <w:rFonts w:ascii="휴먼명조" w:eastAsia="휴먼명조" w:hAnsi="휴먼명조" w:cs="휴먼명조"/>
-          <w:w w:val="97"/>
-        </w:rPr>
-        <w:t>, as RQ3 requires, demands measures for the causal correspondence between a rationale and the actual proposal, for whether it amounts to post-hoc rationalization, and for expert acceptability. No such measures are currently established, and they remain an independent research topic in the evaluation of autonomous research agents.</w:t>
-      </w:r>
-    </w:p>
-    <w:p>
-      <w:pPr>
-        <w:spacing w:line="384" w:lineRule="auto"/>
-        <w:ind w:firstLine="220"/>
-      </w:pPr>
-      <w:r>
-        <w:rPr>
-          <w:rFonts w:ascii="휴먼명조" w:eastAsia="휴먼명조" w:hAnsi="휴먼명조" w:cs="휴먼명조"/>
-          <w:b/>
-          <w:w w:val="97"/>
-        </w:rPr>
-        <w:t>Third, improving open-ended response performance is the most urgent task.</w:t>
-      </w:r>
-      <w:r>
-        <w:rPr>
-          <w:rFonts w:ascii="휴먼명조" w:eastAsia="휴먼명조" w:hAnsi="휴먼명조" w:cs="휴먼명조"/>
-          <w:w w:val="97"/>
-        </w:rPr>
-        <w:t xml:space="preserve"> Even with both fine-tuning and hyperparameter optimization applied, open accuracy did not exceed 20% of closed accuracy (Section 4.4.4), and the clinically important diagnosis and description types are concentrated there. Redesign of the training objective or evaluation metric to target generative responses themselves is required.</w:t>
-      </w:r>
-    </w:p>
-    <w:p>
-      <w:pPr>
-        <w:spacing w:line="384" w:lineRule="auto"/>
-        <w:ind w:firstLine="220"/>
-      </w:pPr>
-      <w:r>
-        <w:rPr>
-          <w:rFonts w:ascii="휴먼명조" w:eastAsia="휴먼명조" w:hAnsi="휴먼명조" w:cs="휴먼명조"/>
-          <w:w w:val="97"/>
-        </w:rPr>
-        <w:t xml:space="preserve">Beyond this, </w:t>
-      </w:r>
-      <w:r>
-        <w:rPr>
-          <w:rFonts w:ascii="휴먼명조" w:eastAsia="휴먼명조" w:hAnsi="휴먼명조" w:cs="휴먼명조"/>
-          <w:b/>
-          <w:w w:val="97"/>
-        </w:rPr>
-        <w:t>building an evaluation set that oversamples the clinically important types</w:t>
-      </w:r>
-      <w:r>
-        <w:rPr>
-          <w:rFonts w:ascii="휴먼명조" w:eastAsia="휴먼명조" w:hAnsi="휴먼명조" w:cs="휴먼명조"/>
-          <w:w w:val="97"/>
-        </w:rPr>
-        <w:t xml:space="preserve"> was identified as a prerequisite task. The type-level decomposition in Section 4.4.4 showed that 84.6% of the accuracy gain occurred in yes_no and description, the two lowest-weighted types, while at the same time revealing that diagnosis — the highest-weighted type — appears in only 3 of the 500 evaluation items, leaving its performance undeterminable. For an evaluation to reflect clinical value, the protocol must deliberately oversample the important types rather than adopt the dataset's natural distribu</w:t>
-      </w:r>
-      <w:r>
-        <w:rPr>
-          <w:rFonts w:ascii="휴먼명조" w:eastAsia="휴먼명조" w:hAnsi="휴먼명조" w:cs="휴먼명조"/>
-          <w:w w:val="97"/>
-        </w:rPr>
-        <w:t>tion.</w:t>
-      </w:r>
-    </w:p>
-    <w:p>
-      <w:pPr>
-        <w:spacing w:line="384" w:lineRule="auto"/>
-        <w:ind w:firstLine="220"/>
-      </w:pPr>
-      <w:r>
-        <w:rPr>
-          <w:rFonts w:ascii="휴먼명조" w:eastAsia="휴먼명조" w:hAnsi="휴먼명조" w:cs="휴먼명조"/>
-          <w:b/>
-          <w:w w:val="97"/>
-        </w:rPr>
-        <w:t>Fourth, a re-experiment controlling effective training volume is needed.</w:t>
-      </w:r>
-      <w:r>
-        <w:rPr>
-          <w:rFonts w:ascii="휴먼명조" w:eastAsia="휴먼명조" w:hAnsi="휴먼명조" w:cs="휴먼명조"/>
-          <w:w w:val="97"/>
-        </w:rPr>
-        <w:t xml:space="preserve"> Eliminating the 16-fold difference identified in Section 5.3(3) requires fixing the total number of training samples instead of max_steps, or including effective training volume as a covariate in the analysis.</w:t>
-      </w:r>
-    </w:p>
-    <w:p>
-      <w:pPr>
-        <w:spacing w:line="384" w:lineRule="auto"/>
-        <w:ind w:firstLine="220"/>
-      </w:pPr>
-      <w:r>
-        <w:rPr>
-          <w:rFonts w:ascii="휴먼명조" w:eastAsia="휴먼명조" w:hAnsi="휴먼명조" w:cs="휴먼명조"/>
-          <w:b/>
-          <w:w w:val="97"/>
-        </w:rPr>
-        <w:lastRenderedPageBreak/>
         <w:t>Fifth, comparison with medical-specialized VLMs under an identical protocol and the establishment of a clinically validated evaluation scheme are needed.</w:t>
       </w:r>
       <w:r>
@@ -33245,7 +33312,7 @@
         <w:jc w:val="center"/>
         <w:outlineLvl w:val="0"/>
       </w:pPr>
-      <w:bookmarkStart w:id="92" w:name="_Toc238292340"/>
+      <w:bookmarkStart w:id="92" w:name="_Toc238299303"/>
       <w:r>
         <w:rPr>
           <w:rFonts w:ascii="휴먼명조" w:eastAsia="휴먼명조" w:hAnsi="휴먼명조" w:cs="휴먼명조"/>
@@ -33708,7 +33775,7 @@
         <w:jc w:val="center"/>
         <w:outlineLvl w:val="0"/>
       </w:pPr>
-      <w:bookmarkStart w:id="93" w:name="_Toc238292341"/>
+      <w:bookmarkStart w:id="93" w:name="_Toc238299304"/>
       <w:r>
         <w:rPr>
           <w:rFonts w:ascii="휴먼명조" w:eastAsia="휴먼명조" w:hAnsi="휴먼명조" w:cs="휴먼명조"/>
@@ -33731,7 +33798,7 @@
         <w:jc w:val="left"/>
         <w:outlineLvl w:val="1"/>
       </w:pPr>
-      <w:bookmarkStart w:id="94" w:name="_Toc238292342"/>
+      <w:bookmarkStart w:id="94" w:name="_Toc238299305"/>
       <w:r>
         <w:rPr>
           <w:rFonts w:ascii="휴먼명조" w:eastAsia="휴먼명조" w:hAnsi="휴먼명조" w:cs="휴먼명조"/>
@@ -34501,7 +34568,7 @@
         <w:jc w:val="left"/>
         <w:outlineLvl w:val="1"/>
       </w:pPr>
-      <w:bookmarkStart w:id="95" w:name="_Toc238292343"/>
+      <w:bookmarkStart w:id="95" w:name="_Toc238299306"/>
       <w:r>
         <w:rPr>
           <w:rFonts w:ascii="휴먼명조" w:eastAsia="휴먼명조" w:hAnsi="휴먼명조" w:cs="휴먼명조"/>
@@ -34699,7 +34766,7 @@
         <w:jc w:val="center"/>
         <w:outlineLvl w:val="0"/>
       </w:pPr>
-      <w:bookmarkStart w:id="96" w:name="_Toc238292344"/>
+      <w:bookmarkStart w:id="96" w:name="_Toc238299307"/>
       <w:r>
         <w:rPr>
           <w:rFonts w:ascii="휴먼명조" w:eastAsia="휴먼명조" w:hAnsi="휴먼명조" w:cs="휴먼명조"/>
@@ -34722,7 +34789,7 @@
         <w:jc w:val="left"/>
         <w:outlineLvl w:val="1"/>
       </w:pPr>
-      <w:bookmarkStart w:id="97" w:name="_Toc238292345"/>
+      <w:bookmarkStart w:id="97" w:name="_Toc238299308"/>
       <w:r>
         <w:rPr>
           <w:rFonts w:ascii="휴먼명조" w:eastAsia="휴먼명조" w:hAnsi="휴먼명조" w:cs="휴먼명조"/>
@@ -36993,7 +37060,483 @@
           <w:rFonts w:ascii="휴먼명조" w:eastAsia="휴먼명조" w:hAnsi="휴먼명조" w:cs="휴먼명조"/>
           <w:w w:val="97"/>
         </w:rPr>
-        <w:t xml:space="preserve"> 12.5/20).</w:t>
+        <w:t xml:space="preserve"> 12.5/20). </w:t>
+      </w:r>
+      <w:r>
+        <w:rPr>
+          <w:rFonts w:ascii="휴먼명조" w:eastAsia="휴먼명조" w:hAnsi="휴먼명조" w:cs="휴먼명조"/>
+          <w:w w:val="97"/>
+        </w:rPr>
+        <w:t>이</w:t>
+      </w:r>
+      <w:r>
+        <w:rPr>
+          <w:rFonts w:ascii="휴먼명조" w:eastAsia="휴먼명조" w:hAnsi="휴먼명조" w:cs="휴먼명조"/>
+          <w:w w:val="97"/>
+        </w:rPr>
+        <w:t xml:space="preserve"> </w:t>
+      </w:r>
+      <w:r>
+        <w:rPr>
+          <w:rFonts w:ascii="휴먼명조" w:eastAsia="휴먼명조" w:hAnsi="휴먼명조" w:cs="휴먼명조"/>
+          <w:w w:val="97"/>
+        </w:rPr>
+        <w:t>진단은</w:t>
+      </w:r>
+      <w:r>
+        <w:rPr>
+          <w:rFonts w:ascii="휴먼명조" w:eastAsia="휴먼명조" w:hAnsi="휴먼명조" w:cs="휴먼명조"/>
+          <w:w w:val="97"/>
+        </w:rPr>
+        <w:t xml:space="preserve"> </w:t>
+      </w:r>
+      <w:r>
+        <w:rPr>
+          <w:rFonts w:ascii="휴먼명조" w:eastAsia="휴먼명조" w:hAnsi="휴먼명조" w:cs="휴먼명조"/>
+          <w:w w:val="97"/>
+        </w:rPr>
+        <w:t>프롬프트와</w:t>
+      </w:r>
+      <w:r>
+        <w:rPr>
+          <w:rFonts w:ascii="휴먼명조" w:eastAsia="휴먼명조" w:hAnsi="휴먼명조" w:cs="휴먼명조"/>
+          <w:w w:val="97"/>
+        </w:rPr>
+        <w:t xml:space="preserve"> </w:t>
+      </w:r>
+      <w:r>
+        <w:rPr>
+          <w:rFonts w:ascii="휴먼명조" w:eastAsia="휴먼명조" w:hAnsi="휴먼명조" w:cs="휴먼명조"/>
+          <w:w w:val="97"/>
+        </w:rPr>
+        <w:t>구현의</w:t>
+      </w:r>
+      <w:r>
+        <w:rPr>
+          <w:rFonts w:ascii="휴먼명조" w:eastAsia="휴먼명조" w:hAnsi="휴먼명조" w:cs="휴먼명조"/>
+          <w:w w:val="97"/>
+        </w:rPr>
+        <w:t xml:space="preserve"> </w:t>
+      </w:r>
+      <w:r>
+        <w:rPr>
+          <w:rFonts w:ascii="휴먼명조" w:eastAsia="휴먼명조" w:hAnsi="휴먼명조" w:cs="휴먼명조"/>
+          <w:w w:val="97"/>
+        </w:rPr>
+        <w:t>설정</w:t>
+      </w:r>
+      <w:r>
+        <w:rPr>
+          <w:rFonts w:ascii="휴먼명조" w:eastAsia="휴먼명조" w:hAnsi="휴먼명조" w:cs="휴먼명조"/>
+          <w:w w:val="97"/>
+        </w:rPr>
+        <w:t xml:space="preserve"> </w:t>
+      </w:r>
+      <w:r>
+        <w:rPr>
+          <w:rFonts w:ascii="휴먼명조" w:eastAsia="휴먼명조" w:hAnsi="휴먼명조" w:cs="휴먼명조"/>
+          <w:w w:val="97"/>
+        </w:rPr>
+        <w:t>불일치를</w:t>
+      </w:r>
+      <w:r>
+        <w:rPr>
+          <w:rFonts w:ascii="휴먼명조" w:eastAsia="휴먼명조" w:hAnsi="휴먼명조" w:cs="휴먼명조"/>
+          <w:w w:val="97"/>
+        </w:rPr>
+        <w:t xml:space="preserve"> </w:t>
+      </w:r>
+      <w:r>
+        <w:rPr>
+          <w:rFonts w:ascii="휴먼명조" w:eastAsia="휴먼명조" w:hAnsi="휴먼명조" w:cs="휴먼명조"/>
+          <w:w w:val="97"/>
+        </w:rPr>
+        <w:t>제거한</w:t>
+      </w:r>
+      <w:r>
+        <w:rPr>
+          <w:rFonts w:ascii="휴먼명조" w:eastAsia="휴먼명조" w:hAnsi="휴먼명조" w:cs="휴먼명조"/>
+          <w:w w:val="97"/>
+        </w:rPr>
+        <w:t xml:space="preserve"> </w:t>
+      </w:r>
+      <w:r>
+        <w:rPr>
+          <w:rFonts w:ascii="휴먼명조" w:eastAsia="휴먼명조" w:hAnsi="휴먼명조" w:cs="휴먼명조"/>
+          <w:w w:val="97"/>
+        </w:rPr>
+        <w:t>재실험</w:t>
+      </w:r>
+      <w:r>
+        <w:rPr>
+          <w:rFonts w:ascii="휴먼명조" w:eastAsia="휴먼명조" w:hAnsi="휴먼명조" w:cs="휴먼명조"/>
+          <w:w w:val="97"/>
+        </w:rPr>
+        <w:t xml:space="preserve"> 200 trial</w:t>
+      </w:r>
+      <w:r>
+        <w:rPr>
+          <w:rFonts w:ascii="휴먼명조" w:eastAsia="휴먼명조" w:hAnsi="휴먼명조" w:cs="휴먼명조"/>
+          <w:w w:val="97"/>
+        </w:rPr>
+        <w:t>로</w:t>
+      </w:r>
+      <w:r>
+        <w:rPr>
+          <w:rFonts w:ascii="휴먼명조" w:eastAsia="휴먼명조" w:hAnsi="휴먼명조" w:cs="휴먼명조"/>
+          <w:w w:val="97"/>
+        </w:rPr>
+        <w:t xml:space="preserve"> </w:t>
+      </w:r>
+      <w:r>
+        <w:rPr>
+          <w:rFonts w:ascii="휴먼명조" w:eastAsia="휴먼명조" w:hAnsi="휴먼명조" w:cs="휴먼명조"/>
+          <w:w w:val="97"/>
+        </w:rPr>
+        <w:t>확증되었다</w:t>
+      </w:r>
+      <w:r>
+        <w:rPr>
+          <w:rFonts w:ascii="휴먼명조" w:eastAsia="휴먼명조" w:hAnsi="휴먼명조" w:cs="휴먼명조"/>
+          <w:w w:val="97"/>
+        </w:rPr>
+        <w:t xml:space="preserve">. </w:t>
+      </w:r>
+      <w:r>
+        <w:rPr>
+          <w:rFonts w:ascii="휴먼명조" w:eastAsia="휴먼명조" w:hAnsi="휴먼명조" w:cs="휴먼명조"/>
+          <w:w w:val="97"/>
+        </w:rPr>
+        <w:t>고유</w:t>
+      </w:r>
+      <w:r>
+        <w:rPr>
+          <w:rFonts w:ascii="휴먼명조" w:eastAsia="휴먼명조" w:hAnsi="휴먼명조" w:cs="휴먼명조"/>
+          <w:w w:val="97"/>
+        </w:rPr>
+        <w:t xml:space="preserve"> </w:t>
+      </w:r>
+      <w:r>
+        <w:rPr>
+          <w:rFonts w:ascii="휴먼명조" w:eastAsia="휴먼명조" w:hAnsi="휴먼명조" w:cs="휴먼명조"/>
+          <w:w w:val="97"/>
+        </w:rPr>
+        <w:t>설정은</w:t>
+      </w:r>
+      <w:r>
+        <w:rPr>
+          <w:rFonts w:ascii="휴먼명조" w:eastAsia="휴먼명조" w:hAnsi="휴먼명조" w:cs="휴먼명조"/>
+          <w:w w:val="97"/>
+        </w:rPr>
+        <w:t xml:space="preserve"> 18.90/20</w:t>
+      </w:r>
+      <w:r>
+        <w:rPr>
+          <w:rFonts w:ascii="휴먼명조" w:eastAsia="휴먼명조" w:hAnsi="휴먼명조" w:cs="휴먼명조"/>
+          <w:w w:val="97"/>
+        </w:rPr>
+        <w:t>으로</w:t>
+      </w:r>
+      <w:r>
+        <w:rPr>
+          <w:rFonts w:ascii="휴먼명조" w:eastAsia="휴먼명조" w:hAnsi="휴먼명조" w:cs="휴먼명조"/>
+          <w:w w:val="97"/>
+        </w:rPr>
+        <w:t xml:space="preserve"> </w:t>
+      </w:r>
+      <w:r>
+        <w:rPr>
+          <w:rFonts w:ascii="휴먼명조" w:eastAsia="휴먼명조" w:hAnsi="휴먼명조" w:cs="휴먼명조"/>
+          <w:w w:val="97"/>
+        </w:rPr>
+        <w:t>회복되고</w:t>
+      </w:r>
+      <w:r>
+        <w:rPr>
+          <w:rFonts w:ascii="휴먼명조" w:eastAsia="휴먼명조" w:hAnsi="휴먼명조" w:cs="휴먼명조"/>
+          <w:w w:val="97"/>
+        </w:rPr>
+        <w:t xml:space="preserve"> Optuna</w:t>
+      </w:r>
+      <w:r>
+        <w:rPr>
+          <w:rFonts w:ascii="휴먼명조" w:eastAsia="휴먼명조" w:hAnsi="휴먼명조" w:cs="휴먼명조"/>
+          <w:w w:val="97"/>
+        </w:rPr>
+        <w:t>에</w:t>
+      </w:r>
+      <w:r>
+        <w:rPr>
+          <w:rFonts w:ascii="휴먼명조" w:eastAsia="휴먼명조" w:hAnsi="휴먼명조" w:cs="휴먼명조"/>
+          <w:w w:val="97"/>
+        </w:rPr>
+        <w:t xml:space="preserve"> </w:t>
+      </w:r>
+      <w:r>
+        <w:rPr>
+          <w:rFonts w:ascii="휴먼명조" w:eastAsia="휴먼명조" w:hAnsi="휴먼명조" w:cs="휴먼명조"/>
+          <w:w w:val="97"/>
+        </w:rPr>
+        <w:t>대한</w:t>
+      </w:r>
+      <w:r>
+        <w:rPr>
+          <w:rFonts w:ascii="휴먼명조" w:eastAsia="휴먼명조" w:hAnsi="휴먼명조" w:cs="휴먼명조"/>
+          <w:w w:val="97"/>
+        </w:rPr>
+        <w:t xml:space="preserve"> </w:t>
+      </w:r>
+      <w:r>
+        <w:rPr>
+          <w:rFonts w:ascii="휴먼명조" w:eastAsia="휴먼명조" w:hAnsi="휴먼명조" w:cs="휴먼명조"/>
+          <w:w w:val="97"/>
+        </w:rPr>
+        <w:t>유의한</w:t>
+      </w:r>
+      <w:r>
+        <w:rPr>
+          <w:rFonts w:ascii="휴먼명조" w:eastAsia="휴먼명조" w:hAnsi="휴먼명조" w:cs="휴먼명조"/>
+          <w:w w:val="97"/>
+        </w:rPr>
+        <w:t xml:space="preserve"> </w:t>
+      </w:r>
+      <w:r>
+        <w:rPr>
+          <w:rFonts w:ascii="휴먼명조" w:eastAsia="휴먼명조" w:hAnsi="휴먼명조" w:cs="휴먼명조"/>
+          <w:w w:val="97"/>
+        </w:rPr>
+        <w:t>열세도</w:t>
+      </w:r>
+      <w:r>
+        <w:rPr>
+          <w:rFonts w:ascii="휴먼명조" w:eastAsia="휴먼명조" w:hAnsi="휴먼명조" w:cs="휴먼명조"/>
+          <w:w w:val="97"/>
+        </w:rPr>
+        <w:t xml:space="preserve"> </w:t>
+      </w:r>
+      <w:r>
+        <w:rPr>
+          <w:rFonts w:ascii="휴먼명조" w:eastAsia="휴먼명조" w:hAnsi="휴먼명조" w:cs="휴먼명조"/>
+          <w:w w:val="97"/>
+        </w:rPr>
+        <w:t>사라졌으나</w:t>
+      </w:r>
+      <w:r>
+        <w:rPr>
+          <w:rFonts w:ascii="휴먼명조" w:eastAsia="휴먼명조" w:hAnsi="휴먼명조" w:cs="휴먼명조"/>
+          <w:w w:val="97"/>
+        </w:rPr>
+        <w:t xml:space="preserve">(p = .1726), run-level </w:t>
+      </w:r>
+      <w:r>
+        <w:rPr>
+          <w:rFonts w:ascii="휴먼명조" w:eastAsia="휴먼명조" w:hAnsi="휴먼명조" w:cs="휴먼명조"/>
+          <w:w w:val="97"/>
+        </w:rPr>
+        <w:t>평균은</w:t>
+      </w:r>
+      <w:r>
+        <w:rPr>
+          <w:rFonts w:ascii="휴먼명조" w:eastAsia="휴먼명조" w:hAnsi="휴먼명조" w:cs="휴먼명조"/>
+          <w:w w:val="97"/>
+        </w:rPr>
+        <w:t xml:space="preserve"> </w:t>
+      </w:r>
+      <w:r>
+        <w:rPr>
+          <w:rFonts w:ascii="휴먼명조" w:eastAsia="휴먼명조" w:hAnsi="휴먼명조" w:cs="휴먼명조"/>
+          <w:w w:val="97"/>
+        </w:rPr>
+        <w:t>여전히</w:t>
+      </w:r>
+      <w:r>
+        <w:rPr>
+          <w:rFonts w:ascii="휴먼명조" w:eastAsia="휴먼명조" w:hAnsi="휴먼명조" w:cs="휴먼명조"/>
+          <w:w w:val="97"/>
+        </w:rPr>
+        <w:t xml:space="preserve"> Optuna</w:t>
+      </w:r>
+      <w:r>
+        <w:rPr>
+          <w:rFonts w:ascii="휴먼명조" w:eastAsia="휴먼명조" w:hAnsi="휴먼명조" w:cs="휴먼명조"/>
+          <w:w w:val="97"/>
+        </w:rPr>
+        <w:t>에</w:t>
+      </w:r>
+      <w:r>
+        <w:rPr>
+          <w:rFonts w:ascii="휴먼명조" w:eastAsia="휴먼명조" w:hAnsi="휴먼명조" w:cs="휴먼명조"/>
+          <w:w w:val="97"/>
+        </w:rPr>
+        <w:t xml:space="preserve"> </w:t>
+      </w:r>
+      <w:r>
+        <w:rPr>
+          <w:rFonts w:ascii="휴먼명조" w:eastAsia="휴먼명조" w:hAnsi="휴먼명조" w:cs="휴먼명조"/>
+          <w:w w:val="97"/>
+        </w:rPr>
+        <w:t>미치지</w:t>
+      </w:r>
+      <w:r>
+        <w:rPr>
+          <w:rFonts w:ascii="휴먼명조" w:eastAsia="휴먼명조" w:hAnsi="휴먼명조" w:cs="휴먼명조"/>
+          <w:w w:val="97"/>
+        </w:rPr>
+        <w:t xml:space="preserve"> </w:t>
+      </w:r>
+      <w:r>
+        <w:rPr>
+          <w:rFonts w:ascii="휴먼명조" w:eastAsia="휴먼명조" w:hAnsi="휴먼명조" w:cs="휴먼명조"/>
+          <w:w w:val="97"/>
+        </w:rPr>
+        <w:t>못했고</w:t>
+      </w:r>
+      <w:r>
+        <w:rPr>
+          <w:rFonts w:ascii="휴먼명조" w:eastAsia="휴먼명조" w:hAnsi="휴먼명조" w:cs="휴먼명조"/>
+          <w:w w:val="97"/>
+        </w:rPr>
+        <w:t xml:space="preserve">(0.4292 </w:t>
+      </w:r>
+      <w:r>
+        <w:rPr>
+          <w:rFonts w:ascii="휴먼명조" w:eastAsia="휴먼명조" w:hAnsi="휴먼명조" w:cs="휴먼명조"/>
+          <w:w w:val="97"/>
+        </w:rPr>
+        <w:t>대</w:t>
+      </w:r>
+      <w:r>
+        <w:rPr>
+          <w:rFonts w:ascii="휴먼명조" w:eastAsia="휴먼명조" w:hAnsi="휴먼명조" w:cs="휴먼명조"/>
+          <w:w w:val="97"/>
+        </w:rPr>
+        <w:t xml:space="preserve"> 0.4490) </w:t>
+      </w:r>
+      <w:r>
+        <w:rPr>
+          <w:rFonts w:ascii="휴먼명조" w:eastAsia="휴먼명조" w:hAnsi="휴먼명조" w:cs="휴먼명조"/>
+          <w:w w:val="97"/>
+        </w:rPr>
+        <w:t>원본</w:t>
+      </w:r>
+      <w:r>
+        <w:rPr>
+          <w:rFonts w:ascii="휴먼명조" w:eastAsia="휴먼명조" w:hAnsi="휴먼명조" w:cs="휴먼명조"/>
+          <w:w w:val="97"/>
+        </w:rPr>
+        <w:t xml:space="preserve"> </w:t>
+      </w:r>
+      <w:r>
+        <w:rPr>
+          <w:rFonts w:ascii="휴먼명조" w:eastAsia="휴먼명조" w:hAnsi="휴먼명조" w:cs="휴먼명조"/>
+          <w:w w:val="97"/>
+        </w:rPr>
+        <w:t>대비</w:t>
+      </w:r>
+      <w:r>
+        <w:rPr>
+          <w:rFonts w:ascii="휴먼명조" w:eastAsia="휴먼명조" w:hAnsi="휴먼명조" w:cs="휴먼명조"/>
+          <w:w w:val="97"/>
+        </w:rPr>
+        <w:t xml:space="preserve"> </w:t>
+      </w:r>
+      <w:r>
+        <w:rPr>
+          <w:rFonts w:ascii="휴먼명조" w:eastAsia="휴먼명조" w:hAnsi="휴먼명조" w:cs="휴먼명조"/>
+          <w:w w:val="97"/>
+        </w:rPr>
+        <w:t>개선도</w:t>
+      </w:r>
+      <w:r>
+        <w:rPr>
+          <w:rFonts w:ascii="휴먼명조" w:eastAsia="휴먼명조" w:hAnsi="휴먼명조" w:cs="휴먼명조"/>
+          <w:w w:val="97"/>
+        </w:rPr>
+        <w:t xml:space="preserve"> </w:t>
+      </w:r>
+      <w:r>
+        <w:rPr>
+          <w:rFonts w:ascii="휴먼명조" w:eastAsia="휴먼명조" w:hAnsi="휴먼명조" w:cs="휴먼명조"/>
+          <w:w w:val="97"/>
+        </w:rPr>
+        <w:t>입증되지</w:t>
+      </w:r>
+      <w:r>
+        <w:rPr>
+          <w:rFonts w:ascii="휴먼명조" w:eastAsia="휴먼명조" w:hAnsi="휴먼명조" w:cs="휴먼명조"/>
+          <w:w w:val="97"/>
+        </w:rPr>
+        <w:t xml:space="preserve"> </w:t>
+      </w:r>
+      <w:r>
+        <w:rPr>
+          <w:rFonts w:ascii="휴먼명조" w:eastAsia="휴먼명조" w:hAnsi="휴먼명조" w:cs="휴먼명조"/>
+          <w:w w:val="97"/>
+        </w:rPr>
+        <w:t>않아</w:t>
+      </w:r>
+      <w:r>
+        <w:rPr>
+          <w:rFonts w:ascii="휴먼명조" w:eastAsia="휴먼명조" w:hAnsi="휴먼명조" w:cs="휴먼명조"/>
+          <w:w w:val="97"/>
+        </w:rPr>
+        <w:t xml:space="preserve">(p = .2387) </w:t>
+      </w:r>
+      <w:r>
+        <w:rPr>
+          <w:rFonts w:ascii="휴먼명조" w:eastAsia="휴먼명조" w:hAnsi="휴먼명조" w:cs="휴먼명조"/>
+          <w:w w:val="97"/>
+        </w:rPr>
+        <w:t>성능</w:t>
+      </w:r>
+      <w:r>
+        <w:rPr>
+          <w:rFonts w:ascii="휴먼명조" w:eastAsia="휴먼명조" w:hAnsi="휴먼명조" w:cs="휴먼명조"/>
+          <w:w w:val="97"/>
+        </w:rPr>
+        <w:t xml:space="preserve"> </w:t>
+      </w:r>
+      <w:r>
+        <w:rPr>
+          <w:rFonts w:ascii="휴먼명조" w:eastAsia="휴먼명조" w:hAnsi="휴먼명조" w:cs="휴먼명조"/>
+          <w:w w:val="97"/>
+        </w:rPr>
+        <w:t>우위는</w:t>
+      </w:r>
+      <w:r>
+        <w:rPr>
+          <w:rFonts w:ascii="휴먼명조" w:eastAsia="휴먼명조" w:hAnsi="휴먼명조" w:cs="휴먼명조"/>
+          <w:w w:val="97"/>
+        </w:rPr>
+        <w:t xml:space="preserve"> </w:t>
+      </w:r>
+      <w:r>
+        <w:rPr>
+          <w:rFonts w:ascii="휴먼명조" w:eastAsia="휴먼명조" w:hAnsi="휴먼명조" w:cs="휴먼명조"/>
+          <w:w w:val="97"/>
+        </w:rPr>
+        <w:t>확인되지</w:t>
+      </w:r>
+      <w:r>
+        <w:rPr>
+          <w:rFonts w:ascii="휴먼명조" w:eastAsia="휴먼명조" w:hAnsi="휴먼명조" w:cs="휴먼명조"/>
+          <w:w w:val="97"/>
+        </w:rPr>
+        <w:t xml:space="preserve"> </w:t>
+      </w:r>
+      <w:r>
+        <w:rPr>
+          <w:rFonts w:ascii="휴먼명조" w:eastAsia="휴먼명조" w:hAnsi="휴먼명조" w:cs="휴먼명조"/>
+          <w:w w:val="97"/>
+        </w:rPr>
+        <w:t>않았다</w:t>
+      </w:r>
+      <w:r>
+        <w:rPr>
+          <w:rFonts w:ascii="휴먼명조" w:eastAsia="휴먼명조" w:hAnsi="휴먼명조" w:cs="휴먼명조"/>
+          <w:w w:val="97"/>
+        </w:rPr>
+        <w:t>.</w:t>
       </w:r>
     </w:p>
     <w:p>
@@ -37790,7 +38333,21 @@
           <w:rFonts w:ascii="휴먼명조" w:eastAsia="휴먼명조" w:hAnsi="휴먼명조" w:cs="휴먼명조"/>
           <w:w w:val="97"/>
         </w:rPr>
-        <w:t>기전과</w:t>
+        <w:t>기전의</w:t>
+      </w:r>
+      <w:r>
+        <w:rPr>
+          <w:rFonts w:ascii="휴먼명조" w:eastAsia="휴먼명조" w:hAnsi="휴먼명조" w:cs="휴먼명조"/>
+          <w:w w:val="97"/>
+        </w:rPr>
+        <w:t xml:space="preserve"> </w:t>
+      </w:r>
+      <w:r>
+        <w:rPr>
+          <w:rFonts w:ascii="휴먼명조" w:eastAsia="휴먼명조" w:hAnsi="휴먼명조" w:cs="휴먼명조"/>
+          <w:w w:val="97"/>
+        </w:rPr>
+        <w:t>검증과</w:t>
       </w:r>
       <w:r>
         <w:rPr>
@@ -40775,79 +41332,79 @@
       </w:rPr>
     </w:lvl>
   </w:abstractNum>
-  <w:num w:numId="1" w16cid:durableId="1740177781">
+  <w:num w:numId="1" w16cid:durableId="118453344">
     <w:abstractNumId w:val="7"/>
   </w:num>
-  <w:num w:numId="2" w16cid:durableId="1356661221">
+  <w:num w:numId="2" w16cid:durableId="1837918917">
     <w:abstractNumId w:val="13"/>
   </w:num>
-  <w:num w:numId="3" w16cid:durableId="473448428">
+  <w:num w:numId="3" w16cid:durableId="899101003">
     <w:abstractNumId w:val="24"/>
   </w:num>
-  <w:num w:numId="4" w16cid:durableId="1713263624">
+  <w:num w:numId="4" w16cid:durableId="910624539">
     <w:abstractNumId w:val="15"/>
   </w:num>
-  <w:num w:numId="5" w16cid:durableId="1720939843">
+  <w:num w:numId="5" w16cid:durableId="559942411">
     <w:abstractNumId w:val="11"/>
   </w:num>
-  <w:num w:numId="6" w16cid:durableId="1584489801">
+  <w:num w:numId="6" w16cid:durableId="983392878">
     <w:abstractNumId w:val="16"/>
   </w:num>
-  <w:num w:numId="7" w16cid:durableId="2025862783">
+  <w:num w:numId="7" w16cid:durableId="1775395361">
     <w:abstractNumId w:val="12"/>
   </w:num>
-  <w:num w:numId="8" w16cid:durableId="1272785939">
+  <w:num w:numId="8" w16cid:durableId="1201821048">
     <w:abstractNumId w:val="4"/>
   </w:num>
-  <w:num w:numId="9" w16cid:durableId="1503083055">
+  <w:num w:numId="9" w16cid:durableId="277031108">
     <w:abstractNumId w:val="2"/>
   </w:num>
-  <w:num w:numId="10" w16cid:durableId="234626935">
+  <w:num w:numId="10" w16cid:durableId="2058235936">
     <w:abstractNumId w:val="19"/>
   </w:num>
-  <w:num w:numId="11" w16cid:durableId="609360221">
+  <w:num w:numId="11" w16cid:durableId="1218590353">
     <w:abstractNumId w:val="0"/>
   </w:num>
-  <w:num w:numId="12" w16cid:durableId="1615012926">
+  <w:num w:numId="12" w16cid:durableId="948317462">
     <w:abstractNumId w:val="1"/>
   </w:num>
-  <w:num w:numId="13" w16cid:durableId="1869682722">
+  <w:num w:numId="13" w16cid:durableId="677541861">
     <w:abstractNumId w:val="5"/>
   </w:num>
-  <w:num w:numId="14" w16cid:durableId="2012677208">
+  <w:num w:numId="14" w16cid:durableId="1328023481">
     <w:abstractNumId w:val="6"/>
   </w:num>
-  <w:num w:numId="15" w16cid:durableId="1418403837">
+  <w:num w:numId="15" w16cid:durableId="1856844219">
     <w:abstractNumId w:val="14"/>
   </w:num>
-  <w:num w:numId="16" w16cid:durableId="1695225114">
+  <w:num w:numId="16" w16cid:durableId="1012493374">
     <w:abstractNumId w:val="20"/>
   </w:num>
-  <w:num w:numId="17" w16cid:durableId="1614164331">
+  <w:num w:numId="17" w16cid:durableId="2007322243">
     <w:abstractNumId w:val="3"/>
   </w:num>
-  <w:num w:numId="18" w16cid:durableId="1973249106">
+  <w:num w:numId="18" w16cid:durableId="505442353">
     <w:abstractNumId w:val="18"/>
   </w:num>
-  <w:num w:numId="19" w16cid:durableId="1526358194">
+  <w:num w:numId="19" w16cid:durableId="135495069">
     <w:abstractNumId w:val="22"/>
   </w:num>
-  <w:num w:numId="20" w16cid:durableId="703754903">
+  <w:num w:numId="20" w16cid:durableId="1533493035">
     <w:abstractNumId w:val="9"/>
   </w:num>
-  <w:num w:numId="21" w16cid:durableId="1752386185">
+  <w:num w:numId="21" w16cid:durableId="1934901139">
     <w:abstractNumId w:val="17"/>
   </w:num>
-  <w:num w:numId="22" w16cid:durableId="32267086">
+  <w:num w:numId="22" w16cid:durableId="1014571908">
     <w:abstractNumId w:val="23"/>
   </w:num>
-  <w:num w:numId="23" w16cid:durableId="660892554">
+  <w:num w:numId="23" w16cid:durableId="314261079">
     <w:abstractNumId w:val="10"/>
   </w:num>
-  <w:num w:numId="24" w16cid:durableId="2082293052">
+  <w:num w:numId="24" w16cid:durableId="2109427644">
     <w:abstractNumId w:val="21"/>
   </w:num>
-  <w:num w:numId="25" w16cid:durableId="1748262541">
+  <w:num w:numId="25" w16cid:durableId="950624415">
     <w:abstractNumId w:val="8"/>
   </w:num>
 </w:numbering>
@@ -43018,7 +43575,7 @@
     <w:autoRedefine/>
     <w:uiPriority w:val="39"/>
     <w:unhideWhenUsed/>
-    <w:rsid w:val="0090446E"/>
+    <w:rsid w:val="005A4F10"/>
   </w:style>
   <w:style w:type="paragraph" w:styleId="20">
     <w:name w:val="toc 2"/>
@@ -43027,7 +43584,7 @@
     <w:autoRedefine/>
     <w:uiPriority w:val="39"/>
     <w:unhideWhenUsed/>
-    <w:rsid w:val="0090446E"/>
+    <w:rsid w:val="005A4F10"/>
     <w:pPr>
       <w:ind w:leftChars="200" w:left="425"/>
     </w:pPr>
@@ -43039,7 +43596,7 @@
     <w:autoRedefine/>
     <w:uiPriority w:val="39"/>
     <w:unhideWhenUsed/>
-    <w:rsid w:val="0090446E"/>
+    <w:rsid w:val="005A4F10"/>
     <w:pPr>
       <w:ind w:leftChars="400" w:left="850"/>
     </w:pPr>
@@ -43049,7 +43606,7 @@
     <w:basedOn w:val="a0"/>
     <w:uiPriority w:val="99"/>
     <w:unhideWhenUsed/>
-    <w:rsid w:val="0090446E"/>
+    <w:rsid w:val="005A4F10"/>
     <w:rPr>
       <w:color w:val="0563C1" w:themeColor="hyperlink"/>
       <w:u w:val="single"/>

--- a/석사학위논문_영문.docx
+++ b/석사학위논문_영문.docx
@@ -2201,7 +2201,7 @@
         </w:rPr>
         <w:fldChar w:fldCharType="separate"/>
       </w:r>
-      <w:hyperlink w:anchor="_Toc238299235" w:history="1">
+      <w:hyperlink w:anchor="_Toc238299770" w:history="1">
         <w:r>
           <w:rPr>
             <w:rStyle w:val="afff6"/>
@@ -2231,7 +2231,7 @@
             <w:noProof/>
             <w:webHidden/>
           </w:rPr>
-          <w:instrText xml:space="preserve"> PAGEREF _Toc238299235 \h </w:instrText>
+          <w:instrText xml:space="preserve"> PAGEREF _Toc238299770 \h </w:instrText>
         </w:r>
         <w:r>
           <w:rPr>
@@ -2278,7 +2278,7 @@
           <w14:ligatures w14:val="standardContextual"/>
         </w:rPr>
       </w:pPr>
-      <w:hyperlink w:anchor="_Toc238299236" w:history="1">
+      <w:hyperlink w:anchor="_Toc238299771" w:history="1">
         <w:r>
           <w:rPr>
             <w:rStyle w:val="afff6"/>
@@ -2308,7 +2308,7 @@
             <w:noProof/>
             <w:webHidden/>
           </w:rPr>
-          <w:instrText xml:space="preserve"> PAGEREF _Toc238299236 \h </w:instrText>
+          <w:instrText xml:space="preserve"> PAGEREF _Toc238299771 \h </w:instrText>
         </w:r>
         <w:r>
           <w:rPr>
@@ -2355,7 +2355,7 @@
           <w14:ligatures w14:val="standardContextual"/>
         </w:rPr>
       </w:pPr>
-      <w:hyperlink w:anchor="_Toc238299237" w:history="1">
+      <w:hyperlink w:anchor="_Toc238299772" w:history="1">
         <w:r>
           <w:rPr>
             <w:rStyle w:val="afff6"/>
@@ -2385,7 +2385,7 @@
             <w:noProof/>
             <w:webHidden/>
           </w:rPr>
-          <w:instrText xml:space="preserve"> PAGEREF _Toc238299237 \h </w:instrText>
+          <w:instrText xml:space="preserve"> PAGEREF _Toc238299772 \h </w:instrText>
         </w:r>
         <w:r>
           <w:rPr>
@@ -2432,7 +2432,7 @@
           <w14:ligatures w14:val="standardContextual"/>
         </w:rPr>
       </w:pPr>
-      <w:hyperlink w:anchor="_Toc238299238" w:history="1">
+      <w:hyperlink w:anchor="_Toc238299773" w:history="1">
         <w:r>
           <w:rPr>
             <w:rStyle w:val="afff6"/>
@@ -2462,7 +2462,7 @@
             <w:noProof/>
             <w:webHidden/>
           </w:rPr>
-          <w:instrText xml:space="preserve"> PAGEREF _Toc238299238 \h </w:instrText>
+          <w:instrText xml:space="preserve"> PAGEREF _Toc238299773 \h </w:instrText>
         </w:r>
         <w:r>
           <w:rPr>
@@ -2509,7 +2509,7 @@
           <w14:ligatures w14:val="standardContextual"/>
         </w:rPr>
       </w:pPr>
-      <w:hyperlink w:anchor="_Toc238299239" w:history="1">
+      <w:hyperlink w:anchor="_Toc238299774" w:history="1">
         <w:r>
           <w:rPr>
             <w:rStyle w:val="afff6"/>
@@ -2539,7 +2539,7 @@
             <w:noProof/>
             <w:webHidden/>
           </w:rPr>
-          <w:instrText xml:space="preserve"> PAGEREF _Toc238299239 \h </w:instrText>
+          <w:instrText xml:space="preserve"> PAGEREF _Toc238299774 \h </w:instrText>
         </w:r>
         <w:r>
           <w:rPr>
@@ -2585,7 +2585,7 @@
           <w14:ligatures w14:val="standardContextual"/>
         </w:rPr>
       </w:pPr>
-      <w:hyperlink w:anchor="_Toc238299240" w:history="1">
+      <w:hyperlink w:anchor="_Toc238299775" w:history="1">
         <w:r>
           <w:rPr>
             <w:rStyle w:val="afff6"/>
@@ -2615,7 +2615,7 @@
             <w:noProof/>
             <w:webHidden/>
           </w:rPr>
-          <w:instrText xml:space="preserve"> PAGEREF _Toc238299240 \h </w:instrText>
+          <w:instrText xml:space="preserve"> PAGEREF _Toc238299775 \h </w:instrText>
         </w:r>
         <w:r>
           <w:rPr>
@@ -2662,7 +2662,7 @@
           <w14:ligatures w14:val="standardContextual"/>
         </w:rPr>
       </w:pPr>
-      <w:hyperlink w:anchor="_Toc238299241" w:history="1">
+      <w:hyperlink w:anchor="_Toc238299776" w:history="1">
         <w:r>
           <w:rPr>
             <w:rStyle w:val="afff6"/>
@@ -2692,7 +2692,7 @@
             <w:noProof/>
             <w:webHidden/>
           </w:rPr>
-          <w:instrText xml:space="preserve"> PAGEREF _Toc238299241 \h </w:instrText>
+          <w:instrText xml:space="preserve"> PAGEREF _Toc238299776 \h </w:instrText>
         </w:r>
         <w:r>
           <w:rPr>
@@ -2739,7 +2739,7 @@
           <w14:ligatures w14:val="standardContextual"/>
         </w:rPr>
       </w:pPr>
-      <w:hyperlink w:anchor="_Toc238299242" w:history="1">
+      <w:hyperlink w:anchor="_Toc238299777" w:history="1">
         <w:r>
           <w:rPr>
             <w:rStyle w:val="afff6"/>
@@ -2769,7 +2769,7 @@
             <w:noProof/>
             <w:webHidden/>
           </w:rPr>
-          <w:instrText xml:space="preserve"> PAGEREF _Toc238299242 \h </w:instrText>
+          <w:instrText xml:space="preserve"> PAGEREF _Toc238299777 \h </w:instrText>
         </w:r>
         <w:r>
           <w:rPr>
@@ -2816,7 +2816,7 @@
           <w14:ligatures w14:val="standardContextual"/>
         </w:rPr>
       </w:pPr>
-      <w:hyperlink w:anchor="_Toc238299243" w:history="1">
+      <w:hyperlink w:anchor="_Toc238299778" w:history="1">
         <w:r>
           <w:rPr>
             <w:rStyle w:val="afff6"/>
@@ -2846,7 +2846,7 @@
             <w:noProof/>
             <w:webHidden/>
           </w:rPr>
-          <w:instrText xml:space="preserve"> PAGEREF _Toc238299243 \h </w:instrText>
+          <w:instrText xml:space="preserve"> PAGEREF _Toc238299778 \h </w:instrText>
         </w:r>
         <w:r>
           <w:rPr>
@@ -2893,7 +2893,7 @@
           <w14:ligatures w14:val="standardContextual"/>
         </w:rPr>
       </w:pPr>
-      <w:hyperlink w:anchor="_Toc238299244" w:history="1">
+      <w:hyperlink w:anchor="_Toc238299779" w:history="1">
         <w:r>
           <w:rPr>
             <w:rStyle w:val="afff6"/>
@@ -2923,7 +2923,7 @@
             <w:noProof/>
             <w:webHidden/>
           </w:rPr>
-          <w:instrText xml:space="preserve"> PAGEREF _Toc238299244 \h </w:instrText>
+          <w:instrText xml:space="preserve"> PAGEREF _Toc238299779 \h </w:instrText>
         </w:r>
         <w:r>
           <w:rPr>
@@ -2970,7 +2970,7 @@
           <w14:ligatures w14:val="standardContextual"/>
         </w:rPr>
       </w:pPr>
-      <w:hyperlink w:anchor="_Toc238299245" w:history="1">
+      <w:hyperlink w:anchor="_Toc238299780" w:history="1">
         <w:r>
           <w:rPr>
             <w:rStyle w:val="afff6"/>
@@ -3000,7 +3000,7 @@
             <w:noProof/>
             <w:webHidden/>
           </w:rPr>
-          <w:instrText xml:space="preserve"> PAGEREF _Toc238299245 \h </w:instrText>
+          <w:instrText xml:space="preserve"> PAGEREF _Toc238299780 \h </w:instrText>
         </w:r>
         <w:r>
           <w:rPr>
@@ -3047,7 +3047,7 @@
           <w14:ligatures w14:val="standardContextual"/>
         </w:rPr>
       </w:pPr>
-      <w:hyperlink w:anchor="_Toc238299246" w:history="1">
+      <w:hyperlink w:anchor="_Toc238299781" w:history="1">
         <w:r>
           <w:rPr>
             <w:rStyle w:val="afff6"/>
@@ -3077,7 +3077,7 @@
             <w:noProof/>
             <w:webHidden/>
           </w:rPr>
-          <w:instrText xml:space="preserve"> PAGEREF _Toc238299246 \h </w:instrText>
+          <w:instrText xml:space="preserve"> PAGEREF _Toc238299781 \h </w:instrText>
         </w:r>
         <w:r>
           <w:rPr>
@@ -3124,7 +3124,7 @@
           <w14:ligatures w14:val="standardContextual"/>
         </w:rPr>
       </w:pPr>
-      <w:hyperlink w:anchor="_Toc238299247" w:history="1">
+      <w:hyperlink w:anchor="_Toc238299782" w:history="1">
         <w:r>
           <w:rPr>
             <w:rStyle w:val="afff6"/>
@@ -3154,7 +3154,7 @@
             <w:noProof/>
             <w:webHidden/>
           </w:rPr>
-          <w:instrText xml:space="preserve"> PAGEREF _Toc238299247 \h </w:instrText>
+          <w:instrText xml:space="preserve"> PAGEREF _Toc238299782 \h </w:instrText>
         </w:r>
         <w:r>
           <w:rPr>
@@ -3201,7 +3201,7 @@
           <w14:ligatures w14:val="standardContextual"/>
         </w:rPr>
       </w:pPr>
-      <w:hyperlink w:anchor="_Toc238299248" w:history="1">
+      <w:hyperlink w:anchor="_Toc238299783" w:history="1">
         <w:r>
           <w:rPr>
             <w:rStyle w:val="afff6"/>
@@ -3231,7 +3231,7 @@
             <w:noProof/>
             <w:webHidden/>
           </w:rPr>
-          <w:instrText xml:space="preserve"> PAGEREF _Toc238299248 \h </w:instrText>
+          <w:instrText xml:space="preserve"> PAGEREF _Toc238299783 \h </w:instrText>
         </w:r>
         <w:r>
           <w:rPr>
@@ -3278,7 +3278,7 @@
           <w14:ligatures w14:val="standardContextual"/>
         </w:rPr>
       </w:pPr>
-      <w:hyperlink w:anchor="_Toc238299249" w:history="1">
+      <w:hyperlink w:anchor="_Toc238299784" w:history="1">
         <w:r>
           <w:rPr>
             <w:rStyle w:val="afff6"/>
@@ -3308,7 +3308,7 @@
             <w:noProof/>
             <w:webHidden/>
           </w:rPr>
-          <w:instrText xml:space="preserve"> PAGEREF _Toc238299249 \h </w:instrText>
+          <w:instrText xml:space="preserve"> PAGEREF _Toc238299784 \h </w:instrText>
         </w:r>
         <w:r>
           <w:rPr>
@@ -3355,7 +3355,7 @@
           <w14:ligatures w14:val="standardContextual"/>
         </w:rPr>
       </w:pPr>
-      <w:hyperlink w:anchor="_Toc238299250" w:history="1">
+      <w:hyperlink w:anchor="_Toc238299785" w:history="1">
         <w:r>
           <w:rPr>
             <w:rStyle w:val="afff6"/>
@@ -3385,7 +3385,7 @@
             <w:noProof/>
             <w:webHidden/>
           </w:rPr>
-          <w:instrText xml:space="preserve"> PAGEREF _Toc238299250 \h </w:instrText>
+          <w:instrText xml:space="preserve"> PAGEREF _Toc238299785 \h </w:instrText>
         </w:r>
         <w:r>
           <w:rPr>
@@ -3432,7 +3432,7 @@
           <w14:ligatures w14:val="standardContextual"/>
         </w:rPr>
       </w:pPr>
-      <w:hyperlink w:anchor="_Toc238299251" w:history="1">
+      <w:hyperlink w:anchor="_Toc238299786" w:history="1">
         <w:r>
           <w:rPr>
             <w:rStyle w:val="afff6"/>
@@ -3462,7 +3462,7 @@
             <w:noProof/>
             <w:webHidden/>
           </w:rPr>
-          <w:instrText xml:space="preserve"> PAGEREF _Toc238299251 \h </w:instrText>
+          <w:instrText xml:space="preserve"> PAGEREF _Toc238299786 \h </w:instrText>
         </w:r>
         <w:r>
           <w:rPr>
@@ -3509,7 +3509,7 @@
           <w14:ligatures w14:val="standardContextual"/>
         </w:rPr>
       </w:pPr>
-      <w:hyperlink w:anchor="_Toc238299252" w:history="1">
+      <w:hyperlink w:anchor="_Toc238299787" w:history="1">
         <w:r>
           <w:rPr>
             <w:rStyle w:val="afff6"/>
@@ -3539,7 +3539,7 @@
             <w:noProof/>
             <w:webHidden/>
           </w:rPr>
-          <w:instrText xml:space="preserve"> PAGEREF _Toc238299252 \h </w:instrText>
+          <w:instrText xml:space="preserve"> PAGEREF _Toc238299787 \h </w:instrText>
         </w:r>
         <w:r>
           <w:rPr>
@@ -3586,7 +3586,7 @@
           <w14:ligatures w14:val="standardContextual"/>
         </w:rPr>
       </w:pPr>
-      <w:hyperlink w:anchor="_Toc238299253" w:history="1">
+      <w:hyperlink w:anchor="_Toc238299788" w:history="1">
         <w:r>
           <w:rPr>
             <w:rStyle w:val="afff6"/>
@@ -3616,7 +3616,7 @@
             <w:noProof/>
             <w:webHidden/>
           </w:rPr>
-          <w:instrText xml:space="preserve"> PAGEREF _Toc238299253 \h </w:instrText>
+          <w:instrText xml:space="preserve"> PAGEREF _Toc238299788 \h </w:instrText>
         </w:r>
         <w:r>
           <w:rPr>
@@ -3663,7 +3663,7 @@
           <w14:ligatures w14:val="standardContextual"/>
         </w:rPr>
       </w:pPr>
-      <w:hyperlink w:anchor="_Toc238299254" w:history="1">
+      <w:hyperlink w:anchor="_Toc238299789" w:history="1">
         <w:r>
           <w:rPr>
             <w:rStyle w:val="afff6"/>
@@ -3693,7 +3693,7 @@
             <w:noProof/>
             <w:webHidden/>
           </w:rPr>
-          <w:instrText xml:space="preserve"> PAGEREF _Toc238299254 \h </w:instrText>
+          <w:instrText xml:space="preserve"> PAGEREF _Toc238299789 \h </w:instrText>
         </w:r>
         <w:r>
           <w:rPr>
@@ -3740,7 +3740,7 @@
           <w14:ligatures w14:val="standardContextual"/>
         </w:rPr>
       </w:pPr>
-      <w:hyperlink w:anchor="_Toc238299255" w:history="1">
+      <w:hyperlink w:anchor="_Toc238299790" w:history="1">
         <w:r>
           <w:rPr>
             <w:rStyle w:val="afff6"/>
@@ -3770,7 +3770,7 @@
             <w:noProof/>
             <w:webHidden/>
           </w:rPr>
-          <w:instrText xml:space="preserve"> PAGEREF _Toc238299255 \h </w:instrText>
+          <w:instrText xml:space="preserve"> PAGEREF _Toc238299790 \h </w:instrText>
         </w:r>
         <w:r>
           <w:rPr>
@@ -3816,7 +3816,7 @@
           <w14:ligatures w14:val="standardContextual"/>
         </w:rPr>
       </w:pPr>
-      <w:hyperlink w:anchor="_Toc238299256" w:history="1">
+      <w:hyperlink w:anchor="_Toc238299791" w:history="1">
         <w:r>
           <w:rPr>
             <w:rStyle w:val="afff6"/>
@@ -3846,7 +3846,7 @@
             <w:noProof/>
             <w:webHidden/>
           </w:rPr>
-          <w:instrText xml:space="preserve"> PAGEREF _Toc238299256 \h </w:instrText>
+          <w:instrText xml:space="preserve"> PAGEREF _Toc238299791 \h </w:instrText>
         </w:r>
         <w:r>
           <w:rPr>
@@ -3893,7 +3893,7 @@
           <w14:ligatures w14:val="standardContextual"/>
         </w:rPr>
       </w:pPr>
-      <w:hyperlink w:anchor="_Toc238299257" w:history="1">
+      <w:hyperlink w:anchor="_Toc238299792" w:history="1">
         <w:r>
           <w:rPr>
             <w:rStyle w:val="afff6"/>
@@ -3923,7 +3923,7 @@
             <w:noProof/>
             <w:webHidden/>
           </w:rPr>
-          <w:instrText xml:space="preserve"> PAGEREF _Toc238299257 \h </w:instrText>
+          <w:instrText xml:space="preserve"> PAGEREF _Toc238299792 \h </w:instrText>
         </w:r>
         <w:r>
           <w:rPr>
@@ -3970,7 +3970,7 @@
           <w14:ligatures w14:val="standardContextual"/>
         </w:rPr>
       </w:pPr>
-      <w:hyperlink w:anchor="_Toc238299258" w:history="1">
+      <w:hyperlink w:anchor="_Toc238299793" w:history="1">
         <w:r>
           <w:rPr>
             <w:rStyle w:val="afff6"/>
@@ -4000,7 +4000,7 @@
             <w:noProof/>
             <w:webHidden/>
           </w:rPr>
-          <w:instrText xml:space="preserve"> PAGEREF _Toc238299258 \h </w:instrText>
+          <w:instrText xml:space="preserve"> PAGEREF _Toc238299793 \h </w:instrText>
         </w:r>
         <w:r>
           <w:rPr>
@@ -4047,7 +4047,7 @@
           <w14:ligatures w14:val="standardContextual"/>
         </w:rPr>
       </w:pPr>
-      <w:hyperlink w:anchor="_Toc238299259" w:history="1">
+      <w:hyperlink w:anchor="_Toc238299794" w:history="1">
         <w:r>
           <w:rPr>
             <w:rStyle w:val="afff6"/>
@@ -4077,7 +4077,7 @@
             <w:noProof/>
             <w:webHidden/>
           </w:rPr>
-          <w:instrText xml:space="preserve"> PAGEREF _Toc238299259 \h </w:instrText>
+          <w:instrText xml:space="preserve"> PAGEREF _Toc238299794 \h </w:instrText>
         </w:r>
         <w:r>
           <w:rPr>
@@ -4124,7 +4124,7 @@
           <w14:ligatures w14:val="standardContextual"/>
         </w:rPr>
       </w:pPr>
-      <w:hyperlink w:anchor="_Toc238299260" w:history="1">
+      <w:hyperlink w:anchor="_Toc238299795" w:history="1">
         <w:r>
           <w:rPr>
             <w:rStyle w:val="afff6"/>
@@ -4154,7 +4154,7 @@
             <w:noProof/>
             <w:webHidden/>
           </w:rPr>
-          <w:instrText xml:space="preserve"> PAGEREF _Toc238299260 \h </w:instrText>
+          <w:instrText xml:space="preserve"> PAGEREF _Toc238299795 \h </w:instrText>
         </w:r>
         <w:r>
           <w:rPr>
@@ -4201,7 +4201,7 @@
           <w14:ligatures w14:val="standardContextual"/>
         </w:rPr>
       </w:pPr>
-      <w:hyperlink w:anchor="_Toc238299261" w:history="1">
+      <w:hyperlink w:anchor="_Toc238299796" w:history="1">
         <w:r>
           <w:rPr>
             <w:rStyle w:val="afff6"/>
@@ -4231,7 +4231,7 @@
             <w:noProof/>
             <w:webHidden/>
           </w:rPr>
-          <w:instrText xml:space="preserve"> PAGEREF _Toc238299261 \h </w:instrText>
+          <w:instrText xml:space="preserve"> PAGEREF _Toc238299796 \h </w:instrText>
         </w:r>
         <w:r>
           <w:rPr>
@@ -4278,7 +4278,7 @@
           <w14:ligatures w14:val="standardContextual"/>
         </w:rPr>
       </w:pPr>
-      <w:hyperlink w:anchor="_Toc238299262" w:history="1">
+      <w:hyperlink w:anchor="_Toc238299797" w:history="1">
         <w:r>
           <w:rPr>
             <w:rStyle w:val="afff6"/>
@@ -4308,7 +4308,7 @@
             <w:noProof/>
             <w:webHidden/>
           </w:rPr>
-          <w:instrText xml:space="preserve"> PAGEREF _Toc238299262 \h </w:instrText>
+          <w:instrText xml:space="preserve"> PAGEREF _Toc238299797 \h </w:instrText>
         </w:r>
         <w:r>
           <w:rPr>
@@ -4355,7 +4355,7 @@
           <w14:ligatures w14:val="standardContextual"/>
         </w:rPr>
       </w:pPr>
-      <w:hyperlink w:anchor="_Toc238299263" w:history="1">
+      <w:hyperlink w:anchor="_Toc238299798" w:history="1">
         <w:r>
           <w:rPr>
             <w:rStyle w:val="afff6"/>
@@ -4385,7 +4385,7 @@
             <w:noProof/>
             <w:webHidden/>
           </w:rPr>
-          <w:instrText xml:space="preserve"> PAGEREF _Toc238299263 \h </w:instrText>
+          <w:instrText xml:space="preserve"> PAGEREF _Toc238299798 \h </w:instrText>
         </w:r>
         <w:r>
           <w:rPr>
@@ -4432,7 +4432,7 @@
           <w14:ligatures w14:val="standardContextual"/>
         </w:rPr>
       </w:pPr>
-      <w:hyperlink w:anchor="_Toc238299264" w:history="1">
+      <w:hyperlink w:anchor="_Toc238299799" w:history="1">
         <w:r>
           <w:rPr>
             <w:rStyle w:val="afff6"/>
@@ -4462,7 +4462,7 @@
             <w:noProof/>
             <w:webHidden/>
           </w:rPr>
-          <w:instrText xml:space="preserve"> PAGEREF _Toc238299264 \h </w:instrText>
+          <w:instrText xml:space="preserve"> PAGEREF _Toc238299799 \h </w:instrText>
         </w:r>
         <w:r>
           <w:rPr>
@@ -4509,7 +4509,7 @@
           <w14:ligatures w14:val="standardContextual"/>
         </w:rPr>
       </w:pPr>
-      <w:hyperlink w:anchor="_Toc238299265" w:history="1">
+      <w:hyperlink w:anchor="_Toc238299800" w:history="1">
         <w:r>
           <w:rPr>
             <w:rStyle w:val="afff6"/>
@@ -4539,7 +4539,7 @@
             <w:noProof/>
             <w:webHidden/>
           </w:rPr>
-          <w:instrText xml:space="preserve"> PAGEREF _Toc238299265 \h </w:instrText>
+          <w:instrText xml:space="preserve"> PAGEREF _Toc238299800 \h </w:instrText>
         </w:r>
         <w:r>
           <w:rPr>
@@ -4586,7 +4586,7 @@
           <w14:ligatures w14:val="standardContextual"/>
         </w:rPr>
       </w:pPr>
-      <w:hyperlink w:anchor="_Toc238299266" w:history="1">
+      <w:hyperlink w:anchor="_Toc238299801" w:history="1">
         <w:r>
           <w:rPr>
             <w:rStyle w:val="afff6"/>
@@ -4616,7 +4616,7 @@
             <w:noProof/>
             <w:webHidden/>
           </w:rPr>
-          <w:instrText xml:space="preserve"> PAGEREF _Toc238299266 \h </w:instrText>
+          <w:instrText xml:space="preserve"> PAGEREF _Toc238299801 \h </w:instrText>
         </w:r>
         <w:r>
           <w:rPr>
@@ -4663,7 +4663,7 @@
           <w14:ligatures w14:val="standardContextual"/>
         </w:rPr>
       </w:pPr>
-      <w:hyperlink w:anchor="_Toc238299267" w:history="1">
+      <w:hyperlink w:anchor="_Toc238299802" w:history="1">
         <w:r>
           <w:rPr>
             <w:rStyle w:val="afff6"/>
@@ -4693,7 +4693,7 @@
             <w:noProof/>
             <w:webHidden/>
           </w:rPr>
-          <w:instrText xml:space="preserve"> PAGEREF _Toc238299267 \h </w:instrText>
+          <w:instrText xml:space="preserve"> PAGEREF _Toc238299802 \h </w:instrText>
         </w:r>
         <w:r>
           <w:rPr>
@@ -4713,7 +4713,7 @@
             <w:noProof/>
             <w:webHidden/>
           </w:rPr>
-          <w:t>23</w:t>
+          <w:t>24</w:t>
         </w:r>
         <w:r>
           <w:rPr>
@@ -4740,7 +4740,7 @@
           <w14:ligatures w14:val="standardContextual"/>
         </w:rPr>
       </w:pPr>
-      <w:hyperlink w:anchor="_Toc238299268" w:history="1">
+      <w:hyperlink w:anchor="_Toc238299803" w:history="1">
         <w:r>
           <w:rPr>
             <w:rStyle w:val="afff6"/>
@@ -4770,7 +4770,7 @@
             <w:noProof/>
             <w:webHidden/>
           </w:rPr>
-          <w:instrText xml:space="preserve"> PAGEREF _Toc238299268 \h </w:instrText>
+          <w:instrText xml:space="preserve"> PAGEREF _Toc238299803 \h </w:instrText>
         </w:r>
         <w:r>
           <w:rPr>
@@ -4817,7 +4817,7 @@
           <w14:ligatures w14:val="standardContextual"/>
         </w:rPr>
       </w:pPr>
-      <w:hyperlink w:anchor="_Toc238299269" w:history="1">
+      <w:hyperlink w:anchor="_Toc238299804" w:history="1">
         <w:r>
           <w:rPr>
             <w:rStyle w:val="afff6"/>
@@ -4847,7 +4847,7 @@
             <w:noProof/>
             <w:webHidden/>
           </w:rPr>
-          <w:instrText xml:space="preserve"> PAGEREF _Toc238299269 \h </w:instrText>
+          <w:instrText xml:space="preserve"> PAGEREF _Toc238299804 \h </w:instrText>
         </w:r>
         <w:r>
           <w:rPr>
@@ -4894,7 +4894,7 @@
           <w14:ligatures w14:val="standardContextual"/>
         </w:rPr>
       </w:pPr>
-      <w:hyperlink w:anchor="_Toc238299270" w:history="1">
+      <w:hyperlink w:anchor="_Toc238299805" w:history="1">
         <w:r>
           <w:rPr>
             <w:rStyle w:val="afff6"/>
@@ -4924,7 +4924,7 @@
             <w:noProof/>
             <w:webHidden/>
           </w:rPr>
-          <w:instrText xml:space="preserve"> PAGEREF _Toc238299270 \h </w:instrText>
+          <w:instrText xml:space="preserve"> PAGEREF _Toc238299805 \h </w:instrText>
         </w:r>
         <w:r>
           <w:rPr>
@@ -4971,7 +4971,7 @@
           <w14:ligatures w14:val="standardContextual"/>
         </w:rPr>
       </w:pPr>
-      <w:hyperlink w:anchor="_Toc238299271" w:history="1">
+      <w:hyperlink w:anchor="_Toc238299806" w:history="1">
         <w:r>
           <w:rPr>
             <w:rStyle w:val="afff6"/>
@@ -5001,7 +5001,7 @@
             <w:noProof/>
             <w:webHidden/>
           </w:rPr>
-          <w:instrText xml:space="preserve"> PAGEREF _Toc238299271 \h </w:instrText>
+          <w:instrText xml:space="preserve"> PAGEREF _Toc238299806 \h </w:instrText>
         </w:r>
         <w:r>
           <w:rPr>
@@ -5047,7 +5047,7 @@
           <w14:ligatures w14:val="standardContextual"/>
         </w:rPr>
       </w:pPr>
-      <w:hyperlink w:anchor="_Toc238299272" w:history="1">
+      <w:hyperlink w:anchor="_Toc238299807" w:history="1">
         <w:r>
           <w:rPr>
             <w:rStyle w:val="afff6"/>
@@ -5077,7 +5077,7 @@
             <w:noProof/>
             <w:webHidden/>
           </w:rPr>
-          <w:instrText xml:space="preserve"> PAGEREF _Toc238299272 \h </w:instrText>
+          <w:instrText xml:space="preserve"> PAGEREF _Toc238299807 \h </w:instrText>
         </w:r>
         <w:r>
           <w:rPr>
@@ -5124,7 +5124,7 @@
           <w14:ligatures w14:val="standardContextual"/>
         </w:rPr>
       </w:pPr>
-      <w:hyperlink w:anchor="_Toc238299273" w:history="1">
+      <w:hyperlink w:anchor="_Toc238299808" w:history="1">
         <w:r>
           <w:rPr>
             <w:rStyle w:val="afff6"/>
@@ -5154,7 +5154,7 @@
             <w:noProof/>
             <w:webHidden/>
           </w:rPr>
-          <w:instrText xml:space="preserve"> PAGEREF _Toc238299273 \h </w:instrText>
+          <w:instrText xml:space="preserve"> PAGEREF _Toc238299808 \h </w:instrText>
         </w:r>
         <w:r>
           <w:rPr>
@@ -5201,7 +5201,7 @@
           <w14:ligatures w14:val="standardContextual"/>
         </w:rPr>
       </w:pPr>
-      <w:hyperlink w:anchor="_Toc238299274" w:history="1">
+      <w:hyperlink w:anchor="_Toc238299809" w:history="1">
         <w:r>
           <w:rPr>
             <w:rStyle w:val="afff6"/>
@@ -5231,7 +5231,7 @@
             <w:noProof/>
             <w:webHidden/>
           </w:rPr>
-          <w:instrText xml:space="preserve"> PAGEREF _Toc238299274 \h </w:instrText>
+          <w:instrText xml:space="preserve"> PAGEREF _Toc238299809 \h </w:instrText>
         </w:r>
         <w:r>
           <w:rPr>
@@ -5278,7 +5278,7 @@
           <w14:ligatures w14:val="standardContextual"/>
         </w:rPr>
       </w:pPr>
-      <w:hyperlink w:anchor="_Toc238299275" w:history="1">
+      <w:hyperlink w:anchor="_Toc238299810" w:history="1">
         <w:r>
           <w:rPr>
             <w:rStyle w:val="afff6"/>
@@ -5308,7 +5308,7 @@
             <w:noProof/>
             <w:webHidden/>
           </w:rPr>
-          <w:instrText xml:space="preserve"> PAGEREF _Toc238299275 \h </w:instrText>
+          <w:instrText xml:space="preserve"> PAGEREF _Toc238299810 \h </w:instrText>
         </w:r>
         <w:r>
           <w:rPr>
@@ -5355,7 +5355,7 @@
           <w14:ligatures w14:val="standardContextual"/>
         </w:rPr>
       </w:pPr>
-      <w:hyperlink w:anchor="_Toc238299276" w:history="1">
+      <w:hyperlink w:anchor="_Toc238299811" w:history="1">
         <w:r>
           <w:rPr>
             <w:rStyle w:val="afff6"/>
@@ -5385,7 +5385,7 @@
             <w:noProof/>
             <w:webHidden/>
           </w:rPr>
-          <w:instrText xml:space="preserve"> PAGEREF _Toc238299276 \h </w:instrText>
+          <w:instrText xml:space="preserve"> PAGEREF _Toc238299811 \h </w:instrText>
         </w:r>
         <w:r>
           <w:rPr>
@@ -5432,7 +5432,7 @@
           <w14:ligatures w14:val="standardContextual"/>
         </w:rPr>
       </w:pPr>
-      <w:hyperlink w:anchor="_Toc238299277" w:history="1">
+      <w:hyperlink w:anchor="_Toc238299812" w:history="1">
         <w:r>
           <w:rPr>
             <w:rStyle w:val="afff6"/>
@@ -5462,7 +5462,7 @@
             <w:noProof/>
             <w:webHidden/>
           </w:rPr>
-          <w:instrText xml:space="preserve"> PAGEREF _Toc238299277 \h </w:instrText>
+          <w:instrText xml:space="preserve"> PAGEREF _Toc238299812 \h </w:instrText>
         </w:r>
         <w:r>
           <w:rPr>
@@ -5509,7 +5509,7 @@
           <w14:ligatures w14:val="standardContextual"/>
         </w:rPr>
       </w:pPr>
-      <w:hyperlink w:anchor="_Toc238299278" w:history="1">
+      <w:hyperlink w:anchor="_Toc238299813" w:history="1">
         <w:r>
           <w:rPr>
             <w:rStyle w:val="afff6"/>
@@ -5539,7 +5539,7 @@
             <w:noProof/>
             <w:webHidden/>
           </w:rPr>
-          <w:instrText xml:space="preserve"> PAGEREF _Toc238299278 \h </w:instrText>
+          <w:instrText xml:space="preserve"> PAGEREF _Toc238299813 \h </w:instrText>
         </w:r>
         <w:r>
           <w:rPr>
@@ -5586,7 +5586,7 @@
           <w14:ligatures w14:val="standardContextual"/>
         </w:rPr>
       </w:pPr>
-      <w:hyperlink w:anchor="_Toc238299279" w:history="1">
+      <w:hyperlink w:anchor="_Toc238299814" w:history="1">
         <w:r>
           <w:rPr>
             <w:rStyle w:val="afff6"/>
@@ -5616,7 +5616,7 @@
             <w:noProof/>
             <w:webHidden/>
           </w:rPr>
-          <w:instrText xml:space="preserve"> PAGEREF _Toc238299279 \h </w:instrText>
+          <w:instrText xml:space="preserve"> PAGEREF _Toc238299814 \h </w:instrText>
         </w:r>
         <w:r>
           <w:rPr>
@@ -5663,7 +5663,7 @@
           <w14:ligatures w14:val="standardContextual"/>
         </w:rPr>
       </w:pPr>
-      <w:hyperlink w:anchor="_Toc238299280" w:history="1">
+      <w:hyperlink w:anchor="_Toc238299815" w:history="1">
         <w:r>
           <w:rPr>
             <w:rStyle w:val="afff6"/>
@@ -5693,7 +5693,7 @@
             <w:noProof/>
             <w:webHidden/>
           </w:rPr>
-          <w:instrText xml:space="preserve"> PAGEREF _Toc238299280 \h </w:instrText>
+          <w:instrText xml:space="preserve"> PAGEREF _Toc238299815 \h </w:instrText>
         </w:r>
         <w:r>
           <w:rPr>
@@ -5740,7 +5740,7 @@
           <w14:ligatures w14:val="standardContextual"/>
         </w:rPr>
       </w:pPr>
-      <w:hyperlink w:anchor="_Toc238299281" w:history="1">
+      <w:hyperlink w:anchor="_Toc238299816" w:history="1">
         <w:r>
           <w:rPr>
             <w:rStyle w:val="afff6"/>
@@ -5770,7 +5770,7 @@
             <w:noProof/>
             <w:webHidden/>
           </w:rPr>
-          <w:instrText xml:space="preserve"> PAGEREF _Toc238299281 \h </w:instrText>
+          <w:instrText xml:space="preserve"> PAGEREF _Toc238299816 \h </w:instrText>
         </w:r>
         <w:r>
           <w:rPr>
@@ -5790,7 +5790,7 @@
             <w:noProof/>
             <w:webHidden/>
           </w:rPr>
-          <w:t>34</w:t>
+          <w:t>35</w:t>
         </w:r>
         <w:r>
           <w:rPr>
@@ -5817,7 +5817,7 @@
           <w14:ligatures w14:val="standardContextual"/>
         </w:rPr>
       </w:pPr>
-      <w:hyperlink w:anchor="_Toc238299282" w:history="1">
+      <w:hyperlink w:anchor="_Toc238299817" w:history="1">
         <w:r>
           <w:rPr>
             <w:rStyle w:val="afff6"/>
@@ -5847,7 +5847,7 @@
             <w:noProof/>
             <w:webHidden/>
           </w:rPr>
-          <w:instrText xml:space="preserve"> PAGEREF _Toc238299282 \h </w:instrText>
+          <w:instrText xml:space="preserve"> PAGEREF _Toc238299817 \h </w:instrText>
         </w:r>
         <w:r>
           <w:rPr>
@@ -5894,7 +5894,7 @@
           <w14:ligatures w14:val="standardContextual"/>
         </w:rPr>
       </w:pPr>
-      <w:hyperlink w:anchor="_Toc238299283" w:history="1">
+      <w:hyperlink w:anchor="_Toc238299818" w:history="1">
         <w:r>
           <w:rPr>
             <w:rStyle w:val="afff6"/>
@@ -5924,7 +5924,7 @@
             <w:noProof/>
             <w:webHidden/>
           </w:rPr>
-          <w:instrText xml:space="preserve"> PAGEREF _Toc238299283 \h </w:instrText>
+          <w:instrText xml:space="preserve"> PAGEREF _Toc238299818 \h </w:instrText>
         </w:r>
         <w:r>
           <w:rPr>
@@ -5971,7 +5971,7 @@
           <w14:ligatures w14:val="standardContextual"/>
         </w:rPr>
       </w:pPr>
-      <w:hyperlink w:anchor="_Toc238299284" w:history="1">
+      <w:hyperlink w:anchor="_Toc238299819" w:history="1">
         <w:r>
           <w:rPr>
             <w:rStyle w:val="afff6"/>
@@ -6001,7 +6001,7 @@
             <w:noProof/>
             <w:webHidden/>
           </w:rPr>
-          <w:instrText xml:space="preserve"> PAGEREF _Toc238299284 \h </w:instrText>
+          <w:instrText xml:space="preserve"> PAGEREF _Toc238299819 \h </w:instrText>
         </w:r>
         <w:r>
           <w:rPr>
@@ -6048,7 +6048,7 @@
           <w14:ligatures w14:val="standardContextual"/>
         </w:rPr>
       </w:pPr>
-      <w:hyperlink w:anchor="_Toc238299285" w:history="1">
+      <w:hyperlink w:anchor="_Toc238299820" w:history="1">
         <w:r>
           <w:rPr>
             <w:rStyle w:val="afff6"/>
@@ -6078,7 +6078,7 @@
             <w:noProof/>
             <w:webHidden/>
           </w:rPr>
-          <w:instrText xml:space="preserve"> PAGEREF _Toc238299285 \h </w:instrText>
+          <w:instrText xml:space="preserve"> PAGEREF _Toc238299820 \h </w:instrText>
         </w:r>
         <w:r>
           <w:rPr>
@@ -6098,7 +6098,7 @@
             <w:noProof/>
             <w:webHidden/>
           </w:rPr>
-          <w:t>39</w:t>
+          <w:t>40</w:t>
         </w:r>
         <w:r>
           <w:rPr>
@@ -6125,7 +6125,7 @@
           <w14:ligatures w14:val="standardContextual"/>
         </w:rPr>
       </w:pPr>
-      <w:hyperlink w:anchor="_Toc238299286" w:history="1">
+      <w:hyperlink w:anchor="_Toc238299821" w:history="1">
         <w:r>
           <w:rPr>
             <w:rStyle w:val="afff6"/>
@@ -6155,7 +6155,7 @@
             <w:noProof/>
             <w:webHidden/>
           </w:rPr>
-          <w:instrText xml:space="preserve"> PAGEREF _Toc238299286 \h </w:instrText>
+          <w:instrText xml:space="preserve"> PAGEREF _Toc238299821 \h </w:instrText>
         </w:r>
         <w:r>
           <w:rPr>
@@ -6202,7 +6202,7 @@
           <w14:ligatures w14:val="standardContextual"/>
         </w:rPr>
       </w:pPr>
-      <w:hyperlink w:anchor="_Toc238299287" w:history="1">
+      <w:hyperlink w:anchor="_Toc238299822" w:history="1">
         <w:r>
           <w:rPr>
             <w:rStyle w:val="afff6"/>
@@ -6232,7 +6232,7 @@
             <w:noProof/>
             <w:webHidden/>
           </w:rPr>
-          <w:instrText xml:space="preserve"> PAGEREF _Toc238299287 \h </w:instrText>
+          <w:instrText xml:space="preserve"> PAGEREF _Toc238299822 \h </w:instrText>
         </w:r>
         <w:r>
           <w:rPr>
@@ -6252,7 +6252,7 @@
             <w:noProof/>
             <w:webHidden/>
           </w:rPr>
-          <w:t>42</w:t>
+          <w:t>43</w:t>
         </w:r>
         <w:r>
           <w:rPr>
@@ -6279,7 +6279,7 @@
           <w14:ligatures w14:val="standardContextual"/>
         </w:rPr>
       </w:pPr>
-      <w:hyperlink w:anchor="_Toc238299288" w:history="1">
+      <w:hyperlink w:anchor="_Toc238299823" w:history="1">
         <w:r>
           <w:rPr>
             <w:rStyle w:val="afff6"/>
@@ -6309,7 +6309,7 @@
             <w:noProof/>
             <w:webHidden/>
           </w:rPr>
-          <w:instrText xml:space="preserve"> PAGEREF _Toc238299288 \h </w:instrText>
+          <w:instrText xml:space="preserve"> PAGEREF _Toc238299823 \h </w:instrText>
         </w:r>
         <w:r>
           <w:rPr>
@@ -6356,7 +6356,7 @@
           <w14:ligatures w14:val="standardContextual"/>
         </w:rPr>
       </w:pPr>
-      <w:hyperlink w:anchor="_Toc238299289" w:history="1">
+      <w:hyperlink w:anchor="_Toc238299824" w:history="1">
         <w:r>
           <w:rPr>
             <w:rStyle w:val="afff6"/>
@@ -6386,7 +6386,7 @@
             <w:noProof/>
             <w:webHidden/>
           </w:rPr>
-          <w:instrText xml:space="preserve"> PAGEREF _Toc238299289 \h </w:instrText>
+          <w:instrText xml:space="preserve"> PAGEREF _Toc238299824 \h </w:instrText>
         </w:r>
         <w:r>
           <w:rPr>
@@ -6433,7 +6433,7 @@
           <w14:ligatures w14:val="standardContextual"/>
         </w:rPr>
       </w:pPr>
-      <w:hyperlink w:anchor="_Toc238299290" w:history="1">
+      <w:hyperlink w:anchor="_Toc238299825" w:history="1">
         <w:r>
           <w:rPr>
             <w:rStyle w:val="afff6"/>
@@ -6463,7 +6463,7 @@
             <w:noProof/>
             <w:webHidden/>
           </w:rPr>
-          <w:instrText xml:space="preserve"> PAGEREF _Toc238299290 \h </w:instrText>
+          <w:instrText xml:space="preserve"> PAGEREF _Toc238299825 \h </w:instrText>
         </w:r>
         <w:r>
           <w:rPr>
@@ -6483,7 +6483,7 @@
             <w:noProof/>
             <w:webHidden/>
           </w:rPr>
-          <w:t>50</w:t>
+          <w:t>51</w:t>
         </w:r>
         <w:r>
           <w:rPr>
@@ -6510,7 +6510,7 @@
           <w14:ligatures w14:val="standardContextual"/>
         </w:rPr>
       </w:pPr>
-      <w:hyperlink w:anchor="_Toc238299291" w:history="1">
+      <w:hyperlink w:anchor="_Toc238299826" w:history="1">
         <w:r>
           <w:rPr>
             <w:rStyle w:val="afff6"/>
@@ -6540,7 +6540,7 @@
             <w:noProof/>
             <w:webHidden/>
           </w:rPr>
-          <w:instrText xml:space="preserve"> PAGEREF _Toc238299291 \h </w:instrText>
+          <w:instrText xml:space="preserve"> PAGEREF _Toc238299826 \h </w:instrText>
         </w:r>
         <w:r>
           <w:rPr>
@@ -6560,7 +6560,7 @@
             <w:noProof/>
             <w:webHidden/>
           </w:rPr>
-          <w:t>50</w:t>
+          <w:t>51</w:t>
         </w:r>
         <w:r>
           <w:rPr>
@@ -6587,7 +6587,7 @@
           <w14:ligatures w14:val="standardContextual"/>
         </w:rPr>
       </w:pPr>
-      <w:hyperlink w:anchor="_Toc238299292" w:history="1">
+      <w:hyperlink w:anchor="_Toc238299827" w:history="1">
         <w:r>
           <w:rPr>
             <w:rStyle w:val="afff6"/>
@@ -6617,7 +6617,7 @@
             <w:noProof/>
             <w:webHidden/>
           </w:rPr>
-          <w:instrText xml:space="preserve"> PAGEREF _Toc238299292 \h </w:instrText>
+          <w:instrText xml:space="preserve"> PAGEREF _Toc238299827 \h </w:instrText>
         </w:r>
         <w:r>
           <w:rPr>
@@ -6637,7 +6637,7 @@
             <w:noProof/>
             <w:webHidden/>
           </w:rPr>
-          <w:t>51</w:t>
+          <w:t>52</w:t>
         </w:r>
         <w:r>
           <w:rPr>
@@ -6664,7 +6664,7 @@
           <w14:ligatures w14:val="standardContextual"/>
         </w:rPr>
       </w:pPr>
-      <w:hyperlink w:anchor="_Toc238299293" w:history="1">
+      <w:hyperlink w:anchor="_Toc238299828" w:history="1">
         <w:r>
           <w:rPr>
             <w:rStyle w:val="afff6"/>
@@ -6694,7 +6694,7 @@
             <w:noProof/>
             <w:webHidden/>
           </w:rPr>
-          <w:instrText xml:space="preserve"> PAGEREF _Toc238299293 \h </w:instrText>
+          <w:instrText xml:space="preserve"> PAGEREF _Toc238299828 \h </w:instrText>
         </w:r>
         <w:r>
           <w:rPr>
@@ -6741,7 +6741,7 @@
           <w14:ligatures w14:val="standardContextual"/>
         </w:rPr>
       </w:pPr>
-      <w:hyperlink w:anchor="_Toc238299294" w:history="1">
+      <w:hyperlink w:anchor="_Toc238299829" w:history="1">
         <w:r>
           <w:rPr>
             <w:rStyle w:val="afff6"/>
@@ -6771,7 +6771,7 @@
             <w:noProof/>
             <w:webHidden/>
           </w:rPr>
-          <w:instrText xml:space="preserve"> PAGEREF _Toc238299294 \h </w:instrText>
+          <w:instrText xml:space="preserve"> PAGEREF _Toc238299829 \h </w:instrText>
         </w:r>
         <w:r>
           <w:rPr>
@@ -6818,7 +6818,7 @@
           <w14:ligatures w14:val="standardContextual"/>
         </w:rPr>
       </w:pPr>
-      <w:hyperlink w:anchor="_Toc238299295" w:history="1">
+      <w:hyperlink w:anchor="_Toc238299830" w:history="1">
         <w:r>
           <w:rPr>
             <w:rStyle w:val="afff6"/>
@@ -6848,7 +6848,7 @@
             <w:noProof/>
             <w:webHidden/>
           </w:rPr>
-          <w:instrText xml:space="preserve"> PAGEREF _Toc238299295 \h </w:instrText>
+          <w:instrText xml:space="preserve"> PAGEREF _Toc238299830 \h </w:instrText>
         </w:r>
         <w:r>
           <w:rPr>
@@ -6868,7 +6868,7 @@
             <w:noProof/>
             <w:webHidden/>
           </w:rPr>
-          <w:t>57</w:t>
+          <w:t>58</w:t>
         </w:r>
         <w:r>
           <w:rPr>
@@ -6895,7 +6895,7 @@
           <w14:ligatures w14:val="standardContextual"/>
         </w:rPr>
       </w:pPr>
-      <w:hyperlink w:anchor="_Toc238299296" w:history="1">
+      <w:hyperlink w:anchor="_Toc238299831" w:history="1">
         <w:r>
           <w:rPr>
             <w:rStyle w:val="afff6"/>
@@ -6925,7 +6925,7 @@
             <w:noProof/>
             <w:webHidden/>
           </w:rPr>
-          <w:instrText xml:space="preserve"> PAGEREF _Toc238299296 \h </w:instrText>
+          <w:instrText xml:space="preserve"> PAGEREF _Toc238299831 \h </w:instrText>
         </w:r>
         <w:r>
           <w:rPr>
@@ -6972,7 +6972,7 @@
           <w14:ligatures w14:val="standardContextual"/>
         </w:rPr>
       </w:pPr>
-      <w:hyperlink w:anchor="_Toc238299297" w:history="1">
+      <w:hyperlink w:anchor="_Toc238299832" w:history="1">
         <w:r>
           <w:rPr>
             <w:rStyle w:val="afff6"/>
@@ -7002,7 +7002,7 @@
             <w:noProof/>
             <w:webHidden/>
           </w:rPr>
-          <w:instrText xml:space="preserve"> PAGEREF _Toc238299297 \h </w:instrText>
+          <w:instrText xml:space="preserve"> PAGEREF _Toc238299832 \h </w:instrText>
         </w:r>
         <w:r>
           <w:rPr>
@@ -7048,7 +7048,7 @@
           <w14:ligatures w14:val="standardContextual"/>
         </w:rPr>
       </w:pPr>
-      <w:hyperlink w:anchor="_Toc238299298" w:history="1">
+      <w:hyperlink w:anchor="_Toc238299833" w:history="1">
         <w:r>
           <w:rPr>
             <w:rStyle w:val="afff6"/>
@@ -7078,7 +7078,7 @@
             <w:noProof/>
             <w:webHidden/>
           </w:rPr>
-          <w:instrText xml:space="preserve"> PAGEREF _Toc238299298 \h </w:instrText>
+          <w:instrText xml:space="preserve"> PAGEREF _Toc238299833 \h </w:instrText>
         </w:r>
         <w:r>
           <w:rPr>
@@ -7098,7 +7098,7 @@
             <w:noProof/>
             <w:webHidden/>
           </w:rPr>
-          <w:t>63</w:t>
+          <w:t>64</w:t>
         </w:r>
         <w:r>
           <w:rPr>
@@ -7125,7 +7125,7 @@
           <w14:ligatures w14:val="standardContextual"/>
         </w:rPr>
       </w:pPr>
-      <w:hyperlink w:anchor="_Toc238299299" w:history="1">
+      <w:hyperlink w:anchor="_Toc238299834" w:history="1">
         <w:r>
           <w:rPr>
             <w:rStyle w:val="afff6"/>
@@ -7155,7 +7155,7 @@
             <w:noProof/>
             <w:webHidden/>
           </w:rPr>
-          <w:instrText xml:space="preserve"> PAGEREF _Toc238299299 \h </w:instrText>
+          <w:instrText xml:space="preserve"> PAGEREF _Toc238299834 \h </w:instrText>
         </w:r>
         <w:r>
           <w:rPr>
@@ -7175,7 +7175,7 @@
             <w:noProof/>
             <w:webHidden/>
           </w:rPr>
-          <w:t>63</w:t>
+          <w:t>64</w:t>
         </w:r>
         <w:r>
           <w:rPr>
@@ -7202,7 +7202,7 @@
           <w14:ligatures w14:val="standardContextual"/>
         </w:rPr>
       </w:pPr>
-      <w:hyperlink w:anchor="_Toc238299300" w:history="1">
+      <w:hyperlink w:anchor="_Toc238299835" w:history="1">
         <w:r>
           <w:rPr>
             <w:rStyle w:val="afff6"/>
@@ -7232,7 +7232,7 @@
             <w:noProof/>
             <w:webHidden/>
           </w:rPr>
-          <w:instrText xml:space="preserve"> PAGEREF _Toc238299300 \h </w:instrText>
+          <w:instrText xml:space="preserve"> PAGEREF _Toc238299835 \h </w:instrText>
         </w:r>
         <w:r>
           <w:rPr>
@@ -7252,7 +7252,7 @@
             <w:noProof/>
             <w:webHidden/>
           </w:rPr>
-          <w:t>66</w:t>
+          <w:t>67</w:t>
         </w:r>
         <w:r>
           <w:rPr>
@@ -7279,7 +7279,7 @@
           <w14:ligatures w14:val="standardContextual"/>
         </w:rPr>
       </w:pPr>
-      <w:hyperlink w:anchor="_Toc238299301" w:history="1">
+      <w:hyperlink w:anchor="_Toc238299836" w:history="1">
         <w:r>
           <w:rPr>
             <w:rStyle w:val="afff6"/>
@@ -7309,7 +7309,7 @@
             <w:noProof/>
             <w:webHidden/>
           </w:rPr>
-          <w:instrText xml:space="preserve"> PAGEREF _Toc238299301 \h </w:instrText>
+          <w:instrText xml:space="preserve"> PAGEREF _Toc238299836 \h </w:instrText>
         </w:r>
         <w:r>
           <w:rPr>
@@ -7329,7 +7329,7 @@
             <w:noProof/>
             <w:webHidden/>
           </w:rPr>
-          <w:t>68</w:t>
+          <w:t>69</w:t>
         </w:r>
         <w:r>
           <w:rPr>
@@ -7356,7 +7356,7 @@
           <w14:ligatures w14:val="standardContextual"/>
         </w:rPr>
       </w:pPr>
-      <w:hyperlink w:anchor="_Toc238299302" w:history="1">
+      <w:hyperlink w:anchor="_Toc238299837" w:history="1">
         <w:r>
           <w:rPr>
             <w:rStyle w:val="afff6"/>
@@ -7386,7 +7386,7 @@
             <w:noProof/>
             <w:webHidden/>
           </w:rPr>
-          <w:instrText xml:space="preserve"> PAGEREF _Toc238299302 \h </w:instrText>
+          <w:instrText xml:space="preserve"> PAGEREF _Toc238299837 \h </w:instrText>
         </w:r>
         <w:r>
           <w:rPr>
@@ -7406,7 +7406,7 @@
             <w:noProof/>
             <w:webHidden/>
           </w:rPr>
-          <w:t>78</w:t>
+          <w:t>79</w:t>
         </w:r>
         <w:r>
           <w:rPr>
@@ -7432,7 +7432,7 @@
           <w14:ligatures w14:val="standardContextual"/>
         </w:rPr>
       </w:pPr>
-      <w:hyperlink w:anchor="_Toc238299303" w:history="1">
+      <w:hyperlink w:anchor="_Toc238299838" w:history="1">
         <w:r>
           <w:rPr>
             <w:rStyle w:val="afff6"/>
@@ -7462,7 +7462,7 @@
             <w:noProof/>
             <w:webHidden/>
           </w:rPr>
-          <w:instrText xml:space="preserve"> PAGEREF _Toc238299303 \h </w:instrText>
+          <w:instrText xml:space="preserve"> PAGEREF _Toc238299838 \h </w:instrText>
         </w:r>
         <w:r>
           <w:rPr>
@@ -7482,7 +7482,7 @@
             <w:noProof/>
             <w:webHidden/>
           </w:rPr>
-          <w:t>81</w:t>
+          <w:t>82</w:t>
         </w:r>
         <w:r>
           <w:rPr>
@@ -7508,7 +7508,7 @@
           <w14:ligatures w14:val="standardContextual"/>
         </w:rPr>
       </w:pPr>
-      <w:hyperlink w:anchor="_Toc238299304" w:history="1">
+      <w:hyperlink w:anchor="_Toc238299839" w:history="1">
         <w:r>
           <w:rPr>
             <w:rStyle w:val="afff6"/>
@@ -7538,7 +7538,7 @@
             <w:noProof/>
             <w:webHidden/>
           </w:rPr>
-          <w:instrText xml:space="preserve"> PAGEREF _Toc238299304 \h </w:instrText>
+          <w:instrText xml:space="preserve"> PAGEREF _Toc238299839 \h </w:instrText>
         </w:r>
         <w:r>
           <w:rPr>
@@ -7558,7 +7558,7 @@
             <w:noProof/>
             <w:webHidden/>
           </w:rPr>
-          <w:t>84</w:t>
+          <w:t>85</w:t>
         </w:r>
         <w:r>
           <w:rPr>
@@ -7585,7 +7585,7 @@
           <w14:ligatures w14:val="standardContextual"/>
         </w:rPr>
       </w:pPr>
-      <w:hyperlink w:anchor="_Toc238299305" w:history="1">
+      <w:hyperlink w:anchor="_Toc238299840" w:history="1">
         <w:r>
           <w:rPr>
             <w:rStyle w:val="afff6"/>
@@ -7615,7 +7615,7 @@
             <w:noProof/>
             <w:webHidden/>
           </w:rPr>
-          <w:instrText xml:space="preserve"> PAGEREF _Toc238299305 \h </w:instrText>
+          <w:instrText xml:space="preserve"> PAGEREF _Toc238299840 \h </w:instrText>
         </w:r>
         <w:r>
           <w:rPr>
@@ -7635,7 +7635,7 @@
             <w:noProof/>
             <w:webHidden/>
           </w:rPr>
-          <w:t>84</w:t>
+          <w:t>85</w:t>
         </w:r>
         <w:r>
           <w:rPr>
@@ -7662,7 +7662,7 @@
           <w14:ligatures w14:val="standardContextual"/>
         </w:rPr>
       </w:pPr>
-      <w:hyperlink w:anchor="_Toc238299306" w:history="1">
+      <w:hyperlink w:anchor="_Toc238299841" w:history="1">
         <w:r>
           <w:rPr>
             <w:rStyle w:val="afff6"/>
@@ -7692,7 +7692,7 @@
             <w:noProof/>
             <w:webHidden/>
           </w:rPr>
-          <w:instrText xml:space="preserve"> PAGEREF _Toc238299306 \h </w:instrText>
+          <w:instrText xml:space="preserve"> PAGEREF _Toc238299841 \h </w:instrText>
         </w:r>
         <w:r>
           <w:rPr>
@@ -7712,7 +7712,7 @@
             <w:noProof/>
             <w:webHidden/>
           </w:rPr>
-          <w:t>86</w:t>
+          <w:t>87</w:t>
         </w:r>
         <w:r>
           <w:rPr>
@@ -7738,7 +7738,7 @@
           <w14:ligatures w14:val="standardContextual"/>
         </w:rPr>
       </w:pPr>
-      <w:hyperlink w:anchor="_Toc238299307" w:history="1">
+      <w:hyperlink w:anchor="_Toc238299842" w:history="1">
         <w:r>
           <w:rPr>
             <w:rStyle w:val="afff6"/>
@@ -7768,7 +7768,7 @@
             <w:noProof/>
             <w:webHidden/>
           </w:rPr>
-          <w:instrText xml:space="preserve"> PAGEREF _Toc238299307 \h </w:instrText>
+          <w:instrText xml:space="preserve"> PAGEREF _Toc238299842 \h </w:instrText>
         </w:r>
         <w:r>
           <w:rPr>
@@ -7788,7 +7788,7 @@
             <w:noProof/>
             <w:webHidden/>
           </w:rPr>
-          <w:t>88</w:t>
+          <w:t>89</w:t>
         </w:r>
         <w:r>
           <w:rPr>
@@ -7815,7 +7815,7 @@
           <w14:ligatures w14:val="standardContextual"/>
         </w:rPr>
       </w:pPr>
-      <w:hyperlink w:anchor="_Toc238299308" w:history="1">
+      <w:hyperlink w:anchor="_Toc238299843" w:history="1">
         <w:r>
           <w:rPr>
             <w:rStyle w:val="afff6"/>
@@ -7845,7 +7845,7 @@
             <w:noProof/>
             <w:webHidden/>
           </w:rPr>
-          <w:instrText xml:space="preserve"> PAGEREF _Toc238299308 \h </w:instrText>
+          <w:instrText xml:space="preserve"> PAGEREF _Toc238299843 \h </w:instrText>
         </w:r>
         <w:r>
           <w:rPr>
@@ -7865,7 +7865,7 @@
             <w:noProof/>
             <w:webHidden/>
           </w:rPr>
-          <w:t>88</w:t>
+          <w:t>89</w:t>
         </w:r>
         <w:r>
           <w:rPr>
@@ -7964,7 +7964,7 @@
         </w:rPr>
         <w:fldChar w:fldCharType="separate"/>
       </w:r>
-      <w:hyperlink w:anchor="_Toc238299309" w:history="1">
+      <w:hyperlink w:anchor="_Toc238299844" w:history="1">
         <w:r>
           <w:rPr>
             <w:rStyle w:val="afff6"/>
@@ -7993,7 +7993,7 @@
             <w:noProof/>
             <w:webHidden/>
           </w:rPr>
-          <w:instrText xml:space="preserve"> PAGEREF _Toc238299309 \h </w:instrText>
+          <w:instrText xml:space="preserve"> PAGEREF _Toc238299844 \h </w:instrText>
         </w:r>
         <w:r>
           <w:rPr>
@@ -8039,7 +8039,7 @@
           <w14:ligatures w14:val="standardContextual"/>
         </w:rPr>
       </w:pPr>
-      <w:hyperlink w:anchor="_Toc238299310" w:history="1">
+      <w:hyperlink w:anchor="_Toc238299845" w:history="1">
         <w:r>
           <w:rPr>
             <w:rStyle w:val="afff6"/>
@@ -8068,7 +8068,7 @@
             <w:noProof/>
             <w:webHidden/>
           </w:rPr>
-          <w:instrText xml:space="preserve"> PAGEREF _Toc238299310 \h </w:instrText>
+          <w:instrText xml:space="preserve"> PAGEREF _Toc238299845 \h </w:instrText>
         </w:r>
         <w:r>
           <w:rPr>
@@ -8114,7 +8114,7 @@
           <w14:ligatures w14:val="standardContextual"/>
         </w:rPr>
       </w:pPr>
-      <w:hyperlink w:anchor="_Toc238299311" w:history="1">
+      <w:hyperlink w:anchor="_Toc238299846" w:history="1">
         <w:r>
           <w:rPr>
             <w:rStyle w:val="afff6"/>
@@ -8143,7 +8143,7 @@
             <w:noProof/>
             <w:webHidden/>
           </w:rPr>
-          <w:instrText xml:space="preserve"> PAGEREF _Toc238299311 \h </w:instrText>
+          <w:instrText xml:space="preserve"> PAGEREF _Toc238299846 \h </w:instrText>
         </w:r>
         <w:r>
           <w:rPr>
@@ -8189,7 +8189,7 @@
           <w14:ligatures w14:val="standardContextual"/>
         </w:rPr>
       </w:pPr>
-      <w:hyperlink w:anchor="_Toc238299312" w:history="1">
+      <w:hyperlink w:anchor="_Toc238299847" w:history="1">
         <w:r>
           <w:rPr>
             <w:rStyle w:val="afff6"/>
@@ -8218,7 +8218,7 @@
             <w:noProof/>
             <w:webHidden/>
           </w:rPr>
-          <w:instrText xml:space="preserve"> PAGEREF _Toc238299312 \h </w:instrText>
+          <w:instrText xml:space="preserve"> PAGEREF _Toc238299847 \h </w:instrText>
         </w:r>
         <w:r>
           <w:rPr>
@@ -8264,7 +8264,7 @@
           <w14:ligatures w14:val="standardContextual"/>
         </w:rPr>
       </w:pPr>
-      <w:hyperlink w:anchor="_Toc238299313" w:history="1">
+      <w:hyperlink w:anchor="_Toc238299848" w:history="1">
         <w:r>
           <w:rPr>
             <w:rStyle w:val="afff6"/>
@@ -8293,7 +8293,7 @@
             <w:noProof/>
             <w:webHidden/>
           </w:rPr>
-          <w:instrText xml:space="preserve"> PAGEREF _Toc238299313 \h </w:instrText>
+          <w:instrText xml:space="preserve"> PAGEREF _Toc238299848 \h </w:instrText>
         </w:r>
         <w:r>
           <w:rPr>
@@ -8339,7 +8339,7 @@
           <w14:ligatures w14:val="standardContextual"/>
         </w:rPr>
       </w:pPr>
-      <w:hyperlink w:anchor="_Toc238299314" w:history="1">
+      <w:hyperlink w:anchor="_Toc238299849" w:history="1">
         <w:r>
           <w:rPr>
             <w:rStyle w:val="afff6"/>
@@ -8368,7 +8368,7 @@
             <w:noProof/>
             <w:webHidden/>
           </w:rPr>
-          <w:instrText xml:space="preserve"> PAGEREF _Toc238299314 \h </w:instrText>
+          <w:instrText xml:space="preserve"> PAGEREF _Toc238299849 \h </w:instrText>
         </w:r>
         <w:r>
           <w:rPr>
@@ -8414,7 +8414,7 @@
           <w14:ligatures w14:val="standardContextual"/>
         </w:rPr>
       </w:pPr>
-      <w:hyperlink w:anchor="_Toc238299315" w:history="1">
+      <w:hyperlink w:anchor="_Toc238299850" w:history="1">
         <w:r>
           <w:rPr>
             <w:rStyle w:val="afff6"/>
@@ -8443,7 +8443,7 @@
             <w:noProof/>
             <w:webHidden/>
           </w:rPr>
-          <w:instrText xml:space="preserve"> PAGEREF _Toc238299315 \h </w:instrText>
+          <w:instrText xml:space="preserve"> PAGEREF _Toc238299850 \h </w:instrText>
         </w:r>
         <w:r>
           <w:rPr>
@@ -8489,7 +8489,7 @@
           <w14:ligatures w14:val="standardContextual"/>
         </w:rPr>
       </w:pPr>
-      <w:hyperlink w:anchor="_Toc238299316" w:history="1">
+      <w:hyperlink w:anchor="_Toc238299851" w:history="1">
         <w:r>
           <w:rPr>
             <w:rStyle w:val="afff6"/>
@@ -8518,7 +8518,7 @@
             <w:noProof/>
             <w:webHidden/>
           </w:rPr>
-          <w:instrText xml:space="preserve"> PAGEREF _Toc238299316 \h </w:instrText>
+          <w:instrText xml:space="preserve"> PAGEREF _Toc238299851 \h </w:instrText>
         </w:r>
         <w:r>
           <w:rPr>
@@ -8564,7 +8564,7 @@
           <w14:ligatures w14:val="standardContextual"/>
         </w:rPr>
       </w:pPr>
-      <w:hyperlink w:anchor="_Toc238299317" w:history="1">
+      <w:hyperlink w:anchor="_Toc238299852" w:history="1">
         <w:r>
           <w:rPr>
             <w:rStyle w:val="afff6"/>
@@ -8593,7 +8593,7 @@
             <w:noProof/>
             <w:webHidden/>
           </w:rPr>
-          <w:instrText xml:space="preserve"> PAGEREF _Toc238299317 \h </w:instrText>
+          <w:instrText xml:space="preserve"> PAGEREF _Toc238299852 \h </w:instrText>
         </w:r>
         <w:r>
           <w:rPr>
@@ -8639,7 +8639,7 @@
           <w14:ligatures w14:val="standardContextual"/>
         </w:rPr>
       </w:pPr>
-      <w:hyperlink w:anchor="_Toc238299318" w:history="1">
+      <w:hyperlink w:anchor="_Toc238299853" w:history="1">
         <w:r>
           <w:rPr>
             <w:rStyle w:val="afff6"/>
@@ -8668,7 +8668,7 @@
             <w:noProof/>
             <w:webHidden/>
           </w:rPr>
-          <w:instrText xml:space="preserve"> PAGEREF _Toc238299318 \h </w:instrText>
+          <w:instrText xml:space="preserve"> PAGEREF _Toc238299853 \h </w:instrText>
         </w:r>
         <w:r>
           <w:rPr>
@@ -8714,7 +8714,7 @@
           <w14:ligatures w14:val="standardContextual"/>
         </w:rPr>
       </w:pPr>
-      <w:hyperlink w:anchor="_Toc238299319" w:history="1">
+      <w:hyperlink w:anchor="_Toc238299854" w:history="1">
         <w:r>
           <w:rPr>
             <w:rStyle w:val="afff6"/>
@@ -8743,7 +8743,7 @@
             <w:noProof/>
             <w:webHidden/>
           </w:rPr>
-          <w:instrText xml:space="preserve"> PAGEREF _Toc238299319 \h </w:instrText>
+          <w:instrText xml:space="preserve"> PAGEREF _Toc238299854 \h </w:instrText>
         </w:r>
         <w:r>
           <w:rPr>
@@ -8789,7 +8789,7 @@
           <w14:ligatures w14:val="standardContextual"/>
         </w:rPr>
       </w:pPr>
-      <w:hyperlink w:anchor="_Toc238299320" w:history="1">
+      <w:hyperlink w:anchor="_Toc238299855" w:history="1">
         <w:r>
           <w:rPr>
             <w:rStyle w:val="afff6"/>
@@ -8818,7 +8818,7 @@
             <w:noProof/>
             <w:webHidden/>
           </w:rPr>
-          <w:instrText xml:space="preserve"> PAGEREF _Toc238299320 \h </w:instrText>
+          <w:instrText xml:space="preserve"> PAGEREF _Toc238299855 \h </w:instrText>
         </w:r>
         <w:r>
           <w:rPr>
@@ -8838,7 +8838,7 @@
             <w:noProof/>
             <w:webHidden/>
           </w:rPr>
-          <w:t>35</w:t>
+          <w:t>36</w:t>
         </w:r>
         <w:r>
           <w:rPr>
@@ -8864,7 +8864,7 @@
           <w14:ligatures w14:val="standardContextual"/>
         </w:rPr>
       </w:pPr>
-      <w:hyperlink w:anchor="_Toc238299321" w:history="1">
+      <w:hyperlink w:anchor="_Toc238299856" w:history="1">
         <w:r>
           <w:rPr>
             <w:rStyle w:val="afff6"/>
@@ -8893,7 +8893,7 @@
             <w:noProof/>
             <w:webHidden/>
           </w:rPr>
-          <w:instrText xml:space="preserve"> PAGEREF _Toc238299321 \h </w:instrText>
+          <w:instrText xml:space="preserve"> PAGEREF _Toc238299856 \h </w:instrText>
         </w:r>
         <w:r>
           <w:rPr>
@@ -8913,7 +8913,7 @@
             <w:noProof/>
             <w:webHidden/>
           </w:rPr>
-          <w:t>36</w:t>
+          <w:t>37</w:t>
         </w:r>
         <w:r>
           <w:rPr>
@@ -8939,7 +8939,7 @@
           <w14:ligatures w14:val="standardContextual"/>
         </w:rPr>
       </w:pPr>
-      <w:hyperlink w:anchor="_Toc238299322" w:history="1">
+      <w:hyperlink w:anchor="_Toc238299857" w:history="1">
         <w:r>
           <w:rPr>
             <w:rStyle w:val="afff6"/>
@@ -8968,7 +8968,7 @@
             <w:noProof/>
             <w:webHidden/>
           </w:rPr>
-          <w:instrText xml:space="preserve"> PAGEREF _Toc238299322 \h </w:instrText>
+          <w:instrText xml:space="preserve"> PAGEREF _Toc238299857 \h </w:instrText>
         </w:r>
         <w:r>
           <w:rPr>
@@ -9014,7 +9014,7 @@
           <w14:ligatures w14:val="standardContextual"/>
         </w:rPr>
       </w:pPr>
-      <w:hyperlink w:anchor="_Toc238299323" w:history="1">
+      <w:hyperlink w:anchor="_Toc238299858" w:history="1">
         <w:r>
           <w:rPr>
             <w:rStyle w:val="afff6"/>
@@ -9043,7 +9043,7 @@
             <w:noProof/>
             <w:webHidden/>
           </w:rPr>
-          <w:instrText xml:space="preserve"> PAGEREF _Toc238299323 \h </w:instrText>
+          <w:instrText xml:space="preserve"> PAGEREF _Toc238299858 \h </w:instrText>
         </w:r>
         <w:r>
           <w:rPr>
@@ -9089,7 +9089,7 @@
           <w14:ligatures w14:val="standardContextual"/>
         </w:rPr>
       </w:pPr>
-      <w:hyperlink w:anchor="_Toc238299324" w:history="1">
+      <w:hyperlink w:anchor="_Toc238299859" w:history="1">
         <w:r>
           <w:rPr>
             <w:rStyle w:val="afff6"/>
@@ -9118,7 +9118,7 @@
             <w:noProof/>
             <w:webHidden/>
           </w:rPr>
-          <w:instrText xml:space="preserve"> PAGEREF _Toc238299324 \h </w:instrText>
+          <w:instrText xml:space="preserve"> PAGEREF _Toc238299859 \h </w:instrText>
         </w:r>
         <w:r>
           <w:rPr>
@@ -9164,7 +9164,7 @@
           <w14:ligatures w14:val="standardContextual"/>
         </w:rPr>
       </w:pPr>
-      <w:hyperlink w:anchor="_Toc238299325" w:history="1">
+      <w:hyperlink w:anchor="_Toc238299860" w:history="1">
         <w:r>
           <w:rPr>
             <w:rStyle w:val="afff6"/>
@@ -9193,7 +9193,7 @@
             <w:noProof/>
             <w:webHidden/>
           </w:rPr>
-          <w:instrText xml:space="preserve"> PAGEREF _Toc238299325 \h </w:instrText>
+          <w:instrText xml:space="preserve"> PAGEREF _Toc238299860 \h </w:instrText>
         </w:r>
         <w:r>
           <w:rPr>
@@ -9239,7 +9239,7 @@
           <w14:ligatures w14:val="standardContextual"/>
         </w:rPr>
       </w:pPr>
-      <w:hyperlink w:anchor="_Toc238299326" w:history="1">
+      <w:hyperlink w:anchor="_Toc238299861" w:history="1">
         <w:r>
           <w:rPr>
             <w:rStyle w:val="afff6"/>
@@ -9268,7 +9268,7 @@
             <w:noProof/>
             <w:webHidden/>
           </w:rPr>
-          <w:instrText xml:space="preserve"> PAGEREF _Toc238299326 \h </w:instrText>
+          <w:instrText xml:space="preserve"> PAGEREF _Toc238299861 \h </w:instrText>
         </w:r>
         <w:r>
           <w:rPr>
@@ -9314,7 +9314,7 @@
           <w14:ligatures w14:val="standardContextual"/>
         </w:rPr>
       </w:pPr>
-      <w:hyperlink w:anchor="_Toc238299327" w:history="1">
+      <w:hyperlink w:anchor="_Toc238299862" w:history="1">
         <w:r>
           <w:rPr>
             <w:rStyle w:val="afff6"/>
@@ -9343,7 +9343,7 @@
             <w:noProof/>
             <w:webHidden/>
           </w:rPr>
-          <w:instrText xml:space="preserve"> PAGEREF _Toc238299327 \h </w:instrText>
+          <w:instrText xml:space="preserve"> PAGEREF _Toc238299862 \h </w:instrText>
         </w:r>
         <w:r>
           <w:rPr>
@@ -9363,7 +9363,7 @@
             <w:noProof/>
             <w:webHidden/>
           </w:rPr>
-          <w:t>45</w:t>
+          <w:t>46</w:t>
         </w:r>
         <w:r>
           <w:rPr>
@@ -9389,7 +9389,7 @@
           <w14:ligatures w14:val="standardContextual"/>
         </w:rPr>
       </w:pPr>
-      <w:hyperlink w:anchor="_Toc238299328" w:history="1">
+      <w:hyperlink w:anchor="_Toc238299863" w:history="1">
         <w:r>
           <w:rPr>
             <w:rStyle w:val="afff6"/>
@@ -9418,7 +9418,7 @@
             <w:noProof/>
             <w:webHidden/>
           </w:rPr>
-          <w:instrText xml:space="preserve"> PAGEREF _Toc238299328 \h </w:instrText>
+          <w:instrText xml:space="preserve"> PAGEREF _Toc238299863 \h </w:instrText>
         </w:r>
         <w:r>
           <w:rPr>
@@ -9438,7 +9438,7 @@
             <w:noProof/>
             <w:webHidden/>
           </w:rPr>
-          <w:t>46</w:t>
+          <w:t>47</w:t>
         </w:r>
         <w:r>
           <w:rPr>
@@ -9464,7 +9464,7 @@
           <w14:ligatures w14:val="standardContextual"/>
         </w:rPr>
       </w:pPr>
-      <w:hyperlink w:anchor="_Toc238299329" w:history="1">
+      <w:hyperlink w:anchor="_Toc238299864" w:history="1">
         <w:r>
           <w:rPr>
             <w:rStyle w:val="afff6"/>
@@ -9493,7 +9493,7 @@
             <w:noProof/>
             <w:webHidden/>
           </w:rPr>
-          <w:instrText xml:space="preserve"> PAGEREF _Toc238299329 \h </w:instrText>
+          <w:instrText xml:space="preserve"> PAGEREF _Toc238299864 \h </w:instrText>
         </w:r>
         <w:r>
           <w:rPr>
@@ -9539,7 +9539,7 @@
           <w14:ligatures w14:val="standardContextual"/>
         </w:rPr>
       </w:pPr>
-      <w:hyperlink w:anchor="_Toc238299330" w:history="1">
+      <w:hyperlink w:anchor="_Toc238299865" w:history="1">
         <w:r>
           <w:rPr>
             <w:rStyle w:val="afff6"/>
@@ -9568,7 +9568,7 @@
             <w:noProof/>
             <w:webHidden/>
           </w:rPr>
-          <w:instrText xml:space="preserve"> PAGEREF _Toc238299330 \h </w:instrText>
+          <w:instrText xml:space="preserve"> PAGEREF _Toc238299865 \h </w:instrText>
         </w:r>
         <w:r>
           <w:rPr>
@@ -9614,7 +9614,7 @@
           <w14:ligatures w14:val="standardContextual"/>
         </w:rPr>
       </w:pPr>
-      <w:hyperlink w:anchor="_Toc238299331" w:history="1">
+      <w:hyperlink w:anchor="_Toc238299866" w:history="1">
         <w:r>
           <w:rPr>
             <w:rStyle w:val="afff6"/>
@@ -9643,7 +9643,7 @@
             <w:noProof/>
             <w:webHidden/>
           </w:rPr>
-          <w:instrText xml:space="preserve"> PAGEREF _Toc238299331 \h </w:instrText>
+          <w:instrText xml:space="preserve"> PAGEREF _Toc238299866 \h </w:instrText>
         </w:r>
         <w:r>
           <w:rPr>
@@ -9924,7 +9924,7 @@
         <w:jc w:val="center"/>
         <w:outlineLvl w:val="0"/>
       </w:pPr>
-      <w:bookmarkStart w:id="1" w:name="_Toc238299235"/>
+      <w:bookmarkStart w:id="1" w:name="_Toc238299770"/>
       <w:r>
         <w:rPr>
           <w:rFonts w:ascii="휴먼명조" w:eastAsia="휴먼명조" w:hAnsi="휴먼명조" w:cs="휴먼명조"/>
@@ -9947,7 +9947,7 @@
         <w:jc w:val="left"/>
         <w:outlineLvl w:val="1"/>
       </w:pPr>
-      <w:bookmarkStart w:id="2" w:name="_Toc238299236"/>
+      <w:bookmarkStart w:id="2" w:name="_Toc238299771"/>
       <w:r>
         <w:rPr>
           <w:rFonts w:ascii="휴먼명조" w:eastAsia="휴먼명조" w:hAnsi="휴먼명조" w:cs="휴먼명조"/>
@@ -10006,7 +10006,7 @@
         <w:jc w:val="left"/>
         <w:outlineLvl w:val="1"/>
       </w:pPr>
-      <w:bookmarkStart w:id="3" w:name="_Toc238299237"/>
+      <w:bookmarkStart w:id="3" w:name="_Toc238299772"/>
       <w:r>
         <w:rPr>
           <w:rFonts w:ascii="휴먼명조" w:eastAsia="휴먼명조" w:hAnsi="휴먼명조" w:cs="휴먼명조"/>
@@ -10395,7 +10395,7 @@
         <w:jc w:val="left"/>
         <w:outlineLvl w:val="1"/>
       </w:pPr>
-      <w:bookmarkStart w:id="4" w:name="_Toc238299238"/>
+      <w:bookmarkStart w:id="4" w:name="_Toc238299773"/>
       <w:r>
         <w:rPr>
           <w:rFonts w:ascii="휴먼명조" w:eastAsia="휴먼명조" w:hAnsi="휴먼명조" w:cs="휴먼명조"/>
@@ -10454,7 +10454,7 @@
         <w:jc w:val="left"/>
         <w:outlineLvl w:val="1"/>
       </w:pPr>
-      <w:bookmarkStart w:id="5" w:name="_Toc238299239"/>
+      <w:bookmarkStart w:id="5" w:name="_Toc238299774"/>
       <w:r>
         <w:rPr>
           <w:rFonts w:ascii="휴먼명조" w:eastAsia="휴먼명조" w:hAnsi="휴먼명조" w:cs="휴먼명조"/>
@@ -10506,7 +10506,7 @@
         <w:jc w:val="center"/>
         <w:outlineLvl w:val="0"/>
       </w:pPr>
-      <w:bookmarkStart w:id="6" w:name="_Toc238299240"/>
+      <w:bookmarkStart w:id="6" w:name="_Toc238299775"/>
       <w:r>
         <w:rPr>
           <w:rFonts w:ascii="휴먼명조" w:eastAsia="휴먼명조" w:hAnsi="휴먼명조" w:cs="휴먼명조"/>
@@ -10529,7 +10529,7 @@
         <w:jc w:val="left"/>
         <w:outlineLvl w:val="1"/>
       </w:pPr>
-      <w:bookmarkStart w:id="7" w:name="_Toc238299241"/>
+      <w:bookmarkStart w:id="7" w:name="_Toc238299776"/>
       <w:r>
         <w:rPr>
           <w:rFonts w:ascii="휴먼명조" w:eastAsia="휴먼명조" w:hAnsi="휴먼명조" w:cs="휴먼명조"/>
@@ -10547,7 +10547,7 @@
         <w:jc w:val="left"/>
         <w:outlineLvl w:val="2"/>
       </w:pPr>
-      <w:bookmarkStart w:id="8" w:name="_Toc238299242"/>
+      <w:bookmarkStart w:id="8" w:name="_Toc238299777"/>
       <w:r>
         <w:rPr>
           <w:rFonts w:ascii="휴먼명조" w:eastAsia="휴먼명조" w:hAnsi="휴먼명조" w:cs="휴먼명조"/>
@@ -10591,7 +10591,7 @@
         <w:jc w:val="left"/>
         <w:outlineLvl w:val="2"/>
       </w:pPr>
-      <w:bookmarkStart w:id="9" w:name="_Toc238299243"/>
+      <w:bookmarkStart w:id="9" w:name="_Toc238299778"/>
       <w:r>
         <w:rPr>
           <w:rFonts w:ascii="휴먼명조" w:eastAsia="휴먼명조" w:hAnsi="휴먼명조" w:cs="휴먼명조"/>
@@ -10636,7 +10636,7 @@
         <w:jc w:val="left"/>
         <w:outlineLvl w:val="1"/>
       </w:pPr>
-      <w:bookmarkStart w:id="10" w:name="_Toc238299244"/>
+      <w:bookmarkStart w:id="10" w:name="_Toc238299779"/>
       <w:r>
         <w:rPr>
           <w:rFonts w:ascii="휴먼명조" w:eastAsia="휴먼명조" w:hAnsi="휴먼명조" w:cs="휴먼명조"/>
@@ -10654,7 +10654,7 @@
         <w:jc w:val="left"/>
         <w:outlineLvl w:val="2"/>
       </w:pPr>
-      <w:bookmarkStart w:id="11" w:name="_Toc238299245"/>
+      <w:bookmarkStart w:id="11" w:name="_Toc238299780"/>
       <w:r>
         <w:rPr>
           <w:rFonts w:ascii="휴먼명조" w:eastAsia="휴먼명조" w:hAnsi="휴먼명조" w:cs="휴먼명조"/>
@@ -10699,7 +10699,7 @@
         <w:jc w:val="left"/>
         <w:outlineLvl w:val="2"/>
       </w:pPr>
-      <w:bookmarkStart w:id="12" w:name="_Toc238299246"/>
+      <w:bookmarkStart w:id="12" w:name="_Toc238299781"/>
       <w:r>
         <w:rPr>
           <w:rFonts w:ascii="휴먼명조" w:eastAsia="휴먼명조" w:hAnsi="휴먼명조" w:cs="휴먼명조"/>
@@ -10736,7 +10736,7 @@
         <w:jc w:val="left"/>
         <w:outlineLvl w:val="2"/>
       </w:pPr>
-      <w:bookmarkStart w:id="13" w:name="_Toc238299247"/>
+      <w:bookmarkStart w:id="13" w:name="_Toc238299782"/>
       <w:r>
         <w:rPr>
           <w:rFonts w:ascii="휴먼명조" w:eastAsia="휴먼명조" w:hAnsi="휴먼명조" w:cs="휴먼명조"/>
@@ -10774,7 +10774,7 @@
         <w:jc w:val="left"/>
         <w:outlineLvl w:val="1"/>
       </w:pPr>
-      <w:bookmarkStart w:id="14" w:name="_Toc238299248"/>
+      <w:bookmarkStart w:id="14" w:name="_Toc238299783"/>
       <w:r>
         <w:rPr>
           <w:rFonts w:ascii="휴먼명조" w:eastAsia="휴먼명조" w:hAnsi="휴먼명조" w:cs="휴먼명조"/>
@@ -10792,7 +10792,7 @@
         <w:jc w:val="left"/>
         <w:outlineLvl w:val="2"/>
       </w:pPr>
-      <w:bookmarkStart w:id="15" w:name="_Toc238299249"/>
+      <w:bookmarkStart w:id="15" w:name="_Toc238299784"/>
       <w:r>
         <w:rPr>
           <w:rFonts w:ascii="휴먼명조" w:eastAsia="휴먼명조" w:hAnsi="휴먼명조" w:cs="휴먼명조"/>
@@ -10829,7 +10829,7 @@
         <w:jc w:val="left"/>
         <w:outlineLvl w:val="2"/>
       </w:pPr>
-      <w:bookmarkStart w:id="16" w:name="_Toc238299250"/>
+      <w:bookmarkStart w:id="16" w:name="_Toc238299785"/>
       <w:r>
         <w:rPr>
           <w:rFonts w:ascii="휴먼명조" w:eastAsia="휴먼명조" w:hAnsi="휴먼명조" w:cs="휴먼명조"/>
@@ -10874,7 +10874,7 @@
         <w:jc w:val="left"/>
         <w:outlineLvl w:val="2"/>
       </w:pPr>
-      <w:bookmarkStart w:id="17" w:name="_Toc238299251"/>
+      <w:bookmarkStart w:id="17" w:name="_Toc238299786"/>
       <w:r>
         <w:rPr>
           <w:rFonts w:ascii="휴먼명조" w:eastAsia="휴먼명조" w:hAnsi="휴먼명조" w:cs="휴먼명조"/>
@@ -10939,7 +10939,7 @@
         <w:jc w:val="left"/>
         <w:outlineLvl w:val="1"/>
       </w:pPr>
-      <w:bookmarkStart w:id="18" w:name="_Toc238299252"/>
+      <w:bookmarkStart w:id="18" w:name="_Toc238299787"/>
       <w:r>
         <w:rPr>
           <w:rFonts w:ascii="휴먼명조" w:eastAsia="휴먼명조" w:hAnsi="휴먼명조" w:cs="휴먼명조"/>
@@ -10957,7 +10957,7 @@
         <w:jc w:val="left"/>
         <w:outlineLvl w:val="2"/>
       </w:pPr>
-      <w:bookmarkStart w:id="19" w:name="_Toc238299253"/>
+      <w:bookmarkStart w:id="19" w:name="_Toc238299788"/>
       <w:r>
         <w:rPr>
           <w:rFonts w:ascii="휴먼명조" w:eastAsia="휴먼명조" w:hAnsi="휴먼명조" w:cs="휴먼명조"/>
@@ -11029,7 +11029,7 @@
         <w:jc w:val="left"/>
         <w:outlineLvl w:val="2"/>
       </w:pPr>
-      <w:bookmarkStart w:id="20" w:name="_Toc238299254"/>
+      <w:bookmarkStart w:id="20" w:name="_Toc238299789"/>
       <w:r>
         <w:rPr>
           <w:rFonts w:ascii="휴먼명조" w:eastAsia="휴먼명조" w:hAnsi="휴먼명조" w:cs="휴먼명조"/>
@@ -11088,7 +11088,7 @@
         <w:jc w:val="left"/>
         <w:outlineLvl w:val="1"/>
       </w:pPr>
-      <w:bookmarkStart w:id="21" w:name="_Toc238299255"/>
+      <w:bookmarkStart w:id="21" w:name="_Toc238299790"/>
       <w:r>
         <w:rPr>
           <w:rFonts w:ascii="휴먼명조" w:eastAsia="휴먼명조" w:hAnsi="휴먼명조" w:cs="휴먼명조"/>
@@ -11148,7 +11148,7 @@
         <w:jc w:val="center"/>
         <w:outlineLvl w:val="0"/>
       </w:pPr>
-      <w:bookmarkStart w:id="22" w:name="_Toc238299256"/>
+      <w:bookmarkStart w:id="22" w:name="_Toc238299791"/>
       <w:r>
         <w:rPr>
           <w:rFonts w:ascii="휴먼명조" w:eastAsia="휴먼명조" w:hAnsi="휴먼명조" w:cs="휴먼명조"/>
@@ -11171,7 +11171,7 @@
         <w:jc w:val="left"/>
         <w:outlineLvl w:val="1"/>
       </w:pPr>
-      <w:bookmarkStart w:id="23" w:name="_Toc238299257"/>
+      <w:bookmarkStart w:id="23" w:name="_Toc238299792"/>
       <w:r>
         <w:rPr>
           <w:rFonts w:ascii="휴먼명조" w:eastAsia="휴먼명조" w:hAnsi="휴먼명조" w:cs="휴먼명조"/>
@@ -11209,7 +11209,7 @@
         <w:jc w:val="left"/>
         <w:outlineLvl w:val="1"/>
       </w:pPr>
-      <w:bookmarkStart w:id="24" w:name="_Toc238299258"/>
+      <w:bookmarkStart w:id="24" w:name="_Toc238299793"/>
       <w:r>
         <w:rPr>
           <w:rFonts w:ascii="휴먼명조" w:eastAsia="휴먼명조" w:hAnsi="휴먼명조" w:cs="휴먼명조"/>
@@ -11227,7 +11227,7 @@
         <w:jc w:val="left"/>
         <w:outlineLvl w:val="2"/>
       </w:pPr>
-      <w:bookmarkStart w:id="25" w:name="_Toc238299259"/>
+      <w:bookmarkStart w:id="25" w:name="_Toc238299794"/>
       <w:r>
         <w:rPr>
           <w:rFonts w:ascii="휴먼명조" w:eastAsia="휴먼명조" w:hAnsi="휴먼명조" w:cs="휴먼명조"/>
@@ -11314,7 +11314,7 @@
         <w:jc w:val="left"/>
         <w:outlineLvl w:val="2"/>
       </w:pPr>
-      <w:bookmarkStart w:id="26" w:name="_Toc238299260"/>
+      <w:bookmarkStart w:id="26" w:name="_Toc238299795"/>
       <w:r>
         <w:rPr>
           <w:rFonts w:ascii="휴먼명조" w:eastAsia="휴먼명조" w:hAnsi="휴먼명조" w:cs="휴먼명조"/>
@@ -11359,7 +11359,7 @@
         <w:jc w:val="left"/>
         <w:outlineLvl w:val="1"/>
       </w:pPr>
-      <w:bookmarkStart w:id="27" w:name="_Toc238299261"/>
+      <w:bookmarkStart w:id="27" w:name="_Toc238299796"/>
       <w:r>
         <w:rPr>
           <w:rFonts w:ascii="휴먼명조" w:eastAsia="휴먼명조" w:hAnsi="휴먼명조" w:cs="휴먼명조"/>
@@ -11370,6 +11370,19 @@
         <w:t>3.3 Target Models and Selection Criteria</w:t>
       </w:r>
       <w:bookmarkEnd w:id="27"/>
+    </w:p>
+    <w:p>
+      <w:pPr>
+        <w:spacing w:line="384" w:lineRule="auto"/>
+        <w:ind w:firstLine="220"/>
+      </w:pPr>
+      <w:r>
+        <w:rPr>
+          <w:rFonts w:ascii="휴먼명조" w:eastAsia="휴먼명조" w:hAnsi="휴먼명조" w:cs="휴먼명조"/>
+          <w:w w:val="97"/>
+        </w:rPr>
+        <w:t>The four models examined in this study and the grounds for their selection are given in Table 3.1.</w:t>
+      </w:r>
     </w:p>
     <w:p>
       <w:pPr>
@@ -11382,7 +11395,7 @@
           <w:rFonts w:hint="eastAsia"/>
         </w:rPr>
       </w:pPr>
-      <w:bookmarkStart w:id="28" w:name="_Toc238299309"/>
+      <w:bookmarkStart w:id="28" w:name="_Toc238299844"/>
       <w:r>
         <w:rPr>
           <w:rFonts w:eastAsia="휴먼명조" w:cs="휴먼명조"/>
@@ -11848,7 +11861,7 @@
         <w:jc w:val="left"/>
         <w:outlineLvl w:val="1"/>
       </w:pPr>
-      <w:bookmarkStart w:id="29" w:name="_Toc238299262"/>
+      <w:bookmarkStart w:id="29" w:name="_Toc238299797"/>
       <w:r>
         <w:rPr>
           <w:rFonts w:ascii="휴먼명조" w:eastAsia="휴먼명조" w:hAnsi="휴먼명조" w:cs="휴먼명조"/>
@@ -11859,6 +11872,20 @@
         <w:t>3.4 Datasets and Preprocessing</w:t>
       </w:r>
       <w:bookmarkEnd w:id="29"/>
+    </w:p>
+    <w:p>
+      <w:pPr>
+        <w:spacing w:line="384" w:lineRule="auto"/>
+        <w:ind w:firstLine="220"/>
+      </w:pPr>
+      <w:r>
+        <w:rPr>
+          <w:rFonts w:ascii="휴먼명조" w:eastAsia="휴먼명조" w:hAnsi="휴먼명조" w:cs="휴먼명조"/>
+          <w:w w:val="97"/>
+        </w:rPr>
+        <w:lastRenderedPageBreak/>
+        <w:t>The three public medical VQA datasets used in the experiments are summarized in Table 3.2.</w:t>
+      </w:r>
     </w:p>
     <w:p>
       <w:pPr>
@@ -11871,13 +11898,12 @@
           <w:rFonts w:hint="eastAsia"/>
         </w:rPr>
       </w:pPr>
-      <w:bookmarkStart w:id="30" w:name="_Toc238299310"/>
+      <w:bookmarkStart w:id="30" w:name="_Toc238299845"/>
       <w:r>
         <w:rPr>
           <w:rFonts w:eastAsia="휴먼명조" w:cs="휴먼명조"/>
           <w:w w:val="97"/>
         </w:rPr>
-        <w:lastRenderedPageBreak/>
         <w:t>Table 3.2. Target datasets</w:t>
       </w:r>
       <w:bookmarkEnd w:id="30"/>
@@ -12423,7 +12449,15 @@
           <w:rFonts w:ascii="휴먼명조" w:eastAsia="휴먼명조" w:hAnsi="휴먼명조" w:cs="휴먼명조"/>
           <w:w w:val="97"/>
         </w:rPr>
-        <w:t>r mean probability — and samples in the top 5% within a dataset are classified as suspected contamination, after which the principal conclusion (RQ1) is re-verified on the reduced sample set with those samples removed (see the contamination-robustness verification in Section 4.1.1). The procedure and interpretation criteria (a difference of less than 1%p between original and reduced results is deemed robust, 1-5%p is stated as a limitation, and more than 5%p requires reconsideration of the conclusion) are i</w:t>
+        <w:t xml:space="preserve">r mean probability — and samples in the top 5% within a dataset are classified as suspected contamination, after which the principal conclusion (RQ1) is re-verified on the reduced sample set with those samples removed (see the contamination-robustness verification in Section 4.1.1). The procedure and interpretation criteria (a difference of less than 1%p between original and reduced results is deemed robust, 1-5%p is stated as a limitation, </w:t>
+      </w:r>
+      <w:r>
+        <w:rPr>
+          <w:rFonts w:ascii="휴먼명조" w:eastAsia="휴먼명조" w:hAnsi="휴먼명조" w:cs="휴먼명조"/>
+          <w:w w:val="97"/>
+        </w:rPr>
+        <w:lastRenderedPageBreak/>
+        <w:t>and more than 5%p requires reconsideration of the conclusion) are i</w:t>
       </w:r>
       <w:r>
         <w:rPr>
@@ -12439,7 +12473,7 @@
         <w:jc w:val="left"/>
         <w:outlineLvl w:val="1"/>
       </w:pPr>
-      <w:bookmarkStart w:id="31" w:name="_Toc238299263"/>
+      <w:bookmarkStart w:id="31" w:name="_Toc238299798"/>
       <w:r>
         <w:rPr>
           <w:rFonts w:ascii="휴먼명조" w:eastAsia="휴먼명조" w:hAnsi="휴먼명조" w:cs="휴먼명조"/>
@@ -12447,7 +12481,6 @@
           <w:w w:val="97"/>
           <w:sz w:val="28"/>
         </w:rPr>
-        <w:lastRenderedPageBreak/>
         <w:t>3.5 Experiment 1: Zero-Shot Baseline Evaluation (Phase 1)</w:t>
       </w:r>
       <w:bookmarkEnd w:id="31"/>
@@ -12491,7 +12524,7 @@
         <w:jc w:val="left"/>
         <w:outlineLvl w:val="1"/>
       </w:pPr>
-      <w:bookmarkStart w:id="32" w:name="_Toc238299264"/>
+      <w:bookmarkStart w:id="32" w:name="_Toc238299799"/>
       <w:r>
         <w:rPr>
           <w:rFonts w:ascii="휴먼명조" w:eastAsia="휴먼명조" w:hAnsi="휴먼명조" w:cs="휴먼명조"/>
@@ -12502,6 +12535,19 @@
         <w:t>3.6 Experiment 2: QLoRA Fine-Tuning (Phase 2)</w:t>
       </w:r>
       <w:bookmarkEnd w:id="32"/>
+    </w:p>
+    <w:p>
+      <w:pPr>
+        <w:spacing w:line="384" w:lineRule="auto"/>
+        <w:ind w:firstLine="220"/>
+      </w:pPr>
+      <w:r>
+        <w:rPr>
+          <w:rFonts w:ascii="휴먼명조" w:eastAsia="휴먼명조" w:hAnsi="휴먼명조" w:cs="휴먼명조"/>
+          <w:w w:val="97"/>
+        </w:rPr>
+        <w:t>The base QLoRA configuration applied to every Phase 2 condition is given in Table 3.3.</w:t>
+      </w:r>
     </w:p>
     <w:p>
       <w:pPr>
@@ -12514,7 +12560,7 @@
           <w:rFonts w:hint="eastAsia"/>
         </w:rPr>
       </w:pPr>
-      <w:bookmarkStart w:id="33" w:name="_Toc238299311"/>
+      <w:bookmarkStart w:id="33" w:name="_Toc238299846"/>
       <w:r>
         <w:rPr>
           <w:rFonts w:eastAsia="휴먼명조" w:cs="휴먼명조"/>
@@ -13092,7 +13138,7 @@
         <w:jc w:val="left"/>
         <w:outlineLvl w:val="1"/>
       </w:pPr>
-      <w:bookmarkStart w:id="34" w:name="_Toc238299265"/>
+      <w:bookmarkStart w:id="34" w:name="_Toc238299800"/>
       <w:r>
         <w:rPr>
           <w:rFonts w:ascii="휴먼명조" w:eastAsia="휴먼명조" w:hAnsi="휴먼명조" w:cs="휴먼명조"/>
@@ -13103,6 +13149,19 @@
         <w:t>3.7 Experiment 3: Autonomous Hyperparameter Optimization (Phase 3)</w:t>
       </w:r>
       <w:bookmarkEnd w:id="34"/>
+    </w:p>
+    <w:p>
+      <w:pPr>
+        <w:spacing w:line="384" w:lineRule="auto"/>
+        <w:ind w:firstLine="220"/>
+      </w:pPr>
+      <w:r>
+        <w:rPr>
+          <w:rFonts w:ascii="휴먼명조" w:eastAsia="휴먼명조" w:hAnsi="휴먼명조" w:cs="휴먼명조"/>
+          <w:w w:val="97"/>
+        </w:rPr>
+        <w:t>The hyperparameter search space shared by the four strategies in Phase 3 is given in Table 3.4.</w:t>
+      </w:r>
     </w:p>
     <w:p>
       <w:pPr>
@@ -13115,7 +13174,7 @@
           <w:rFonts w:hint="eastAsia"/>
         </w:rPr>
       </w:pPr>
-      <w:bookmarkStart w:id="35" w:name="_Toc238299312"/>
+      <w:bookmarkStart w:id="35" w:name="_Toc238299847"/>
       <w:r>
         <w:rPr>
           <w:rFonts w:eastAsia="휴먼명조" w:cs="휴먼명조"/>
@@ -13725,7 +13784,7 @@
           <w:rFonts w:ascii="휴먼명조" w:eastAsia="휴먼명조" w:hAnsi="휴먼명조" w:cs="휴먼명조"/>
           <w:w w:val="97"/>
         </w:rPr>
-        <w:t xml:space="preserve">: Manual (the researcher's default values, one run) / Random Search (random sampling) / Optuna TPE (Bayesian optimization) / Autoresearch (autonomous search by an LLM agent). </w:t>
+        <w:t xml:space="preserve">: Manual (the researcher's default values, one </w:t>
       </w:r>
       <w:r>
         <w:rPr>
@@ -13733,7 +13792,7 @@
           <w:w w:val="97"/>
         </w:rPr>
         <w:lastRenderedPageBreak/>
-        <w:t>Autoresearch repeats a loop that (1) reads the previous experimental results (results.tsv), (2) proposes the next configuration together with a natural-language rationale (config.yaml + rationale.md), (3) performs a git commit, (4) runs fixed training, (5) evaluates on the validation set, and (6) retains the configuration if performanc</w:t>
+        <w:t>run) / Random Search (random sampling) / Optuna TPE (Bayesian optimization) / Autoresearch (autonomous search by an LLM agent). Autoresearch repeats a loop that (1) reads the previous experimental results (results.tsv), (2) proposes the next configuration together with a natural-language rationale (config.yaml + rationale.md), (3) performs a git commit, (4) runs fixed training, (5) evaluates on the validation set, and (6) retains the configuration if performanc</w:t>
       </w:r>
       <w:r>
         <w:rPr>
@@ -13783,22 +13842,23 @@
           <w:b/>
           <w:w w:val="97"/>
         </w:rPr>
-        <w:t>The execution scale of the four-strategy comparison is Manual 10 + Random Search 200 + Optuna 200 + Autoresearch 200 = 610 trials in total (20 trials per strategy × 10 independent repeats).</w:t>
-      </w:r>
-      <w:r>
-        <w:rPr>
-          <w:rFonts w:ascii="휴먼명조" w:eastAsia="휴먼명조" w:hAnsi="휴먼명조" w:cs="휴먼명조"/>
-          <w:w w:val="97"/>
-        </w:rPr>
-        <w:t xml:space="preserve"> This reduction carries the trade-off of halving the </w:t>
-      </w:r>
-      <w:r>
-        <w:rPr>
-          <w:rFonts w:ascii="휴먼명조" w:eastAsia="휴먼명조" w:hAnsi="휴먼명조" w:cs="휴먼명조"/>
+        <w:t xml:space="preserve">The execution scale of the four-strategy comparison is Manual 10 + Random Search 200 + Optuna </w:t>
+      </w:r>
+      <w:r>
+        <w:rPr>
+          <w:rFonts w:ascii="휴먼명조" w:eastAsia="휴먼명조" w:hAnsi="휴먼명조" w:cs="휴먼명조"/>
+          <w:b/>
           <w:w w:val="97"/>
         </w:rPr>
         <w:lastRenderedPageBreak/>
-        <w:t>diversity of hyperparameter combinations explored per strategy, but it does not affect the validity of the run-level statistical tests based on 10 independent repeats.</w:t>
+        <w:t>200 + Autoresearch 200 = 610 trials in total (20 trials per strategy × 10 independent repeats).</w:t>
+      </w:r>
+      <w:r>
+        <w:rPr>
+          <w:rFonts w:ascii="휴먼명조" w:eastAsia="휴먼명조" w:hAnsi="휴먼명조" w:cs="휴먼명조"/>
+          <w:w w:val="97"/>
+        </w:rPr>
+        <w:t xml:space="preserve"> This reduction carries the trade-off of halving the diversity of hyperparameter combinations explored per strategy, but it does not affect the validity of the run-level statistical tests based on 10 independent repeats.</w:t>
       </w:r>
     </w:p>
     <w:p>
@@ -13878,7 +13938,7 @@
         <w:jc w:val="left"/>
         <w:outlineLvl w:val="1"/>
       </w:pPr>
-      <w:bookmarkStart w:id="36" w:name="_Toc238299266"/>
+      <w:bookmarkStart w:id="36" w:name="_Toc238299801"/>
       <w:r>
         <w:rPr>
           <w:rFonts w:ascii="휴먼명조" w:eastAsia="휴먼명조" w:hAnsi="휴먼명조" w:cs="휴먼명조"/>
@@ -13896,13 +13956,14 @@
         <w:jc w:val="left"/>
         <w:outlineLvl w:val="2"/>
       </w:pPr>
-      <w:bookmarkStart w:id="37" w:name="_Toc238299267"/>
+      <w:bookmarkStart w:id="37" w:name="_Toc238299802"/>
       <w:r>
         <w:rPr>
           <w:rFonts w:ascii="휴먼명조" w:eastAsia="휴먼명조" w:hAnsi="휴먼명조" w:cs="휴먼명조"/>
           <w:b/>
           <w:w w:val="97"/>
         </w:rPr>
+        <w:lastRenderedPageBreak/>
         <w:t>3.8.1 Dual Reporting of BERTScore</w:t>
       </w:r>
       <w:bookmarkEnd w:id="37"/>
@@ -13917,15 +13978,7 @@
           <w:rFonts w:ascii="휴먼명조" w:eastAsia="휴먼명조" w:hAnsi="휴먼명조" w:cs="휴먼명조"/>
           <w:w w:val="97"/>
         </w:rPr>
-        <w:t xml:space="preserve">Open-ended responses are reported with both exact match and </w:t>
-      </w:r>
-      <w:r>
-        <w:rPr>
-          <w:rFonts w:ascii="휴먼명조" w:eastAsia="휴먼명조" w:hAnsi="휴먼명조" w:cs="휴먼명조"/>
-          <w:w w:val="97"/>
-        </w:rPr>
-        <w:lastRenderedPageBreak/>
-        <w:t>BERTScore F1. The general-purpose criterion (roberta-large, threshold ≥ 0.7) is the sole decision metric (primary) for accuracy and statistical testing, while the medical-specialized criterion (BioBERT, dmis-lab/biobert-v1.1) is reported alongside as a secondary metric only; no dual gating (requiring both metrics to pass before an answer is judged correct) is applied.</w:t>
+        <w:t>Open-ended responses are reported with both exact match and BERTScore F1. The general-purpose criterion (roberta-large, threshold ≥ 0.7) is the sole decision metric (primary) for accuracy and statistical testing, while the medical-specialized criterion (BioBERT, dmis-lab/biobert-v1.1) is reported alongside as a secondary metric only; no dual gating (requiring both metrics to pass before an answer is judged correct) is applied.</w:t>
       </w:r>
     </w:p>
     <w:p>
@@ -13934,7 +13987,7 @@
         <w:jc w:val="left"/>
         <w:outlineLvl w:val="2"/>
       </w:pPr>
-      <w:bookmarkStart w:id="38" w:name="_Toc238299268"/>
+      <w:bookmarkStart w:id="38" w:name="_Toc238299803"/>
       <w:r>
         <w:rPr>
           <w:rFonts w:ascii="휴먼명조" w:eastAsia="휴먼명조" w:hAnsi="휴먼명조" w:cs="휴먼명조"/>
@@ -13964,7 +14017,7 @@
         <w:jc w:val="left"/>
         <w:outlineLvl w:val="2"/>
       </w:pPr>
-      <w:bookmarkStart w:id="39" w:name="_Toc238299269"/>
+      <w:bookmarkStart w:id="39" w:name="_Toc238299804"/>
       <w:r>
         <w:rPr>
           <w:rFonts w:ascii="휴먼명조" w:eastAsia="휴먼명조" w:hAnsi="휴먼명조" w:cs="휴먼명조"/>
@@ -14011,7 +14064,7 @@
           <w:rFonts w:ascii="휴먼명조" w:eastAsia="휴먼명조" w:hAnsi="휴먼명조" w:cs="휴먼명조"/>
           <w:w w:val="97"/>
         </w:rPr>
-        <w:t xml:space="preserve">Weights were assigned by clinical importance in the order diagnosis = 1.0 (a diagnostic error directly affects the direction of treatment) &gt; location = 0.8 &gt; measurement = 0.7 &gt; description = 0.6 &gt; temporal = yes_no = 0.5 (binary judgements with limited information content). These weights, however, were set arbitrarily by the researcher without external clinical literature or Delphi consensus; they cannot be interpreted as an absolute scale of clinical importance and are used only in a limited way </w:t>
+        <w:t xml:space="preserve">Weights were assigned by clinical importance in the order diagnosis = 1.0 (a diagnostic error directly affects the direction of treatment) &gt; location = 0.8 &gt; measurement = 0.7 &gt; description = 0.6 &gt; temporal = yes_no = 0.5 (binary judgements with limited information content). These weights, however, were set arbitrarily by the researcher without external </w:t>
       </w:r>
       <w:r>
         <w:rPr>
@@ -14019,7 +14072,7 @@
           <w:w w:val="97"/>
         </w:rPr>
         <w:lastRenderedPageBreak/>
-        <w:t>as a supplementary reference metric complementing the primary metrics (accuracy and BERTScore).</w:t>
+        <w:t>clinical literature or Delphi consensus; they cannot be interpreted as an absolute scale of clinical importance and are used only in a limited way as a supplementary reference metric complementing the primary metrics (accuracy and BERTScore).</w:t>
       </w:r>
     </w:p>
     <w:p>
@@ -14041,7 +14094,7 @@
         <w:jc w:val="left"/>
         <w:outlineLvl w:val="2"/>
       </w:pPr>
-      <w:bookmarkStart w:id="40" w:name="_Toc238299270"/>
+      <w:bookmarkStart w:id="40" w:name="_Toc238299805"/>
       <w:r>
         <w:rPr>
           <w:rFonts w:ascii="휴먼명조" w:eastAsia="휴먼명조" w:hAnsi="휴먼명조" w:cs="휴먼명조"/>
@@ -14078,7 +14131,7 @@
         <w:jc w:val="left"/>
         <w:outlineLvl w:val="2"/>
       </w:pPr>
-      <w:bookmarkStart w:id="41" w:name="_Toc238299271"/>
+      <w:bookmarkStart w:id="41" w:name="_Toc238299806"/>
       <w:r>
         <w:rPr>
           <w:rFonts w:ascii="휴먼명조" w:eastAsia="휴먼명조" w:hAnsi="휴먼명조" w:cs="휴먼명조"/>
@@ -14114,7 +14167,7 @@
         <w:jc w:val="center"/>
         <w:outlineLvl w:val="0"/>
       </w:pPr>
-      <w:bookmarkStart w:id="42" w:name="_Toc238299272"/>
+      <w:bookmarkStart w:id="42" w:name="_Toc238299807"/>
       <w:r>
         <w:rPr>
           <w:rFonts w:ascii="휴먼명조" w:eastAsia="휴먼명조" w:hAnsi="휴먼명조" w:cs="휴먼명조"/>
@@ -14137,7 +14190,7 @@
         <w:jc w:val="left"/>
         <w:outlineLvl w:val="1"/>
       </w:pPr>
-      <w:bookmarkStart w:id="43" w:name="_Toc238299273"/>
+      <w:bookmarkStart w:id="43" w:name="_Toc238299808"/>
       <w:r>
         <w:rPr>
           <w:rFonts w:ascii="휴먼명조" w:eastAsia="휴먼명조" w:hAnsi="휴먼명조" w:cs="휴먼명조"/>
@@ -14168,7 +14221,7 @@
         <w:jc w:val="left"/>
         <w:outlineLvl w:val="2"/>
       </w:pPr>
-      <w:bookmarkStart w:id="44" w:name="_Toc238299274"/>
+      <w:bookmarkStart w:id="44" w:name="_Toc238299809"/>
       <w:r>
         <w:rPr>
           <w:rFonts w:ascii="휴먼명조" w:eastAsia="휴먼명조" w:hAnsi="휴먼명조" w:cs="휴먼명조"/>
@@ -14190,7 +14243,7 @@
           <w:rFonts w:hint="eastAsia"/>
         </w:rPr>
       </w:pPr>
-      <w:bookmarkStart w:id="45" w:name="_Toc238299313"/>
+      <w:bookmarkStart w:id="45" w:name="_Toc238299848"/>
       <w:r>
         <w:rPr>
           <w:rFonts w:eastAsia="휴먼명조" w:cs="휴먼명조"/>
@@ -16307,7 +16360,7 @@
           <w:rFonts w:ascii="휴먼명조" w:eastAsia="휴먼명조" w:hAnsi="휴먼명조" w:cs="휴먼명조"/>
           <w:w w:val="97"/>
         </w:rPr>
-        <w:t>On pooled accuracy across all datasets, the performance of the four models is as follows (n = 8,231, the total number of items across the three datasets).</w:t>
+        <w:t>On pooled accuracy across all datasets, the performance of the four models is given in Table 4.1a (n = 8,231, the total number of items across the three datasets).</w:t>
       </w:r>
     </w:p>
     <w:p>
@@ -16321,7 +16374,7 @@
           <w:rFonts w:hint="eastAsia"/>
         </w:rPr>
       </w:pPr>
-      <w:bookmarkStart w:id="46" w:name="_Toc238299314"/>
+      <w:bookmarkStart w:id="46" w:name="_Toc238299849"/>
       <w:r>
         <w:rPr>
           <w:rFonts w:eastAsia="휴먼명조" w:cs="휴먼명조"/>
@@ -16871,7 +16924,7 @@
         <w:jc w:val="left"/>
         <w:outlineLvl w:val="2"/>
       </w:pPr>
-      <w:bookmarkStart w:id="47" w:name="_Toc238299275"/>
+      <w:bookmarkStart w:id="47" w:name="_Toc238299810"/>
       <w:r>
         <w:rPr>
           <w:rFonts w:ascii="휴먼명조" w:eastAsia="휴먼명조" w:hAnsi="휴먼명조" w:cs="휴먼명조"/>
@@ -16972,7 +17025,7 @@
         <w:jc w:val="left"/>
         <w:outlineLvl w:val="2"/>
       </w:pPr>
-      <w:bookmarkStart w:id="48" w:name="_Toc238299276"/>
+      <w:bookmarkStart w:id="48" w:name="_Toc238299811"/>
       <w:r>
         <w:rPr>
           <w:rFonts w:ascii="휴먼명조" w:eastAsia="휴먼명조" w:hAnsi="휴먼명조" w:cs="휴먼명조"/>
@@ -17007,7 +17060,7 @@
           <w:rFonts w:hint="eastAsia"/>
         </w:rPr>
       </w:pPr>
-      <w:bookmarkStart w:id="49" w:name="_Toc238299315"/>
+      <w:bookmarkStart w:id="49" w:name="_Toc238299850"/>
       <w:r>
         <w:rPr>
           <w:rFonts w:eastAsia="휴먼명조" w:cs="휴먼명조"/>
@@ -18094,7 +18147,7 @@
         <w:jc w:val="left"/>
         <w:outlineLvl w:val="1"/>
       </w:pPr>
-      <w:bookmarkStart w:id="50" w:name="_Toc238299277"/>
+      <w:bookmarkStart w:id="50" w:name="_Toc238299812"/>
       <w:r>
         <w:rPr>
           <w:rFonts w:ascii="휴먼명조" w:eastAsia="휴먼명조" w:hAnsi="휴먼명조" w:cs="휴먼명조"/>
@@ -18133,7 +18186,7 @@
         <w:jc w:val="left"/>
         <w:outlineLvl w:val="2"/>
       </w:pPr>
-      <w:bookmarkStart w:id="51" w:name="_Toc238299278"/>
+      <w:bookmarkStart w:id="51" w:name="_Toc238299813"/>
       <w:r>
         <w:rPr>
           <w:rFonts w:ascii="휴먼명조" w:eastAsia="휴먼명조" w:hAnsi="휴먼명조" w:cs="휴먼명조"/>
@@ -18143,6 +18196,19 @@
         <w:t>4.2.1 Base vs Fine-Tuned Performance</w:t>
       </w:r>
       <w:bookmarkEnd w:id="51"/>
+    </w:p>
+    <w:p>
+      <w:pPr>
+        <w:spacing w:line="384" w:lineRule="auto"/>
+        <w:ind w:firstLine="220"/>
+      </w:pPr>
+      <w:r>
+        <w:rPr>
+          <w:rFonts w:ascii="휴먼명조" w:eastAsia="휴먼명조" w:hAnsi="휴먼명조" w:cs="휴먼명조"/>
+          <w:w w:val="97"/>
+        </w:rPr>
+        <w:t>Per-model performance before and after fine-tuning, together with the paired tests, is given in Table 4.2.</w:t>
+      </w:r>
     </w:p>
     <w:p>
       <w:pPr>
@@ -18155,7 +18221,7 @@
           <w:rFonts w:hint="eastAsia"/>
         </w:rPr>
       </w:pPr>
-      <w:bookmarkStart w:id="52" w:name="_Toc238299316"/>
+      <w:bookmarkStart w:id="52" w:name="_Toc238299851"/>
       <w:r>
         <w:rPr>
           <w:rFonts w:eastAsia="휴먼명조" w:cs="휴먼명조"/>
@@ -18939,7 +19005,15 @@
           <w:rFonts w:ascii="휴먼명조" w:eastAsia="휴먼명조" w:hAnsi="휴먼명조" w:cs="휴먼명조"/>
           <w:w w:val="97"/>
         </w:rPr>
-        <w:t xml:space="preserve">A Mixed-Effects Model estimated by pooling the four models without distinguishing them (accuracy ~ condition + dataset, group = seed) found no significant fixed effect (coefficient = 0.0268, p = .3629, ICC(seed) = 0.0, n = 72). This is not a computational error but a consequence of </w:t>
+        <w:t xml:space="preserve">A Mixed-Effects Model estimated by pooling the four models without distinguishing them (accuracy ~ condition + dataset, group = seed) found </w:t>
+      </w:r>
+      <w:r>
+        <w:rPr>
+          <w:rFonts w:ascii="휴먼명조" w:eastAsia="휴먼명조" w:hAnsi="휴먼명조" w:cs="휴먼명조"/>
+          <w:w w:val="97"/>
+        </w:rPr>
+        <w:lastRenderedPageBreak/>
+        <w:t xml:space="preserve">no significant fixed effect (coefficient = 0.0268, p = .3629, ICC(seed) = 0.0, n = 72). This is not a computational error but a consequence of </w:t>
       </w:r>
       <w:r>
         <w:rPr>
@@ -18947,7 +19021,6 @@
           <w:b/>
           <w:w w:val="97"/>
         </w:rPr>
-        <w:lastRenderedPageBreak/>
         <w:t>heterogeneous effects across models cancelling in the pooled mean</w:t>
       </w:r>
       <w:r>
@@ -18964,7 +19037,7 @@
         <w:jc w:val="left"/>
         <w:outlineLvl w:val="2"/>
       </w:pPr>
-      <w:bookmarkStart w:id="53" w:name="_Toc238299279"/>
+      <w:bookmarkStart w:id="53" w:name="_Toc238299814"/>
       <w:r>
         <w:rPr>
           <w:rFonts w:ascii="휴먼명조" w:eastAsia="휴먼명조" w:hAnsi="휴먼명조" w:cs="휴먼명조"/>
@@ -18974,6 +19047,19 @@
         <w:t>4.2.2 Effect of Data Size (Ablation A)</w:t>
       </w:r>
       <w:bookmarkEnd w:id="53"/>
+    </w:p>
+    <w:p>
+      <w:pPr>
+        <w:spacing w:line="384" w:lineRule="auto"/>
+        <w:ind w:firstLine="220"/>
+      </w:pPr>
+      <w:r>
+        <w:rPr>
+          <w:rFonts w:ascii="휴먼명조" w:eastAsia="휴먼명조" w:hAnsi="휴먼명조" w:cs="휴먼명조"/>
+          <w:w w:val="97"/>
+        </w:rPr>
+        <w:t>Performance across training-data ratios is given in Table 4.2a.</w:t>
+      </w:r>
     </w:p>
     <w:p>
       <w:pPr>
@@ -18986,7 +19072,7 @@
           <w:rFonts w:hint="eastAsia"/>
         </w:rPr>
       </w:pPr>
-      <w:bookmarkStart w:id="54" w:name="_Toc238299317"/>
+      <w:bookmarkStart w:id="54" w:name="_Toc238299852"/>
       <w:r>
         <w:rPr>
           <w:rFonts w:eastAsia="휴먼명조" w:cs="휴먼명조"/>
@@ -19441,7 +19527,16 @@
           <w:w w:val="97"/>
           <w:sz w:val="20"/>
         </w:rPr>
-        <w:t xml:space="preserve">: Although not included in the table above, the train_time_min column of phase2_summary.csv is unusually large for seed 42 alone under identical conditions (for example, at ratio = 1.0, seed 42 = 369.6 minutes versus about 28 minutes for seeds 123 and 456). Direct comparison against each condition's train_result.json showed that train_runtime_sec, measured internally by the Trainer, was </w:t>
+        <w:t xml:space="preserve">: Although not included in the table above, the train_time_min column of phase2_summary.csv is unusually large for seed 42 alone under identical conditions (for example, at ratio = 1.0, seed 42 = 369.6 minutes versus about 28 minutes for seeds 123 and 456). Direct comparison against each condition's train_result.json showed that </w:t>
+      </w:r>
+      <w:r>
+        <w:rPr>
+          <w:rFonts w:ascii="휴먼명조" w:eastAsia="휴먼명조" w:hAnsi="휴먼명조" w:cs="휴먼명조"/>
+          <w:w w:val="97"/>
+          <w:sz w:val="20"/>
+        </w:rPr>
+        <w:lastRenderedPageBreak/>
+        <w:t xml:space="preserve">train_runtime_sec, measured internally by the Trainer, was </w:t>
       </w:r>
       <w:r>
         <w:rPr>
@@ -19458,16 +19553,7 @@
           <w:w w:val="97"/>
           <w:sz w:val="20"/>
         </w:rPr>
-        <w:t xml:space="preserve">; the problem lay only in train_time_min, which the wrapping script measures by wall clock. The bug appears only in the </w:t>
-      </w:r>
-      <w:r>
-        <w:rPr>
-          <w:rFonts w:ascii="휴먼명조" w:eastAsia="휴먼명조" w:hAnsi="휴먼명조" w:cs="휴먼명조"/>
-          <w:w w:val="97"/>
-          <w:sz w:val="20"/>
-        </w:rPr>
-        <w:lastRenderedPageBreak/>
-        <w:t xml:space="preserve">condition that </w:t>
+        <w:t xml:space="preserve">; the problem lay only in train_time_min, which the wrapping script measures by wall clock. The bug appears only in the condition that </w:t>
       </w:r>
       <w:r>
         <w:rPr>
@@ -19510,7 +19596,7 @@
         <w:jc w:val="left"/>
         <w:outlineLvl w:val="2"/>
       </w:pPr>
-      <w:bookmarkStart w:id="55" w:name="_Toc238299280"/>
+      <w:bookmarkStart w:id="55" w:name="_Toc238299815"/>
       <w:r>
         <w:rPr>
           <w:rFonts w:ascii="휴먼명조" w:eastAsia="휴먼명조" w:hAnsi="휴먼명조" w:cs="휴먼명조"/>
@@ -19520,6 +19606,19 @@
         <w:t>4.2.3 Effect of LoRA Rank (Ablation B)</w:t>
       </w:r>
       <w:bookmarkEnd w:id="55"/>
+    </w:p>
+    <w:p>
+      <w:pPr>
+        <w:spacing w:line="384" w:lineRule="auto"/>
+        <w:ind w:firstLine="220"/>
+      </w:pPr>
+      <w:r>
+        <w:rPr>
+          <w:rFonts w:ascii="휴먼명조" w:eastAsia="휴먼명조" w:hAnsi="휴먼명조" w:cs="휴먼명조"/>
+          <w:w w:val="97"/>
+        </w:rPr>
+        <w:t>Performance across LoRA ranks is given in Table 4.2b.</w:t>
+      </w:r>
     </w:p>
     <w:p>
       <w:pPr>
@@ -19532,7 +19631,7 @@
           <w:rFonts w:hint="eastAsia"/>
         </w:rPr>
       </w:pPr>
-      <w:bookmarkStart w:id="56" w:name="_Toc238299318"/>
+      <w:bookmarkStart w:id="56" w:name="_Toc238299853"/>
       <w:r>
         <w:rPr>
           <w:rFonts w:eastAsia="휴먼명조" w:cs="휴먼명조"/>
@@ -19964,7 +20063,15 @@
           <w:rFonts w:ascii="휴먼명조" w:eastAsia="휴먼명조" w:hAnsi="휴먼명조" w:cs="휴먼명조"/>
           <w:w w:val="97"/>
         </w:rPr>
-        <w:t xml:space="preserve"> (the setting used in the Phase 2 main experiment).</w:t>
+        <w:t xml:space="preserve"> (the </w:t>
+      </w:r>
+      <w:r>
+        <w:rPr>
+          <w:rFonts w:ascii="휴먼명조" w:eastAsia="휴먼명조" w:hAnsi="휴먼명조" w:cs="휴먼명조"/>
+          <w:w w:val="97"/>
+        </w:rPr>
+        <w:lastRenderedPageBreak/>
+        <w:t>setting used in the Phase 2 main experiment).</w:t>
       </w:r>
     </w:p>
     <w:p>
@@ -19973,7 +20080,7 @@
         <w:jc w:val="left"/>
         <w:outlineLvl w:val="2"/>
       </w:pPr>
-      <w:bookmarkStart w:id="57" w:name="_Toc238299281"/>
+      <w:bookmarkStart w:id="57" w:name="_Toc238299816"/>
       <w:r>
         <w:rPr>
           <w:rFonts w:ascii="휴먼명조" w:eastAsia="휴먼명조" w:hAnsi="휴먼명조" w:cs="휴먼명조"/>
@@ -19983,6 +20090,19 @@
         <w:t>4.2.4 Effect of Target Modules (Ablation C)</w:t>
       </w:r>
       <w:bookmarkEnd w:id="57"/>
+    </w:p>
+    <w:p>
+      <w:pPr>
+        <w:spacing w:line="384" w:lineRule="auto"/>
+        <w:ind w:firstLine="220"/>
+      </w:pPr>
+      <w:r>
+        <w:rPr>
+          <w:rFonts w:ascii="휴먼명조" w:eastAsia="휴먼명조" w:hAnsi="휴먼명조" w:cs="휴먼명조"/>
+          <w:w w:val="97"/>
+        </w:rPr>
+        <w:t>Performance across target-module scopes is given in Table 4.2c.</w:t>
+      </w:r>
     </w:p>
     <w:p>
       <w:pPr>
@@ -19995,13 +20115,12 @@
           <w:rFonts w:hint="eastAsia"/>
         </w:rPr>
       </w:pPr>
-      <w:bookmarkStart w:id="58" w:name="_Toc238299319"/>
+      <w:bookmarkStart w:id="58" w:name="_Toc238299854"/>
       <w:r>
         <w:rPr>
           <w:rFonts w:eastAsia="휴먼명조" w:cs="휴먼명조"/>
           <w:w w:val="97"/>
         </w:rPr>
-        <w:lastRenderedPageBreak/>
         <w:t>Table 4.2c. Performance by target-module scope (Qwen3-VL-2B, PathVQA, mean of 3 seeds)</w:t>
       </w:r>
       <w:bookmarkEnd w:id="58"/>
@@ -20406,7 +20525,7 @@
         <w:jc w:val="left"/>
         <w:outlineLvl w:val="2"/>
       </w:pPr>
-      <w:bookmarkStart w:id="59" w:name="_Toc238299282"/>
+      <w:bookmarkStart w:id="59" w:name="_Toc238299817"/>
       <w:r>
         <w:rPr>
           <w:rFonts w:ascii="휴먼명조" w:eastAsia="휴먼명조" w:hAnsi="휴먼명조" w:cs="휴먼명조"/>
@@ -20429,6 +20548,19 @@
           <w:w w:val="97"/>
         </w:rPr>
         <w:t>(A) Loss of general capability — measured on a VQAv2 validation subset (2,000 samples)</w:t>
+      </w:r>
+    </w:p>
+    <w:p>
+      <w:pPr>
+        <w:spacing w:line="384" w:lineRule="auto"/>
+        <w:ind w:firstLine="220"/>
+      </w:pPr>
+      <w:r>
+        <w:rPr>
+          <w:rFonts w:ascii="휴먼명조" w:eastAsia="휴먼명조" w:hAnsi="휴먼명조" w:cs="휴먼명조"/>
+          <w:w w:val="97"/>
+        </w:rPr>
+        <w:t>The VQAv2 performance degradation rate by model is given in Table 4.2d.</w:t>
       </w:r>
     </w:p>
     <w:p>
@@ -20442,12 +20574,13 @@
           <w:rFonts w:hint="eastAsia"/>
         </w:rPr>
       </w:pPr>
-      <w:bookmarkStart w:id="60" w:name="_Toc238299320"/>
+      <w:bookmarkStart w:id="60" w:name="_Toc238299855"/>
       <w:r>
         <w:rPr>
           <w:rFonts w:eastAsia="휴먼명조" w:cs="휴먼명조"/>
           <w:w w:val="97"/>
         </w:rPr>
+        <w:lastRenderedPageBreak/>
         <w:t>Table 4.2d. VQAv2 performance degradation rate by model (n = 9 = mean over 3 datasets × 3 seeds)</w:t>
       </w:r>
       <w:bookmarkEnd w:id="60"/>
@@ -20894,7 +21027,6 @@
           <w:rFonts w:ascii="휴먼명조" w:eastAsia="휴먼명조" w:hAnsi="휴먼명조" w:cs="휴먼명조"/>
           <w:w w:val="97"/>
         </w:rPr>
-        <w:lastRenderedPageBreak/>
         <w:t xml:space="preserve">The degree of general-capability loss measured on VQAv2 diverges sharply across models. </w:t>
       </w:r>
       <w:r>
@@ -20947,6 +21079,19 @@
           <w:w w:val="97"/>
         </w:rPr>
         <w:t>(B) Cross-dataset generalization gap — rate of change when evaluated on a dataset other than the training domain</w:t>
+      </w:r>
+    </w:p>
+    <w:p>
+      <w:pPr>
+        <w:spacing w:line="384" w:lineRule="auto"/>
+        <w:ind w:firstLine="220"/>
+      </w:pPr>
+      <w:r>
+        <w:rPr>
+          <w:rFonts w:ascii="휴먼명조" w:eastAsia="휴먼명조" w:hAnsi="휴먼명조" w:cs="휴먼명조"/>
+          <w:w w:val="97"/>
+        </w:rPr>
+        <w:t>The rate of performance change observed on datasets other than the training domain is given in Table 4.2e.</w:t>
       </w:r>
     </w:p>
     <w:p>
@@ -20960,12 +21105,13 @@
           <w:rFonts w:hint="eastAsia"/>
         </w:rPr>
       </w:pPr>
-      <w:bookmarkStart w:id="61" w:name="_Toc238299321"/>
+      <w:bookmarkStart w:id="61" w:name="_Toc238299856"/>
       <w:r>
         <w:rPr>
           <w:rFonts w:eastAsia="휴먼명조" w:cs="휴먼명조"/>
           <w:w w:val="97"/>
         </w:rPr>
+        <w:lastRenderedPageBreak/>
         <w:t>Table 4.2e. Cross-dataset performance change rate by model (n = 18 = 2 eval sets × 3 training sets × 3 seeds)</w:t>
       </w:r>
       <w:bookmarkEnd w:id="61"/>
@@ -21426,15 +21572,7 @@
           <w:rFonts w:ascii="휴먼명조" w:eastAsia="휴먼명조" w:hAnsi="휴먼명조" w:cs="휴먼명조"/>
           <w:w w:val="97"/>
         </w:rPr>
-        <w:t xml:space="preserve"> rather than catastrophic forgetting in the strict sense. SmolVLM2-2.2B shows a clear </w:t>
-      </w:r>
-      <w:r>
-        <w:rPr>
-          <w:rFonts w:ascii="휴먼명조" w:eastAsia="휴먼명조" w:hAnsi="휴먼명조" w:cs="휴먼명조"/>
-          <w:w w:val="97"/>
-        </w:rPr>
-        <w:lastRenderedPageBreak/>
-        <w:t>fall in performance on other datasets the more it specializes on one (mean -31.5%, negative in all 18 conditions), whereas Gemma4-E2B rises substantially on average (+73.9%), albeit with extreme variability (SD 79.97, ranging from -8.06% to +205.56%). This large positive mean for Gemma4-E2B may be a floor effect arising from the low zero-shot baseline identified in Section 4.1 (about 0.10 on PathVQA in particular): when ba</w:t>
+        <w:t xml:space="preserve"> rather than catastrophic forgetting in the strict sense. SmolVLM2-2.2B shows a clear fall in performance on other datasets the more it specializes on one (mean -31.5%, negative in all 18 conditions), whereas Gemma4-E2B rises substantially on average (+73.9%), albeit with extreme variability (SD 79.97, ranging from -8.06% to +205.56%). This large positive mean for Gemma4-E2B may be a floor effect arising from the low zero-shot baseline identified in Section 4.1 (about 0.10 on PathVQA in particular): when ba</w:t>
       </w:r>
       <w:r>
         <w:rPr>
@@ -21450,7 +21588,7 @@
         <w:jc w:val="left"/>
         <w:outlineLvl w:val="1"/>
       </w:pPr>
-      <w:bookmarkStart w:id="62" w:name="_Toc238299283"/>
+      <w:bookmarkStart w:id="62" w:name="_Toc238299818"/>
       <w:r>
         <w:rPr>
           <w:rFonts w:ascii="휴먼명조" w:eastAsia="휴먼명조" w:hAnsi="휴먼명조" w:cs="휴먼명조"/>
@@ -21472,14 +21610,22 @@
           <w:rFonts w:ascii="휴먼명조" w:eastAsia="휴먼명조" w:hAnsi="휴먼명조" w:cs="휴먼명조"/>
           <w:w w:val="97"/>
         </w:rPr>
-        <w:t>Phase 3 fixed Qwen3-VL-2B — the best performer in Phase 2 — on PathVQA and compared four hyperparameter search strategies (Manual, Random Search, Optuna (TPE), and Autoresearch (LLM agent)) under identical conditions, answering RQ3 ("does an LLM agent's autonomous search reach performance competitive with existing HPO techniques?"). Training volume was controlled at max_steps=200 for all trials, and the execution scale of the four-strategy comparison was Manual 10 + Random 200 + Optuna 200 + Autoresearch 20</w:t>
-      </w:r>
-      <w:r>
-        <w:rPr>
-          <w:rFonts w:ascii="휴먼명조" w:eastAsia="휴먼명조" w:hAnsi="휴먼명조" w:cs="휴먼명조"/>
-          <w:w w:val="97"/>
-        </w:rPr>
-        <w:t xml:space="preserve">0 = 610 trials in total (20 trials per strategy × 10 independent repeats; Manual has one trial per repeat). To this is added the 200-trial configuration-consistency re-experiment (Autoresearch-v2) reported in Section 4.3.5, bringing Phase 3 to </w:t>
+        <w:t xml:space="preserve">Phase 3 fixed Qwen3-VL-2B — the best performer in Phase 2 — on PathVQA and compared four hyperparameter search strategies (Manual, Random Search, Optuna (TPE), and Autoresearch (LLM agent)) under </w:t>
+      </w:r>
+      <w:r>
+        <w:rPr>
+          <w:rFonts w:ascii="휴먼명조" w:eastAsia="휴먼명조" w:hAnsi="휴먼명조" w:cs="휴먼명조"/>
+          <w:w w:val="97"/>
+        </w:rPr>
+        <w:lastRenderedPageBreak/>
+        <w:t>identical conditions, answering RQ3 ("does an LLM agent's autonomous search reach performance competitive with existing HPO techniques?"). Training volume was controlled at max_steps=200 for all trials, and the execution scale of the four-strategy comparison was Manual 10 + Random 200 + Optuna 200 + Autoresearch 200 = 610 trials in total (20 trials per strategy × 10 independent repeats; Manual has one trial per repeat). To this is added the 200-trial configuration-consistency re-experiment (Autoresearch-v2)</w:t>
+      </w:r>
+      <w:r>
+        <w:rPr>
+          <w:rFonts w:ascii="휴먼명조" w:eastAsia="휴먼명조" w:hAnsi="휴먼명조" w:cs="휴먼명조"/>
+          <w:w w:val="97"/>
+        </w:rPr>
+        <w:t xml:space="preserve"> reported in Section 4.3.5, bringing Phase 3 to </w:t>
       </w:r>
       <w:r>
         <w:rPr>
@@ -21515,16 +21661,7 @@
           <w:b/>
           <w:w w:val="97"/>
         </w:rPr>
-        <w:t xml:space="preserve">statistical testing is performed only at the </w:t>
-      </w:r>
-      <w:r>
-        <w:rPr>
-          <w:rFonts w:ascii="휴먼명조" w:eastAsia="휴먼명조" w:hAnsi="휴먼명조" w:cs="휴먼명조"/>
-          <w:b/>
-          <w:w w:val="97"/>
-        </w:rPr>
-        <w:lastRenderedPageBreak/>
-        <w:t>run level, not at the trial level</w:t>
+        <w:t>statistical testing is performed only at the run level, not at the trial level</w:t>
       </w:r>
       <w:r>
         <w:rPr>
@@ -21555,7 +21692,7 @@
         <w:jc w:val="left"/>
         <w:outlineLvl w:val="2"/>
       </w:pPr>
-      <w:bookmarkStart w:id="63" w:name="_Toc238299284"/>
+      <w:bookmarkStart w:id="63" w:name="_Toc238299819"/>
       <w:r>
         <w:rPr>
           <w:rFonts w:ascii="휴먼명조" w:eastAsia="휴먼명조" w:hAnsi="휴먼명조" w:cs="휴먼명조"/>
@@ -21577,7 +21714,7 @@
           <w:rFonts w:hint="eastAsia"/>
         </w:rPr>
       </w:pPr>
-      <w:bookmarkStart w:id="64" w:name="_Toc238299322"/>
+      <w:bookmarkStart w:id="64" w:name="_Toc238299857"/>
       <w:r>
         <w:rPr>
           <w:rFonts w:eastAsia="휴먼명조" w:cs="휴먼명조"/>
@@ -22030,6 +22167,7 @@
           <w:w w:val="97"/>
           <w:sz w:val="20"/>
         </w:rPr>
+        <w:lastRenderedPageBreak/>
         <w:t>A run-level value is the highest val_accuracy among the completed trials of each independent repeat. Failed trials (status ≠ completed) are excluded from aggregation. Under the Manual strategy there are records of 10 failures followed by retries in repeats 6-9, but every repeat ultimately completed one trial successfully, so the run-level sample size of 10 is preserved.</w:t>
       </w:r>
     </w:p>
@@ -22086,109 +22224,110 @@
           <w:rFonts w:ascii="휴먼명조" w:eastAsia="휴먼명조" w:hAnsi="휴먼명조" w:cs="휴먼명조"/>
           <w:w w:val="97"/>
         </w:rPr>
-        <w:t>, was significant at U = 16.00, p = .0112, rank-</w:t>
-      </w:r>
-      <w:r>
-        <w:rPr>
-          <w:rFonts w:ascii="휴먼명조" w:eastAsia="휴먼명조" w:hAnsi="휴먼명조" w:cs="휴먼명조"/>
+        <w:t xml:space="preserve">, was significant at U = 16.00, p = .0112, rank-biserial r = </w:t>
+      </w:r>
+      <w:r>
+        <w:rPr>
+          <w:rFonts w:ascii="휴먼명조" w:eastAsia="휴먼명조" w:hAnsi="휴먼명조" w:cs="휴먼명조"/>
+          <w:b/>
+          <w:w w:val="97"/>
+        </w:rPr>
+        <w:t>-0.68</w:t>
+      </w:r>
+      <w:r>
+        <w:rPr>
+          <w:rFonts w:ascii="휴먼명조" w:eastAsia="휴먼명조" w:hAnsi="휴먼명조" w:cs="휴먼명조"/>
+          <w:w w:val="97"/>
+        </w:rPr>
+        <w:t xml:space="preserve">. Under the sign convention of this study (run_mann_whitney in src/evaluate/statistics.py), r &gt; 0 means the first sample (Autoresearch) is stochastically superior to the second (Optuna); </w:t>
+      </w:r>
+      <w:r>
+        <w:rPr>
+          <w:rFonts w:ascii="휴먼명조" w:eastAsia="휴먼명조" w:hAnsi="휴먼명조" w:cs="휴먼명조"/>
+          <w:b/>
+          <w:w w:val="97"/>
+        </w:rPr>
+        <w:t>a negative r therefore means Optuna is significantly superior to Autoresearch</w:t>
+      </w:r>
+      <w:r>
+        <w:rPr>
+          <w:rFonts w:ascii="휴먼명조" w:eastAsia="휴먼명조" w:hAnsi="휴먼명조" w:cs="휴먼명조"/>
+          <w:w w:val="97"/>
+        </w:rPr>
+        <w:t>.</w:t>
+      </w:r>
+    </w:p>
+    <w:p>
+      <w:pPr>
+        <w:spacing w:line="384" w:lineRule="auto"/>
+        <w:ind w:firstLine="220"/>
+      </w:pPr>
+      <w:r>
+        <w:rPr>
+          <w:rFonts w:ascii="휴먼명조" w:eastAsia="휴먼명조" w:hAnsi="휴먼명조" w:cs="휴먼명조"/>
+          <w:w w:val="97"/>
+        </w:rPr>
+        <w:t xml:space="preserve">This direction is confirmed independently of the test by the confidence intervals: the lower bound of Optuna's 95% CI (0.4368) exceeds the upper bound of Autoresearch's (0.4328), so </w:t>
+      </w:r>
+      <w:r>
+        <w:rPr>
+          <w:rFonts w:ascii="휴먼명조" w:eastAsia="휴먼명조" w:hAnsi="휴먼명조" w:cs="휴먼명조"/>
+          <w:b/>
+          <w:w w:val="97"/>
+        </w:rPr>
+        <w:t>the two intervals do not overlap</w:t>
+      </w:r>
+      <w:r>
+        <w:rPr>
+          <w:rFonts w:ascii="휴먼명조" w:eastAsia="휴먼명조" w:hAnsi="휴먼명조" w:cs="휴먼명조"/>
+          <w:w w:val="97"/>
+        </w:rPr>
+        <w:t>. By contrast, Autoresearch (0.4184) and Random Search (0.4186) have practically identical means with largely overlapping intervals, so the two strategies are not statistically distinguishable.</w:t>
+      </w:r>
+    </w:p>
+    <w:p>
+      <w:pPr>
+        <w:spacing w:line="384" w:lineRule="auto"/>
+        <w:ind w:firstLine="220"/>
+      </w:pPr>
+      <w:r>
+        <w:rPr>
+          <w:rFonts w:ascii="휴먼명조" w:eastAsia="휴먼명조" w:hAnsi="휴먼명조" w:cs="휴먼명조"/>
+          <w:w w:val="97"/>
+        </w:rPr>
+        <w:t xml:space="preserve">In sum, the ordering among strategies under these experimental conditions is </w:t>
+      </w:r>
+      <w:r>
+        <w:rPr>
+          <w:rFonts w:ascii="휴먼명조" w:eastAsia="휴먼명조" w:hAnsi="휴먼명조" w:cs="휴먼명조"/>
+          <w:b/>
+          <w:w w:val="97"/>
+        </w:rPr>
+        <w:t>Optuna &gt; (Random ≈ Autoresearch) &gt; Manual</w:t>
+      </w:r>
+      <w:r>
+        <w:rPr>
+          <w:rFonts w:ascii="휴먼명조" w:eastAsia="휴먼명조" w:hAnsi="휴먼명조" w:cs="휴먼명조"/>
+          <w:w w:val="97"/>
+        </w:rPr>
+        <w:t xml:space="preserve">. That is, </w:t>
+      </w:r>
+      <w:r>
+        <w:rPr>
+          <w:rFonts w:ascii="휴먼명조" w:eastAsia="휴먼명조" w:hAnsi="휴먼명조" w:cs="휴먼명조"/>
+          <w:b/>
+          <w:w w:val="97"/>
+        </w:rPr>
+        <w:t xml:space="preserve">the LLM agent's autonomous search fell significantly short of established Bayesian optimization (TPE) and showed no advantage even over random </w:t>
+      </w:r>
+      <w:r>
+        <w:rPr>
+          <w:rFonts w:ascii="휴먼명조" w:eastAsia="휴먼명조" w:hAnsi="휴먼명조" w:cs="휴먼명조"/>
+          <w:b/>
           <w:w w:val="97"/>
         </w:rPr>
         <w:lastRenderedPageBreak/>
-        <w:t xml:space="preserve">biserial r = </w:t>
-      </w:r>
-      <w:r>
-        <w:rPr>
-          <w:rFonts w:ascii="휴먼명조" w:eastAsia="휴먼명조" w:hAnsi="휴먼명조" w:cs="휴먼명조"/>
-          <w:b/>
-          <w:w w:val="97"/>
-        </w:rPr>
-        <w:t>-0.68</w:t>
-      </w:r>
-      <w:r>
-        <w:rPr>
-          <w:rFonts w:ascii="휴먼명조" w:eastAsia="휴먼명조" w:hAnsi="휴먼명조" w:cs="휴먼명조"/>
-          <w:w w:val="97"/>
-        </w:rPr>
-        <w:t xml:space="preserve">. Under the sign convention of this study (run_mann_whitney in src/evaluate/statistics.py), r &gt; 0 means the first sample (Autoresearch) is stochastically superior to the second (Optuna); </w:t>
-      </w:r>
-      <w:r>
-        <w:rPr>
-          <w:rFonts w:ascii="휴먼명조" w:eastAsia="휴먼명조" w:hAnsi="휴먼명조" w:cs="휴먼명조"/>
-          <w:b/>
-          <w:w w:val="97"/>
-        </w:rPr>
-        <w:t>a negative r therefore means Optuna is significantly superior to Autoresearch</w:t>
-      </w:r>
-      <w:r>
-        <w:rPr>
-          <w:rFonts w:ascii="휴먼명조" w:eastAsia="휴먼명조" w:hAnsi="휴먼명조" w:cs="휴먼명조"/>
-          <w:w w:val="97"/>
-        </w:rPr>
-        <w:t>.</w:t>
-      </w:r>
-    </w:p>
-    <w:p>
-      <w:pPr>
-        <w:spacing w:line="384" w:lineRule="auto"/>
-        <w:ind w:firstLine="220"/>
-      </w:pPr>
-      <w:r>
-        <w:rPr>
-          <w:rFonts w:ascii="휴먼명조" w:eastAsia="휴먼명조" w:hAnsi="휴먼명조" w:cs="휴먼명조"/>
-          <w:w w:val="97"/>
-        </w:rPr>
-        <w:t xml:space="preserve">This direction is confirmed independently of the test by the confidence intervals: the lower bound of Optuna's 95% CI (0.4368) exceeds the upper bound of Autoresearch's (0.4328), so </w:t>
-      </w:r>
-      <w:r>
-        <w:rPr>
-          <w:rFonts w:ascii="휴먼명조" w:eastAsia="휴먼명조" w:hAnsi="휴먼명조" w:cs="휴먼명조"/>
-          <w:b/>
-          <w:w w:val="97"/>
-        </w:rPr>
-        <w:t>the two intervals do not overlap</w:t>
-      </w:r>
-      <w:r>
-        <w:rPr>
-          <w:rFonts w:ascii="휴먼명조" w:eastAsia="휴먼명조" w:hAnsi="휴먼명조" w:cs="휴먼명조"/>
-          <w:w w:val="97"/>
-        </w:rPr>
-        <w:t>. By contrast, Autoresearch (0.4184) and Random Search (0.4186) have practically identical means with largely overlapping intervals, so the two strategies are not statistically distinguishable.</w:t>
-      </w:r>
-    </w:p>
-    <w:p>
-      <w:pPr>
-        <w:spacing w:line="384" w:lineRule="auto"/>
-        <w:ind w:firstLine="220"/>
-      </w:pPr>
-      <w:r>
-        <w:rPr>
-          <w:rFonts w:ascii="휴먼명조" w:eastAsia="휴먼명조" w:hAnsi="휴먼명조" w:cs="휴먼명조"/>
-          <w:w w:val="97"/>
-        </w:rPr>
-        <w:t xml:space="preserve">In sum, the ordering among strategies under these experimental conditions is </w:t>
-      </w:r>
-      <w:r>
-        <w:rPr>
-          <w:rFonts w:ascii="휴먼명조" w:eastAsia="휴먼명조" w:hAnsi="휴먼명조" w:cs="휴먼명조"/>
-          <w:b/>
-          <w:w w:val="97"/>
-        </w:rPr>
-        <w:t>Optuna &gt; (Random ≈ Autoresearch) &gt; Manual</w:t>
-      </w:r>
-      <w:r>
-        <w:rPr>
-          <w:rFonts w:ascii="휴먼명조" w:eastAsia="휴먼명조" w:hAnsi="휴먼명조" w:cs="휴먼명조"/>
-          <w:w w:val="97"/>
-        </w:rPr>
-        <w:t xml:space="preserve">. That is, </w:t>
-      </w:r>
-      <w:r>
-        <w:rPr>
-          <w:rFonts w:ascii="휴먼명조" w:eastAsia="휴먼명조" w:hAnsi="휴먼명조" w:cs="휴먼명조"/>
-          <w:b/>
-          <w:w w:val="97"/>
-        </w:rPr>
-        <w:t>the LLM agent's autonomous search fell significantly short of established Bayesian optimization (TPE) and showed no advantage even over random search.</w:t>
+        <w:t>search.</w:t>
       </w:r>
       <w:r>
         <w:rPr>
@@ -22204,7 +22343,7 @@
         <w:jc w:val="left"/>
         <w:outlineLvl w:val="2"/>
       </w:pPr>
-      <w:bookmarkStart w:id="65" w:name="_Toc238299285"/>
+      <w:bookmarkStart w:id="65" w:name="_Toc238299820"/>
       <w:r>
         <w:rPr>
           <w:rFonts w:ascii="휴먼명조" w:eastAsia="휴먼명조" w:hAnsi="휴먼명조" w:cs="휴먼명조"/>
@@ -22214,6 +22353,19 @@
         <w:t>4.3.2 Hyperparameters Found by Each Strategy</w:t>
       </w:r>
       <w:bookmarkEnd w:id="65"/>
+    </w:p>
+    <w:p>
+      <w:pPr>
+        <w:spacing w:line="384" w:lineRule="auto"/>
+        <w:ind w:firstLine="220"/>
+      </w:pPr>
+      <w:r>
+        <w:rPr>
+          <w:rFonts w:ascii="휴먼명조" w:eastAsia="휴먼명조" w:hAnsi="휴먼명조" w:cs="휴먼명조"/>
+          <w:w w:val="97"/>
+        </w:rPr>
+        <w:t>The hyperparameter configuration of the best-performing trial reached by each strategy is given in Table 4.3a.</w:t>
+      </w:r>
     </w:p>
     <w:p>
       <w:pPr>
@@ -22226,13 +22378,12 @@
           <w:rFonts w:hint="eastAsia"/>
         </w:rPr>
       </w:pPr>
-      <w:bookmarkStart w:id="66" w:name="_Toc238299323"/>
+      <w:bookmarkStart w:id="66" w:name="_Toc238299858"/>
       <w:r>
         <w:rPr>
           <w:rFonts w:eastAsia="휴먼명조" w:cs="휴먼명조"/>
           <w:w w:val="97"/>
         </w:rPr>
-        <w:lastRenderedPageBreak/>
         <w:t>Table 4.3a. Hyperparameter configuration of the best-performing trial per strategy</w:t>
       </w:r>
       <w:bookmarkEnd w:id="66"/>
@@ -23476,7 +23627,15 @@
           <w:rFonts w:ascii="휴먼명조" w:eastAsia="휴먼명조" w:hAnsi="휴먼명조" w:cs="휴먼명조"/>
           <w:w w:val="97"/>
         </w:rPr>
-        <w:t>. The overall accuracy gain achieved by search (Manual 0.3840 → Optuna 0.4700) arose mainly on closed items, while open accuracy remains at 0.1445 even under the best configuration. This gap shows that the weakness in open-ended responses observed in Phase 1 (Sections 4.1.2, 4.1.3) was not resolved by hyperparameter optimization; the three phases are consolidated on this point in Section 4.4.4.</w:t>
+        <w:t xml:space="preserve">. The overall accuracy gain achieved by search (Manual 0.3840 → Optuna 0.4700) arose mainly on closed items, while open accuracy remains at 0.1445 even under the best configuration. This gap shows that the weakness in open-ended </w:t>
+      </w:r>
+      <w:r>
+        <w:rPr>
+          <w:rFonts w:ascii="휴먼명조" w:eastAsia="휴먼명조" w:hAnsi="휴먼명조" w:cs="휴먼명조"/>
+          <w:w w:val="97"/>
+        </w:rPr>
+        <w:lastRenderedPageBreak/>
+        <w:t>responses observed in Phase 1 (Sections 4.1.2, 4.1.3) was not resolved by hyperparameter optimization; the three phases are consolidated on this point in Section 4.4.4.</w:t>
       </w:r>
     </w:p>
     <w:p>
@@ -23504,15 +23663,7 @@
           <w:rFonts w:ascii="휴먼명조" w:eastAsia="휴먼명조" w:hAnsi="휴먼명조" w:cs="휴먼명조"/>
           <w:w w:val="97"/>
         </w:rPr>
-        <w:t xml:space="preserve">. This coincides independently with the finding of Ablations B and C in Phase 2 that rank = 64 and target = all-linear are </w:t>
-      </w:r>
-      <w:r>
-        <w:rPr>
-          <w:rFonts w:ascii="휴먼명조" w:eastAsia="휴먼명조" w:hAnsi="휴먼명조" w:cs="휴먼명조"/>
-          <w:w w:val="97"/>
-        </w:rPr>
-        <w:lastRenderedPageBreak/>
-        <w:t>optimal (Sections 4.2.3, 4.2.4); the fact that two different experimental designs — fixed-axis ablation and free search — point to the same region reinforces the Phase 2 conclusion. The best-performing Optuna configuration, meanwhile, combined rank = 32 with a relatively high learning rate (4.91e-4) and weight decay (0.054), a region the other strategies did not reach.</w:t>
+        <w:t>. This coincides independently with the finding of Ablations B and C in Phase 2 that rank = 64 and target = all-linear are optimal (Sections 4.2.3, 4.2.4); the fact that two different experimental designs — fixed-axis ablation and free search — point to the same region reinforces the Phase 2 conclusion. The best-performing Optuna configuration, meanwhile, combined rank = 32 with a relatively high learning rate (4.91e-4) and weight decay (0.054), a region the other strategies did not reach.</w:t>
       </w:r>
     </w:p>
     <w:p>
@@ -23521,7 +23672,7 @@
         <w:jc w:val="left"/>
         <w:outlineLvl w:val="2"/>
       </w:pPr>
-      <w:bookmarkStart w:id="67" w:name="_Toc238299286"/>
+      <w:bookmarkStart w:id="67" w:name="_Toc238299821"/>
       <w:r>
         <w:rPr>
           <w:rFonts w:ascii="휴먼명조" w:eastAsia="휴먼명조" w:hAnsi="휴먼명조" w:cs="휴먼명조"/>
@@ -23531,6 +23682,19 @@
         <w:t>4.3.3 Search Trajectory Analysis (trial level, descriptive only)</w:t>
       </w:r>
       <w:bookmarkEnd w:id="67"/>
+    </w:p>
+    <w:p>
+      <w:pPr>
+        <w:spacing w:line="384" w:lineRule="auto"/>
+        <w:ind w:firstLine="220"/>
+      </w:pPr>
+      <w:r>
+        <w:rPr>
+          <w:rFonts w:ascii="휴먼명조" w:eastAsia="휴먼명조" w:hAnsi="휴먼명조" w:cs="휴먼명조"/>
+          <w:w w:val="97"/>
+        </w:rPr>
+        <w:t>The trial at which each strategy reached its best performance is given in Table 4.3b.</w:t>
+      </w:r>
     </w:p>
     <w:p>
       <w:pPr>
@@ -23543,7 +23707,7 @@
           <w:rFonts w:hint="eastAsia"/>
         </w:rPr>
       </w:pPr>
-      <w:bookmarkStart w:id="68" w:name="_Toc238299324"/>
+      <w:bookmarkStart w:id="68" w:name="_Toc238299859"/>
       <w:r>
         <w:rPr>
           <w:rFonts w:eastAsia="휴먼명조" w:cs="휴먼명조"/>
@@ -24001,7 +24165,16 @@
           <w:b/>
           <w:w w:val="97"/>
         </w:rPr>
-        <w:t>the upper bound of its IQR touches 20.0, the ceiling of the search budget</w:t>
+        <w:t xml:space="preserve">the upper bound of its IQR touches 20.0, the ceiling of the </w:t>
+      </w:r>
+      <w:r>
+        <w:rPr>
+          <w:rFonts w:ascii="휴먼명조" w:eastAsia="휴먼명조" w:hAnsi="휴먼명조" w:cs="휴먼명조"/>
+          <w:b/>
+          <w:w w:val="97"/>
+        </w:rPr>
+        <w:lastRenderedPageBreak/>
+        <w:t>search budget</w:t>
       </w:r>
       <w:r>
         <w:rPr>
@@ -24009,6 +24182,19 @@
           <w:w w:val="97"/>
         </w:rPr>
         <w:t>. This means that nearly half of the runs were still improving at the point the budget was exhausted, suggesting that a budget of 20 trials may have been insufficient for this strategy — a point directly connected to the reduction from 40 to 20 described in Section 3.7 and discussed as a limitation in Section 5.3. This is, however, observed circumstantial evidence; whether the strategy would actually catch up with Optuna under a larger budget was not verified in this study.</w:t>
+      </w:r>
+    </w:p>
+    <w:p>
+      <w:pPr>
+        <w:spacing w:line="384" w:lineRule="auto"/>
+        <w:ind w:firstLine="220"/>
+      </w:pPr>
+      <w:r>
+        <w:rPr>
+          <w:rFonts w:ascii="휴먼명조" w:eastAsia="휴먼명조" w:hAnsi="휴먼명조" w:cs="휴먼명조"/>
+          <w:w w:val="97"/>
+        </w:rPr>
+        <w:t>The trial-level performance distribution by strategy is given in Table 4.3c.</w:t>
       </w:r>
     </w:p>
     <w:p>
@@ -24022,13 +24208,12 @@
           <w:rFonts w:hint="eastAsia"/>
         </w:rPr>
       </w:pPr>
-      <w:bookmarkStart w:id="69" w:name="_Toc238299325"/>
+      <w:bookmarkStart w:id="69" w:name="_Toc238299860"/>
       <w:r>
         <w:rPr>
           <w:rFonts w:eastAsia="휴먼명조" w:cs="휴먼명조"/>
           <w:w w:val="97"/>
         </w:rPr>
-        <w:lastRenderedPageBreak/>
         <w:t>Table 4.3c. Trial-level performance distribution by strategy (all 200 trials, descriptive statistics)</w:t>
       </w:r>
       <w:bookmarkEnd w:id="69"/>
@@ -24502,6 +24687,7 @@
           <w:rFonts w:ascii="휴먼명조" w:eastAsia="휴먼명조" w:hAnsi="휴먼명조" w:cs="휴먼명조"/>
           <w:w w:val="97"/>
         </w:rPr>
+        <w:lastRenderedPageBreak/>
         <w:t>The anytime performance curve (median and IQR of cumulative best performance as trials progress) is in results/phase3_autoresearch/phase3_anytime.png, with the underlying figures in phase3_anytime_curve.csv.</w:t>
       </w:r>
     </w:p>
@@ -24511,7 +24697,7 @@
         <w:jc w:val="left"/>
         <w:outlineLvl w:val="2"/>
       </w:pPr>
-      <w:bookmarkStart w:id="70" w:name="_Toc238299287"/>
+      <w:bookmarkStart w:id="70" w:name="_Toc238299822"/>
       <w:r>
         <w:rPr>
           <w:rFonts w:ascii="휴먼명조" w:eastAsia="휴먼명조" w:hAnsi="휴먼명조" w:cs="휴먼명조"/>
@@ -24547,7 +24733,7 @@
           <w:rFonts w:ascii="휴먼명조" w:eastAsia="휴먼명조" w:hAnsi="휴먼명조" w:cs="휴먼명조"/>
           <w:w w:val="97"/>
         </w:rPr>
-        <w:t xml:space="preserve"> proposed by the agent in each repeat was counted.</w:t>
+        <w:t xml:space="preserve"> proposed by the agent in each repeat was counted; the results are given in Table 4.3d.</w:t>
       </w:r>
     </w:p>
     <w:p>
@@ -24561,13 +24747,12 @@
           <w:rFonts w:hint="eastAsia"/>
         </w:rPr>
       </w:pPr>
-      <w:bookmarkStart w:id="71" w:name="_Toc238299326"/>
+      <w:bookmarkStart w:id="71" w:name="_Toc238299861"/>
       <w:r>
         <w:rPr>
           <w:rFonts w:eastAsia="휴먼명조" w:cs="휴먼명조"/>
           <w:w w:val="97"/>
         </w:rPr>
-        <w:lastRenderedPageBreak/>
         <w:t>Table 4.3d. Unique hyperparameter combinations per repeat (out of 20 trials)</w:t>
       </w:r>
       <w:bookmarkEnd w:id="71"/>
@@ -24884,7 +25069,15 @@
           <w:rFonts w:ascii="휴먼명조" w:eastAsia="휴먼명조" w:hAnsi="휴먼명조" w:cs="휴먼명조"/>
           <w:w w:val="97"/>
         </w:rPr>
-        <w:t xml:space="preserve">The pattern emerges more clearly in the proposal trajectory of individual repeats. In repeat 8, for example, the agent explored by varying rank 16 → 64 → 32 → 8 → 32 → 64 over the first six trials, then became fixed after the seventh trial on the combination rank=64, alpha=256, lr=2.0e-4, batch=2, targets=full, proposing it 11 times consecutively. Notably, </w:t>
+        <w:t xml:space="preserve">The pattern emerges more clearly in the proposal trajectory of individual repeats. In repeat 8, for example, the agent explored by varying rank 16 → 64 → 32 → 8 → 32 → 64 over the first six trials, then became fixed after the seventh trial on the combination rank=64, alpha=256, </w:t>
+      </w:r>
+      <w:r>
+        <w:rPr>
+          <w:rFonts w:ascii="휴먼명조" w:eastAsia="휴먼명조" w:hAnsi="휴먼명조" w:cs="휴먼명조"/>
+          <w:w w:val="97"/>
+        </w:rPr>
+        <w:lastRenderedPageBreak/>
+        <w:t xml:space="preserve">lr=2.0e-4, batch=2, targets=full, proposing it 11 times consecutively. Notably, </w:t>
       </w:r>
       <w:r>
         <w:rPr>
@@ -24912,7 +25105,6 @@
           <w:rFonts w:ascii="휴먼명조" w:eastAsia="휴먼명조" w:hAnsi="휴먼명조" w:cs="휴먼명조"/>
           <w:w w:val="97"/>
         </w:rPr>
-        <w:lastRenderedPageBreak/>
         <w:t xml:space="preserve">In summary, the low performance of Autoresearch appears to stem not from poor quality of the configurations it proposes — its trial-level mean is in fact the highest — but from </w:t>
       </w:r>
       <w:r>
@@ -24937,7 +25129,7 @@
         <w:jc w:val="left"/>
         <w:outlineLvl w:val="2"/>
       </w:pPr>
-      <w:bookmarkStart w:id="72" w:name="_Toc238299288"/>
+      <w:bookmarkStart w:id="72" w:name="_Toc238299823"/>
       <w:r>
         <w:rPr>
           <w:rFonts w:ascii="휴먼명조" w:eastAsia="휴먼명조" w:hAnsi="휴먼명조" w:cs="휴먼명조"/>
@@ -24986,7 +25178,15 @@
           <w:rFonts w:ascii="휴먼명조" w:eastAsia="휴먼명조" w:hAnsi="휴먼명조" w:cs="휴먼명조"/>
           <w:w w:val="97"/>
         </w:rPr>
-        <w:t xml:space="preserve">The original condition (AutoresearchStrategy) was left untouched to preserve reproducibility of the first run, and a separate condition, autoresearch_v2, was added with the configuration corrected (src/autoresearch/strategies.py). </w:t>
+        <w:t xml:space="preserve">The original condition (AutoresearchStrategy) was left untouched to </w:t>
+      </w:r>
+      <w:r>
+        <w:rPr>
+          <w:rFonts w:ascii="휴먼명조" w:eastAsia="휴먼명조" w:hAnsi="휴먼명조" w:cs="휴먼명조"/>
+          <w:w w:val="97"/>
+        </w:rPr>
+        <w:lastRenderedPageBreak/>
+        <w:t xml:space="preserve">preserve reproducibility of the first run, and a separate condition, autoresearch_v2, was added with the configuration corrected (src/autoresearch/strategies.py). </w:t>
       </w:r>
       <w:r>
         <w:rPr>
@@ -25035,7 +25235,6 @@
           <w:b/>
           <w:w w:val="97"/>
         </w:rPr>
-        <w:lastRenderedPageBreak/>
         <w:t>budget proportions</w:t>
       </w:r>
       <w:r>
@@ -25103,7 +25302,7 @@
           <w:rFonts w:ascii="휴먼명조" w:eastAsia="휴먼명조" w:hAnsi="휴먼명조" w:cs="휴먼명조"/>
           <w:w w:val="97"/>
         </w:rPr>
-        <w:t xml:space="preserve"> An exhaustive tally of the execution logs confirms that the truncation was resolved.</w:t>
+        <w:t xml:space="preserve"> An exhaustive tally of the execution logs confirms that the truncation was resolved (Table 4.3e).</w:t>
       </w:r>
     </w:p>
     <w:p>
@@ -25117,12 +25316,13 @@
           <w:rFonts w:hint="eastAsia"/>
         </w:rPr>
       </w:pPr>
-      <w:bookmarkStart w:id="73" w:name="_Toc238299327"/>
+      <w:bookmarkStart w:id="73" w:name="_Toc238299862"/>
       <w:r>
         <w:rPr>
           <w:rFonts w:eastAsia="휴먼명조" w:cs="휴먼명조"/>
           <w:w w:val="97"/>
         </w:rPr>
+        <w:lastRenderedPageBreak/>
         <w:t>Table 4.3e. Effect of restoring configuration consistency (measured from execution logs)</w:t>
       </w:r>
       <w:bookmarkEnd w:id="73"/>
@@ -25530,7 +25730,27 @@
           <w:b/>
           <w:w w:val="97"/>
         </w:rPr>
-        <w:t xml:space="preserve">the duplicate proposals observed in </w:t>
+        <w:t>the duplicate proposals observed in Section 4.3.4 were a product of configuration inconsistency, not an intrinsic limitation of the agent.</w:t>
+      </w:r>
+      <w:r>
+        <w:rPr>
+          <w:rFonts w:ascii="휴먼명조" w:eastAsia="휴먼명조" w:hAnsi="휴먼명조" w:cs="휴먼명조"/>
+          <w:w w:val="97"/>
+        </w:rPr>
+        <w:t xml:space="preserve"> This directly supports the diagnosis in Section 5.3(8).</w:t>
+      </w:r>
+    </w:p>
+    <w:p>
+      <w:pPr>
+        <w:spacing w:line="384" w:lineRule="auto"/>
+        <w:ind w:firstLine="220"/>
+      </w:pPr>
+      <w:r>
+        <w:rPr>
+          <w:rFonts w:ascii="휴먼명조" w:eastAsia="휴먼명조" w:hAnsi="휴먼명조" w:cs="휴먼명조"/>
+          <w:w w:val="97"/>
+        </w:rPr>
+        <w:t xml:space="preserve">Lifting the "JSON only" constraint also caused </w:t>
       </w:r>
       <w:r>
         <w:rPr>
@@ -25538,15 +25758,52 @@
           <w:b/>
           <w:w w:val="97"/>
         </w:rPr>
+        <w:t>every response to carry a natural-language rationale</w:t>
+      </w:r>
+      <w:r>
+        <w:rPr>
+          <w:rFonts w:ascii="휴먼명조" w:eastAsia="휴먼명조" w:hAnsi="휴먼명조" w:cs="휴먼명조"/>
+          <w:w w:val="97"/>
+        </w:rPr>
+        <w:t xml:space="preserve"> (200/200, mean length 620 characters). The second requirement of RQ3 — the provision of an interpretable search rationale — which Section 5.1 had left unresolved as "a design flaw that permits neither a positive nor a negative answer", is thereby </w:t>
+      </w:r>
+      <w:r>
+        <w:rPr>
+          <w:rFonts w:ascii="휴먼명조" w:eastAsia="휴먼명조" w:hAnsi="휴먼명조" w:cs="휴먼명조"/>
+          <w:b/>
+          <w:w w:val="97"/>
+        </w:rPr>
+        <w:t>confirmed at least as to whether rationales are produced at all</w:t>
+      </w:r>
+      <w:r>
+        <w:rPr>
+          <w:rFonts w:ascii="휴먼명조" w:eastAsia="휴먼명조" w:hAnsi="휴먼명조" w:cs="휴먼명조"/>
+          <w:w w:val="97"/>
+        </w:rPr>
+        <w:t xml:space="preserve">. What this section establishes, however, stops at the fact that rationales </w:t>
+      </w:r>
+      <w:r>
+        <w:rPr>
+          <w:rFonts w:ascii="휴먼명조" w:eastAsia="휴먼명조" w:hAnsi="휴먼명조" w:cs="휴먼명조"/>
+          <w:i/>
+          <w:w w:val="97"/>
+        </w:rPr>
+        <w:t>were produced</w:t>
+      </w:r>
+      <w:r>
+        <w:rPr>
+          <w:rFonts w:ascii="휴먼명조" w:eastAsia="휴먼명조" w:hAnsi="휴먼명조" w:cs="휴먼명조"/>
+          <w:w w:val="97"/>
+        </w:rPr>
+        <w:t xml:space="preserve">; </w:t>
+      </w:r>
+      <w:r>
+        <w:rPr>
+          <w:rFonts w:ascii="휴먼명조" w:eastAsia="휴먼명조" w:hAnsi="휴먼명조" w:cs="휴먼명조"/>
+          <w:w w:val="97"/>
+        </w:rPr>
         <w:lastRenderedPageBreak/>
-        <w:t>Section 4.3.4 were a product of configuration inconsistency, not an intrinsic limitation of the agent.</w:t>
-      </w:r>
-      <w:r>
-        <w:rPr>
-          <w:rFonts w:ascii="휴먼명조" w:eastAsia="휴먼명조" w:hAnsi="휴먼명조" w:cs="휴먼명조"/>
-          <w:w w:val="97"/>
-        </w:rPr>
-        <w:t xml:space="preserve"> This directly supports the diagnosis in Section 5.3(8).</w:t>
+        <w:t>whether they correspond causally to the actual proposals, or meet a quality an expert would accept as grounds for a decision, requires a separate evaluation design that this study did not undertake (Section 5.4).</w:t>
       </w:r>
     </w:p>
     <w:p>
@@ -25559,52 +25816,7 @@
           <w:rFonts w:ascii="휴먼명조" w:eastAsia="휴먼명조" w:hAnsi="휴먼명조" w:cs="휴먼명조"/>
           <w:w w:val="97"/>
         </w:rPr>
-        <w:t xml:space="preserve">Lifting the "JSON only" constraint also caused </w:t>
-      </w:r>
-      <w:r>
-        <w:rPr>
-          <w:rFonts w:ascii="휴먼명조" w:eastAsia="휴먼명조" w:hAnsi="휴먼명조" w:cs="휴먼명조"/>
-          <w:b/>
-          <w:w w:val="97"/>
-        </w:rPr>
-        <w:t>every response to carry a natural-language rationale</w:t>
-      </w:r>
-      <w:r>
-        <w:rPr>
-          <w:rFonts w:ascii="휴먼명조" w:eastAsia="휴먼명조" w:hAnsi="휴먼명조" w:cs="휴먼명조"/>
-          <w:w w:val="97"/>
-        </w:rPr>
-        <w:t xml:space="preserve"> (200/200, mean length 620 characters). The second requirement of RQ3 — the provision of an interpretable search rationale — which Section 5.1 had left unresolved as "a design flaw that permits neither a positive nor a negative answer", is thereby </w:t>
-      </w:r>
-      <w:r>
-        <w:rPr>
-          <w:rFonts w:ascii="휴먼명조" w:eastAsia="휴먼명조" w:hAnsi="휴먼명조" w:cs="휴먼명조"/>
-          <w:b/>
-          <w:w w:val="97"/>
-        </w:rPr>
-        <w:t>confirmed at least as to whether rationales are produced at all</w:t>
-      </w:r>
-      <w:r>
-        <w:rPr>
-          <w:rFonts w:ascii="휴먼명조" w:eastAsia="휴먼명조" w:hAnsi="휴먼명조" w:cs="휴먼명조"/>
-          <w:w w:val="97"/>
-        </w:rPr>
-        <w:t xml:space="preserve">. What this section establishes, however, stops at the fact that rationales </w:t>
-      </w:r>
-      <w:r>
-        <w:rPr>
-          <w:rFonts w:ascii="휴먼명조" w:eastAsia="휴먼명조" w:hAnsi="휴먼명조" w:cs="휴먼명조"/>
-          <w:i/>
-          <w:w w:val="97"/>
-        </w:rPr>
-        <w:t>were produced</w:t>
-      </w:r>
-      <w:r>
-        <w:rPr>
-          <w:rFonts w:ascii="휴먼명조" w:eastAsia="휴먼명조" w:hAnsi="휴먼명조" w:cs="휴먼명조"/>
-          <w:w w:val="97"/>
-        </w:rPr>
-        <w:t>; whether they correspond causally to the actual proposals, or meet a quality an expert would accept as grounds for a decision, requires a separate evaluation design that this study did not undertake (Section 5.4).</w:t>
+        <w:t>The run-level performance of the re-experiment condition is given in Table 4.3f.</w:t>
       </w:r>
     </w:p>
     <w:p>
@@ -25618,7 +25830,7 @@
           <w:rFonts w:hint="eastAsia"/>
         </w:rPr>
       </w:pPr>
-      <w:bookmarkStart w:id="74" w:name="_Toc238299328"/>
+      <w:bookmarkStart w:id="74" w:name="_Toc238299863"/>
       <w:r>
         <w:rPr>
           <w:rFonts w:eastAsia="휴먼명조" w:cs="휴먼명조"/>
@@ -26059,6 +26271,19 @@
     </w:p>
     <w:p>
       <w:pPr>
+        <w:spacing w:line="384" w:lineRule="auto"/>
+        <w:ind w:firstLine="220"/>
+      </w:pPr>
+      <w:r>
+        <w:rPr>
+          <w:rFonts w:ascii="휴먼명조" w:eastAsia="휴먼명조" w:hAnsi="휴먼명조" w:cs="휴먼명조"/>
+          <w:w w:val="97"/>
+        </w:rPr>
+        <w:t>The results of the pairwise tests are given in Table 4.3g.</w:t>
+      </w:r>
+    </w:p>
+    <w:p>
+      <w:pPr>
         <w:pStyle w:val="afff5"/>
         <w:keepNext/>
         <w:keepLines/>
@@ -26068,13 +26293,12 @@
           <w:rFonts w:hint="eastAsia"/>
         </w:rPr>
       </w:pPr>
-      <w:bookmarkStart w:id="75" w:name="_Toc238299329"/>
+      <w:bookmarkStart w:id="75" w:name="_Toc238299864"/>
       <w:r>
         <w:rPr>
           <w:rFonts w:eastAsia="휴먼명조" w:cs="휴먼명조"/>
           <w:w w:val="97"/>
         </w:rPr>
-        <w:lastRenderedPageBreak/>
         <w:t>Table 4.3g. Pairwise Mann-Whitney U tests</w:t>
       </w:r>
       <w:bookmarkEnd w:id="75"/>
@@ -26535,7 +26759,16 @@
           <w:w w:val="97"/>
           <w:sz w:val="20"/>
         </w:rPr>
-        <w:t>The Kruskal-Wallis test across all five conditions gives H = 29.72, p &lt; .001 (H = 27.92 for the four-strategy set). Because the re-experiment differs from the original in prompt and constraints, it is reported separately here rather than folded into the four-strategy same-condition comparison of Table 4.3.</w:t>
+        <w:t xml:space="preserve">The Kruskal-Wallis test across all five conditions gives H = 29.72, p &lt; .001 (H = 27.92 for the four-strategy set). Because the re-experiment differs from the original in prompt and constraints, it is reported separately here rather than </w:t>
+      </w:r>
+      <w:r>
+        <w:rPr>
+          <w:rFonts w:ascii="휴먼명조" w:eastAsia="휴먼명조" w:hAnsi="휴먼명조" w:cs="휴먼명조"/>
+          <w:w w:val="97"/>
+          <w:sz w:val="20"/>
+        </w:rPr>
+        <w:lastRenderedPageBreak/>
+        <w:t>folded into the four-strategy same-condition comparison of Table 4.3.</w:t>
       </w:r>
     </w:p>
     <w:p>
@@ -26627,8 +26860,73 @@
           <w:rFonts w:ascii="휴먼명조" w:eastAsia="휴먼명조" w:hAnsi="휴먼명조" w:cs="휴먼명조"/>
           <w:w w:val="97"/>
         </w:rPr>
+        <w:t xml:space="preserve">Second, it nevertheless </w:t>
+      </w:r>
+      <w:r>
+        <w:rPr>
+          <w:rFonts w:ascii="휴먼명조" w:eastAsia="휴먼명조" w:hAnsi="휴먼명조" w:cs="휴먼명조"/>
+          <w:b/>
+          <w:w w:val="97"/>
+        </w:rPr>
+        <w:t>was not established that v2 outperforms the original</w:t>
+      </w:r>
+      <w:r>
+        <w:rPr>
+          <w:rFonts w:ascii="휴먼명조" w:eastAsia="휴먼명조" w:hAnsi="휴먼명조" w:cs="휴먼명조"/>
+          <w:w w:val="97"/>
+        </w:rPr>
+        <w:t xml:space="preserve"> (p = .2387). The effect size r = +0.32 is consistent with the direction of improvement but does not reach significance at n = 10. What this re-experiment demonstrates is therefore not "v2 is better than the original" but </w:t>
+      </w:r>
+      <w:r>
+        <w:rPr>
+          <w:rFonts w:ascii="휴먼명조" w:eastAsia="휴먼명조" w:hAnsi="휴먼명조" w:cs="휴먼명조"/>
+          <w:b/>
+          <w:w w:val="97"/>
+        </w:rPr>
+        <w:t>"there is no longer a basis for saying it falls significantly short of Optuna"</w:t>
+      </w:r>
+      <w:r>
+        <w:rPr>
+          <w:rFonts w:ascii="휴먼명조" w:eastAsia="휴먼명조" w:hAnsi="휴먼명조" w:cs="휴먼명조"/>
+          <w:w w:val="97"/>
+        </w:rPr>
+        <w:t>. The former claim would require a larger sample (Section 5.3(6)).</w:t>
+      </w:r>
+    </w:p>
+    <w:p>
+      <w:pPr>
+        <w:spacing w:line="384" w:lineRule="auto"/>
+        <w:ind w:firstLine="220"/>
+      </w:pPr>
+      <w:r>
+        <w:rPr>
+          <w:rFonts w:ascii="휴먼명조" w:eastAsia="휴먼명조" w:hAnsi="휴먼명조" w:cs="휴먼명조"/>
+          <w:w w:val="97"/>
+        </w:rPr>
+        <w:t xml:space="preserve">Third, </w:t>
+      </w:r>
+      <w:r>
+        <w:rPr>
+          <w:rFonts w:ascii="휴먼명조" w:eastAsia="휴먼명조" w:hAnsi="휴먼명조" w:cs="휴먼명조"/>
+          <w:b/>
+          <w:w w:val="97"/>
+        </w:rPr>
+        <w:t>restoring diversity did not translate directly into higher performance.</w:t>
+      </w:r>
+      <w:r>
+        <w:rPr>
+          <w:rFonts w:ascii="휴먼명조" w:eastAsia="휴먼명조" w:hAnsi="휴먼명조" w:cs="휴먼명조"/>
+          <w:w w:val="97"/>
+        </w:rPr>
+        <w:t xml:space="preserve"> Although unique configurations rose 51%, from 12.5 to 18.90, the run-level mean improved only from 0.4184 to 0.4292. The per-repetition distribution shows why: of the ten repetitions only two exceeded 0.42 — repetition 2 (0.4303) and repetition 9 (0.4230) — while </w:t>
+      </w:r>
+      <w:r>
+        <w:rPr>
+          <w:rFonts w:ascii="휴먼명조" w:eastAsia="휴먼명조" w:hAnsi="휴먼명조" w:cs="휴먼명조"/>
+          <w:w w:val="97"/>
+        </w:rPr>
         <w:lastRenderedPageBreak/>
-        <w:t xml:space="preserve">Second, it nevertheless </w:t>
+        <w:t xml:space="preserve">the remaining eight cluster in 0.39–0.41, and the standard deviation of those two repetitions (0.034–0.040) is more than double that of the rest (0.012–0.018). </w:t>
       </w:r>
       <w:r>
         <w:rPr>
@@ -26636,14 +26934,27 @@
           <w:b/>
           <w:w w:val="97"/>
         </w:rPr>
-        <w:t>was not established that v2 outperforms the original</w:t>
-      </w:r>
-      <w:r>
-        <w:rPr>
-          <w:rFonts w:ascii="휴먼명조" w:eastAsia="휴먼명조" w:hAnsi="휴먼명조" w:cs="휴먼명조"/>
-          <w:w w:val="97"/>
-        </w:rPr>
-        <w:t xml:space="preserve"> (p = .2387). The effect size r = +0.32 is consistent with the direction of improvement but does not reach significance at n = 10. What this re-experiment demonstrates is therefore not "v2 is better than the original" but </w:t>
+        <w:t>Securing search diversity increased the opportunity to reach a high-performing configuration but did not reliably guarantee reaching one.</w:t>
+      </w:r>
+      <w:r>
+        <w:rPr>
+          <w:rFonts w:ascii="휴먼명조" w:eastAsia="휴먼명조" w:hAnsi="휴먼명조" w:cs="휴먼명조"/>
+          <w:w w:val="97"/>
+        </w:rPr>
+        <w:t xml:space="preserve"> This is the structure behind v2 holding the single best result across all conditions while its run-level mean still trails Optuna.</w:t>
+      </w:r>
+    </w:p>
+    <w:p>
+      <w:pPr>
+        <w:spacing w:line="384" w:lineRule="auto"/>
+        <w:ind w:firstLine="220"/>
+      </w:pPr>
+      <w:r>
+        <w:rPr>
+          <w:rFonts w:ascii="휴먼명조" w:eastAsia="휴먼명조" w:hAnsi="휴먼명조" w:cs="휴먼명조"/>
+          <w:w w:val="97"/>
+        </w:rPr>
+        <w:t xml:space="preserve">Fourth, the upper bound of the IQR for the trial at which the best result is reached still touches the budget limit of 20 in v2 as well (median 15.0, IQR [11.0, 20.0]). Even after configuration consistency is restored, </w:t>
       </w:r>
       <w:r>
         <w:rPr>
@@ -26651,14 +26962,14 @@
           <w:b/>
           <w:w w:val="97"/>
         </w:rPr>
-        <w:t>"there is no longer a basis for saying it falls significantly short of Optuna"</w:t>
-      </w:r>
-      <w:r>
-        <w:rPr>
-          <w:rFonts w:ascii="휴먼명조" w:eastAsia="휴먼명조" w:hAnsi="휴먼명조" w:cs="휴먼명조"/>
-          <w:w w:val="97"/>
-        </w:rPr>
-        <w:t>. The former claim would require a larger sample (Section 5.3(6)).</w:t>
+        <w:t>a budget of 20 trials remains insufficient for this strategy</w:t>
+      </w:r>
+      <w:r>
+        <w:rPr>
+          <w:rFonts w:ascii="휴먼명조" w:eastAsia="휴먼명조" w:hAnsi="휴먼명조" w:cs="휴먼명조"/>
+          <w:w w:val="97"/>
+        </w:rPr>
+        <w:t>, sustaining the observation from Section 4.3.3.</w:t>
       </w:r>
     </w:p>
     <w:p>
@@ -26671,7 +26982,7 @@
           <w:rFonts w:ascii="휴먼명조" w:eastAsia="휴먼명조" w:hAnsi="휴먼명조" w:cs="휴먼명조"/>
           <w:w w:val="97"/>
         </w:rPr>
-        <w:t xml:space="preserve">Third, </w:t>
+        <w:t xml:space="preserve">In sum, this re-experiment confirms the causal diagnosis of Section 4.3.4 without overturning the answer to RQ3. </w:t>
       </w:r>
       <w:r>
         <w:rPr>
@@ -26679,87 +26990,7 @@
           <w:b/>
           <w:w w:val="97"/>
         </w:rPr>
-        <w:t>restoring diversity did not translate directly into higher performance.</w:t>
-      </w:r>
-      <w:r>
-        <w:rPr>
-          <w:rFonts w:ascii="휴먼명조" w:eastAsia="휴먼명조" w:hAnsi="휴먼명조" w:cs="휴먼명조"/>
-          <w:w w:val="97"/>
-        </w:rPr>
-        <w:t xml:space="preserve"> Although unique configurations rose 51%, from 12.5 to 18.90, the run-level mean improved only from 0.4184 to 0.4292. The per-repetition distribution shows why: of the ten repetitions only two exceeded 0.42 — repetition 2 (0.4303) and repetition 9 (0.4230) — while the remaining eight cluster in 0.39–0.41, and the standard deviation of those two repetitions (0.034–0.040) is more than double that of the rest (0.012–0.018). </w:t>
-      </w:r>
-      <w:r>
-        <w:rPr>
-          <w:rFonts w:ascii="휴먼명조" w:eastAsia="휴먼명조" w:hAnsi="휴먼명조" w:cs="휴먼명조"/>
-          <w:b/>
-          <w:w w:val="97"/>
-        </w:rPr>
-        <w:t>Securing search diversity increased the opportunity to reach a high-performing configuration but did not reliably guarantee reaching one.</w:t>
-      </w:r>
-      <w:r>
-        <w:rPr>
-          <w:rFonts w:ascii="휴먼명조" w:eastAsia="휴먼명조" w:hAnsi="휴먼명조" w:cs="휴먼명조"/>
-          <w:w w:val="97"/>
-        </w:rPr>
-        <w:t xml:space="preserve"> This is the structure behind v2 holding the single best result across all conditions while its run-level mean still trails Optuna.</w:t>
-      </w:r>
-    </w:p>
-    <w:p>
-      <w:pPr>
-        <w:spacing w:line="384" w:lineRule="auto"/>
-        <w:ind w:firstLine="220"/>
-      </w:pPr>
-      <w:r>
-        <w:rPr>
-          <w:rFonts w:ascii="휴먼명조" w:eastAsia="휴먼명조" w:hAnsi="휴먼명조" w:cs="휴먼명조"/>
-          <w:w w:val="97"/>
-        </w:rPr>
-        <w:t xml:space="preserve">Fourth, the upper bound of the IQR for the trial at which the best result is reached still touches the budget limit of 20 in v2 as well (median 15.0, IQR [11.0, 20.0]). Even after configuration consistency is restored, </w:t>
-      </w:r>
-      <w:r>
-        <w:rPr>
-          <w:rFonts w:ascii="휴먼명조" w:eastAsia="휴먼명조" w:hAnsi="휴먼명조" w:cs="휴먼명조"/>
-          <w:b/>
-          <w:w w:val="97"/>
-        </w:rPr>
-        <w:t>a budget of 20 trials remains insufficient for this strategy</w:t>
-      </w:r>
-      <w:r>
-        <w:rPr>
-          <w:rFonts w:ascii="휴먼명조" w:eastAsia="휴먼명조" w:hAnsi="휴먼명조" w:cs="휴먼명조"/>
-          <w:w w:val="97"/>
-        </w:rPr>
-        <w:t>, sustaining the observation from Section 4.3.3.</w:t>
-      </w:r>
-    </w:p>
-    <w:p>
-      <w:pPr>
-        <w:spacing w:line="384" w:lineRule="auto"/>
-        <w:ind w:firstLine="220"/>
-      </w:pPr>
-      <w:r>
-        <w:rPr>
-          <w:rFonts w:ascii="휴먼명조" w:eastAsia="휴먼명조" w:hAnsi="휴먼명조" w:cs="휴먼명조"/>
-          <w:w w:val="97"/>
-        </w:rPr>
-        <w:t xml:space="preserve">In sum, this re-experiment confirms the causal diagnosis of Section 4.3.4 without overturning the answer to RQ3. </w:t>
-      </w:r>
-      <w:r>
-        <w:rPr>
-          <w:rFonts w:ascii="휴먼명조" w:eastAsia="휴먼명조" w:hAnsi="휴먼명조" w:cs="휴먼명조"/>
-          <w:b/>
-          <w:w w:val="97"/>
-        </w:rPr>
-        <w:t xml:space="preserve">The configuration </w:t>
-      </w:r>
-      <w:r>
-        <w:rPr>
-          <w:rFonts w:ascii="휴먼명조" w:eastAsia="휴먼명조" w:hAnsi="휴먼명조" w:cs="휴먼명조"/>
-          <w:b/>
-          <w:w w:val="97"/>
-        </w:rPr>
-        <w:lastRenderedPageBreak/>
-        <w:t>inconsistencies were real and removable, and removing them restored search diversity; that alone did not make the LLM agent surpass TPE.</w:t>
+        <w:t>The configuration inconsistencies were real and removable, and removing them restored search diversity; that alone did not make the LLM agent surpass TPE.</w:t>
       </w:r>
     </w:p>
     <w:p>
@@ -26768,7 +26999,7 @@
         <w:jc w:val="left"/>
         <w:outlineLvl w:val="2"/>
       </w:pPr>
-      <w:bookmarkStart w:id="76" w:name="_Toc238299289"/>
+      <w:bookmarkStart w:id="76" w:name="_Toc238299824"/>
       <w:r>
         <w:rPr>
           <w:rFonts w:ascii="휴먼명조" w:eastAsia="휴먼명조" w:hAnsi="휴먼명조" w:cs="휴먼명조"/>
@@ -26855,7 +27086,16 @@
           <w:b/>
           <w:w w:val="97"/>
         </w:rPr>
-        <w:t>a reduced effective search budget caused by duplicate proposals</w:t>
+        <w:t xml:space="preserve">a reduced effective </w:t>
+      </w:r>
+      <w:r>
+        <w:rPr>
+          <w:rFonts w:ascii="휴먼명조" w:eastAsia="휴먼명조" w:hAnsi="휴먼명조" w:cs="휴먼명조"/>
+          <w:b/>
+          <w:w w:val="97"/>
+        </w:rPr>
+        <w:lastRenderedPageBreak/>
+        <w:t>search budget caused by duplicate proposals</w:t>
       </w:r>
       <w:r>
         <w:rPr>
@@ -26911,7 +27151,50 @@
           <w:rFonts w:ascii="휴먼명조" w:eastAsia="휴먼명조" w:hAnsi="휴먼명조" w:cs="휴먼명조"/>
           <w:w w:val="97"/>
         </w:rPr>
-        <w:t xml:space="preserve">That qualification does not, however, reverse the conclusion. Even in </w:t>
+        <w:t xml:space="preserve">That qualification does not, however, reverse the conclusion. Even in the corrected v2 condition the run-level mean reached only 0.4292, short of Optuna's 0.4490. What changed is that </w:t>
+      </w:r>
+      <w:r>
+        <w:rPr>
+          <w:rFonts w:ascii="휴먼명조" w:eastAsia="휴먼명조" w:hAnsi="휴먼명조" w:cs="휴먼명조"/>
+          <w:b/>
+          <w:w w:val="97"/>
+        </w:rPr>
+        <w:t>the deficit shrank to a level that is no longer significant</w:t>
+      </w:r>
+      <w:r>
+        <w:rPr>
+          <w:rFonts w:ascii="휴먼명조" w:eastAsia="휴먼명조" w:hAnsi="휴먼명조" w:cs="휴먼명조"/>
+          <w:w w:val="97"/>
+        </w:rPr>
+        <w:t xml:space="preserve"> (p = .0112 → .1726); that v2 is superior to the original was not itself established in this sample (p = .2387). In short, restoring consistency removed the grounds for asserting inferiority without creating grounds for asserting superiority.</w:t>
+      </w:r>
+    </w:p>
+    <w:p>
+      <w:pPr>
+        <w:spacing w:line="384" w:lineRule="auto"/>
+        <w:ind w:firstLine="220"/>
+      </w:pPr>
+      <w:r>
+        <w:rPr>
+          <w:rFonts w:ascii="휴먼명조" w:eastAsia="휴먼명조" w:hAnsi="휴먼명조" w:cs="휴먼명조"/>
+          <w:w w:val="97"/>
+        </w:rPr>
+        <w:t xml:space="preserve">This conclusion is limited to the following conditions: a single model (Qwen3-VL-2B), a single dataset (PathVQA), a budget of 20 trials per strategy, and the control condition max_steps=200. In particular, as confirmed in Section 4.3.3, a substantial number of Autoresearch runs were still improving when the budget was exhausted, and </w:t>
+      </w:r>
+      <w:r>
+        <w:rPr>
+          <w:rFonts w:ascii="휴먼명조" w:eastAsia="휴먼명조" w:hAnsi="휴먼명조" w:cs="휴먼명조"/>
+          <w:b/>
+          <w:w w:val="97"/>
+        </w:rPr>
+        <w:t>this pattern persisted in v2 as well</w:t>
+      </w:r>
+      <w:r>
+        <w:rPr>
+          <w:rFonts w:ascii="휴먼명조" w:eastAsia="휴먼명조" w:hAnsi="휴먼명조" w:cs="휴먼명조"/>
+          <w:w w:val="97"/>
+        </w:rPr>
+        <w:t xml:space="preserve"> (Section 4.3.5), so results under a larger search </w:t>
       </w:r>
       <w:r>
         <w:rPr>
@@ -26919,50 +27202,7 @@
           <w:w w:val="97"/>
         </w:rPr>
         <w:lastRenderedPageBreak/>
-        <w:t xml:space="preserve">the corrected v2 condition the run-level mean reached only 0.4292, short of Optuna's 0.4490. What changed is that </w:t>
-      </w:r>
-      <w:r>
-        <w:rPr>
-          <w:rFonts w:ascii="휴먼명조" w:eastAsia="휴먼명조" w:hAnsi="휴먼명조" w:cs="휴먼명조"/>
-          <w:b/>
-          <w:w w:val="97"/>
-        </w:rPr>
-        <w:t>the deficit shrank to a level that is no longer significant</w:t>
-      </w:r>
-      <w:r>
-        <w:rPr>
-          <w:rFonts w:ascii="휴먼명조" w:eastAsia="휴먼명조" w:hAnsi="휴먼명조" w:cs="휴먼명조"/>
-          <w:w w:val="97"/>
-        </w:rPr>
-        <w:t xml:space="preserve"> (p = .0112 → .1726); that v2 is superior to the original was not itself established in this sample (p = .2387). In short, restoring consistency removed the grounds for asserting inferiority without creating grounds for asserting superiority.</w:t>
-      </w:r>
-    </w:p>
-    <w:p>
-      <w:pPr>
-        <w:spacing w:line="384" w:lineRule="auto"/>
-        <w:ind w:firstLine="220"/>
-      </w:pPr>
-      <w:r>
-        <w:rPr>
-          <w:rFonts w:ascii="휴먼명조" w:eastAsia="휴먼명조" w:hAnsi="휴먼명조" w:cs="휴먼명조"/>
-          <w:w w:val="97"/>
-        </w:rPr>
-        <w:t xml:space="preserve">This conclusion is limited to the following conditions: a single model (Qwen3-VL-2B), a single dataset (PathVQA), a budget of 20 trials per strategy, and the control condition max_steps=200. In particular, as confirmed in Section 4.3.3, a substantial number of Autoresearch runs were still improving when the budget was exhausted, and </w:t>
-      </w:r>
-      <w:r>
-        <w:rPr>
-          <w:rFonts w:ascii="휴먼명조" w:eastAsia="휴먼명조" w:hAnsi="휴먼명조" w:cs="휴먼명조"/>
-          <w:b/>
-          <w:w w:val="97"/>
-        </w:rPr>
-        <w:t>this pattern persisted in v2 as well</w:t>
-      </w:r>
-      <w:r>
-        <w:rPr>
-          <w:rFonts w:ascii="휴먼명조" w:eastAsia="휴먼명조" w:hAnsi="휴먼명조" w:cs="휴먼명조"/>
-          <w:w w:val="97"/>
-        </w:rPr>
-        <w:t xml:space="preserve"> (Section 4.3.5), so results under a larger search budget could differ (Section 5.3).</w:t>
+        <w:t>budget could differ (Section 5.3).</w:t>
       </w:r>
     </w:p>
     <w:p>
@@ -26984,7 +27224,7 @@
         <w:jc w:val="left"/>
         <w:outlineLvl w:val="1"/>
       </w:pPr>
-      <w:bookmarkStart w:id="77" w:name="_Toc238299290"/>
+      <w:bookmarkStart w:id="77" w:name="_Toc238299825"/>
       <w:r>
         <w:rPr>
           <w:rFonts w:ascii="휴먼명조" w:eastAsia="휴먼명조" w:hAnsi="휴먼명조" w:cs="휴먼명조"/>
@@ -27015,7 +27255,7 @@
         <w:jc w:val="left"/>
         <w:outlineLvl w:val="2"/>
       </w:pPr>
-      <w:bookmarkStart w:id="78" w:name="_Toc238299291"/>
+      <w:bookmarkStart w:id="78" w:name="_Toc238299826"/>
       <w:r>
         <w:rPr>
           <w:rFonts w:ascii="휴먼명조" w:eastAsia="휴먼명조" w:hAnsi="휴먼명조" w:cs="휴먼명조"/>
@@ -27078,7 +27318,6 @@
                 <w:w w:val="97"/>
                 <w:sz w:val="18"/>
               </w:rPr>
-              <w:lastRenderedPageBreak/>
               <w:t>Phase</w:t>
             </w:r>
           </w:p>
@@ -27407,7 +27646,15 @@
           <w:rFonts w:ascii="휴먼명조" w:eastAsia="휴먼명조" w:hAnsi="휴먼명조" w:cs="휴먼명조"/>
           <w:w w:val="97"/>
         </w:rPr>
-        <w:t xml:space="preserve"> The difference between the fine-tuned accuracy in Phase 2 (Qwen3-VL-2B, 0.5845) and the best val_accuracy in Phase 3 (0.4700), for example, does not represent a performance drop but arises from differences in training volume (500 vs 200 steps), evaluation dataset (mean of three vs PathVQA alone), and evaluation split. The discussion below cross-references only </w:t>
+        <w:t xml:space="preserve"> The difference between the fine-tuned accuracy in Phase 2 (Qwen3-VL-2B, 0.5845) and the best val_accuracy in Phase 3 (0.4700), for example, does not represent a performance drop but arises from differences in training volume (500 vs 200 steps), evaluation dataset (mean of three vs PathVQA alone), and evaluation split. The discussion </w:t>
+      </w:r>
+      <w:r>
+        <w:rPr>
+          <w:rFonts w:ascii="휴먼명조" w:eastAsia="휴먼명조" w:hAnsi="휴먼명조" w:cs="휴먼명조"/>
+          <w:w w:val="97"/>
+        </w:rPr>
+        <w:lastRenderedPageBreak/>
+        <w:t xml:space="preserve">below cross-references only </w:t>
       </w:r>
       <w:r>
         <w:rPr>
@@ -27431,7 +27678,7 @@
         <w:jc w:val="left"/>
         <w:outlineLvl w:val="2"/>
       </w:pPr>
-      <w:bookmarkStart w:id="79" w:name="_Toc238299292"/>
+      <w:bookmarkStart w:id="79" w:name="_Toc238299827"/>
       <w:r>
         <w:rPr>
           <w:rFonts w:ascii="휴먼명조" w:eastAsia="휴먼명조" w:hAnsi="휴먼명조" w:cs="휴먼명조"/>
@@ -27920,52 +28167,52 @@
           <w:b/>
           <w:w w:val="97"/>
         </w:rPr>
-        <w:t xml:space="preserve">The best-performing model (Qwen3-VL-2B) simultaneously uses the </w:t>
-      </w:r>
+        <w:t>The best-performing model (Qwen3-VL-2B) simultaneously uses the least memory and responds fastest</w:t>
+      </w:r>
+      <w:r>
+        <w:rPr>
+          <w:rFonts w:ascii="휴먼명조" w:eastAsia="휴먼명조" w:hAnsi="휴먼명조" w:cs="휴먼명조"/>
+          <w:w w:val="97"/>
+        </w:rPr>
+        <w:t xml:space="preserve"> (Sections 4.1.1, 4.1.2). Conversely, Gemma4-E2B, which uses the most memory, ranks last, and its gap from the other three models is statistically pronounced (McNemar post-hoc tests in Section 4.1.1). At this scale, therefore, architecture and pretraining configuration dominate medical VQA performance more than active parameter count or memory consumption, and a choice that satisfies both performance and efficiency exists for resource-constrained environments.</w:t>
+      </w:r>
+    </w:p>
+    <w:p>
+      <w:pPr>
+        <w:spacing w:line="384" w:lineRule="auto"/>
+        <w:ind w:firstLine="220"/>
+      </w:pPr>
       <w:r>
         <w:rPr>
           <w:rFonts w:ascii="휴먼명조" w:eastAsia="휴먼명조" w:hAnsi="휴먼명조" w:cs="휴먼명조"/>
           <w:b/>
           <w:w w:val="97"/>
         </w:rPr>
+        <w:t>The axis of interpretation must, however, be made explicit.</w:t>
+      </w:r>
+      <w:r>
+        <w:rPr>
+          <w:rFonts w:ascii="휴먼명조" w:eastAsia="휴먼명조" w:hAnsi="휴먼명조" w:cs="휴먼명조"/>
+          <w:w w:val="97"/>
+        </w:rPr>
+        <w:t xml:space="preserve"> Of the four models, only Gemma4-E2B has a Mixture-of-Experts (MoE) structure in which active parameters (2.3B) differ from stored parameters (5.1B) (Section 3.3). This study's selection of "lightweight VLMs" used </w:t>
+      </w:r>
+      <w:r>
+        <w:rPr>
+          <w:rFonts w:ascii="휴먼명조" w:eastAsia="휴먼명조" w:hAnsi="휴먼명조" w:cs="휴먼명조"/>
+          <w:b/>
+          <w:w w:val="97"/>
+        </w:rPr>
+        <w:t xml:space="preserve">active </w:t>
+      </w:r>
+      <w:r>
+        <w:rPr>
+          <w:rFonts w:ascii="휴먼명조" w:eastAsia="휴먼명조" w:hAnsi="휴먼명조" w:cs="휴먼명조"/>
+          <w:b/>
+          <w:w w:val="97"/>
+        </w:rPr>
         <w:lastRenderedPageBreak/>
-        <w:t>least memory and responds fastest</w:t>
-      </w:r>
-      <w:r>
-        <w:rPr>
-          <w:rFonts w:ascii="휴먼명조" w:eastAsia="휴먼명조" w:hAnsi="휴먼명조" w:cs="휴먼명조"/>
-          <w:w w:val="97"/>
-        </w:rPr>
-        <w:t xml:space="preserve"> (Sections 4.1.1, 4.1.2). Conversely, Gemma4-E2B, which uses the most memory, ranks last, and its gap from the other three models is statistically pronounced (McNemar post-hoc tests in Section 4.1.1). At this scale, therefore, architecture and pretraining configuration dominate medical VQA performance more than active parameter count or memory consumption, and a choice that satisfies both performance and efficiency exists for resource-constrained environments.</w:t>
-      </w:r>
-    </w:p>
-    <w:p>
-      <w:pPr>
-        <w:spacing w:line="384" w:lineRule="auto"/>
-        <w:ind w:firstLine="220"/>
-      </w:pPr>
-      <w:r>
-        <w:rPr>
-          <w:rFonts w:ascii="휴먼명조" w:eastAsia="휴먼명조" w:hAnsi="휴먼명조" w:cs="휴먼명조"/>
-          <w:b/>
-          <w:w w:val="97"/>
-        </w:rPr>
-        <w:t>The axis of interpretation must, however, be made explicit.</w:t>
-      </w:r>
-      <w:r>
-        <w:rPr>
-          <w:rFonts w:ascii="휴먼명조" w:eastAsia="휴먼명조" w:hAnsi="휴먼명조" w:cs="휴먼명조"/>
-          <w:w w:val="97"/>
-        </w:rPr>
-        <w:t xml:space="preserve"> Of the four models, only Gemma4-E2B has a Mixture-of-Experts (MoE) structure in which active parameters (2.3B) differ from stored parameters (5.1B) (Section 3.3). This study's selection of "lightweight VLMs" used </w:t>
-      </w:r>
-      <w:r>
-        <w:rPr>
-          <w:rFonts w:ascii="휴먼명조" w:eastAsia="휴먼명조" w:hAnsi="휴먼명조" w:cs="휴먼명조"/>
-          <w:b/>
-          <w:w w:val="97"/>
-        </w:rPr>
-        <w:t>active parameters</w:t>
+        <w:t>parameters</w:t>
       </w:r>
       <w:r>
         <w:rPr>
@@ -28024,14 +28271,13 @@
         <w:jc w:val="left"/>
         <w:outlineLvl w:val="2"/>
       </w:pPr>
-      <w:bookmarkStart w:id="80" w:name="_Toc238299293"/>
+      <w:bookmarkStart w:id="80" w:name="_Toc238299828"/>
       <w:r>
         <w:rPr>
           <w:rFonts w:ascii="휴먼명조" w:eastAsia="휴먼명조" w:hAnsi="휴먼명조" w:cs="휴먼명조"/>
           <w:b/>
           <w:w w:val="97"/>
         </w:rPr>
-        <w:lastRenderedPageBreak/>
         <w:t>4.4.3 Heterogeneity of Fine-Tuning Effects and the Primacy of Model Selection</w:t>
       </w:r>
       <w:bookmarkEnd w:id="80"/>
@@ -28408,6 +28654,7 @@
           <w:rFonts w:ascii="휴먼명조" w:eastAsia="휴먼명조" w:hAnsi="휴먼명조" w:cs="휴먼명조"/>
           <w:w w:val="97"/>
         </w:rPr>
+        <w:lastRenderedPageBreak/>
         <w:t xml:space="preserve">The top two models in zero-shot terms improved significantly under fine-tuning, whereas </w:t>
       </w:r>
       <w:r>
@@ -28459,16 +28706,7 @@
           <w:b/>
           <w:w w:val="97"/>
         </w:rPr>
-        <w:t xml:space="preserve">Domain </w:t>
-      </w:r>
-      <w:r>
-        <w:rPr>
-          <w:rFonts w:ascii="휴먼명조" w:eastAsia="휴먼명조" w:hAnsi="휴먼명조" w:cs="휴먼명조"/>
-          <w:b/>
-          <w:w w:val="97"/>
-        </w:rPr>
-        <w:lastRenderedPageBreak/>
-        <w:t>specialization and preservation of general capability were not achieved simultaneously within the scope of this experiment.</w:t>
+        <w:t>Domain specialization and preservation of general capability were not achieved simultaneously within the scope of this experiment.</w:t>
       </w:r>
       <w:r>
         <w:rPr>
@@ -28484,7 +28722,7 @@
         <w:jc w:val="left"/>
         <w:outlineLvl w:val="2"/>
       </w:pPr>
-      <w:bookmarkStart w:id="81" w:name="_Toc238299294"/>
+      <w:bookmarkStart w:id="81" w:name="_Toc238299829"/>
       <w:r>
         <w:rPr>
           <w:rFonts w:ascii="휴먼명조" w:eastAsia="휴먼명조" w:hAnsi="휴먼명조" w:cs="휴먼명조"/>
@@ -28555,7 +28793,16 @@
           <w:b/>
           <w:w w:val="97"/>
         </w:rPr>
-        <w:t>all four models scored 0.0000 on the diagnosis and temporal types</w:t>
+        <w:t xml:space="preserve">all four models scored 0.0000 on the </w:t>
+      </w:r>
+      <w:r>
+        <w:rPr>
+          <w:rFonts w:ascii="휴먼명조" w:eastAsia="휴먼명조" w:hAnsi="휴먼명조" w:cs="휴먼명조"/>
+          <w:b/>
+          <w:w w:val="97"/>
+        </w:rPr>
+        <w:lastRenderedPageBreak/>
+        <w:t>diagnosis and temporal types</w:t>
       </w:r>
       <w:r>
         <w:rPr>
@@ -28632,79 +28879,80 @@
           <w:rFonts w:ascii="휴먼명조" w:eastAsia="휴먼명조" w:hAnsi="휴먼명조" w:cs="휴먼명조"/>
           <w:w w:val="97"/>
         </w:rPr>
-        <w:t xml:space="preserve"> (about 9.5% for Qwen3-VL-2B on PathVQA in Phase 1, about 17.8-19.2% for the best configurations in Phase 3). That this ratio persisted even in the re-experiment, which changed the search strategy and removed the configuration </w:t>
-      </w:r>
-      <w:r>
-        <w:rPr>
-          <w:rFonts w:ascii="휴먼명조" w:eastAsia="휴먼명조" w:hAnsi="휴먼명조" w:cs="휴먼명조"/>
+        <w:t xml:space="preserve"> (about 9.5% for Qwen3-VL-2B on PathVQA in Phase 1, about 17.8-19.2% for the best configurations in Phase 3). That this ratio persisted even in the re-experiment, which changed the search strategy and removed the configuration inconsistencies, reinforces that </w:t>
+      </w:r>
+      <w:r>
+        <w:rPr>
+          <w:rFonts w:ascii="휴먼명조" w:eastAsia="휴먼명조" w:hAnsi="휴먼명조" w:cs="휴먼명조"/>
+          <w:b/>
+          <w:w w:val="97"/>
+        </w:rPr>
+        <w:t>this gap is not a problem resolvable at the level of hyperparameter search</w:t>
+      </w:r>
+      <w:r>
+        <w:rPr>
+          <w:rFonts w:ascii="휴먼명조" w:eastAsia="휴먼명조" w:hAnsi="휴먼명조" w:cs="휴먼명조"/>
+          <w:w w:val="97"/>
+        </w:rPr>
+        <w:t>. When both fine-tuning and hyperparameter optimization were brought to bear, closed accuracy rose from 0.63 to around 0.81, while open accuracy still did not exceed 0.15.</w:t>
+      </w:r>
+    </w:p>
+    <w:p>
+      <w:pPr>
+        <w:spacing w:line="384" w:lineRule="auto"/>
+        <w:ind w:firstLine="220"/>
+      </w:pPr>
+      <w:r>
+        <w:rPr>
+          <w:rFonts w:ascii="휴먼명조" w:eastAsia="휴먼명조" w:hAnsi="휴먼명조" w:cs="휴먼명조"/>
+          <w:w w:val="97"/>
+        </w:rPr>
+        <w:t xml:space="preserve">This matters because </w:t>
+      </w:r>
+      <w:r>
+        <w:rPr>
+          <w:rFonts w:ascii="휴먼명조" w:eastAsia="휴먼명조" w:hAnsi="휴먼명조" w:cs="휴먼명조"/>
+          <w:b/>
+          <w:w w:val="97"/>
+        </w:rPr>
+        <w:t>the clinically important question types are concentrated in the open-ended category</w:t>
+      </w:r>
+      <w:r>
+        <w:rPr>
+          <w:rFonts w:ascii="휴먼명조" w:eastAsia="휴먼명조" w:hAnsi="휴먼명조" w:cs="휴먼명조"/>
+          <w:w w:val="97"/>
+        </w:rPr>
+        <w:t>. As confirmed in Section 4.1.3, the diagnosis type carrying the highest WCA weight and the description type with the largest sample count (41% of the total) are both free-form, and in the zero-shot state they scored 0.0000 and 0.02-0.04 respectively. The yes_no type, which showed relatively high accuracy, is by contrast a binary judgement with limited information content.</w:t>
+      </w:r>
+    </w:p>
+    <w:p>
+      <w:pPr>
+        <w:spacing w:line="384" w:lineRule="auto"/>
+        <w:ind w:firstLine="220"/>
+      </w:pPr>
+      <w:r>
+        <w:rPr>
+          <w:rFonts w:ascii="휴먼명조" w:eastAsia="휴먼명조" w:hAnsi="휴먼명조" w:cs="휴먼명조"/>
+          <w:w w:val="97"/>
+        </w:rPr>
+        <w:t xml:space="preserve">This study therefore verified directly </w:t>
+      </w:r>
+      <w:r>
+        <w:rPr>
+          <w:rFonts w:ascii="휴먼명조" w:eastAsia="휴먼명조" w:hAnsi="휴먼명조" w:cs="휴먼명조"/>
+          <w:b/>
+          <w:w w:val="97"/>
+        </w:rPr>
+        <w:t xml:space="preserve">whether the accuracy </w:t>
+      </w:r>
+      <w:r>
+        <w:rPr>
+          <w:rFonts w:ascii="휴먼명조" w:eastAsia="휴먼명조" w:hAnsi="휴먼명조" w:cs="휴먼명조"/>
+          <w:b/>
           <w:w w:val="97"/>
         </w:rPr>
         <w:lastRenderedPageBreak/>
-        <w:t xml:space="preserve">inconsistencies, reinforces that </w:t>
-      </w:r>
-      <w:r>
-        <w:rPr>
-          <w:rFonts w:ascii="휴먼명조" w:eastAsia="휴먼명조" w:hAnsi="휴먼명조" w:cs="휴먼명조"/>
-          <w:b/>
-          <w:w w:val="97"/>
-        </w:rPr>
-        <w:t>this gap is not a problem resolvable at the level of hyperparameter search</w:t>
-      </w:r>
-      <w:r>
-        <w:rPr>
-          <w:rFonts w:ascii="휴먼명조" w:eastAsia="휴먼명조" w:hAnsi="휴먼명조" w:cs="휴먼명조"/>
-          <w:w w:val="97"/>
-        </w:rPr>
-        <w:t>. When both fine-tuning and hyperparameter optimization were brought to bear, closed accuracy rose from 0.63 to around 0.81, while open accuracy still did not exceed 0.15.</w:t>
-      </w:r>
-    </w:p>
-    <w:p>
-      <w:pPr>
-        <w:spacing w:line="384" w:lineRule="auto"/>
-        <w:ind w:firstLine="220"/>
-      </w:pPr>
-      <w:r>
-        <w:rPr>
-          <w:rFonts w:ascii="휴먼명조" w:eastAsia="휴먼명조" w:hAnsi="휴먼명조" w:cs="휴먼명조"/>
-          <w:w w:val="97"/>
-        </w:rPr>
-        <w:t xml:space="preserve">This matters because </w:t>
-      </w:r>
-      <w:r>
-        <w:rPr>
-          <w:rFonts w:ascii="휴먼명조" w:eastAsia="휴먼명조" w:hAnsi="휴먼명조" w:cs="휴먼명조"/>
-          <w:b/>
-          <w:w w:val="97"/>
-        </w:rPr>
-        <w:t>the clinically important question types are concentrated in the open-ended category</w:t>
-      </w:r>
-      <w:r>
-        <w:rPr>
-          <w:rFonts w:ascii="휴먼명조" w:eastAsia="휴먼명조" w:hAnsi="휴먼명조" w:cs="휴먼명조"/>
-          <w:w w:val="97"/>
-        </w:rPr>
-        <w:t>. As confirmed in Section 4.1.3, the diagnosis type carrying the highest WCA weight and the description type with the largest sample count (41% of the total) are both free-form, and in the zero-shot state they scored 0.0000 and 0.02-0.04 respectively. The yes_no type, which showed relatively high accuracy, is by contrast a binary judgement with limited information content.</w:t>
-      </w:r>
-    </w:p>
-    <w:p>
-      <w:pPr>
-        <w:spacing w:line="384" w:lineRule="auto"/>
-        <w:ind w:firstLine="220"/>
-      </w:pPr>
-      <w:r>
-        <w:rPr>
-          <w:rFonts w:ascii="휴먼명조" w:eastAsia="휴먼명조" w:hAnsi="휴먼명조" w:cs="휴먼명조"/>
-          <w:w w:val="97"/>
-        </w:rPr>
-        <w:t xml:space="preserve">This study therefore verified directly </w:t>
-      </w:r>
-      <w:r>
-        <w:rPr>
-          <w:rFonts w:ascii="휴먼명조" w:eastAsia="휴먼명조" w:hAnsi="휴먼명조" w:cs="휴먼명조"/>
-          <w:b/>
-          <w:w w:val="97"/>
-        </w:rPr>
-        <w:t>whether the accuracy improvement it achieved was concentrated in types of low clinical value</w:t>
+        <w:t>improvement it achieved was concentrated in types of low clinical value</w:t>
       </w:r>
       <w:r>
         <w:rPr>
@@ -28725,13 +28973,12 @@
           <w:rFonts w:hint="eastAsia"/>
         </w:rPr>
       </w:pPr>
-      <w:bookmarkStart w:id="82" w:name="_Toc238299330"/>
+      <w:bookmarkStart w:id="82" w:name="_Toc238299865"/>
       <w:r>
         <w:rPr>
           <w:rFonts w:eastAsia="휴먼명조" w:cs="휴먼명조"/>
           <w:w w:val="97"/>
         </w:rPr>
-        <w:lastRenderedPageBreak/>
         <w:t>Table 4.4. Decomposition of the accuracy gain by clinical question type (Qwen3-VL-2B, PathVQA, 500 evaluation items)</w:t>
       </w:r>
       <w:bookmarkEnd w:id="82"/>
@@ -30076,7 +30323,15 @@
           <w:rFonts w:ascii="휴먼명조" w:eastAsia="휴먼명조" w:hAnsi="휴먼명조" w:cs="휴먼명조"/>
           <w:w w:val="97"/>
         </w:rPr>
-        <w:t xml:space="preserve"> of the total gain, and those two types make up 91% of the evaluation sample. The highest-weighted type, diagnosis, showed no improvement — 0 of 3 items correct both zero-shot and after fine-tuning. Across all five conditions, including the best configuration of the four-strategy comparison, yes_no accounts for more than half of the gain.</w:t>
+        <w:t xml:space="preserve"> of the total gain, and those two types make up 91% of the evaluation sample. The highest-</w:t>
+      </w:r>
+      <w:r>
+        <w:rPr>
+          <w:rFonts w:ascii="휴먼명조" w:eastAsia="휴먼명조" w:hAnsi="휴먼명조" w:cs="휴먼명조"/>
+          <w:w w:val="97"/>
+        </w:rPr>
+        <w:lastRenderedPageBreak/>
+        <w:t>weighted type, diagnosis, showed no improvement — 0 of 3 items correct both zero-shot and after fine-tuning. Across all five conditions, including the best configuration of the four-strategy comparison, yes_no accounts for more than half of the gain.</w:t>
       </w:r>
     </w:p>
     <w:p>
@@ -30097,7 +30352,14 @@
           <w:b/>
           <w:w w:val="97"/>
         </w:rPr>
-        <w:t xml:space="preserve">the sample sizes of the highest-weighted types fall short of what </w:t>
+        <w:t>the sample sizes of the highest-weighted types fall short of what a judgement requires</w:t>
+      </w:r>
+      <w:r>
+        <w:rPr>
+          <w:rFonts w:ascii="휴먼명조" w:eastAsia="휴먼명조" w:hAnsi="휴먼명조" w:cs="휴먼명조"/>
+          <w:w w:val="97"/>
+        </w:rPr>
+        <w:t xml:space="preserve">: of the 500 evaluation items, diagnosis has 3, measurement has 4, and temporal has none. Their 0% contribution means less that they failed to improve than that the sample cannot decide whether they did. Second, </w:t>
       </w:r>
       <w:r>
         <w:rPr>
@@ -30105,73 +30367,65 @@
           <w:b/>
           <w:w w:val="97"/>
         </w:rPr>
+        <w:t>the per-type gain is in fact largest among the higher-weighted types</w:t>
+      </w:r>
+      <w:r>
+        <w:rPr>
+          <w:rFonts w:ascii="휴먼명조" w:eastAsia="휴먼명조" w:hAnsi="휴먼명조" w:cs="휴먼명조"/>
+          <w:w w:val="97"/>
+        </w:rPr>
+        <w:t xml:space="preserve">: location, weighted 0.8, tripled from 0.2381 to 0.7143, the largest gain of any type. Its contribution is only 15.4% because its sample is 21 items (4.2%), not because of its performance. Third, </w:t>
+      </w:r>
+      <w:r>
+        <w:rPr>
+          <w:rFonts w:ascii="휴먼명조" w:eastAsia="휴먼명조" w:hAnsi="휴먼명조" w:cs="휴먼명조"/>
+          <w:b/>
+          <w:w w:val="97"/>
+        </w:rPr>
+        <w:t>weighting by clinical importance does not cancel the gain</w:t>
+      </w:r>
+      <w:r>
+        <w:rPr>
+          <w:rFonts w:ascii="휴먼명조" w:eastAsia="휴먼명조" w:hAnsi="휴먼명조" w:cs="휴먼명조"/>
+          <w:w w:val="97"/>
+        </w:rPr>
+        <w:t>: WCA rose from 0.1527 zero-shot to 0.2627 under the best configuration (+0.1099), an increase comparable to the overall accuracy increase (+0.1260).</w:t>
+      </w:r>
+    </w:p>
+    <w:p>
+      <w:pPr>
+        <w:spacing w:line="384" w:lineRule="auto"/>
+        <w:ind w:firstLine="220"/>
+      </w:pPr>
+      <w:r>
+        <w:rPr>
+          <w:rFonts w:ascii="휴먼명조" w:eastAsia="휴먼명조" w:hAnsi="휴먼명조" w:cs="휴먼명조"/>
+          <w:w w:val="97"/>
+        </w:rPr>
+        <w:t xml:space="preserve">In sum, </w:t>
+      </w:r>
+      <w:r>
+        <w:rPr>
+          <w:rFonts w:ascii="휴먼명조" w:eastAsia="휴먼명조" w:hAnsi="휴먼명조" w:cs="휴먼명조"/>
+          <w:b/>
+          <w:w w:val="97"/>
+        </w:rPr>
+        <w:t>the concentration is real, but its cause lies in the type composition of the evaluation sample rather than in per-type learning difficulty.</w:t>
+      </w:r>
+      <w:r>
+        <w:rPr>
+          <w:rFonts w:ascii="휴먼명조" w:eastAsia="휴먼명조" w:hAnsi="휴먼명조" w:cs="휴먼명조"/>
+          <w:w w:val="97"/>
+        </w:rPr>
+        <w:t xml:space="preserve"> The PathVQA test split places 91% of its items in yes_no and description, while diagnosis accounts for just 23 of all 6,719 items (0.34%). Judging performance on the clinically important types would require an evaluation set that deliberately oversamples them instead of using the natural distribution — a constraint at the dataset level rather </w:t>
+      </w:r>
+      <w:r>
+        <w:rPr>
+          <w:rFonts w:ascii="휴먼명조" w:eastAsia="휴먼명조" w:hAnsi="휴먼명조" w:cs="휴먼명조"/>
+          <w:w w:val="97"/>
+        </w:rPr>
         <w:lastRenderedPageBreak/>
-        <w:t>a judgement requires</w:t>
-      </w:r>
-      <w:r>
-        <w:rPr>
-          <w:rFonts w:ascii="휴먼명조" w:eastAsia="휴먼명조" w:hAnsi="휴먼명조" w:cs="휴먼명조"/>
-          <w:w w:val="97"/>
-        </w:rPr>
-        <w:t xml:space="preserve">: of the 500 evaluation items, diagnosis has 3, measurement has 4, and temporal has none. Their 0% contribution means less that they failed to improve than that the sample cannot decide whether they did. Second, </w:t>
-      </w:r>
-      <w:r>
-        <w:rPr>
-          <w:rFonts w:ascii="휴먼명조" w:eastAsia="휴먼명조" w:hAnsi="휴먼명조" w:cs="휴먼명조"/>
-          <w:b/>
-          <w:w w:val="97"/>
-        </w:rPr>
-        <w:t>the per-type gain is in fact largest among the higher-weighted types</w:t>
-      </w:r>
-      <w:r>
-        <w:rPr>
-          <w:rFonts w:ascii="휴먼명조" w:eastAsia="휴먼명조" w:hAnsi="휴먼명조" w:cs="휴먼명조"/>
-          <w:w w:val="97"/>
-        </w:rPr>
-        <w:t xml:space="preserve">: location, weighted 0.8, tripled from 0.2381 to 0.7143, the largest gain of any type. Its contribution is only 15.4% because its sample is 21 items (4.2%), not because of its performance. Third, </w:t>
-      </w:r>
-      <w:r>
-        <w:rPr>
-          <w:rFonts w:ascii="휴먼명조" w:eastAsia="휴먼명조" w:hAnsi="휴먼명조" w:cs="휴먼명조"/>
-          <w:b/>
-          <w:w w:val="97"/>
-        </w:rPr>
-        <w:t>weighting by clinical importance does not cancel the gain</w:t>
-      </w:r>
-      <w:r>
-        <w:rPr>
-          <w:rFonts w:ascii="휴먼명조" w:eastAsia="휴먼명조" w:hAnsi="휴먼명조" w:cs="휴먼명조"/>
-          <w:w w:val="97"/>
-        </w:rPr>
-        <w:t>: WCA rose from 0.1527 zero-shot to 0.2627 under the best configuration (+0.1099), an increase comparable to the overall accuracy increase (+0.1260).</w:t>
-      </w:r>
-    </w:p>
-    <w:p>
-      <w:pPr>
-        <w:spacing w:line="384" w:lineRule="auto"/>
-        <w:ind w:firstLine="220"/>
-      </w:pPr>
-      <w:r>
-        <w:rPr>
-          <w:rFonts w:ascii="휴먼명조" w:eastAsia="휴먼명조" w:hAnsi="휴먼명조" w:cs="휴먼명조"/>
-          <w:w w:val="97"/>
-        </w:rPr>
-        <w:t xml:space="preserve">In sum, </w:t>
-      </w:r>
-      <w:r>
-        <w:rPr>
-          <w:rFonts w:ascii="휴먼명조" w:eastAsia="휴먼명조" w:hAnsi="휴먼명조" w:cs="휴먼명조"/>
-          <w:b/>
-          <w:w w:val="97"/>
-        </w:rPr>
-        <w:t>the concentration is real, but its cause lies in the type composition of the evaluation sample rather than in per-type learning difficulty.</w:t>
-      </w:r>
-      <w:r>
-        <w:rPr>
-          <w:rFonts w:ascii="휴먼명조" w:eastAsia="휴먼명조" w:hAnsi="휴먼명조" w:cs="휴먼명조"/>
-          <w:w w:val="97"/>
-        </w:rPr>
-        <w:t xml:space="preserve"> The PathVQA test split places 91% of its items in yes_no and description, while diagnosis accounts for just 23 of all 6,719 items (0.34%). Judging performance on the clinically important types would require an evaluation set that deliberately oversamples them instead of using the natural distribution — a constraint at the dataset level rather than in this study's evaluation design (Sections 5.3(7), 5.4).</w:t>
+        <w:t>than in this study's evaluation design (Sections 5.3(7), 5.4).</w:t>
       </w:r>
     </w:p>
     <w:p>
@@ -30180,7 +30434,7 @@
         <w:jc w:val="left"/>
         <w:outlineLvl w:val="2"/>
       </w:pPr>
-      <w:bookmarkStart w:id="83" w:name="_Toc238299295"/>
+      <w:bookmarkStart w:id="83" w:name="_Toc238299830"/>
       <w:r>
         <w:rPr>
           <w:rFonts w:ascii="휴먼명조" w:eastAsia="휴먼명조" w:hAnsi="휴먼명조" w:cs="휴먼명조"/>
@@ -30255,8 +30509,129 @@
           <w:rFonts w:ascii="휴먼명조" w:eastAsia="휴먼명조" w:hAnsi="휴먼명조" w:cs="휴먼명조"/>
           <w:w w:val="97"/>
         </w:rPr>
+        <w:t xml:space="preserve">· </w:t>
+      </w:r>
+      <w:r>
+        <w:rPr>
+          <w:rFonts w:ascii="휴먼명조" w:eastAsia="휴먼명조" w:hAnsi="휴먼명조" w:cs="휴먼명조"/>
+          <w:b/>
+          <w:w w:val="97"/>
+        </w:rPr>
+        <w:t>Phase 3 (free search)</w:t>
+      </w:r>
+      <w:r>
+        <w:rPr>
+          <w:rFonts w:ascii="휴먼명조" w:eastAsia="휴먼명조" w:hAnsi="휴먼명조" w:cs="휴먼명조"/>
+          <w:w w:val="97"/>
+        </w:rPr>
+        <w:t xml:space="preserve">: the best configurations of all three strategies (Random, Optuna, Autoresearch) converged on </w:t>
+      </w:r>
+      <w:r>
+        <w:rPr>
+          <w:rFonts w:ascii="휴먼명조" w:eastAsia="휴먼명조" w:hAnsi="휴먼명조" w:cs="휴먼명조"/>
+          <w:b/>
+          <w:w w:val="97"/>
+        </w:rPr>
+        <w:t>lora_targets=full with rank in the 32-64 region</w:t>
+      </w:r>
+      <w:r>
+        <w:rPr>
+          <w:rFonts w:ascii="휴먼명조" w:eastAsia="휴먼명조" w:hAnsi="휴먼명조" w:cs="휴먼명조"/>
+          <w:w w:val="97"/>
+        </w:rPr>
+        <w:t xml:space="preserve"> (Section 4.3.2)</w:t>
+      </w:r>
+    </w:p>
+    <w:p>
+      <w:pPr>
+        <w:spacing w:line="384" w:lineRule="auto"/>
+        <w:ind w:firstLine="220"/>
+      </w:pPr>
+      <w:r>
+        <w:rPr>
+          <w:rFonts w:ascii="휴먼명조" w:eastAsia="휴먼명조" w:hAnsi="휴먼명조" w:cs="휴먼명조"/>
+          <w:w w:val="97"/>
+        </w:rPr>
+        <w:t>That two approaches with entirely different designs identified the same region raises confidence in the Phase 2 conclusion. In particular, the Phase 2 ablation had the limitation of verifying the three axes only independently, without validating the simultaneous combination of the three optima (Section 4.2.4); Phase 3's free search partially compensates for this limitation by actually exploring that combined region and reaching the same conclusion.</w:t>
+      </w:r>
+    </w:p>
+    <w:p>
+      <w:pPr>
+        <w:spacing w:line="384" w:lineRule="auto"/>
+        <w:ind w:firstLine="220"/>
+      </w:pPr>
+      <w:r>
+        <w:rPr>
+          <w:rFonts w:ascii="휴먼명조" w:eastAsia="휴먼명조" w:hAnsi="휴먼명조" w:cs="휴먼명조"/>
+          <w:w w:val="97"/>
+        </w:rPr>
+        <w:t xml:space="preserve">There was, however, a clear boundary to the level of automation. </w:t>
+      </w:r>
+      <w:r>
+        <w:rPr>
+          <w:rFonts w:ascii="휴먼명조" w:eastAsia="휴먼명조" w:hAnsi="휴먼명조" w:cs="휴먼명조"/>
+          <w:b/>
+          <w:w w:val="97"/>
+        </w:rPr>
+        <w:t>Automation of the search algorithm (TPE) surpassed manual configuration by a wide margin</w:t>
+      </w:r>
+      <w:r>
+        <w:rPr>
+          <w:rFonts w:ascii="휴먼명조" w:eastAsia="휴먼명조" w:hAnsi="휴먼명조" w:cs="휴먼명조"/>
+          <w:w w:val="97"/>
+        </w:rPr>
+        <w:t xml:space="preserve"> (0.4490 vs 0.3776), yet </w:t>
+      </w:r>
+      <w:r>
+        <w:rPr>
+          <w:rFonts w:ascii="휴먼명조" w:eastAsia="휴먼명조" w:hAnsi="휴먼명조" w:cs="휴먼명조"/>
+          <w:b/>
+          <w:w w:val="97"/>
+        </w:rPr>
+        <w:t>the LLM agent's autonomous judgement fell significantly short of that algorithm</w:t>
+      </w:r>
+      <w:r>
+        <w:rPr>
+          <w:rFonts w:ascii="휴먼명조" w:eastAsia="휴먼명조" w:hAnsi="휴먼명조" w:cs="휴먼명조"/>
+          <w:w w:val="97"/>
+        </w:rPr>
+        <w:t xml:space="preserve"> (Section 4.3.1). The cause identified in Section 4.3.4 is not an absence of predictive ability but </w:t>
+      </w:r>
+      <w:r>
+        <w:rPr>
+          <w:rFonts w:ascii="휴먼명조" w:eastAsia="휴먼명조" w:hAnsi="휴먼명조" w:cs="휴먼명조"/>
+          <w:b/>
+          <w:w w:val="97"/>
+        </w:rPr>
+        <w:t>a problem of search behaviour</w:t>
+      </w:r>
+      <w:r>
+        <w:rPr>
+          <w:rFonts w:ascii="휴먼명조" w:eastAsia="휴먼명조" w:hAnsi="휴먼명조" w:cs="휴먼명조"/>
+          <w:w w:val="97"/>
+        </w:rPr>
+        <w:t xml:space="preserve">: the trial-level mean quality of the agent's proposed configurations was in fact the highest (0.3980), but repeatedly proposing identical configurations meant only </w:t>
+      </w:r>
+      <w:r>
+        <w:rPr>
+          <w:rFonts w:ascii="휴먼명조" w:eastAsia="휴먼명조" w:hAnsi="휴먼명조" w:cs="휴먼명조"/>
+          <w:w w:val="97"/>
+        </w:rPr>
         <w:lastRenderedPageBreak/>
-        <w:t xml:space="preserve">· </w:t>
+        <w:t>12.5 unique combinations on average out of 20 trials, shrinking the effective budget.</w:t>
+      </w:r>
+    </w:p>
+    <w:p>
+      <w:pPr>
+        <w:spacing w:line="384" w:lineRule="auto"/>
+        <w:ind w:firstLine="220"/>
+      </w:pPr>
+      <w:r>
+        <w:rPr>
+          <w:rFonts w:ascii="휴먼명조" w:eastAsia="휴먼명조" w:hAnsi="휴먼명조" w:cs="휴먼명조"/>
+          <w:w w:val="97"/>
+        </w:rPr>
+        <w:t xml:space="preserve">The re-experiment in Section 4.3.5 decomposes this boundary one step further. </w:t>
       </w:r>
       <w:r>
         <w:rPr>
@@ -30264,14 +30639,14 @@
           <w:b/>
           <w:w w:val="97"/>
         </w:rPr>
-        <w:t>Phase 3 (free search)</w:t>
-      </w:r>
-      <w:r>
-        <w:rPr>
-          <w:rFonts w:ascii="휴먼명조" w:eastAsia="휴먼명조" w:hAnsi="휴먼명조" w:cs="휴먼명조"/>
-          <w:w w:val="97"/>
-        </w:rPr>
-        <w:t xml:space="preserve">: the best configurations of all three strategies (Random, Optuna, Autoresearch) converged on </w:t>
+        <w:t>The search-behaviour problem proved correctable</w:t>
+      </w:r>
+      <w:r>
+        <w:rPr>
+          <w:rFonts w:ascii="휴먼명조" w:eastAsia="휴먼명조" w:hAnsi="휴먼명조" w:cs="휴먼명조"/>
+          <w:w w:val="97"/>
+        </w:rPr>
+        <w:t xml:space="preserve"> — removing the configuration inconsistencies restored unique combinations to 18.90/20 and eliminated the significant deficit against Optuna. </w:t>
       </w:r>
       <w:r>
         <w:rPr>
@@ -30279,120 +30654,6 @@
           <w:b/>
           <w:w w:val="97"/>
         </w:rPr>
-        <w:t>lora_targets=full with rank in the 32-64 region</w:t>
-      </w:r>
-      <w:r>
-        <w:rPr>
-          <w:rFonts w:ascii="휴먼명조" w:eastAsia="휴먼명조" w:hAnsi="휴먼명조" w:cs="휴먼명조"/>
-          <w:w w:val="97"/>
-        </w:rPr>
-        <w:t xml:space="preserve"> (Section 4.3.2)</w:t>
-      </w:r>
-    </w:p>
-    <w:p>
-      <w:pPr>
-        <w:spacing w:line="384" w:lineRule="auto"/>
-        <w:ind w:firstLine="220"/>
-      </w:pPr>
-      <w:r>
-        <w:rPr>
-          <w:rFonts w:ascii="휴먼명조" w:eastAsia="휴먼명조" w:hAnsi="휴먼명조" w:cs="휴먼명조"/>
-          <w:w w:val="97"/>
-        </w:rPr>
-        <w:t>That two approaches with entirely different designs identified the same region raises confidence in the Phase 2 conclusion. In particular, the Phase 2 ablation had the limitation of verifying the three axes only independently, without validating the simultaneous combination of the three optima (Section 4.2.4); Phase 3's free search partially compensates for this limitation by actually exploring that combined region and reaching the same conclusion.</w:t>
-      </w:r>
-    </w:p>
-    <w:p>
-      <w:pPr>
-        <w:spacing w:line="384" w:lineRule="auto"/>
-        <w:ind w:firstLine="220"/>
-      </w:pPr>
-      <w:r>
-        <w:rPr>
-          <w:rFonts w:ascii="휴먼명조" w:eastAsia="휴먼명조" w:hAnsi="휴먼명조" w:cs="휴먼명조"/>
-          <w:w w:val="97"/>
-        </w:rPr>
-        <w:t xml:space="preserve">There was, however, a clear boundary to the level of automation. </w:t>
-      </w:r>
-      <w:r>
-        <w:rPr>
-          <w:rFonts w:ascii="휴먼명조" w:eastAsia="휴먼명조" w:hAnsi="휴먼명조" w:cs="휴먼명조"/>
-          <w:b/>
-          <w:w w:val="97"/>
-        </w:rPr>
-        <w:t>Automation of the search algorithm (TPE) surpassed manual configuration by a wide margin</w:t>
-      </w:r>
-      <w:r>
-        <w:rPr>
-          <w:rFonts w:ascii="휴먼명조" w:eastAsia="휴먼명조" w:hAnsi="휴먼명조" w:cs="휴먼명조"/>
-          <w:w w:val="97"/>
-        </w:rPr>
-        <w:t xml:space="preserve"> (0.4490 vs 0.3776), yet </w:t>
-      </w:r>
-      <w:r>
-        <w:rPr>
-          <w:rFonts w:ascii="휴먼명조" w:eastAsia="휴먼명조" w:hAnsi="휴먼명조" w:cs="휴먼명조"/>
-          <w:b/>
-          <w:w w:val="97"/>
-        </w:rPr>
-        <w:t>the LLM agent's autonomous judgement fell significantly short of that algorithm</w:t>
-      </w:r>
-      <w:r>
-        <w:rPr>
-          <w:rFonts w:ascii="휴먼명조" w:eastAsia="휴먼명조" w:hAnsi="휴먼명조" w:cs="휴먼명조"/>
-          <w:w w:val="97"/>
-        </w:rPr>
-        <w:t xml:space="preserve"> (Section 4.3.1). The cause identified in Section 4.3.4 is not an absence of predictive ability but </w:t>
-      </w:r>
-      <w:r>
-        <w:rPr>
-          <w:rFonts w:ascii="휴먼명조" w:eastAsia="휴먼명조" w:hAnsi="휴먼명조" w:cs="휴먼명조"/>
-          <w:b/>
-          <w:w w:val="97"/>
-        </w:rPr>
-        <w:t>a problem of search behaviour</w:t>
-      </w:r>
-      <w:r>
-        <w:rPr>
-          <w:rFonts w:ascii="휴먼명조" w:eastAsia="휴먼명조" w:hAnsi="휴먼명조" w:cs="휴먼명조"/>
-          <w:w w:val="97"/>
-        </w:rPr>
-        <w:t>: the trial-level mean quality of the agent's proposed configurations was in fact the highest (0.3980), but repeatedly proposing identical configurations meant only 12.5 unique combinations on average out of 20 trials, shrinking the effective budget.</w:t>
-      </w:r>
-    </w:p>
-    <w:p>
-      <w:pPr>
-        <w:spacing w:line="384" w:lineRule="auto"/>
-        <w:ind w:firstLine="220"/>
-      </w:pPr>
-      <w:r>
-        <w:rPr>
-          <w:rFonts w:ascii="휴먼명조" w:eastAsia="휴먼명조" w:hAnsi="휴먼명조" w:cs="휴먼명조"/>
-          <w:w w:val="97"/>
-        </w:rPr>
-        <w:t xml:space="preserve">The re-experiment in Section 4.3.5 decomposes this boundary one step further. </w:t>
-      </w:r>
-      <w:r>
-        <w:rPr>
-          <w:rFonts w:ascii="휴먼명조" w:eastAsia="휴먼명조" w:hAnsi="휴먼명조" w:cs="휴먼명조"/>
-          <w:b/>
-          <w:w w:val="97"/>
-        </w:rPr>
-        <w:t>The search-behaviour problem proved correctable</w:t>
-      </w:r>
-      <w:r>
-        <w:rPr>
-          <w:rFonts w:ascii="휴먼명조" w:eastAsia="휴먼명조" w:hAnsi="휴먼명조" w:cs="휴먼명조"/>
-          <w:w w:val="97"/>
-        </w:rPr>
-        <w:t xml:space="preserve"> — removing the configuration inconsistencies restored unique combinations to 18.90/20 and eliminated the significant deficit against Optuna. </w:t>
-      </w:r>
-      <w:r>
-        <w:rPr>
-          <w:rFonts w:ascii="휴먼명조" w:eastAsia="휴먼명조" w:hAnsi="휴먼명조" w:cs="휴먼명조"/>
-          <w:b/>
-          <w:w w:val="97"/>
-        </w:rPr>
         <w:t>Restored diversity did not, however, translate into performance</w:t>
       </w:r>
       <w:r>
@@ -30400,15 +30661,7 @@
           <w:rFonts w:ascii="휴먼명조" w:eastAsia="휴먼명조" w:hAnsi="휴먼명조" w:cs="휴먼명조"/>
           <w:w w:val="97"/>
         </w:rPr>
-        <w:t xml:space="preserve">: the run-level </w:t>
-      </w:r>
-      <w:r>
-        <w:rPr>
-          <w:rFonts w:ascii="휴먼명조" w:eastAsia="휴먼명조" w:hAnsi="휴먼명조" w:cs="휴먼명조"/>
-          <w:w w:val="97"/>
-        </w:rPr>
-        <w:lastRenderedPageBreak/>
-        <w:t xml:space="preserve">mean of 0.4292 still trailed Optuna (0.4490), and only 2 of 10 repetitions reached the upper band. The remaining gap therefore resembles </w:t>
+        <w:t xml:space="preserve">: the run-level mean of 0.4292 still trailed Optuna (0.4490), and only 2 of 10 repetitions reached the upper band. The remaining gap therefore resembles </w:t>
       </w:r>
       <w:r>
         <w:rPr>
@@ -30440,7 +30693,7 @@
         <w:jc w:val="left"/>
         <w:outlineLvl w:val="2"/>
       </w:pPr>
-      <w:bookmarkStart w:id="84" w:name="_Toc238299296"/>
+      <w:bookmarkStart w:id="84" w:name="_Toc238299831"/>
       <w:r>
         <w:rPr>
           <w:rFonts w:ascii="휴먼명조" w:eastAsia="휴먼명조" w:hAnsi="휴먼명조" w:cs="휴먼명조"/>
@@ -30530,6 +30783,7 @@
           <w:rFonts w:ascii="휴먼명조" w:eastAsia="휴먼명조" w:hAnsi="휴먼명조" w:cs="휴먼명조"/>
           <w:w w:val="97"/>
         </w:rPr>
+        <w:lastRenderedPageBreak/>
         <w:t xml:space="preserve">· </w:t>
       </w:r>
       <w:r>
@@ -30604,13 +30858,12 @@
           <w:rFonts w:hint="eastAsia"/>
         </w:rPr>
       </w:pPr>
-      <w:bookmarkStart w:id="85" w:name="_Toc238299331"/>
+      <w:bookmarkStart w:id="85" w:name="_Toc238299866"/>
       <w:r>
         <w:rPr>
           <w:rFonts w:eastAsia="휴먼명조" w:cs="휴먼명조"/>
           <w:w w:val="97"/>
         </w:rPr>
-        <w:lastRenderedPageBreak/>
         <w:t>Table 4.4a. Indirect comparison with figures reported in prior work (closed-ended basis)</w:t>
       </w:r>
       <w:bookmarkEnd w:id="85"/>
@@ -31180,7 +31433,15 @@
           <w:rFonts w:ascii="휴먼명조" w:eastAsia="휴먼명조" w:hAnsi="휴먼명조" w:cs="휴먼명조"/>
           <w:w w:val="97"/>
         </w:rPr>
-        <w:t xml:space="preserve"> (85.26 vs 85.34). LLaVA-Med was pretrained on a biomedical corpus of PubMed Central scale and then fine-tuned per dataset, whereas this study performed only QLoRA fine-tuning on a consumer-grade GPU without large-scale domain pretraining. Since all three models greatly exceed general-purpose LLaVA without domain training (63.22), this suggests that </w:t>
+        <w:t xml:space="preserve"> </w:t>
+      </w:r>
+      <w:r>
+        <w:rPr>
+          <w:rFonts w:ascii="휴먼명조" w:eastAsia="휴먼명조" w:hAnsi="휴먼명조" w:cs="휴먼명조"/>
+          <w:w w:val="97"/>
+        </w:rPr>
+        <w:lastRenderedPageBreak/>
+        <w:t xml:space="preserve">(85.26 vs 85.34). LLaVA-Med was pretrained on a biomedical corpus of PubMed Central scale and then fine-tuned per dataset, whereas this study performed only QLoRA fine-tuning on a consumer-grade GPU without large-scale domain pretraining. Since all three models greatly exceed general-purpose LLaVA without domain training (63.22), this suggests that </w:t>
       </w:r>
       <w:r>
         <w:rPr>
@@ -31208,7 +31469,6 @@
           <w:rFonts w:ascii="휴먼명조" w:eastAsia="휴먼명조" w:hAnsi="휴먼명조" w:cs="휴먼명조"/>
           <w:w w:val="97"/>
         </w:rPr>
-        <w:lastRenderedPageBreak/>
         <w:t xml:space="preserve">On PathVQA (83.12 vs 91.21) and VQA-RAD (72.91 vs 84.19), by contrast, a gap of 8-11%p remains. Given the character of the two datasets this gap is unsurprising: PathVQA is a highly specialized imaging domain of pathology tissue, and VQA-RAD has only 451 items, which disadvantages small-scale fine-tuning. In other words, </w:t>
       </w:r>
       <w:r>
@@ -31246,7 +31506,7 @@
         <w:jc w:val="left"/>
         <w:outlineLvl w:val="2"/>
       </w:pPr>
-      <w:bookmarkStart w:id="86" w:name="_Toc238299297"/>
+      <w:bookmarkStart w:id="86" w:name="_Toc238299832"/>
       <w:r>
         <w:rPr>
           <w:rFonts w:ascii="휴먼명조" w:eastAsia="휴먼명조" w:hAnsi="휴먼명조" w:cs="휴먼명조"/>
@@ -31275,7 +31535,16 @@
           <w:b/>
           <w:w w:val="97"/>
         </w:rPr>
-        <w:t>the choice of aggregation unit reversed the conclusion itself</w:t>
+        <w:t xml:space="preserve">the </w:t>
+      </w:r>
+      <w:r>
+        <w:rPr>
+          <w:rFonts w:ascii="휴먼명조" w:eastAsia="휴먼명조" w:hAnsi="휴먼명조" w:cs="휴먼명조"/>
+          <w:b/>
+          <w:w w:val="97"/>
+        </w:rPr>
+        <w:lastRenderedPageBreak/>
+        <w:t>choice of aggregation unit reversed the conclusion itself</w:t>
       </w:r>
       <w:r>
         <w:rPr>
@@ -31318,7 +31587,71 @@
           <w:rFonts w:ascii="휴먼명조" w:eastAsia="휴먼명조" w:hAnsi="휴먼명조" w:cs="휴먼명조"/>
           <w:w w:val="97"/>
         </w:rPr>
-        <w:t xml:space="preserve"> </w:t>
+        <w:t xml:space="preserve"> (Section 4.2.1). Decomposed by model, three of the four show significant effects, two of them negative. Where heterogeneous effects are expected, reporting only the pooled estimate leads to the erroneous conclusion of "no effect."</w:t>
+      </w:r>
+    </w:p>
+    <w:p>
+      <w:pPr>
+        <w:spacing w:line="384" w:lineRule="auto"/>
+        <w:ind w:firstLine="220"/>
+      </w:pPr>
+      <w:r>
+        <w:rPr>
+          <w:rFonts w:ascii="휴먼명조" w:eastAsia="휴먼명조" w:hAnsi="휴먼명조" w:cs="휴먼명조"/>
+          <w:b/>
+          <w:w w:val="97"/>
+        </w:rPr>
+        <w:t>(2) Whether to treat trials as independent observations — Phase 3.</w:t>
+      </w:r>
+      <w:r>
+        <w:rPr>
+          <w:rFonts w:ascii="휴먼명조" w:eastAsia="휴먼명조" w:hAnsi="휴먼명조" w:cs="휴먼명조"/>
+          <w:w w:val="97"/>
+        </w:rPr>
+        <w:t xml:space="preserve"> Sequential optimization strategies induce dependence among trials within a run, so trial-level testing is invalid (Section 3.7). The two units in fact present opposite pictures: the trial-level mean is higher for Autoresearch (0.3980) than for Optuna (0.3905), yet the run-level best is significantly higher for Optuna (0.4490) than for Autoresearch (0.4184) (Section 4.3.3). Had the test been conducted at the trial level, the opposite conclusion would have been reached.</w:t>
+      </w:r>
+    </w:p>
+    <w:p>
+      <w:pPr>
+        <w:spacing w:line="384" w:lineRule="auto"/>
+        <w:ind w:firstLine="220"/>
+      </w:pPr>
+      <w:r>
+        <w:rPr>
+          <w:rFonts w:ascii="휴먼명조" w:eastAsia="휴먼명조" w:hAnsi="휴먼명조" w:cs="휴먼명조"/>
+          <w:w w:val="97"/>
+        </w:rPr>
+        <w:t xml:space="preserve">The observation in Section 4.3.4 further supports </w:t>
+      </w:r>
+      <w:r>
+        <w:rPr>
+          <w:rFonts w:ascii="휴먼명조" w:eastAsia="휴먼명조" w:hAnsi="휴먼명조" w:cs="휴먼명조"/>
+          <w:b/>
+          <w:w w:val="97"/>
+        </w:rPr>
+        <w:t>the necessity of a repeated design</w:t>
+      </w:r>
+      <w:r>
+        <w:rPr>
+          <w:rFonts w:ascii="휴먼명조" w:eastAsia="휴먼명조" w:hAnsi="휴먼명조" w:cs="휴먼명조"/>
+          <w:w w:val="97"/>
+        </w:rPr>
+        <w:t xml:space="preserve"> directly. When an identical hyperparameter configuration was re-run, val_accuracy varied between 0.388 and 0.444, and this range (about 0.056) is </w:t>
+      </w:r>
+      <w:r>
+        <w:rPr>
+          <w:rFonts w:ascii="휴먼명조" w:eastAsia="휴먼명조" w:hAnsi="휴먼명조" w:cs="휴먼명조"/>
+          <w:b/>
+          <w:w w:val="97"/>
+        </w:rPr>
+        <w:t>larger than the mean difference between strategies detected by this study</w:t>
+      </w:r>
+      <w:r>
+        <w:rPr>
+          <w:rFonts w:ascii="휴먼명조" w:eastAsia="휴먼명조" w:hAnsi="휴먼명조" w:cs="휴먼명조"/>
+          <w:w w:val="97"/>
+        </w:rPr>
+        <w:t xml:space="preserve"> (Optuna 0.4490 - Autoresearch 0.4184 = 0.031). Judging the relative merit of strategies from a single trial result is </w:t>
       </w:r>
       <w:r>
         <w:rPr>
@@ -31326,71 +31659,7 @@
           <w:w w:val="97"/>
         </w:rPr>
         <w:lastRenderedPageBreak/>
-        <w:t>(Section 4.2.1). Decomposed by model, three of the four show significant effects, two of them negative. Where heterogeneous effects are expected, reporting only the pooled estimate leads to the erroneous conclusion of "no effect."</w:t>
-      </w:r>
-    </w:p>
-    <w:p>
-      <w:pPr>
-        <w:spacing w:line="384" w:lineRule="auto"/>
-        <w:ind w:firstLine="220"/>
-      </w:pPr>
-      <w:r>
-        <w:rPr>
-          <w:rFonts w:ascii="휴먼명조" w:eastAsia="휴먼명조" w:hAnsi="휴먼명조" w:cs="휴먼명조"/>
-          <w:b/>
-          <w:w w:val="97"/>
-        </w:rPr>
-        <w:t>(2) Whether to treat trials as independent observations — Phase 3.</w:t>
-      </w:r>
-      <w:r>
-        <w:rPr>
-          <w:rFonts w:ascii="휴먼명조" w:eastAsia="휴먼명조" w:hAnsi="휴먼명조" w:cs="휴먼명조"/>
-          <w:w w:val="97"/>
-        </w:rPr>
-        <w:t xml:space="preserve"> Sequential optimization strategies induce dependence among trials within a run, so trial-level testing is invalid (Section 3.7). The two units in fact present opposite pictures: the trial-level mean is higher for Autoresearch (0.3980) than for Optuna (0.3905), yet the run-level best is significantly higher for Optuna (0.4490) than for Autoresearch (0.4184) (Section 4.3.3). Had the test been conducted at the trial level, the opposite conclusion would have been reached.</w:t>
-      </w:r>
-    </w:p>
-    <w:p>
-      <w:pPr>
-        <w:spacing w:line="384" w:lineRule="auto"/>
-        <w:ind w:firstLine="220"/>
-      </w:pPr>
-      <w:r>
-        <w:rPr>
-          <w:rFonts w:ascii="휴먼명조" w:eastAsia="휴먼명조" w:hAnsi="휴먼명조" w:cs="휴먼명조"/>
-          <w:w w:val="97"/>
-        </w:rPr>
-        <w:t xml:space="preserve">The observation in Section 4.3.4 further supports </w:t>
-      </w:r>
-      <w:r>
-        <w:rPr>
-          <w:rFonts w:ascii="휴먼명조" w:eastAsia="휴먼명조" w:hAnsi="휴먼명조" w:cs="휴먼명조"/>
-          <w:b/>
-          <w:w w:val="97"/>
-        </w:rPr>
-        <w:t>the necessity of a repeated design</w:t>
-      </w:r>
-      <w:r>
-        <w:rPr>
-          <w:rFonts w:ascii="휴먼명조" w:eastAsia="휴먼명조" w:hAnsi="휴먼명조" w:cs="휴먼명조"/>
-          <w:w w:val="97"/>
-        </w:rPr>
-        <w:t xml:space="preserve"> directly. When an identical hyperparameter configuration was re-run, val_accuracy varied between 0.388 and 0.444, and this range (about 0.056) is </w:t>
-      </w:r>
-      <w:r>
-        <w:rPr>
-          <w:rFonts w:ascii="휴먼명조" w:eastAsia="휴먼명조" w:hAnsi="휴먼명조" w:cs="휴먼명조"/>
-          <w:b/>
-          <w:w w:val="97"/>
-        </w:rPr>
-        <w:t>larger than the mean difference between strategies detected by this study</w:t>
-      </w:r>
-      <w:r>
-        <w:rPr>
-          <w:rFonts w:ascii="휴먼명조" w:eastAsia="휴먼명조" w:hAnsi="휴먼명조" w:cs="휴먼명조"/>
-          <w:w w:val="97"/>
-        </w:rPr>
-        <w:t xml:space="preserve"> (Optuna 0.4490 - Autoresearch 0.4184 = 0.031). Judging the relative merit of strategies from a single trial result is therefore impossible in principle, and this study's design of using 10 independent repeats as the unit of testing (Section 3.7) can be regarded as the minimum requirement given the scale of this noise.</w:t>
+        <w:t>therefore impossible in principle, and this study's design of using 10 independent repeats as the unit of testing (Section 3.7) can be regarded as the minimum requirement given the scale of this noise.</w:t>
       </w:r>
     </w:p>
     <w:p>
@@ -31405,7 +31674,7 @@
         <w:jc w:val="center"/>
         <w:outlineLvl w:val="0"/>
       </w:pPr>
-      <w:bookmarkStart w:id="87" w:name="_Toc238299298"/>
+      <w:bookmarkStart w:id="87" w:name="_Toc238299833"/>
       <w:r>
         <w:rPr>
           <w:rFonts w:ascii="휴먼명조" w:eastAsia="휴먼명조" w:hAnsi="휴먼명조" w:cs="휴먼명조"/>
@@ -31428,7 +31697,7 @@
         <w:jc w:val="left"/>
         <w:outlineLvl w:val="1"/>
       </w:pPr>
-      <w:bookmarkStart w:id="88" w:name="_Toc238299299"/>
+      <w:bookmarkStart w:id="88" w:name="_Toc238299834"/>
       <w:r>
         <w:rPr>
           <w:rFonts w:ascii="휴먼명조" w:eastAsia="휴먼명조" w:hAnsi="휴먼명조" w:cs="휴먼명조"/>
@@ -31782,7 +32051,7 @@
         <w:jc w:val="left"/>
         <w:outlineLvl w:val="1"/>
       </w:pPr>
-      <w:bookmarkStart w:id="89" w:name="_Toc238299300"/>
+      <w:bookmarkStart w:id="89" w:name="_Toc238299835"/>
       <w:r>
         <w:rPr>
           <w:rFonts w:ascii="휴먼명조" w:eastAsia="휴먼명조" w:hAnsi="휴먼명조" w:cs="휴먼명조"/>
@@ -32009,7 +32278,7 @@
         <w:jc w:val="left"/>
         <w:outlineLvl w:val="1"/>
       </w:pPr>
-      <w:bookmarkStart w:id="90" w:name="_Toc238299301"/>
+      <w:bookmarkStart w:id="90" w:name="_Toc238299836"/>
       <w:r>
         <w:rPr>
           <w:rFonts w:ascii="휴먼명조" w:eastAsia="휴먼명조" w:hAnsi="휴먼명조" w:cs="휴먼명조"/>
@@ -33021,7 +33290,7 @@
         <w:jc w:val="left"/>
         <w:outlineLvl w:val="1"/>
       </w:pPr>
-      <w:bookmarkStart w:id="91" w:name="_Toc238299302"/>
+      <w:bookmarkStart w:id="91" w:name="_Toc238299837"/>
       <w:r>
         <w:rPr>
           <w:rFonts w:ascii="휴먼명조" w:eastAsia="휴먼명조" w:hAnsi="휴먼명조" w:cs="휴먼명조"/>
@@ -33312,7 +33581,7 @@
         <w:jc w:val="center"/>
         <w:outlineLvl w:val="0"/>
       </w:pPr>
-      <w:bookmarkStart w:id="92" w:name="_Toc238299303"/>
+      <w:bookmarkStart w:id="92" w:name="_Toc238299838"/>
       <w:r>
         <w:rPr>
           <w:rFonts w:ascii="휴먼명조" w:eastAsia="휴먼명조" w:hAnsi="휴먼명조" w:cs="휴먼명조"/>
@@ -33775,7 +34044,7 @@
         <w:jc w:val="center"/>
         <w:outlineLvl w:val="0"/>
       </w:pPr>
-      <w:bookmarkStart w:id="93" w:name="_Toc238299304"/>
+      <w:bookmarkStart w:id="93" w:name="_Toc238299839"/>
       <w:r>
         <w:rPr>
           <w:rFonts w:ascii="휴먼명조" w:eastAsia="휴먼명조" w:hAnsi="휴먼명조" w:cs="휴먼명조"/>
@@ -33798,7 +34067,7 @@
         <w:jc w:val="left"/>
         <w:outlineLvl w:val="1"/>
       </w:pPr>
-      <w:bookmarkStart w:id="94" w:name="_Toc238299305"/>
+      <w:bookmarkStart w:id="94" w:name="_Toc238299840"/>
       <w:r>
         <w:rPr>
           <w:rFonts w:ascii="휴먼명조" w:eastAsia="휴먼명조" w:hAnsi="휴먼명조" w:cs="휴먼명조"/>
@@ -34568,7 +34837,7 @@
         <w:jc w:val="left"/>
         <w:outlineLvl w:val="1"/>
       </w:pPr>
-      <w:bookmarkStart w:id="95" w:name="_Toc238299306"/>
+      <w:bookmarkStart w:id="95" w:name="_Toc238299841"/>
       <w:r>
         <w:rPr>
           <w:rFonts w:ascii="휴먼명조" w:eastAsia="휴먼명조" w:hAnsi="휴먼명조" w:cs="휴먼명조"/>
@@ -34766,7 +35035,7 @@
         <w:jc w:val="center"/>
         <w:outlineLvl w:val="0"/>
       </w:pPr>
-      <w:bookmarkStart w:id="96" w:name="_Toc238299307"/>
+      <w:bookmarkStart w:id="96" w:name="_Toc238299842"/>
       <w:r>
         <w:rPr>
           <w:rFonts w:ascii="휴먼명조" w:eastAsia="휴먼명조" w:hAnsi="휴먼명조" w:cs="휴먼명조"/>
@@ -34789,7 +35058,7 @@
         <w:jc w:val="left"/>
         <w:outlineLvl w:val="1"/>
       </w:pPr>
-      <w:bookmarkStart w:id="97" w:name="_Toc238299308"/>
+      <w:bookmarkStart w:id="97" w:name="_Toc238299843"/>
       <w:r>
         <w:rPr>
           <w:rFonts w:ascii="휴먼명조" w:eastAsia="휴먼명조" w:hAnsi="휴먼명조" w:cs="휴먼명조"/>
@@ -41332,79 +41601,79 @@
       </w:rPr>
     </w:lvl>
   </w:abstractNum>
-  <w:num w:numId="1" w16cid:durableId="118453344">
+  <w:num w:numId="1" w16cid:durableId="729154896">
     <w:abstractNumId w:val="7"/>
   </w:num>
-  <w:num w:numId="2" w16cid:durableId="1837918917">
+  <w:num w:numId="2" w16cid:durableId="1797067743">
     <w:abstractNumId w:val="13"/>
   </w:num>
-  <w:num w:numId="3" w16cid:durableId="899101003">
+  <w:num w:numId="3" w16cid:durableId="2017490298">
     <w:abstractNumId w:val="24"/>
   </w:num>
-  <w:num w:numId="4" w16cid:durableId="910624539">
+  <w:num w:numId="4" w16cid:durableId="1366515857">
     <w:abstractNumId w:val="15"/>
   </w:num>
-  <w:num w:numId="5" w16cid:durableId="559942411">
+  <w:num w:numId="5" w16cid:durableId="832373552">
     <w:abstractNumId w:val="11"/>
   </w:num>
-  <w:num w:numId="6" w16cid:durableId="983392878">
+  <w:num w:numId="6" w16cid:durableId="1741948757">
     <w:abstractNumId w:val="16"/>
   </w:num>
-  <w:num w:numId="7" w16cid:durableId="1775395361">
+  <w:num w:numId="7" w16cid:durableId="949706150">
     <w:abstractNumId w:val="12"/>
   </w:num>
-  <w:num w:numId="8" w16cid:durableId="1201821048">
+  <w:num w:numId="8" w16cid:durableId="31463882">
     <w:abstractNumId w:val="4"/>
   </w:num>
-  <w:num w:numId="9" w16cid:durableId="277031108">
+  <w:num w:numId="9" w16cid:durableId="774599578">
     <w:abstractNumId w:val="2"/>
   </w:num>
-  <w:num w:numId="10" w16cid:durableId="2058235936">
+  <w:num w:numId="10" w16cid:durableId="713190313">
     <w:abstractNumId w:val="19"/>
   </w:num>
-  <w:num w:numId="11" w16cid:durableId="1218590353">
+  <w:num w:numId="11" w16cid:durableId="1315530400">
     <w:abstractNumId w:val="0"/>
   </w:num>
-  <w:num w:numId="12" w16cid:durableId="948317462">
+  <w:num w:numId="12" w16cid:durableId="2107654715">
     <w:abstractNumId w:val="1"/>
   </w:num>
-  <w:num w:numId="13" w16cid:durableId="677541861">
+  <w:num w:numId="13" w16cid:durableId="1595818221">
     <w:abstractNumId w:val="5"/>
   </w:num>
-  <w:num w:numId="14" w16cid:durableId="1328023481">
+  <w:num w:numId="14" w16cid:durableId="384066067">
     <w:abstractNumId w:val="6"/>
   </w:num>
-  <w:num w:numId="15" w16cid:durableId="1856844219">
+  <w:num w:numId="15" w16cid:durableId="270743374">
     <w:abstractNumId w:val="14"/>
   </w:num>
-  <w:num w:numId="16" w16cid:durableId="1012493374">
+  <w:num w:numId="16" w16cid:durableId="1161585834">
     <w:abstractNumId w:val="20"/>
   </w:num>
-  <w:num w:numId="17" w16cid:durableId="2007322243">
+  <w:num w:numId="17" w16cid:durableId="1387533588">
     <w:abstractNumId w:val="3"/>
   </w:num>
-  <w:num w:numId="18" w16cid:durableId="505442353">
+  <w:num w:numId="18" w16cid:durableId="1642298431">
     <w:abstractNumId w:val="18"/>
   </w:num>
-  <w:num w:numId="19" w16cid:durableId="135495069">
+  <w:num w:numId="19" w16cid:durableId="1578901152">
     <w:abstractNumId w:val="22"/>
   </w:num>
-  <w:num w:numId="20" w16cid:durableId="1533493035">
+  <w:num w:numId="20" w16cid:durableId="823274703">
     <w:abstractNumId w:val="9"/>
   </w:num>
-  <w:num w:numId="21" w16cid:durableId="1934901139">
+  <w:num w:numId="21" w16cid:durableId="724332932">
     <w:abstractNumId w:val="17"/>
   </w:num>
-  <w:num w:numId="22" w16cid:durableId="1014571908">
+  <w:num w:numId="22" w16cid:durableId="2080206581">
     <w:abstractNumId w:val="23"/>
   </w:num>
-  <w:num w:numId="23" w16cid:durableId="314261079">
+  <w:num w:numId="23" w16cid:durableId="2071922118">
     <w:abstractNumId w:val="10"/>
   </w:num>
-  <w:num w:numId="24" w16cid:durableId="2109427644">
+  <w:num w:numId="24" w16cid:durableId="1483543738">
     <w:abstractNumId w:val="21"/>
   </w:num>
-  <w:num w:numId="25" w16cid:durableId="950624415">
+  <w:num w:numId="25" w16cid:durableId="1684432419">
     <w:abstractNumId w:val="8"/>
   </w:num>
 </w:numbering>
@@ -43575,7 +43844,7 @@
     <w:autoRedefine/>
     <w:uiPriority w:val="39"/>
     <w:unhideWhenUsed/>
-    <w:rsid w:val="005A4F10"/>
+    <w:rsid w:val="002C7E89"/>
   </w:style>
   <w:style w:type="paragraph" w:styleId="20">
     <w:name w:val="toc 2"/>
@@ -43584,7 +43853,7 @@
     <w:autoRedefine/>
     <w:uiPriority w:val="39"/>
     <w:unhideWhenUsed/>
-    <w:rsid w:val="005A4F10"/>
+    <w:rsid w:val="002C7E89"/>
     <w:pPr>
       <w:ind w:leftChars="200" w:left="425"/>
     </w:pPr>
@@ -43596,7 +43865,7 @@
     <w:autoRedefine/>
     <w:uiPriority w:val="39"/>
     <w:unhideWhenUsed/>
-    <w:rsid w:val="005A4F10"/>
+    <w:rsid w:val="002C7E89"/>
     <w:pPr>
       <w:ind w:leftChars="400" w:left="850"/>
     </w:pPr>
@@ -43606,7 +43875,7 @@
     <w:basedOn w:val="a0"/>
     <w:uiPriority w:val="99"/>
     <w:unhideWhenUsed/>
-    <w:rsid w:val="005A4F10"/>
+    <w:rsid w:val="002C7E89"/>
     <w:rPr>
       <w:color w:val="0563C1" w:themeColor="hyperlink"/>
       <w:u w:val="single"/>

--- a/석사학위논문_영문.docx
+++ b/석사학위논문_영문.docx
@@ -116,7 +116,7 @@
         <w:trPr>
           <w:gridAfter w:val="1"/>
           <w:wAfter w:w="229" w:type="dxa"/>
-          <w:trHeight w:val="6337"/>
+          <w:trHeight w:val="5000"/>
         </w:trPr>
         <w:tc>
           <w:tcPr>
@@ -155,95 +155,6 @@
               <w:spacing w:line="360" w:lineRule="auto"/>
               <w:jc w:val="center"/>
               <w:rPr>
-                <w:rFonts w:ascii="Arial" w:hAnsi="Arial" w:cs="Arial"/>
-                <w:sz w:val="32"/>
-              </w:rPr>
-            </w:pPr>
-          </w:p>
-          <w:p>
-            <w:pPr>
-              <w:pStyle w:val="aa"/>
-              <w:wordWrap/>
-              <w:spacing w:line="360" w:lineRule="auto"/>
-              <w:jc w:val="center"/>
-              <w:rPr>
-                <w:rFonts w:ascii="Arial" w:eastAsia="휴먼명조" w:hAnsi="Arial" w:cs="Arial"/>
-              </w:rPr>
-            </w:pPr>
-          </w:p>
-          <w:p>
-            <w:pPr>
-              <w:pStyle w:val="aa"/>
-              <w:wordWrap/>
-              <w:spacing w:line="360" w:lineRule="auto"/>
-              <w:jc w:val="center"/>
-              <w:rPr>
-                <w:rFonts w:ascii="Arial" w:eastAsia="휴먼명조" w:hAnsi="Arial" w:cs="Arial"/>
-              </w:rPr>
-            </w:pPr>
-          </w:p>
-          <w:p>
-            <w:pPr>
-              <w:pStyle w:val="aa"/>
-              <w:wordWrap/>
-              <w:spacing w:line="360" w:lineRule="auto"/>
-              <w:jc w:val="center"/>
-              <w:rPr>
-                <w:rFonts w:ascii="Arial" w:eastAsia="휴먼명조" w:hAnsi="Arial" w:cs="Arial"/>
-              </w:rPr>
-            </w:pPr>
-          </w:p>
-          <w:p>
-            <w:pPr>
-              <w:pStyle w:val="aa"/>
-              <w:wordWrap/>
-              <w:spacing w:line="360" w:lineRule="auto"/>
-              <w:jc w:val="center"/>
-              <w:rPr>
-                <w:rFonts w:ascii="Arial" w:eastAsiaTheme="minorEastAsia" w:hAnsi="Arial" w:cs="Arial"/>
-              </w:rPr>
-            </w:pPr>
-          </w:p>
-          <w:p>
-            <w:pPr>
-              <w:pStyle w:val="aa"/>
-              <w:wordWrap/>
-              <w:spacing w:line="360" w:lineRule="auto"/>
-              <w:jc w:val="center"/>
-              <w:rPr>
-                <w:rFonts w:ascii="Arial" w:eastAsiaTheme="minorEastAsia" w:hAnsi="Arial" w:cs="Arial"/>
-              </w:rPr>
-            </w:pPr>
-          </w:p>
-          <w:p>
-            <w:pPr>
-              <w:pStyle w:val="aa"/>
-              <w:wordWrap/>
-              <w:spacing w:line="360" w:lineRule="auto"/>
-              <w:jc w:val="center"/>
-              <w:rPr>
-                <w:rFonts w:ascii="Arial" w:eastAsiaTheme="minorEastAsia" w:hAnsi="Arial" w:cs="Arial"/>
-              </w:rPr>
-            </w:pPr>
-          </w:p>
-          <w:p>
-            <w:pPr>
-              <w:pStyle w:val="aa"/>
-              <w:wordWrap/>
-              <w:spacing w:line="360" w:lineRule="auto"/>
-              <w:jc w:val="center"/>
-              <w:rPr>
-                <w:rFonts w:ascii="Arial" w:eastAsiaTheme="minorEastAsia" w:hAnsi="Arial" w:cs="Arial"/>
-              </w:rPr>
-            </w:pPr>
-          </w:p>
-          <w:p>
-            <w:pPr>
-              <w:pStyle w:val="aa"/>
-              <w:wordWrap/>
-              <w:spacing w:line="360" w:lineRule="auto"/>
-              <w:jc w:val="center"/>
-              <w:rPr>
                 <w:rFonts w:ascii="Arial" w:eastAsiaTheme="minorEastAsia" w:hAnsi="Arial" w:cs="Arial"/>
               </w:rPr>
             </w:pPr>
@@ -336,7 +247,6 @@
                 <w:rFonts w:ascii="Arial" w:hAnsi="Arial" w:cs="Arial" w:hint="eastAsia"/>
                 <w:sz w:val="32"/>
               </w:rPr>
-              <w:lastRenderedPageBreak/>
               <w:t>February, 2027</w:t>
             </w:r>
           </w:p>
@@ -477,6 +387,7 @@
                 <w:sz w:val="40"/>
                 <w:shd w:val="clear" w:color="000000" w:fill="auto"/>
               </w:rPr>
+              <w:lastRenderedPageBreak/>
               <w:t>Domain Adaptation of Lightweight Vision-Language Models for Medical Visual Question Answering: QLoRA Fine-Tuning with Autonomous Hyperparameter Optimization</w:t>
             </w:r>
           </w:p>
@@ -560,7 +471,6 @@
                 <w:w w:val="97"/>
                 <w:sz w:val="28"/>
               </w:rPr>
-              <w:lastRenderedPageBreak/>
               <w:t xml:space="preserve">A </w:t>
             </w:r>
             <w:r>
@@ -790,6 +700,7 @@
                 <w:w w:val="97"/>
                 <w:sz w:val="36"/>
               </w:rPr>
+              <w:lastRenderedPageBreak/>
               <w:t>Hwang, Tae Wook</w:t>
             </w:r>
           </w:p>
@@ -2201,7 +2112,7 @@
         </w:rPr>
         <w:fldChar w:fldCharType="separate"/>
       </w:r>
-      <w:hyperlink w:anchor="_Toc238299770" w:history="1">
+      <w:hyperlink w:anchor="_Toc238328716" w:history="1">
         <w:r>
           <w:rPr>
             <w:rStyle w:val="afff6"/>
@@ -2231,7 +2142,7 @@
             <w:noProof/>
             <w:webHidden/>
           </w:rPr>
-          <w:instrText xml:space="preserve"> PAGEREF _Toc238299770 \h </w:instrText>
+          <w:instrText xml:space="preserve"> PAGEREF _Toc238328716 \h </w:instrText>
         </w:r>
         <w:r>
           <w:rPr>
@@ -2278,7 +2189,7 @@
           <w14:ligatures w14:val="standardContextual"/>
         </w:rPr>
       </w:pPr>
-      <w:hyperlink w:anchor="_Toc238299771" w:history="1">
+      <w:hyperlink w:anchor="_Toc238328717" w:history="1">
         <w:r>
           <w:rPr>
             <w:rStyle w:val="afff6"/>
@@ -2308,7 +2219,7 @@
             <w:noProof/>
             <w:webHidden/>
           </w:rPr>
-          <w:instrText xml:space="preserve"> PAGEREF _Toc238299771 \h </w:instrText>
+          <w:instrText xml:space="preserve"> PAGEREF _Toc238328717 \h </w:instrText>
         </w:r>
         <w:r>
           <w:rPr>
@@ -2355,7 +2266,7 @@
           <w14:ligatures w14:val="standardContextual"/>
         </w:rPr>
       </w:pPr>
-      <w:hyperlink w:anchor="_Toc238299772" w:history="1">
+      <w:hyperlink w:anchor="_Toc238328718" w:history="1">
         <w:r>
           <w:rPr>
             <w:rStyle w:val="afff6"/>
@@ -2385,7 +2296,7 @@
             <w:noProof/>
             <w:webHidden/>
           </w:rPr>
-          <w:instrText xml:space="preserve"> PAGEREF _Toc238299772 \h </w:instrText>
+          <w:instrText xml:space="preserve"> PAGEREF _Toc238328718 \h </w:instrText>
         </w:r>
         <w:r>
           <w:rPr>
@@ -2432,7 +2343,7 @@
           <w14:ligatures w14:val="standardContextual"/>
         </w:rPr>
       </w:pPr>
-      <w:hyperlink w:anchor="_Toc238299773" w:history="1">
+      <w:hyperlink w:anchor="_Toc238328719" w:history="1">
         <w:r>
           <w:rPr>
             <w:rStyle w:val="afff6"/>
@@ -2462,7 +2373,7 @@
             <w:noProof/>
             <w:webHidden/>
           </w:rPr>
-          <w:instrText xml:space="preserve"> PAGEREF _Toc238299773 \h </w:instrText>
+          <w:instrText xml:space="preserve"> PAGEREF _Toc238328719 \h </w:instrText>
         </w:r>
         <w:r>
           <w:rPr>
@@ -2509,7 +2420,7 @@
           <w14:ligatures w14:val="standardContextual"/>
         </w:rPr>
       </w:pPr>
-      <w:hyperlink w:anchor="_Toc238299774" w:history="1">
+      <w:hyperlink w:anchor="_Toc238328720" w:history="1">
         <w:r>
           <w:rPr>
             <w:rStyle w:val="afff6"/>
@@ -2539,7 +2450,7 @@
             <w:noProof/>
             <w:webHidden/>
           </w:rPr>
-          <w:instrText xml:space="preserve"> PAGEREF _Toc238299774 \h </w:instrText>
+          <w:instrText xml:space="preserve"> PAGEREF _Toc238328720 \h </w:instrText>
         </w:r>
         <w:r>
           <w:rPr>
@@ -2585,7 +2496,7 @@
           <w14:ligatures w14:val="standardContextual"/>
         </w:rPr>
       </w:pPr>
-      <w:hyperlink w:anchor="_Toc238299775" w:history="1">
+      <w:hyperlink w:anchor="_Toc238328721" w:history="1">
         <w:r>
           <w:rPr>
             <w:rStyle w:val="afff6"/>
@@ -2615,7 +2526,7 @@
             <w:noProof/>
             <w:webHidden/>
           </w:rPr>
-          <w:instrText xml:space="preserve"> PAGEREF _Toc238299775 \h </w:instrText>
+          <w:instrText xml:space="preserve"> PAGEREF _Toc238328721 \h </w:instrText>
         </w:r>
         <w:r>
           <w:rPr>
@@ -2662,7 +2573,7 @@
           <w14:ligatures w14:val="standardContextual"/>
         </w:rPr>
       </w:pPr>
-      <w:hyperlink w:anchor="_Toc238299776" w:history="1">
+      <w:hyperlink w:anchor="_Toc238328722" w:history="1">
         <w:r>
           <w:rPr>
             <w:rStyle w:val="afff6"/>
@@ -2692,7 +2603,7 @@
             <w:noProof/>
             <w:webHidden/>
           </w:rPr>
-          <w:instrText xml:space="preserve"> PAGEREF _Toc238299776 \h </w:instrText>
+          <w:instrText xml:space="preserve"> PAGEREF _Toc238328722 \h </w:instrText>
         </w:r>
         <w:r>
           <w:rPr>
@@ -2739,7 +2650,7 @@
           <w14:ligatures w14:val="standardContextual"/>
         </w:rPr>
       </w:pPr>
-      <w:hyperlink w:anchor="_Toc238299777" w:history="1">
+      <w:hyperlink w:anchor="_Toc238328723" w:history="1">
         <w:r>
           <w:rPr>
             <w:rStyle w:val="afff6"/>
@@ -2769,7 +2680,7 @@
             <w:noProof/>
             <w:webHidden/>
           </w:rPr>
-          <w:instrText xml:space="preserve"> PAGEREF _Toc238299777 \h </w:instrText>
+          <w:instrText xml:space="preserve"> PAGEREF _Toc238328723 \h </w:instrText>
         </w:r>
         <w:r>
           <w:rPr>
@@ -2816,7 +2727,7 @@
           <w14:ligatures w14:val="standardContextual"/>
         </w:rPr>
       </w:pPr>
-      <w:hyperlink w:anchor="_Toc238299778" w:history="1">
+      <w:hyperlink w:anchor="_Toc238328724" w:history="1">
         <w:r>
           <w:rPr>
             <w:rStyle w:val="afff6"/>
@@ -2846,7 +2757,7 @@
             <w:noProof/>
             <w:webHidden/>
           </w:rPr>
-          <w:instrText xml:space="preserve"> PAGEREF _Toc238299778 \h </w:instrText>
+          <w:instrText xml:space="preserve"> PAGEREF _Toc238328724 \h </w:instrText>
         </w:r>
         <w:r>
           <w:rPr>
@@ -2893,7 +2804,7 @@
           <w14:ligatures w14:val="standardContextual"/>
         </w:rPr>
       </w:pPr>
-      <w:hyperlink w:anchor="_Toc238299779" w:history="1">
+      <w:hyperlink w:anchor="_Toc238328725" w:history="1">
         <w:r>
           <w:rPr>
             <w:rStyle w:val="afff6"/>
@@ -2923,7 +2834,7 @@
             <w:noProof/>
             <w:webHidden/>
           </w:rPr>
-          <w:instrText xml:space="preserve"> PAGEREF _Toc238299779 \h </w:instrText>
+          <w:instrText xml:space="preserve"> PAGEREF _Toc238328725 \h </w:instrText>
         </w:r>
         <w:r>
           <w:rPr>
@@ -2970,7 +2881,7 @@
           <w14:ligatures w14:val="standardContextual"/>
         </w:rPr>
       </w:pPr>
-      <w:hyperlink w:anchor="_Toc238299780" w:history="1">
+      <w:hyperlink w:anchor="_Toc238328726" w:history="1">
         <w:r>
           <w:rPr>
             <w:rStyle w:val="afff6"/>
@@ -3000,7 +2911,7 @@
             <w:noProof/>
             <w:webHidden/>
           </w:rPr>
-          <w:instrText xml:space="preserve"> PAGEREF _Toc238299780 \h </w:instrText>
+          <w:instrText xml:space="preserve"> PAGEREF _Toc238328726 \h </w:instrText>
         </w:r>
         <w:r>
           <w:rPr>
@@ -3047,7 +2958,7 @@
           <w14:ligatures w14:val="standardContextual"/>
         </w:rPr>
       </w:pPr>
-      <w:hyperlink w:anchor="_Toc238299781" w:history="1">
+      <w:hyperlink w:anchor="_Toc238328727" w:history="1">
         <w:r>
           <w:rPr>
             <w:rStyle w:val="afff6"/>
@@ -3077,7 +2988,7 @@
             <w:noProof/>
             <w:webHidden/>
           </w:rPr>
-          <w:instrText xml:space="preserve"> PAGEREF _Toc238299781 \h </w:instrText>
+          <w:instrText xml:space="preserve"> PAGEREF _Toc238328727 \h </w:instrText>
         </w:r>
         <w:r>
           <w:rPr>
@@ -3124,7 +3035,7 @@
           <w14:ligatures w14:val="standardContextual"/>
         </w:rPr>
       </w:pPr>
-      <w:hyperlink w:anchor="_Toc238299782" w:history="1">
+      <w:hyperlink w:anchor="_Toc238328728" w:history="1">
         <w:r>
           <w:rPr>
             <w:rStyle w:val="afff6"/>
@@ -3154,7 +3065,7 @@
             <w:noProof/>
             <w:webHidden/>
           </w:rPr>
-          <w:instrText xml:space="preserve"> PAGEREF _Toc238299782 \h </w:instrText>
+          <w:instrText xml:space="preserve"> PAGEREF _Toc238328728 \h </w:instrText>
         </w:r>
         <w:r>
           <w:rPr>
@@ -3201,7 +3112,7 @@
           <w14:ligatures w14:val="standardContextual"/>
         </w:rPr>
       </w:pPr>
-      <w:hyperlink w:anchor="_Toc238299783" w:history="1">
+      <w:hyperlink w:anchor="_Toc238328729" w:history="1">
         <w:r>
           <w:rPr>
             <w:rStyle w:val="afff6"/>
@@ -3231,7 +3142,7 @@
             <w:noProof/>
             <w:webHidden/>
           </w:rPr>
-          <w:instrText xml:space="preserve"> PAGEREF _Toc238299783 \h </w:instrText>
+          <w:instrText xml:space="preserve"> PAGEREF _Toc238328729 \h </w:instrText>
         </w:r>
         <w:r>
           <w:rPr>
@@ -3278,7 +3189,7 @@
           <w14:ligatures w14:val="standardContextual"/>
         </w:rPr>
       </w:pPr>
-      <w:hyperlink w:anchor="_Toc238299784" w:history="1">
+      <w:hyperlink w:anchor="_Toc238328730" w:history="1">
         <w:r>
           <w:rPr>
             <w:rStyle w:val="afff6"/>
@@ -3308,7 +3219,7 @@
             <w:noProof/>
             <w:webHidden/>
           </w:rPr>
-          <w:instrText xml:space="preserve"> PAGEREF _Toc238299784 \h </w:instrText>
+          <w:instrText xml:space="preserve"> PAGEREF _Toc238328730 \h </w:instrText>
         </w:r>
         <w:r>
           <w:rPr>
@@ -3355,7 +3266,7 @@
           <w14:ligatures w14:val="standardContextual"/>
         </w:rPr>
       </w:pPr>
-      <w:hyperlink w:anchor="_Toc238299785" w:history="1">
+      <w:hyperlink w:anchor="_Toc238328731" w:history="1">
         <w:r>
           <w:rPr>
             <w:rStyle w:val="afff6"/>
@@ -3385,7 +3296,7 @@
             <w:noProof/>
             <w:webHidden/>
           </w:rPr>
-          <w:instrText xml:space="preserve"> PAGEREF _Toc238299785 \h </w:instrText>
+          <w:instrText xml:space="preserve"> PAGEREF _Toc238328731 \h </w:instrText>
         </w:r>
         <w:r>
           <w:rPr>
@@ -3432,7 +3343,7 @@
           <w14:ligatures w14:val="standardContextual"/>
         </w:rPr>
       </w:pPr>
-      <w:hyperlink w:anchor="_Toc238299786" w:history="1">
+      <w:hyperlink w:anchor="_Toc238328732" w:history="1">
         <w:r>
           <w:rPr>
             <w:rStyle w:val="afff6"/>
@@ -3462,7 +3373,7 @@
             <w:noProof/>
             <w:webHidden/>
           </w:rPr>
-          <w:instrText xml:space="preserve"> PAGEREF _Toc238299786 \h </w:instrText>
+          <w:instrText xml:space="preserve"> PAGEREF _Toc238328732 \h </w:instrText>
         </w:r>
         <w:r>
           <w:rPr>
@@ -3509,7 +3420,7 @@
           <w14:ligatures w14:val="standardContextual"/>
         </w:rPr>
       </w:pPr>
-      <w:hyperlink w:anchor="_Toc238299787" w:history="1">
+      <w:hyperlink w:anchor="_Toc238328733" w:history="1">
         <w:r>
           <w:rPr>
             <w:rStyle w:val="afff6"/>
@@ -3539,7 +3450,7 @@
             <w:noProof/>
             <w:webHidden/>
           </w:rPr>
-          <w:instrText xml:space="preserve"> PAGEREF _Toc238299787 \h </w:instrText>
+          <w:instrText xml:space="preserve"> PAGEREF _Toc238328733 \h </w:instrText>
         </w:r>
         <w:r>
           <w:rPr>
@@ -3586,7 +3497,7 @@
           <w14:ligatures w14:val="standardContextual"/>
         </w:rPr>
       </w:pPr>
-      <w:hyperlink w:anchor="_Toc238299788" w:history="1">
+      <w:hyperlink w:anchor="_Toc238328734" w:history="1">
         <w:r>
           <w:rPr>
             <w:rStyle w:val="afff6"/>
@@ -3616,7 +3527,7 @@
             <w:noProof/>
             <w:webHidden/>
           </w:rPr>
-          <w:instrText xml:space="preserve"> PAGEREF _Toc238299788 \h </w:instrText>
+          <w:instrText xml:space="preserve"> PAGEREF _Toc238328734 \h </w:instrText>
         </w:r>
         <w:r>
           <w:rPr>
@@ -3663,7 +3574,7 @@
           <w14:ligatures w14:val="standardContextual"/>
         </w:rPr>
       </w:pPr>
-      <w:hyperlink w:anchor="_Toc238299789" w:history="1">
+      <w:hyperlink w:anchor="_Toc238328735" w:history="1">
         <w:r>
           <w:rPr>
             <w:rStyle w:val="afff6"/>
@@ -3693,7 +3604,7 @@
             <w:noProof/>
             <w:webHidden/>
           </w:rPr>
-          <w:instrText xml:space="preserve"> PAGEREF _Toc238299789 \h </w:instrText>
+          <w:instrText xml:space="preserve"> PAGEREF _Toc238328735 \h </w:instrText>
         </w:r>
         <w:r>
           <w:rPr>
@@ -3740,7 +3651,7 @@
           <w14:ligatures w14:val="standardContextual"/>
         </w:rPr>
       </w:pPr>
-      <w:hyperlink w:anchor="_Toc238299790" w:history="1">
+      <w:hyperlink w:anchor="_Toc238328736" w:history="1">
         <w:r>
           <w:rPr>
             <w:rStyle w:val="afff6"/>
@@ -3770,7 +3681,7 @@
             <w:noProof/>
             <w:webHidden/>
           </w:rPr>
-          <w:instrText xml:space="preserve"> PAGEREF _Toc238299790 \h </w:instrText>
+          <w:instrText xml:space="preserve"> PAGEREF _Toc238328736 \h </w:instrText>
         </w:r>
         <w:r>
           <w:rPr>
@@ -3816,7 +3727,7 @@
           <w14:ligatures w14:val="standardContextual"/>
         </w:rPr>
       </w:pPr>
-      <w:hyperlink w:anchor="_Toc238299791" w:history="1">
+      <w:hyperlink w:anchor="_Toc238328737" w:history="1">
         <w:r>
           <w:rPr>
             <w:rStyle w:val="afff6"/>
@@ -3846,7 +3757,7 @@
             <w:noProof/>
             <w:webHidden/>
           </w:rPr>
-          <w:instrText xml:space="preserve"> PAGEREF _Toc238299791 \h </w:instrText>
+          <w:instrText xml:space="preserve"> PAGEREF _Toc238328737 \h </w:instrText>
         </w:r>
         <w:r>
           <w:rPr>
@@ -3893,7 +3804,7 @@
           <w14:ligatures w14:val="standardContextual"/>
         </w:rPr>
       </w:pPr>
-      <w:hyperlink w:anchor="_Toc238299792" w:history="1">
+      <w:hyperlink w:anchor="_Toc238328738" w:history="1">
         <w:r>
           <w:rPr>
             <w:rStyle w:val="afff6"/>
@@ -3923,7 +3834,7 @@
             <w:noProof/>
             <w:webHidden/>
           </w:rPr>
-          <w:instrText xml:space="preserve"> PAGEREF _Toc238299792 \h </w:instrText>
+          <w:instrText xml:space="preserve"> PAGEREF _Toc238328738 \h </w:instrText>
         </w:r>
         <w:r>
           <w:rPr>
@@ -3970,7 +3881,7 @@
           <w14:ligatures w14:val="standardContextual"/>
         </w:rPr>
       </w:pPr>
-      <w:hyperlink w:anchor="_Toc238299793" w:history="1">
+      <w:hyperlink w:anchor="_Toc238328739" w:history="1">
         <w:r>
           <w:rPr>
             <w:rStyle w:val="afff6"/>
@@ -4000,7 +3911,7 @@
             <w:noProof/>
             <w:webHidden/>
           </w:rPr>
-          <w:instrText xml:space="preserve"> PAGEREF _Toc238299793 \h </w:instrText>
+          <w:instrText xml:space="preserve"> PAGEREF _Toc238328739 \h </w:instrText>
         </w:r>
         <w:r>
           <w:rPr>
@@ -4047,7 +3958,7 @@
           <w14:ligatures w14:val="standardContextual"/>
         </w:rPr>
       </w:pPr>
-      <w:hyperlink w:anchor="_Toc238299794" w:history="1">
+      <w:hyperlink w:anchor="_Toc238328740" w:history="1">
         <w:r>
           <w:rPr>
             <w:rStyle w:val="afff6"/>
@@ -4077,7 +3988,7 @@
             <w:noProof/>
             <w:webHidden/>
           </w:rPr>
-          <w:instrText xml:space="preserve"> PAGEREF _Toc238299794 \h </w:instrText>
+          <w:instrText xml:space="preserve"> PAGEREF _Toc238328740 \h </w:instrText>
         </w:r>
         <w:r>
           <w:rPr>
@@ -4124,7 +4035,7 @@
           <w14:ligatures w14:val="standardContextual"/>
         </w:rPr>
       </w:pPr>
-      <w:hyperlink w:anchor="_Toc238299795" w:history="1">
+      <w:hyperlink w:anchor="_Toc238328741" w:history="1">
         <w:r>
           <w:rPr>
             <w:rStyle w:val="afff6"/>
@@ -4154,7 +4065,7 @@
             <w:noProof/>
             <w:webHidden/>
           </w:rPr>
-          <w:instrText xml:space="preserve"> PAGEREF _Toc238299795 \h </w:instrText>
+          <w:instrText xml:space="preserve"> PAGEREF _Toc238328741 \h </w:instrText>
         </w:r>
         <w:r>
           <w:rPr>
@@ -4201,7 +4112,7 @@
           <w14:ligatures w14:val="standardContextual"/>
         </w:rPr>
       </w:pPr>
-      <w:hyperlink w:anchor="_Toc238299796" w:history="1">
+      <w:hyperlink w:anchor="_Toc238328742" w:history="1">
         <w:r>
           <w:rPr>
             <w:rStyle w:val="afff6"/>
@@ -4231,7 +4142,7 @@
             <w:noProof/>
             <w:webHidden/>
           </w:rPr>
-          <w:instrText xml:space="preserve"> PAGEREF _Toc238299796 \h </w:instrText>
+          <w:instrText xml:space="preserve"> PAGEREF _Toc238328742 \h </w:instrText>
         </w:r>
         <w:r>
           <w:rPr>
@@ -4278,7 +4189,7 @@
           <w14:ligatures w14:val="standardContextual"/>
         </w:rPr>
       </w:pPr>
-      <w:hyperlink w:anchor="_Toc238299797" w:history="1">
+      <w:hyperlink w:anchor="_Toc238328743" w:history="1">
         <w:r>
           <w:rPr>
             <w:rStyle w:val="afff6"/>
@@ -4308,7 +4219,7 @@
             <w:noProof/>
             <w:webHidden/>
           </w:rPr>
-          <w:instrText xml:space="preserve"> PAGEREF _Toc238299797 \h </w:instrText>
+          <w:instrText xml:space="preserve"> PAGEREF _Toc238328743 \h </w:instrText>
         </w:r>
         <w:r>
           <w:rPr>
@@ -4355,7 +4266,7 @@
           <w14:ligatures w14:val="standardContextual"/>
         </w:rPr>
       </w:pPr>
-      <w:hyperlink w:anchor="_Toc238299798" w:history="1">
+      <w:hyperlink w:anchor="_Toc238328744" w:history="1">
         <w:r>
           <w:rPr>
             <w:rStyle w:val="afff6"/>
@@ -4385,7 +4296,7 @@
             <w:noProof/>
             <w:webHidden/>
           </w:rPr>
-          <w:instrText xml:space="preserve"> PAGEREF _Toc238299798 \h </w:instrText>
+          <w:instrText xml:space="preserve"> PAGEREF _Toc238328744 \h </w:instrText>
         </w:r>
         <w:r>
           <w:rPr>
@@ -4432,7 +4343,7 @@
           <w14:ligatures w14:val="standardContextual"/>
         </w:rPr>
       </w:pPr>
-      <w:hyperlink w:anchor="_Toc238299799" w:history="1">
+      <w:hyperlink w:anchor="_Toc238328745" w:history="1">
         <w:r>
           <w:rPr>
             <w:rStyle w:val="afff6"/>
@@ -4462,7 +4373,7 @@
             <w:noProof/>
             <w:webHidden/>
           </w:rPr>
-          <w:instrText xml:space="preserve"> PAGEREF _Toc238299799 \h </w:instrText>
+          <w:instrText xml:space="preserve"> PAGEREF _Toc238328745 \h </w:instrText>
         </w:r>
         <w:r>
           <w:rPr>
@@ -4509,7 +4420,7 @@
           <w14:ligatures w14:val="standardContextual"/>
         </w:rPr>
       </w:pPr>
-      <w:hyperlink w:anchor="_Toc238299800" w:history="1">
+      <w:hyperlink w:anchor="_Toc238328746" w:history="1">
         <w:r>
           <w:rPr>
             <w:rStyle w:val="afff6"/>
@@ -4539,7 +4450,7 @@
             <w:noProof/>
             <w:webHidden/>
           </w:rPr>
-          <w:instrText xml:space="preserve"> PAGEREF _Toc238299800 \h </w:instrText>
+          <w:instrText xml:space="preserve"> PAGEREF _Toc238328746 \h </w:instrText>
         </w:r>
         <w:r>
           <w:rPr>
@@ -4586,7 +4497,7 @@
           <w14:ligatures w14:val="standardContextual"/>
         </w:rPr>
       </w:pPr>
-      <w:hyperlink w:anchor="_Toc238299801" w:history="1">
+      <w:hyperlink w:anchor="_Toc238328747" w:history="1">
         <w:r>
           <w:rPr>
             <w:rStyle w:val="afff6"/>
@@ -4616,7 +4527,7 @@
             <w:noProof/>
             <w:webHidden/>
           </w:rPr>
-          <w:instrText xml:space="preserve"> PAGEREF _Toc238299801 \h </w:instrText>
+          <w:instrText xml:space="preserve"> PAGEREF _Toc238328747 \h </w:instrText>
         </w:r>
         <w:r>
           <w:rPr>
@@ -4663,7 +4574,7 @@
           <w14:ligatures w14:val="standardContextual"/>
         </w:rPr>
       </w:pPr>
-      <w:hyperlink w:anchor="_Toc238299802" w:history="1">
+      <w:hyperlink w:anchor="_Toc238328748" w:history="1">
         <w:r>
           <w:rPr>
             <w:rStyle w:val="afff6"/>
@@ -4693,7 +4604,7 @@
             <w:noProof/>
             <w:webHidden/>
           </w:rPr>
-          <w:instrText xml:space="preserve"> PAGEREF _Toc238299802 \h </w:instrText>
+          <w:instrText xml:space="preserve"> PAGEREF _Toc238328748 \h </w:instrText>
         </w:r>
         <w:r>
           <w:rPr>
@@ -4740,7 +4651,7 @@
           <w14:ligatures w14:val="standardContextual"/>
         </w:rPr>
       </w:pPr>
-      <w:hyperlink w:anchor="_Toc238299803" w:history="1">
+      <w:hyperlink w:anchor="_Toc238328749" w:history="1">
         <w:r>
           <w:rPr>
             <w:rStyle w:val="afff6"/>
@@ -4770,7 +4681,7 @@
             <w:noProof/>
             <w:webHidden/>
           </w:rPr>
-          <w:instrText xml:space="preserve"> PAGEREF _Toc238299803 \h </w:instrText>
+          <w:instrText xml:space="preserve"> PAGEREF _Toc238328749 \h </w:instrText>
         </w:r>
         <w:r>
           <w:rPr>
@@ -4817,7 +4728,7 @@
           <w14:ligatures w14:val="standardContextual"/>
         </w:rPr>
       </w:pPr>
-      <w:hyperlink w:anchor="_Toc238299804" w:history="1">
+      <w:hyperlink w:anchor="_Toc238328750" w:history="1">
         <w:r>
           <w:rPr>
             <w:rStyle w:val="afff6"/>
@@ -4847,7 +4758,7 @@
             <w:noProof/>
             <w:webHidden/>
           </w:rPr>
-          <w:instrText xml:space="preserve"> PAGEREF _Toc238299804 \h </w:instrText>
+          <w:instrText xml:space="preserve"> PAGEREF _Toc238328750 \h </w:instrText>
         </w:r>
         <w:r>
           <w:rPr>
@@ -4894,7 +4805,7 @@
           <w14:ligatures w14:val="standardContextual"/>
         </w:rPr>
       </w:pPr>
-      <w:hyperlink w:anchor="_Toc238299805" w:history="1">
+      <w:hyperlink w:anchor="_Toc238328751" w:history="1">
         <w:r>
           <w:rPr>
             <w:rStyle w:val="afff6"/>
@@ -4924,7 +4835,7 @@
             <w:noProof/>
             <w:webHidden/>
           </w:rPr>
-          <w:instrText xml:space="preserve"> PAGEREF _Toc238299805 \h </w:instrText>
+          <w:instrText xml:space="preserve"> PAGEREF _Toc238328751 \h </w:instrText>
         </w:r>
         <w:r>
           <w:rPr>
@@ -4971,7 +4882,7 @@
           <w14:ligatures w14:val="standardContextual"/>
         </w:rPr>
       </w:pPr>
-      <w:hyperlink w:anchor="_Toc238299806" w:history="1">
+      <w:hyperlink w:anchor="_Toc238328752" w:history="1">
         <w:r>
           <w:rPr>
             <w:rStyle w:val="afff6"/>
@@ -5001,7 +4912,7 @@
             <w:noProof/>
             <w:webHidden/>
           </w:rPr>
-          <w:instrText xml:space="preserve"> PAGEREF _Toc238299806 \h </w:instrText>
+          <w:instrText xml:space="preserve"> PAGEREF _Toc238328752 \h </w:instrText>
         </w:r>
         <w:r>
           <w:rPr>
@@ -5047,7 +4958,7 @@
           <w14:ligatures w14:val="standardContextual"/>
         </w:rPr>
       </w:pPr>
-      <w:hyperlink w:anchor="_Toc238299807" w:history="1">
+      <w:hyperlink w:anchor="_Toc238328753" w:history="1">
         <w:r>
           <w:rPr>
             <w:rStyle w:val="afff6"/>
@@ -5077,7 +4988,7 @@
             <w:noProof/>
             <w:webHidden/>
           </w:rPr>
-          <w:instrText xml:space="preserve"> PAGEREF _Toc238299807 \h </w:instrText>
+          <w:instrText xml:space="preserve"> PAGEREF _Toc238328753 \h </w:instrText>
         </w:r>
         <w:r>
           <w:rPr>
@@ -5124,7 +5035,7 @@
           <w14:ligatures w14:val="standardContextual"/>
         </w:rPr>
       </w:pPr>
-      <w:hyperlink w:anchor="_Toc238299808" w:history="1">
+      <w:hyperlink w:anchor="_Toc238328754" w:history="1">
         <w:r>
           <w:rPr>
             <w:rStyle w:val="afff6"/>
@@ -5154,7 +5065,7 @@
             <w:noProof/>
             <w:webHidden/>
           </w:rPr>
-          <w:instrText xml:space="preserve"> PAGEREF _Toc238299808 \h </w:instrText>
+          <w:instrText xml:space="preserve"> PAGEREF _Toc238328754 \h </w:instrText>
         </w:r>
         <w:r>
           <w:rPr>
@@ -5201,7 +5112,7 @@
           <w14:ligatures w14:val="standardContextual"/>
         </w:rPr>
       </w:pPr>
-      <w:hyperlink w:anchor="_Toc238299809" w:history="1">
+      <w:hyperlink w:anchor="_Toc238328755" w:history="1">
         <w:r>
           <w:rPr>
             <w:rStyle w:val="afff6"/>
@@ -5231,7 +5142,7 @@
             <w:noProof/>
             <w:webHidden/>
           </w:rPr>
-          <w:instrText xml:space="preserve"> PAGEREF _Toc238299809 \h </w:instrText>
+          <w:instrText xml:space="preserve"> PAGEREF _Toc238328755 \h </w:instrText>
         </w:r>
         <w:r>
           <w:rPr>
@@ -5278,7 +5189,7 @@
           <w14:ligatures w14:val="standardContextual"/>
         </w:rPr>
       </w:pPr>
-      <w:hyperlink w:anchor="_Toc238299810" w:history="1">
+      <w:hyperlink w:anchor="_Toc238328756" w:history="1">
         <w:r>
           <w:rPr>
             <w:rStyle w:val="afff6"/>
@@ -5308,7 +5219,7 @@
             <w:noProof/>
             <w:webHidden/>
           </w:rPr>
-          <w:instrText xml:space="preserve"> PAGEREF _Toc238299810 \h </w:instrText>
+          <w:instrText xml:space="preserve"> PAGEREF _Toc238328756 \h </w:instrText>
         </w:r>
         <w:r>
           <w:rPr>
@@ -5355,7 +5266,7 @@
           <w14:ligatures w14:val="standardContextual"/>
         </w:rPr>
       </w:pPr>
-      <w:hyperlink w:anchor="_Toc238299811" w:history="1">
+      <w:hyperlink w:anchor="_Toc238328757" w:history="1">
         <w:r>
           <w:rPr>
             <w:rStyle w:val="afff6"/>
@@ -5385,7 +5296,7 @@
             <w:noProof/>
             <w:webHidden/>
           </w:rPr>
-          <w:instrText xml:space="preserve"> PAGEREF _Toc238299811 \h </w:instrText>
+          <w:instrText xml:space="preserve"> PAGEREF _Toc238328757 \h </w:instrText>
         </w:r>
         <w:r>
           <w:rPr>
@@ -5432,7 +5343,7 @@
           <w14:ligatures w14:val="standardContextual"/>
         </w:rPr>
       </w:pPr>
-      <w:hyperlink w:anchor="_Toc238299812" w:history="1">
+      <w:hyperlink w:anchor="_Toc238328758" w:history="1">
         <w:r>
           <w:rPr>
             <w:rStyle w:val="afff6"/>
@@ -5462,7 +5373,7 @@
             <w:noProof/>
             <w:webHidden/>
           </w:rPr>
-          <w:instrText xml:space="preserve"> PAGEREF _Toc238299812 \h </w:instrText>
+          <w:instrText xml:space="preserve"> PAGEREF _Toc238328758 \h </w:instrText>
         </w:r>
         <w:r>
           <w:rPr>
@@ -5509,7 +5420,7 @@
           <w14:ligatures w14:val="standardContextual"/>
         </w:rPr>
       </w:pPr>
-      <w:hyperlink w:anchor="_Toc238299813" w:history="1">
+      <w:hyperlink w:anchor="_Toc238328759" w:history="1">
         <w:r>
           <w:rPr>
             <w:rStyle w:val="afff6"/>
@@ -5539,7 +5450,7 @@
             <w:noProof/>
             <w:webHidden/>
           </w:rPr>
-          <w:instrText xml:space="preserve"> PAGEREF _Toc238299813 \h </w:instrText>
+          <w:instrText xml:space="preserve"> PAGEREF _Toc238328759 \h </w:instrText>
         </w:r>
         <w:r>
           <w:rPr>
@@ -5586,7 +5497,7 @@
           <w14:ligatures w14:val="standardContextual"/>
         </w:rPr>
       </w:pPr>
-      <w:hyperlink w:anchor="_Toc238299814" w:history="1">
+      <w:hyperlink w:anchor="_Toc238328760" w:history="1">
         <w:r>
           <w:rPr>
             <w:rStyle w:val="afff6"/>
@@ -5616,7 +5527,7 @@
             <w:noProof/>
             <w:webHidden/>
           </w:rPr>
-          <w:instrText xml:space="preserve"> PAGEREF _Toc238299814 \h </w:instrText>
+          <w:instrText xml:space="preserve"> PAGEREF _Toc238328760 \h </w:instrText>
         </w:r>
         <w:r>
           <w:rPr>
@@ -5663,7 +5574,7 @@
           <w14:ligatures w14:val="standardContextual"/>
         </w:rPr>
       </w:pPr>
-      <w:hyperlink w:anchor="_Toc238299815" w:history="1">
+      <w:hyperlink w:anchor="_Toc238328761" w:history="1">
         <w:r>
           <w:rPr>
             <w:rStyle w:val="afff6"/>
@@ -5693,7 +5604,7 @@
             <w:noProof/>
             <w:webHidden/>
           </w:rPr>
-          <w:instrText xml:space="preserve"> PAGEREF _Toc238299815 \h </w:instrText>
+          <w:instrText xml:space="preserve"> PAGEREF _Toc238328761 \h </w:instrText>
         </w:r>
         <w:r>
           <w:rPr>
@@ -5740,7 +5651,7 @@
           <w14:ligatures w14:val="standardContextual"/>
         </w:rPr>
       </w:pPr>
-      <w:hyperlink w:anchor="_Toc238299816" w:history="1">
+      <w:hyperlink w:anchor="_Toc238328762" w:history="1">
         <w:r>
           <w:rPr>
             <w:rStyle w:val="afff6"/>
@@ -5770,7 +5681,7 @@
             <w:noProof/>
             <w:webHidden/>
           </w:rPr>
-          <w:instrText xml:space="preserve"> PAGEREF _Toc238299816 \h </w:instrText>
+          <w:instrText xml:space="preserve"> PAGEREF _Toc238328762 \h </w:instrText>
         </w:r>
         <w:r>
           <w:rPr>
@@ -5817,7 +5728,7 @@
           <w14:ligatures w14:val="standardContextual"/>
         </w:rPr>
       </w:pPr>
-      <w:hyperlink w:anchor="_Toc238299817" w:history="1">
+      <w:hyperlink w:anchor="_Toc238328763" w:history="1">
         <w:r>
           <w:rPr>
             <w:rStyle w:val="afff6"/>
@@ -5847,7 +5758,7 @@
             <w:noProof/>
             <w:webHidden/>
           </w:rPr>
-          <w:instrText xml:space="preserve"> PAGEREF _Toc238299817 \h </w:instrText>
+          <w:instrText xml:space="preserve"> PAGEREF _Toc238328763 \h </w:instrText>
         </w:r>
         <w:r>
           <w:rPr>
@@ -5894,7 +5805,7 @@
           <w14:ligatures w14:val="standardContextual"/>
         </w:rPr>
       </w:pPr>
-      <w:hyperlink w:anchor="_Toc238299818" w:history="1">
+      <w:hyperlink w:anchor="_Toc238328764" w:history="1">
         <w:r>
           <w:rPr>
             <w:rStyle w:val="afff6"/>
@@ -5924,7 +5835,7 @@
             <w:noProof/>
             <w:webHidden/>
           </w:rPr>
-          <w:instrText xml:space="preserve"> PAGEREF _Toc238299818 \h </w:instrText>
+          <w:instrText xml:space="preserve"> PAGEREF _Toc238328764 \h </w:instrText>
         </w:r>
         <w:r>
           <w:rPr>
@@ -5971,7 +5882,7 @@
           <w14:ligatures w14:val="standardContextual"/>
         </w:rPr>
       </w:pPr>
-      <w:hyperlink w:anchor="_Toc238299819" w:history="1">
+      <w:hyperlink w:anchor="_Toc238328765" w:history="1">
         <w:r>
           <w:rPr>
             <w:rStyle w:val="afff6"/>
@@ -6001,7 +5912,7 @@
             <w:noProof/>
             <w:webHidden/>
           </w:rPr>
-          <w:instrText xml:space="preserve"> PAGEREF _Toc238299819 \h </w:instrText>
+          <w:instrText xml:space="preserve"> PAGEREF _Toc238328765 \h </w:instrText>
         </w:r>
         <w:r>
           <w:rPr>
@@ -6048,7 +5959,7 @@
           <w14:ligatures w14:val="standardContextual"/>
         </w:rPr>
       </w:pPr>
-      <w:hyperlink w:anchor="_Toc238299820" w:history="1">
+      <w:hyperlink w:anchor="_Toc238328766" w:history="1">
         <w:r>
           <w:rPr>
             <w:rStyle w:val="afff6"/>
@@ -6078,7 +5989,7 @@
             <w:noProof/>
             <w:webHidden/>
           </w:rPr>
-          <w:instrText xml:space="preserve"> PAGEREF _Toc238299820 \h </w:instrText>
+          <w:instrText xml:space="preserve"> PAGEREF _Toc238328766 \h </w:instrText>
         </w:r>
         <w:r>
           <w:rPr>
@@ -6125,7 +6036,7 @@
           <w14:ligatures w14:val="standardContextual"/>
         </w:rPr>
       </w:pPr>
-      <w:hyperlink w:anchor="_Toc238299821" w:history="1">
+      <w:hyperlink w:anchor="_Toc238328767" w:history="1">
         <w:r>
           <w:rPr>
             <w:rStyle w:val="afff6"/>
@@ -6155,7 +6066,7 @@
             <w:noProof/>
             <w:webHidden/>
           </w:rPr>
-          <w:instrText xml:space="preserve"> PAGEREF _Toc238299821 \h </w:instrText>
+          <w:instrText xml:space="preserve"> PAGEREF _Toc238328767 \h </w:instrText>
         </w:r>
         <w:r>
           <w:rPr>
@@ -6202,7 +6113,7 @@
           <w14:ligatures w14:val="standardContextual"/>
         </w:rPr>
       </w:pPr>
-      <w:hyperlink w:anchor="_Toc238299822" w:history="1">
+      <w:hyperlink w:anchor="_Toc238328768" w:history="1">
         <w:r>
           <w:rPr>
             <w:rStyle w:val="afff6"/>
@@ -6232,7 +6143,7 @@
             <w:noProof/>
             <w:webHidden/>
           </w:rPr>
-          <w:instrText xml:space="preserve"> PAGEREF _Toc238299822 \h </w:instrText>
+          <w:instrText xml:space="preserve"> PAGEREF _Toc238328768 \h </w:instrText>
         </w:r>
         <w:r>
           <w:rPr>
@@ -6279,7 +6190,7 @@
           <w14:ligatures w14:val="standardContextual"/>
         </w:rPr>
       </w:pPr>
-      <w:hyperlink w:anchor="_Toc238299823" w:history="1">
+      <w:hyperlink w:anchor="_Toc238328769" w:history="1">
         <w:r>
           <w:rPr>
             <w:rStyle w:val="afff6"/>
@@ -6309,7 +6220,7 @@
             <w:noProof/>
             <w:webHidden/>
           </w:rPr>
-          <w:instrText xml:space="preserve"> PAGEREF _Toc238299823 \h </w:instrText>
+          <w:instrText xml:space="preserve"> PAGEREF _Toc238328769 \h </w:instrText>
         </w:r>
         <w:r>
           <w:rPr>
@@ -6356,7 +6267,7 @@
           <w14:ligatures w14:val="standardContextual"/>
         </w:rPr>
       </w:pPr>
-      <w:hyperlink w:anchor="_Toc238299824" w:history="1">
+      <w:hyperlink w:anchor="_Toc238328770" w:history="1">
         <w:r>
           <w:rPr>
             <w:rStyle w:val="afff6"/>
@@ -6386,7 +6297,7 @@
             <w:noProof/>
             <w:webHidden/>
           </w:rPr>
-          <w:instrText xml:space="preserve"> PAGEREF _Toc238299824 \h </w:instrText>
+          <w:instrText xml:space="preserve"> PAGEREF _Toc238328770 \h </w:instrText>
         </w:r>
         <w:r>
           <w:rPr>
@@ -6433,7 +6344,7 @@
           <w14:ligatures w14:val="standardContextual"/>
         </w:rPr>
       </w:pPr>
-      <w:hyperlink w:anchor="_Toc238299825" w:history="1">
+      <w:hyperlink w:anchor="_Toc238328771" w:history="1">
         <w:r>
           <w:rPr>
             <w:rStyle w:val="afff6"/>
@@ -6463,7 +6374,7 @@
             <w:noProof/>
             <w:webHidden/>
           </w:rPr>
-          <w:instrText xml:space="preserve"> PAGEREF _Toc238299825 \h </w:instrText>
+          <w:instrText xml:space="preserve"> PAGEREF _Toc238328771 \h </w:instrText>
         </w:r>
         <w:r>
           <w:rPr>
@@ -6510,7 +6421,7 @@
           <w14:ligatures w14:val="standardContextual"/>
         </w:rPr>
       </w:pPr>
-      <w:hyperlink w:anchor="_Toc238299826" w:history="1">
+      <w:hyperlink w:anchor="_Toc238328772" w:history="1">
         <w:r>
           <w:rPr>
             <w:rStyle w:val="afff6"/>
@@ -6540,7 +6451,7 @@
             <w:noProof/>
             <w:webHidden/>
           </w:rPr>
-          <w:instrText xml:space="preserve"> PAGEREF _Toc238299826 \h </w:instrText>
+          <w:instrText xml:space="preserve"> PAGEREF _Toc238328772 \h </w:instrText>
         </w:r>
         <w:r>
           <w:rPr>
@@ -6587,7 +6498,7 @@
           <w14:ligatures w14:val="standardContextual"/>
         </w:rPr>
       </w:pPr>
-      <w:hyperlink w:anchor="_Toc238299827" w:history="1">
+      <w:hyperlink w:anchor="_Toc238328773" w:history="1">
         <w:r>
           <w:rPr>
             <w:rStyle w:val="afff6"/>
@@ -6617,7 +6528,7 @@
             <w:noProof/>
             <w:webHidden/>
           </w:rPr>
-          <w:instrText xml:space="preserve"> PAGEREF _Toc238299827 \h </w:instrText>
+          <w:instrText xml:space="preserve"> PAGEREF _Toc238328773 \h </w:instrText>
         </w:r>
         <w:r>
           <w:rPr>
@@ -6664,7 +6575,7 @@
           <w14:ligatures w14:val="standardContextual"/>
         </w:rPr>
       </w:pPr>
-      <w:hyperlink w:anchor="_Toc238299828" w:history="1">
+      <w:hyperlink w:anchor="_Toc238328774" w:history="1">
         <w:r>
           <w:rPr>
             <w:rStyle w:val="afff6"/>
@@ -6694,7 +6605,7 @@
             <w:noProof/>
             <w:webHidden/>
           </w:rPr>
-          <w:instrText xml:space="preserve"> PAGEREF _Toc238299828 \h </w:instrText>
+          <w:instrText xml:space="preserve"> PAGEREF _Toc238328774 \h </w:instrText>
         </w:r>
         <w:r>
           <w:rPr>
@@ -6741,7 +6652,7 @@
           <w14:ligatures w14:val="standardContextual"/>
         </w:rPr>
       </w:pPr>
-      <w:hyperlink w:anchor="_Toc238299829" w:history="1">
+      <w:hyperlink w:anchor="_Toc238328775" w:history="1">
         <w:r>
           <w:rPr>
             <w:rStyle w:val="afff6"/>
@@ -6771,7 +6682,7 @@
             <w:noProof/>
             <w:webHidden/>
           </w:rPr>
-          <w:instrText xml:space="preserve"> PAGEREF _Toc238299829 \h </w:instrText>
+          <w:instrText xml:space="preserve"> PAGEREF _Toc238328775 \h </w:instrText>
         </w:r>
         <w:r>
           <w:rPr>
@@ -6818,7 +6729,7 @@
           <w14:ligatures w14:val="standardContextual"/>
         </w:rPr>
       </w:pPr>
-      <w:hyperlink w:anchor="_Toc238299830" w:history="1">
+      <w:hyperlink w:anchor="_Toc238328776" w:history="1">
         <w:r>
           <w:rPr>
             <w:rStyle w:val="afff6"/>
@@ -6848,7 +6759,7 @@
             <w:noProof/>
             <w:webHidden/>
           </w:rPr>
-          <w:instrText xml:space="preserve"> PAGEREF _Toc238299830 \h </w:instrText>
+          <w:instrText xml:space="preserve"> PAGEREF _Toc238328776 \h </w:instrText>
         </w:r>
         <w:r>
           <w:rPr>
@@ -6895,7 +6806,7 @@
           <w14:ligatures w14:val="standardContextual"/>
         </w:rPr>
       </w:pPr>
-      <w:hyperlink w:anchor="_Toc238299831" w:history="1">
+      <w:hyperlink w:anchor="_Toc238328777" w:history="1">
         <w:r>
           <w:rPr>
             <w:rStyle w:val="afff6"/>
@@ -6925,7 +6836,7 @@
             <w:noProof/>
             <w:webHidden/>
           </w:rPr>
-          <w:instrText xml:space="preserve"> PAGEREF _Toc238299831 \h </w:instrText>
+          <w:instrText xml:space="preserve"> PAGEREF _Toc238328777 \h </w:instrText>
         </w:r>
         <w:r>
           <w:rPr>
@@ -6972,7 +6883,7 @@
           <w14:ligatures w14:val="standardContextual"/>
         </w:rPr>
       </w:pPr>
-      <w:hyperlink w:anchor="_Toc238299832" w:history="1">
+      <w:hyperlink w:anchor="_Toc238328778" w:history="1">
         <w:r>
           <w:rPr>
             <w:rStyle w:val="afff6"/>
@@ -7002,7 +6913,7 @@
             <w:noProof/>
             <w:webHidden/>
           </w:rPr>
-          <w:instrText xml:space="preserve"> PAGEREF _Toc238299832 \h </w:instrText>
+          <w:instrText xml:space="preserve"> PAGEREF _Toc238328778 \h </w:instrText>
         </w:r>
         <w:r>
           <w:rPr>
@@ -7048,7 +6959,7 @@
           <w14:ligatures w14:val="standardContextual"/>
         </w:rPr>
       </w:pPr>
-      <w:hyperlink w:anchor="_Toc238299833" w:history="1">
+      <w:hyperlink w:anchor="_Toc238328779" w:history="1">
         <w:r>
           <w:rPr>
             <w:rStyle w:val="afff6"/>
@@ -7078,7 +6989,7 @@
             <w:noProof/>
             <w:webHidden/>
           </w:rPr>
-          <w:instrText xml:space="preserve"> PAGEREF _Toc238299833 \h </w:instrText>
+          <w:instrText xml:space="preserve"> PAGEREF _Toc238328779 \h </w:instrText>
         </w:r>
         <w:r>
           <w:rPr>
@@ -7125,7 +7036,7 @@
           <w14:ligatures w14:val="standardContextual"/>
         </w:rPr>
       </w:pPr>
-      <w:hyperlink w:anchor="_Toc238299834" w:history="1">
+      <w:hyperlink w:anchor="_Toc238328780" w:history="1">
         <w:r>
           <w:rPr>
             <w:rStyle w:val="afff6"/>
@@ -7155,7 +7066,7 @@
             <w:noProof/>
             <w:webHidden/>
           </w:rPr>
-          <w:instrText xml:space="preserve"> PAGEREF _Toc238299834 \h </w:instrText>
+          <w:instrText xml:space="preserve"> PAGEREF _Toc238328780 \h </w:instrText>
         </w:r>
         <w:r>
           <w:rPr>
@@ -7202,7 +7113,7 @@
           <w14:ligatures w14:val="standardContextual"/>
         </w:rPr>
       </w:pPr>
-      <w:hyperlink w:anchor="_Toc238299835" w:history="1">
+      <w:hyperlink w:anchor="_Toc238328781" w:history="1">
         <w:r>
           <w:rPr>
             <w:rStyle w:val="afff6"/>
@@ -7232,7 +7143,7 @@
             <w:noProof/>
             <w:webHidden/>
           </w:rPr>
-          <w:instrText xml:space="preserve"> PAGEREF _Toc238299835 \h </w:instrText>
+          <w:instrText xml:space="preserve"> PAGEREF _Toc238328781 \h </w:instrText>
         </w:r>
         <w:r>
           <w:rPr>
@@ -7279,7 +7190,7 @@
           <w14:ligatures w14:val="standardContextual"/>
         </w:rPr>
       </w:pPr>
-      <w:hyperlink w:anchor="_Toc238299836" w:history="1">
+      <w:hyperlink w:anchor="_Toc238328782" w:history="1">
         <w:r>
           <w:rPr>
             <w:rStyle w:val="afff6"/>
@@ -7309,7 +7220,7 @@
             <w:noProof/>
             <w:webHidden/>
           </w:rPr>
-          <w:instrText xml:space="preserve"> PAGEREF _Toc238299836 \h </w:instrText>
+          <w:instrText xml:space="preserve"> PAGEREF _Toc238328782 \h </w:instrText>
         </w:r>
         <w:r>
           <w:rPr>
@@ -7356,7 +7267,7 @@
           <w14:ligatures w14:val="standardContextual"/>
         </w:rPr>
       </w:pPr>
-      <w:hyperlink w:anchor="_Toc238299837" w:history="1">
+      <w:hyperlink w:anchor="_Toc238328783" w:history="1">
         <w:r>
           <w:rPr>
             <w:rStyle w:val="afff6"/>
@@ -7386,7 +7297,7 @@
             <w:noProof/>
             <w:webHidden/>
           </w:rPr>
-          <w:instrText xml:space="preserve"> PAGEREF _Toc238299837 \h </w:instrText>
+          <w:instrText xml:space="preserve"> PAGEREF _Toc238328783 \h </w:instrText>
         </w:r>
         <w:r>
           <w:rPr>
@@ -7432,7 +7343,7 @@
           <w14:ligatures w14:val="standardContextual"/>
         </w:rPr>
       </w:pPr>
-      <w:hyperlink w:anchor="_Toc238299838" w:history="1">
+      <w:hyperlink w:anchor="_Toc238328784" w:history="1">
         <w:r>
           <w:rPr>
             <w:rStyle w:val="afff6"/>
@@ -7462,7 +7373,7 @@
             <w:noProof/>
             <w:webHidden/>
           </w:rPr>
-          <w:instrText xml:space="preserve"> PAGEREF _Toc238299838 \h </w:instrText>
+          <w:instrText xml:space="preserve"> PAGEREF _Toc238328784 \h </w:instrText>
         </w:r>
         <w:r>
           <w:rPr>
@@ -7508,7 +7419,7 @@
           <w14:ligatures w14:val="standardContextual"/>
         </w:rPr>
       </w:pPr>
-      <w:hyperlink w:anchor="_Toc238299839" w:history="1">
+      <w:hyperlink w:anchor="_Toc238328785" w:history="1">
         <w:r>
           <w:rPr>
             <w:rStyle w:val="afff6"/>
@@ -7538,7 +7449,7 @@
             <w:noProof/>
             <w:webHidden/>
           </w:rPr>
-          <w:instrText xml:space="preserve"> PAGEREF _Toc238299839 \h </w:instrText>
+          <w:instrText xml:space="preserve"> PAGEREF _Toc238328785 \h </w:instrText>
         </w:r>
         <w:r>
           <w:rPr>
@@ -7585,7 +7496,7 @@
           <w14:ligatures w14:val="standardContextual"/>
         </w:rPr>
       </w:pPr>
-      <w:hyperlink w:anchor="_Toc238299840" w:history="1">
+      <w:hyperlink w:anchor="_Toc238328786" w:history="1">
         <w:r>
           <w:rPr>
             <w:rStyle w:val="afff6"/>
@@ -7615,7 +7526,7 @@
             <w:noProof/>
             <w:webHidden/>
           </w:rPr>
-          <w:instrText xml:space="preserve"> PAGEREF _Toc238299840 \h </w:instrText>
+          <w:instrText xml:space="preserve"> PAGEREF _Toc238328786 \h </w:instrText>
         </w:r>
         <w:r>
           <w:rPr>
@@ -7662,7 +7573,7 @@
           <w14:ligatures w14:val="standardContextual"/>
         </w:rPr>
       </w:pPr>
-      <w:hyperlink w:anchor="_Toc238299841" w:history="1">
+      <w:hyperlink w:anchor="_Toc238328787" w:history="1">
         <w:r>
           <w:rPr>
             <w:rStyle w:val="afff6"/>
@@ -7692,7 +7603,7 @@
             <w:noProof/>
             <w:webHidden/>
           </w:rPr>
-          <w:instrText xml:space="preserve"> PAGEREF _Toc238299841 \h </w:instrText>
+          <w:instrText xml:space="preserve"> PAGEREF _Toc238328787 \h </w:instrText>
         </w:r>
         <w:r>
           <w:rPr>
@@ -7738,7 +7649,7 @@
           <w14:ligatures w14:val="standardContextual"/>
         </w:rPr>
       </w:pPr>
-      <w:hyperlink w:anchor="_Toc238299842" w:history="1">
+      <w:hyperlink w:anchor="_Toc238328788" w:history="1">
         <w:r>
           <w:rPr>
             <w:rStyle w:val="afff6"/>
@@ -7768,7 +7679,7 @@
             <w:noProof/>
             <w:webHidden/>
           </w:rPr>
-          <w:instrText xml:space="preserve"> PAGEREF _Toc238299842 \h </w:instrText>
+          <w:instrText xml:space="preserve"> PAGEREF _Toc238328788 \h </w:instrText>
         </w:r>
         <w:r>
           <w:rPr>
@@ -7815,7 +7726,7 @@
           <w14:ligatures w14:val="standardContextual"/>
         </w:rPr>
       </w:pPr>
-      <w:hyperlink w:anchor="_Toc238299843" w:history="1">
+      <w:hyperlink w:anchor="_Toc238328789" w:history="1">
         <w:r>
           <w:rPr>
             <w:rStyle w:val="afff6"/>
@@ -7845,7 +7756,7 @@
             <w:noProof/>
             <w:webHidden/>
           </w:rPr>
-          <w:instrText xml:space="preserve"> PAGEREF _Toc238299843 \h </w:instrText>
+          <w:instrText xml:space="preserve"> PAGEREF _Toc238328789 \h </w:instrText>
         </w:r>
         <w:r>
           <w:rPr>
@@ -7941,21 +7852,7 @@
           <w:rFonts w:ascii="휴먼명조" w:eastAsia="휴먼명조" w:hAnsi="휴먼명조" w:cs="휴먼명조"/>
           <w:w w:val="97"/>
         </w:rPr>
-        <w:instrText xml:space="preserve"> TOC \h \z \t "</w:instrText>
-      </w:r>
-      <w:r>
-        <w:rPr>
-          <w:rFonts w:ascii="휴먼명조" w:eastAsia="휴먼명조" w:hAnsi="휴먼명조" w:cs="휴먼명조"/>
-          <w:w w:val="97"/>
-        </w:rPr>
-        <w:instrText>표캡션</w:instrText>
-      </w:r>
-      <w:r>
-        <w:rPr>
-          <w:rFonts w:ascii="휴먼명조" w:eastAsia="휴먼명조" w:hAnsi="휴먼명조" w:cs="휴먼명조"/>
-          <w:w w:val="97"/>
-        </w:rPr>
-        <w:instrText xml:space="preserve">,1" </w:instrText>
+        <w:instrText xml:space="preserve"> TOC \h \z \t "표캡션,1" </w:instrText>
       </w:r>
       <w:r>
         <w:rPr>
@@ -7964,7 +7861,7 @@
         </w:rPr>
         <w:fldChar w:fldCharType="separate"/>
       </w:r>
-      <w:hyperlink w:anchor="_Toc238299844" w:history="1">
+      <w:hyperlink w:anchor="_Toc238328790" w:history="1">
         <w:r>
           <w:rPr>
             <w:rStyle w:val="afff6"/>
@@ -7993,7 +7890,7 @@
             <w:noProof/>
             <w:webHidden/>
           </w:rPr>
-          <w:instrText xml:space="preserve"> PAGEREF _Toc238299844 \h </w:instrText>
+          <w:instrText xml:space="preserve"> PAGEREF _Toc238328790 \h </w:instrText>
         </w:r>
         <w:r>
           <w:rPr>
@@ -8039,7 +7936,7 @@
           <w14:ligatures w14:val="standardContextual"/>
         </w:rPr>
       </w:pPr>
-      <w:hyperlink w:anchor="_Toc238299845" w:history="1">
+      <w:hyperlink w:anchor="_Toc238328791" w:history="1">
         <w:r>
           <w:rPr>
             <w:rStyle w:val="afff6"/>
@@ -8068,7 +7965,7 @@
             <w:noProof/>
             <w:webHidden/>
           </w:rPr>
-          <w:instrText xml:space="preserve"> PAGEREF _Toc238299845 \h </w:instrText>
+          <w:instrText xml:space="preserve"> PAGEREF _Toc238328791 \h </w:instrText>
         </w:r>
         <w:r>
           <w:rPr>
@@ -8114,7 +8011,7 @@
           <w14:ligatures w14:val="standardContextual"/>
         </w:rPr>
       </w:pPr>
-      <w:hyperlink w:anchor="_Toc238299846" w:history="1">
+      <w:hyperlink w:anchor="_Toc238328792" w:history="1">
         <w:r>
           <w:rPr>
             <w:rStyle w:val="afff6"/>
@@ -8143,7 +8040,7 @@
             <w:noProof/>
             <w:webHidden/>
           </w:rPr>
-          <w:instrText xml:space="preserve"> PAGEREF _Toc238299846 \h </w:instrText>
+          <w:instrText xml:space="preserve"> PAGEREF _Toc238328792 \h </w:instrText>
         </w:r>
         <w:r>
           <w:rPr>
@@ -8189,7 +8086,7 @@
           <w14:ligatures w14:val="standardContextual"/>
         </w:rPr>
       </w:pPr>
-      <w:hyperlink w:anchor="_Toc238299847" w:history="1">
+      <w:hyperlink w:anchor="_Toc238328793" w:history="1">
         <w:r>
           <w:rPr>
             <w:rStyle w:val="afff6"/>
@@ -8218,7 +8115,7 @@
             <w:noProof/>
             <w:webHidden/>
           </w:rPr>
-          <w:instrText xml:space="preserve"> PAGEREF _Toc238299847 \h </w:instrText>
+          <w:instrText xml:space="preserve"> PAGEREF _Toc238328793 \h </w:instrText>
         </w:r>
         <w:r>
           <w:rPr>
@@ -8264,7 +8161,7 @@
           <w14:ligatures w14:val="standardContextual"/>
         </w:rPr>
       </w:pPr>
-      <w:hyperlink w:anchor="_Toc238299848" w:history="1">
+      <w:hyperlink w:anchor="_Toc238328794" w:history="1">
         <w:r>
           <w:rPr>
             <w:rStyle w:val="afff6"/>
@@ -8293,7 +8190,7 @@
             <w:noProof/>
             <w:webHidden/>
           </w:rPr>
-          <w:instrText xml:space="preserve"> PAGEREF _Toc238299848 \h </w:instrText>
+          <w:instrText xml:space="preserve"> PAGEREF _Toc238328794 \h </w:instrText>
         </w:r>
         <w:r>
           <w:rPr>
@@ -8339,7 +8236,7 @@
           <w14:ligatures w14:val="standardContextual"/>
         </w:rPr>
       </w:pPr>
-      <w:hyperlink w:anchor="_Toc238299849" w:history="1">
+      <w:hyperlink w:anchor="_Toc238328795" w:history="1">
         <w:r>
           <w:rPr>
             <w:rStyle w:val="afff6"/>
@@ -8368,7 +8265,7 @@
             <w:noProof/>
             <w:webHidden/>
           </w:rPr>
-          <w:instrText xml:space="preserve"> PAGEREF _Toc238299849 \h </w:instrText>
+          <w:instrText xml:space="preserve"> PAGEREF _Toc238328795 \h </w:instrText>
         </w:r>
         <w:r>
           <w:rPr>
@@ -8414,7 +8311,7 @@
           <w14:ligatures w14:val="standardContextual"/>
         </w:rPr>
       </w:pPr>
-      <w:hyperlink w:anchor="_Toc238299850" w:history="1">
+      <w:hyperlink w:anchor="_Toc238328796" w:history="1">
         <w:r>
           <w:rPr>
             <w:rStyle w:val="afff6"/>
@@ -8443,7 +8340,7 @@
             <w:noProof/>
             <w:webHidden/>
           </w:rPr>
-          <w:instrText xml:space="preserve"> PAGEREF _Toc238299850 \h </w:instrText>
+          <w:instrText xml:space="preserve"> PAGEREF _Toc238328796 \h </w:instrText>
         </w:r>
         <w:r>
           <w:rPr>
@@ -8489,7 +8386,7 @@
           <w14:ligatures w14:val="standardContextual"/>
         </w:rPr>
       </w:pPr>
-      <w:hyperlink w:anchor="_Toc238299851" w:history="1">
+      <w:hyperlink w:anchor="_Toc238328797" w:history="1">
         <w:r>
           <w:rPr>
             <w:rStyle w:val="afff6"/>
@@ -8518,7 +8415,7 @@
             <w:noProof/>
             <w:webHidden/>
           </w:rPr>
-          <w:instrText xml:space="preserve"> PAGEREF _Toc238299851 \h </w:instrText>
+          <w:instrText xml:space="preserve"> PAGEREF _Toc238328797 \h </w:instrText>
         </w:r>
         <w:r>
           <w:rPr>
@@ -8564,7 +8461,7 @@
           <w14:ligatures w14:val="standardContextual"/>
         </w:rPr>
       </w:pPr>
-      <w:hyperlink w:anchor="_Toc238299852" w:history="1">
+      <w:hyperlink w:anchor="_Toc238328798" w:history="1">
         <w:r>
           <w:rPr>
             <w:rStyle w:val="afff6"/>
@@ -8593,7 +8490,7 @@
             <w:noProof/>
             <w:webHidden/>
           </w:rPr>
-          <w:instrText xml:space="preserve"> PAGEREF _Toc238299852 \h </w:instrText>
+          <w:instrText xml:space="preserve"> PAGEREF _Toc238328798 \h </w:instrText>
         </w:r>
         <w:r>
           <w:rPr>
@@ -8639,7 +8536,7 @@
           <w14:ligatures w14:val="standardContextual"/>
         </w:rPr>
       </w:pPr>
-      <w:hyperlink w:anchor="_Toc238299853" w:history="1">
+      <w:hyperlink w:anchor="_Toc238328799" w:history="1">
         <w:r>
           <w:rPr>
             <w:rStyle w:val="afff6"/>
@@ -8668,7 +8565,7 @@
             <w:noProof/>
             <w:webHidden/>
           </w:rPr>
-          <w:instrText xml:space="preserve"> PAGEREF _Toc238299853 \h </w:instrText>
+          <w:instrText xml:space="preserve"> PAGEREF _Toc238328799 \h </w:instrText>
         </w:r>
         <w:r>
           <w:rPr>
@@ -8714,7 +8611,7 @@
           <w14:ligatures w14:val="standardContextual"/>
         </w:rPr>
       </w:pPr>
-      <w:hyperlink w:anchor="_Toc238299854" w:history="1">
+      <w:hyperlink w:anchor="_Toc238328800" w:history="1">
         <w:r>
           <w:rPr>
             <w:rStyle w:val="afff6"/>
@@ -8743,7 +8640,7 @@
             <w:noProof/>
             <w:webHidden/>
           </w:rPr>
-          <w:instrText xml:space="preserve"> PAGEREF _Toc238299854 \h </w:instrText>
+          <w:instrText xml:space="preserve"> PAGEREF _Toc238328800 \h </w:instrText>
         </w:r>
         <w:r>
           <w:rPr>
@@ -8789,7 +8686,7 @@
           <w14:ligatures w14:val="standardContextual"/>
         </w:rPr>
       </w:pPr>
-      <w:hyperlink w:anchor="_Toc238299855" w:history="1">
+      <w:hyperlink w:anchor="_Toc238328801" w:history="1">
         <w:r>
           <w:rPr>
             <w:rStyle w:val="afff6"/>
@@ -8818,7 +8715,7 @@
             <w:noProof/>
             <w:webHidden/>
           </w:rPr>
-          <w:instrText xml:space="preserve"> PAGEREF _Toc238299855 \h </w:instrText>
+          <w:instrText xml:space="preserve"> PAGEREF _Toc238328801 \h </w:instrText>
         </w:r>
         <w:r>
           <w:rPr>
@@ -8864,7 +8761,7 @@
           <w14:ligatures w14:val="standardContextual"/>
         </w:rPr>
       </w:pPr>
-      <w:hyperlink w:anchor="_Toc238299856" w:history="1">
+      <w:hyperlink w:anchor="_Toc238328802" w:history="1">
         <w:r>
           <w:rPr>
             <w:rStyle w:val="afff6"/>
@@ -8893,7 +8790,7 @@
             <w:noProof/>
             <w:webHidden/>
           </w:rPr>
-          <w:instrText xml:space="preserve"> PAGEREF _Toc238299856 \h </w:instrText>
+          <w:instrText xml:space="preserve"> PAGEREF _Toc238328802 \h </w:instrText>
         </w:r>
         <w:r>
           <w:rPr>
@@ -8939,7 +8836,7 @@
           <w14:ligatures w14:val="standardContextual"/>
         </w:rPr>
       </w:pPr>
-      <w:hyperlink w:anchor="_Toc238299857" w:history="1">
+      <w:hyperlink w:anchor="_Toc238328803" w:history="1">
         <w:r>
           <w:rPr>
             <w:rStyle w:val="afff6"/>
@@ -8968,7 +8865,7 @@
             <w:noProof/>
             <w:webHidden/>
           </w:rPr>
-          <w:instrText xml:space="preserve"> PAGEREF _Toc238299857 \h </w:instrText>
+          <w:instrText xml:space="preserve"> PAGEREF _Toc238328803 \h </w:instrText>
         </w:r>
         <w:r>
           <w:rPr>
@@ -9014,7 +8911,7 @@
           <w14:ligatures w14:val="standardContextual"/>
         </w:rPr>
       </w:pPr>
-      <w:hyperlink w:anchor="_Toc238299858" w:history="1">
+      <w:hyperlink w:anchor="_Toc238328804" w:history="1">
         <w:r>
           <w:rPr>
             <w:rStyle w:val="afff6"/>
@@ -9043,7 +8940,7 @@
             <w:noProof/>
             <w:webHidden/>
           </w:rPr>
-          <w:instrText xml:space="preserve"> PAGEREF _Toc238299858 \h </w:instrText>
+          <w:instrText xml:space="preserve"> PAGEREF _Toc238328804 \h </w:instrText>
         </w:r>
         <w:r>
           <w:rPr>
@@ -9089,7 +8986,7 @@
           <w14:ligatures w14:val="standardContextual"/>
         </w:rPr>
       </w:pPr>
-      <w:hyperlink w:anchor="_Toc238299859" w:history="1">
+      <w:hyperlink w:anchor="_Toc238328805" w:history="1">
         <w:r>
           <w:rPr>
             <w:rStyle w:val="afff6"/>
@@ -9118,7 +9015,7 @@
             <w:noProof/>
             <w:webHidden/>
           </w:rPr>
-          <w:instrText xml:space="preserve"> PAGEREF _Toc238299859 \h </w:instrText>
+          <w:instrText xml:space="preserve"> PAGEREF _Toc238328805 \h </w:instrText>
         </w:r>
         <w:r>
           <w:rPr>
@@ -9164,7 +9061,7 @@
           <w14:ligatures w14:val="standardContextual"/>
         </w:rPr>
       </w:pPr>
-      <w:hyperlink w:anchor="_Toc238299860" w:history="1">
+      <w:hyperlink w:anchor="_Toc238328806" w:history="1">
         <w:r>
           <w:rPr>
             <w:rStyle w:val="afff6"/>
@@ -9193,7 +9090,7 @@
             <w:noProof/>
             <w:webHidden/>
           </w:rPr>
-          <w:instrText xml:space="preserve"> PAGEREF _Toc238299860 \h </w:instrText>
+          <w:instrText xml:space="preserve"> PAGEREF _Toc238328806 \h </w:instrText>
         </w:r>
         <w:r>
           <w:rPr>
@@ -9239,7 +9136,7 @@
           <w14:ligatures w14:val="standardContextual"/>
         </w:rPr>
       </w:pPr>
-      <w:hyperlink w:anchor="_Toc238299861" w:history="1">
+      <w:hyperlink w:anchor="_Toc238328807" w:history="1">
         <w:r>
           <w:rPr>
             <w:rStyle w:val="afff6"/>
@@ -9268,7 +9165,7 @@
             <w:noProof/>
             <w:webHidden/>
           </w:rPr>
-          <w:instrText xml:space="preserve"> PAGEREF _Toc238299861 \h </w:instrText>
+          <w:instrText xml:space="preserve"> PAGEREF _Toc238328807 \h </w:instrText>
         </w:r>
         <w:r>
           <w:rPr>
@@ -9314,7 +9211,7 @@
           <w14:ligatures w14:val="standardContextual"/>
         </w:rPr>
       </w:pPr>
-      <w:hyperlink w:anchor="_Toc238299862" w:history="1">
+      <w:hyperlink w:anchor="_Toc238328808" w:history="1">
         <w:r>
           <w:rPr>
             <w:rStyle w:val="afff6"/>
@@ -9343,7 +9240,7 @@
             <w:noProof/>
             <w:webHidden/>
           </w:rPr>
-          <w:instrText xml:space="preserve"> PAGEREF _Toc238299862 \h </w:instrText>
+          <w:instrText xml:space="preserve"> PAGEREF _Toc238328808 \h </w:instrText>
         </w:r>
         <w:r>
           <w:rPr>
@@ -9389,7 +9286,7 @@
           <w14:ligatures w14:val="standardContextual"/>
         </w:rPr>
       </w:pPr>
-      <w:hyperlink w:anchor="_Toc238299863" w:history="1">
+      <w:hyperlink w:anchor="_Toc238328809" w:history="1">
         <w:r>
           <w:rPr>
             <w:rStyle w:val="afff6"/>
@@ -9418,7 +9315,7 @@
             <w:noProof/>
             <w:webHidden/>
           </w:rPr>
-          <w:instrText xml:space="preserve"> PAGEREF _Toc238299863 \h </w:instrText>
+          <w:instrText xml:space="preserve"> PAGEREF _Toc238328809 \h </w:instrText>
         </w:r>
         <w:r>
           <w:rPr>
@@ -9464,7 +9361,7 @@
           <w14:ligatures w14:val="standardContextual"/>
         </w:rPr>
       </w:pPr>
-      <w:hyperlink w:anchor="_Toc238299864" w:history="1">
+      <w:hyperlink w:anchor="_Toc238328810" w:history="1">
         <w:r>
           <w:rPr>
             <w:rStyle w:val="afff6"/>
@@ -9493,7 +9390,7 @@
             <w:noProof/>
             <w:webHidden/>
           </w:rPr>
-          <w:instrText xml:space="preserve"> PAGEREF _Toc238299864 \h </w:instrText>
+          <w:instrText xml:space="preserve"> PAGEREF _Toc238328810 \h </w:instrText>
         </w:r>
         <w:r>
           <w:rPr>
@@ -9539,7 +9436,7 @@
           <w14:ligatures w14:val="standardContextual"/>
         </w:rPr>
       </w:pPr>
-      <w:hyperlink w:anchor="_Toc238299865" w:history="1">
+      <w:hyperlink w:anchor="_Toc238328811" w:history="1">
         <w:r>
           <w:rPr>
             <w:rStyle w:val="afff6"/>
@@ -9568,7 +9465,7 @@
             <w:noProof/>
             <w:webHidden/>
           </w:rPr>
-          <w:instrText xml:space="preserve"> PAGEREF _Toc238299865 \h </w:instrText>
+          <w:instrText xml:space="preserve"> PAGEREF _Toc238328811 \h </w:instrText>
         </w:r>
         <w:r>
           <w:rPr>
@@ -9614,7 +9511,7 @@
           <w14:ligatures w14:val="standardContextual"/>
         </w:rPr>
       </w:pPr>
-      <w:hyperlink w:anchor="_Toc238299866" w:history="1">
+      <w:hyperlink w:anchor="_Toc238328812" w:history="1">
         <w:r>
           <w:rPr>
             <w:rStyle w:val="afff6"/>
@@ -9643,7 +9540,7 @@
             <w:noProof/>
             <w:webHidden/>
           </w:rPr>
-          <w:instrText xml:space="preserve"> PAGEREF _Toc238299866 \h </w:instrText>
+          <w:instrText xml:space="preserve"> PAGEREF _Toc238328812 \h </w:instrText>
         </w:r>
         <w:r>
           <w:rPr>
@@ -9800,14 +9697,7 @@
           <w:rFonts w:ascii="휴먼명조" w:eastAsia="휴먼명조" w:hAnsi="휴먼명조" w:cs="휴먼명조"/>
           <w:w w:val="97"/>
         </w:rPr>
-        <w:t>This study examines whether lightweight Vision-Language Models (VLMs) can be adapted to the medical Visual Question Answering (VQA) domain on consumer-grade GPUs, through a three-stage experiment conducted under a single evaluation protocol. Four open models in the 2-3B parameter range (Qwen3-VL-2B, Qwen2.5-VL-3B, SmolVLM2-2.2B, Gemma4-E2B) were evaluated on three public medical VQA datasets (PathVQA, SLAKE, VQA-RAD) across zero-shot baselines (12 conditions, Phase 1), QLoRA fine-tuning (75 conditions, Phas</w:t>
-      </w:r>
-      <w:r>
-        <w:rPr>
-          <w:rFonts w:ascii="휴먼명조" w:eastAsia="휴먼명조" w:hAnsi="휴먼명조" w:cs="휴먼명조"/>
-          <w:w w:val="97"/>
-        </w:rPr>
-        <w:t>e 2), and a comparison of hyperparameter search strategies together with a configuration-consistency re-experiment (810 trials, Phase 3).</w:t>
+        <w:t>This study examines whether lightweight Vision-Language Models (VLMs) can be adapted to the medical Visual Question Answering (VQA) domain on consumer-grade GPUs, through a three-stage experiment conducted under a single evaluation protocol. Four open models in the 2-3B parameter range (Qwen3-VL-2B, Qwen2.5-VL-3B, SmolVLM2-2.2B, Gemma4-E2B) were evaluated on three public medical VQA datasets (PathVQA, SLAKE, VQA-RAD) across zero-shot baselines (12 conditions, Phase 1), QLoRA fine-tuning (75 conditions, Phase 2), and a comparison of hyperparameter search strategies together with a configuration-consistency re-experiment (810 trials, Phase 3).</w:t>
       </w:r>
     </w:p>
     <w:p>
@@ -9821,28 +9711,7 @@
           <w:w w:val="97"/>
         </w:rPr>
         <w:lastRenderedPageBreak/>
-        <w:t>Zero-shot accuracy differed significantly across models (Cochran's Q = 1904.28, df = 3, p &lt; .001), with Qwen3-VL-2B achieving the highest pooled accuracy (0.3843). This ranking persisted after removing samples flagged as likely pretraining exposure by Min-K% Probability, indicating robustness to data contamination. The effect of QLoRA fine-tuning was heterogeneous in direction across models: it significantly improved Qwen2.5-VL-3B (Cohen's d = +2.646) and Qwen3-VL-2B (d = +1.620), yet significantly degraded</w:t>
-      </w:r>
-      <w:r>
-        <w:rPr>
-          <w:rFonts w:ascii="휴먼명조" w:eastAsia="휴먼명조" w:hAnsi="휴먼명조" w:cs="휴먼명조"/>
-          <w:w w:val="97"/>
-        </w:rPr>
-        <w:t xml:space="preserve"> SmolVLM2-2.2B (d = -2.284). A mixed-effects model pooling all four models reported no significant effect (p = .3629) because these opposing effects cancelled in the aggregate. In autonomous hyperparameter search, the large language model agent (0.4184) performed significantly worse than Bayesian optimization (0.4490; Mann-Whitney U = 16.00, p = .0112, r = -0.68) and was statistically indistinguishable from random search (0.4186), although all three automated strategies exceeded the manual configuration (0.</w:t>
-      </w:r>
-      <w:r>
-        <w:rPr>
-          <w:rFonts w:ascii="휴먼명조" w:eastAsia="휴먼명조" w:hAnsi="휴먼명조" w:cs="휴먼명조"/>
-          <w:w w:val="97"/>
-        </w:rPr>
-        <w:t>3776). The agent's disadvantage arose not from proposal quality but from a reduced effective search budget caused by duplicate proposals (12.5 of 20 unique configurations per repeat). This diagnosis was confirmed by a 200-trial re-experiment that removed the configuration inconsistencies between the prompt and the implementation: unique configurations recovered to 18.90 of 20 and the significant disadvantage against Optuna disappeared (p = .1726), yet the run-level mean still fell short of Optuna (0.4292 vs</w:t>
-      </w:r>
-      <w:r>
-        <w:rPr>
-          <w:rFonts w:ascii="휴먼명조" w:eastAsia="휴먼명조" w:hAnsi="휴먼명조" w:cs="휴먼명조"/>
-          <w:w w:val="97"/>
-        </w:rPr>
-        <w:t>. 0.4490) and no improvement over the original condition was demonstrated (p = .2387), so no performance advantage was established.</w:t>
+        <w:t>Zero-shot accuracy differed significantly across models (Cochran's Q = 1904.28, df = 3, p &lt; .001), with Qwen3-VL-2B achieving the highest pooled accuracy (0.3843). This ranking persisted after removing samples flagged as likely pretraining exposure by Min-K% Probability, indicating robustness to data contamination. The effect of QLoRA fine-tuning was heterogeneous in direction across models: it significantly improved Qwen2.5-VL-3B (Cohen's d = +2.646) and Qwen3-VL-2B (d = +1.620), yet significantly degraded SmolVLM2-2.2B (d = -2.284). A mixed-effects model pooling all four models reported no significant effect (p = .3629) because these opposing effects cancelled in the aggregate. In autonomous hyperparameter search, the large language model agent (0.4184) performed significantly worse than Bayesian optimization (0.4490; Mann-Whitney U = 16.00, p = .0112, r = -0.68) and was statistically indistinguishable from random search (0.4186), although all three automated strategies exceeded the manual configuration (0.3776). The agent's disadvantage arose not from proposal quality but from a reduced effective search budget caused by duplicate proposals (12.5 of 20 unique configurations per repeat). This diagnosis was confirmed by a 200-trial re-experiment that removed the configuration inconsistencies between the prompt and the implementation: unique configurations recovered to 18.90 of 20 and the significant disadvantage against Optuna disappeared (p = .1726), yet the run-level mean still fell short of Optuna (0.4292 vs. 0.4490) and no improvement over the original condition was demonstrated (p = .2387), so no performance advantage was established.</w:t>
       </w:r>
     </w:p>
     <w:p>
@@ -9863,14 +9732,7 @@
           <w:w w:val="97"/>
         </w:rPr>
         <w:lastRenderedPageBreak/>
-        <w:t>under a single protocol, showing that performance and resource consumption are not monotonically related and thereby offering a concrete basis for model selection under resource constraints. Second, it quantifies the model-level heterogeneity of fine-tuning effects and demonstrates how pooled analysis conceals opposing effects. Third, it reports a negative result for LLM-based autonomous optimization together with a verification of its failure mechanism. Notably, the variation observed when repeating an ide</w:t>
-      </w:r>
-      <w:r>
-        <w:rPr>
-          <w:rFonts w:ascii="휴먼명조" w:eastAsia="휴먼명조" w:hAnsi="휴먼명조" w:cs="휴먼명조"/>
-          <w:w w:val="97"/>
-        </w:rPr>
-        <w:t>ntical configuration (0.056) exceeded the mean difference between strategies (0.031), constituting a quantitative counterexample to the practice of comparing methods from single runs.</w:t>
+        <w:t>under a single protocol, showing that performance and resource consumption are not monotonically related and thereby offering a concrete basis for model selection under resource constraints. Second, it quantifies the model-level heterogeneity of fine-tuning effects and demonstrates how pooled analysis conceals opposing effects. Third, it reports a negative result for LLM-based autonomous optimization together with a verification of its failure mechanism. Notably, the variation observed when repeating an identical configuration (0.056) exceeded the mean difference between strategies (0.031), constituting a quantitative counterexample to the practice of comparing methods from single runs.</w:t>
       </w:r>
     </w:p>
     <w:p>
@@ -9924,7 +9786,7 @@
         <w:jc w:val="center"/>
         <w:outlineLvl w:val="0"/>
       </w:pPr>
-      <w:bookmarkStart w:id="1" w:name="_Toc238299770"/>
+      <w:bookmarkStart w:id="1" w:name="_Toc238328716"/>
       <w:r>
         <w:rPr>
           <w:rFonts w:ascii="휴먼명조" w:eastAsia="휴먼명조" w:hAnsi="휴먼명조" w:cs="휴먼명조"/>
@@ -9947,7 +9809,7 @@
         <w:jc w:val="left"/>
         <w:outlineLvl w:val="1"/>
       </w:pPr>
-      <w:bookmarkStart w:id="2" w:name="_Toc238299771"/>
+      <w:bookmarkStart w:id="2" w:name="_Toc238328717"/>
       <w:r>
         <w:rPr>
           <w:rFonts w:ascii="휴먼명조" w:eastAsia="휴먼명조" w:hAnsi="휴먼명조" w:cs="휴먼명조"/>
@@ -9969,14 +9831,7 @@
           <w:rFonts w:ascii="휴먼명조" w:eastAsia="휴먼명조" w:hAnsi="휴먼명조" w:cs="휴먼명조"/>
           <w:w w:val="97"/>
         </w:rPr>
-        <w:t>Driven by the success of large language models (LLMs), Vision-Language Models (VLMs) that jointly understand images and text have advanced rapidly, led by systems such as GPT-4V and Gemini. These general-purpose VLMs perform well on question answering over natural images, but their performance tends to be limited in domains requiring specialist knowledge, such as medical imaging, because they lack an adequate grasp of medical terminology and of pathological and radiological findings. At the same time, retra</w:t>
-      </w:r>
-      <w:r>
-        <w:rPr>
-          <w:rFonts w:ascii="휴먼명조" w:eastAsia="휴먼명조" w:hAnsi="휴먼명조" w:cs="휴먼명조"/>
-          <w:w w:val="97"/>
-        </w:rPr>
-        <w:t>ining large models from scratch is not realistic in research and clinical environments with constrained GPU resources. Parameter-Efficient Fine-Tuning (PEFT) methods such as QLoRA (Quantized Low-Rank Adaptation) have therefore attracted attention as an alternative that makes domain-specific fine-tuning feasible even on consumer-grade GPUs with 16-24GB of VRAM.</w:t>
+        <w:t>Driven by the success of large language models (LLMs), Vision-Language Models (VLMs) that jointly understand images and text have advanced rapidly, led by systems such as GPT-4V and Gemini. These general-purpose VLMs perform well on question answering over natural images, but their performance tends to be limited in domains requiring specialist knowledge, such as medical imaging, because they lack an adequate grasp of medical terminology and of pathological and radiological findings. At the same time, retraining large models from scratch is not realistic in research and clinical environments with constrained GPU resources. Parameter-Efficient Fine-Tuning (PEFT) methods such as QLoRA (Quantized Low-Rank Adaptation) have therefore attracted attention as an alternative that makes domain-specific fine-tuning feasible even on consumer-grade GPUs with 16-24GB of VRAM.</w:t>
       </w:r>
     </w:p>
     <w:p>
@@ -10006,7 +9861,7 @@
         <w:jc w:val="left"/>
         <w:outlineLvl w:val="1"/>
       </w:pPr>
-      <w:bookmarkStart w:id="3" w:name="_Toc238299772"/>
+      <w:bookmarkStart w:id="3" w:name="_Toc238328718"/>
       <w:r>
         <w:rPr>
           <w:rFonts w:ascii="휴먼명조" w:eastAsia="휴먼명조" w:hAnsi="휴먼명조" w:cs="휴먼명조"/>
@@ -10366,14 +10221,7 @@
           <w:rFonts w:ascii="휴먼명조" w:eastAsia="휴먼명조" w:hAnsi="휴먼명조" w:cs="휴먼명조"/>
           <w:w w:val="97"/>
         </w:rPr>
-        <w:t xml:space="preserve">The null hypothesis for RQ3 was set against Optuna (TPE) rather than plain random search because the justification for adopting LLM-based HPO — natural-language explanation of search rationale, use of prior knowledge to understand the structure of the search space, and traceability of the reasons for configuration changes — holds only if such a method can compete with Bayesian optimization, which is already established as a practical standard, rather than merely being "better than random." Random search is </w:t>
-      </w:r>
-      <w:r>
-        <w:rPr>
-          <w:rFonts w:ascii="휴먼명조" w:eastAsia="휴먼명조" w:hAnsi="휴먼명조" w:cs="휴먼명조"/>
-          <w:w w:val="97"/>
-        </w:rPr>
-        <w:t>retained solely as a lower-bound reference.</w:t>
+        <w:t>The null hypothesis for RQ3 was set against Optuna (TPE) rather than plain random search because the justification for adopting LLM-based HPO — natural-language explanation of search rationale, use of prior knowledge to understand the structure of the search space, and traceability of the reasons for configuration changes — holds only if such a method can compete with Bayesian optimization, which is already established as a practical standard, rather than merely being "better than random." Random search is retained solely as a lower-bound reference.</w:t>
       </w:r>
     </w:p>
     <w:p>
@@ -10395,7 +10243,7 @@
         <w:jc w:val="left"/>
         <w:outlineLvl w:val="1"/>
       </w:pPr>
-      <w:bookmarkStart w:id="4" w:name="_Toc238299773"/>
+      <w:bookmarkStart w:id="4" w:name="_Toc238328719"/>
       <w:r>
         <w:rPr>
           <w:rFonts w:ascii="휴먼명조" w:eastAsia="휴먼명조" w:hAnsi="휴먼명조" w:cs="휴먼명조"/>
@@ -10438,14 +10286,7 @@
           <w:rFonts w:ascii="휴먼명조" w:eastAsia="휴먼명조" w:hAnsi="휴먼명조" w:cs="휴먼명조"/>
           <w:w w:val="97"/>
         </w:rPr>
-        <w:t>The principal limitations of the study are as follows; detailed grounds and mitigations are discussed in Section 5.3 of Chapter V. (1) Because the target datasets were released before the pretraining cut-off of the models, contamination of pretraining data is possible; this study therefore actively measures such contamination using the Min-K% Probability technique and separately verifies the robustness of its conclusions (see the contamination-robustness verification in Section 4.1.1). (2) Direct experiment</w:t>
-      </w:r>
-      <w:r>
-        <w:rPr>
-          <w:rFonts w:ascii="휴먼명조" w:eastAsia="휴먼명조" w:hAnsi="휴먼명조" w:cs="휴먼명조"/>
-          <w:w w:val="97"/>
-        </w:rPr>
-        <w:t>al comparison with existing medical-specialized VLMs such as LLaVA-Med and Med-Flamingo lies outside the scope of this study and is replaced by indirect comparison with figures reported in prior work. (3) Owing to GPU time and cost constraints, a max_steps ceiling was applied to QLoRA training, so that the effective training volume (in epoch terms) varies with dataset size.</w:t>
+        <w:t>The principal limitations of the study are as follows; detailed grounds and mitigations are discussed in Section 5.3 of Chapter V. (1) Because the target datasets were released before the pretraining cut-off of the models, contamination of pretraining data is possible; this study therefore actively measures such contamination using the Min-K% Probability technique and separately verifies the robustness of its conclusions (see the contamination-robustness verification in Section 4.1.1). (2) Direct experimental comparison with existing medical-specialized VLMs such as LLaVA-Med and Med-Flamingo lies outside the scope of this study and is replaced by indirect comparison with figures reported in prior work. (3) Owing to GPU time and cost constraints, a max_steps ceiling was applied to QLoRA training, so that the effective training volume (in epoch terms) varies with dataset size.</w:t>
       </w:r>
     </w:p>
     <w:p>
@@ -10454,7 +10295,7 @@
         <w:jc w:val="left"/>
         <w:outlineLvl w:val="1"/>
       </w:pPr>
-      <w:bookmarkStart w:id="5" w:name="_Toc238299774"/>
+      <w:bookmarkStart w:id="5" w:name="_Toc238328720"/>
       <w:r>
         <w:rPr>
           <w:rFonts w:ascii="휴먼명조" w:eastAsia="휴먼명조" w:hAnsi="휴먼명조" w:cs="휴먼명조"/>
@@ -10484,14 +10325,7 @@
           <w:w w:val="97"/>
         </w:rPr>
         <w:lastRenderedPageBreak/>
-        <w:t>optimization. Chapter III describes the experimental environment, the target models and datasets, the concrete design of the three-stage experiment (Phase 1 zero-shot baseline, Phase 2 QLoRA fine-tuning, Phase 3 autonomous HPO), and the evaluation and statistical analysis methods. Chapter IV presents the experimental results of each phase in accordance with RQ1-RQ3 and discusses them collectively. Chapter V summarizes the findings and presents the contributions, limitations, and directions for future resear</w:t>
-      </w:r>
-      <w:r>
-        <w:rPr>
-          <w:rFonts w:ascii="휴먼명조" w:eastAsia="휴먼명조" w:hAnsi="휴먼명조" w:cs="휴먼명조"/>
-          <w:w w:val="97"/>
-        </w:rPr>
-        <w:t>ch.</w:t>
+        <w:t>optimization. Chapter III describes the experimental environment, the target models and datasets, the concrete design of the three-stage experiment (Phase 1 zero-shot baseline, Phase 2 QLoRA fine-tuning, Phase 3 autonomous HPO), and the evaluation and statistical analysis methods. Chapter IV presents the experimental results of each phase in accordance with RQ1-RQ3 and discusses them collectively. Chapter V summarizes the findings and presents the contributions, limitations, and directions for future research.</w:t>
       </w:r>
     </w:p>
     <w:p>
@@ -10506,7 +10340,7 @@
         <w:jc w:val="center"/>
         <w:outlineLvl w:val="0"/>
       </w:pPr>
-      <w:bookmarkStart w:id="6" w:name="_Toc238299775"/>
+      <w:bookmarkStart w:id="6" w:name="_Toc238328721"/>
       <w:r>
         <w:rPr>
           <w:rFonts w:ascii="휴먼명조" w:eastAsia="휴먼명조" w:hAnsi="휴먼명조" w:cs="휴먼명조"/>
@@ -10529,7 +10363,7 @@
         <w:jc w:val="left"/>
         <w:outlineLvl w:val="1"/>
       </w:pPr>
-      <w:bookmarkStart w:id="7" w:name="_Toc238299776"/>
+      <w:bookmarkStart w:id="7" w:name="_Toc238328722"/>
       <w:r>
         <w:rPr>
           <w:rFonts w:ascii="휴먼명조" w:eastAsia="휴먼명조" w:hAnsi="휴먼명조" w:cs="휴먼명조"/>
@@ -10547,7 +10381,7 @@
         <w:jc w:val="left"/>
         <w:outlineLvl w:val="2"/>
       </w:pPr>
-      <w:bookmarkStart w:id="8" w:name="_Toc238299777"/>
+      <w:bookmarkStart w:id="8" w:name="_Toc238328723"/>
       <w:r>
         <w:rPr>
           <w:rFonts w:ascii="휴먼명조" w:eastAsia="휴먼명조" w:hAnsi="휴먼명조" w:cs="휴먼명조"/>
@@ -10568,21 +10402,7 @@
           <w:rFonts w:ascii="휴먼명조" w:eastAsia="휴먼명조" w:hAnsi="휴먼명조" w:cs="휴먼명조"/>
           <w:w w:val="97"/>
         </w:rPr>
-        <w:t>A Vision-Language Model (VLM) combines an image encoder with a large language model (LLM) so as to understand and generate visual and linguistic information jointly. Early multimodal learning centred on contrastive learning over image-text pairs to learn a shared embedding space. As the instruction-following capability of LLMs advanced, the dominant approach shifted to projecting image features into the input token space of an LLM and using instruction tuning to acquire visual question answering and descrip</w:t>
-      </w:r>
-      <w:r>
-        <w:rPr>
-          <w:rFonts w:ascii="휴먼명조" w:eastAsia="휴먼명조" w:hAnsi="휴먼명조" w:cs="휴먼명조"/>
-          <w:w w:val="97"/>
-        </w:rPr>
-        <w:t>tion generation abilities. LLaVA by Liu et al. [1] is a representative case in which an open-source LLM was fine-tuned on visual instruction data generated by GPT-4, achieving visual dialogue ability approaching that of commercial models; many subsequent VLM studies inherited this instruction-tuning paradigm. Commercial large-scale VLMs such as GPT-4V and Gemini have secured general-purpose visual understanding through vast parameter counts and training data, but their inference cost and deployment constrai</w:t>
-      </w:r>
-      <w:r>
-        <w:rPr>
-          <w:rFonts w:ascii="휴먼명조" w:eastAsia="휴먼명조" w:hAnsi="휴먼명조" w:cs="휴먼명조"/>
-          <w:w w:val="97"/>
-        </w:rPr>
-        <w:t>nts are correspondingly large, which limits their use on consumer-grade hardware.</w:t>
+        <w:t>A Vision-Language Model (VLM) combines an image encoder with a large language model (LLM) so as to understand and generate visual and linguistic information jointly. Early multimodal learning centred on contrastive learning over image-text pairs to learn a shared embedding space. As the instruction-following capability of LLMs advanced, the dominant approach shifted to projecting image features into the input token space of an LLM and using instruction tuning to acquire visual question answering and description generation abilities. LLaVA by Liu et al. [1] is a representative case in which an open-source LLM was fine-tuned on visual instruction data generated by GPT-4, achieving visual dialogue ability approaching that of commercial models; many subsequent VLM studies inherited this instruction-tuning paradigm. Commercial large-scale VLMs such as GPT-4V and Gemini have secured general-purpose visual understanding through vast parameter counts and training data, but their inference cost and deployment constraints are correspondingly large, which limits their use on consumer-grade hardware.</w:t>
       </w:r>
     </w:p>
     <w:p>
@@ -10591,7 +10411,7 @@
         <w:jc w:val="left"/>
         <w:outlineLvl w:val="2"/>
       </w:pPr>
-      <w:bookmarkStart w:id="9" w:name="_Toc238299778"/>
+      <w:bookmarkStart w:id="9" w:name="_Toc238328724"/>
       <w:r>
         <w:rPr>
           <w:rFonts w:ascii="휴먼명조" w:eastAsia="휴먼명조" w:hAnsi="휴먼명조" w:cs="휴먼명조"/>
@@ -10613,21 +10433,7 @@
           <w:w w:val="97"/>
         </w:rPr>
         <w:lastRenderedPageBreak/>
-        <w:t>The four models targeted in this study are all lightweight VLMs in the 2-3B class released in 2025-2026, each pursuing parameter efficiency in a different way. Qwen2.5-VL [2] is characterized by dynamic-resolution processing, which adjusts the number of visual tokens according to image size, and by an MRoPE extension that aligns temporal information to absolute time; it is strong at document parsing and multilingual OCR. Its successor, Qwen3-VL, expanded into dense (2B/4B/8B/32B) and Mixture-of-Experts (30B</w:t>
-      </w:r>
-      <w:r>
-        <w:rPr>
-          <w:rFonts w:ascii="휴먼명조" w:eastAsia="휴먼명조" w:hAnsi="휴먼명조" w:cs="휴먼명조"/>
-          <w:w w:val="97"/>
-        </w:rPr>
-        <w:t>-A3B/235B-A22B) families and introduced a "thinking mode" together with DeepStack-style multi-level fusion of visual features. SmolVLM2 [3] is an on-device-oriented architecture that combines a SigLIP image encoder with the SmolLM2 language model, focusing on extremely low memory usage (5.2GB for video inference in the 2.2B model). Gemma4-E2B (Google) is a Mixture-of-Experts-family structure that activates only 2.3B parameters at inference through Per-Layer Embeddings (PLE) while exploiting the expressive c</w:t>
-      </w:r>
-      <w:r>
-        <w:rPr>
-          <w:rFonts w:ascii="휴먼명조" w:eastAsia="휴먼명조" w:hAnsi="휴먼명조" w:cs="휴먼명조"/>
-          <w:w w:val="97"/>
-        </w:rPr>
-        <w:t>apacity of a 5.1B-class total parameter count; it is lightweight in terms of active parameters, but its stored parameter scale is larger than that of the other three models, an architectural difference whose implications for interpreting the results are discussed in Section 5.3 of Chapter V.</w:t>
+        <w:t>The four models targeted in this study are all lightweight VLMs in the 2-3B class released in 2025-2026, each pursuing parameter efficiency in a different way. Qwen2.5-VL [2] is characterized by dynamic-resolution processing, which adjusts the number of visual tokens according to image size, and by an MRoPE extension that aligns temporal information to absolute time; it is strong at document parsing and multilingual OCR. Its successor, Qwen3-VL, expanded into dense (2B/4B/8B/32B) and Mixture-of-Experts (30B-A3B/235B-A22B) families and introduced a "thinking mode" together with DeepStack-style multi-level fusion of visual features. SmolVLM2 [3] is an on-device-oriented architecture that combines a SigLIP image encoder with the SmolLM2 language model, focusing on extremely low memory usage (5.2GB for video inference in the 2.2B model). Gemma4-E2B (Google) is a Mixture-of-Experts-family structure that activates only 2.3B parameters at inference through Per-Layer Embeddings (PLE) while exploiting the expressive capacity of a 5.1B-class total parameter count; it is lightweight in terms of active parameters, but its stored parameter scale is larger than that of the other three models, an architectural difference whose implications for interpreting the results are discussed in Section 5.3 of Chapter V.</w:t>
       </w:r>
     </w:p>
     <w:p>
@@ -10636,7 +10442,7 @@
         <w:jc w:val="left"/>
         <w:outlineLvl w:val="1"/>
       </w:pPr>
-      <w:bookmarkStart w:id="10" w:name="_Toc238299779"/>
+      <w:bookmarkStart w:id="10" w:name="_Toc238328725"/>
       <w:r>
         <w:rPr>
           <w:rFonts w:ascii="휴먼명조" w:eastAsia="휴먼명조" w:hAnsi="휴먼명조" w:cs="휴먼명조"/>
@@ -10654,7 +10460,7 @@
         <w:jc w:val="left"/>
         <w:outlineLvl w:val="2"/>
       </w:pPr>
-      <w:bookmarkStart w:id="11" w:name="_Toc238299780"/>
+      <w:bookmarkStart w:id="11" w:name="_Toc238328726"/>
       <w:r>
         <w:rPr>
           <w:rFonts w:ascii="휴먼명조" w:eastAsia="휴먼명조" w:hAnsi="휴먼명조" w:cs="휴먼명조"/>
@@ -10683,14 +10489,7 @@
           <w:w w:val="97"/>
         </w:rPr>
         <w:lastRenderedPageBreak/>
-        <w:t>\mathbb{R}^{d \times r}$, with $r \ll \min(d,k)$. The forward pass is computed as $h = W_0 x + BAx$, and since only $A$ and $B$ are trained, the ratio of trainable to total parameters can be reduced dramatically (in Ablation B of this study, the trainable-parameter ratio at rank = 64 is approximately 0.2-1.6% of the total; see Section 4.2.3). The rank $r$ is the key hyperparameter governing the trade-off between expressive capacity and parameter efficiency, while alpha is a coefficient that scales $\Delta W</w:t>
-      </w:r>
-      <w:r>
-        <w:rPr>
-          <w:rFonts w:ascii="휴먼명조" w:eastAsia="휴먼명조" w:hAnsi="휴먼명조" w:cs="휴먼명조"/>
-          <w:w w:val="97"/>
-        </w:rPr>
-        <w:t>$ (multiplying $BAx$ by $\alpha/r$).</w:t>
+        <w:t>\mathbb{R}^{d \times r}$, with $r \ll \min(d,k)$. The forward pass is computed as $h = W_0 x + BAx$, and since only $A$ and $B$ are trained, the ratio of trainable to total parameters can be reduced dramatically (in Ablation B of this study, the trainable-parameter ratio at rank = 64 is approximately 0.2-1.6% of the total; see Section 4.2.3). The rank $r$ is the key hyperparameter governing the trade-off between expressive capacity and parameter efficiency, while alpha is a coefficient that scales $\Delta W$ (multiplying $BAx$ by $\alpha/r$).</w:t>
       </w:r>
     </w:p>
     <w:p>
@@ -10699,7 +10498,7 @@
         <w:jc w:val="left"/>
         <w:outlineLvl w:val="2"/>
       </w:pPr>
-      <w:bookmarkStart w:id="12" w:name="_Toc238299781"/>
+      <w:bookmarkStart w:id="12" w:name="_Toc238328727"/>
       <w:r>
         <w:rPr>
           <w:rFonts w:ascii="휴먼명조" w:eastAsia="휴먼명조" w:hAnsi="휴먼명조" w:cs="휴먼명조"/>
@@ -10720,14 +10519,7 @@
           <w:rFonts w:ascii="휴먼명조" w:eastAsia="휴먼명조" w:hAnsi="휴먼명조" w:cs="휴먼명조"/>
           <w:w w:val="97"/>
         </w:rPr>
-        <w:t xml:space="preserve">QLoRA [5] combines LoRA with 4-bit quantization to reduce VRAM usage further. Its core components are (1) 4-bit NormalFloat (NF4) quantization optimized for normally distributed weights, (2) double quantization, which quantizes the quantization constants themselves, and (3) a paged optimizer that offloads GPU memory spikes to the CPU. The base model is held fixed in 4-bit quantized form and only the LoRA adapter above it is trained at 16-bit precision; the original paper showed that this allows fine-tuning </w:t>
-      </w:r>
-      <w:r>
-        <w:rPr>
-          <w:rFonts w:ascii="휴먼명조" w:eastAsia="휴먼명조" w:hAnsi="휴먼명조" w:cs="휴먼명조"/>
-          <w:w w:val="97"/>
-        </w:rPr>
-        <w:t>of a 65B-class model on a single 48GB GPU while maintaining performance close to full 16-bit fine-tuning. This study applies the same QLoRA scheme (NF4 quantization + LoRA + paged AdamW 8-bit) to all four lightweight VLMs in order to verify the feasibility of medical-domain fine-tuning on consumer-class GPUs (Section 3.6). Execution took place on 24GB cards (RTX 4090 and 3090), and feasibility in the 16GB class is judged from measured peak VRAM (Section 3.2.1).</w:t>
+        <w:t>QLoRA [5] combines LoRA with 4-bit quantization to reduce VRAM usage further. Its core components are (1) 4-bit NormalFloat (NF4) quantization optimized for normally distributed weights, (2) double quantization, which quantizes the quantization constants themselves, and (3) a paged optimizer that offloads GPU memory spikes to the CPU. The base model is held fixed in 4-bit quantized form and only the LoRA adapter above it is trained at 16-bit precision; the original paper showed that this allows fine-tuning of a 65B-class model on a single 48GB GPU while maintaining performance close to full 16-bit fine-tuning. This study applies the same QLoRA scheme (NF4 quantization + LoRA + paged AdamW 8-bit) to all four lightweight VLMs in order to verify the feasibility of medical-domain fine-tuning on consumer-class GPUs (Section 3.6). Execution took place on 24GB cards (RTX 4090 and 3090), and feasibility in the 16GB class is judged from measured peak VRAM (Section 3.2.1).</w:t>
       </w:r>
     </w:p>
     <w:p>
@@ -10736,7 +10528,7 @@
         <w:jc w:val="left"/>
         <w:outlineLvl w:val="2"/>
       </w:pPr>
-      <w:bookmarkStart w:id="13" w:name="_Toc238299782"/>
+      <w:bookmarkStart w:id="13" w:name="_Toc238328728"/>
       <w:r>
         <w:rPr>
           <w:rFonts w:ascii="휴먼명조" w:eastAsia="휴먼명조" w:hAnsi="휴먼명조" w:cs="휴먼명조"/>
@@ -10758,14 +10550,7 @@
           <w:w w:val="97"/>
         </w:rPr>
         <w:lastRenderedPageBreak/>
-        <w:t xml:space="preserve">Besides LoRA and QLoRA, various PEFT methods have been proposed, including partial fine-tuning that trains only some layers, prefix tuning that prepends trainable prefix vectors to the input, and adapter approaches that insert small adapter modules between transformer layers. Compared with these, the advantages of the LoRA family are that (1) $BA$ can be merged into $W_0$ at inference time so that no additional latency is incurred, and (2) adapters can be stored and swapped independently, allowing a single </w:t>
-      </w:r>
-      <w:r>
-        <w:rPr>
-          <w:rFonts w:ascii="휴먼명조" w:eastAsia="휴먼명조" w:hAnsi="휴먼명조" w:cs="휴먼명조"/>
-          <w:w w:val="97"/>
-        </w:rPr>
-        <w:t>base model to be reused across multiple tasks. This study adopts LoRA/QLoRA because these two advantages are particularly favourable for the repeated hyperparameter search conducted on consumer GPUs (Section 3.7, Phase 3).</w:t>
+        <w:t>Besides LoRA and QLoRA, various PEFT methods have been proposed, including partial fine-tuning that trains only some layers, prefix tuning that prepends trainable prefix vectors to the input, and adapter approaches that insert small adapter modules between transformer layers. Compared with these, the advantages of the LoRA family are that (1) $BA$ can be merged into $W_0$ at inference time so that no additional latency is incurred, and (2) adapters can be stored and swapped independently, allowing a single base model to be reused across multiple tasks. This study adopts LoRA/QLoRA because these two advantages are particularly favourable for the repeated hyperparameter search conducted on consumer GPUs (Section 3.7, Phase 3).</w:t>
       </w:r>
     </w:p>
     <w:p>
@@ -10774,7 +10559,7 @@
         <w:jc w:val="left"/>
         <w:outlineLvl w:val="1"/>
       </w:pPr>
-      <w:bookmarkStart w:id="14" w:name="_Toc238299783"/>
+      <w:bookmarkStart w:id="14" w:name="_Toc238328729"/>
       <w:r>
         <w:rPr>
           <w:rFonts w:ascii="휴먼명조" w:eastAsia="휴먼명조" w:hAnsi="휴먼명조" w:cs="휴먼명조"/>
@@ -10792,7 +10577,7 @@
         <w:jc w:val="left"/>
         <w:outlineLvl w:val="2"/>
       </w:pPr>
-      <w:bookmarkStart w:id="15" w:name="_Toc238299784"/>
+      <w:bookmarkStart w:id="15" w:name="_Toc238328730"/>
       <w:r>
         <w:rPr>
           <w:rFonts w:ascii="휴먼명조" w:eastAsia="휴먼명조" w:hAnsi="휴먼명조" w:cs="휴먼명조"/>
@@ -10813,14 +10598,7 @@
           <w:rFonts w:ascii="휴먼명조" w:eastAsia="휴먼명조" w:hAnsi="휴먼명조" w:cs="휴먼명조"/>
           <w:w w:val="97"/>
         </w:rPr>
-        <w:t>Medical VQA is the task of generating a correct answer given a medical image (a pathology tissue slide, a radiological image, and so on) together with a natural-language question. Unlike general-domain VQA, it requires both an understanding of specialist medical terminology and fine-grained visual grounding of imaging findings. Question types divide broadly into (1) closed-ended questions answered yes/no or by selecting among options, and (2) open-ended questions requiring free-form answers; the two types d</w:t>
-      </w:r>
-      <w:r>
-        <w:rPr>
-          <w:rFonts w:ascii="휴먼명조" w:eastAsia="휴먼명조" w:hAnsi="휴먼명조" w:cs="휴먼명조"/>
-          <w:w w:val="97"/>
-        </w:rPr>
-        <w:t>iffer greatly in scoring method and difficulty, as confirmed empirically in Section 4.1.2.</w:t>
+        <w:t>Medical VQA is the task of generating a correct answer given a medical image (a pathology tissue slide, a radiological image, and so on) together with a natural-language question. Unlike general-domain VQA, it requires both an understanding of specialist medical terminology and fine-grained visual grounding of imaging findings. Question types divide broadly into (1) closed-ended questions answered yes/no or by selecting among options, and (2) open-ended questions requiring free-form answers; the two types differ greatly in scoring method and difficulty, as confirmed empirically in Section 4.1.2.</w:t>
       </w:r>
     </w:p>
     <w:p>
@@ -10829,7 +10607,7 @@
         <w:jc w:val="left"/>
         <w:outlineLvl w:val="2"/>
       </w:pPr>
-      <w:bookmarkStart w:id="16" w:name="_Toc238299785"/>
+      <w:bookmarkStart w:id="16" w:name="_Toc238328731"/>
       <w:r>
         <w:rPr>
           <w:rFonts w:ascii="휴먼명조" w:eastAsia="휴먼명조" w:hAnsi="휴먼명조" w:cs="휴먼명조"/>
@@ -10858,14 +10636,7 @@
           <w:w w:val="97"/>
         </w:rPr>
         <w:lastRenderedPageBreak/>
-        <w:t>answer pairs over 4,998 pathology tissue images extracted from pathology textbooks and the PEIR digital library, organized into seven question types modelled on the American Board of Pathology (ABP) certification examination format. SLAKE [7] combines 14,028 bilingual English-Chinese question-answer pairs over 642 radiology/CT images with a medical knowledge graph of 5,232 knowledge triplets. VQA-RAD [8] was the first dataset to collect questions that clinicians naturally raised while viewing radiological i</w:t>
-      </w:r>
-      <w:r>
-        <w:rPr>
-          <w:rFonts w:ascii="휴먼명조" w:eastAsia="휴먼명조" w:hAnsi="휴먼명조" w:cs="휴먼명조"/>
-          <w:w w:val="97"/>
-        </w:rPr>
-        <w:t>mages (CT/MRI/X-ray), containing roughly 3,500 question-answer pairs over 315 images.</w:t>
+        <w:t>answer pairs over 4,998 pathology tissue images extracted from pathology textbooks and the PEIR digital library, organized into seven question types modelled on the American Board of Pathology (ABP) certification examination format. SLAKE [7] combines 14,028 bilingual English-Chinese question-answer pairs over 642 radiology/CT images with a medical knowledge graph of 5,232 knowledge triplets. VQA-RAD [8] was the first dataset to collect questions that clinicians naturally raised while viewing radiological images (CT/MRI/X-ray), containing roughly 3,500 question-answer pairs over 315 images.</w:t>
       </w:r>
     </w:p>
     <w:p>
@@ -10874,7 +10645,7 @@
         <w:jc w:val="left"/>
         <w:outlineLvl w:val="2"/>
       </w:pPr>
-      <w:bookmarkStart w:id="17" w:name="_Toc238299786"/>
+      <w:bookmarkStart w:id="17" w:name="_Toc238328732"/>
       <w:r>
         <w:rPr>
           <w:rFonts w:ascii="휴먼명조" w:eastAsia="휴먼명조" w:hAnsi="휴먼명조" w:cs="휴먼명조"/>
@@ -10895,14 +10666,7 @@
           <w:rFonts w:ascii="휴먼명조" w:eastAsia="휴먼명조" w:hAnsi="휴먼명조" w:cs="휴먼명조"/>
           <w:w w:val="97"/>
         </w:rPr>
-        <w:t>Attempts to specialize general-purpose VLMs for the medical domain divide broadly into large-scale retraining and adaptation approaches. LLaVA-Med [9] generated GPT-4-based instruction data from large-scale biomedical figure-caption data in PubMed Central and adapted general-purpose LLaVA to the biomedical domain through curriculum learning. Med-Flamingo [10] performed continued pretraining of OpenFlamingo-9B on image-text data from medical papers and textbooks, acquiring the ability to adapt to medical VQA</w:t>
-      </w:r>
-      <w:r>
-        <w:rPr>
-          <w:rFonts w:ascii="휴먼명조" w:eastAsia="휴먼명조" w:hAnsi="휴먼명조" w:cs="휴먼명조"/>
-          <w:w w:val="97"/>
-        </w:rPr>
-        <w:t xml:space="preserve"> from only a few examples. CheXagent [11] is a foundation model composed of a clinical LLM, a visual encoder, and a cross-modal bridge network specialized for chest X-ray interpretation, representing an approach deeply specialized to one imaging sub-domain.</w:t>
+        <w:t>Attempts to specialize general-purpose VLMs for the medical domain divide broadly into large-scale retraining and adaptation approaches. LLaVA-Med [9] generated GPT-4-based instruction data from large-scale biomedical figure-caption data in PubMed Central and adapted general-purpose LLaVA to the biomedical domain through curriculum learning. Med-Flamingo [10] performed continued pretraining of OpenFlamingo-9B on image-text data from medical papers and textbooks, acquiring the ability to adapt to medical VQA from only a few examples. CheXagent [11] is a foundation model composed of a clinical LLM, a visual encoder, and a cross-modal bridge network specialized for chest X-ray interpretation, representing an approach deeply specialized to one imaging sub-domain.</w:t>
       </w:r>
     </w:p>
     <w:p>
@@ -10923,14 +10687,7 @@
           <w:w w:val="97"/>
         </w:rPr>
         <w:lastRenderedPageBreak/>
-        <w:t>instruction data. By contrast, this study fine-tunes 2-3B-class lightweight models with QLoRA using only small domain datasets (thousands to tens of thousands of samples), focusing on practical adaptability under constrained computational resources; the approach therefore differs in kind. Direct experimental comparison with these prior studies lies outside the present scope. However, since LLaVA-Med reports figures on the standard test splits of the same three datasets used here, an indirect comparison rest</w:t>
-      </w:r>
-      <w:r>
-        <w:rPr>
-          <w:rFonts w:ascii="휴먼명조" w:eastAsia="휴먼명조" w:hAnsi="휴먼명조" w:cs="휴먼명조"/>
-          <w:w w:val="97"/>
-        </w:rPr>
-        <w:t>ricted to closed-ended metrics — where the scoring criteria coincide — is presented in Section 4.4.6 (Table 4.4a) of Chapter IV. Open-ended metrics are excluded from comparison because the two scoring schemes differ fundamentally; the grounds and the remaining constraints are discussed in Section 5.3(2) of Chapter V.</w:t>
+        <w:t>instruction data. By contrast, this study fine-tunes 2-3B-class lightweight models with QLoRA using only small domain datasets (thousands to tens of thousands of samples), focusing on practical adaptability under constrained computational resources; the approach therefore differs in kind. Direct experimental comparison with these prior studies lies outside the present scope. However, since LLaVA-Med reports figures on the standard test splits of the same three datasets used here, an indirect comparison restricted to closed-ended metrics — where the scoring criteria coincide — is presented in Section 4.4.6 (Table 4.4a) of Chapter IV. Open-ended metrics are excluded from comparison because the two scoring schemes differ fundamentally; the grounds and the remaining constraints are discussed in Section 5.3(2) of Chapter V.</w:t>
       </w:r>
     </w:p>
     <w:p>
@@ -10939,7 +10696,7 @@
         <w:jc w:val="left"/>
         <w:outlineLvl w:val="1"/>
       </w:pPr>
-      <w:bookmarkStart w:id="18" w:name="_Toc238299787"/>
+      <w:bookmarkStart w:id="18" w:name="_Toc238328733"/>
       <w:r>
         <w:rPr>
           <w:rFonts w:ascii="휴먼명조" w:eastAsia="휴먼명조" w:hAnsi="휴먼명조" w:cs="휴먼명조"/>
@@ -10957,7 +10714,7 @@
         <w:jc w:val="left"/>
         <w:outlineLvl w:val="2"/>
       </w:pPr>
-      <w:bookmarkStart w:id="19" w:name="_Toc238299788"/>
+      <w:bookmarkStart w:id="19" w:name="_Toc238328734"/>
       <w:r>
         <w:rPr>
           <w:rFonts w:ascii="휴먼명조" w:eastAsia="휴먼명조" w:hAnsi="휴먼명조" w:cs="휴먼명조"/>
@@ -10978,14 +10735,7 @@
           <w:rFonts w:ascii="휴먼명조" w:eastAsia="휴먼명조" w:hAnsi="휴먼명조" w:cs="휴먼명조"/>
           <w:w w:val="97"/>
         </w:rPr>
-        <w:t>The simplest method of hyperparameter optimization (HPO) is grid search, which evaluates every combination on a predefined grid; the number of required evaluations, however, grows exponentially with the dimensionality of the search space. Bergstra and Bengio [12] showed theoretically and empirically that random sampling of combinations can yield substantially better — or equivalent — performance than grid search within the same computational budget, because the effective dimensionality of the hyperparameter</w:t>
-      </w:r>
-      <w:r>
-        <w:rPr>
-          <w:rFonts w:ascii="휴먼명조" w:eastAsia="휴먼명조" w:hAnsi="휴먼명조" w:cs="휴먼명조"/>
-          <w:w w:val="97"/>
-        </w:rPr>
-        <w:t xml:space="preserve">s that actually influence performance is often low. Bayesian optimization constructs a probabilistic surrogate model of the objective function from previous evaluations and selects the next evaluation point accordingly, aiming to find a better </w:t>
+        <w:t xml:space="preserve">The simplest method of hyperparameter optimization (HPO) is grid search, which evaluates every combination on a predefined grid; the number of required evaluations, however, grows exponentially with the dimensionality of the search space. Bergstra and Bengio [12] showed theoretically and empirically that random sampling of combinations can yield substantially better — or equivalent — performance than grid search within the same computational budget, because the effective dimensionality of the hyperparameters that actually influence performance is often low. Bayesian optimization constructs a probabilistic surrogate model of the objective function from previous evaluations and selects the next evaluation point accordingly, aiming to find a better </w:t>
       </w:r>
       <w:r>
         <w:rPr>
@@ -10993,14 +10743,7 @@
           <w:w w:val="97"/>
         </w:rPr>
         <w:lastRenderedPageBreak/>
-        <w:t>solution with fewer evaluations than grid or random search. Optuna [13], used as the control in this study, is a Bayesian optimization framework adopting the Tree-structured Parzen Estimator (TPE) algorithm, providing a define-by-run API that allows the search space t</w:t>
-      </w:r>
-      <w:r>
-        <w:rPr>
-          <w:rFonts w:ascii="휴먼명조" w:eastAsia="휴먼명조" w:hAnsi="휴먼명조" w:cs="휴먼명조"/>
-          <w:w w:val="97"/>
-        </w:rPr>
-        <w:t>o be defined dynamically at runtime together with efficient pruning strategies.</w:t>
+        <w:t>solution with fewer evaluations than grid or random search. Optuna [13], used as the control in this study, is a Bayesian optimization framework adopting the Tree-structured Parzen Estimator (TPE) algorithm, providing a define-by-run API that allows the search space to be defined dynamically at runtime together with efficient pruning strategies.</w:t>
       </w:r>
     </w:p>
     <w:p>
@@ -11013,14 +10756,7 @@
           <w:rFonts w:ascii="휴먼명조" w:eastAsia="휴먼명조" w:hAnsi="휴먼명조" w:cs="휴먼명조"/>
           <w:w w:val="97"/>
         </w:rPr>
-        <w:t>Among early-stopping-based methods, Hyperband [14] formulates HPO as a pure-exploration bandit problem by repeatedly applying successive halving, allocating little resource (training steps and the like) to unpromising configurations and progressively more to promising ones. For this method to hold, there must be a significant rank correlation between the early learning curve (performance over the first few steps) and final converged performance; Ablation A of Phase 2 in this study (learning curves by data r</w:t>
-      </w:r>
-      <w:r>
-        <w:rPr>
-          <w:rFonts w:ascii="휴먼명조" w:eastAsia="휴먼명조" w:hAnsi="휴먼명조" w:cs="휴먼명조"/>
-          <w:w w:val="97"/>
-        </w:rPr>
-        <w:t>atio, Section 4.2.2) provides grounds for observing a similar early-signal-to-final-performance relationship within its own experimental context.</w:t>
+        <w:t>Among early-stopping-based methods, Hyperband [14] formulates HPO as a pure-exploration bandit problem by repeatedly applying successive halving, allocating little resource (training steps and the like) to unpromising configurations and progressively more to promising ones. For this method to hold, there must be a significant rank correlation between the early learning curve (performance over the first few steps) and final converged performance; Ablation A of Phase 2 in this study (learning curves by data ratio, Section 4.2.2) provides grounds for observing a similar early-signal-to-final-performance relationship within its own experimental context.</w:t>
       </w:r>
     </w:p>
     <w:p>
@@ -11029,7 +10765,7 @@
         <w:jc w:val="left"/>
         <w:outlineLvl w:val="2"/>
       </w:pPr>
-      <w:bookmarkStart w:id="20" w:name="_Toc238299789"/>
+      <w:bookmarkStart w:id="20" w:name="_Toc238328735"/>
       <w:r>
         <w:rPr>
           <w:rFonts w:ascii="휴먼명조" w:eastAsia="휴먼명조" w:hAnsi="휴먼명조" w:cs="휴먼명조"/>
@@ -11050,14 +10786,7 @@
           <w:rFonts w:ascii="휴먼명조" w:eastAsia="휴먼명조" w:hAnsi="휴먼명조" w:cs="휴먼명조"/>
           <w:w w:val="97"/>
         </w:rPr>
-        <w:t>In contrast to Bayesian optimization, which relies on a numerical surrogate model, a scheme in which an LLM agent directly interprets previous experimental logs and proposes the next configuration through natural-language reasoning has recently been discussed as a new alternative for hyperparameter search. The theoretical distinctions of this approach can be summarized in three points: (1) the LLM can transfer knowledge across different tasks and architectures (cross-domain transfer) by drawing on domain kn</w:t>
-      </w:r>
-      <w:r>
-        <w:rPr>
-          <w:rFonts w:ascii="휴먼명조" w:eastAsia="휴먼명조" w:hAnsi="휴먼명조" w:cs="휴먼명조"/>
-          <w:w w:val="97"/>
-        </w:rPr>
-        <w:t xml:space="preserve">owledge acquired during pretraining; (2) unlike Bayesian optimization, which treats individual hyperparameters </w:t>
+        <w:t xml:space="preserve">In contrast to Bayesian optimization, which relies on a numerical surrogate model, a scheme in which an LLM agent directly interprets previous experimental logs and proposes the next configuration through natural-language reasoning has recently been discussed as a new alternative for hyperparameter search. The theoretical distinctions of this approach can be summarized in three points: (1) the LLM can transfer knowledge across different tasks and architectures (cross-domain transfer) by drawing on domain knowledge acquired during pretraining; (2) unlike Bayesian optimization, which treats individual hyperparameters </w:t>
       </w:r>
       <w:r>
         <w:rPr>
@@ -11065,21 +10794,7 @@
           <w:w w:val="97"/>
         </w:rPr>
         <w:lastRenderedPageBreak/>
-        <w:t>as independent variables, it can understand interactions among hyperparameters structurally on the basis of prior knowledge; and (3) it records the reason for changing a configuration explicitly in natural language, providing interpretability and traceability of the search process. The autoresearch-style loop adopted in this study (read previous results → propose the next configuration with a natur</w:t>
-      </w:r>
-      <w:r>
-        <w:rPr>
-          <w:rFonts w:ascii="휴먼명조" w:eastAsia="휴먼명조" w:hAnsi="휴먼명조" w:cs="휴먼명조"/>
-          <w:w w:val="97"/>
-        </w:rPr>
-        <w:t>al-language rationale → execute → record the result, Section 3.7) is the experimental apparatus by which RQ3 tests whether these three distinctions can in fact be combined with performance competitive against Bayesian optimization (Optuna/TPE). This is, however, less an established standard methodology than one instance of an emerging research current on the use of LLM agents for automating scientific experimentation; rather than claiming general superiority for the approach, this study focuses on empirical</w:t>
-      </w:r>
-      <w:r>
-        <w:rPr>
-          <w:rFonts w:ascii="휴먼명조" w:eastAsia="휴먼명조" w:hAnsi="휴먼명조" w:cs="휴먼명조"/>
-          <w:w w:val="97"/>
-        </w:rPr>
-        <w:t>ly verifying its competitiveness on the concrete task of medical VQA QLoRA tuning.</w:t>
+        <w:t>as independent variables, it can understand interactions among hyperparameters structurally on the basis of prior knowledge; and (3) it records the reason for changing a configuration explicitly in natural language, providing interpretability and traceability of the search process. The autoresearch-style loop adopted in this study (read previous results → propose the next configuration with a natural-language rationale → execute → record the result, Section 3.7) is the experimental apparatus by which RQ3 tests whether these three distinctions can in fact be combined with performance competitive against Bayesian optimization (Optuna/TPE). This is, however, less an established standard methodology than one instance of an emerging research current on the use of LLM agents for automating scientific experimentation; rather than claiming general superiority for the approach, this study focuses on empirically verifying its competitiveness on the concrete task of medical VQA QLoRA tuning.</w:t>
       </w:r>
     </w:p>
     <w:p>
@@ -11088,7 +10803,7 @@
         <w:jc w:val="left"/>
         <w:outlineLvl w:val="1"/>
       </w:pPr>
-      <w:bookmarkStart w:id="21" w:name="_Toc238299790"/>
+      <w:bookmarkStart w:id="21" w:name="_Toc238328736"/>
       <w:r>
         <w:rPr>
           <w:rFonts w:ascii="휴먼명조" w:eastAsia="휴먼명조" w:hAnsi="휴먼명조" w:cs="휴먼명조"/>
@@ -11148,7 +10863,7 @@
         <w:jc w:val="center"/>
         <w:outlineLvl w:val="0"/>
       </w:pPr>
-      <w:bookmarkStart w:id="22" w:name="_Toc238299791"/>
+      <w:bookmarkStart w:id="22" w:name="_Toc238328737"/>
       <w:r>
         <w:rPr>
           <w:rFonts w:ascii="휴먼명조" w:eastAsia="휴먼명조" w:hAnsi="휴먼명조" w:cs="휴먼명조"/>
@@ -11171,7 +10886,7 @@
         <w:jc w:val="left"/>
         <w:outlineLvl w:val="1"/>
       </w:pPr>
-      <w:bookmarkStart w:id="23" w:name="_Toc238299792"/>
+      <w:bookmarkStart w:id="23" w:name="_Toc238328738"/>
       <w:r>
         <w:rPr>
           <w:rFonts w:ascii="휴먼명조" w:eastAsia="휴먼명조" w:hAnsi="휴먼명조" w:cs="휴먼명조"/>
@@ -11193,14 +10908,7 @@
           <w:rFonts w:ascii="휴먼명조" w:eastAsia="휴먼명조" w:hAnsi="휴먼명조" w:cs="휴먼명조"/>
           <w:w w:val="97"/>
         </w:rPr>
-        <w:t xml:space="preserve">This study is designed as empirical research that verifies medical VQA domain adaptation of lightweight VLMs sequentially through a three-phase experiment. Phase 1 measures the zero-shot performance of the four models before fine-tuning in order to answer RQ1 (differences across models). Phase 2 applies QLoRA fine-tuning to verify RQ2 (the effect of fine-tuning) while simultaneously exploring the optimal QLoRA configuration (data scale, LoRA rank, target modules) through ablation studies. Phase 3 takes the </w:t>
-      </w:r>
-      <w:r>
-        <w:rPr>
-          <w:rFonts w:ascii="휴먼명조" w:eastAsia="휴먼명조" w:hAnsi="휴먼명조" w:cs="휴먼명조"/>
-          <w:w w:val="97"/>
-        </w:rPr>
-        <w:t>optimal configuration identified in Phase 2 as its starting point and compares four HPO strategies — Manual, Random Search, Optuna (TPE), and Autoresearch — to verify RQ3 (the competitiveness of autonomous search). Each phase has a sequential structure in which the results of the preceding phase (best model, optimal QLoRA configuration) become fixed conditions for the next.</w:t>
+        <w:t>This study is designed as empirical research that verifies medical VQA domain adaptation of lightweight VLMs sequentially through a three-phase experiment. Phase 1 measures the zero-shot performance of the four models before fine-tuning in order to answer RQ1 (differences across models). Phase 2 applies QLoRA fine-tuning to verify RQ2 (the effect of fine-tuning) while simultaneously exploring the optimal QLoRA configuration (data scale, LoRA rank, target modules) through ablation studies. Phase 3 takes the optimal configuration identified in Phase 2 as its starting point and compares four HPO strategies — Manual, Random Search, Optuna (TPE), and Autoresearch — to verify RQ3 (the competitiveness of autonomous search). Each phase has a sequential structure in which the results of the preceding phase (best model, optimal QLoRA configuration) become fixed conditions for the next.</w:t>
       </w:r>
     </w:p>
     <w:p>
@@ -11209,7 +10917,7 @@
         <w:jc w:val="left"/>
         <w:outlineLvl w:val="1"/>
       </w:pPr>
-      <w:bookmarkStart w:id="24" w:name="_Toc238299793"/>
+      <w:bookmarkStart w:id="24" w:name="_Toc238328739"/>
       <w:r>
         <w:rPr>
           <w:rFonts w:ascii="휴먼명조" w:eastAsia="휴먼명조" w:hAnsi="휴먼명조" w:cs="휴먼명조"/>
@@ -11227,7 +10935,7 @@
         <w:jc w:val="left"/>
         <w:outlineLvl w:val="2"/>
       </w:pPr>
-      <w:bookmarkStart w:id="25" w:name="_Toc238299794"/>
+      <w:bookmarkStart w:id="25" w:name="_Toc238328740"/>
       <w:r>
         <w:rPr>
           <w:rFonts w:ascii="휴먼명조" w:eastAsia="휴먼명조" w:hAnsi="휴먼명조" w:cs="휴먼명조"/>
@@ -11314,7 +11022,7 @@
         <w:jc w:val="left"/>
         <w:outlineLvl w:val="2"/>
       </w:pPr>
-      <w:bookmarkStart w:id="26" w:name="_Toc238299795"/>
+      <w:bookmarkStart w:id="26" w:name="_Toc238328741"/>
       <w:r>
         <w:rPr>
           <w:rFonts w:ascii="휴먼명조" w:eastAsia="휴먼명조" w:hAnsi="휴먼명조" w:cs="휴먼명조"/>
@@ -11335,14 +11043,7 @@
           <w:rFonts w:ascii="휴먼명조" w:eastAsia="휴먼명조" w:hAnsi="휴먼명조" w:cs="휴먼명조"/>
           <w:w w:val="97"/>
         </w:rPr>
-        <w:t>Model loading and QLoRA fine-tuning used the HuggingFace transformers library together with the unsloth backend for accelerated 4-bit quantized training, with LoRA adapters configured through the peft library. The Bayesian optimization control in Phase 3 used Optuna (TPE sampler), and experiment management and logging used wandb. BERTScore computation for scoring open-ended responses used the bert-score library (roberta-large / BioBERT backbones), and statistical analysis used scipy and statsmodels (Mixed-E</w:t>
-      </w:r>
-      <w:r>
-        <w:rPr>
-          <w:rFonts w:ascii="휴먼명조" w:eastAsia="휴먼명조" w:hAnsi="휴먼명조" w:cs="휴먼명조"/>
-          <w:w w:val="97"/>
-        </w:rPr>
-        <w:t xml:space="preserve">ffects Model). The LLM </w:t>
+        <w:t xml:space="preserve">Model loading and QLoRA fine-tuning used the HuggingFace transformers library together with the unsloth backend for accelerated 4-bit quantized training, with LoRA adapters configured through the peft library. The Bayesian optimization control in Phase 3 used Optuna (TPE sampler), and experiment management and logging used wandb. BERTScore computation for scoring open-ended responses used the bert-score library (roberta-large / BioBERT backbones), and statistical analysis used scipy and statsmodels (Mixed-Effects Model). The LLM </w:t>
       </w:r>
       <w:r>
         <w:rPr>
@@ -11359,7 +11060,7 @@
         <w:jc w:val="left"/>
         <w:outlineLvl w:val="1"/>
       </w:pPr>
-      <w:bookmarkStart w:id="27" w:name="_Toc238299796"/>
+      <w:bookmarkStart w:id="27" w:name="_Toc238328742"/>
       <w:r>
         <w:rPr>
           <w:rFonts w:ascii="휴먼명조" w:eastAsia="휴먼명조" w:hAnsi="휴먼명조" w:cs="휴먼명조"/>
@@ -11395,7 +11096,7 @@
           <w:rFonts w:hint="eastAsia"/>
         </w:rPr>
       </w:pPr>
-      <w:bookmarkStart w:id="28" w:name="_Toc238299844"/>
+      <w:bookmarkStart w:id="28" w:name="_Toc238328790"/>
       <w:r>
         <w:rPr>
           <w:rFonts w:eastAsia="휴먼명조" w:cs="휴먼명조"/>
@@ -11845,14 +11546,7 @@
           <w:rFonts w:ascii="휴먼명조" w:eastAsia="휴먼명조" w:hAnsi="휴먼명조" w:cs="휴먼명조"/>
           <w:w w:val="97"/>
         </w:rPr>
-        <w:t>The selection criteria were threefold: (1) QLoRA fine-tuning must be feasible within 16GB of VRAM (an a priori expectation, confirmed post hoc from measured peak VRAM - Section 3.2.1); (2) the license must be Apache 2.0 or MIT so that research use is unrestricted; and (3) the model must have sufficient community and framework support. Gemma4-E2B was included because its Mixture-of-Experts-family PLE technique activates only 2.3B parameters at inference while providing 5.1B-class expressive capacity; the inf</w:t>
-      </w:r>
-      <w:r>
-        <w:rPr>
-          <w:rFonts w:ascii="휴먼명조" w:eastAsia="휴먼명조" w:hAnsi="휴먼명조" w:cs="휴먼명조"/>
-          <w:w w:val="97"/>
-        </w:rPr>
-        <w:t>luence of this architectural characteristic on the interpretation of results is discussed separately in Section 5.3 of Chapter V.</w:t>
+        <w:t>The selection criteria were threefold: (1) QLoRA fine-tuning must be feasible within 16GB of VRAM (an a priori expectation, confirmed post hoc from measured peak VRAM - Section 3.2.1); (2) the license must be Apache 2.0 or MIT so that research use is unrestricted; and (3) the model must have sufficient community and framework support. Gemma4-E2B was included because its Mixture-of-Experts-family PLE technique activates only 2.3B parameters at inference while providing 5.1B-class expressive capacity; the influence of this architectural characteristic on the interpretation of results is discussed separately in Section 5.3 of Chapter V.</w:t>
       </w:r>
     </w:p>
     <w:p>
@@ -11861,7 +11555,7 @@
         <w:jc w:val="left"/>
         <w:outlineLvl w:val="1"/>
       </w:pPr>
-      <w:bookmarkStart w:id="29" w:name="_Toc238299797"/>
+      <w:bookmarkStart w:id="29" w:name="_Toc238328743"/>
       <w:r>
         <w:rPr>
           <w:rFonts w:ascii="휴먼명조" w:eastAsia="휴먼명조" w:hAnsi="휴먼명조" w:cs="휴먼명조"/>
@@ -11898,7 +11592,7 @@
           <w:rFonts w:hint="eastAsia"/>
         </w:rPr>
       </w:pPr>
-      <w:bookmarkStart w:id="30" w:name="_Toc238299845"/>
+      <w:bookmarkStart w:id="30" w:name="_Toc238328791"/>
       <w:r>
         <w:rPr>
           <w:rFonts w:eastAsia="휴먼명조" w:cs="휴먼명조"/>
@@ -12442,14 +12136,7 @@
           <w:rFonts w:ascii="휴먼명조" w:eastAsia="휴먼명조" w:hAnsi="휴먼명조" w:cs="휴먼명조"/>
           <w:w w:val="97"/>
         </w:rPr>
-        <w:t>: PathVQA (2018), SLAKE (2021), and VQA-RAD (2018) were all released before the pretraining cut-off of the target models (2025-2026), so the possibility of pretraining data contamination cannot be excluded. This study measures such contamination actively using the Min-K% Probability Attack [15]. The mean token-level log-probability of the lowest K% (K = 20) of tokens in each sample's gold answer text is used as the contamination indicator — on the theory that samples exposed during pretraining exhibit highe</w:t>
-      </w:r>
-      <w:r>
-        <w:rPr>
-          <w:rFonts w:ascii="휴먼명조" w:eastAsia="휴먼명조" w:hAnsi="휴먼명조" w:cs="휴먼명조"/>
-          <w:w w:val="97"/>
-        </w:rPr>
-        <w:t xml:space="preserve">r mean probability — and samples in the top 5% within a dataset are classified as suspected contamination, after which the principal conclusion (RQ1) is re-verified on the reduced sample set with those samples removed (see the contamination-robustness verification in Section 4.1.1). The procedure and interpretation criteria (a difference of less than 1%p between original and reduced results is deemed robust, 1-5%p is stated as a limitation, </w:t>
+        <w:t xml:space="preserve">: PathVQA (2018), SLAKE (2021), and VQA-RAD (2018) were all released before the pretraining cut-off of the target models (2025-2026), so the possibility of pretraining data contamination cannot be excluded. This study measures such contamination actively using the Min-K% Probability Attack [15]. The mean token-level log-probability of the lowest K% (K = 20) of tokens in each sample's gold answer text is used as the contamination indicator — on the theory that samples exposed during pretraining exhibit higher mean probability — and samples in the top 5% within a dataset are classified as suspected contamination, after which the principal conclusion (RQ1) is re-verified on the reduced sample set with those samples removed (see the contamination-robustness verification in Section 4.1.1). The procedure and interpretation criteria (a difference of less than 1%p between original and reduced results is deemed robust, 1-5%p is stated as a limitation, </w:t>
       </w:r>
       <w:r>
         <w:rPr>
@@ -12457,14 +12144,7 @@
           <w:w w:val="97"/>
         </w:rPr>
         <w:lastRenderedPageBreak/>
-        <w:t>and more than 5%p requires reconsideration of the conclusion) are i</w:t>
-      </w:r>
-      <w:r>
-        <w:rPr>
-          <w:rFonts w:ascii="휴먼명조" w:eastAsia="휴먼명조" w:hAnsi="휴먼명조" w:cs="휴먼명조"/>
-          <w:w w:val="97"/>
-        </w:rPr>
-        <w:t>mplemented in scripts/measure_contamination.py.</w:t>
+        <w:t>and more than 5%p requires reconsideration of the conclusion) are implemented in scripts/measure_contamination.py.</w:t>
       </w:r>
     </w:p>
     <w:p>
@@ -12473,7 +12153,7 @@
         <w:jc w:val="left"/>
         <w:outlineLvl w:val="1"/>
       </w:pPr>
-      <w:bookmarkStart w:id="31" w:name="_Toc238299798"/>
+      <w:bookmarkStart w:id="31" w:name="_Toc238328744"/>
       <w:r>
         <w:rPr>
           <w:rFonts w:ascii="휴먼명조" w:eastAsia="휴먼명조" w:hAnsi="휴먼명조" w:cs="휴먼명조"/>
@@ -12495,14 +12175,7 @@
           <w:rFonts w:ascii="휴먼명조" w:eastAsia="휴먼명조" w:hAnsi="휴먼명조" w:cs="휴먼명조"/>
           <w:w w:val="97"/>
         </w:rPr>
-        <w:t xml:space="preserve">Zero-shot performance before fine-tuning was measured for 4 models × 3 datasets = 12 conditions. Because evaluation uses greedy decoding, it is deterministic: changing the seed does not change the result, so repeated trials are meaningless. Evaluation therefore used a single seed (42), and uncertainty is reported as a bootstrap 95% confidence interval over the per-sample correct/incorrect decisions of each condition. Since the four models are evaluated on an identical test set, comparison across models has </w:t>
-      </w:r>
-      <w:r>
-        <w:rPr>
-          <w:rFonts w:ascii="휴먼명조" w:eastAsia="휴먼명조" w:hAnsi="휴먼명조" w:cs="휴먼명조"/>
-          <w:w w:val="97"/>
-        </w:rPr>
-        <w:t>a paired structure; accordingly, Cochran's Q test (binary correctness on a shared test set, H0: equal accuracy) and pairwise McNemar post-hoc tests with Bonferroni correction were used instead of ANOVA, which assumes independent samples.</w:t>
+        <w:t>Zero-shot performance before fine-tuning was measured for 4 models × 3 datasets = 12 conditions. Because evaluation uses greedy decoding, it is deterministic: changing the seed does not change the result, so repeated trials are meaningless. Evaluation therefore used a single seed (42), and uncertainty is reported as a bootstrap 95% confidence interval over the per-sample correct/incorrect decisions of each condition. Since the four models are evaluated on an identical test set, comparison across models has a paired structure; accordingly, Cochran's Q test (binary correctness on a shared test set, H0: equal accuracy) and pairwise McNemar post-hoc tests with Bonferroni correction were used instead of ANOVA, which assumes independent samples.</w:t>
       </w:r>
     </w:p>
     <w:p>
@@ -12524,7 +12197,7 @@
         <w:jc w:val="left"/>
         <w:outlineLvl w:val="1"/>
       </w:pPr>
-      <w:bookmarkStart w:id="32" w:name="_Toc238299799"/>
+      <w:bookmarkStart w:id="32" w:name="_Toc238328745"/>
       <w:r>
         <w:rPr>
           <w:rFonts w:ascii="휴먼명조" w:eastAsia="휴먼명조" w:hAnsi="휴먼명조" w:cs="휴먼명조"/>
@@ -12560,7 +12233,7 @@
           <w:rFonts w:hint="eastAsia"/>
         </w:rPr>
       </w:pPr>
-      <w:bookmarkStart w:id="33" w:name="_Toc238299846"/>
+      <w:bookmarkStart w:id="33" w:name="_Toc238328792"/>
       <w:r>
         <w:rPr>
           <w:rFonts w:eastAsia="휴먼명조" w:cs="휴먼명조"/>
@@ -13122,14 +12795,7 @@
           <w:rFonts w:ascii="휴먼명조" w:eastAsia="휴먼명조" w:hAnsi="휴먼명조" w:cs="휴먼명조"/>
           <w:w w:val="97"/>
         </w:rPr>
-        <w:t xml:space="preserve"> is measured in two ways. (A) Change in general capability: the rate of accuracy decrease before and after fine-tuning is measured on a VQAv2 validation subset (2,000 samples) across all 12 conditions. (B) Cross-dataset generalization within the medical domain: evaluation on a dataset other than the training dataset (for example, train on PathVQA → evaluate on SLAKE/VQA-RAD), giving 12 conditions × 2 cross-datasets = 24 additional evaluations. Because PathVQA (pathology) and SLAKE/VQA-RAD (radiology) differ</w:t>
-      </w:r>
-      <w:r>
-        <w:rPr>
-          <w:rFonts w:ascii="휴먼명조" w:eastAsia="휴먼명조" w:hAnsi="휴먼명조" w:cs="휴먼명조"/>
-          <w:w w:val="97"/>
-        </w:rPr>
-        <w:t xml:space="preserve"> in image domain itself, the results of (B) are interpreted as a domain-generalization gap rather than as catastrophic forgetting in the strict sense (Section 4.2.5).</w:t>
+        <w:t xml:space="preserve"> is measured in two ways. (A) Change in general capability: the rate of accuracy decrease before and after fine-tuning is measured on a VQAv2 validation subset (2,000 samples) across all 12 conditions. (B) Cross-dataset generalization within the medical domain: evaluation on a dataset other than the training dataset (for example, train on PathVQA → evaluate on SLAKE/VQA-RAD), giving 12 conditions × 2 cross-datasets = 24 additional evaluations. Because PathVQA (pathology) and SLAKE/VQA-RAD (radiology) differ in image domain itself, the results of (B) are interpreted as a domain-generalization gap rather than as catastrophic forgetting in the strict sense (Section 4.2.5).</w:t>
       </w:r>
     </w:p>
     <w:p>
@@ -13138,7 +12804,7 @@
         <w:jc w:val="left"/>
         <w:outlineLvl w:val="1"/>
       </w:pPr>
-      <w:bookmarkStart w:id="34" w:name="_Toc238299800"/>
+      <w:bookmarkStart w:id="34" w:name="_Toc238328746"/>
       <w:r>
         <w:rPr>
           <w:rFonts w:ascii="휴먼명조" w:eastAsia="휴먼명조" w:hAnsi="휴먼명조" w:cs="휴먼명조"/>
@@ -13174,7 +12840,7 @@
           <w:rFonts w:hint="eastAsia"/>
         </w:rPr>
       </w:pPr>
-      <w:bookmarkStart w:id="35" w:name="_Toc238299847"/>
+      <w:bookmarkStart w:id="35" w:name="_Toc238328793"/>
       <w:r>
         <w:rPr>
           <w:rFonts w:eastAsia="휴먼명조" w:cs="휴먼명조"/>
@@ -13792,14 +13458,7 @@
           <w:w w:val="97"/>
         </w:rPr>
         <w:lastRenderedPageBreak/>
-        <w:t>run) / Random Search (random sampling) / Optuna TPE (Bayesian optimization) / Autoresearch (autonomous search by an LLM agent). Autoresearch repeats a loop that (1) reads the previous experimental results (results.tsv), (2) proposes the next configuration together with a natural-language rationale (config.yaml + rationale.md), (3) performs a git commit, (4) runs fixed training, (5) evaluates on the validation set, and (6) retains the configuration if performanc</w:t>
-      </w:r>
-      <w:r>
-        <w:rPr>
-          <w:rFonts w:ascii="휴먼명조" w:eastAsia="휴먼명조" w:hAnsi="휴먼명조" w:cs="휴먼명조"/>
-          <w:w w:val="97"/>
-        </w:rPr>
-        <w:t>e improves and discards it otherwise.</w:t>
+        <w:t>run) / Random Search (random sampling) / Optuna TPE (Bayesian optimization) / Autoresearch (autonomous search by an LLM agent). Autoresearch repeats a loop that (1) reads the previous experimental results (results.tsv), (2) proposes the next configuration together with a natural-language rationale (config.yaml + rationale.md), (3) performs a git commit, (4) runs fixed training, (5) evaluates on the validation set, and (6) retains the configuration if performance improves and discards it otherwise.</w:t>
       </w:r>
     </w:p>
     <w:p>
@@ -13827,14 +13486,7 @@
           <w:rFonts w:ascii="휴먼명조" w:eastAsia="휴먼명조" w:hAnsi="휴먼명조" w:cs="휴먼명조"/>
           <w:w w:val="97"/>
         </w:rPr>
-        <w:t xml:space="preserve"> (on the local dual-GPU workstation, for timing measurement only and not reported in this thesis), however, indicated on a wall-clock basis — counting not only training but also validation and final test evaluation time — that the original scale would require roughly 24-25 days even with two GPUs in parallel. The number of repeats (10), which is the unit of statistical testing and the basis of run-level statistical power, was therefore preserved, while the number of search trials per strategy was reduced fr</w:t>
-      </w:r>
-      <w:r>
-        <w:rPr>
-          <w:rFonts w:ascii="휴먼명조" w:eastAsia="휴먼명조" w:hAnsi="휴먼명조" w:cs="휴먼명조"/>
-          <w:w w:val="97"/>
-        </w:rPr>
-        <w:t xml:space="preserve">om 40 to 20, halving the total time to approximately 12.8 days. </w:t>
+        <w:t xml:space="preserve"> (on the local dual-GPU workstation, for timing measurement only and not reported in this thesis), however, indicated on a wall-clock basis — counting not only training but also validation and final test evaluation time — that the original scale would require roughly 24-25 days even with two GPUs in parallel. The number of repeats (10), which is the unit of statistical testing and the basis of run-level statistical power, was therefore preserved, while the number of search trials per strategy was reduced from 40 to 20, halving the total time to approximately 12.8 days. </w:t>
       </w:r>
       <w:r>
         <w:rPr>
@@ -13886,14 +13538,7 @@
           <w:rFonts w:ascii="휴먼명조" w:eastAsia="휴먼명조" w:hAnsi="휴먼명조" w:cs="휴먼명조"/>
           <w:w w:val="97"/>
         </w:rPr>
-        <w:t xml:space="preserve"> was conducted separately (Section 4.3.5). This is not part of the four-strategy same-condition comparison but a follow-up intervention designed to test whether the duplicate-proposal phenomenon of Section 4.3.4 dissolves once the prompt-implementation inconsistencies identified in Section 5.3(8) are removed. The search space, model, dataset, max_steps, and repetition count were held identical to the original, and only the five configuration inconsistencies were corrected; the original condition was preserv</w:t>
-      </w:r>
-      <w:r>
-        <w:rPr>
-          <w:rFonts w:ascii="휴먼명조" w:eastAsia="휴먼명조" w:hAnsi="휴먼명조" w:cs="휴먼명조"/>
-          <w:w w:val="97"/>
-        </w:rPr>
-        <w:t xml:space="preserve">ed intact for reproducibility. </w:t>
+        <w:t xml:space="preserve"> was conducted separately (Section 4.3.5). This is not part of the four-strategy same-condition comparison but a follow-up intervention designed to test whether the duplicate-proposal phenomenon of Section 4.3.4 dissolves once the prompt-implementation inconsistencies identified in Section 5.3(8) are removed. The search space, model, dataset, max_steps, and repetition count were held identical to the original, and only the five configuration inconsistencies were corrected; the original condition was preserved intact for reproducibility. </w:t>
       </w:r>
       <w:r>
         <w:rPr>
@@ -13922,14 +13567,7 @@
           <w:rFonts w:ascii="휴먼명조" w:eastAsia="휴먼명조" w:hAnsi="휴먼명조" w:cs="휴먼명조"/>
           <w:w w:val="97"/>
         </w:rPr>
-        <w:t xml:space="preserve"> Because Autoresearch and Optuna are sequential optimizers, trials within the same run are dependent (the result of trial t influences the proposal at t+1), violating the assumption of independent observations. The unit of testing is the 10 final performance values obtained from the 10 independent repeats of each strategy, analysed with the Kruskal-Wallis test (four-group comparison), the Mann-Whitney U test (pairwise, Autoresearch vs Optuna), and BCa bootstrap 95% CIs. Trial-level data are used only for vi</w:t>
-      </w:r>
-      <w:r>
-        <w:rPr>
-          <w:rFonts w:ascii="휴먼명조" w:eastAsia="휴먼명조" w:hAnsi="휴먼명조" w:cs="휴먼명조"/>
-          <w:w w:val="97"/>
-        </w:rPr>
-        <w:t>sualization such as anytime performance curves.</w:t>
+        <w:t xml:space="preserve"> Because Autoresearch and Optuna are sequential optimizers, trials within the same run are dependent (the result of trial t influences the proposal at t+1), violating the assumption of independent observations. The unit of testing is the 10 final performance values obtained from the 10 independent repeats of each strategy, analysed with the Kruskal-Wallis test (four-group comparison), the Mann-Whitney U test (pairwise, Autoresearch vs Optuna), and BCa bootstrap 95% CIs. Trial-level data are used only for visualization such as anytime performance curves.</w:t>
       </w:r>
     </w:p>
     <w:p>
@@ -13938,7 +13576,7 @@
         <w:jc w:val="left"/>
         <w:outlineLvl w:val="1"/>
       </w:pPr>
-      <w:bookmarkStart w:id="36" w:name="_Toc238299801"/>
+      <w:bookmarkStart w:id="36" w:name="_Toc238328747"/>
       <w:r>
         <w:rPr>
           <w:rFonts w:ascii="휴먼명조" w:eastAsia="휴먼명조" w:hAnsi="휴먼명조" w:cs="휴먼명조"/>
@@ -13956,7 +13594,7 @@
         <w:jc w:val="left"/>
         <w:outlineLvl w:val="2"/>
       </w:pPr>
-      <w:bookmarkStart w:id="37" w:name="_Toc238299802"/>
+      <w:bookmarkStart w:id="37" w:name="_Toc238328748"/>
       <w:r>
         <w:rPr>
           <w:rFonts w:ascii="휴먼명조" w:eastAsia="휴먼명조" w:hAnsi="휴먼명조" w:cs="휴먼명조"/>
@@ -13987,7 +13625,7 @@
         <w:jc w:val="left"/>
         <w:outlineLvl w:val="2"/>
       </w:pPr>
-      <w:bookmarkStart w:id="38" w:name="_Toc238299803"/>
+      <w:bookmarkStart w:id="38" w:name="_Toc238328749"/>
       <w:r>
         <w:rPr>
           <w:rFonts w:ascii="휴먼명조" w:eastAsia="휴먼명조" w:hAnsi="휴먼명조" w:cs="휴먼명조"/>
@@ -14017,7 +13655,7 @@
         <w:jc w:val="left"/>
         <w:outlineLvl w:val="2"/>
       </w:pPr>
-      <w:bookmarkStart w:id="39" w:name="_Toc238299804"/>
+      <w:bookmarkStart w:id="39" w:name="_Toc238328750"/>
       <w:r>
         <w:rPr>
           <w:rFonts w:ascii="휴먼명조" w:eastAsia="휴먼명조" w:hAnsi="휴먼명조" w:cs="휴먼명조"/>
@@ -14094,7 +13732,7 @@
         <w:jc w:val="left"/>
         <w:outlineLvl w:val="2"/>
       </w:pPr>
-      <w:bookmarkStart w:id="40" w:name="_Toc238299805"/>
+      <w:bookmarkStart w:id="40" w:name="_Toc238328751"/>
       <w:r>
         <w:rPr>
           <w:rFonts w:ascii="휴먼명조" w:eastAsia="휴먼명조" w:hAnsi="휴먼명조" w:cs="휴먼명조"/>
@@ -14115,14 +13753,7 @@
           <w:rFonts w:ascii="휴먼명조" w:eastAsia="휴먼명조" w:hAnsi="휴먼명조" w:cs="휴먼명조"/>
           <w:w w:val="97"/>
         </w:rPr>
-        <w:t>Given the sample-size limitation of n = 9 (3 datasets × 3 seeds), the test of the fine-tuning effect in Phase 2 uses three methods in parallel: (1) a paired t-test with Cohen's d (the conventional comparison), (2) a 95% CI for Cohen's d obtained by BCa bootstrap with 10,000 resamples (robust estimation), and (3) the Wilcoxon signed-rank test (non-parametric). A Mixed-Effects Model pooling the four models (accuracy ~ condition + dataset, group = seed) is additionally applied as a supplement; however, because</w:t>
-      </w:r>
-      <w:r>
-        <w:rPr>
-          <w:rFonts w:ascii="휴먼명조" w:eastAsia="휴먼명조" w:hAnsi="휴먼명조" w:cs="휴먼명조"/>
-          <w:w w:val="97"/>
-        </w:rPr>
-        <w:t xml:space="preserve"> heterogeneous effects across models may cancel in a pooled estimate, the triple verification performed per model is treated as the primary evidence and the MEM result is used only as supporting explanation — a phenomenon actually observed in Section 4.2.1.</w:t>
+        <w:t>Given the sample-size limitation of n = 9 (3 datasets × 3 seeds), the test of the fine-tuning effect in Phase 2 uses three methods in parallel: (1) a paired t-test with Cohen's d (the conventional comparison), (2) a 95% CI for Cohen's d obtained by BCa bootstrap with 10,000 resamples (robust estimation), and (3) the Wilcoxon signed-rank test (non-parametric). A Mixed-Effects Model pooling the four models (accuracy ~ condition + dataset, group = seed) is additionally applied as a supplement; however, because heterogeneous effects across models may cancel in a pooled estimate, the triple verification performed per model is treated as the primary evidence and the MEM result is used only as supporting explanation — a phenomenon actually observed in Section 4.2.1.</w:t>
       </w:r>
     </w:p>
     <w:p>
@@ -14131,7 +13762,7 @@
         <w:jc w:val="left"/>
         <w:outlineLvl w:val="2"/>
       </w:pPr>
-      <w:bookmarkStart w:id="41" w:name="_Toc238299806"/>
+      <w:bookmarkStart w:id="41" w:name="_Toc238328752"/>
       <w:r>
         <w:rPr>
           <w:rFonts w:ascii="휴먼명조" w:eastAsia="휴먼명조" w:hAnsi="휴먼명조" w:cs="휴먼명조"/>
@@ -14167,7 +13798,7 @@
         <w:jc w:val="center"/>
         <w:outlineLvl w:val="0"/>
       </w:pPr>
-      <w:bookmarkStart w:id="42" w:name="_Toc238299807"/>
+      <w:bookmarkStart w:id="42" w:name="_Toc238328753"/>
       <w:r>
         <w:rPr>
           <w:rFonts w:ascii="휴먼명조" w:eastAsia="휴먼명조" w:hAnsi="휴먼명조" w:cs="휴먼명조"/>
@@ -14190,7 +13821,7 @@
         <w:jc w:val="left"/>
         <w:outlineLvl w:val="1"/>
       </w:pPr>
-      <w:bookmarkStart w:id="43" w:name="_Toc238299808"/>
+      <w:bookmarkStart w:id="43" w:name="_Toc238328754"/>
       <w:r>
         <w:rPr>
           <w:rFonts w:ascii="휴먼명조" w:eastAsia="휴먼명조" w:hAnsi="휴먼명조" w:cs="휴먼명조"/>
@@ -14221,7 +13852,7 @@
         <w:jc w:val="left"/>
         <w:outlineLvl w:val="2"/>
       </w:pPr>
-      <w:bookmarkStart w:id="44" w:name="_Toc238299809"/>
+      <w:bookmarkStart w:id="44" w:name="_Toc238328755"/>
       <w:r>
         <w:rPr>
           <w:rFonts w:ascii="휴먼명조" w:eastAsia="휴먼명조" w:hAnsi="휴먼명조" w:cs="휴먼명조"/>
@@ -14243,7 +13874,7 @@
           <w:rFonts w:hint="eastAsia"/>
         </w:rPr>
       </w:pPr>
-      <w:bookmarkStart w:id="45" w:name="_Toc238299848"/>
+      <w:bookmarkStart w:id="45" w:name="_Toc238328794"/>
       <w:r>
         <w:rPr>
           <w:rFonts w:eastAsia="휴먼명조" w:cs="휴먼명조"/>
@@ -16374,7 +16005,7 @@
           <w:rFonts w:hint="eastAsia"/>
         </w:rPr>
       </w:pPr>
-      <w:bookmarkStart w:id="46" w:name="_Toc238299849"/>
+      <w:bookmarkStart w:id="46" w:name="_Toc238328795"/>
       <w:r>
         <w:rPr>
           <w:rFonts w:eastAsia="휴먼명조" w:cs="휴먼명조"/>
@@ -16855,14 +16486,7 @@
           <w:rFonts w:ascii="휴먼명조" w:eastAsia="휴먼명조" w:hAnsi="휴먼명조" w:cs="휴먼명조"/>
           <w:w w:val="97"/>
         </w:rPr>
-        <w:t xml:space="preserve"> (all such comparisons p(adj) &lt; .005). SLAKE was an exception, where the difference between Gemma4-E2B and SmolVLM2-2.2B was not significant (0.492 vs 0.462, p(adj) = 0.326) — Gemma4-E2B performs relatively better on SLAKE than on the other two datasets, so this single pair is not statistically separable. Significance also varied by dataset among the three top models (Qwen2.5-VL-3B, Qwen3-VL-2B, SmolVLM2-2.2B): all three differed significantly from one another on the pooled basis (p(adj) &lt; .001), yet on SLA</w:t>
-      </w:r>
-      <w:r>
-        <w:rPr>
-          <w:rFonts w:ascii="휴먼명조" w:eastAsia="휴먼명조" w:hAnsi="휴먼명조" w:cs="휴먼명조"/>
-          <w:w w:val="97"/>
-        </w:rPr>
-        <w:t xml:space="preserve">KE and VQA-RAD individually the difference between Qwen2.5-VL-3B and Qwen3-VL-2B was not significant (p(adj) = 1 in both cases). In short, </w:t>
+        <w:t xml:space="preserve"> (all such comparisons p(adj) &lt; .005). SLAKE was an exception, where the difference between Gemma4-E2B and SmolVLM2-2.2B was not significant (0.492 vs 0.462, p(adj) = 0.326) — Gemma4-E2B performs relatively better on SLAKE than on the other two datasets, so this single pair is not statistically separable. Significance also varied by dataset among the three top models (Qwen2.5-VL-3B, Qwen3-VL-2B, SmolVLM2-2.2B): all three differed significantly from one another on the pooled basis (p(adj) &lt; .001), yet on SLAKE and VQA-RAD individually the difference between Qwen2.5-VL-3B and Qwen3-VL-2B was not significant (p(adj) = 1 in both cases). In short, </w:t>
       </w:r>
       <w:r>
         <w:rPr>
@@ -16924,7 +16548,7 @@
         <w:jc w:val="left"/>
         <w:outlineLvl w:val="2"/>
       </w:pPr>
-      <w:bookmarkStart w:id="47" w:name="_Toc238299810"/>
+      <w:bookmarkStart w:id="47" w:name="_Toc238328756"/>
       <w:r>
         <w:rPr>
           <w:rFonts w:ascii="휴먼명조" w:eastAsia="휴먼명조" w:hAnsi="휴먼명조" w:cs="휴먼명조"/>
@@ -16996,14 +16620,7 @@
           <w:w w:val="97"/>
         </w:rPr>
         <w:lastRenderedPageBreak/>
-        <w:t>and VQA-RAD, which contain</w:t>
-      </w:r>
-      <w:r>
-        <w:rPr>
-          <w:rFonts w:ascii="휴먼명조" w:eastAsia="휴먼명조" w:hAnsi="휴먼명조" w:cs="휴먼명조"/>
-          <w:w w:val="97"/>
-        </w:rPr>
-        <w:t xml:space="preserve"> relatively more multiple-choice-type items.</w:t>
+        <w:t>and VQA-RAD, which contain relatively more multiple-choice-type items.</w:t>
       </w:r>
     </w:p>
     <w:p>
@@ -17025,7 +16642,7 @@
         <w:jc w:val="left"/>
         <w:outlineLvl w:val="2"/>
       </w:pPr>
-      <w:bookmarkStart w:id="48" w:name="_Toc238299811"/>
+      <w:bookmarkStart w:id="48" w:name="_Toc238328757"/>
       <w:r>
         <w:rPr>
           <w:rFonts w:ascii="휴먼명조" w:eastAsia="휴먼명조" w:hAnsi="휴먼명조" w:cs="휴먼명조"/>
@@ -17060,7 +16677,7 @@
           <w:rFonts w:hint="eastAsia"/>
         </w:rPr>
       </w:pPr>
-      <w:bookmarkStart w:id="49" w:name="_Toc238299850"/>
+      <w:bookmarkStart w:id="49" w:name="_Toc238328796"/>
       <w:r>
         <w:rPr>
           <w:rFonts w:eastAsia="휴먼명조" w:cs="휴먼명조"/>
@@ -18147,7 +17764,7 @@
         <w:jc w:val="left"/>
         <w:outlineLvl w:val="1"/>
       </w:pPr>
-      <w:bookmarkStart w:id="50" w:name="_Toc238299812"/>
+      <w:bookmarkStart w:id="50" w:name="_Toc238328758"/>
       <w:r>
         <w:rPr>
           <w:rFonts w:ascii="휴먼명조" w:eastAsia="휴먼명조" w:hAnsi="휴먼명조" w:cs="휴먼명조"/>
@@ -18186,7 +17803,7 @@
         <w:jc w:val="left"/>
         <w:outlineLvl w:val="2"/>
       </w:pPr>
-      <w:bookmarkStart w:id="51" w:name="_Toc238299813"/>
+      <w:bookmarkStart w:id="51" w:name="_Toc238328759"/>
       <w:r>
         <w:rPr>
           <w:rFonts w:ascii="휴먼명조" w:eastAsia="휴먼명조" w:hAnsi="휴먼명조" w:cs="휴먼명조"/>
@@ -18221,7 +17838,7 @@
           <w:rFonts w:hint="eastAsia"/>
         </w:rPr>
       </w:pPr>
-      <w:bookmarkStart w:id="52" w:name="_Toc238299851"/>
+      <w:bookmarkStart w:id="52" w:name="_Toc238328797"/>
       <w:r>
         <w:rPr>
           <w:rFonts w:eastAsia="휴먼명조" w:cs="휴먼명조"/>
@@ -19037,7 +18654,7 @@
         <w:jc w:val="left"/>
         <w:outlineLvl w:val="2"/>
       </w:pPr>
-      <w:bookmarkStart w:id="53" w:name="_Toc238299814"/>
+      <w:bookmarkStart w:id="53" w:name="_Toc238328760"/>
       <w:r>
         <w:rPr>
           <w:rFonts w:ascii="휴먼명조" w:eastAsia="휴먼명조" w:hAnsi="휴먼명조" w:cs="휴먼명조"/>
@@ -19072,7 +18689,7 @@
           <w:rFonts w:hint="eastAsia"/>
         </w:rPr>
       </w:pPr>
-      <w:bookmarkStart w:id="54" w:name="_Toc238299852"/>
+      <w:bookmarkStart w:id="54" w:name="_Toc238328798"/>
       <w:r>
         <w:rPr>
           <w:rFonts w:eastAsia="휴먼명조" w:cs="휴먼명조"/>
@@ -19596,7 +19213,7 @@
         <w:jc w:val="left"/>
         <w:outlineLvl w:val="2"/>
       </w:pPr>
-      <w:bookmarkStart w:id="55" w:name="_Toc238299815"/>
+      <w:bookmarkStart w:id="55" w:name="_Toc238328761"/>
       <w:r>
         <w:rPr>
           <w:rFonts w:ascii="휴먼명조" w:eastAsia="휴먼명조" w:hAnsi="휴먼명조" w:cs="휴먼명조"/>
@@ -19631,7 +19248,7 @@
           <w:rFonts w:hint="eastAsia"/>
         </w:rPr>
       </w:pPr>
-      <w:bookmarkStart w:id="56" w:name="_Toc238299853"/>
+      <w:bookmarkStart w:id="56" w:name="_Toc238328799"/>
       <w:r>
         <w:rPr>
           <w:rFonts w:eastAsia="휴먼명조" w:cs="휴먼명조"/>
@@ -20080,7 +19697,7 @@
         <w:jc w:val="left"/>
         <w:outlineLvl w:val="2"/>
       </w:pPr>
-      <w:bookmarkStart w:id="57" w:name="_Toc238299816"/>
+      <w:bookmarkStart w:id="57" w:name="_Toc238328762"/>
       <w:r>
         <w:rPr>
           <w:rFonts w:ascii="휴먼명조" w:eastAsia="휴먼명조" w:hAnsi="휴먼명조" w:cs="휴먼명조"/>
@@ -20115,7 +19732,7 @@
           <w:rFonts w:hint="eastAsia"/>
         </w:rPr>
       </w:pPr>
-      <w:bookmarkStart w:id="58" w:name="_Toc238299854"/>
+      <w:bookmarkStart w:id="58" w:name="_Toc238328800"/>
       <w:r>
         <w:rPr>
           <w:rFonts w:eastAsia="휴먼명조" w:cs="휴먼명조"/>
@@ -20525,7 +20142,7 @@
         <w:jc w:val="left"/>
         <w:outlineLvl w:val="2"/>
       </w:pPr>
-      <w:bookmarkStart w:id="59" w:name="_Toc238299817"/>
+      <w:bookmarkStart w:id="59" w:name="_Toc238328763"/>
       <w:r>
         <w:rPr>
           <w:rFonts w:ascii="휴먼명조" w:eastAsia="휴먼명조" w:hAnsi="휴먼명조" w:cs="휴먼명조"/>
@@ -20574,7 +20191,7 @@
           <w:rFonts w:hint="eastAsia"/>
         </w:rPr>
       </w:pPr>
-      <w:bookmarkStart w:id="60" w:name="_Toc238299855"/>
+      <w:bookmarkStart w:id="60" w:name="_Toc238328801"/>
       <w:r>
         <w:rPr>
           <w:rFonts w:eastAsia="휴먼명조" w:cs="휴먼명조"/>
@@ -21057,14 +20674,7 @@
           <w:rFonts w:ascii="휴먼명조" w:eastAsia="휴먼명조" w:hAnsi="휴먼명조" w:cs="휴먼명조"/>
           <w:w w:val="97"/>
         </w:rPr>
-        <w:t>. Interestingly, this ordering runs opposite to the ranking of domain-performance improvement in Section 4.2.1: the Qwen family, which gained most in the domain, gives up some general capability (4-7%), while Gemma4-E2B suffers a double loss — neither significant domain improvement (Section 4.2.1) nor retention of general capability (51.5% loss) — and SmolVLM2-2.2B preserves general capability but significantly deteriorates in the domain. This correlation is an observed pattern; the present study did not se</w:t>
-      </w:r>
-      <w:r>
-        <w:rPr>
-          <w:rFonts w:ascii="휴먼명조" w:eastAsia="휴먼명조" w:hAnsi="휴먼명조" w:cs="휴먼명조"/>
-          <w:w w:val="97"/>
-        </w:rPr>
-        <w:t>parately verify a causal relationship.</w:t>
+        <w:t>. Interestingly, this ordering runs opposite to the ranking of domain-performance improvement in Section 4.2.1: the Qwen family, which gained most in the domain, gives up some general capability (4-7%), while Gemma4-E2B suffers a double loss — neither significant domain improvement (Section 4.2.1) nor retention of general capability (51.5% loss) — and SmolVLM2-2.2B preserves general capability but significantly deteriorates in the domain. This correlation is an observed pattern; the present study did not separately verify a causal relationship.</w:t>
       </w:r>
     </w:p>
     <w:p>
@@ -21105,7 +20715,7 @@
           <w:rFonts w:hint="eastAsia"/>
         </w:rPr>
       </w:pPr>
-      <w:bookmarkStart w:id="61" w:name="_Toc238299856"/>
+      <w:bookmarkStart w:id="61" w:name="_Toc238328802"/>
       <w:r>
         <w:rPr>
           <w:rFonts w:eastAsia="휴먼명조" w:cs="휴먼명조"/>
@@ -21572,14 +21182,7 @@
           <w:rFonts w:ascii="휴먼명조" w:eastAsia="휴먼명조" w:hAnsi="휴먼명조" w:cs="휴먼명조"/>
           <w:w w:val="97"/>
         </w:rPr>
-        <w:t xml:space="preserve"> rather than catastrophic forgetting in the strict sense. SmolVLM2-2.2B shows a clear fall in performance on other datasets the more it specializes on one (mean -31.5%, negative in all 18 conditions), whereas Gemma4-E2B rises substantially on average (+73.9%), albeit with extreme variability (SD 79.97, ranging from -8.06% to +205.56%). This large positive mean for Gemma4-E2B may be a floor effect arising from the low zero-shot baseline identified in Section 4.1 (about 0.10 on PathVQA in particular): when ba</w:t>
-      </w:r>
-      <w:r>
-        <w:rPr>
-          <w:rFonts w:ascii="휴먼명조" w:eastAsia="휴먼명조" w:hAnsi="휴먼명조" w:cs="휴먼명조"/>
-          <w:w w:val="97"/>
-        </w:rPr>
-        <w:t>se accuracy is very low, relative change rates are easily exaggerated in either direction. For all 72 conditions in detail, see results/phase2_finetune/cross_dataset_cf_summary.md.</w:t>
+        <w:t xml:space="preserve"> rather than catastrophic forgetting in the strict sense. SmolVLM2-2.2B shows a clear fall in performance on other datasets the more it specializes on one (mean -31.5%, negative in all 18 conditions), whereas Gemma4-E2B rises substantially on average (+73.9%), albeit with extreme variability (SD 79.97, ranging from -8.06% to +205.56%). This large positive mean for Gemma4-E2B may be a floor effect arising from the low zero-shot baseline identified in Section 4.1 (about 0.10 on PathVQA in particular): when base accuracy is very low, relative change rates are easily exaggerated in either direction. For all 72 conditions in detail, see results/phase2_finetune/cross_dataset_cf_summary.md.</w:t>
       </w:r>
     </w:p>
     <w:p>
@@ -21588,7 +21191,7 @@
         <w:jc w:val="left"/>
         <w:outlineLvl w:val="1"/>
       </w:pPr>
-      <w:bookmarkStart w:id="62" w:name="_Toc238299818"/>
+      <w:bookmarkStart w:id="62" w:name="_Toc238328764"/>
       <w:r>
         <w:rPr>
           <w:rFonts w:ascii="휴먼명조" w:eastAsia="휴먼명조" w:hAnsi="휴먼명조" w:cs="휴먼명조"/>
@@ -21618,14 +21221,7 @@
           <w:w w:val="97"/>
         </w:rPr>
         <w:lastRenderedPageBreak/>
-        <w:t>identical conditions, answering RQ3 ("does an LLM agent's autonomous search reach performance competitive with existing HPO techniques?"). Training volume was controlled at max_steps=200 for all trials, and the execution scale of the four-strategy comparison was Manual 10 + Random 200 + Optuna 200 + Autoresearch 200 = 610 trials in total (20 trials per strategy × 10 independent repeats; Manual has one trial per repeat). To this is added the 200-trial configuration-consistency re-experiment (Autoresearch-v2)</w:t>
-      </w:r>
-      <w:r>
-        <w:rPr>
-          <w:rFonts w:ascii="휴먼명조" w:eastAsia="휴먼명조" w:hAnsi="휴먼명조" w:cs="휴먼명조"/>
-          <w:w w:val="97"/>
-        </w:rPr>
-        <w:t xml:space="preserve"> reported in Section 4.3.5, bringing Phase 3 to </w:t>
+        <w:t xml:space="preserve">identical conditions, answering RQ3 ("does an LLM agent's autonomous search reach performance competitive with existing HPO techniques?"). Training volume was controlled at max_steps=200 for all trials, and the execution scale of the four-strategy comparison was Manual 10 + Random 200 + Optuna 200 + Autoresearch 200 = 610 trials in total (20 trials per strategy × 10 independent repeats; Manual has one trial per repeat). To this is added the 200-trial configuration-consistency re-experiment (Autoresearch-v2) reported in Section 4.3.5, bringing Phase 3 to </w:t>
       </w:r>
       <w:r>
         <w:rPr>
@@ -21692,7 +21288,7 @@
         <w:jc w:val="left"/>
         <w:outlineLvl w:val="2"/>
       </w:pPr>
-      <w:bookmarkStart w:id="63" w:name="_Toc238299819"/>
+      <w:bookmarkStart w:id="63" w:name="_Toc238328765"/>
       <w:r>
         <w:rPr>
           <w:rFonts w:ascii="휴먼명조" w:eastAsia="휴먼명조" w:hAnsi="휴먼명조" w:cs="휴먼명조"/>
@@ -21714,7 +21310,7 @@
           <w:rFonts w:hint="eastAsia"/>
         </w:rPr>
       </w:pPr>
-      <w:bookmarkStart w:id="64" w:name="_Toc238299857"/>
+      <w:bookmarkStart w:id="64" w:name="_Toc238328803"/>
       <w:r>
         <w:rPr>
           <w:rFonts w:eastAsia="휴먼명조" w:cs="휴먼명조"/>
@@ -22343,7 +21939,7 @@
         <w:jc w:val="left"/>
         <w:outlineLvl w:val="2"/>
       </w:pPr>
-      <w:bookmarkStart w:id="65" w:name="_Toc238299820"/>
+      <w:bookmarkStart w:id="65" w:name="_Toc238328766"/>
       <w:r>
         <w:rPr>
           <w:rFonts w:ascii="휴먼명조" w:eastAsia="휴먼명조" w:hAnsi="휴먼명조" w:cs="휴먼명조"/>
@@ -22378,7 +21974,7 @@
           <w:rFonts w:hint="eastAsia"/>
         </w:rPr>
       </w:pPr>
-      <w:bookmarkStart w:id="66" w:name="_Toc238299858"/>
+      <w:bookmarkStart w:id="66" w:name="_Toc238328804"/>
       <w:r>
         <w:rPr>
           <w:rFonts w:eastAsia="휴먼명조" w:cs="휴먼명조"/>
@@ -23672,7 +23268,7 @@
         <w:jc w:val="left"/>
         <w:outlineLvl w:val="2"/>
       </w:pPr>
-      <w:bookmarkStart w:id="67" w:name="_Toc238299821"/>
+      <w:bookmarkStart w:id="67" w:name="_Toc238328767"/>
       <w:r>
         <w:rPr>
           <w:rFonts w:ascii="휴먼명조" w:eastAsia="휴먼명조" w:hAnsi="휴먼명조" w:cs="휴먼명조"/>
@@ -23707,7 +23303,7 @@
           <w:rFonts w:hint="eastAsia"/>
         </w:rPr>
       </w:pPr>
-      <w:bookmarkStart w:id="68" w:name="_Toc238299859"/>
+      <w:bookmarkStart w:id="68" w:name="_Toc238328805"/>
       <w:r>
         <w:rPr>
           <w:rFonts w:eastAsia="휴먼명조" w:cs="휴먼명조"/>
@@ -24208,7 +23804,7 @@
           <w:rFonts w:hint="eastAsia"/>
         </w:rPr>
       </w:pPr>
-      <w:bookmarkStart w:id="69" w:name="_Toc238299860"/>
+      <w:bookmarkStart w:id="69" w:name="_Toc238328806"/>
       <w:r>
         <w:rPr>
           <w:rFonts w:eastAsia="휴먼명조" w:cs="휴먼명조"/>
@@ -24697,7 +24293,7 @@
         <w:jc w:val="left"/>
         <w:outlineLvl w:val="2"/>
       </w:pPr>
-      <w:bookmarkStart w:id="70" w:name="_Toc238299822"/>
+      <w:bookmarkStart w:id="70" w:name="_Toc238328768"/>
       <w:r>
         <w:rPr>
           <w:rFonts w:ascii="휴먼명조" w:eastAsia="휴먼명조" w:hAnsi="휴먼명조" w:cs="휴먼명조"/>
@@ -24747,7 +24343,7 @@
           <w:rFonts w:hint="eastAsia"/>
         </w:rPr>
       </w:pPr>
-      <w:bookmarkStart w:id="71" w:name="_Toc238299861"/>
+      <w:bookmarkStart w:id="71" w:name="_Toc238328807"/>
       <w:r>
         <w:rPr>
           <w:rFonts w:eastAsia="휴먼명조" w:cs="휴먼명조"/>
@@ -25129,7 +24725,7 @@
         <w:jc w:val="left"/>
         <w:outlineLvl w:val="2"/>
       </w:pPr>
-      <w:bookmarkStart w:id="72" w:name="_Toc238299823"/>
+      <w:bookmarkStart w:id="72" w:name="_Toc238328769"/>
       <w:r>
         <w:rPr>
           <w:rFonts w:ascii="휴먼명조" w:eastAsia="휴먼명조" w:hAnsi="휴먼명조" w:cs="휴먼명조"/>
@@ -25316,7 +24912,7 @@
           <w:rFonts w:hint="eastAsia"/>
         </w:rPr>
       </w:pPr>
-      <w:bookmarkStart w:id="73" w:name="_Toc238299862"/>
+      <w:bookmarkStart w:id="73" w:name="_Toc238328808"/>
       <w:r>
         <w:rPr>
           <w:rFonts w:eastAsia="휴먼명조" w:cs="휴먼명조"/>
@@ -25830,7 +25426,7 @@
           <w:rFonts w:hint="eastAsia"/>
         </w:rPr>
       </w:pPr>
-      <w:bookmarkStart w:id="74" w:name="_Toc238299863"/>
+      <w:bookmarkStart w:id="74" w:name="_Toc238328809"/>
       <w:r>
         <w:rPr>
           <w:rFonts w:eastAsia="휴먼명조" w:cs="휴먼명조"/>
@@ -26293,7 +25889,7 @@
           <w:rFonts w:hint="eastAsia"/>
         </w:rPr>
       </w:pPr>
-      <w:bookmarkStart w:id="75" w:name="_Toc238299864"/>
+      <w:bookmarkStart w:id="75" w:name="_Toc238328810"/>
       <w:r>
         <w:rPr>
           <w:rFonts w:eastAsia="휴먼명조" w:cs="휴먼명조"/>
@@ -26505,15 +26101,7 @@
                 <w:w w:val="97"/>
                 <w:sz w:val="18"/>
               </w:rPr>
-              <w:t>−</w:t>
-            </w:r>
-            <w:r>
-              <w:rPr>
-                <w:rFonts w:ascii="휴먼명조" w:eastAsia="휴먼명조" w:hAnsi="휴먼명조" w:cs="휴먼명조"/>
-                <w:w w:val="97"/>
-                <w:sz w:val="18"/>
-              </w:rPr>
-              <w:t>0.68</w:t>
+              <w:t>−0.68</w:t>
             </w:r>
           </w:p>
         </w:tc>
@@ -26614,15 +26202,7 @@
                 <w:w w:val="97"/>
                 <w:sz w:val="18"/>
               </w:rPr>
-              <w:t>−</w:t>
-            </w:r>
-            <w:r>
-              <w:rPr>
-                <w:rFonts w:ascii="휴먼명조" w:eastAsia="휴먼명조" w:hAnsi="휴먼명조" w:cs="휴먼명조"/>
-                <w:w w:val="97"/>
-                <w:sz w:val="18"/>
-              </w:rPr>
-              <w:t>0.37</w:t>
+              <w:t>−0.37</w:t>
             </w:r>
           </w:p>
         </w:tc>
@@ -26999,7 +26579,7 @@
         <w:jc w:val="left"/>
         <w:outlineLvl w:val="2"/>
       </w:pPr>
-      <w:bookmarkStart w:id="76" w:name="_Toc238299824"/>
+      <w:bookmarkStart w:id="76" w:name="_Toc238328770"/>
       <w:r>
         <w:rPr>
           <w:rFonts w:ascii="휴먼명조" w:eastAsia="휴먼명조" w:hAnsi="휴먼명조" w:cs="휴먼명조"/>
@@ -27224,7 +26804,7 @@
         <w:jc w:val="left"/>
         <w:outlineLvl w:val="1"/>
       </w:pPr>
-      <w:bookmarkStart w:id="77" w:name="_Toc238299825"/>
+      <w:bookmarkStart w:id="77" w:name="_Toc238328771"/>
       <w:r>
         <w:rPr>
           <w:rFonts w:ascii="휴먼명조" w:eastAsia="휴먼명조" w:hAnsi="휴먼명조" w:cs="휴먼명조"/>
@@ -27255,7 +26835,7 @@
         <w:jc w:val="left"/>
         <w:outlineLvl w:val="2"/>
       </w:pPr>
-      <w:bookmarkStart w:id="78" w:name="_Toc238299826"/>
+      <w:bookmarkStart w:id="78" w:name="_Toc238328772"/>
       <w:r>
         <w:rPr>
           <w:rFonts w:ascii="휴먼명조" w:eastAsia="휴먼명조" w:hAnsi="휴먼명조" w:cs="휴먼명조"/>
@@ -27678,7 +27258,7 @@
         <w:jc w:val="left"/>
         <w:outlineLvl w:val="2"/>
       </w:pPr>
-      <w:bookmarkStart w:id="79" w:name="_Toc238299827"/>
+      <w:bookmarkStart w:id="79" w:name="_Toc238328773"/>
       <w:r>
         <w:rPr>
           <w:rFonts w:ascii="휴먼명조" w:eastAsia="휴먼명조" w:hAnsi="휴먼명조" w:cs="휴먼명조"/>
@@ -28271,7 +27851,7 @@
         <w:jc w:val="left"/>
         <w:outlineLvl w:val="2"/>
       </w:pPr>
-      <w:bookmarkStart w:id="80" w:name="_Toc238299828"/>
+      <w:bookmarkStart w:id="80" w:name="_Toc238328774"/>
       <w:r>
         <w:rPr>
           <w:rFonts w:ascii="휴먼명조" w:eastAsia="휴먼명조" w:hAnsi="휴먼명조" w:cs="휴먼명조"/>
@@ -28722,7 +28302,7 @@
         <w:jc w:val="left"/>
         <w:outlineLvl w:val="2"/>
       </w:pPr>
-      <w:bookmarkStart w:id="81" w:name="_Toc238299829"/>
+      <w:bookmarkStart w:id="81" w:name="_Toc238328775"/>
       <w:r>
         <w:rPr>
           <w:rFonts w:ascii="휴먼명조" w:eastAsia="휴먼명조" w:hAnsi="휴먼명조" w:cs="휴먼명조"/>
@@ -28973,7 +28553,7 @@
           <w:rFonts w:hint="eastAsia"/>
         </w:rPr>
       </w:pPr>
-      <w:bookmarkStart w:id="82" w:name="_Toc238299865"/>
+      <w:bookmarkStart w:id="82" w:name="_Toc238328811"/>
       <w:r>
         <w:rPr>
           <w:rFonts w:eastAsia="휴먼명조" w:cs="휴먼명조"/>
@@ -30094,15 +29674,7 @@
                 <w:w w:val="97"/>
                 <w:sz w:val="18"/>
               </w:rPr>
-              <w:t>−</w:t>
-            </w:r>
-            <w:r>
-              <w:rPr>
-                <w:rFonts w:ascii="휴먼명조" w:eastAsia="휴먼명조" w:hAnsi="휴먼명조" w:cs="휴먼명조"/>
-                <w:w w:val="97"/>
-                <w:sz w:val="18"/>
-              </w:rPr>
-              <w:t>0.1176</w:t>
+              <w:t>−0.1176</w:t>
             </w:r>
           </w:p>
         </w:tc>
@@ -30121,15 +29693,7 @@
                 <w:w w:val="97"/>
                 <w:sz w:val="18"/>
               </w:rPr>
-              <w:t>−</w:t>
-            </w:r>
-            <w:r>
-              <w:rPr>
-                <w:rFonts w:ascii="휴먼명조" w:eastAsia="휴먼명조" w:hAnsi="휴먼명조" w:cs="휴먼명조"/>
-                <w:w w:val="97"/>
-                <w:sz w:val="18"/>
-              </w:rPr>
-              <w:t>3.1%</w:t>
+              <w:t>−3.1%</w:t>
             </w:r>
           </w:p>
         </w:tc>
@@ -30434,7 +29998,7 @@
         <w:jc w:val="left"/>
         <w:outlineLvl w:val="2"/>
       </w:pPr>
-      <w:bookmarkStart w:id="83" w:name="_Toc238299830"/>
+      <w:bookmarkStart w:id="83" w:name="_Toc238328776"/>
       <w:r>
         <w:rPr>
           <w:rFonts w:ascii="휴먼명조" w:eastAsia="휴먼명조" w:hAnsi="휴먼명조" w:cs="휴먼명조"/>
@@ -30693,7 +30257,7 @@
         <w:jc w:val="left"/>
         <w:outlineLvl w:val="2"/>
       </w:pPr>
-      <w:bookmarkStart w:id="84" w:name="_Toc238299831"/>
+      <w:bookmarkStart w:id="84" w:name="_Toc238328777"/>
       <w:r>
         <w:rPr>
           <w:rFonts w:ascii="휴먼명조" w:eastAsia="휴먼명조" w:hAnsi="휴먼명조" w:cs="휴먼명조"/>
@@ -30858,7 +30422,7 @@
           <w:rFonts w:hint="eastAsia"/>
         </w:rPr>
       </w:pPr>
-      <w:bookmarkStart w:id="85" w:name="_Toc238299866"/>
+      <w:bookmarkStart w:id="85" w:name="_Toc238328812"/>
       <w:r>
         <w:rPr>
           <w:rFonts w:eastAsia="휴먼명조" w:cs="휴먼명조"/>
@@ -31490,14 +31054,7 @@
           <w:rFonts w:ascii="휴먼명조" w:eastAsia="휴먼명조" w:hAnsi="휴먼명조" w:cs="휴먼명조"/>
           <w:w w:val="97"/>
         </w:rPr>
-        <w:t>This comparison carries the following constraints, so its conclusions must not be over-extended. (1) The figures for this study are means over three seeds, whereas LLaVA-Med reports a single run. (2) The training budgets differ greatly (this study applies a max_steps=500 ceiling). (3) The figures are quoted from a published paper rather than reproduced with identical code in an identical environment, so unreported differences in preprocessing, prompting, and so on may exist. Direct reproduction under an ide</w:t>
-      </w:r>
-      <w:r>
-        <w:rPr>
-          <w:rFonts w:ascii="휴먼명조" w:eastAsia="휴먼명조" w:hAnsi="휴먼명조" w:cs="휴먼명조"/>
-          <w:w w:val="97"/>
-        </w:rPr>
-        <w:t>ntical protocol remains future work (Section 5.3(2)).</w:t>
+        <w:t>This comparison carries the following constraints, so its conclusions must not be over-extended. (1) The figures for this study are means over three seeds, whereas LLaVA-Med reports a single run. (2) The training budgets differ greatly (this study applies a max_steps=500 ceiling). (3) The figures are quoted from a published paper rather than reproduced with identical code in an identical environment, so unreported differences in preprocessing, prompting, and so on may exist. Direct reproduction under an identical protocol remains future work (Section 5.3(2)).</w:t>
       </w:r>
     </w:p>
     <w:p>
@@ -31506,7 +31063,7 @@
         <w:jc w:val="left"/>
         <w:outlineLvl w:val="2"/>
       </w:pPr>
-      <w:bookmarkStart w:id="86" w:name="_Toc238299832"/>
+      <w:bookmarkStart w:id="86" w:name="_Toc238328778"/>
       <w:r>
         <w:rPr>
           <w:rFonts w:ascii="휴먼명조" w:eastAsia="휴먼명조" w:hAnsi="휴먼명조" w:cs="휴먼명조"/>
@@ -31674,7 +31231,7 @@
         <w:jc w:val="center"/>
         <w:outlineLvl w:val="0"/>
       </w:pPr>
-      <w:bookmarkStart w:id="87" w:name="_Toc238299833"/>
+      <w:bookmarkStart w:id="87" w:name="_Toc238328779"/>
       <w:r>
         <w:rPr>
           <w:rFonts w:ascii="휴먼명조" w:eastAsia="휴먼명조" w:hAnsi="휴먼명조" w:cs="휴먼명조"/>
@@ -31697,7 +31254,7 @@
         <w:jc w:val="left"/>
         <w:outlineLvl w:val="1"/>
       </w:pPr>
-      <w:bookmarkStart w:id="88" w:name="_Toc238299834"/>
+      <w:bookmarkStart w:id="88" w:name="_Toc238328780"/>
       <w:r>
         <w:rPr>
           <w:rFonts w:ascii="휴먼명조" w:eastAsia="휴먼명조" w:hAnsi="휴먼명조" w:cs="휴먼명조"/>
@@ -31719,14 +31276,7 @@
           <w:rFonts w:ascii="휴먼명조" w:eastAsia="휴먼명조" w:hAnsi="휴먼명조" w:cs="휴먼명조"/>
           <w:w w:val="97"/>
         </w:rPr>
-        <w:t>This study verified, through a three-stage experiment, the full process of adapting lightweight Vision-Language Models (2-3B) to the medical imaging VQA domain on consumer-grade GPUs. Zero-shot baselines (Phase 1), 75 QLoRA fine-tuning conditions (Phase 2), and an 810-trial programme comparing hyperparameter search strategies and re-testing configuration consistency (Phase 3) were conducted on four models (Qwen3-VL-2B, Qwen2.5-VL-3B, SmolVLM2-2.2B, Gemma4-E2B) and three public datasets (PathVQA, SLAKE, VQA-</w:t>
-      </w:r>
-      <w:r>
-        <w:rPr>
-          <w:rFonts w:ascii="휴먼명조" w:eastAsia="휴먼명조" w:hAnsi="휴먼명조" w:cs="휴먼명조"/>
-          <w:w w:val="97"/>
-        </w:rPr>
-        <w:t>RAD). The results by research question are as follows.</w:t>
+        <w:t>This study verified, through a three-stage experiment, the full process of adapting lightweight Vision-Language Models (2-3B) to the medical imaging VQA domain on consumer-grade GPUs. Zero-shot baselines (Phase 1), 75 QLoRA fine-tuning conditions (Phase 2), and an 810-trial programme comparing hyperparameter search strategies and re-testing configuration consistency (Phase 3) were conducted on four models (Qwen3-VL-2B, Qwen2.5-VL-3B, SmolVLM2-2.2B, Gemma4-E2B) and three public datasets (PathVQA, SLAKE, VQA-RAD). The results by research question are as follows.</w:t>
       </w:r>
     </w:p>
     <w:p>
@@ -31753,14 +31303,7 @@
           <w:rFonts w:ascii="휴먼명조" w:eastAsia="휴먼명조" w:hAnsi="휴먼명조" w:cs="휴먼명조"/>
           <w:w w:val="97"/>
         </w:rPr>
-        <w:t>The null hypothesis was rejected. The correctness patterns of the four models differed significantly both on a pooled basis (n = 8,231) and in individual tests on all three datasets (Cochran's Q = 1904.28, df = 3, p &lt; .001). Qwen3-VL-2B achieved the highest pooled accuracy at 0.3843, though it was close enough to Qwen2.5-VL-3B to be statistically indistinguishable on some datasets, while Gemma4-E2B was significantly below all three other models. This ranking was preserved after removing samples suspected of</w:t>
-      </w:r>
-      <w:r>
-        <w:rPr>
-          <w:rFonts w:ascii="휴먼명조" w:eastAsia="휴먼명조" w:hAnsi="휴먼명조" w:cs="휴먼명조"/>
-          <w:w w:val="97"/>
-        </w:rPr>
-        <w:t xml:space="preserve"> pretraining exposure by Min-K% Probability, </w:t>
+        <w:t xml:space="preserve">The null hypothesis was rejected. The correctness patterns of the four models differed significantly both on a pooled basis (n = 8,231) and in individual tests on all three datasets (Cochran's Q = 1904.28, df = 3, p &lt; .001). Qwen3-VL-2B achieved the highest pooled accuracy at 0.3843, though it was close enough to Qwen2.5-VL-3B to be statistically indistinguishable on some datasets, while Gemma4-E2B was significantly below all three other models. This ranking was preserved after removing samples suspected of pretraining exposure by Min-K% Probability, </w:t>
       </w:r>
       <w:r>
         <w:rPr>
@@ -32051,7 +31594,7 @@
         <w:jc w:val="left"/>
         <w:outlineLvl w:val="1"/>
       </w:pPr>
-      <w:bookmarkStart w:id="89" w:name="_Toc238299835"/>
+      <w:bookmarkStart w:id="89" w:name="_Toc238328781"/>
       <w:r>
         <w:rPr>
           <w:rFonts w:ascii="휴먼명조" w:eastAsia="휴먼명조" w:hAnsi="휴먼명조" w:cs="휴먼명조"/>
@@ -32095,14 +31638,7 @@
           <w:rFonts w:ascii="휴먼명조" w:eastAsia="휴먼명조" w:hAnsi="휴먼명조" w:cs="휴먼명조"/>
           <w:w w:val="97"/>
         </w:rPr>
-        <w:t xml:space="preserve"> The full results of 12 zero-shot conditions, 75 fine-tuning conditions, and 810 hyperparameter search trials were measured and released under a single evaluation protocol. In particular, the finding that performance and resource consumption are not monotonically related — the best-performing model simultaneously has the lowest VRAM and fastest response (Section 4.4.2) — provides direct practical grounds for model selection in resource-constrained environments. The indirect comparison in Section 4.4.6 furth</w:t>
-      </w:r>
-      <w:r>
-        <w:rPr>
-          <w:rFonts w:ascii="휴먼명조" w:eastAsia="휴먼명조" w:hAnsi="휴먼명조" w:cs="휴먼명조"/>
-          <w:w w:val="97"/>
-        </w:rPr>
-        <w:t xml:space="preserve">er shows that </w:t>
+        <w:t xml:space="preserve"> The full results of 12 zero-shot conditions, 75 fine-tuning conditions, and 810 hyperparameter search trials were measured and released under a single evaluation protocol. In particular, the finding that performance and resource consumption are not monotonically related — the best-performing model simultaneously has the lowest VRAM and fastest response (Section 4.4.2) — provides direct practical grounds for model selection in resource-constrained environments. The indirect comparison in Section 4.4.6 further shows that </w:t>
       </w:r>
       <w:r>
         <w:rPr>
@@ -32278,7 +31814,7 @@
         <w:jc w:val="left"/>
         <w:outlineLvl w:val="1"/>
       </w:pPr>
-      <w:bookmarkStart w:id="90" w:name="_Toc238299836"/>
+      <w:bookmarkStart w:id="90" w:name="_Toc238328782"/>
       <w:r>
         <w:rPr>
           <w:rFonts w:ascii="휴먼명조" w:eastAsia="휴먼명조" w:hAnsi="휴먼명조" w:cs="휴먼명조"/>
@@ -32367,14 +31903,7 @@
           <w:w w:val="97"/>
         </w:rPr>
         <w:lastRenderedPageBreak/>
-        <w:t>preprocessing, prompting, and so on remain. Med-Flam</w:t>
-      </w:r>
-      <w:r>
-        <w:rPr>
-          <w:rFonts w:ascii="휴먼명조" w:eastAsia="휴먼명조" w:hAnsi="휴먼명조" w:cs="휴먼명조"/>
-          <w:w w:val="97"/>
-        </w:rPr>
-        <w:t>ingo and CheXagent were excluded from the table because they do not provide figures on these three datasets under the same protocol. Direct reproduction under an identical protocol remains future work.</w:t>
+        <w:t>preprocessing, prompting, and so on remain. Med-Flamingo and CheXagent were excluded from the table because they do not provide figures on these three datasets under the same protocol. Direct reproduction under an identical protocol remains future work.</w:t>
       </w:r>
     </w:p>
     <w:p>
@@ -32425,14 +31954,7 @@
           <w:rFonts w:ascii="휴먼명조" w:eastAsia="휴먼명조" w:hAnsi="휴먼명조" w:cs="휴먼명조"/>
           <w:w w:val="97"/>
         </w:rPr>
-        <w:t>. The strategy comparison in Section 4.3 therefore mixes differences in effective training volume with hyperparameter quality. In particular, the inferiority of Manual, which used a fixed configuration (batch 1 × grad_accum 8 → 1,600 samples), may partly reflect a training-volume disadvantage. The best configurations of Optuna and Autoresearch were, however, both batch 4 × grad_accum 16 (12,800 samples), so the difference between these two strategies — the comparison central to RQ3 — is not explained by thi</w:t>
-      </w:r>
-      <w:r>
-        <w:rPr>
-          <w:rFonts w:ascii="휴먼명조" w:eastAsia="휴먼명조" w:hAnsi="휴먼명조" w:cs="휴먼명조"/>
-          <w:w w:val="97"/>
-        </w:rPr>
-        <w:t>s confound. Since results.tsv records batch_size, grad_accum_steps, and max_steps for every trial, effective training volume can be computed post hoc, though the value itself was not reported as a column.</w:t>
+        <w:t>. The strategy comparison in Section 4.3 therefore mixes differences in effective training volume with hyperparameter quality. In particular, the inferiority of Manual, which used a fixed configuration (batch 1 × grad_accum 8 → 1,600 samples), may partly reflect a training-volume disadvantage. The best configurations of Optuna and Autoresearch were, however, both batch 4 × grad_accum 16 (12,800 samples), so the difference between these two strategies — the comparison central to RQ3 — is not explained by this confound. Since results.tsv records batch_size, grad_accum_steps, and max_steps for every trial, effective training volume can be computed post hoc, though the value itself was not reported as a column.</w:t>
       </w:r>
     </w:p>
     <w:p>
@@ -32592,14 +32114,7 @@
           <w:rFonts w:ascii="휴먼명조" w:eastAsia="휴먼명조" w:hAnsi="휴먼명조" w:cs="휴먼명조"/>
           <w:w w:val="97"/>
         </w:rPr>
-        <w:t xml:space="preserve"> The per-question-type weights of Weighted Clinical Accuracy (WCA) are a provisional scale assigned by the researcher without external clinical literature or expert consensus (Section 3.8.3) and cannot be interpreted as an absolute scale of clinical importance. Expected Calibration Error (ECE) could not be computed because the current evaluation pipeline does not store per-sample confidence. The possibility raised in Section 4.4.4 — that accuracy gains were concentrated in types of low clinical value — was </w:t>
-      </w:r>
-      <w:r>
-        <w:rPr>
-          <w:rFonts w:ascii="휴먼명조" w:eastAsia="휴먼명조" w:hAnsi="휴먼명조" w:cs="휴먼명조"/>
-          <w:w w:val="97"/>
-        </w:rPr>
-        <w:t xml:space="preserve">verified by a type-level decomposition over all 810 trials (Table 4.4), and the concentration itself is confirmed. The decisive constraint on that verification, however, lies in the type composition of the evaluation sample: among the 500 evaluation items, diagnosis has 3, measurement has 4, and temporal has none, so </w:t>
+        <w:t xml:space="preserve"> The per-question-type weights of Weighted Clinical Accuracy (WCA) are a provisional scale assigned by the researcher without external clinical literature or expert consensus (Section 3.8.3) and cannot be interpreted as an absolute scale of clinical importance. Expected Calibration Error (ECE) could not be computed because the current evaluation pipeline does not store per-sample confidence. The possibility raised in Section 4.4.4 — that accuracy gains were concentrated in types of low clinical value — was verified by a type-level decomposition over all 810 trials (Table 4.4), and the concentration itself is confirmed. The decisive constraint on that verification, however, lies in the type composition of the evaluation sample: among the 500 evaluation items, diagnosis has 3, measurement has 4, and temporal has none, so </w:t>
       </w:r>
       <w:r>
         <w:rPr>
@@ -32770,14 +32285,7 @@
           <w:rFonts w:ascii="휴먼명조" w:eastAsia="휴먼명조" w:hAnsi="휴먼명조" w:cs="휴먼명조"/>
           <w:w w:val="97"/>
         </w:rPr>
-        <w:t xml:space="preserve"> The prompt includes epochs in the search space and even offers the guidance that "more epochs (3-5) help when data are limited," yet the implementation (src/autoresearch/agent.py) discards the proposed epochs and fixes max_steps=200. Cases appear in the actual logs where the agent diagnoses that "all trials have only 200 steps, so this looks like undertraining" or that "epochs were not changed" (Appendix B); these were accurate diagnoses, but the corresponding adjustment lever never worked in the first pla</w:t>
-      </w:r>
-      <w:r>
-        <w:rPr>
-          <w:rFonts w:ascii="휴먼명조" w:eastAsia="휴먼명조" w:hAnsi="휴먼명조" w:cs="휴먼명조"/>
-          <w:w w:val="97"/>
-        </w:rPr>
-        <w:t>ce.</w:t>
+        <w:t xml:space="preserve"> The prompt includes epochs in the search space and even offers the guidance that "more epochs (3-5) help when data are limited," yet the implementation (src/autoresearch/agent.py) discards the proposed epochs and fixes max_steps=200. Cases appear in the actual logs where the agent diagnoses that "all trials have only 200 steps, so this looks like undertraining" or that "epochs were not changed" (Appendix B); these were accurate diagnoses, but the corresponding adjustment lever never worked in the first place.</w:t>
       </w:r>
     </w:p>
     <w:p>
@@ -32819,14 +32327,7 @@
           <w:rFonts w:ascii="휴먼명조" w:eastAsia="휴먼명조" w:hAnsi="휴먼명조" w:cs="휴먼명조"/>
           <w:w w:val="97"/>
         </w:rPr>
-        <w:t xml:space="preserve"> — the temperature descended only to 0.66 rather than the intended floor of 0.3 (see (4)), and the exploitation stage never triggered. This truncation was invisible in the recorded results because the phase and temperature fields declared on TrialResult are never populated along the construction path (src/autoresearch/loop.py), leaving both columns at their defaults ("", 0.0) for every trial; the actual values are recoverable only from the execution logs. Whereas the preceding three items are inconsistencie</w:t>
-      </w:r>
-      <w:r>
-        <w:rPr>
-          <w:rFonts w:ascii="휴먼명조" w:eastAsia="휴먼명조" w:hAnsi="휴먼명조" w:cs="휴먼명조"/>
-          <w:w w:val="97"/>
-        </w:rPr>
-        <w:t xml:space="preserve">s between prompt and implementation, this one is an inconsistency internal to the implementation, and it rules out explaining the duplicate proposals of Section 4.3.4 by insufficient temperature (reduced sampling diversity) — the actual temperature remained in a high </w:t>
+        <w:t xml:space="preserve"> — the temperature descended only to 0.66 rather than the intended floor of 0.3 (see (4)), and the exploitation stage never triggered. This truncation was invisible in the recorded results because the phase and temperature fields declared on TrialResult are never populated along the construction path (src/autoresearch/loop.py), leaving both columns at their defaults ("", 0.0) for every trial; the actual values are recoverable only from the execution logs. Whereas the preceding three items are inconsistencies between prompt and implementation, this one is an inconsistency internal to the implementation, and it rules out explaining the duplicate proposals of Section 4.3.4 by insufficient temperature (reduced sampling diversity) — the actual temperature remained in a high </w:t>
       </w:r>
       <w:r>
         <w:rPr>
@@ -32958,14 +32459,7 @@
           <w:rFonts w:ascii="휴먼명조" w:eastAsia="휴먼명조" w:hAnsi="휴먼명조" w:cs="휴먼명조"/>
           <w:w w:val="97"/>
         </w:rPr>
-        <w:t xml:space="preserve"> Applying a significance level of 0.05 independently to each test accumulates family-wise error rate and increases the risk of chance significance (Type I error), so individual p-values must be interpreted with this in mind. The principal conclusions of this study are, however, supported not by single p-values but by triple verification (Phase 2) or non-overlapping confidence intervals (Phase 3, Section 4.3.1), so the possibility that the absence of correction reverses a conclusion is limited. Pipeline-leve</w:t>
-      </w:r>
-      <w:r>
-        <w:rPr>
-          <w:rFonts w:ascii="휴먼명조" w:eastAsia="휴먼명조" w:hAnsi="휴먼명조" w:cs="휴먼명조"/>
-          <w:w w:val="97"/>
-        </w:rPr>
-        <w:t>l FDR correction is left as future analytical work.</w:t>
+        <w:t xml:space="preserve"> Applying a significance level of 0.05 independently to each test accumulates family-wise error rate and increases the risk of chance significance (Type I error), so individual p-values must be interpreted with this in mind. The principal conclusions of this study are, however, supported not by single p-values but by triple verification (Phase 2) or non-overlapping confidence intervals (Phase 3, Section 4.3.1), so the possibility that the absence of correction reverses a conclusion is limited. Pipeline-level FDR correction is left as future analytical work.</w:t>
       </w:r>
     </w:p>
     <w:p>
@@ -33111,14 +32605,7 @@
           <w:rFonts w:ascii="휴먼명조" w:eastAsia="휴먼명조" w:hAnsi="휴먼명조" w:cs="휴먼명조"/>
           <w:w w:val="97"/>
         </w:rPr>
-        <w:t>. Consequently the small VQA-RAD is trained for roughly 2 epochs or more while the large PathVQA does not reach 1 epoch. The dataset-level performance gaps observed in Sections 4.2 and 4.4.6 may therefore partly reflect this difference in effective training volume; in particular, the interpretation in Section 4.4.6 of the PathVQA and VQA-RAD gap in terms of "task specialization" cannot exclude the alternative explanation of differing training budgets. Full-epoch retraining per dataset is left as follow-up w</w:t>
-      </w:r>
-      <w:r>
-        <w:rPr>
-          <w:rFonts w:ascii="휴먼명조" w:eastAsia="휴먼명조" w:hAnsi="휴먼명조" w:cs="휴먼명조"/>
-          <w:w w:val="97"/>
-        </w:rPr>
-        <w:t>ork.</w:t>
+        <w:t>. Consequently the small VQA-RAD is trained for roughly 2 epochs or more while the large PathVQA does not reach 1 epoch. The dataset-level performance gaps observed in Sections 4.2 and 4.4.6 may therefore partly reflect this difference in effective training volume; in particular, the interpretation in Section 4.4.6 of the PathVQA and VQA-RAD gap in terms of "task specialization" cannot exclude the alternative explanation of differing training budgets. Full-epoch retraining per dataset is left as follow-up work.</w:t>
       </w:r>
     </w:p>
     <w:p>
@@ -33199,14 +32686,7 @@
           <w:rFonts w:ascii="휴먼명조" w:eastAsia="휴먼명조" w:hAnsi="휴먼명조" w:cs="휴먼명조"/>
           <w:w w:val="97"/>
         </w:rPr>
-        <w:t xml:space="preserve"> from the fact that measured peak VRAM (at most 14,373MB during Phase 2 training) falls within the 16GB limit; it was not verified by running directly on a 16GB card. In a real 16GB environment, usable VRAM is smaller than the nominal capacity because of the OS and display output, and fragmentation behaves differently, so an out-of-memory risk cannot be excluded for Gemma4-E2B in particular, whose headroom is under 2GB. The other three models (4,015-7,943MB) have ample margin. Reproduction on actual 16GB ha</w:t>
-      </w:r>
-      <w:r>
-        <w:rPr>
-          <w:rFonts w:ascii="휴먼명조" w:eastAsia="휴먼명조" w:hAnsi="휴먼명조" w:cs="휴먼명조"/>
-          <w:w w:val="97"/>
-        </w:rPr>
-        <w:t>rdware is left as follow-up work.</w:t>
+        <w:t xml:space="preserve"> from the fact that measured peak VRAM (at most 14,373MB during Phase 2 training) falls within the 16GB limit; it was not verified by running directly on a 16GB card. In a real 16GB environment, usable VRAM is smaller than the nominal capacity because of the OS and display output, and fragmentation behaves differently, so an out-of-memory risk cannot be excluded for Gemma4-E2B in particular, whose headroom is under 2GB. The other three models (4,015-7,943MB) have ample margin. Reproduction on actual 16GB hardware is left as follow-up work.</w:t>
       </w:r>
     </w:p>
     <w:p>
@@ -33290,7 +32770,7 @@
         <w:jc w:val="left"/>
         <w:outlineLvl w:val="1"/>
       </w:pPr>
-      <w:bookmarkStart w:id="91" w:name="_Toc238299837"/>
+      <w:bookmarkStart w:id="91" w:name="_Toc238328783"/>
       <w:r>
         <w:rPr>
           <w:rFonts w:ascii="휴먼명조" w:eastAsia="휴먼명조" w:hAnsi="휴먼명조" w:cs="휴먼명조"/>
@@ -33517,14 +32997,7 @@
           <w:rFonts w:ascii="휴먼명조" w:eastAsia="휴먼명조" w:hAnsi="휴먼명조" w:cs="휴먼명조"/>
           <w:w w:val="97"/>
         </w:rPr>
-        <w:t xml:space="preserve"> was identified as a prerequisite task. The type-level decomposition in Section 4.4.4 showed that 84.6% of the accuracy gain occurred in yes_no and description, the two lowest-weighted types, while at the same time revealing that diagnosis — the highest-weighted type — appears in only 3 of the 500 evaluation items, leaving its performance undeterminable. For an evaluation to reflect clinical value, the protocol must deliberately oversample the important types rather than adopt the dataset's natural distribu</w:t>
-      </w:r>
-      <w:r>
-        <w:rPr>
-          <w:rFonts w:ascii="휴먼명조" w:eastAsia="휴먼명조" w:hAnsi="휴먼명조" w:cs="휴먼명조"/>
-          <w:w w:val="97"/>
-        </w:rPr>
-        <w:t>tion.</w:t>
+        <w:t xml:space="preserve"> was identified as a prerequisite task. The type-level decomposition in Section 4.4.4 showed that 84.6% of the accuracy gain occurred in yes_no and description, the two lowest-weighted types, while at the same time revealing that diagnosis — the highest-weighted type — appears in only 3 of the 500 evaluation items, leaving its performance undeterminable. For an evaluation to reflect clinical value, the protocol must deliberately oversample the important types rather than adopt the dataset's natural distribution.</w:t>
       </w:r>
     </w:p>
     <w:p>
@@ -33581,7 +33054,7 @@
         <w:jc w:val="center"/>
         <w:outlineLvl w:val="0"/>
       </w:pPr>
-      <w:bookmarkStart w:id="92" w:name="_Toc238299838"/>
+      <w:bookmarkStart w:id="92" w:name="_Toc238328784"/>
       <w:r>
         <w:rPr>
           <w:rFonts w:ascii="휴먼명조" w:eastAsia="휴먼명조" w:hAnsi="휴먼명조" w:cs="휴먼명조"/>
@@ -34021,15 +33494,7 @@
           <w:w w:val="97"/>
           <w:sz w:val="20"/>
         </w:rPr>
-        <w:t>: Entries [2], [3], [4], [9], [10], [11], and [15] have more than six authors and are therefore abbreviated with "et al." per IEEE convention; the complete author lists are available in the original sources. Entries [2], [3], [6], and [11] are technical reports or preprints with no conference version. The first version of [11] was titled "CheXagent: Towards a Foundation Model for Chest X-Ray Interpretation"; the title was changed in the December 2024 revision. The CheXagent referred to in Section 2.5 is thi</w:t>
-      </w:r>
-      <w:r>
-        <w:rPr>
-          <w:rFonts w:ascii="휴먼명조" w:eastAsia="휴먼명조" w:hAnsi="휴먼명조" w:cs="휴먼명조"/>
-          <w:w w:val="97"/>
-          <w:sz w:val="20"/>
-        </w:rPr>
-        <w:t>s work.</w:t>
+        <w:t>: Entries [2], [3], [4], [9], [10], [11], and [15] have more than six authors and are therefore abbreviated with "et al." per IEEE convention; the complete author lists are available in the original sources. Entries [2], [3], [6], and [11] are technical reports or preprints with no conference version. The first version of [11] was titled "CheXagent: Towards a Foundation Model for Chest X-Ray Interpretation"; the title was changed in the December 2024 revision. The CheXagent referred to in Section 2.5 is this work.</w:t>
       </w:r>
     </w:p>
     <w:p>
@@ -34044,7 +33509,7 @@
         <w:jc w:val="center"/>
         <w:outlineLvl w:val="0"/>
       </w:pPr>
-      <w:bookmarkStart w:id="93" w:name="_Toc238299839"/>
+      <w:bookmarkStart w:id="93" w:name="_Toc238328785"/>
       <w:r>
         <w:rPr>
           <w:rFonts w:ascii="휴먼명조" w:eastAsia="휴먼명조" w:hAnsi="휴먼명조" w:cs="휴먼명조"/>
@@ -34067,7 +33532,7 @@
         <w:jc w:val="left"/>
         <w:outlineLvl w:val="1"/>
       </w:pPr>
-      <w:bookmarkStart w:id="94" w:name="_Toc238299840"/>
+      <w:bookmarkStart w:id="94" w:name="_Toc238328786"/>
       <w:r>
         <w:rPr>
           <w:rFonts w:ascii="휴먼명조" w:eastAsia="휴먼명조" w:hAnsi="휴먼명조" w:cs="휴먼명조"/>
@@ -34837,7 +34302,7 @@
         <w:jc w:val="left"/>
         <w:outlineLvl w:val="1"/>
       </w:pPr>
-      <w:bookmarkStart w:id="95" w:name="_Toc238299841"/>
+      <w:bookmarkStart w:id="95" w:name="_Toc238328787"/>
       <w:r>
         <w:rPr>
           <w:rFonts w:ascii="휴먼명조" w:eastAsia="휴먼명조" w:hAnsi="휴먼명조" w:cs="휴먼명조"/>
@@ -35035,7 +34500,7 @@
         <w:jc w:val="center"/>
         <w:outlineLvl w:val="0"/>
       </w:pPr>
-      <w:bookmarkStart w:id="96" w:name="_Toc238299842"/>
+      <w:bookmarkStart w:id="96" w:name="_Toc238328788"/>
       <w:r>
         <w:rPr>
           <w:rFonts w:ascii="휴먼명조" w:eastAsia="휴먼명조" w:hAnsi="휴먼명조" w:cs="휴먼명조"/>
@@ -35058,7 +34523,7 @@
         <w:jc w:val="left"/>
         <w:outlineLvl w:val="1"/>
       </w:pPr>
-      <w:bookmarkStart w:id="97" w:name="_Toc238299843"/>
+      <w:bookmarkStart w:id="97" w:name="_Toc238328789"/>
       <w:r>
         <w:rPr>
           <w:rFonts w:ascii="휴먼명조" w:eastAsia="휴먼명조" w:hAnsi="휴먼명조" w:cs="휴먼명조"/>
@@ -35066,187 +34531,7 @@
           <w:w w:val="97"/>
           <w:sz w:val="28"/>
         </w:rPr>
-        <w:t>경량</w:t>
-      </w:r>
-      <w:r>
-        <w:rPr>
-          <w:rFonts w:ascii="휴먼명조" w:eastAsia="휴먼명조" w:hAnsi="휴먼명조" w:cs="휴먼명조"/>
-          <w:b/>
-          <w:w w:val="97"/>
-          <w:sz w:val="28"/>
-        </w:rPr>
-        <w:t xml:space="preserve"> </w:t>
-      </w:r>
-      <w:r>
-        <w:rPr>
-          <w:rFonts w:ascii="휴먼명조" w:eastAsia="휴먼명조" w:hAnsi="휴먼명조" w:cs="휴먼명조"/>
-          <w:b/>
-          <w:w w:val="97"/>
-          <w:sz w:val="28"/>
-        </w:rPr>
-        <w:t>멀티모달</w:t>
-      </w:r>
-      <w:r>
-        <w:rPr>
-          <w:rFonts w:ascii="휴먼명조" w:eastAsia="휴먼명조" w:hAnsi="휴먼명조" w:cs="휴먼명조"/>
-          <w:b/>
-          <w:w w:val="97"/>
-          <w:sz w:val="28"/>
-        </w:rPr>
-        <w:t xml:space="preserve"> </w:t>
-      </w:r>
-      <w:r>
-        <w:rPr>
-          <w:rFonts w:ascii="휴먼명조" w:eastAsia="휴먼명조" w:hAnsi="휴먼명조" w:cs="휴먼명조"/>
-          <w:b/>
-          <w:w w:val="97"/>
-          <w:sz w:val="28"/>
-        </w:rPr>
-        <w:t>모델의</w:t>
-      </w:r>
-      <w:r>
-        <w:rPr>
-          <w:rFonts w:ascii="휴먼명조" w:eastAsia="휴먼명조" w:hAnsi="휴먼명조" w:cs="휴먼명조"/>
-          <w:b/>
-          <w:w w:val="97"/>
-          <w:sz w:val="28"/>
-        </w:rPr>
-        <w:t xml:space="preserve"> </w:t>
-      </w:r>
-      <w:r>
-        <w:rPr>
-          <w:rFonts w:ascii="휴먼명조" w:eastAsia="휴먼명조" w:hAnsi="휴먼명조" w:cs="휴먼명조"/>
-          <w:b/>
-          <w:w w:val="97"/>
-          <w:sz w:val="28"/>
-        </w:rPr>
-        <w:t>의료</w:t>
-      </w:r>
-      <w:r>
-        <w:rPr>
-          <w:rFonts w:ascii="휴먼명조" w:eastAsia="휴먼명조" w:hAnsi="휴먼명조" w:cs="휴먼명조"/>
-          <w:b/>
-          <w:w w:val="97"/>
-          <w:sz w:val="28"/>
-        </w:rPr>
-        <w:t xml:space="preserve"> </w:t>
-      </w:r>
-      <w:r>
-        <w:rPr>
-          <w:rFonts w:ascii="휴먼명조" w:eastAsia="휴먼명조" w:hAnsi="휴먼명조" w:cs="휴먼명조"/>
-          <w:b/>
-          <w:w w:val="97"/>
-          <w:sz w:val="28"/>
-        </w:rPr>
-        <w:t>영상</w:t>
-      </w:r>
-      <w:r>
-        <w:rPr>
-          <w:rFonts w:ascii="휴먼명조" w:eastAsia="휴먼명조" w:hAnsi="휴먼명조" w:cs="휴먼명조"/>
-          <w:b/>
-          <w:w w:val="97"/>
-          <w:sz w:val="28"/>
-        </w:rPr>
-        <w:t xml:space="preserve"> VQA </w:t>
-      </w:r>
-      <w:r>
-        <w:rPr>
-          <w:rFonts w:ascii="휴먼명조" w:eastAsia="휴먼명조" w:hAnsi="휴먼명조" w:cs="휴먼명조"/>
-          <w:b/>
-          <w:w w:val="97"/>
-          <w:sz w:val="28"/>
-        </w:rPr>
-        <w:t>도메인</w:t>
-      </w:r>
-      <w:r>
-        <w:rPr>
-          <w:rFonts w:ascii="휴먼명조" w:eastAsia="휴먼명조" w:hAnsi="휴먼명조" w:cs="휴먼명조"/>
-          <w:b/>
-          <w:w w:val="97"/>
-          <w:sz w:val="28"/>
-        </w:rPr>
-        <w:t xml:space="preserve"> </w:t>
-      </w:r>
-      <w:r>
-        <w:rPr>
-          <w:rFonts w:ascii="휴먼명조" w:eastAsia="휴먼명조" w:hAnsi="휴먼명조" w:cs="휴먼명조"/>
-          <w:b/>
-          <w:w w:val="97"/>
-          <w:sz w:val="28"/>
-        </w:rPr>
-        <w:t>적응</w:t>
-      </w:r>
-      <w:r>
-        <w:rPr>
-          <w:rFonts w:ascii="휴먼명조" w:eastAsia="휴먼명조" w:hAnsi="휴먼명조" w:cs="휴먼명조"/>
-          <w:b/>
-          <w:w w:val="97"/>
-          <w:sz w:val="28"/>
-        </w:rPr>
-        <w:t xml:space="preserve">: QLoRA </w:t>
-      </w:r>
-      <w:r>
-        <w:rPr>
-          <w:rFonts w:ascii="휴먼명조" w:eastAsia="휴먼명조" w:hAnsi="휴먼명조" w:cs="휴먼명조"/>
-          <w:b/>
-          <w:w w:val="97"/>
-          <w:sz w:val="28"/>
-        </w:rPr>
-        <w:t>파인튜닝과</w:t>
-      </w:r>
-      <w:r>
-        <w:rPr>
-          <w:rFonts w:ascii="휴먼명조" w:eastAsia="휴먼명조" w:hAnsi="휴먼명조" w:cs="휴먼명조"/>
-          <w:b/>
-          <w:w w:val="97"/>
-          <w:sz w:val="28"/>
-        </w:rPr>
-        <w:t xml:space="preserve"> </w:t>
-      </w:r>
-      <w:r>
-        <w:rPr>
-          <w:rFonts w:ascii="휴먼명조" w:eastAsia="휴먼명조" w:hAnsi="휴먼명조" w:cs="휴먼명조"/>
-          <w:b/>
-          <w:w w:val="97"/>
-          <w:sz w:val="28"/>
-        </w:rPr>
-        <w:t>자율</w:t>
-      </w:r>
-      <w:r>
-        <w:rPr>
-          <w:rFonts w:ascii="휴먼명조" w:eastAsia="휴먼명조" w:hAnsi="휴먼명조" w:cs="휴먼명조"/>
-          <w:b/>
-          <w:w w:val="97"/>
-          <w:sz w:val="28"/>
-        </w:rPr>
-        <w:t xml:space="preserve"> </w:t>
-      </w:r>
-      <w:r>
-        <w:rPr>
-          <w:rFonts w:ascii="휴먼명조" w:eastAsia="휴먼명조" w:hAnsi="휴먼명조" w:cs="휴먼명조"/>
-          <w:b/>
-          <w:w w:val="97"/>
-          <w:sz w:val="28"/>
-        </w:rPr>
-        <w:t>하이퍼파라미터</w:t>
-      </w:r>
-      <w:r>
-        <w:rPr>
-          <w:rFonts w:ascii="휴먼명조" w:eastAsia="휴먼명조" w:hAnsi="휴먼명조" w:cs="휴먼명조"/>
-          <w:b/>
-          <w:w w:val="97"/>
-          <w:sz w:val="28"/>
-        </w:rPr>
-        <w:t xml:space="preserve"> </w:t>
-      </w:r>
-      <w:r>
-        <w:rPr>
-          <w:rFonts w:ascii="휴먼명조" w:eastAsia="휴먼명조" w:hAnsi="휴먼명조" w:cs="휴먼명조"/>
-          <w:b/>
-          <w:w w:val="97"/>
-          <w:sz w:val="28"/>
-        </w:rPr>
-        <w:t>최적화</w:t>
+        <w:t>경량 멀티모달 모델의 의료 영상 VQA 도메인 적응: QLoRA 파인튜닝과 자율 하이퍼파라미터 최적화</w:t>
       </w:r>
       <w:bookmarkEnd w:id="97"/>
     </w:p>
@@ -35273,21 +34558,7 @@
           <w:rFonts w:ascii="휴먼명조" w:eastAsia="휴먼명조" w:hAnsi="휴먼명조" w:cs="휴먼명조"/>
           <w:w w:val="97"/>
         </w:rPr>
-        <w:t>융합정보기술학과</w:t>
-      </w:r>
-      <w:r>
-        <w:rPr>
-          <w:rFonts w:ascii="휴먼명조" w:eastAsia="휴먼명조" w:hAnsi="휴먼명조" w:cs="휴먼명조"/>
-          <w:w w:val="97"/>
-        </w:rPr>
-        <w:t xml:space="preserve"> </w:t>
-      </w:r>
-      <w:r>
-        <w:rPr>
-          <w:rFonts w:ascii="휴먼명조" w:eastAsia="휴먼명조" w:hAnsi="휴먼명조" w:cs="휴먼명조"/>
-          <w:w w:val="97"/>
-        </w:rPr>
-        <w:t>인공지능전공</w:t>
+        <w:t>융합정보기술학과 인공지능전공</w:t>
       </w:r>
     </w:p>
     <w:p>
@@ -35300,21 +34571,7 @@
           <w:rFonts w:ascii="휴먼명조" w:eastAsia="휴먼명조" w:hAnsi="휴먼명조" w:cs="휴먼명조"/>
           <w:w w:val="97"/>
         </w:rPr>
-        <w:t>건국대학교</w:t>
-      </w:r>
-      <w:r>
-        <w:rPr>
-          <w:rFonts w:ascii="휴먼명조" w:eastAsia="휴먼명조" w:hAnsi="휴먼명조" w:cs="휴먼명조"/>
-          <w:w w:val="97"/>
-        </w:rPr>
-        <w:t xml:space="preserve"> </w:t>
-      </w:r>
-      <w:r>
-        <w:rPr>
-          <w:rFonts w:ascii="휴먼명조" w:eastAsia="휴먼명조" w:hAnsi="휴먼명조" w:cs="휴먼명조"/>
-          <w:w w:val="97"/>
-        </w:rPr>
-        <w:t>정보통신대학원</w:t>
+        <w:t>건국대학교 정보통신대학원</w:t>
       </w:r>
     </w:p>
     <w:p>
@@ -35327,658 +34584,7 @@
           <w:rFonts w:ascii="휴먼명조" w:eastAsia="휴먼명조" w:hAnsi="휴먼명조" w:cs="휴먼명조"/>
           <w:w w:val="97"/>
         </w:rPr>
-        <w:t>본</w:t>
-      </w:r>
-      <w:r>
-        <w:rPr>
-          <w:rFonts w:ascii="휴먼명조" w:eastAsia="휴먼명조" w:hAnsi="휴먼명조" w:cs="휴먼명조"/>
-          <w:w w:val="97"/>
-        </w:rPr>
-        <w:t xml:space="preserve"> </w:t>
-      </w:r>
-      <w:r>
-        <w:rPr>
-          <w:rFonts w:ascii="휴먼명조" w:eastAsia="휴먼명조" w:hAnsi="휴먼명조" w:cs="휴먼명조"/>
-          <w:w w:val="97"/>
-        </w:rPr>
-        <w:t>연구는</w:t>
-      </w:r>
-      <w:r>
-        <w:rPr>
-          <w:rFonts w:ascii="휴먼명조" w:eastAsia="휴먼명조" w:hAnsi="휴먼명조" w:cs="휴먼명조"/>
-          <w:w w:val="97"/>
-        </w:rPr>
-        <w:t xml:space="preserve"> </w:t>
-      </w:r>
-      <w:r>
-        <w:rPr>
-          <w:rFonts w:ascii="휴먼명조" w:eastAsia="휴먼명조" w:hAnsi="휴먼명조" w:cs="휴먼명조"/>
-          <w:w w:val="97"/>
-        </w:rPr>
-        <w:t>소비자급</w:t>
-      </w:r>
-      <w:r>
-        <w:rPr>
-          <w:rFonts w:ascii="휴먼명조" w:eastAsia="휴먼명조" w:hAnsi="휴먼명조" w:cs="휴먼명조"/>
-          <w:w w:val="97"/>
-        </w:rPr>
-        <w:t xml:space="preserve"> GPU </w:t>
-      </w:r>
-      <w:r>
-        <w:rPr>
-          <w:rFonts w:ascii="휴먼명조" w:eastAsia="휴먼명조" w:hAnsi="휴먼명조" w:cs="휴먼명조"/>
-          <w:w w:val="97"/>
-        </w:rPr>
-        <w:t>환경에서</w:t>
-      </w:r>
-      <w:r>
-        <w:rPr>
-          <w:rFonts w:ascii="휴먼명조" w:eastAsia="휴먼명조" w:hAnsi="휴먼명조" w:cs="휴먼명조"/>
-          <w:w w:val="97"/>
-        </w:rPr>
-        <w:t xml:space="preserve"> </w:t>
-      </w:r>
-      <w:r>
-        <w:rPr>
-          <w:rFonts w:ascii="휴먼명조" w:eastAsia="휴먼명조" w:hAnsi="휴먼명조" w:cs="휴먼명조"/>
-          <w:w w:val="97"/>
-        </w:rPr>
-        <w:t>경량</w:t>
-      </w:r>
-      <w:r>
-        <w:rPr>
-          <w:rFonts w:ascii="휴먼명조" w:eastAsia="휴먼명조" w:hAnsi="휴먼명조" w:cs="휴먼명조"/>
-          <w:w w:val="97"/>
-        </w:rPr>
-        <w:t xml:space="preserve"> Vision-Language Model(VLM)</w:t>
-      </w:r>
-      <w:r>
-        <w:rPr>
-          <w:rFonts w:ascii="휴먼명조" w:eastAsia="휴먼명조" w:hAnsi="휴먼명조" w:cs="휴먼명조"/>
-          <w:w w:val="97"/>
-        </w:rPr>
-        <w:t>을</w:t>
-      </w:r>
-      <w:r>
-        <w:rPr>
-          <w:rFonts w:ascii="휴먼명조" w:eastAsia="휴먼명조" w:hAnsi="휴먼명조" w:cs="휴먼명조"/>
-          <w:w w:val="97"/>
-        </w:rPr>
-        <w:t xml:space="preserve"> </w:t>
-      </w:r>
-      <w:r>
-        <w:rPr>
-          <w:rFonts w:ascii="휴먼명조" w:eastAsia="휴먼명조" w:hAnsi="휴먼명조" w:cs="휴먼명조"/>
-          <w:w w:val="97"/>
-        </w:rPr>
-        <w:t>의료</w:t>
-      </w:r>
-      <w:r>
-        <w:rPr>
-          <w:rFonts w:ascii="휴먼명조" w:eastAsia="휴먼명조" w:hAnsi="휴먼명조" w:cs="휴먼명조"/>
-          <w:w w:val="97"/>
-        </w:rPr>
-        <w:t xml:space="preserve"> </w:t>
-      </w:r>
-      <w:r>
-        <w:rPr>
-          <w:rFonts w:ascii="휴먼명조" w:eastAsia="휴먼명조" w:hAnsi="휴먼명조" w:cs="휴먼명조"/>
-          <w:w w:val="97"/>
-        </w:rPr>
-        <w:t>영상</w:t>
-      </w:r>
-      <w:r>
-        <w:rPr>
-          <w:rFonts w:ascii="휴먼명조" w:eastAsia="휴먼명조" w:hAnsi="휴먼명조" w:cs="휴먼명조"/>
-          <w:w w:val="97"/>
-        </w:rPr>
-        <w:t xml:space="preserve"> Visual Question Answering(VQA) </w:t>
-      </w:r>
-      <w:r>
-        <w:rPr>
-          <w:rFonts w:ascii="휴먼명조" w:eastAsia="휴먼명조" w:hAnsi="휴먼명조" w:cs="휴먼명조"/>
-          <w:w w:val="97"/>
-        </w:rPr>
-        <w:t>도메인에</w:t>
-      </w:r>
-      <w:r>
-        <w:rPr>
-          <w:rFonts w:ascii="휴먼명조" w:eastAsia="휴먼명조" w:hAnsi="휴먼명조" w:cs="휴먼명조"/>
-          <w:w w:val="97"/>
-        </w:rPr>
-        <w:t xml:space="preserve"> </w:t>
-      </w:r>
-      <w:r>
-        <w:rPr>
-          <w:rFonts w:ascii="휴먼명조" w:eastAsia="휴먼명조" w:hAnsi="휴먼명조" w:cs="휴먼명조"/>
-          <w:w w:val="97"/>
-        </w:rPr>
-        <w:t>적응시키는</w:t>
-      </w:r>
-      <w:r>
-        <w:rPr>
-          <w:rFonts w:ascii="휴먼명조" w:eastAsia="휴먼명조" w:hAnsi="휴먼명조" w:cs="휴먼명조"/>
-          <w:w w:val="97"/>
-        </w:rPr>
-        <w:t xml:space="preserve"> </w:t>
-      </w:r>
-      <w:r>
-        <w:rPr>
-          <w:rFonts w:ascii="휴먼명조" w:eastAsia="휴먼명조" w:hAnsi="휴먼명조" w:cs="휴먼명조"/>
-          <w:w w:val="97"/>
-        </w:rPr>
-        <w:t>전</w:t>
-      </w:r>
-      <w:r>
-        <w:rPr>
-          <w:rFonts w:ascii="휴먼명조" w:eastAsia="휴먼명조" w:hAnsi="휴먼명조" w:cs="휴먼명조"/>
-          <w:w w:val="97"/>
-        </w:rPr>
-        <w:t xml:space="preserve"> </w:t>
-      </w:r>
-      <w:r>
-        <w:rPr>
-          <w:rFonts w:ascii="휴먼명조" w:eastAsia="휴먼명조" w:hAnsi="휴먼명조" w:cs="휴먼명조"/>
-          <w:w w:val="97"/>
-        </w:rPr>
-        <w:t>과정을</w:t>
-      </w:r>
-      <w:r>
-        <w:rPr>
-          <w:rFonts w:ascii="휴먼명조" w:eastAsia="휴먼명조" w:hAnsi="휴먼명조" w:cs="휴먼명조"/>
-          <w:w w:val="97"/>
-        </w:rPr>
-        <w:t xml:space="preserve"> </w:t>
-      </w:r>
-      <w:r>
-        <w:rPr>
-          <w:rFonts w:ascii="휴먼명조" w:eastAsia="휴먼명조" w:hAnsi="휴먼명조" w:cs="휴먼명조"/>
-          <w:w w:val="97"/>
-        </w:rPr>
-        <w:t>세</w:t>
-      </w:r>
-      <w:r>
-        <w:rPr>
-          <w:rFonts w:ascii="휴먼명조" w:eastAsia="휴먼명조" w:hAnsi="휴먼명조" w:cs="휴먼명조"/>
-          <w:w w:val="97"/>
-        </w:rPr>
-        <w:t xml:space="preserve"> </w:t>
-      </w:r>
-      <w:r>
-        <w:rPr>
-          <w:rFonts w:ascii="휴먼명조" w:eastAsia="휴먼명조" w:hAnsi="휴먼명조" w:cs="휴먼명조"/>
-          <w:w w:val="97"/>
-        </w:rPr>
-        <w:t>단계</w:t>
-      </w:r>
-      <w:r>
-        <w:rPr>
-          <w:rFonts w:ascii="휴먼명조" w:eastAsia="휴먼명조" w:hAnsi="휴먼명조" w:cs="휴먼명조"/>
-          <w:w w:val="97"/>
-        </w:rPr>
-        <w:t xml:space="preserve"> </w:t>
-      </w:r>
-      <w:r>
-        <w:rPr>
-          <w:rFonts w:ascii="휴먼명조" w:eastAsia="휴먼명조" w:hAnsi="휴먼명조" w:cs="휴먼명조"/>
-          <w:w w:val="97"/>
-        </w:rPr>
-        <w:t>실험으로</w:t>
-      </w:r>
-      <w:r>
-        <w:rPr>
-          <w:rFonts w:ascii="휴먼명조" w:eastAsia="휴먼명조" w:hAnsi="휴먼명조" w:cs="휴먼명조"/>
-          <w:w w:val="97"/>
-        </w:rPr>
-        <w:t xml:space="preserve"> </w:t>
-      </w:r>
-      <w:r>
-        <w:rPr>
-          <w:rFonts w:ascii="휴먼명조" w:eastAsia="휴먼명조" w:hAnsi="휴먼명조" w:cs="휴먼명조"/>
-          <w:w w:val="97"/>
-        </w:rPr>
-        <w:t>검증한다</w:t>
-      </w:r>
-      <w:r>
-        <w:rPr>
-          <w:rFonts w:ascii="휴먼명조" w:eastAsia="휴먼명조" w:hAnsi="휴먼명조" w:cs="휴먼명조"/>
-          <w:w w:val="97"/>
-        </w:rPr>
-        <w:t>. 20</w:t>
-      </w:r>
-      <w:r>
-        <w:rPr>
-          <w:rFonts w:ascii="휴먼명조" w:eastAsia="휴먼명조" w:hAnsi="휴먼명조" w:cs="휴먼명조"/>
-          <w:w w:val="97"/>
-        </w:rPr>
-        <w:t>억</w:t>
-      </w:r>
-      <w:r>
-        <w:rPr>
-          <w:rFonts w:ascii="휴먼명조" w:eastAsia="휴먼명조" w:hAnsi="휴먼명조" w:cs="휴먼명조"/>
-          <w:w w:val="97"/>
-        </w:rPr>
-        <w:t>~30</w:t>
-      </w:r>
-      <w:r>
-        <w:rPr>
-          <w:rFonts w:ascii="휴먼명조" w:eastAsia="휴먼명조" w:hAnsi="휴먼명조" w:cs="휴먼명조"/>
-          <w:w w:val="97"/>
-        </w:rPr>
-        <w:t>억</w:t>
-      </w:r>
-      <w:r>
-        <w:rPr>
-          <w:rFonts w:ascii="휴먼명조" w:eastAsia="휴먼명조" w:hAnsi="휴먼명조" w:cs="휴먼명조"/>
-          <w:w w:val="97"/>
-        </w:rPr>
-        <w:t xml:space="preserve"> </w:t>
-      </w:r>
-      <w:r>
-        <w:rPr>
-          <w:rFonts w:ascii="휴먼명조" w:eastAsia="휴먼명조" w:hAnsi="휴먼명조" w:cs="휴먼명조"/>
-          <w:w w:val="97"/>
-        </w:rPr>
-        <w:t>파라미터급</w:t>
-      </w:r>
-      <w:r>
-        <w:rPr>
-          <w:rFonts w:ascii="휴먼명조" w:eastAsia="휴먼명조" w:hAnsi="휴먼명조" w:cs="휴먼명조"/>
-          <w:w w:val="97"/>
-        </w:rPr>
-        <w:t xml:space="preserve"> </w:t>
-      </w:r>
-      <w:r>
-        <w:rPr>
-          <w:rFonts w:ascii="휴먼명조" w:eastAsia="휴먼명조" w:hAnsi="휴먼명조" w:cs="휴먼명조"/>
-          <w:w w:val="97"/>
-        </w:rPr>
-        <w:t>공개</w:t>
-      </w:r>
-      <w:r>
-        <w:rPr>
-          <w:rFonts w:ascii="휴먼명조" w:eastAsia="휴먼명조" w:hAnsi="휴먼명조" w:cs="휴먼명조"/>
-          <w:w w:val="97"/>
-        </w:rPr>
-        <w:t xml:space="preserve"> </w:t>
-      </w:r>
-      <w:r>
-        <w:rPr>
-          <w:rFonts w:ascii="휴먼명조" w:eastAsia="휴먼명조" w:hAnsi="휴먼명조" w:cs="휴먼명조"/>
-          <w:w w:val="97"/>
-        </w:rPr>
-        <w:t>모델</w:t>
-      </w:r>
-      <w:r>
-        <w:rPr>
-          <w:rFonts w:ascii="휴먼명조" w:eastAsia="휴먼명조" w:hAnsi="휴먼명조" w:cs="휴먼명조"/>
-          <w:w w:val="97"/>
-        </w:rPr>
-        <w:t xml:space="preserve"> 4</w:t>
-      </w:r>
-      <w:r>
-        <w:rPr>
-          <w:rFonts w:ascii="휴먼명조" w:eastAsia="휴먼명조" w:hAnsi="휴먼명조" w:cs="휴먼명조"/>
-          <w:w w:val="97"/>
-        </w:rPr>
-        <w:t>종</w:t>
-      </w:r>
-      <w:r>
-        <w:rPr>
-          <w:rFonts w:ascii="휴먼명조" w:eastAsia="휴먼명조" w:hAnsi="휴먼명조" w:cs="휴먼명조"/>
-          <w:w w:val="97"/>
-        </w:rPr>
-        <w:t>(Qwen3-VL-2B, Qwen2.5-VL-3B, SmolVLM2-2.2B, Gemma4-E2B)</w:t>
-      </w:r>
-      <w:r>
-        <w:rPr>
-          <w:rFonts w:ascii="휴먼명조" w:eastAsia="휴먼명조" w:hAnsi="휴먼명조" w:cs="휴먼명조"/>
-          <w:w w:val="97"/>
-        </w:rPr>
-        <w:t>과</w:t>
-      </w:r>
-      <w:r>
-        <w:rPr>
-          <w:rFonts w:ascii="휴먼명조" w:eastAsia="휴먼명조" w:hAnsi="휴먼명조" w:cs="휴먼명조"/>
-          <w:w w:val="97"/>
-        </w:rPr>
-        <w:t xml:space="preserve"> </w:t>
-      </w:r>
-      <w:r>
-        <w:rPr>
-          <w:rFonts w:ascii="휴먼명조" w:eastAsia="휴먼명조" w:hAnsi="휴먼명조" w:cs="휴먼명조"/>
-          <w:w w:val="97"/>
-        </w:rPr>
-        <w:t>공개</w:t>
-      </w:r>
-      <w:r>
-        <w:rPr>
-          <w:rFonts w:ascii="휴먼명조" w:eastAsia="휴먼명조" w:hAnsi="휴먼명조" w:cs="휴먼명조"/>
-          <w:w w:val="97"/>
-        </w:rPr>
-        <w:t xml:space="preserve"> </w:t>
-      </w:r>
-      <w:r>
-        <w:rPr>
-          <w:rFonts w:ascii="휴먼명조" w:eastAsia="휴먼명조" w:hAnsi="휴먼명조" w:cs="휴먼명조"/>
-          <w:w w:val="97"/>
-        </w:rPr>
-        <w:t>의료</w:t>
-      </w:r>
-      <w:r>
-        <w:rPr>
-          <w:rFonts w:ascii="휴먼명조" w:eastAsia="휴먼명조" w:hAnsi="휴먼명조" w:cs="휴먼명조"/>
-          <w:w w:val="97"/>
-        </w:rPr>
-        <w:t xml:space="preserve"> VQA </w:t>
-      </w:r>
-      <w:r>
-        <w:rPr>
-          <w:rFonts w:ascii="휴먼명조" w:eastAsia="휴먼명조" w:hAnsi="휴먼명조" w:cs="휴먼명조"/>
-          <w:w w:val="97"/>
-        </w:rPr>
-        <w:t>데이터셋</w:t>
-      </w:r>
-      <w:r>
-        <w:rPr>
-          <w:rFonts w:ascii="휴먼명조" w:eastAsia="휴먼명조" w:hAnsi="휴먼명조" w:cs="휴먼명조"/>
-          <w:w w:val="97"/>
-        </w:rPr>
-        <w:t xml:space="preserve"> 3</w:t>
-      </w:r>
-      <w:r>
-        <w:rPr>
-          <w:rFonts w:ascii="휴먼명조" w:eastAsia="휴먼명조" w:hAnsi="휴먼명조" w:cs="휴먼명조"/>
-          <w:w w:val="97"/>
-        </w:rPr>
-        <w:t>종</w:t>
-      </w:r>
-      <w:r>
-        <w:rPr>
-          <w:rFonts w:ascii="휴먼명조" w:eastAsia="휴먼명조" w:hAnsi="휴먼명조" w:cs="휴먼명조"/>
-          <w:w w:val="97"/>
-        </w:rPr>
-        <w:t>(PathVQA, SLAKE, VQA-RAD)</w:t>
-      </w:r>
-      <w:r>
-        <w:rPr>
-          <w:rFonts w:ascii="휴먼명조" w:eastAsia="휴먼명조" w:hAnsi="휴먼명조" w:cs="휴먼명조"/>
-          <w:w w:val="97"/>
-        </w:rPr>
-        <w:t>을</w:t>
-      </w:r>
-      <w:r>
-        <w:rPr>
-          <w:rFonts w:ascii="휴먼명조" w:eastAsia="휴먼명조" w:hAnsi="휴먼명조" w:cs="휴먼명조"/>
-          <w:w w:val="97"/>
-        </w:rPr>
-        <w:t xml:space="preserve"> </w:t>
-      </w:r>
-      <w:r>
-        <w:rPr>
-          <w:rFonts w:ascii="휴먼명조" w:eastAsia="휴먼명조" w:hAnsi="휴먼명조" w:cs="휴먼명조"/>
-          <w:w w:val="97"/>
-        </w:rPr>
-        <w:t>대상으로</w:t>
-      </w:r>
-      <w:r>
-        <w:rPr>
-          <w:rFonts w:ascii="휴먼명조" w:eastAsia="휴먼명조" w:hAnsi="휴먼명조" w:cs="휴먼명조"/>
-          <w:w w:val="97"/>
-        </w:rPr>
-        <w:t xml:space="preserve">, </w:t>
-      </w:r>
-      <w:r>
-        <w:rPr>
-          <w:rFonts w:ascii="휴먼명조" w:eastAsia="휴먼명조" w:hAnsi="휴먼명조" w:cs="휴먼명조"/>
-          <w:w w:val="97"/>
-        </w:rPr>
-        <w:t>제로샷</w:t>
-      </w:r>
-      <w:r>
-        <w:rPr>
-          <w:rFonts w:ascii="휴먼명조" w:eastAsia="휴먼명조" w:hAnsi="휴먼명조" w:cs="휴먼명조"/>
-          <w:w w:val="97"/>
-        </w:rPr>
-        <w:t xml:space="preserve"> </w:t>
-      </w:r>
-      <w:r>
-        <w:rPr>
-          <w:rFonts w:ascii="휴먼명조" w:eastAsia="휴먼명조" w:hAnsi="휴먼명조" w:cs="휴먼명조"/>
-          <w:w w:val="97"/>
-        </w:rPr>
-        <w:t>베이스라인</w:t>
-      </w:r>
-      <w:r>
-        <w:rPr>
-          <w:rFonts w:ascii="휴먼명조" w:eastAsia="휴먼명조" w:hAnsi="휴먼명조" w:cs="휴먼명조"/>
-          <w:w w:val="97"/>
-        </w:rPr>
-        <w:t xml:space="preserve"> 12</w:t>
-      </w:r>
-      <w:r>
-        <w:rPr>
-          <w:rFonts w:ascii="휴먼명조" w:eastAsia="휴먼명조" w:hAnsi="휴먼명조" w:cs="휴먼명조"/>
-          <w:w w:val="97"/>
-        </w:rPr>
-        <w:t>조건</w:t>
-      </w:r>
-      <w:r>
-        <w:rPr>
-          <w:rFonts w:ascii="휴먼명조" w:eastAsia="휴먼명조" w:hAnsi="휴먼명조" w:cs="휴먼명조"/>
-          <w:w w:val="97"/>
-        </w:rPr>
-        <w:t xml:space="preserve">(Phase 1), QLoRA </w:t>
-      </w:r>
-      <w:r>
-        <w:rPr>
-          <w:rFonts w:ascii="휴먼명조" w:eastAsia="휴먼명조" w:hAnsi="휴먼명조" w:cs="휴먼명조"/>
-          <w:w w:val="97"/>
-        </w:rPr>
-        <w:t>파인튜닝</w:t>
-      </w:r>
-      <w:r>
-        <w:rPr>
-          <w:rFonts w:ascii="휴먼명조" w:eastAsia="휴먼명조" w:hAnsi="휴먼명조" w:cs="휴먼명조"/>
-          <w:w w:val="97"/>
-        </w:rPr>
-        <w:t xml:space="preserve"> 75</w:t>
-      </w:r>
-      <w:r>
-        <w:rPr>
-          <w:rFonts w:ascii="휴먼명조" w:eastAsia="휴먼명조" w:hAnsi="휴먼명조" w:cs="휴먼명조"/>
-          <w:w w:val="97"/>
-        </w:rPr>
-        <w:t>조건</w:t>
-      </w:r>
-      <w:r>
-        <w:rPr>
-          <w:rFonts w:ascii="휴먼명조" w:eastAsia="휴먼명조" w:hAnsi="휴먼명조" w:cs="휴먼명조"/>
-          <w:w w:val="97"/>
-        </w:rPr>
-        <w:t xml:space="preserve">(Phase 2), </w:t>
-      </w:r>
-      <w:r>
-        <w:rPr>
-          <w:rFonts w:ascii="휴먼명조" w:eastAsia="휴먼명조" w:hAnsi="휴먼명조" w:cs="휴먼명조"/>
-          <w:w w:val="97"/>
-        </w:rPr>
-        <w:t>하이퍼파라미터</w:t>
-      </w:r>
-      <w:r>
-        <w:rPr>
-          <w:rFonts w:ascii="휴먼명조" w:eastAsia="휴먼명조" w:hAnsi="휴먼명조" w:cs="휴먼명조"/>
-          <w:w w:val="97"/>
-        </w:rPr>
-        <w:t xml:space="preserve"> </w:t>
-      </w:r>
-      <w:r>
-        <w:rPr>
-          <w:rFonts w:ascii="휴먼명조" w:eastAsia="휴먼명조" w:hAnsi="휴먼명조" w:cs="휴먼명조"/>
-          <w:w w:val="97"/>
-        </w:rPr>
-        <w:t>탐색</w:t>
-      </w:r>
-      <w:r>
-        <w:rPr>
-          <w:rFonts w:ascii="휴먼명조" w:eastAsia="휴먼명조" w:hAnsi="휴먼명조" w:cs="휴먼명조"/>
-          <w:w w:val="97"/>
-        </w:rPr>
-        <w:t xml:space="preserve"> </w:t>
-      </w:r>
-      <w:r>
-        <w:rPr>
-          <w:rFonts w:ascii="휴먼명조" w:eastAsia="휴먼명조" w:hAnsi="휴먼명조" w:cs="휴먼명조"/>
-          <w:w w:val="97"/>
-        </w:rPr>
-        <w:t>전략</w:t>
-      </w:r>
-      <w:r>
-        <w:rPr>
-          <w:rFonts w:ascii="휴먼명조" w:eastAsia="휴먼명조" w:hAnsi="휴먼명조" w:cs="휴먼명조"/>
-          <w:w w:val="97"/>
-        </w:rPr>
-        <w:t xml:space="preserve"> </w:t>
-      </w:r>
-      <w:r>
-        <w:rPr>
-          <w:rFonts w:ascii="휴먼명조" w:eastAsia="휴먼명조" w:hAnsi="휴먼명조" w:cs="휴먼명조"/>
-          <w:w w:val="97"/>
-        </w:rPr>
-        <w:t>비교와</w:t>
-      </w:r>
-      <w:r>
-        <w:rPr>
-          <w:rFonts w:ascii="휴먼명조" w:eastAsia="휴먼명조" w:hAnsi="휴먼명조" w:cs="휴먼명조"/>
-          <w:w w:val="97"/>
-        </w:rPr>
-        <w:t xml:space="preserve"> </w:t>
-      </w:r>
-      <w:r>
-        <w:rPr>
-          <w:rFonts w:ascii="휴먼명조" w:eastAsia="휴먼명조" w:hAnsi="휴먼명조" w:cs="휴먼명조"/>
-          <w:w w:val="97"/>
-        </w:rPr>
-        <w:t>설정</w:t>
-      </w:r>
-      <w:r>
-        <w:rPr>
-          <w:rFonts w:ascii="휴먼명조" w:eastAsia="휴먼명조" w:hAnsi="휴먼명조" w:cs="휴먼명조"/>
-          <w:w w:val="97"/>
-        </w:rPr>
-        <w:t xml:space="preserve"> </w:t>
-      </w:r>
-      <w:r>
-        <w:rPr>
-          <w:rFonts w:ascii="휴먼명조" w:eastAsia="휴먼명조" w:hAnsi="휴먼명조" w:cs="휴먼명조"/>
-          <w:w w:val="97"/>
-        </w:rPr>
-        <w:t>정합성</w:t>
-      </w:r>
-      <w:r>
-        <w:rPr>
-          <w:rFonts w:ascii="휴먼명조" w:eastAsia="휴먼명조" w:hAnsi="휴먼명조" w:cs="휴먼명조"/>
-          <w:w w:val="97"/>
-        </w:rPr>
-        <w:t xml:space="preserve"> </w:t>
-      </w:r>
-      <w:r>
-        <w:rPr>
-          <w:rFonts w:ascii="휴먼명조" w:eastAsia="휴먼명조" w:hAnsi="휴먼명조" w:cs="휴먼명조"/>
-          <w:w w:val="97"/>
-        </w:rPr>
-        <w:t>재실험</w:t>
-      </w:r>
-      <w:r>
-        <w:rPr>
-          <w:rFonts w:ascii="휴먼명조" w:eastAsia="휴먼명조" w:hAnsi="휴먼명조" w:cs="휴먼명조"/>
-          <w:w w:val="97"/>
-        </w:rPr>
-        <w:t xml:space="preserve"> 810 trial(Phase 3)</w:t>
-      </w:r>
-      <w:r>
-        <w:rPr>
-          <w:rFonts w:ascii="휴먼명조" w:eastAsia="휴먼명조" w:hAnsi="휴먼명조" w:cs="휴먼명조"/>
-          <w:w w:val="97"/>
-        </w:rPr>
-        <w:t>을</w:t>
-      </w:r>
-      <w:r>
-        <w:rPr>
-          <w:rFonts w:ascii="휴먼명조" w:eastAsia="휴먼명조" w:hAnsi="휴먼명조" w:cs="휴먼명조"/>
-          <w:w w:val="97"/>
-        </w:rPr>
-        <w:t xml:space="preserve"> </w:t>
-      </w:r>
-      <w:r>
-        <w:rPr>
-          <w:rFonts w:ascii="휴먼명조" w:eastAsia="휴먼명조" w:hAnsi="휴먼명조" w:cs="휴먼명조"/>
-          <w:w w:val="97"/>
-        </w:rPr>
-        <w:t>동일한</w:t>
-      </w:r>
-      <w:r>
-        <w:rPr>
-          <w:rFonts w:ascii="휴먼명조" w:eastAsia="휴먼명조" w:hAnsi="휴먼명조" w:cs="휴먼명조"/>
-          <w:w w:val="97"/>
-        </w:rPr>
-        <w:t xml:space="preserve"> </w:t>
-      </w:r>
-      <w:r>
-        <w:rPr>
-          <w:rFonts w:ascii="휴먼명조" w:eastAsia="휴먼명조" w:hAnsi="휴먼명조" w:cs="휴먼명조"/>
-          <w:w w:val="97"/>
-        </w:rPr>
-        <w:t>평가</w:t>
-      </w:r>
-      <w:r>
-        <w:rPr>
-          <w:rFonts w:ascii="휴먼명조" w:eastAsia="휴먼명조" w:hAnsi="휴먼명조" w:cs="휴먼명조"/>
-          <w:w w:val="97"/>
-        </w:rPr>
-        <w:t xml:space="preserve"> </w:t>
-      </w:r>
-      <w:r>
-        <w:rPr>
-          <w:rFonts w:ascii="휴먼명조" w:eastAsia="휴먼명조" w:hAnsi="휴먼명조" w:cs="휴먼명조"/>
-          <w:w w:val="97"/>
-        </w:rPr>
-        <w:t>프로토콜</w:t>
-      </w:r>
-      <w:r>
-        <w:rPr>
-          <w:rFonts w:ascii="휴먼명조" w:eastAsia="휴먼명조" w:hAnsi="휴먼명조" w:cs="휴먼명조"/>
-          <w:w w:val="97"/>
-        </w:rPr>
-        <w:t xml:space="preserve"> </w:t>
-      </w:r>
-      <w:r>
-        <w:rPr>
-          <w:rFonts w:ascii="휴먼명조" w:eastAsia="휴먼명조" w:hAnsi="휴먼명조" w:cs="휴먼명조"/>
-          <w:w w:val="97"/>
-        </w:rPr>
-        <w:t>아래</w:t>
-      </w:r>
-      <w:r>
-        <w:rPr>
-          <w:rFonts w:ascii="휴먼명조" w:eastAsia="휴먼명조" w:hAnsi="휴먼명조" w:cs="휴먼명조"/>
-          <w:w w:val="97"/>
-        </w:rPr>
-        <w:t xml:space="preserve"> </w:t>
-      </w:r>
-      <w:r>
-        <w:rPr>
-          <w:rFonts w:ascii="휴먼명조" w:eastAsia="휴먼명조" w:hAnsi="휴먼명조" w:cs="휴먼명조"/>
-          <w:w w:val="97"/>
-        </w:rPr>
-        <w:t>수행했다</w:t>
-      </w:r>
-      <w:r>
-        <w:rPr>
-          <w:rFonts w:ascii="휴먼명조" w:eastAsia="휴먼명조" w:hAnsi="휴먼명조" w:cs="휴먼명조"/>
-          <w:w w:val="97"/>
-        </w:rPr>
-        <w:t>.</w:t>
+        <w:t>본 연구는 소비자급 GPU 환경에서 경량 Vision-Language Model(VLM)을 의료 영상 Visual Question Answering(VQA) 도메인에 적응시키는 전 과정을 세 단계 실험으로 검증한다. 20억~30억 파라미터급 공개 모델 4종(Qwen3-VL-2B, Qwen2.5-VL-3B, SmolVLM2-2.2B, Gemma4-E2B)과 공개 의료 VQA 데이터셋 3종(PathVQA, SLAKE, VQA-RAD)을 대상으로, 제로샷 베이스라인 12조건(Phase 1), QLoRA 파인튜닝 75조건(Phase 2), 하이퍼파라미터 탐색 전략 비교와 설정 정합성 재실험 810 trial(Phase 3)을 동일한 평가 프로토콜 아래 수행했다.</w:t>
       </w:r>
     </w:p>
     <w:p>
@@ -35991,609 +34597,7 @@
           <w:rFonts w:ascii="휴먼명조" w:eastAsia="휴먼명조" w:hAnsi="휴먼명조" w:cs="휴먼명조"/>
           <w:w w:val="97"/>
         </w:rPr>
-        <w:t>제로샷</w:t>
-      </w:r>
-      <w:r>
-        <w:rPr>
-          <w:rFonts w:ascii="휴먼명조" w:eastAsia="휴먼명조" w:hAnsi="휴먼명조" w:cs="휴먼명조"/>
-          <w:w w:val="97"/>
-        </w:rPr>
-        <w:t xml:space="preserve"> </w:t>
-      </w:r>
-      <w:r>
-        <w:rPr>
-          <w:rFonts w:ascii="휴먼명조" w:eastAsia="휴먼명조" w:hAnsi="휴먼명조" w:cs="휴먼명조"/>
-          <w:w w:val="97"/>
-        </w:rPr>
-        <w:t>성능은</w:t>
-      </w:r>
-      <w:r>
-        <w:rPr>
-          <w:rFonts w:ascii="휴먼명조" w:eastAsia="휴먼명조" w:hAnsi="휴먼명조" w:cs="휴먼명조"/>
-          <w:w w:val="97"/>
-        </w:rPr>
-        <w:t xml:space="preserve"> </w:t>
-      </w:r>
-      <w:r>
-        <w:rPr>
-          <w:rFonts w:ascii="휴먼명조" w:eastAsia="휴먼명조" w:hAnsi="휴먼명조" w:cs="휴먼명조"/>
-          <w:w w:val="97"/>
-        </w:rPr>
-        <w:t>모델</w:t>
-      </w:r>
-      <w:r>
-        <w:rPr>
-          <w:rFonts w:ascii="휴먼명조" w:eastAsia="휴먼명조" w:hAnsi="휴먼명조" w:cs="휴먼명조"/>
-          <w:w w:val="97"/>
-        </w:rPr>
-        <w:t xml:space="preserve"> </w:t>
-      </w:r>
-      <w:r>
-        <w:rPr>
-          <w:rFonts w:ascii="휴먼명조" w:eastAsia="휴먼명조" w:hAnsi="휴먼명조" w:cs="휴먼명조"/>
-          <w:w w:val="97"/>
-        </w:rPr>
-        <w:t>간</w:t>
-      </w:r>
-      <w:r>
-        <w:rPr>
-          <w:rFonts w:ascii="휴먼명조" w:eastAsia="휴먼명조" w:hAnsi="휴먼명조" w:cs="휴먼명조"/>
-          <w:w w:val="97"/>
-        </w:rPr>
-        <w:t xml:space="preserve"> </w:t>
-      </w:r>
-      <w:r>
-        <w:rPr>
-          <w:rFonts w:ascii="휴먼명조" w:eastAsia="휴먼명조" w:hAnsi="휴먼명조" w:cs="휴먼명조"/>
-          <w:w w:val="97"/>
-        </w:rPr>
-        <w:t>통계적으로</w:t>
-      </w:r>
-      <w:r>
-        <w:rPr>
-          <w:rFonts w:ascii="휴먼명조" w:eastAsia="휴먼명조" w:hAnsi="휴먼명조" w:cs="휴먼명조"/>
-          <w:w w:val="97"/>
-        </w:rPr>
-        <w:t xml:space="preserve"> </w:t>
-      </w:r>
-      <w:r>
-        <w:rPr>
-          <w:rFonts w:ascii="휴먼명조" w:eastAsia="휴먼명조" w:hAnsi="휴먼명조" w:cs="휴먼명조"/>
-          <w:w w:val="97"/>
-        </w:rPr>
-        <w:t>유의하게</w:t>
-      </w:r>
-      <w:r>
-        <w:rPr>
-          <w:rFonts w:ascii="휴먼명조" w:eastAsia="휴먼명조" w:hAnsi="휴먼명조" w:cs="휴먼명조"/>
-          <w:w w:val="97"/>
-        </w:rPr>
-        <w:t xml:space="preserve"> </w:t>
-      </w:r>
-      <w:r>
-        <w:rPr>
-          <w:rFonts w:ascii="휴먼명조" w:eastAsia="휴먼명조" w:hAnsi="휴먼명조" w:cs="휴먼명조"/>
-          <w:w w:val="97"/>
-        </w:rPr>
-        <w:t>달랐으며</w:t>
-      </w:r>
-      <w:r>
-        <w:rPr>
-          <w:rFonts w:ascii="휴먼명조" w:eastAsia="휴먼명조" w:hAnsi="휴먼명조" w:cs="휴먼명조"/>
-          <w:w w:val="97"/>
-        </w:rPr>
-        <w:t>(Cochran's Q = 1904.28, df = 3, p &lt; .001), Qwen3-VL-2B</w:t>
-      </w:r>
-      <w:r>
-        <w:rPr>
-          <w:rFonts w:ascii="휴먼명조" w:eastAsia="휴먼명조" w:hAnsi="휴먼명조" w:cs="휴먼명조"/>
-          <w:w w:val="97"/>
-        </w:rPr>
-        <w:t>가</w:t>
-      </w:r>
-      <w:r>
-        <w:rPr>
-          <w:rFonts w:ascii="휴먼명조" w:eastAsia="휴먼명조" w:hAnsi="휴먼명조" w:cs="휴먼명조"/>
-          <w:w w:val="97"/>
-        </w:rPr>
-        <w:t xml:space="preserve"> </w:t>
-      </w:r>
-      <w:r>
-        <w:rPr>
-          <w:rFonts w:ascii="휴먼명조" w:eastAsia="휴먼명조" w:hAnsi="휴먼명조" w:cs="휴먼명조"/>
-          <w:w w:val="97"/>
-        </w:rPr>
-        <w:t>합산</w:t>
-      </w:r>
-      <w:r>
-        <w:rPr>
-          <w:rFonts w:ascii="휴먼명조" w:eastAsia="휴먼명조" w:hAnsi="휴먼명조" w:cs="휴먼명조"/>
-          <w:w w:val="97"/>
-        </w:rPr>
-        <w:t xml:space="preserve"> </w:t>
-      </w:r>
-      <w:r>
-        <w:rPr>
-          <w:rFonts w:ascii="휴먼명조" w:eastAsia="휴먼명조" w:hAnsi="휴먼명조" w:cs="휴먼명조"/>
-          <w:w w:val="97"/>
-        </w:rPr>
-        <w:t>정확도</w:t>
-      </w:r>
-      <w:r>
-        <w:rPr>
-          <w:rFonts w:ascii="휴먼명조" w:eastAsia="휴먼명조" w:hAnsi="휴먼명조" w:cs="휴먼명조"/>
-          <w:w w:val="97"/>
-        </w:rPr>
-        <w:t xml:space="preserve"> 0.3843</w:t>
-      </w:r>
-      <w:r>
-        <w:rPr>
-          <w:rFonts w:ascii="휴먼명조" w:eastAsia="휴먼명조" w:hAnsi="휴먼명조" w:cs="휴먼명조"/>
-          <w:w w:val="97"/>
-        </w:rPr>
-        <w:t>으로</w:t>
-      </w:r>
-      <w:r>
-        <w:rPr>
-          <w:rFonts w:ascii="휴먼명조" w:eastAsia="휴먼명조" w:hAnsi="휴먼명조" w:cs="휴먼명조"/>
-          <w:w w:val="97"/>
-        </w:rPr>
-        <w:t xml:space="preserve"> </w:t>
-      </w:r>
-      <w:r>
-        <w:rPr>
-          <w:rFonts w:ascii="휴먼명조" w:eastAsia="휴먼명조" w:hAnsi="휴먼명조" w:cs="휴먼명조"/>
-          <w:w w:val="97"/>
-        </w:rPr>
-        <w:t>가장</w:t>
-      </w:r>
-      <w:r>
-        <w:rPr>
-          <w:rFonts w:ascii="휴먼명조" w:eastAsia="휴먼명조" w:hAnsi="휴먼명조" w:cs="휴먼명조"/>
-          <w:w w:val="97"/>
-        </w:rPr>
-        <w:t xml:space="preserve"> </w:t>
-      </w:r>
-      <w:r>
-        <w:rPr>
-          <w:rFonts w:ascii="휴먼명조" w:eastAsia="휴먼명조" w:hAnsi="휴먼명조" w:cs="휴먼명조"/>
-          <w:w w:val="97"/>
-        </w:rPr>
-        <w:t>높았다</w:t>
-      </w:r>
-      <w:r>
-        <w:rPr>
-          <w:rFonts w:ascii="휴먼명조" w:eastAsia="휴먼명조" w:hAnsi="휴먼명조" w:cs="휴먼명조"/>
-          <w:w w:val="97"/>
-        </w:rPr>
-        <w:t xml:space="preserve">. </w:t>
-      </w:r>
-      <w:r>
-        <w:rPr>
-          <w:rFonts w:ascii="휴먼명조" w:eastAsia="휴먼명조" w:hAnsi="휴먼명조" w:cs="휴먼명조"/>
-          <w:w w:val="97"/>
-        </w:rPr>
-        <w:t>이</w:t>
-      </w:r>
-      <w:r>
-        <w:rPr>
-          <w:rFonts w:ascii="휴먼명조" w:eastAsia="휴먼명조" w:hAnsi="휴먼명조" w:cs="휴먼명조"/>
-          <w:w w:val="97"/>
-        </w:rPr>
-        <w:t xml:space="preserve"> </w:t>
-      </w:r>
-      <w:r>
-        <w:rPr>
-          <w:rFonts w:ascii="휴먼명조" w:eastAsia="휴먼명조" w:hAnsi="휴먼명조" w:cs="휴먼명조"/>
-          <w:w w:val="97"/>
-        </w:rPr>
-        <w:t>순위는</w:t>
-      </w:r>
-      <w:r>
-        <w:rPr>
-          <w:rFonts w:ascii="휴먼명조" w:eastAsia="휴먼명조" w:hAnsi="휴먼명조" w:cs="휴먼명조"/>
-          <w:w w:val="97"/>
-        </w:rPr>
-        <w:t xml:space="preserve"> Min-K% Probability</w:t>
-      </w:r>
-      <w:r>
-        <w:rPr>
-          <w:rFonts w:ascii="휴먼명조" w:eastAsia="휴먼명조" w:hAnsi="휴먼명조" w:cs="휴먼명조"/>
-          <w:w w:val="97"/>
-        </w:rPr>
-        <w:t>로</w:t>
-      </w:r>
-      <w:r>
-        <w:rPr>
-          <w:rFonts w:ascii="휴먼명조" w:eastAsia="휴먼명조" w:hAnsi="휴먼명조" w:cs="휴먼명조"/>
-          <w:w w:val="97"/>
-        </w:rPr>
-        <w:t xml:space="preserve"> </w:t>
-      </w:r>
-      <w:r>
-        <w:rPr>
-          <w:rFonts w:ascii="휴먼명조" w:eastAsia="휴먼명조" w:hAnsi="휴먼명조" w:cs="휴먼명조"/>
-          <w:w w:val="97"/>
-        </w:rPr>
-        <w:t>식별한</w:t>
-      </w:r>
-      <w:r>
-        <w:rPr>
-          <w:rFonts w:ascii="휴먼명조" w:eastAsia="휴먼명조" w:hAnsi="휴먼명조" w:cs="휴먼명조"/>
-          <w:w w:val="97"/>
-        </w:rPr>
-        <w:t xml:space="preserve"> </w:t>
-      </w:r>
-      <w:r>
-        <w:rPr>
-          <w:rFonts w:ascii="휴먼명조" w:eastAsia="휴먼명조" w:hAnsi="휴먼명조" w:cs="휴먼명조"/>
-          <w:w w:val="97"/>
-        </w:rPr>
-        <w:t>사전훈련</w:t>
-      </w:r>
-      <w:r>
-        <w:rPr>
-          <w:rFonts w:ascii="휴먼명조" w:eastAsia="휴먼명조" w:hAnsi="휴먼명조" w:cs="휴먼명조"/>
-          <w:w w:val="97"/>
-        </w:rPr>
-        <w:t xml:space="preserve"> </w:t>
-      </w:r>
-      <w:r>
-        <w:rPr>
-          <w:rFonts w:ascii="휴먼명조" w:eastAsia="휴먼명조" w:hAnsi="휴먼명조" w:cs="휴먼명조"/>
-          <w:w w:val="97"/>
-        </w:rPr>
-        <w:t>노출</w:t>
-      </w:r>
-      <w:r>
-        <w:rPr>
-          <w:rFonts w:ascii="휴먼명조" w:eastAsia="휴먼명조" w:hAnsi="휴먼명조" w:cs="휴먼명조"/>
-          <w:w w:val="97"/>
-        </w:rPr>
-        <w:t xml:space="preserve"> </w:t>
-      </w:r>
-      <w:r>
-        <w:rPr>
-          <w:rFonts w:ascii="휴먼명조" w:eastAsia="휴먼명조" w:hAnsi="휴먼명조" w:cs="휴먼명조"/>
-          <w:w w:val="97"/>
-        </w:rPr>
-        <w:t>의심</w:t>
-      </w:r>
-      <w:r>
-        <w:rPr>
-          <w:rFonts w:ascii="휴먼명조" w:eastAsia="휴먼명조" w:hAnsi="휴먼명조" w:cs="휴먼명조"/>
-          <w:w w:val="97"/>
-        </w:rPr>
-        <w:t xml:space="preserve"> </w:t>
-      </w:r>
-      <w:r>
-        <w:rPr>
-          <w:rFonts w:ascii="휴먼명조" w:eastAsia="휴먼명조" w:hAnsi="휴먼명조" w:cs="휴먼명조"/>
-          <w:w w:val="97"/>
-        </w:rPr>
-        <w:t>표본을</w:t>
-      </w:r>
-      <w:r>
-        <w:rPr>
-          <w:rFonts w:ascii="휴먼명조" w:eastAsia="휴먼명조" w:hAnsi="휴먼명조" w:cs="휴먼명조"/>
-          <w:w w:val="97"/>
-        </w:rPr>
-        <w:t xml:space="preserve"> </w:t>
-      </w:r>
-      <w:r>
-        <w:rPr>
-          <w:rFonts w:ascii="휴먼명조" w:eastAsia="휴먼명조" w:hAnsi="휴먼명조" w:cs="휴먼명조"/>
-          <w:w w:val="97"/>
-        </w:rPr>
-        <w:t>제거한</w:t>
-      </w:r>
-      <w:r>
-        <w:rPr>
-          <w:rFonts w:ascii="휴먼명조" w:eastAsia="휴먼명조" w:hAnsi="휴먼명조" w:cs="휴먼명조"/>
-          <w:w w:val="97"/>
-        </w:rPr>
-        <w:t xml:space="preserve"> </w:t>
-      </w:r>
-      <w:r>
-        <w:rPr>
-          <w:rFonts w:ascii="휴먼명조" w:eastAsia="휴먼명조" w:hAnsi="휴먼명조" w:cs="휴먼명조"/>
-          <w:w w:val="97"/>
-        </w:rPr>
-        <w:t>뒤에도</w:t>
-      </w:r>
-      <w:r>
-        <w:rPr>
-          <w:rFonts w:ascii="휴먼명조" w:eastAsia="휴먼명조" w:hAnsi="휴먼명조" w:cs="휴먼명조"/>
-          <w:w w:val="97"/>
-        </w:rPr>
-        <w:t xml:space="preserve"> </w:t>
-      </w:r>
-      <w:r>
-        <w:rPr>
-          <w:rFonts w:ascii="휴먼명조" w:eastAsia="휴먼명조" w:hAnsi="휴먼명조" w:cs="휴먼명조"/>
-          <w:w w:val="97"/>
-        </w:rPr>
-        <w:t>유지되어</w:t>
-      </w:r>
-      <w:r>
-        <w:rPr>
-          <w:rFonts w:ascii="휴먼명조" w:eastAsia="휴먼명조" w:hAnsi="휴먼명조" w:cs="휴먼명조"/>
-          <w:w w:val="97"/>
-        </w:rPr>
-        <w:t xml:space="preserve"> </w:t>
-      </w:r>
-      <w:r>
-        <w:rPr>
-          <w:rFonts w:ascii="휴먼명조" w:eastAsia="휴먼명조" w:hAnsi="휴먼명조" w:cs="휴먼명조"/>
-          <w:w w:val="97"/>
-        </w:rPr>
-        <w:t>데이터</w:t>
-      </w:r>
-      <w:r>
-        <w:rPr>
-          <w:rFonts w:ascii="휴먼명조" w:eastAsia="휴먼명조" w:hAnsi="휴먼명조" w:cs="휴먼명조"/>
-          <w:w w:val="97"/>
-        </w:rPr>
-        <w:t xml:space="preserve"> </w:t>
-      </w:r>
-      <w:r>
-        <w:rPr>
-          <w:rFonts w:ascii="휴먼명조" w:eastAsia="휴먼명조" w:hAnsi="휴먼명조" w:cs="휴먼명조"/>
-          <w:w w:val="97"/>
-        </w:rPr>
-        <w:t>오염에</w:t>
-      </w:r>
-      <w:r>
-        <w:rPr>
-          <w:rFonts w:ascii="휴먼명조" w:eastAsia="휴먼명조" w:hAnsi="휴먼명조" w:cs="휴먼명조"/>
-          <w:w w:val="97"/>
-        </w:rPr>
-        <w:t xml:space="preserve"> </w:t>
-      </w:r>
-      <w:r>
-        <w:rPr>
-          <w:rFonts w:ascii="휴먼명조" w:eastAsia="휴먼명조" w:hAnsi="휴먼명조" w:cs="휴먼명조"/>
-          <w:w w:val="97"/>
-        </w:rPr>
-        <w:t>강건했다</w:t>
-      </w:r>
-      <w:r>
-        <w:rPr>
-          <w:rFonts w:ascii="휴먼명조" w:eastAsia="휴먼명조" w:hAnsi="휴먼명조" w:cs="휴먼명조"/>
-          <w:w w:val="97"/>
-        </w:rPr>
-        <w:t xml:space="preserve">. QLoRA </w:t>
-      </w:r>
-      <w:r>
-        <w:rPr>
-          <w:rFonts w:ascii="휴먼명조" w:eastAsia="휴먼명조" w:hAnsi="휴먼명조" w:cs="휴먼명조"/>
-          <w:w w:val="97"/>
-        </w:rPr>
-        <w:t>파인튜닝의</w:t>
-      </w:r>
-      <w:r>
-        <w:rPr>
-          <w:rFonts w:ascii="휴먼명조" w:eastAsia="휴먼명조" w:hAnsi="휴먼명조" w:cs="휴먼명조"/>
-          <w:w w:val="97"/>
-        </w:rPr>
-        <w:t xml:space="preserve"> </w:t>
-      </w:r>
-      <w:r>
-        <w:rPr>
-          <w:rFonts w:ascii="휴먼명조" w:eastAsia="휴먼명조" w:hAnsi="휴먼명조" w:cs="휴먼명조"/>
-          <w:w w:val="97"/>
-        </w:rPr>
-        <w:t>효과는</w:t>
-      </w:r>
-      <w:r>
-        <w:rPr>
-          <w:rFonts w:ascii="휴먼명조" w:eastAsia="휴먼명조" w:hAnsi="휴먼명조" w:cs="휴먼명조"/>
-          <w:w w:val="97"/>
-        </w:rPr>
-        <w:t xml:space="preserve"> </w:t>
-      </w:r>
-      <w:r>
-        <w:rPr>
-          <w:rFonts w:ascii="휴먼명조" w:eastAsia="휴먼명조" w:hAnsi="휴먼명조" w:cs="휴먼명조"/>
-          <w:w w:val="97"/>
-        </w:rPr>
-        <w:t>모델에</w:t>
-      </w:r>
-      <w:r>
-        <w:rPr>
-          <w:rFonts w:ascii="휴먼명조" w:eastAsia="휴먼명조" w:hAnsi="휴먼명조" w:cs="휴먼명조"/>
-          <w:w w:val="97"/>
-        </w:rPr>
-        <w:t xml:space="preserve"> </w:t>
-      </w:r>
-      <w:r>
-        <w:rPr>
-          <w:rFonts w:ascii="휴먼명조" w:eastAsia="휴먼명조" w:hAnsi="휴먼명조" w:cs="휴먼명조"/>
-          <w:w w:val="97"/>
-        </w:rPr>
-        <w:t>따라</w:t>
-      </w:r>
-      <w:r>
-        <w:rPr>
-          <w:rFonts w:ascii="휴먼명조" w:eastAsia="휴먼명조" w:hAnsi="휴먼명조" w:cs="휴먼명조"/>
-          <w:w w:val="97"/>
-        </w:rPr>
-        <w:t xml:space="preserve"> </w:t>
-      </w:r>
-      <w:r>
-        <w:rPr>
-          <w:rFonts w:ascii="휴먼명조" w:eastAsia="휴먼명조" w:hAnsi="휴먼명조" w:cs="휴먼명조"/>
-          <w:w w:val="97"/>
-        </w:rPr>
-        <w:t>방향이</w:t>
-      </w:r>
-      <w:r>
-        <w:rPr>
-          <w:rFonts w:ascii="휴먼명조" w:eastAsia="휴먼명조" w:hAnsi="휴먼명조" w:cs="휴먼명조"/>
-          <w:w w:val="97"/>
-        </w:rPr>
-        <w:t xml:space="preserve"> </w:t>
-      </w:r>
-      <w:r>
-        <w:rPr>
-          <w:rFonts w:ascii="휴먼명조" w:eastAsia="휴먼명조" w:hAnsi="휴먼명조" w:cs="휴먼명조"/>
-          <w:w w:val="97"/>
-        </w:rPr>
-        <w:t>엇갈렸다</w:t>
-      </w:r>
-      <w:r>
-        <w:rPr>
-          <w:rFonts w:ascii="휴먼명조" w:eastAsia="휴먼명조" w:hAnsi="휴먼명조" w:cs="휴먼명조"/>
-          <w:w w:val="97"/>
-        </w:rPr>
-        <w:t>. Qwen2.5-VL-3B(Cohen's d = +2.646)</w:t>
-      </w:r>
-      <w:r>
-        <w:rPr>
-          <w:rFonts w:ascii="휴먼명조" w:eastAsia="휴먼명조" w:hAnsi="휴먼명조" w:cs="휴먼명조"/>
-          <w:w w:val="97"/>
-        </w:rPr>
-        <w:t>와</w:t>
-      </w:r>
-      <w:r>
-        <w:rPr>
-          <w:rFonts w:ascii="휴먼명조" w:eastAsia="휴먼명조" w:hAnsi="휴먼명조" w:cs="휴먼명조"/>
-          <w:w w:val="97"/>
-        </w:rPr>
-        <w:t xml:space="preserve"> Qwen3-VL-2B(d = +1.620)</w:t>
-      </w:r>
-      <w:r>
-        <w:rPr>
-          <w:rFonts w:ascii="휴먼명조" w:eastAsia="휴먼명조" w:hAnsi="휴먼명조" w:cs="휴먼명조"/>
-          <w:w w:val="97"/>
-        </w:rPr>
-        <w:t>에서는</w:t>
-      </w:r>
-      <w:r>
-        <w:rPr>
-          <w:rFonts w:ascii="휴먼명조" w:eastAsia="휴먼명조" w:hAnsi="휴먼명조" w:cs="휴먼명조"/>
-          <w:w w:val="97"/>
-        </w:rPr>
-        <w:t xml:space="preserve"> </w:t>
-      </w:r>
-      <w:r>
-        <w:rPr>
-          <w:rFonts w:ascii="휴먼명조" w:eastAsia="휴먼명조" w:hAnsi="휴먼명조" w:cs="휴먼명조"/>
-          <w:w w:val="97"/>
-        </w:rPr>
-        <w:t>유의하게</w:t>
-      </w:r>
-      <w:r>
-        <w:rPr>
-          <w:rFonts w:ascii="휴먼명조" w:eastAsia="휴먼명조" w:hAnsi="휴먼명조" w:cs="휴먼명조"/>
-          <w:w w:val="97"/>
-        </w:rPr>
-        <w:t xml:space="preserve"> </w:t>
-      </w:r>
-      <w:r>
-        <w:rPr>
-          <w:rFonts w:ascii="휴먼명조" w:eastAsia="휴먼명조" w:hAnsi="휴먼명조" w:cs="휴먼명조"/>
-          <w:w w:val="97"/>
-        </w:rPr>
-        <w:t>향상된</w:t>
-      </w:r>
-      <w:r>
-        <w:rPr>
-          <w:rFonts w:ascii="휴먼명조" w:eastAsia="휴먼명조" w:hAnsi="휴먼명조" w:cs="휴먼명조"/>
-          <w:w w:val="97"/>
-        </w:rPr>
-        <w:t xml:space="preserve"> </w:t>
-      </w:r>
-      <w:r>
-        <w:rPr>
-          <w:rFonts w:ascii="휴먼명조" w:eastAsia="휴먼명조" w:hAnsi="휴먼명조" w:cs="휴먼명조"/>
-          <w:w w:val="97"/>
-        </w:rPr>
-        <w:t>반면</w:t>
-      </w:r>
-      <w:r>
-        <w:rPr>
-          <w:rFonts w:ascii="휴먼명조" w:eastAsia="휴먼명조" w:hAnsi="휴먼명조" w:cs="휴먼명조"/>
-          <w:w w:val="97"/>
-        </w:rPr>
-        <w:t xml:space="preserve"> SmolVLM2-2.2B(d = -2.284)</w:t>
-      </w:r>
-      <w:r>
-        <w:rPr>
-          <w:rFonts w:ascii="휴먼명조" w:eastAsia="휴먼명조" w:hAnsi="휴먼명조" w:cs="휴먼명조"/>
-          <w:w w:val="97"/>
-        </w:rPr>
-        <w:t>에서는</w:t>
-      </w:r>
-      <w:r>
-        <w:rPr>
-          <w:rFonts w:ascii="휴먼명조" w:eastAsia="휴먼명조" w:hAnsi="휴먼명조" w:cs="휴먼명조"/>
-          <w:w w:val="97"/>
-        </w:rPr>
-        <w:t xml:space="preserve"> </w:t>
-      </w:r>
-      <w:r>
-        <w:rPr>
-          <w:rFonts w:ascii="휴먼명조" w:eastAsia="휴먼명조" w:hAnsi="휴먼명조" w:cs="휴먼명조"/>
-          <w:w w:val="97"/>
-        </w:rPr>
-        <w:t>유의하게</w:t>
-      </w:r>
-      <w:r>
-        <w:rPr>
-          <w:rFonts w:ascii="휴먼명조" w:eastAsia="휴먼명조" w:hAnsi="휴먼명조" w:cs="휴먼명조"/>
-          <w:w w:val="97"/>
-        </w:rPr>
-        <w:t xml:space="preserve"> </w:t>
-      </w:r>
-      <w:r>
-        <w:rPr>
-          <w:rFonts w:ascii="휴먼명조" w:eastAsia="휴먼명조" w:hAnsi="휴먼명조" w:cs="휴먼명조"/>
-          <w:w w:val="97"/>
-        </w:rPr>
-        <w:t>악화되었고</w:t>
-      </w:r>
-      <w:r>
-        <w:rPr>
-          <w:rFonts w:ascii="휴먼명조" w:eastAsia="휴먼명조" w:hAnsi="휴먼명조" w:cs="휴먼명조"/>
-          <w:w w:val="97"/>
-        </w:rPr>
-        <w:t xml:space="preserve">, </w:t>
-      </w:r>
-      <w:r>
-        <w:rPr>
-          <w:rFonts w:ascii="휴먼명조" w:eastAsia="휴먼명조" w:hAnsi="휴먼명조" w:cs="휴먼명조"/>
-          <w:w w:val="97"/>
-        </w:rPr>
-        <w:t>네</w:t>
-      </w:r>
-      <w:r>
-        <w:rPr>
-          <w:rFonts w:ascii="휴먼명조" w:eastAsia="휴먼명조" w:hAnsi="휴먼명조" w:cs="휴먼명조"/>
-          <w:w w:val="97"/>
-        </w:rPr>
-        <w:t xml:space="preserve"> </w:t>
-      </w:r>
-      <w:r>
-        <w:rPr>
-          <w:rFonts w:ascii="휴먼명조" w:eastAsia="휴먼명조" w:hAnsi="휴먼명조" w:cs="휴먼명조"/>
-          <w:w w:val="97"/>
-        </w:rPr>
-        <w:t>모델을</w:t>
-      </w:r>
-      <w:r>
-        <w:rPr>
-          <w:rFonts w:ascii="휴먼명조" w:eastAsia="휴먼명조" w:hAnsi="휴먼명조" w:cs="휴먼명조"/>
-          <w:w w:val="97"/>
-        </w:rPr>
-        <w:t xml:space="preserve"> </w:t>
-      </w:r>
-      <w:r>
-        <w:rPr>
-          <w:rFonts w:ascii="휴먼명조" w:eastAsia="휴먼명조" w:hAnsi="휴먼명조" w:cs="휴먼명조"/>
-          <w:w w:val="97"/>
-        </w:rPr>
-        <w:t>합산</w:t>
+        <w:t>제로샷 성능은 모델 간 통계적으로 유의하게 달랐으며(Cochran's Q = 1904.28, df = 3, p &lt; .001), Qwen3-VL-2B가 합산 정확도 0.3843으로 가장 높았다. 이 순위는 Min-K% Probability로 식별한 사전훈련 노출 의심 표본을 제거한 뒤에도 유지되어 데이터 오염에 강건했다. QLoRA 파인튜닝의 효과는 모델에 따라 방향이 엇갈렸다. Qwen2.5-VL-3B(Cohen's d = +2.646)와 Qwen3-VL-2B(d = +1.620)에서는 유의하게 향상된 반면 SmolVLM2-2.2B(d = -2.284)에서는 유의하게 악화되었고, 네 모델을 합산</w:t>
       </w:r>
       <w:r>
         <w:rPr>
@@ -36601,1211 +34605,7 @@
           <w:w w:val="97"/>
         </w:rPr>
         <w:lastRenderedPageBreak/>
-        <w:t>한</w:t>
-      </w:r>
-      <w:r>
-        <w:rPr>
-          <w:rFonts w:ascii="휴먼명조" w:eastAsia="휴먼명조" w:hAnsi="휴먼명조" w:cs="휴먼명조"/>
-          <w:w w:val="97"/>
-        </w:rPr>
-        <w:t xml:space="preserve"> </w:t>
-      </w:r>
-      <w:r>
-        <w:rPr>
-          <w:rFonts w:ascii="휴먼명조" w:eastAsia="휴먼명조" w:hAnsi="휴먼명조" w:cs="휴먼명조"/>
-          <w:w w:val="97"/>
-        </w:rPr>
-        <w:t>혼합효과모형은</w:t>
-      </w:r>
-      <w:r>
-        <w:rPr>
-          <w:rFonts w:ascii="휴먼명조" w:eastAsia="휴먼명조" w:hAnsi="휴먼명조" w:cs="휴먼명조"/>
-          <w:w w:val="97"/>
-        </w:rPr>
-        <w:t xml:space="preserve"> </w:t>
-      </w:r>
-      <w:r>
-        <w:rPr>
-          <w:rFonts w:ascii="휴먼명조" w:eastAsia="휴먼명조" w:hAnsi="휴먼명조" w:cs="휴먼명조"/>
-          <w:w w:val="97"/>
-        </w:rPr>
-        <w:t>상반된</w:t>
-      </w:r>
-      <w:r>
-        <w:rPr>
-          <w:rFonts w:ascii="휴먼명조" w:eastAsia="휴먼명조" w:hAnsi="휴먼명조" w:cs="휴먼명조"/>
-          <w:w w:val="97"/>
-        </w:rPr>
-        <w:t xml:space="preserve"> </w:t>
-      </w:r>
-      <w:r>
-        <w:rPr>
-          <w:rFonts w:ascii="휴먼명조" w:eastAsia="휴먼명조" w:hAnsi="휴먼명조" w:cs="휴먼명조"/>
-          <w:w w:val="97"/>
-        </w:rPr>
-        <w:t>효과가</w:t>
-      </w:r>
-      <w:r>
-        <w:rPr>
-          <w:rFonts w:ascii="휴먼명조" w:eastAsia="휴먼명조" w:hAnsi="휴먼명조" w:cs="휴먼명조"/>
-          <w:w w:val="97"/>
-        </w:rPr>
-        <w:t xml:space="preserve"> </w:t>
-      </w:r>
-      <w:r>
-        <w:rPr>
-          <w:rFonts w:ascii="휴먼명조" w:eastAsia="휴먼명조" w:hAnsi="휴먼명조" w:cs="휴먼명조"/>
-          <w:w w:val="97"/>
-        </w:rPr>
-        <w:t>상쇄되어</w:t>
-      </w:r>
-      <w:r>
-        <w:rPr>
-          <w:rFonts w:ascii="휴먼명조" w:eastAsia="휴먼명조" w:hAnsi="휴먼명조" w:cs="휴먼명조"/>
-          <w:w w:val="97"/>
-        </w:rPr>
-        <w:t xml:space="preserve"> "</w:t>
-      </w:r>
-      <w:r>
-        <w:rPr>
-          <w:rFonts w:ascii="휴먼명조" w:eastAsia="휴먼명조" w:hAnsi="휴먼명조" w:cs="휴먼명조"/>
-          <w:w w:val="97"/>
-        </w:rPr>
-        <w:t>효과</w:t>
-      </w:r>
-      <w:r>
-        <w:rPr>
-          <w:rFonts w:ascii="휴먼명조" w:eastAsia="휴먼명조" w:hAnsi="휴먼명조" w:cs="휴먼명조"/>
-          <w:w w:val="97"/>
-        </w:rPr>
-        <w:t xml:space="preserve"> </w:t>
-      </w:r>
-      <w:r>
-        <w:rPr>
-          <w:rFonts w:ascii="휴먼명조" w:eastAsia="휴먼명조" w:hAnsi="휴먼명조" w:cs="휴먼명조"/>
-          <w:w w:val="97"/>
-        </w:rPr>
-        <w:t>없음</w:t>
-      </w:r>
-      <w:r>
-        <w:rPr>
-          <w:rFonts w:ascii="휴먼명조" w:eastAsia="휴먼명조" w:hAnsi="휴먼명조" w:cs="휴먼명조"/>
-          <w:w w:val="97"/>
-        </w:rPr>
-        <w:t>"</w:t>
-      </w:r>
-      <w:r>
-        <w:rPr>
-          <w:rFonts w:ascii="휴먼명조" w:eastAsia="휴먼명조" w:hAnsi="휴먼명조" w:cs="휴먼명조"/>
-          <w:w w:val="97"/>
-        </w:rPr>
-        <w:t>으로</w:t>
-      </w:r>
-      <w:r>
-        <w:rPr>
-          <w:rFonts w:ascii="휴먼명조" w:eastAsia="휴먼명조" w:hAnsi="휴먼명조" w:cs="휴먼명조"/>
-          <w:w w:val="97"/>
-        </w:rPr>
-        <w:t xml:space="preserve"> </w:t>
-      </w:r>
-      <w:r>
-        <w:rPr>
-          <w:rFonts w:ascii="휴먼명조" w:eastAsia="휴먼명조" w:hAnsi="휴먼명조" w:cs="휴먼명조"/>
-          <w:w w:val="97"/>
-        </w:rPr>
-        <w:t>보고했다</w:t>
-      </w:r>
-      <w:r>
-        <w:rPr>
-          <w:rFonts w:ascii="휴먼명조" w:eastAsia="휴먼명조" w:hAnsi="휴먼명조" w:cs="휴먼명조"/>
-          <w:w w:val="97"/>
-        </w:rPr>
-        <w:t xml:space="preserve">(p = .3629). </w:t>
-      </w:r>
-      <w:r>
-        <w:rPr>
-          <w:rFonts w:ascii="휴먼명조" w:eastAsia="휴먼명조" w:hAnsi="휴먼명조" w:cs="휴먼명조"/>
-          <w:w w:val="97"/>
-        </w:rPr>
-        <w:t>자율</w:t>
-      </w:r>
-      <w:r>
-        <w:rPr>
-          <w:rFonts w:ascii="휴먼명조" w:eastAsia="휴먼명조" w:hAnsi="휴먼명조" w:cs="휴먼명조"/>
-          <w:w w:val="97"/>
-        </w:rPr>
-        <w:t xml:space="preserve"> </w:t>
-      </w:r>
-      <w:r>
-        <w:rPr>
-          <w:rFonts w:ascii="휴먼명조" w:eastAsia="휴먼명조" w:hAnsi="휴먼명조" w:cs="휴먼명조"/>
-          <w:w w:val="97"/>
-        </w:rPr>
-        <w:t>하이퍼파라미터</w:t>
-      </w:r>
-      <w:r>
-        <w:rPr>
-          <w:rFonts w:ascii="휴먼명조" w:eastAsia="휴먼명조" w:hAnsi="휴먼명조" w:cs="휴먼명조"/>
-          <w:w w:val="97"/>
-        </w:rPr>
-        <w:t xml:space="preserve"> </w:t>
-      </w:r>
-      <w:r>
-        <w:rPr>
-          <w:rFonts w:ascii="휴먼명조" w:eastAsia="휴먼명조" w:hAnsi="휴먼명조" w:cs="휴먼명조"/>
-          <w:w w:val="97"/>
-        </w:rPr>
-        <w:t>탐색에서는</w:t>
-      </w:r>
-      <w:r>
-        <w:rPr>
-          <w:rFonts w:ascii="휴먼명조" w:eastAsia="휴먼명조" w:hAnsi="휴먼명조" w:cs="휴먼명조"/>
-          <w:w w:val="97"/>
-        </w:rPr>
-        <w:t xml:space="preserve"> </w:t>
-      </w:r>
-      <w:r>
-        <w:rPr>
-          <w:rFonts w:ascii="휴먼명조" w:eastAsia="휴먼명조" w:hAnsi="휴먼명조" w:cs="휴먼명조"/>
-          <w:w w:val="97"/>
-        </w:rPr>
-        <w:t>대규모</w:t>
-      </w:r>
-      <w:r>
-        <w:rPr>
-          <w:rFonts w:ascii="휴먼명조" w:eastAsia="휴먼명조" w:hAnsi="휴먼명조" w:cs="휴먼명조"/>
-          <w:w w:val="97"/>
-        </w:rPr>
-        <w:t xml:space="preserve"> </w:t>
-      </w:r>
-      <w:r>
-        <w:rPr>
-          <w:rFonts w:ascii="휴먼명조" w:eastAsia="휴먼명조" w:hAnsi="휴먼명조" w:cs="휴먼명조"/>
-          <w:w w:val="97"/>
-        </w:rPr>
-        <w:t>언어모델</w:t>
-      </w:r>
-      <w:r>
-        <w:rPr>
-          <w:rFonts w:ascii="휴먼명조" w:eastAsia="휴먼명조" w:hAnsi="휴먼명조" w:cs="휴먼명조"/>
-          <w:w w:val="97"/>
-        </w:rPr>
-        <w:t xml:space="preserve"> </w:t>
-      </w:r>
-      <w:r>
-        <w:rPr>
-          <w:rFonts w:ascii="휴먼명조" w:eastAsia="휴먼명조" w:hAnsi="휴먼명조" w:cs="휴먼명조"/>
-          <w:w w:val="97"/>
-        </w:rPr>
-        <w:t>에이전트</w:t>
-      </w:r>
-      <w:r>
-        <w:rPr>
-          <w:rFonts w:ascii="휴먼명조" w:eastAsia="휴먼명조" w:hAnsi="휴먼명조" w:cs="휴먼명조"/>
-          <w:w w:val="97"/>
-        </w:rPr>
-        <w:t>(0.4184)</w:t>
-      </w:r>
-      <w:r>
-        <w:rPr>
-          <w:rFonts w:ascii="휴먼명조" w:eastAsia="휴먼명조" w:hAnsi="휴먼명조" w:cs="휴먼명조"/>
-          <w:w w:val="97"/>
-        </w:rPr>
-        <w:t>가</w:t>
-      </w:r>
-      <w:r>
-        <w:rPr>
-          <w:rFonts w:ascii="휴먼명조" w:eastAsia="휴먼명조" w:hAnsi="휴먼명조" w:cs="휴먼명조"/>
-          <w:w w:val="97"/>
-        </w:rPr>
-        <w:t xml:space="preserve"> </w:t>
-      </w:r>
-      <w:r>
-        <w:rPr>
-          <w:rFonts w:ascii="휴먼명조" w:eastAsia="휴먼명조" w:hAnsi="휴먼명조" w:cs="휴먼명조"/>
-          <w:w w:val="97"/>
-        </w:rPr>
-        <w:t>베이지안</w:t>
-      </w:r>
-      <w:r>
-        <w:rPr>
-          <w:rFonts w:ascii="휴먼명조" w:eastAsia="휴먼명조" w:hAnsi="휴먼명조" w:cs="휴먼명조"/>
-          <w:w w:val="97"/>
-        </w:rPr>
-        <w:t xml:space="preserve"> </w:t>
-      </w:r>
-      <w:r>
-        <w:rPr>
-          <w:rFonts w:ascii="휴먼명조" w:eastAsia="휴먼명조" w:hAnsi="휴먼명조" w:cs="휴먼명조"/>
-          <w:w w:val="97"/>
-        </w:rPr>
-        <w:t>최적화</w:t>
-      </w:r>
-      <w:r>
-        <w:rPr>
-          <w:rFonts w:ascii="휴먼명조" w:eastAsia="휴먼명조" w:hAnsi="휴먼명조" w:cs="휴먼명조"/>
-          <w:w w:val="97"/>
-        </w:rPr>
-        <w:t>(0.4490)</w:t>
-      </w:r>
-      <w:r>
-        <w:rPr>
-          <w:rFonts w:ascii="휴먼명조" w:eastAsia="휴먼명조" w:hAnsi="휴먼명조" w:cs="휴먼명조"/>
-          <w:w w:val="97"/>
-        </w:rPr>
-        <w:t>보다</w:t>
-      </w:r>
-      <w:r>
-        <w:rPr>
-          <w:rFonts w:ascii="휴먼명조" w:eastAsia="휴먼명조" w:hAnsi="휴먼명조" w:cs="휴먼명조"/>
-          <w:w w:val="97"/>
-        </w:rPr>
-        <w:t xml:space="preserve"> </w:t>
-      </w:r>
-      <w:r>
-        <w:rPr>
-          <w:rFonts w:ascii="휴먼명조" w:eastAsia="휴먼명조" w:hAnsi="휴먼명조" w:cs="휴먼명조"/>
-          <w:w w:val="97"/>
-        </w:rPr>
-        <w:t>유의하게</w:t>
-      </w:r>
-      <w:r>
-        <w:rPr>
-          <w:rFonts w:ascii="휴먼명조" w:eastAsia="휴먼명조" w:hAnsi="휴먼명조" w:cs="휴먼명조"/>
-          <w:w w:val="97"/>
-        </w:rPr>
-        <w:t xml:space="preserve"> </w:t>
-      </w:r>
-      <w:r>
-        <w:rPr>
-          <w:rFonts w:ascii="휴먼명조" w:eastAsia="휴먼명조" w:hAnsi="휴먼명조" w:cs="휴먼명조"/>
-          <w:w w:val="97"/>
-        </w:rPr>
-        <w:t>낮았고</w:t>
-      </w:r>
-      <w:r>
-        <w:rPr>
-          <w:rFonts w:ascii="휴먼명조" w:eastAsia="휴먼명조" w:hAnsi="휴먼명조" w:cs="휴먼명조"/>
-          <w:w w:val="97"/>
-        </w:rPr>
-        <w:t xml:space="preserve">(Mann-Whitney U = 16.00, p = .0112, r = -0.68) </w:t>
-      </w:r>
-      <w:r>
-        <w:rPr>
-          <w:rFonts w:ascii="휴먼명조" w:eastAsia="휴먼명조" w:hAnsi="휴먼명조" w:cs="휴먼명조"/>
-          <w:w w:val="97"/>
-        </w:rPr>
-        <w:t>무작위</w:t>
-      </w:r>
-      <w:r>
-        <w:rPr>
-          <w:rFonts w:ascii="휴먼명조" w:eastAsia="휴먼명조" w:hAnsi="휴먼명조" w:cs="휴먼명조"/>
-          <w:w w:val="97"/>
-        </w:rPr>
-        <w:t xml:space="preserve"> </w:t>
-      </w:r>
-      <w:r>
-        <w:rPr>
-          <w:rFonts w:ascii="휴먼명조" w:eastAsia="휴먼명조" w:hAnsi="휴먼명조" w:cs="휴먼명조"/>
-          <w:w w:val="97"/>
-        </w:rPr>
-        <w:t>탐색</w:t>
-      </w:r>
-      <w:r>
-        <w:rPr>
-          <w:rFonts w:ascii="휴먼명조" w:eastAsia="휴먼명조" w:hAnsi="휴먼명조" w:cs="휴먼명조"/>
-          <w:w w:val="97"/>
-        </w:rPr>
-        <w:t>(0.4186)</w:t>
-      </w:r>
-      <w:r>
-        <w:rPr>
-          <w:rFonts w:ascii="휴먼명조" w:eastAsia="휴먼명조" w:hAnsi="휴먼명조" w:cs="휴먼명조"/>
-          <w:w w:val="97"/>
-        </w:rPr>
-        <w:t>과</w:t>
-      </w:r>
-      <w:r>
-        <w:rPr>
-          <w:rFonts w:ascii="휴먼명조" w:eastAsia="휴먼명조" w:hAnsi="휴먼명조" w:cs="휴먼명조"/>
-          <w:w w:val="97"/>
-        </w:rPr>
-        <w:t>도</w:t>
-      </w:r>
-      <w:r>
-        <w:rPr>
-          <w:rFonts w:ascii="휴먼명조" w:eastAsia="휴먼명조" w:hAnsi="휴먼명조" w:cs="휴먼명조"/>
-          <w:w w:val="97"/>
-        </w:rPr>
-        <w:t xml:space="preserve"> </w:t>
-      </w:r>
-      <w:r>
-        <w:rPr>
-          <w:rFonts w:ascii="휴먼명조" w:eastAsia="휴먼명조" w:hAnsi="휴먼명조" w:cs="휴먼명조"/>
-          <w:w w:val="97"/>
-        </w:rPr>
-        <w:t>구분되지</w:t>
-      </w:r>
-      <w:r>
-        <w:rPr>
-          <w:rFonts w:ascii="휴먼명조" w:eastAsia="휴먼명조" w:hAnsi="휴먼명조" w:cs="휴먼명조"/>
-          <w:w w:val="97"/>
-        </w:rPr>
-        <w:t xml:space="preserve"> </w:t>
-      </w:r>
-      <w:r>
-        <w:rPr>
-          <w:rFonts w:ascii="휴먼명조" w:eastAsia="휴먼명조" w:hAnsi="휴먼명조" w:cs="휴먼명조"/>
-          <w:w w:val="97"/>
-        </w:rPr>
-        <w:t>않았다</w:t>
-      </w:r>
-      <w:r>
-        <w:rPr>
-          <w:rFonts w:ascii="휴먼명조" w:eastAsia="휴먼명조" w:hAnsi="휴먼명조" w:cs="휴먼명조"/>
-          <w:w w:val="97"/>
-        </w:rPr>
-        <w:t xml:space="preserve">. </w:t>
-      </w:r>
-      <w:r>
-        <w:rPr>
-          <w:rFonts w:ascii="휴먼명조" w:eastAsia="휴먼명조" w:hAnsi="휴먼명조" w:cs="휴먼명조"/>
-          <w:w w:val="97"/>
-        </w:rPr>
-        <w:t>다만</w:t>
-      </w:r>
-      <w:r>
-        <w:rPr>
-          <w:rFonts w:ascii="휴먼명조" w:eastAsia="휴먼명조" w:hAnsi="휴먼명조" w:cs="휴먼명조"/>
-          <w:w w:val="97"/>
-        </w:rPr>
-        <w:t xml:space="preserve"> </w:t>
-      </w:r>
-      <w:r>
-        <w:rPr>
-          <w:rFonts w:ascii="휴먼명조" w:eastAsia="휴먼명조" w:hAnsi="휴먼명조" w:cs="휴먼명조"/>
-          <w:w w:val="97"/>
-        </w:rPr>
-        <w:t>세</w:t>
-      </w:r>
-      <w:r>
-        <w:rPr>
-          <w:rFonts w:ascii="휴먼명조" w:eastAsia="휴먼명조" w:hAnsi="휴먼명조" w:cs="휴먼명조"/>
-          <w:w w:val="97"/>
-        </w:rPr>
-        <w:t xml:space="preserve"> </w:t>
-      </w:r>
-      <w:r>
-        <w:rPr>
-          <w:rFonts w:ascii="휴먼명조" w:eastAsia="휴먼명조" w:hAnsi="휴먼명조" w:cs="휴먼명조"/>
-          <w:w w:val="97"/>
-        </w:rPr>
-        <w:t>자동</w:t>
-      </w:r>
-      <w:r>
-        <w:rPr>
-          <w:rFonts w:ascii="휴먼명조" w:eastAsia="휴먼명조" w:hAnsi="휴먼명조" w:cs="휴먼명조"/>
-          <w:w w:val="97"/>
-        </w:rPr>
-        <w:t xml:space="preserve"> </w:t>
-      </w:r>
-      <w:r>
-        <w:rPr>
-          <w:rFonts w:ascii="휴먼명조" w:eastAsia="휴먼명조" w:hAnsi="휴먼명조" w:cs="휴먼명조"/>
-          <w:w w:val="97"/>
-        </w:rPr>
-        <w:t>탐색</w:t>
-      </w:r>
-      <w:r>
-        <w:rPr>
-          <w:rFonts w:ascii="휴먼명조" w:eastAsia="휴먼명조" w:hAnsi="휴먼명조" w:cs="휴먼명조"/>
-          <w:w w:val="97"/>
-        </w:rPr>
-        <w:t xml:space="preserve"> </w:t>
-      </w:r>
-      <w:r>
-        <w:rPr>
-          <w:rFonts w:ascii="휴먼명조" w:eastAsia="휴먼명조" w:hAnsi="휴먼명조" w:cs="휴먼명조"/>
-          <w:w w:val="97"/>
-        </w:rPr>
-        <w:t>전략</w:t>
-      </w:r>
-      <w:r>
-        <w:rPr>
-          <w:rFonts w:ascii="휴먼명조" w:eastAsia="휴먼명조" w:hAnsi="휴먼명조" w:cs="휴먼명조"/>
-          <w:w w:val="97"/>
-        </w:rPr>
-        <w:t xml:space="preserve"> </w:t>
-      </w:r>
-      <w:r>
-        <w:rPr>
-          <w:rFonts w:ascii="휴먼명조" w:eastAsia="휴먼명조" w:hAnsi="휴먼명조" w:cs="휴먼명조"/>
-          <w:w w:val="97"/>
-        </w:rPr>
-        <w:t>모두</w:t>
-      </w:r>
-      <w:r>
-        <w:rPr>
-          <w:rFonts w:ascii="휴먼명조" w:eastAsia="휴먼명조" w:hAnsi="휴먼명조" w:cs="휴먼명조"/>
-          <w:w w:val="97"/>
-        </w:rPr>
-        <w:t xml:space="preserve"> </w:t>
-      </w:r>
-      <w:r>
-        <w:rPr>
-          <w:rFonts w:ascii="휴먼명조" w:eastAsia="휴먼명조" w:hAnsi="휴먼명조" w:cs="휴먼명조"/>
-          <w:w w:val="97"/>
-        </w:rPr>
-        <w:t>수동</w:t>
-      </w:r>
-      <w:r>
-        <w:rPr>
-          <w:rFonts w:ascii="휴먼명조" w:eastAsia="휴먼명조" w:hAnsi="휴먼명조" w:cs="휴먼명조"/>
-          <w:w w:val="97"/>
-        </w:rPr>
-        <w:t xml:space="preserve"> </w:t>
-      </w:r>
-      <w:r>
-        <w:rPr>
-          <w:rFonts w:ascii="휴먼명조" w:eastAsia="휴먼명조" w:hAnsi="휴먼명조" w:cs="휴먼명조"/>
-          <w:w w:val="97"/>
-        </w:rPr>
-        <w:t>설정</w:t>
-      </w:r>
-      <w:r>
-        <w:rPr>
-          <w:rFonts w:ascii="휴먼명조" w:eastAsia="휴먼명조" w:hAnsi="휴먼명조" w:cs="휴먼명조"/>
-          <w:w w:val="97"/>
-        </w:rPr>
-        <w:t>(0.3776)</w:t>
-      </w:r>
-      <w:r>
-        <w:rPr>
-          <w:rFonts w:ascii="휴먼명조" w:eastAsia="휴먼명조" w:hAnsi="휴먼명조" w:cs="휴먼명조"/>
-          <w:w w:val="97"/>
-        </w:rPr>
-        <w:t>을</w:t>
-      </w:r>
-      <w:r>
-        <w:rPr>
-          <w:rFonts w:ascii="휴먼명조" w:eastAsia="휴먼명조" w:hAnsi="휴먼명조" w:cs="휴먼명조"/>
-          <w:w w:val="97"/>
-        </w:rPr>
-        <w:t xml:space="preserve"> </w:t>
-      </w:r>
-      <w:r>
-        <w:rPr>
-          <w:rFonts w:ascii="휴먼명조" w:eastAsia="휴먼명조" w:hAnsi="휴먼명조" w:cs="휴먼명조"/>
-          <w:w w:val="97"/>
-        </w:rPr>
-        <w:t>상회했다</w:t>
-      </w:r>
-      <w:r>
-        <w:rPr>
-          <w:rFonts w:ascii="휴먼명조" w:eastAsia="휴먼명조" w:hAnsi="휴먼명조" w:cs="휴먼명조"/>
-          <w:w w:val="97"/>
-        </w:rPr>
-        <w:t xml:space="preserve">. </w:t>
-      </w:r>
-      <w:r>
-        <w:rPr>
-          <w:rFonts w:ascii="휴먼명조" w:eastAsia="휴먼명조" w:hAnsi="휴먼명조" w:cs="휴먼명조"/>
-          <w:w w:val="97"/>
-        </w:rPr>
-        <w:t>에이전트의</w:t>
-      </w:r>
-      <w:r>
-        <w:rPr>
-          <w:rFonts w:ascii="휴먼명조" w:eastAsia="휴먼명조" w:hAnsi="휴먼명조" w:cs="휴먼명조"/>
-          <w:w w:val="97"/>
-        </w:rPr>
-        <w:t xml:space="preserve"> </w:t>
-      </w:r>
-      <w:r>
-        <w:rPr>
-          <w:rFonts w:ascii="휴먼명조" w:eastAsia="휴먼명조" w:hAnsi="휴먼명조" w:cs="휴먼명조"/>
-          <w:w w:val="97"/>
-        </w:rPr>
-        <w:t>열세는</w:t>
-      </w:r>
-      <w:r>
-        <w:rPr>
-          <w:rFonts w:ascii="휴먼명조" w:eastAsia="휴먼명조" w:hAnsi="휴먼명조" w:cs="휴먼명조"/>
-          <w:w w:val="97"/>
-        </w:rPr>
-        <w:t xml:space="preserve"> </w:t>
-      </w:r>
-      <w:r>
-        <w:rPr>
-          <w:rFonts w:ascii="휴먼명조" w:eastAsia="휴먼명조" w:hAnsi="휴먼명조" w:cs="휴먼명조"/>
-          <w:w w:val="97"/>
-        </w:rPr>
-        <w:t>제안</w:t>
-      </w:r>
-      <w:r>
-        <w:rPr>
-          <w:rFonts w:ascii="휴먼명조" w:eastAsia="휴먼명조" w:hAnsi="휴먼명조" w:cs="휴먼명조"/>
-          <w:w w:val="97"/>
-        </w:rPr>
-        <w:t xml:space="preserve"> </w:t>
-      </w:r>
-      <w:r>
-        <w:rPr>
-          <w:rFonts w:ascii="휴먼명조" w:eastAsia="휴먼명조" w:hAnsi="휴먼명조" w:cs="휴먼명조"/>
-          <w:w w:val="97"/>
-        </w:rPr>
-        <w:t>품질이</w:t>
-      </w:r>
-      <w:r>
-        <w:rPr>
-          <w:rFonts w:ascii="휴먼명조" w:eastAsia="휴먼명조" w:hAnsi="휴먼명조" w:cs="휴먼명조"/>
-          <w:w w:val="97"/>
-        </w:rPr>
-        <w:t xml:space="preserve"> </w:t>
-      </w:r>
-      <w:r>
-        <w:rPr>
-          <w:rFonts w:ascii="휴먼명조" w:eastAsia="휴먼명조" w:hAnsi="휴먼명조" w:cs="휴먼명조"/>
-          <w:w w:val="97"/>
-        </w:rPr>
-        <w:t>아니라</w:t>
-      </w:r>
-      <w:r>
-        <w:rPr>
-          <w:rFonts w:ascii="휴먼명조" w:eastAsia="휴먼명조" w:hAnsi="휴먼명조" w:cs="휴먼명조"/>
-          <w:w w:val="97"/>
-        </w:rPr>
-        <w:t xml:space="preserve"> </w:t>
-      </w:r>
-      <w:r>
-        <w:rPr>
-          <w:rFonts w:ascii="휴먼명조" w:eastAsia="휴먼명조" w:hAnsi="휴먼명조" w:cs="휴먼명조"/>
-          <w:w w:val="97"/>
-        </w:rPr>
-        <w:t>중복</w:t>
-      </w:r>
-      <w:r>
-        <w:rPr>
-          <w:rFonts w:ascii="휴먼명조" w:eastAsia="휴먼명조" w:hAnsi="휴먼명조" w:cs="휴먼명조"/>
-          <w:w w:val="97"/>
-        </w:rPr>
-        <w:t xml:space="preserve"> </w:t>
-      </w:r>
-      <w:r>
-        <w:rPr>
-          <w:rFonts w:ascii="휴먼명조" w:eastAsia="휴먼명조" w:hAnsi="휴먼명조" w:cs="휴먼명조"/>
-          <w:w w:val="97"/>
-        </w:rPr>
-        <w:t>제안에</w:t>
-      </w:r>
-      <w:r>
-        <w:rPr>
-          <w:rFonts w:ascii="휴먼명조" w:eastAsia="휴먼명조" w:hAnsi="휴먼명조" w:cs="휴먼명조"/>
-          <w:w w:val="97"/>
-        </w:rPr>
-        <w:t xml:space="preserve"> </w:t>
-      </w:r>
-      <w:r>
-        <w:rPr>
-          <w:rFonts w:ascii="휴먼명조" w:eastAsia="휴먼명조" w:hAnsi="휴먼명조" w:cs="휴먼명조"/>
-          <w:w w:val="97"/>
-        </w:rPr>
-        <w:t>따른</w:t>
-      </w:r>
-      <w:r>
-        <w:rPr>
-          <w:rFonts w:ascii="휴먼명조" w:eastAsia="휴먼명조" w:hAnsi="휴먼명조" w:cs="휴먼명조"/>
-          <w:w w:val="97"/>
-        </w:rPr>
-        <w:t xml:space="preserve"> </w:t>
-      </w:r>
-      <w:r>
-        <w:rPr>
-          <w:rFonts w:ascii="휴먼명조" w:eastAsia="휴먼명조" w:hAnsi="휴먼명조" w:cs="휴먼명조"/>
-          <w:w w:val="97"/>
-        </w:rPr>
-        <w:t>실효</w:t>
-      </w:r>
-      <w:r>
-        <w:rPr>
-          <w:rFonts w:ascii="휴먼명조" w:eastAsia="휴먼명조" w:hAnsi="휴먼명조" w:cs="휴먼명조"/>
-          <w:w w:val="97"/>
-        </w:rPr>
-        <w:t xml:space="preserve"> </w:t>
-      </w:r>
-      <w:r>
-        <w:rPr>
-          <w:rFonts w:ascii="휴먼명조" w:eastAsia="휴먼명조" w:hAnsi="휴먼명조" w:cs="휴먼명조"/>
-          <w:w w:val="97"/>
-        </w:rPr>
-        <w:t>탐색</w:t>
-      </w:r>
-      <w:r>
-        <w:rPr>
-          <w:rFonts w:ascii="휴먼명조" w:eastAsia="휴먼명조" w:hAnsi="휴먼명조" w:cs="휴먼명조"/>
-          <w:w w:val="97"/>
-        </w:rPr>
-        <w:t xml:space="preserve"> </w:t>
-      </w:r>
-      <w:r>
-        <w:rPr>
-          <w:rFonts w:ascii="휴먼명조" w:eastAsia="휴먼명조" w:hAnsi="휴먼명조" w:cs="휴먼명조"/>
-          <w:w w:val="97"/>
-        </w:rPr>
-        <w:t>예산</w:t>
-      </w:r>
-      <w:r>
-        <w:rPr>
-          <w:rFonts w:ascii="휴먼명조" w:eastAsia="휴먼명조" w:hAnsi="휴먼명조" w:cs="휴먼명조"/>
-          <w:w w:val="97"/>
-        </w:rPr>
-        <w:t xml:space="preserve"> </w:t>
-      </w:r>
-      <w:r>
-        <w:rPr>
-          <w:rFonts w:ascii="휴먼명조" w:eastAsia="휴먼명조" w:hAnsi="휴먼명조" w:cs="휴먼명조"/>
-          <w:w w:val="97"/>
-        </w:rPr>
-        <w:t>축소에서</w:t>
-      </w:r>
-      <w:r>
-        <w:rPr>
-          <w:rFonts w:ascii="휴먼명조" w:eastAsia="휴먼명조" w:hAnsi="휴먼명조" w:cs="휴먼명조"/>
-          <w:w w:val="97"/>
-        </w:rPr>
-        <w:t xml:space="preserve"> </w:t>
-      </w:r>
-      <w:r>
-        <w:rPr>
-          <w:rFonts w:ascii="휴먼명조" w:eastAsia="휴먼명조" w:hAnsi="휴먼명조" w:cs="휴먼명조"/>
-          <w:w w:val="97"/>
-        </w:rPr>
-        <w:t>비롯되었다</w:t>
-      </w:r>
-      <w:r>
-        <w:rPr>
-          <w:rFonts w:ascii="휴먼명조" w:eastAsia="휴먼명조" w:hAnsi="휴먼명조" w:cs="휴먼명조"/>
-          <w:w w:val="97"/>
-        </w:rPr>
-        <w:t>(</w:t>
-      </w:r>
-      <w:r>
-        <w:rPr>
-          <w:rFonts w:ascii="휴먼명조" w:eastAsia="휴먼명조" w:hAnsi="휴먼명조" w:cs="휴먼명조"/>
-          <w:w w:val="97"/>
-        </w:rPr>
-        <w:t>반복당</w:t>
-      </w:r>
-      <w:r>
-        <w:rPr>
-          <w:rFonts w:ascii="휴먼명조" w:eastAsia="휴먼명조" w:hAnsi="휴먼명조" w:cs="휴먼명조"/>
-          <w:w w:val="97"/>
-        </w:rPr>
-        <w:t xml:space="preserve"> </w:t>
-      </w:r>
-      <w:r>
-        <w:rPr>
-          <w:rFonts w:ascii="휴먼명조" w:eastAsia="휴먼명조" w:hAnsi="휴먼명조" w:cs="휴먼명조"/>
-          <w:w w:val="97"/>
-        </w:rPr>
-        <w:t>고유</w:t>
-      </w:r>
-      <w:r>
-        <w:rPr>
-          <w:rFonts w:ascii="휴먼명조" w:eastAsia="휴먼명조" w:hAnsi="휴먼명조" w:cs="휴먼명조"/>
-          <w:w w:val="97"/>
-        </w:rPr>
-        <w:t xml:space="preserve"> </w:t>
-      </w:r>
-      <w:r>
-        <w:rPr>
-          <w:rFonts w:ascii="휴먼명조" w:eastAsia="휴먼명조" w:hAnsi="휴먼명조" w:cs="휴먼명조"/>
-          <w:w w:val="97"/>
-        </w:rPr>
-        <w:t>설정</w:t>
-      </w:r>
-      <w:r>
-        <w:rPr>
-          <w:rFonts w:ascii="휴먼명조" w:eastAsia="휴먼명조" w:hAnsi="휴먼명조" w:cs="휴먼명조"/>
-          <w:w w:val="97"/>
-        </w:rPr>
-        <w:t xml:space="preserve"> 12.5/20). </w:t>
-      </w:r>
-      <w:r>
-        <w:rPr>
-          <w:rFonts w:ascii="휴먼명조" w:eastAsia="휴먼명조" w:hAnsi="휴먼명조" w:cs="휴먼명조"/>
-          <w:w w:val="97"/>
-        </w:rPr>
-        <w:t>이</w:t>
-      </w:r>
-      <w:r>
-        <w:rPr>
-          <w:rFonts w:ascii="휴먼명조" w:eastAsia="휴먼명조" w:hAnsi="휴먼명조" w:cs="휴먼명조"/>
-          <w:w w:val="97"/>
-        </w:rPr>
-        <w:t xml:space="preserve"> </w:t>
-      </w:r>
-      <w:r>
-        <w:rPr>
-          <w:rFonts w:ascii="휴먼명조" w:eastAsia="휴먼명조" w:hAnsi="휴먼명조" w:cs="휴먼명조"/>
-          <w:w w:val="97"/>
-        </w:rPr>
-        <w:t>진단은</w:t>
-      </w:r>
-      <w:r>
-        <w:rPr>
-          <w:rFonts w:ascii="휴먼명조" w:eastAsia="휴먼명조" w:hAnsi="휴먼명조" w:cs="휴먼명조"/>
-          <w:w w:val="97"/>
-        </w:rPr>
-        <w:t xml:space="preserve"> </w:t>
-      </w:r>
-      <w:r>
-        <w:rPr>
-          <w:rFonts w:ascii="휴먼명조" w:eastAsia="휴먼명조" w:hAnsi="휴먼명조" w:cs="휴먼명조"/>
-          <w:w w:val="97"/>
-        </w:rPr>
-        <w:t>프롬프트와</w:t>
-      </w:r>
-      <w:r>
-        <w:rPr>
-          <w:rFonts w:ascii="휴먼명조" w:eastAsia="휴먼명조" w:hAnsi="휴먼명조" w:cs="휴먼명조"/>
-          <w:w w:val="97"/>
-        </w:rPr>
-        <w:t xml:space="preserve"> </w:t>
-      </w:r>
-      <w:r>
-        <w:rPr>
-          <w:rFonts w:ascii="휴먼명조" w:eastAsia="휴먼명조" w:hAnsi="휴먼명조" w:cs="휴먼명조"/>
-          <w:w w:val="97"/>
-        </w:rPr>
-        <w:t>구현의</w:t>
-      </w:r>
-      <w:r>
-        <w:rPr>
-          <w:rFonts w:ascii="휴먼명조" w:eastAsia="휴먼명조" w:hAnsi="휴먼명조" w:cs="휴먼명조"/>
-          <w:w w:val="97"/>
-        </w:rPr>
-        <w:t xml:space="preserve"> </w:t>
-      </w:r>
-      <w:r>
-        <w:rPr>
-          <w:rFonts w:ascii="휴먼명조" w:eastAsia="휴먼명조" w:hAnsi="휴먼명조" w:cs="휴먼명조"/>
-          <w:w w:val="97"/>
-        </w:rPr>
-        <w:t>설정</w:t>
-      </w:r>
-      <w:r>
-        <w:rPr>
-          <w:rFonts w:ascii="휴먼명조" w:eastAsia="휴먼명조" w:hAnsi="휴먼명조" w:cs="휴먼명조"/>
-          <w:w w:val="97"/>
-        </w:rPr>
-        <w:t xml:space="preserve"> </w:t>
-      </w:r>
-      <w:r>
-        <w:rPr>
-          <w:rFonts w:ascii="휴먼명조" w:eastAsia="휴먼명조" w:hAnsi="휴먼명조" w:cs="휴먼명조"/>
-          <w:w w:val="97"/>
-        </w:rPr>
-        <w:t>불일치를</w:t>
-      </w:r>
-      <w:r>
-        <w:rPr>
-          <w:rFonts w:ascii="휴먼명조" w:eastAsia="휴먼명조" w:hAnsi="휴먼명조" w:cs="휴먼명조"/>
-          <w:w w:val="97"/>
-        </w:rPr>
-        <w:t xml:space="preserve"> </w:t>
-      </w:r>
-      <w:r>
-        <w:rPr>
-          <w:rFonts w:ascii="휴먼명조" w:eastAsia="휴먼명조" w:hAnsi="휴먼명조" w:cs="휴먼명조"/>
-          <w:w w:val="97"/>
-        </w:rPr>
-        <w:t>제거한</w:t>
-      </w:r>
-      <w:r>
-        <w:rPr>
-          <w:rFonts w:ascii="휴먼명조" w:eastAsia="휴먼명조" w:hAnsi="휴먼명조" w:cs="휴먼명조"/>
-          <w:w w:val="97"/>
-        </w:rPr>
-        <w:t xml:space="preserve"> </w:t>
-      </w:r>
-      <w:r>
-        <w:rPr>
-          <w:rFonts w:ascii="휴먼명조" w:eastAsia="휴먼명조" w:hAnsi="휴먼명조" w:cs="휴먼명조"/>
-          <w:w w:val="97"/>
-        </w:rPr>
-        <w:t>재실험</w:t>
-      </w:r>
-      <w:r>
-        <w:rPr>
-          <w:rFonts w:ascii="휴먼명조" w:eastAsia="휴먼명조" w:hAnsi="휴먼명조" w:cs="휴먼명조"/>
-          <w:w w:val="97"/>
-        </w:rPr>
-        <w:t xml:space="preserve"> 200 trial</w:t>
-      </w:r>
-      <w:r>
-        <w:rPr>
-          <w:rFonts w:ascii="휴먼명조" w:eastAsia="휴먼명조" w:hAnsi="휴먼명조" w:cs="휴먼명조"/>
-          <w:w w:val="97"/>
-        </w:rPr>
-        <w:t>로</w:t>
-      </w:r>
-      <w:r>
-        <w:rPr>
-          <w:rFonts w:ascii="휴먼명조" w:eastAsia="휴먼명조" w:hAnsi="휴먼명조" w:cs="휴먼명조"/>
-          <w:w w:val="97"/>
-        </w:rPr>
-        <w:t xml:space="preserve"> </w:t>
-      </w:r>
-      <w:r>
-        <w:rPr>
-          <w:rFonts w:ascii="휴먼명조" w:eastAsia="휴먼명조" w:hAnsi="휴먼명조" w:cs="휴먼명조"/>
-          <w:w w:val="97"/>
-        </w:rPr>
-        <w:t>확증되었다</w:t>
-      </w:r>
-      <w:r>
-        <w:rPr>
-          <w:rFonts w:ascii="휴먼명조" w:eastAsia="휴먼명조" w:hAnsi="휴먼명조" w:cs="휴먼명조"/>
-          <w:w w:val="97"/>
-        </w:rPr>
-        <w:t xml:space="preserve">. </w:t>
-      </w:r>
-      <w:r>
-        <w:rPr>
-          <w:rFonts w:ascii="휴먼명조" w:eastAsia="휴먼명조" w:hAnsi="휴먼명조" w:cs="휴먼명조"/>
-          <w:w w:val="97"/>
-        </w:rPr>
-        <w:t>고유</w:t>
-      </w:r>
-      <w:r>
-        <w:rPr>
-          <w:rFonts w:ascii="휴먼명조" w:eastAsia="휴먼명조" w:hAnsi="휴먼명조" w:cs="휴먼명조"/>
-          <w:w w:val="97"/>
-        </w:rPr>
-        <w:t xml:space="preserve"> </w:t>
-      </w:r>
-      <w:r>
-        <w:rPr>
-          <w:rFonts w:ascii="휴먼명조" w:eastAsia="휴먼명조" w:hAnsi="휴먼명조" w:cs="휴먼명조"/>
-          <w:w w:val="97"/>
-        </w:rPr>
-        <w:t>설정은</w:t>
-      </w:r>
-      <w:r>
-        <w:rPr>
-          <w:rFonts w:ascii="휴먼명조" w:eastAsia="휴먼명조" w:hAnsi="휴먼명조" w:cs="휴먼명조"/>
-          <w:w w:val="97"/>
-        </w:rPr>
-        <w:t xml:space="preserve"> 18.90/20</w:t>
-      </w:r>
-      <w:r>
-        <w:rPr>
-          <w:rFonts w:ascii="휴먼명조" w:eastAsia="휴먼명조" w:hAnsi="휴먼명조" w:cs="휴먼명조"/>
-          <w:w w:val="97"/>
-        </w:rPr>
-        <w:t>으로</w:t>
-      </w:r>
-      <w:r>
-        <w:rPr>
-          <w:rFonts w:ascii="휴먼명조" w:eastAsia="휴먼명조" w:hAnsi="휴먼명조" w:cs="휴먼명조"/>
-          <w:w w:val="97"/>
-        </w:rPr>
-        <w:t xml:space="preserve"> </w:t>
-      </w:r>
-      <w:r>
-        <w:rPr>
-          <w:rFonts w:ascii="휴먼명조" w:eastAsia="휴먼명조" w:hAnsi="휴먼명조" w:cs="휴먼명조"/>
-          <w:w w:val="97"/>
-        </w:rPr>
-        <w:t>회복되고</w:t>
-      </w:r>
-      <w:r>
-        <w:rPr>
-          <w:rFonts w:ascii="휴먼명조" w:eastAsia="휴먼명조" w:hAnsi="휴먼명조" w:cs="휴먼명조"/>
-          <w:w w:val="97"/>
-        </w:rPr>
-        <w:t xml:space="preserve"> Optuna</w:t>
-      </w:r>
-      <w:r>
-        <w:rPr>
-          <w:rFonts w:ascii="휴먼명조" w:eastAsia="휴먼명조" w:hAnsi="휴먼명조" w:cs="휴먼명조"/>
-          <w:w w:val="97"/>
-        </w:rPr>
-        <w:t>에</w:t>
-      </w:r>
-      <w:r>
-        <w:rPr>
-          <w:rFonts w:ascii="휴먼명조" w:eastAsia="휴먼명조" w:hAnsi="휴먼명조" w:cs="휴먼명조"/>
-          <w:w w:val="97"/>
-        </w:rPr>
-        <w:t xml:space="preserve"> </w:t>
-      </w:r>
-      <w:r>
-        <w:rPr>
-          <w:rFonts w:ascii="휴먼명조" w:eastAsia="휴먼명조" w:hAnsi="휴먼명조" w:cs="휴먼명조"/>
-          <w:w w:val="97"/>
-        </w:rPr>
-        <w:t>대한</w:t>
-      </w:r>
-      <w:r>
-        <w:rPr>
-          <w:rFonts w:ascii="휴먼명조" w:eastAsia="휴먼명조" w:hAnsi="휴먼명조" w:cs="휴먼명조"/>
-          <w:w w:val="97"/>
-        </w:rPr>
-        <w:t xml:space="preserve"> </w:t>
-      </w:r>
-      <w:r>
-        <w:rPr>
-          <w:rFonts w:ascii="휴먼명조" w:eastAsia="휴먼명조" w:hAnsi="휴먼명조" w:cs="휴먼명조"/>
-          <w:w w:val="97"/>
-        </w:rPr>
-        <w:t>유의한</w:t>
-      </w:r>
-      <w:r>
-        <w:rPr>
-          <w:rFonts w:ascii="휴먼명조" w:eastAsia="휴먼명조" w:hAnsi="휴먼명조" w:cs="휴먼명조"/>
-          <w:w w:val="97"/>
-        </w:rPr>
-        <w:t xml:space="preserve"> </w:t>
-      </w:r>
-      <w:r>
-        <w:rPr>
-          <w:rFonts w:ascii="휴먼명조" w:eastAsia="휴먼명조" w:hAnsi="휴먼명조" w:cs="휴먼명조"/>
-          <w:w w:val="97"/>
-        </w:rPr>
-        <w:t>열세도</w:t>
-      </w:r>
-      <w:r>
-        <w:rPr>
-          <w:rFonts w:ascii="휴먼명조" w:eastAsia="휴먼명조" w:hAnsi="휴먼명조" w:cs="휴먼명조"/>
-          <w:w w:val="97"/>
-        </w:rPr>
-        <w:t xml:space="preserve"> </w:t>
-      </w:r>
-      <w:r>
-        <w:rPr>
-          <w:rFonts w:ascii="휴먼명조" w:eastAsia="휴먼명조" w:hAnsi="휴먼명조" w:cs="휴먼명조"/>
-          <w:w w:val="97"/>
-        </w:rPr>
-        <w:t>사라졌으나</w:t>
-      </w:r>
-      <w:r>
-        <w:rPr>
-          <w:rFonts w:ascii="휴먼명조" w:eastAsia="휴먼명조" w:hAnsi="휴먼명조" w:cs="휴먼명조"/>
-          <w:w w:val="97"/>
-        </w:rPr>
-        <w:t xml:space="preserve">(p = .1726), run-level </w:t>
-      </w:r>
-      <w:r>
-        <w:rPr>
-          <w:rFonts w:ascii="휴먼명조" w:eastAsia="휴먼명조" w:hAnsi="휴먼명조" w:cs="휴먼명조"/>
-          <w:w w:val="97"/>
-        </w:rPr>
-        <w:t>평균은</w:t>
-      </w:r>
-      <w:r>
-        <w:rPr>
-          <w:rFonts w:ascii="휴먼명조" w:eastAsia="휴먼명조" w:hAnsi="휴먼명조" w:cs="휴먼명조"/>
-          <w:w w:val="97"/>
-        </w:rPr>
-        <w:t xml:space="preserve"> </w:t>
-      </w:r>
-      <w:r>
-        <w:rPr>
-          <w:rFonts w:ascii="휴먼명조" w:eastAsia="휴먼명조" w:hAnsi="휴먼명조" w:cs="휴먼명조"/>
-          <w:w w:val="97"/>
-        </w:rPr>
-        <w:t>여전히</w:t>
-      </w:r>
-      <w:r>
-        <w:rPr>
-          <w:rFonts w:ascii="휴먼명조" w:eastAsia="휴먼명조" w:hAnsi="휴먼명조" w:cs="휴먼명조"/>
-          <w:w w:val="97"/>
-        </w:rPr>
-        <w:t xml:space="preserve"> Optuna</w:t>
-      </w:r>
-      <w:r>
-        <w:rPr>
-          <w:rFonts w:ascii="휴먼명조" w:eastAsia="휴먼명조" w:hAnsi="휴먼명조" w:cs="휴먼명조"/>
-          <w:w w:val="97"/>
-        </w:rPr>
-        <w:t>에</w:t>
-      </w:r>
-      <w:r>
-        <w:rPr>
-          <w:rFonts w:ascii="휴먼명조" w:eastAsia="휴먼명조" w:hAnsi="휴먼명조" w:cs="휴먼명조"/>
-          <w:w w:val="97"/>
-        </w:rPr>
-        <w:t xml:space="preserve"> </w:t>
-      </w:r>
-      <w:r>
-        <w:rPr>
-          <w:rFonts w:ascii="휴먼명조" w:eastAsia="휴먼명조" w:hAnsi="휴먼명조" w:cs="휴먼명조"/>
-          <w:w w:val="97"/>
-        </w:rPr>
-        <w:t>미치지</w:t>
-      </w:r>
-      <w:r>
-        <w:rPr>
-          <w:rFonts w:ascii="휴먼명조" w:eastAsia="휴먼명조" w:hAnsi="휴먼명조" w:cs="휴먼명조"/>
-          <w:w w:val="97"/>
-        </w:rPr>
-        <w:t xml:space="preserve"> </w:t>
-      </w:r>
-      <w:r>
-        <w:rPr>
-          <w:rFonts w:ascii="휴먼명조" w:eastAsia="휴먼명조" w:hAnsi="휴먼명조" w:cs="휴먼명조"/>
-          <w:w w:val="97"/>
-        </w:rPr>
-        <w:t>못했고</w:t>
-      </w:r>
-      <w:r>
-        <w:rPr>
-          <w:rFonts w:ascii="휴먼명조" w:eastAsia="휴먼명조" w:hAnsi="휴먼명조" w:cs="휴먼명조"/>
-          <w:w w:val="97"/>
-        </w:rPr>
-        <w:t xml:space="preserve">(0.4292 </w:t>
-      </w:r>
-      <w:r>
-        <w:rPr>
-          <w:rFonts w:ascii="휴먼명조" w:eastAsia="휴먼명조" w:hAnsi="휴먼명조" w:cs="휴먼명조"/>
-          <w:w w:val="97"/>
-        </w:rPr>
-        <w:t>대</w:t>
-      </w:r>
-      <w:r>
-        <w:rPr>
-          <w:rFonts w:ascii="휴먼명조" w:eastAsia="휴먼명조" w:hAnsi="휴먼명조" w:cs="휴먼명조"/>
-          <w:w w:val="97"/>
-        </w:rPr>
-        <w:t xml:space="preserve"> 0.4490) </w:t>
-      </w:r>
-      <w:r>
-        <w:rPr>
-          <w:rFonts w:ascii="휴먼명조" w:eastAsia="휴먼명조" w:hAnsi="휴먼명조" w:cs="휴먼명조"/>
-          <w:w w:val="97"/>
-        </w:rPr>
-        <w:t>원본</w:t>
-      </w:r>
-      <w:r>
-        <w:rPr>
-          <w:rFonts w:ascii="휴먼명조" w:eastAsia="휴먼명조" w:hAnsi="휴먼명조" w:cs="휴먼명조"/>
-          <w:w w:val="97"/>
-        </w:rPr>
-        <w:t xml:space="preserve"> </w:t>
-      </w:r>
-      <w:r>
-        <w:rPr>
-          <w:rFonts w:ascii="휴먼명조" w:eastAsia="휴먼명조" w:hAnsi="휴먼명조" w:cs="휴먼명조"/>
-          <w:w w:val="97"/>
-        </w:rPr>
-        <w:t>대비</w:t>
-      </w:r>
-      <w:r>
-        <w:rPr>
-          <w:rFonts w:ascii="휴먼명조" w:eastAsia="휴먼명조" w:hAnsi="휴먼명조" w:cs="휴먼명조"/>
-          <w:w w:val="97"/>
-        </w:rPr>
-        <w:t xml:space="preserve"> </w:t>
-      </w:r>
-      <w:r>
-        <w:rPr>
-          <w:rFonts w:ascii="휴먼명조" w:eastAsia="휴먼명조" w:hAnsi="휴먼명조" w:cs="휴먼명조"/>
-          <w:w w:val="97"/>
-        </w:rPr>
-        <w:t>개선도</w:t>
-      </w:r>
-      <w:r>
-        <w:rPr>
-          <w:rFonts w:ascii="휴먼명조" w:eastAsia="휴먼명조" w:hAnsi="휴먼명조" w:cs="휴먼명조"/>
-          <w:w w:val="97"/>
-        </w:rPr>
-        <w:t xml:space="preserve"> </w:t>
-      </w:r>
-      <w:r>
-        <w:rPr>
-          <w:rFonts w:ascii="휴먼명조" w:eastAsia="휴먼명조" w:hAnsi="휴먼명조" w:cs="휴먼명조"/>
-          <w:w w:val="97"/>
-        </w:rPr>
-        <w:t>입증되지</w:t>
-      </w:r>
-      <w:r>
-        <w:rPr>
-          <w:rFonts w:ascii="휴먼명조" w:eastAsia="휴먼명조" w:hAnsi="휴먼명조" w:cs="휴먼명조"/>
-          <w:w w:val="97"/>
-        </w:rPr>
-        <w:t xml:space="preserve"> </w:t>
-      </w:r>
-      <w:r>
-        <w:rPr>
-          <w:rFonts w:ascii="휴먼명조" w:eastAsia="휴먼명조" w:hAnsi="휴먼명조" w:cs="휴먼명조"/>
-          <w:w w:val="97"/>
-        </w:rPr>
-        <w:t>않아</w:t>
-      </w:r>
-      <w:r>
-        <w:rPr>
-          <w:rFonts w:ascii="휴먼명조" w:eastAsia="휴먼명조" w:hAnsi="휴먼명조" w:cs="휴먼명조"/>
-          <w:w w:val="97"/>
-        </w:rPr>
-        <w:t xml:space="preserve">(p = .2387) </w:t>
-      </w:r>
-      <w:r>
-        <w:rPr>
-          <w:rFonts w:ascii="휴먼명조" w:eastAsia="휴먼명조" w:hAnsi="휴먼명조" w:cs="휴먼명조"/>
-          <w:w w:val="97"/>
-        </w:rPr>
-        <w:t>성능</w:t>
-      </w:r>
-      <w:r>
-        <w:rPr>
-          <w:rFonts w:ascii="휴먼명조" w:eastAsia="휴먼명조" w:hAnsi="휴먼명조" w:cs="휴먼명조"/>
-          <w:w w:val="97"/>
-        </w:rPr>
-        <w:t xml:space="preserve"> </w:t>
-      </w:r>
-      <w:r>
-        <w:rPr>
-          <w:rFonts w:ascii="휴먼명조" w:eastAsia="휴먼명조" w:hAnsi="휴먼명조" w:cs="휴먼명조"/>
-          <w:w w:val="97"/>
-        </w:rPr>
-        <w:t>우위는</w:t>
-      </w:r>
-      <w:r>
-        <w:rPr>
-          <w:rFonts w:ascii="휴먼명조" w:eastAsia="휴먼명조" w:hAnsi="휴먼명조" w:cs="휴먼명조"/>
-          <w:w w:val="97"/>
-        </w:rPr>
-        <w:t xml:space="preserve"> </w:t>
-      </w:r>
-      <w:r>
-        <w:rPr>
-          <w:rFonts w:ascii="휴먼명조" w:eastAsia="휴먼명조" w:hAnsi="휴먼명조" w:cs="휴먼명조"/>
-          <w:w w:val="97"/>
-        </w:rPr>
-        <w:t>확인되지</w:t>
-      </w:r>
-      <w:r>
-        <w:rPr>
-          <w:rFonts w:ascii="휴먼명조" w:eastAsia="휴먼명조" w:hAnsi="휴먼명조" w:cs="휴먼명조"/>
-          <w:w w:val="97"/>
-        </w:rPr>
-        <w:t xml:space="preserve"> </w:t>
-      </w:r>
-      <w:r>
-        <w:rPr>
-          <w:rFonts w:ascii="휴먼명조" w:eastAsia="휴먼명조" w:hAnsi="휴먼명조" w:cs="휴먼명조"/>
-          <w:w w:val="97"/>
-        </w:rPr>
-        <w:t>않았다</w:t>
-      </w:r>
-      <w:r>
-        <w:rPr>
-          <w:rFonts w:ascii="휴먼명조" w:eastAsia="휴먼명조" w:hAnsi="휴먼명조" w:cs="휴먼명조"/>
-          <w:w w:val="97"/>
-        </w:rPr>
-        <w:t>.</w:t>
+        <w:t>한 혼합효과모형은 상반된 효과가 상쇄되어 "효과 없음"으로 보고했다(p = .3629). 자율 하이퍼파라미터 탐색에서는 대규모 언어모델 에이전트(0.4184)가 베이지안 최적화(0.4490)보다 유의하게 낮았고(Mann-Whitney U = 16.00, p = .0112, r = -0.68) 무작위 탐색(0.4186)과도 구분되지 않았다. 다만 세 자동 탐색 전략 모두 수동 설정(0.3776)을 상회했다. 에이전트의 열세는 제안 품질이 아니라 중복 제안에 따른 실효 탐색 예산 축소에서 비롯되었다(반복당 고유 설정 12.5/20). 이 진단은 프롬프트와 구현의 설정 불일치를 제거한 재실험 200 trial로 확증되었다. 고유 설정은 18.90/20으로 회복되고 Optuna에 대한 유의한 열세도 사라졌으나(p = .1726), run-level 평균은 여전히 Optuna에 미치지 못했고(0.4292 대 0.4490) 원본 대비 개선도 입증되지 않아(p = .2387) 성능 우위는 확인되지 않았다.</w:t>
       </w:r>
     </w:p>
     <w:p>
@@ -37818,1204 +34618,7 @@
           <w:rFonts w:ascii="휴먼명조" w:eastAsia="휴먼명조" w:hAnsi="휴먼명조" w:cs="휴먼명조"/>
           <w:w w:val="97"/>
         </w:rPr>
-        <w:t>본</w:t>
-      </w:r>
-      <w:r>
-        <w:rPr>
-          <w:rFonts w:ascii="휴먼명조" w:eastAsia="휴먼명조" w:hAnsi="휴먼명조" w:cs="휴먼명조"/>
-          <w:w w:val="97"/>
-        </w:rPr>
-        <w:t xml:space="preserve"> </w:t>
-      </w:r>
-      <w:r>
-        <w:rPr>
-          <w:rFonts w:ascii="휴먼명조" w:eastAsia="휴먼명조" w:hAnsi="휴먼명조" w:cs="휴먼명조"/>
-          <w:w w:val="97"/>
-        </w:rPr>
-        <w:t>연구의</w:t>
-      </w:r>
-      <w:r>
-        <w:rPr>
-          <w:rFonts w:ascii="휴먼명조" w:eastAsia="휴먼명조" w:hAnsi="휴먼명조" w:cs="휴먼명조"/>
-          <w:w w:val="97"/>
-        </w:rPr>
-        <w:t xml:space="preserve"> </w:t>
-      </w:r>
-      <w:r>
-        <w:rPr>
-          <w:rFonts w:ascii="휴먼명조" w:eastAsia="휴먼명조" w:hAnsi="휴먼명조" w:cs="휴먼명조"/>
-          <w:w w:val="97"/>
-        </w:rPr>
-        <w:t>의의는</w:t>
-      </w:r>
-      <w:r>
-        <w:rPr>
-          <w:rFonts w:ascii="휴먼명조" w:eastAsia="휴먼명조" w:hAnsi="휴먼명조" w:cs="휴먼명조"/>
-          <w:w w:val="97"/>
-        </w:rPr>
-        <w:t xml:space="preserve"> </w:t>
-      </w:r>
-      <w:r>
-        <w:rPr>
-          <w:rFonts w:ascii="휴먼명조" w:eastAsia="휴먼명조" w:hAnsi="휴먼명조" w:cs="휴먼명조"/>
-          <w:w w:val="97"/>
-        </w:rPr>
-        <w:t>세</w:t>
-      </w:r>
-      <w:r>
-        <w:rPr>
-          <w:rFonts w:ascii="휴먼명조" w:eastAsia="휴먼명조" w:hAnsi="휴먼명조" w:cs="휴먼명조"/>
-          <w:w w:val="97"/>
-        </w:rPr>
-        <w:t xml:space="preserve"> </w:t>
-      </w:r>
-      <w:r>
-        <w:rPr>
-          <w:rFonts w:ascii="휴먼명조" w:eastAsia="휴먼명조" w:hAnsi="휴먼명조" w:cs="휴먼명조"/>
-          <w:w w:val="97"/>
-        </w:rPr>
-        <w:t>가지다</w:t>
-      </w:r>
-      <w:r>
-        <w:rPr>
-          <w:rFonts w:ascii="휴먼명조" w:eastAsia="휴먼명조" w:hAnsi="휴먼명조" w:cs="휴먼명조"/>
-          <w:w w:val="97"/>
-        </w:rPr>
-        <w:t xml:space="preserve">. </w:t>
-      </w:r>
-      <w:r>
-        <w:rPr>
-          <w:rFonts w:ascii="휴먼명조" w:eastAsia="휴먼명조" w:hAnsi="휴먼명조" w:cs="휴먼명조"/>
-          <w:w w:val="97"/>
-        </w:rPr>
-        <w:t>첫째</w:t>
-      </w:r>
-      <w:r>
-        <w:rPr>
-          <w:rFonts w:ascii="휴먼명조" w:eastAsia="휴먼명조" w:hAnsi="휴먼명조" w:cs="휴먼명조"/>
-          <w:w w:val="97"/>
-        </w:rPr>
-        <w:t xml:space="preserve">, </w:t>
-      </w:r>
-      <w:r>
-        <w:rPr>
-          <w:rFonts w:ascii="휴먼명조" w:eastAsia="휴먼명조" w:hAnsi="휴먼명조" w:cs="휴먼명조"/>
-          <w:w w:val="97"/>
-        </w:rPr>
-        <w:t>경량</w:t>
-      </w:r>
-      <w:r>
-        <w:rPr>
-          <w:rFonts w:ascii="휴먼명조" w:eastAsia="휴먼명조" w:hAnsi="휴먼명조" w:cs="휴먼명조"/>
-          <w:w w:val="97"/>
-        </w:rPr>
-        <w:t xml:space="preserve"> VLM</w:t>
-      </w:r>
-      <w:r>
-        <w:rPr>
-          <w:rFonts w:ascii="휴먼명조" w:eastAsia="휴먼명조" w:hAnsi="휴먼명조" w:cs="휴먼명조"/>
-          <w:w w:val="97"/>
-        </w:rPr>
-        <w:t>의</w:t>
-      </w:r>
-      <w:r>
-        <w:rPr>
-          <w:rFonts w:ascii="휴먼명조" w:eastAsia="휴먼명조" w:hAnsi="휴먼명조" w:cs="휴먼명조"/>
-          <w:w w:val="97"/>
-        </w:rPr>
-        <w:t xml:space="preserve"> </w:t>
-      </w:r>
-      <w:r>
-        <w:rPr>
-          <w:rFonts w:ascii="휴먼명조" w:eastAsia="휴먼명조" w:hAnsi="휴먼명조" w:cs="휴먼명조"/>
-          <w:w w:val="97"/>
-        </w:rPr>
-        <w:t>의료</w:t>
-      </w:r>
-      <w:r>
-        <w:rPr>
-          <w:rFonts w:ascii="휴먼명조" w:eastAsia="휴먼명조" w:hAnsi="휴먼명조" w:cs="휴먼명조"/>
-          <w:w w:val="97"/>
-        </w:rPr>
-        <w:t xml:space="preserve"> </w:t>
-      </w:r>
-      <w:r>
-        <w:rPr>
-          <w:rFonts w:ascii="휴먼명조" w:eastAsia="휴먼명조" w:hAnsi="휴먼명조" w:cs="휴먼명조"/>
-          <w:w w:val="97"/>
-        </w:rPr>
-        <w:t>도메인</w:t>
-      </w:r>
-      <w:r>
-        <w:rPr>
-          <w:rFonts w:ascii="휴먼명조" w:eastAsia="휴먼명조" w:hAnsi="휴먼명조" w:cs="휴먼명조"/>
-          <w:w w:val="97"/>
-        </w:rPr>
-        <w:t xml:space="preserve"> </w:t>
-      </w:r>
-      <w:r>
-        <w:rPr>
-          <w:rFonts w:ascii="휴먼명조" w:eastAsia="휴먼명조" w:hAnsi="휴먼명조" w:cs="휴먼명조"/>
-          <w:w w:val="97"/>
-        </w:rPr>
-        <w:t>적응에</w:t>
-      </w:r>
-      <w:r>
-        <w:rPr>
-          <w:rFonts w:ascii="휴먼명조" w:eastAsia="휴먼명조" w:hAnsi="휴먼명조" w:cs="휴먼명조"/>
-          <w:w w:val="97"/>
-        </w:rPr>
-        <w:t xml:space="preserve"> </w:t>
-      </w:r>
-      <w:r>
-        <w:rPr>
-          <w:rFonts w:ascii="휴먼명조" w:eastAsia="휴먼명조" w:hAnsi="휴먼명조" w:cs="휴먼명조"/>
-          <w:w w:val="97"/>
-        </w:rPr>
-        <w:t>관한</w:t>
-      </w:r>
-      <w:r>
-        <w:rPr>
-          <w:rFonts w:ascii="휴먼명조" w:eastAsia="휴먼명조" w:hAnsi="휴먼명조" w:cs="휴먼명조"/>
-          <w:w w:val="97"/>
-        </w:rPr>
-        <w:t xml:space="preserve"> 3</w:t>
-      </w:r>
-      <w:r>
-        <w:rPr>
-          <w:rFonts w:ascii="휴먼명조" w:eastAsia="휴먼명조" w:hAnsi="휴먼명조" w:cs="휴먼명조"/>
-          <w:w w:val="97"/>
-        </w:rPr>
-        <w:t>단계</w:t>
-      </w:r>
-      <w:r>
-        <w:rPr>
-          <w:rFonts w:ascii="휴먼명조" w:eastAsia="휴먼명조" w:hAnsi="휴먼명조" w:cs="휴먼명조"/>
-          <w:w w:val="97"/>
-        </w:rPr>
-        <w:t xml:space="preserve"> </w:t>
-      </w:r>
-      <w:r>
-        <w:rPr>
-          <w:rFonts w:ascii="휴먼명조" w:eastAsia="휴먼명조" w:hAnsi="휴먼명조" w:cs="휴먼명조"/>
-          <w:w w:val="97"/>
-        </w:rPr>
-        <w:t>실증</w:t>
-      </w:r>
-      <w:r>
-        <w:rPr>
-          <w:rFonts w:ascii="휴먼명조" w:eastAsia="휴먼명조" w:hAnsi="휴먼명조" w:cs="휴먼명조"/>
-          <w:w w:val="97"/>
-        </w:rPr>
-        <w:t xml:space="preserve"> </w:t>
-      </w:r>
-      <w:r>
-        <w:rPr>
-          <w:rFonts w:ascii="휴먼명조" w:eastAsia="휴먼명조" w:hAnsi="휴먼명조" w:cs="휴먼명조"/>
-          <w:w w:val="97"/>
-        </w:rPr>
-        <w:t>데이터를</w:t>
-      </w:r>
-      <w:r>
-        <w:rPr>
-          <w:rFonts w:ascii="휴먼명조" w:eastAsia="휴먼명조" w:hAnsi="휴먼명조" w:cs="휴먼명조"/>
-          <w:w w:val="97"/>
-        </w:rPr>
-        <w:t xml:space="preserve"> </w:t>
-      </w:r>
-      <w:r>
-        <w:rPr>
-          <w:rFonts w:ascii="휴먼명조" w:eastAsia="휴먼명조" w:hAnsi="휴먼명조" w:cs="휴먼명조"/>
-          <w:w w:val="97"/>
-        </w:rPr>
-        <w:t>동일</w:t>
-      </w:r>
-      <w:r>
-        <w:rPr>
-          <w:rFonts w:ascii="휴먼명조" w:eastAsia="휴먼명조" w:hAnsi="휴먼명조" w:cs="휴먼명조"/>
-          <w:w w:val="97"/>
-        </w:rPr>
-        <w:t xml:space="preserve"> </w:t>
-      </w:r>
-      <w:r>
-        <w:rPr>
-          <w:rFonts w:ascii="휴먼명조" w:eastAsia="휴먼명조" w:hAnsi="휴먼명조" w:cs="휴먼명조"/>
-          <w:w w:val="97"/>
-        </w:rPr>
-        <w:t>프로토콜</w:t>
-      </w:r>
-      <w:r>
-        <w:rPr>
-          <w:rFonts w:ascii="휴먼명조" w:eastAsia="휴먼명조" w:hAnsi="휴먼명조" w:cs="휴먼명조"/>
-          <w:w w:val="97"/>
-        </w:rPr>
-        <w:t xml:space="preserve"> </w:t>
-      </w:r>
-      <w:r>
-        <w:rPr>
-          <w:rFonts w:ascii="휴먼명조" w:eastAsia="휴먼명조" w:hAnsi="휴먼명조" w:cs="휴먼명조"/>
-          <w:w w:val="97"/>
-        </w:rPr>
-        <w:t>아래</w:t>
-      </w:r>
-      <w:r>
-        <w:rPr>
-          <w:rFonts w:ascii="휴먼명조" w:eastAsia="휴먼명조" w:hAnsi="휴먼명조" w:cs="휴먼명조"/>
-          <w:w w:val="97"/>
-        </w:rPr>
-        <w:t xml:space="preserve"> </w:t>
-      </w:r>
-      <w:r>
-        <w:rPr>
-          <w:rFonts w:ascii="휴먼명조" w:eastAsia="휴먼명조" w:hAnsi="휴먼명조" w:cs="휴먼명조"/>
-          <w:w w:val="97"/>
-        </w:rPr>
-        <w:t>제공하며</w:t>
-      </w:r>
-      <w:r>
-        <w:rPr>
-          <w:rFonts w:ascii="휴먼명조" w:eastAsia="휴먼명조" w:hAnsi="휴먼명조" w:cs="휴먼명조"/>
-          <w:w w:val="97"/>
-        </w:rPr>
-        <w:t xml:space="preserve">, </w:t>
-      </w:r>
-      <w:r>
-        <w:rPr>
-          <w:rFonts w:ascii="휴먼명조" w:eastAsia="휴먼명조" w:hAnsi="휴먼명조" w:cs="휴먼명조"/>
-          <w:w w:val="97"/>
-        </w:rPr>
-        <w:t>성능과</w:t>
-      </w:r>
-      <w:r>
-        <w:rPr>
-          <w:rFonts w:ascii="휴먼명조" w:eastAsia="휴먼명조" w:hAnsi="휴먼명조" w:cs="휴먼명조"/>
-          <w:w w:val="97"/>
-        </w:rPr>
-        <w:t xml:space="preserve"> </w:t>
-      </w:r>
-      <w:r>
-        <w:rPr>
-          <w:rFonts w:ascii="휴먼명조" w:eastAsia="휴먼명조" w:hAnsi="휴먼명조" w:cs="휴먼명조"/>
-          <w:w w:val="97"/>
-        </w:rPr>
-        <w:t>자원</w:t>
-      </w:r>
-      <w:r>
-        <w:rPr>
-          <w:rFonts w:ascii="휴먼명조" w:eastAsia="휴먼명조" w:hAnsi="휴먼명조" w:cs="휴먼명조"/>
-          <w:w w:val="97"/>
-        </w:rPr>
-        <w:t xml:space="preserve"> </w:t>
-      </w:r>
-      <w:r>
-        <w:rPr>
-          <w:rFonts w:ascii="휴먼명조" w:eastAsia="휴먼명조" w:hAnsi="휴먼명조" w:cs="휴먼명조"/>
-          <w:w w:val="97"/>
-        </w:rPr>
-        <w:t>소비가</w:t>
-      </w:r>
-      <w:r>
-        <w:rPr>
-          <w:rFonts w:ascii="휴먼명조" w:eastAsia="휴먼명조" w:hAnsi="휴먼명조" w:cs="휴먼명조"/>
-          <w:w w:val="97"/>
-        </w:rPr>
-        <w:t xml:space="preserve"> </w:t>
-      </w:r>
-      <w:r>
-        <w:rPr>
-          <w:rFonts w:ascii="휴먼명조" w:eastAsia="휴먼명조" w:hAnsi="휴먼명조" w:cs="휴먼명조"/>
-          <w:w w:val="97"/>
-        </w:rPr>
-        <w:t>단조</w:t>
-      </w:r>
-      <w:r>
-        <w:rPr>
-          <w:rFonts w:ascii="휴먼명조" w:eastAsia="휴먼명조" w:hAnsi="휴먼명조" w:cs="휴먼명조"/>
-          <w:w w:val="97"/>
-        </w:rPr>
-        <w:t xml:space="preserve"> </w:t>
-      </w:r>
-      <w:r>
-        <w:rPr>
-          <w:rFonts w:ascii="휴먼명조" w:eastAsia="휴먼명조" w:hAnsi="휴먼명조" w:cs="휴먼명조"/>
-          <w:w w:val="97"/>
-        </w:rPr>
-        <w:t>관계를</w:t>
-      </w:r>
-      <w:r>
-        <w:rPr>
-          <w:rFonts w:ascii="휴먼명조" w:eastAsia="휴먼명조" w:hAnsi="휴먼명조" w:cs="휴먼명조"/>
-          <w:w w:val="97"/>
-        </w:rPr>
-        <w:t xml:space="preserve"> </w:t>
-      </w:r>
-      <w:r>
-        <w:rPr>
-          <w:rFonts w:ascii="휴먼명조" w:eastAsia="휴먼명조" w:hAnsi="휴먼명조" w:cs="휴먼명조"/>
-          <w:w w:val="97"/>
-        </w:rPr>
-        <w:t>이루지</w:t>
-      </w:r>
-      <w:r>
-        <w:rPr>
-          <w:rFonts w:ascii="휴먼명조" w:eastAsia="휴먼명조" w:hAnsi="휴먼명조" w:cs="휴먼명조"/>
-          <w:w w:val="97"/>
-        </w:rPr>
-        <w:t xml:space="preserve"> </w:t>
-      </w:r>
-      <w:r>
-        <w:rPr>
-          <w:rFonts w:ascii="휴먼명조" w:eastAsia="휴먼명조" w:hAnsi="휴먼명조" w:cs="휴먼명조"/>
-          <w:w w:val="97"/>
-        </w:rPr>
-        <w:t>않음을</w:t>
-      </w:r>
-      <w:r>
-        <w:rPr>
-          <w:rFonts w:ascii="휴먼명조" w:eastAsia="휴먼명조" w:hAnsi="휴먼명조" w:cs="휴먼명조"/>
-          <w:w w:val="97"/>
-        </w:rPr>
-        <w:t xml:space="preserve"> </w:t>
-      </w:r>
-      <w:r>
-        <w:rPr>
-          <w:rFonts w:ascii="휴먼명조" w:eastAsia="휴먼명조" w:hAnsi="휴먼명조" w:cs="휴먼명조"/>
-          <w:w w:val="97"/>
-        </w:rPr>
-        <w:t>보여</w:t>
-      </w:r>
-      <w:r>
-        <w:rPr>
-          <w:rFonts w:ascii="휴먼명조" w:eastAsia="휴먼명조" w:hAnsi="휴먼명조" w:cs="휴먼명조"/>
-          <w:w w:val="97"/>
-        </w:rPr>
-        <w:t xml:space="preserve"> </w:t>
-      </w:r>
-      <w:r>
-        <w:rPr>
-          <w:rFonts w:ascii="휴먼명조" w:eastAsia="휴먼명조" w:hAnsi="휴먼명조" w:cs="휴먼명조"/>
-          <w:w w:val="97"/>
-        </w:rPr>
-        <w:t>자원</w:t>
-      </w:r>
-      <w:r>
-        <w:rPr>
-          <w:rFonts w:ascii="휴먼명조" w:eastAsia="휴먼명조" w:hAnsi="휴먼명조" w:cs="휴먼명조"/>
-          <w:w w:val="97"/>
-        </w:rPr>
-        <w:t xml:space="preserve"> </w:t>
-      </w:r>
-      <w:r>
-        <w:rPr>
-          <w:rFonts w:ascii="휴먼명조" w:eastAsia="휴먼명조" w:hAnsi="휴먼명조" w:cs="휴먼명조"/>
-          <w:w w:val="97"/>
-        </w:rPr>
-        <w:t>제약</w:t>
-      </w:r>
-      <w:r>
-        <w:rPr>
-          <w:rFonts w:ascii="휴먼명조" w:eastAsia="휴먼명조" w:hAnsi="휴먼명조" w:cs="휴먼명조"/>
-          <w:w w:val="97"/>
-        </w:rPr>
-        <w:t xml:space="preserve"> </w:t>
-      </w:r>
-      <w:r>
-        <w:rPr>
-          <w:rFonts w:ascii="휴먼명조" w:eastAsia="휴먼명조" w:hAnsi="휴먼명조" w:cs="휴먼명조"/>
-          <w:w w:val="97"/>
-        </w:rPr>
-        <w:t>환경의</w:t>
-      </w:r>
-      <w:r>
-        <w:rPr>
-          <w:rFonts w:ascii="휴먼명조" w:eastAsia="휴먼명조" w:hAnsi="휴먼명조" w:cs="휴먼명조"/>
-          <w:w w:val="97"/>
-        </w:rPr>
-        <w:t xml:space="preserve"> </w:t>
-      </w:r>
-      <w:r>
-        <w:rPr>
-          <w:rFonts w:ascii="휴먼명조" w:eastAsia="휴먼명조" w:hAnsi="휴먼명조" w:cs="휴먼명조"/>
-          <w:w w:val="97"/>
-        </w:rPr>
-        <w:t>모델</w:t>
-      </w:r>
-      <w:r>
-        <w:rPr>
-          <w:rFonts w:ascii="휴먼명조" w:eastAsia="휴먼명조" w:hAnsi="휴먼명조" w:cs="휴먼명조"/>
-          <w:w w:val="97"/>
-        </w:rPr>
-        <w:t xml:space="preserve"> </w:t>
-      </w:r>
-      <w:r>
-        <w:rPr>
-          <w:rFonts w:ascii="휴먼명조" w:eastAsia="휴먼명조" w:hAnsi="휴먼명조" w:cs="휴먼명조"/>
-          <w:w w:val="97"/>
-        </w:rPr>
-        <w:t>선택</w:t>
-      </w:r>
-      <w:r>
-        <w:rPr>
-          <w:rFonts w:ascii="휴먼명조" w:eastAsia="휴먼명조" w:hAnsi="휴먼명조" w:cs="휴먼명조"/>
-          <w:w w:val="97"/>
-        </w:rPr>
-        <w:t xml:space="preserve"> </w:t>
-      </w:r>
-      <w:r>
-        <w:rPr>
-          <w:rFonts w:ascii="휴먼명조" w:eastAsia="휴먼명조" w:hAnsi="휴먼명조" w:cs="휴먼명조"/>
-          <w:w w:val="97"/>
-        </w:rPr>
-        <w:t>근거를</w:t>
-      </w:r>
-      <w:r>
-        <w:rPr>
-          <w:rFonts w:ascii="휴먼명조" w:eastAsia="휴먼명조" w:hAnsi="휴먼명조" w:cs="휴먼명조"/>
-          <w:w w:val="97"/>
-        </w:rPr>
-        <w:t xml:space="preserve"> </w:t>
-      </w:r>
-      <w:r>
-        <w:rPr>
-          <w:rFonts w:ascii="휴먼명조" w:eastAsia="휴먼명조" w:hAnsi="휴먼명조" w:cs="휴먼명조"/>
-          <w:w w:val="97"/>
-        </w:rPr>
-        <w:t>제시한다</w:t>
-      </w:r>
-      <w:r>
-        <w:rPr>
-          <w:rFonts w:ascii="휴먼명조" w:eastAsia="휴먼명조" w:hAnsi="휴먼명조" w:cs="휴먼명조"/>
-          <w:w w:val="97"/>
-        </w:rPr>
-        <w:t xml:space="preserve">. </w:t>
-      </w:r>
-      <w:r>
-        <w:rPr>
-          <w:rFonts w:ascii="휴먼명조" w:eastAsia="휴먼명조" w:hAnsi="휴먼명조" w:cs="휴먼명조"/>
-          <w:w w:val="97"/>
-        </w:rPr>
-        <w:t>둘째</w:t>
-      </w:r>
-      <w:r>
-        <w:rPr>
-          <w:rFonts w:ascii="휴먼명조" w:eastAsia="휴먼명조" w:hAnsi="휴먼명조" w:cs="휴먼명조"/>
-          <w:w w:val="97"/>
-        </w:rPr>
-        <w:t xml:space="preserve">, </w:t>
-      </w:r>
-      <w:r>
-        <w:rPr>
-          <w:rFonts w:ascii="휴먼명조" w:eastAsia="휴먼명조" w:hAnsi="휴먼명조" w:cs="휴먼명조"/>
-          <w:w w:val="97"/>
-        </w:rPr>
-        <w:t>파인튜닝</w:t>
-      </w:r>
-      <w:r>
-        <w:rPr>
-          <w:rFonts w:ascii="휴먼명조" w:eastAsia="휴먼명조" w:hAnsi="휴먼명조" w:cs="휴먼명조"/>
-          <w:w w:val="97"/>
-        </w:rPr>
-        <w:t xml:space="preserve"> </w:t>
-      </w:r>
-      <w:r>
-        <w:rPr>
-          <w:rFonts w:ascii="휴먼명조" w:eastAsia="휴먼명조" w:hAnsi="휴먼명조" w:cs="휴먼명조"/>
-          <w:w w:val="97"/>
-        </w:rPr>
-        <w:t>효과의</w:t>
-      </w:r>
-      <w:r>
-        <w:rPr>
-          <w:rFonts w:ascii="휴먼명조" w:eastAsia="휴먼명조" w:hAnsi="휴먼명조" w:cs="휴먼명조"/>
-          <w:w w:val="97"/>
-        </w:rPr>
-        <w:t xml:space="preserve"> </w:t>
-      </w:r>
-      <w:r>
-        <w:rPr>
-          <w:rFonts w:ascii="휴먼명조" w:eastAsia="휴먼명조" w:hAnsi="휴먼명조" w:cs="휴먼명조"/>
-          <w:w w:val="97"/>
-        </w:rPr>
-        <w:t>모델별</w:t>
-      </w:r>
-      <w:r>
-        <w:rPr>
-          <w:rFonts w:ascii="휴먼명조" w:eastAsia="휴먼명조" w:hAnsi="휴먼명조" w:cs="휴먼명조"/>
-          <w:w w:val="97"/>
-        </w:rPr>
-        <w:t xml:space="preserve"> </w:t>
-      </w:r>
-      <w:r>
-        <w:rPr>
-          <w:rFonts w:ascii="휴먼명조" w:eastAsia="휴먼명조" w:hAnsi="휴먼명조" w:cs="휴먼명조"/>
-          <w:w w:val="97"/>
-        </w:rPr>
-        <w:t>이질성을</w:t>
-      </w:r>
-      <w:r>
-        <w:rPr>
-          <w:rFonts w:ascii="휴먼명조" w:eastAsia="휴먼명조" w:hAnsi="휴먼명조" w:cs="휴먼명조"/>
-          <w:w w:val="97"/>
-        </w:rPr>
-        <w:t xml:space="preserve"> </w:t>
-      </w:r>
-      <w:r>
-        <w:rPr>
-          <w:rFonts w:ascii="휴먼명조" w:eastAsia="휴먼명조" w:hAnsi="휴먼명조" w:cs="휴먼명조"/>
-          <w:w w:val="97"/>
-        </w:rPr>
-        <w:t>정량화하여</w:t>
-      </w:r>
-      <w:r>
-        <w:rPr>
-          <w:rFonts w:ascii="휴먼명조" w:eastAsia="휴먼명조" w:hAnsi="휴먼명조" w:cs="휴먼명조"/>
-          <w:w w:val="97"/>
-        </w:rPr>
-        <w:t xml:space="preserve"> </w:t>
-      </w:r>
-      <w:r>
-        <w:rPr>
-          <w:rFonts w:ascii="휴먼명조" w:eastAsia="휴먼명조" w:hAnsi="휴먼명조" w:cs="휴먼명조"/>
-          <w:w w:val="97"/>
-        </w:rPr>
-        <w:t>합산</w:t>
-      </w:r>
-      <w:r>
-        <w:rPr>
-          <w:rFonts w:ascii="휴먼명조" w:eastAsia="휴먼명조" w:hAnsi="휴먼명조" w:cs="휴먼명조"/>
-          <w:w w:val="97"/>
-        </w:rPr>
-        <w:t xml:space="preserve"> </w:t>
-      </w:r>
-      <w:r>
-        <w:rPr>
-          <w:rFonts w:ascii="휴먼명조" w:eastAsia="휴먼명조" w:hAnsi="휴먼명조" w:cs="휴먼명조"/>
-          <w:w w:val="97"/>
-        </w:rPr>
-        <w:t>분석이</w:t>
-      </w:r>
-      <w:r>
-        <w:rPr>
-          <w:rFonts w:ascii="휴먼명조" w:eastAsia="휴먼명조" w:hAnsi="휴먼명조" w:cs="휴먼명조"/>
-          <w:w w:val="97"/>
-        </w:rPr>
-        <w:t xml:space="preserve"> </w:t>
-      </w:r>
-      <w:r>
-        <w:rPr>
-          <w:rFonts w:ascii="휴먼명조" w:eastAsia="휴먼명조" w:hAnsi="휴먼명조" w:cs="휴먼명조"/>
-          <w:w w:val="97"/>
-        </w:rPr>
-        <w:t>상반된</w:t>
-      </w:r>
-      <w:r>
-        <w:rPr>
-          <w:rFonts w:ascii="휴먼명조" w:eastAsia="휴먼명조" w:hAnsi="휴먼명조" w:cs="휴먼명조"/>
-          <w:w w:val="97"/>
-        </w:rPr>
-        <w:t xml:space="preserve"> </w:t>
-      </w:r>
-      <w:r>
-        <w:rPr>
-          <w:rFonts w:ascii="휴먼명조" w:eastAsia="휴먼명조" w:hAnsi="휴먼명조" w:cs="휴먼명조"/>
-          <w:w w:val="97"/>
-        </w:rPr>
-        <w:t>효과를</w:t>
-      </w:r>
-      <w:r>
-        <w:rPr>
-          <w:rFonts w:ascii="휴먼명조" w:eastAsia="휴먼명조" w:hAnsi="휴먼명조" w:cs="휴먼명조"/>
-          <w:w w:val="97"/>
-        </w:rPr>
-        <w:t xml:space="preserve"> </w:t>
-      </w:r>
-      <w:r>
-        <w:rPr>
-          <w:rFonts w:ascii="휴먼명조" w:eastAsia="휴먼명조" w:hAnsi="휴먼명조" w:cs="휴먼명조"/>
-          <w:w w:val="97"/>
-        </w:rPr>
-        <w:t>은폐하는</w:t>
-      </w:r>
-      <w:r>
-        <w:rPr>
-          <w:rFonts w:ascii="휴먼명조" w:eastAsia="휴먼명조" w:hAnsi="휴먼명조" w:cs="휴먼명조"/>
-          <w:w w:val="97"/>
-        </w:rPr>
-        <w:t xml:space="preserve"> </w:t>
-      </w:r>
-      <w:r>
-        <w:rPr>
-          <w:rFonts w:ascii="휴먼명조" w:eastAsia="휴먼명조" w:hAnsi="휴먼명조" w:cs="휴먼명조"/>
-          <w:w w:val="97"/>
-        </w:rPr>
-        <w:t>과정을</w:t>
-      </w:r>
-      <w:r>
-        <w:rPr>
-          <w:rFonts w:ascii="휴먼명조" w:eastAsia="휴먼명조" w:hAnsi="휴먼명조" w:cs="휴먼명조"/>
-          <w:w w:val="97"/>
-        </w:rPr>
-        <w:t xml:space="preserve"> </w:t>
-      </w:r>
-      <w:r>
-        <w:rPr>
-          <w:rFonts w:ascii="휴먼명조" w:eastAsia="휴먼명조" w:hAnsi="휴먼명조" w:cs="휴먼명조"/>
-          <w:w w:val="97"/>
-        </w:rPr>
-        <w:t>실증한다</w:t>
-      </w:r>
-      <w:r>
-        <w:rPr>
-          <w:rFonts w:ascii="휴먼명조" w:eastAsia="휴먼명조" w:hAnsi="휴먼명조" w:cs="휴먼명조"/>
-          <w:w w:val="97"/>
-        </w:rPr>
-        <w:t xml:space="preserve">. </w:t>
-      </w:r>
-      <w:r>
-        <w:rPr>
-          <w:rFonts w:ascii="휴먼명조" w:eastAsia="휴먼명조" w:hAnsi="휴먼명조" w:cs="휴먼명조"/>
-          <w:w w:val="97"/>
-        </w:rPr>
-        <w:t>셋째</w:t>
-      </w:r>
-      <w:r>
-        <w:rPr>
-          <w:rFonts w:ascii="휴먼명조" w:eastAsia="휴먼명조" w:hAnsi="휴먼명조" w:cs="휴먼명조"/>
-          <w:w w:val="97"/>
-        </w:rPr>
-        <w:t xml:space="preserve">, </w:t>
-      </w:r>
-      <w:r>
-        <w:rPr>
-          <w:rFonts w:ascii="휴먼명조" w:eastAsia="휴먼명조" w:hAnsi="휴먼명조" w:cs="휴먼명조"/>
-          <w:w w:val="97"/>
-        </w:rPr>
-        <w:t>자율</w:t>
-      </w:r>
-      <w:r>
-        <w:rPr>
-          <w:rFonts w:ascii="휴먼명조" w:eastAsia="휴먼명조" w:hAnsi="휴먼명조" w:cs="휴먼명조"/>
-          <w:w w:val="97"/>
-        </w:rPr>
-        <w:t xml:space="preserve"> </w:t>
-      </w:r>
-      <w:r>
-        <w:rPr>
-          <w:rFonts w:ascii="휴먼명조" w:eastAsia="휴먼명조" w:hAnsi="휴먼명조" w:cs="휴먼명조"/>
-          <w:w w:val="97"/>
-        </w:rPr>
-        <w:t>에이전트</w:t>
-      </w:r>
-      <w:r>
-        <w:rPr>
-          <w:rFonts w:ascii="휴먼명조" w:eastAsia="휴먼명조" w:hAnsi="휴먼명조" w:cs="휴먼명조"/>
-          <w:w w:val="97"/>
-        </w:rPr>
-        <w:t xml:space="preserve"> </w:t>
-      </w:r>
-      <w:r>
-        <w:rPr>
-          <w:rFonts w:ascii="휴먼명조" w:eastAsia="휴먼명조" w:hAnsi="휴먼명조" w:cs="휴먼명조"/>
-          <w:w w:val="97"/>
-        </w:rPr>
-        <w:t>기반</w:t>
-      </w:r>
-      <w:r>
-        <w:rPr>
-          <w:rFonts w:ascii="휴먼명조" w:eastAsia="휴먼명조" w:hAnsi="휴먼명조" w:cs="휴먼명조"/>
-          <w:w w:val="97"/>
-        </w:rPr>
-        <w:t xml:space="preserve"> </w:t>
-      </w:r>
-      <w:r>
-        <w:rPr>
-          <w:rFonts w:ascii="휴먼명조" w:eastAsia="휴먼명조" w:hAnsi="휴먼명조" w:cs="휴먼명조"/>
-          <w:w w:val="97"/>
-        </w:rPr>
-        <w:t>최적화의</w:t>
-      </w:r>
-      <w:r>
-        <w:rPr>
-          <w:rFonts w:ascii="휴먼명조" w:eastAsia="휴먼명조" w:hAnsi="휴먼명조" w:cs="휴먼명조"/>
-          <w:w w:val="97"/>
-        </w:rPr>
-        <w:t xml:space="preserve"> </w:t>
-      </w:r>
-      <w:r>
-        <w:rPr>
-          <w:rFonts w:ascii="휴먼명조" w:eastAsia="휴먼명조" w:hAnsi="휴먼명조" w:cs="휴먼명조"/>
-          <w:w w:val="97"/>
-        </w:rPr>
-        <w:t>부정적</w:t>
-      </w:r>
-      <w:r>
-        <w:rPr>
-          <w:rFonts w:ascii="휴먼명조" w:eastAsia="휴먼명조" w:hAnsi="휴먼명조" w:cs="휴먼명조"/>
-          <w:w w:val="97"/>
-        </w:rPr>
-        <w:t xml:space="preserve"> </w:t>
-      </w:r>
-      <w:r>
-        <w:rPr>
-          <w:rFonts w:ascii="휴먼명조" w:eastAsia="휴먼명조" w:hAnsi="휴먼명조" w:cs="휴먼명조"/>
-          <w:w w:val="97"/>
-        </w:rPr>
-        <w:t>결과를</w:t>
-      </w:r>
-      <w:r>
-        <w:rPr>
-          <w:rFonts w:ascii="휴먼명조" w:eastAsia="휴먼명조" w:hAnsi="휴먼명조" w:cs="휴먼명조"/>
-          <w:w w:val="97"/>
-        </w:rPr>
-        <w:t xml:space="preserve"> </w:t>
-      </w:r>
-      <w:r>
-        <w:rPr>
-          <w:rFonts w:ascii="휴먼명조" w:eastAsia="휴먼명조" w:hAnsi="휴먼명조" w:cs="휴먼명조"/>
-          <w:w w:val="97"/>
-        </w:rPr>
-        <w:t>그</w:t>
-      </w:r>
-      <w:r>
-        <w:rPr>
-          <w:rFonts w:ascii="휴먼명조" w:eastAsia="휴먼명조" w:hAnsi="휴먼명조" w:cs="휴먼명조"/>
-          <w:w w:val="97"/>
-        </w:rPr>
-        <w:t xml:space="preserve"> </w:t>
-      </w:r>
-      <w:r>
-        <w:rPr>
-          <w:rFonts w:ascii="휴먼명조" w:eastAsia="휴먼명조" w:hAnsi="휴먼명조" w:cs="휴먼명조"/>
-          <w:w w:val="97"/>
-        </w:rPr>
-        <w:t>실패</w:t>
-      </w:r>
-      <w:r>
-        <w:rPr>
-          <w:rFonts w:ascii="휴먼명조" w:eastAsia="휴먼명조" w:hAnsi="휴먼명조" w:cs="휴먼명조"/>
-          <w:w w:val="97"/>
-        </w:rPr>
-        <w:t xml:space="preserve"> </w:t>
-      </w:r>
-      <w:r>
-        <w:rPr>
-          <w:rFonts w:ascii="휴먼명조" w:eastAsia="휴먼명조" w:hAnsi="휴먼명조" w:cs="휴먼명조"/>
-          <w:w w:val="97"/>
-        </w:rPr>
-        <w:t>기전의</w:t>
-      </w:r>
-      <w:r>
-        <w:rPr>
-          <w:rFonts w:ascii="휴먼명조" w:eastAsia="휴먼명조" w:hAnsi="휴먼명조" w:cs="휴먼명조"/>
-          <w:w w:val="97"/>
-        </w:rPr>
-        <w:t xml:space="preserve"> </w:t>
-      </w:r>
-      <w:r>
-        <w:rPr>
-          <w:rFonts w:ascii="휴먼명조" w:eastAsia="휴먼명조" w:hAnsi="휴먼명조" w:cs="휴먼명조"/>
-          <w:w w:val="97"/>
-        </w:rPr>
-        <w:t>검증과</w:t>
-      </w:r>
-      <w:r>
-        <w:rPr>
-          <w:rFonts w:ascii="휴먼명조" w:eastAsia="휴먼명조" w:hAnsi="휴먼명조" w:cs="휴먼명조"/>
-          <w:w w:val="97"/>
-        </w:rPr>
-        <w:t xml:space="preserve"> </w:t>
-      </w:r>
-      <w:r>
-        <w:rPr>
-          <w:rFonts w:ascii="휴먼명조" w:eastAsia="휴먼명조" w:hAnsi="휴먼명조" w:cs="휴먼명조"/>
-          <w:w w:val="97"/>
-        </w:rPr>
-        <w:t>함께</w:t>
-      </w:r>
-      <w:r>
-        <w:rPr>
-          <w:rFonts w:ascii="휴먼명조" w:eastAsia="휴먼명조" w:hAnsi="휴먼명조" w:cs="휴먼명조"/>
-          <w:w w:val="97"/>
-        </w:rPr>
-        <w:t xml:space="preserve"> </w:t>
-      </w:r>
-      <w:r>
-        <w:rPr>
-          <w:rFonts w:ascii="휴먼명조" w:eastAsia="휴먼명조" w:hAnsi="휴먼명조" w:cs="휴먼명조"/>
-          <w:w w:val="97"/>
-        </w:rPr>
-        <w:t>보고한다</w:t>
-      </w:r>
-      <w:r>
-        <w:rPr>
-          <w:rFonts w:ascii="휴먼명조" w:eastAsia="휴먼명조" w:hAnsi="휴먼명조" w:cs="휴먼명조"/>
-          <w:w w:val="97"/>
-        </w:rPr>
-        <w:t xml:space="preserve">. </w:t>
-      </w:r>
-      <w:r>
-        <w:rPr>
-          <w:rFonts w:ascii="휴먼명조" w:eastAsia="휴먼명조" w:hAnsi="휴먼명조" w:cs="휴먼명조"/>
-          <w:w w:val="97"/>
-        </w:rPr>
-        <w:t>특히</w:t>
-      </w:r>
-      <w:r>
-        <w:rPr>
-          <w:rFonts w:ascii="휴먼명조" w:eastAsia="휴먼명조" w:hAnsi="휴먼명조" w:cs="휴먼명조"/>
-          <w:w w:val="97"/>
-        </w:rPr>
-        <w:t xml:space="preserve"> </w:t>
-      </w:r>
-      <w:r>
-        <w:rPr>
-          <w:rFonts w:ascii="휴먼명조" w:eastAsia="휴먼명조" w:hAnsi="휴먼명조" w:cs="휴먼명조"/>
-          <w:w w:val="97"/>
-        </w:rPr>
-        <w:t>동일</w:t>
-      </w:r>
-      <w:r>
-        <w:rPr>
-          <w:rFonts w:ascii="휴먼명조" w:eastAsia="휴먼명조" w:hAnsi="휴먼명조" w:cs="휴먼명조"/>
-          <w:w w:val="97"/>
-        </w:rPr>
-        <w:t xml:space="preserve"> </w:t>
-      </w:r>
-      <w:r>
-        <w:rPr>
-          <w:rFonts w:ascii="휴먼명조" w:eastAsia="휴먼명조" w:hAnsi="휴먼명조" w:cs="휴먼명조"/>
-          <w:w w:val="97"/>
-        </w:rPr>
-        <w:t>설정을</w:t>
-      </w:r>
-      <w:r>
-        <w:rPr>
-          <w:rFonts w:ascii="휴먼명조" w:eastAsia="휴먼명조" w:hAnsi="휴먼명조" w:cs="휴먼명조"/>
-          <w:w w:val="97"/>
-        </w:rPr>
-        <w:t xml:space="preserve"> </w:t>
-      </w:r>
-      <w:r>
-        <w:rPr>
-          <w:rFonts w:ascii="휴먼명조" w:eastAsia="휴먼명조" w:hAnsi="휴먼명조" w:cs="휴먼명조"/>
-          <w:w w:val="97"/>
-        </w:rPr>
-        <w:t>반복</w:t>
-      </w:r>
-      <w:r>
-        <w:rPr>
-          <w:rFonts w:ascii="휴먼명조" w:eastAsia="휴먼명조" w:hAnsi="휴먼명조" w:cs="휴먼명조"/>
-          <w:w w:val="97"/>
-        </w:rPr>
-        <w:t xml:space="preserve"> </w:t>
-      </w:r>
-      <w:r>
-        <w:rPr>
-          <w:rFonts w:ascii="휴먼명조" w:eastAsia="휴먼명조" w:hAnsi="휴먼명조" w:cs="휴먼명조"/>
-          <w:w w:val="97"/>
-        </w:rPr>
-        <w:t>실행할</w:t>
-      </w:r>
-      <w:r>
-        <w:rPr>
-          <w:rFonts w:ascii="휴먼명조" w:eastAsia="휴먼명조" w:hAnsi="휴먼명조" w:cs="휴먼명조"/>
-          <w:w w:val="97"/>
-        </w:rPr>
-        <w:t xml:space="preserve"> </w:t>
-      </w:r>
-      <w:r>
-        <w:rPr>
-          <w:rFonts w:ascii="휴먼명조" w:eastAsia="휴먼명조" w:hAnsi="휴먼명조" w:cs="휴먼명조"/>
-          <w:w w:val="97"/>
-        </w:rPr>
-        <w:t>때</w:t>
-      </w:r>
-      <w:r>
-        <w:rPr>
-          <w:rFonts w:ascii="휴먼명조" w:eastAsia="휴먼명조" w:hAnsi="휴먼명조" w:cs="휴먼명조"/>
-          <w:w w:val="97"/>
-        </w:rPr>
-        <w:t xml:space="preserve"> </w:t>
-      </w:r>
-      <w:r>
-        <w:rPr>
-          <w:rFonts w:ascii="휴먼명조" w:eastAsia="휴먼명조" w:hAnsi="휴먼명조" w:cs="휴먼명조"/>
-          <w:w w:val="97"/>
-        </w:rPr>
-        <w:t>관측된</w:t>
-      </w:r>
-      <w:r>
-        <w:rPr>
-          <w:rFonts w:ascii="휴먼명조" w:eastAsia="휴먼명조" w:hAnsi="휴먼명조" w:cs="휴먼명조"/>
-          <w:w w:val="97"/>
-        </w:rPr>
-        <w:t xml:space="preserve"> </w:t>
-      </w:r>
-      <w:r>
-        <w:rPr>
-          <w:rFonts w:ascii="휴먼명조" w:eastAsia="휴먼명조" w:hAnsi="휴먼명조" w:cs="휴먼명조"/>
-          <w:w w:val="97"/>
-        </w:rPr>
-        <w:t>변동폭</w:t>
-      </w:r>
-      <w:r>
-        <w:rPr>
-          <w:rFonts w:ascii="휴먼명조" w:eastAsia="휴먼명조" w:hAnsi="휴먼명조" w:cs="휴먼명조"/>
-          <w:w w:val="97"/>
-        </w:rPr>
-        <w:t>(0.056)</w:t>
-      </w:r>
-      <w:r>
-        <w:rPr>
-          <w:rFonts w:ascii="휴먼명조" w:eastAsia="휴먼명조" w:hAnsi="휴먼명조" w:cs="휴먼명조"/>
-          <w:w w:val="97"/>
-        </w:rPr>
-        <w:t>이</w:t>
-      </w:r>
-      <w:r>
-        <w:rPr>
-          <w:rFonts w:ascii="휴먼명조" w:eastAsia="휴먼명조" w:hAnsi="휴먼명조" w:cs="휴먼명조"/>
-          <w:w w:val="97"/>
-        </w:rPr>
-        <w:t xml:space="preserve"> </w:t>
-      </w:r>
-      <w:r>
-        <w:rPr>
-          <w:rFonts w:ascii="휴먼명조" w:eastAsia="휴먼명조" w:hAnsi="휴먼명조" w:cs="휴먼명조"/>
-          <w:w w:val="97"/>
-        </w:rPr>
-        <w:t>전략</w:t>
-      </w:r>
-      <w:r>
-        <w:rPr>
-          <w:rFonts w:ascii="휴먼명조" w:eastAsia="휴먼명조" w:hAnsi="휴먼명조" w:cs="휴먼명조"/>
-          <w:w w:val="97"/>
-        </w:rPr>
-        <w:t xml:space="preserve"> </w:t>
-      </w:r>
-      <w:r>
-        <w:rPr>
-          <w:rFonts w:ascii="휴먼명조" w:eastAsia="휴먼명조" w:hAnsi="휴먼명조" w:cs="휴먼명조"/>
-          <w:w w:val="97"/>
-        </w:rPr>
-        <w:t>간</w:t>
-      </w:r>
-      <w:r>
-        <w:rPr>
-          <w:rFonts w:ascii="휴먼명조" w:eastAsia="휴먼명조" w:hAnsi="휴먼명조" w:cs="휴먼명조"/>
-          <w:w w:val="97"/>
-        </w:rPr>
-        <w:t xml:space="preserve"> </w:t>
-      </w:r>
-      <w:r>
-        <w:rPr>
-          <w:rFonts w:ascii="휴먼명조" w:eastAsia="휴먼명조" w:hAnsi="휴먼명조" w:cs="휴먼명조"/>
-          <w:w w:val="97"/>
-        </w:rPr>
-        <w:t>평균</w:t>
-      </w:r>
-      <w:r>
-        <w:rPr>
-          <w:rFonts w:ascii="휴먼명조" w:eastAsia="휴먼명조" w:hAnsi="휴먼명조" w:cs="휴먼명조"/>
-          <w:w w:val="97"/>
-        </w:rPr>
-        <w:t xml:space="preserve"> </w:t>
-      </w:r>
-      <w:r>
-        <w:rPr>
-          <w:rFonts w:ascii="휴먼명조" w:eastAsia="휴먼명조" w:hAnsi="휴먼명조" w:cs="휴먼명조"/>
-          <w:w w:val="97"/>
-        </w:rPr>
-        <w:t>차이</w:t>
-      </w:r>
-      <w:r>
-        <w:rPr>
-          <w:rFonts w:ascii="휴먼명조" w:eastAsia="휴먼명조" w:hAnsi="휴먼명조" w:cs="휴먼명조"/>
-          <w:w w:val="97"/>
-        </w:rPr>
-        <w:t>(0.031)</w:t>
-      </w:r>
-      <w:r>
-        <w:rPr>
-          <w:rFonts w:ascii="휴먼명조" w:eastAsia="휴먼명조" w:hAnsi="휴먼명조" w:cs="휴먼명조"/>
-          <w:w w:val="97"/>
-        </w:rPr>
-        <w:t>보다</w:t>
-      </w:r>
-      <w:r>
-        <w:rPr>
-          <w:rFonts w:ascii="휴먼명조" w:eastAsia="휴먼명조" w:hAnsi="휴먼명조" w:cs="휴먼명조"/>
-          <w:w w:val="97"/>
-        </w:rPr>
-        <w:t xml:space="preserve"> </w:t>
-      </w:r>
-      <w:r>
-        <w:rPr>
-          <w:rFonts w:ascii="휴먼명조" w:eastAsia="휴먼명조" w:hAnsi="휴먼명조" w:cs="휴먼명조"/>
-          <w:w w:val="97"/>
-        </w:rPr>
-        <w:t>크다는</w:t>
-      </w:r>
-      <w:r>
-        <w:rPr>
-          <w:rFonts w:ascii="휴먼명조" w:eastAsia="휴먼명조" w:hAnsi="휴먼명조" w:cs="휴먼명조"/>
-          <w:w w:val="97"/>
-        </w:rPr>
-        <w:t xml:space="preserve"> </w:t>
-      </w:r>
-      <w:r>
-        <w:rPr>
-          <w:rFonts w:ascii="휴먼명조" w:eastAsia="휴먼명조" w:hAnsi="휴먼명조" w:cs="휴먼명조"/>
-          <w:w w:val="97"/>
-        </w:rPr>
-        <w:t>사실은</w:t>
-      </w:r>
-      <w:r>
-        <w:rPr>
-          <w:rFonts w:ascii="휴먼명조" w:eastAsia="휴먼명조" w:hAnsi="휴먼명조" w:cs="휴먼명조"/>
-          <w:w w:val="97"/>
-        </w:rPr>
-        <w:t xml:space="preserve"> </w:t>
-      </w:r>
-      <w:r>
-        <w:rPr>
-          <w:rFonts w:ascii="휴먼명조" w:eastAsia="휴먼명조" w:hAnsi="휴먼명조" w:cs="휴먼명조"/>
-          <w:w w:val="97"/>
-        </w:rPr>
-        <w:t>단일</w:t>
-      </w:r>
-      <w:r>
-        <w:rPr>
-          <w:rFonts w:ascii="휴먼명조" w:eastAsia="휴먼명조" w:hAnsi="휴먼명조" w:cs="휴먼명조"/>
-          <w:w w:val="97"/>
-        </w:rPr>
-        <w:t xml:space="preserve"> </w:t>
-      </w:r>
-      <w:r>
-        <w:rPr>
-          <w:rFonts w:ascii="휴먼명조" w:eastAsia="휴먼명조" w:hAnsi="휴먼명조" w:cs="휴먼명조"/>
-          <w:w w:val="97"/>
-        </w:rPr>
-        <w:t>실행</w:t>
-      </w:r>
-      <w:r>
-        <w:rPr>
-          <w:rFonts w:ascii="휴먼명조" w:eastAsia="휴먼명조" w:hAnsi="휴먼명조" w:cs="휴먼명조"/>
-          <w:w w:val="97"/>
-        </w:rPr>
-        <w:t xml:space="preserve"> </w:t>
-      </w:r>
-      <w:r>
-        <w:rPr>
-          <w:rFonts w:ascii="휴먼명조" w:eastAsia="휴먼명조" w:hAnsi="휴먼명조" w:cs="휴먼명조"/>
-          <w:w w:val="97"/>
-        </w:rPr>
-        <w:t>결과로</w:t>
-      </w:r>
-      <w:r>
-        <w:rPr>
-          <w:rFonts w:ascii="휴먼명조" w:eastAsia="휴먼명조" w:hAnsi="휴먼명조" w:cs="휴먼명조"/>
-          <w:w w:val="97"/>
-        </w:rPr>
-        <w:t xml:space="preserve"> </w:t>
-      </w:r>
-      <w:r>
-        <w:rPr>
-          <w:rFonts w:ascii="휴먼명조" w:eastAsia="휴먼명조" w:hAnsi="휴먼명조" w:cs="휴먼명조"/>
-          <w:w w:val="97"/>
-        </w:rPr>
-        <w:t>기법을</w:t>
-      </w:r>
-      <w:r>
-        <w:rPr>
-          <w:rFonts w:ascii="휴먼명조" w:eastAsia="휴먼명조" w:hAnsi="휴먼명조" w:cs="휴먼명조"/>
-          <w:w w:val="97"/>
-        </w:rPr>
-        <w:t xml:space="preserve"> </w:t>
-      </w:r>
-      <w:r>
-        <w:rPr>
-          <w:rFonts w:ascii="휴먼명조" w:eastAsia="휴먼명조" w:hAnsi="휴먼명조" w:cs="휴먼명조"/>
-          <w:w w:val="97"/>
-        </w:rPr>
-        <w:t>비교하는</w:t>
-      </w:r>
-      <w:r>
-        <w:rPr>
-          <w:rFonts w:ascii="휴먼명조" w:eastAsia="휴먼명조" w:hAnsi="휴먼명조" w:cs="휴먼명조"/>
-          <w:w w:val="97"/>
-        </w:rPr>
-        <w:t xml:space="preserve"> </w:t>
-      </w:r>
-      <w:r>
-        <w:rPr>
-          <w:rFonts w:ascii="휴먼명조" w:eastAsia="휴먼명조" w:hAnsi="휴먼명조" w:cs="휴먼명조"/>
-          <w:w w:val="97"/>
-        </w:rPr>
-        <w:t>관행에</w:t>
-      </w:r>
-      <w:r>
-        <w:rPr>
-          <w:rFonts w:ascii="휴먼명조" w:eastAsia="휴먼명조" w:hAnsi="휴먼명조" w:cs="휴먼명조"/>
-          <w:w w:val="97"/>
-        </w:rPr>
-        <w:t xml:space="preserve"> </w:t>
-      </w:r>
-      <w:r>
-        <w:rPr>
-          <w:rFonts w:ascii="휴먼명조" w:eastAsia="휴먼명조" w:hAnsi="휴먼명조" w:cs="휴먼명조"/>
-          <w:w w:val="97"/>
-        </w:rPr>
-        <w:t>대한</w:t>
-      </w:r>
-      <w:r>
-        <w:rPr>
-          <w:rFonts w:ascii="휴먼명조" w:eastAsia="휴먼명조" w:hAnsi="휴먼명조" w:cs="휴먼명조"/>
-          <w:w w:val="97"/>
-        </w:rPr>
-        <w:t xml:space="preserve"> </w:t>
-      </w:r>
-      <w:r>
-        <w:rPr>
-          <w:rFonts w:ascii="휴먼명조" w:eastAsia="휴먼명조" w:hAnsi="휴먼명조" w:cs="휴먼명조"/>
-          <w:w w:val="97"/>
-        </w:rPr>
-        <w:t>정량적</w:t>
-      </w:r>
-      <w:r>
-        <w:rPr>
-          <w:rFonts w:ascii="휴먼명조" w:eastAsia="휴먼명조" w:hAnsi="휴먼명조" w:cs="휴먼명조"/>
-          <w:w w:val="97"/>
-        </w:rPr>
-        <w:t xml:space="preserve"> </w:t>
-      </w:r>
-      <w:r>
-        <w:rPr>
-          <w:rFonts w:ascii="휴먼명조" w:eastAsia="휴먼명조" w:hAnsi="휴먼명조" w:cs="휴먼명조"/>
-          <w:w w:val="97"/>
-        </w:rPr>
-        <w:t>반례가</w:t>
-      </w:r>
-      <w:r>
-        <w:rPr>
-          <w:rFonts w:ascii="휴먼명조" w:eastAsia="휴먼명조" w:hAnsi="휴먼명조" w:cs="휴먼명조"/>
-          <w:w w:val="97"/>
-        </w:rPr>
-        <w:t xml:space="preserve"> </w:t>
-      </w:r>
-      <w:r>
-        <w:rPr>
-          <w:rFonts w:ascii="휴먼명조" w:eastAsia="휴먼명조" w:hAnsi="휴먼명조" w:cs="휴먼명조"/>
-          <w:w w:val="97"/>
-        </w:rPr>
-        <w:t>된다</w:t>
-      </w:r>
-      <w:r>
-        <w:rPr>
-          <w:rFonts w:ascii="휴먼명조" w:eastAsia="휴먼명조" w:hAnsi="휴먼명조" w:cs="휴먼명조"/>
-          <w:w w:val="97"/>
-        </w:rPr>
-        <w:t>.</w:t>
+        <w:t>본 연구의 의의는 세 가지다. 첫째, 경량 VLM의 의료 도메인 적응에 관한 3단계 실증 데이터를 동일 프로토콜 아래 제공하며, 성능과 자원 소비가 단조 관계를 이루지 않음을 보여 자원 제약 환경의 모델 선택 근거를 제시한다. 둘째, 파인튜닝 효과의 모델별 이질성을 정량화하여 합산 분석이 상반된 효과를 은폐하는 과정을 실증한다. 셋째, 자율 에이전트 기반 최적화의 부정적 결과를 그 실패 기전의 검증과 함께 보고한다. 특히 동일 설정을 반복 실행할 때 관측된 변동폭(0.056)이 전략 간 평균 차이(0.031)보다 크다는 사실은 단일 실행 결과로 기법을 비교하는 관행에 대한 정량적 반례가 된다.</w:t>
       </w:r>
     </w:p>
     <w:p>
@@ -39028,203 +34631,7 @@
           <w:rFonts w:ascii="휴먼명조" w:eastAsia="휴먼명조" w:hAnsi="휴먼명조" w:cs="휴먼명조"/>
           <w:w w:val="97"/>
         </w:rPr>
-        <w:t>주제어</w:t>
-      </w:r>
-      <w:r>
-        <w:rPr>
-          <w:rFonts w:ascii="휴먼명조" w:eastAsia="휴먼명조" w:hAnsi="휴먼명조" w:cs="휴먼명조"/>
-          <w:w w:val="97"/>
-        </w:rPr>
-        <w:t xml:space="preserve"> : </w:t>
-      </w:r>
-      <w:r>
-        <w:rPr>
-          <w:rFonts w:ascii="휴먼명조" w:eastAsia="휴먼명조" w:hAnsi="휴먼명조" w:cs="휴먼명조"/>
-          <w:w w:val="97"/>
-        </w:rPr>
-        <w:t>의료</w:t>
-      </w:r>
-      <w:r>
-        <w:rPr>
-          <w:rFonts w:ascii="휴먼명조" w:eastAsia="휴먼명조" w:hAnsi="휴먼명조" w:cs="휴먼명조"/>
-          <w:w w:val="97"/>
-        </w:rPr>
-        <w:t xml:space="preserve"> </w:t>
-      </w:r>
-      <w:r>
-        <w:rPr>
-          <w:rFonts w:ascii="휴먼명조" w:eastAsia="휴먼명조" w:hAnsi="휴먼명조" w:cs="휴먼명조"/>
-          <w:w w:val="97"/>
-        </w:rPr>
-        <w:t>영상</w:t>
-      </w:r>
-      <w:r>
-        <w:rPr>
-          <w:rFonts w:ascii="휴먼명조" w:eastAsia="휴먼명조" w:hAnsi="휴먼명조" w:cs="휴먼명조"/>
-          <w:w w:val="97"/>
-        </w:rPr>
-        <w:t xml:space="preserve"> </w:t>
-      </w:r>
-      <w:r>
-        <w:rPr>
-          <w:rFonts w:ascii="휴먼명조" w:eastAsia="휴먼명조" w:hAnsi="휴먼명조" w:cs="휴먼명조"/>
-          <w:w w:val="97"/>
-        </w:rPr>
-        <w:t>질의응답</w:t>
-      </w:r>
-      <w:r>
-        <w:rPr>
-          <w:rFonts w:ascii="휴먼명조" w:eastAsia="휴먼명조" w:hAnsi="휴먼명조" w:cs="휴먼명조"/>
-          <w:w w:val="97"/>
-        </w:rPr>
-        <w:t xml:space="preserve">, </w:t>
-      </w:r>
-      <w:r>
-        <w:rPr>
-          <w:rFonts w:ascii="휴먼명조" w:eastAsia="휴먼명조" w:hAnsi="휴먼명조" w:cs="휴먼명조"/>
-          <w:w w:val="97"/>
-        </w:rPr>
-        <w:t>시각</w:t>
-      </w:r>
-      <w:r>
-        <w:rPr>
-          <w:rFonts w:ascii="휴먼명조" w:eastAsia="휴먼명조" w:hAnsi="휴먼명조" w:cs="휴먼명조"/>
-          <w:w w:val="97"/>
-        </w:rPr>
-        <w:t>-</w:t>
-      </w:r>
-      <w:r>
-        <w:rPr>
-          <w:rFonts w:ascii="휴먼명조" w:eastAsia="휴먼명조" w:hAnsi="휴먼명조" w:cs="휴먼명조"/>
-          <w:w w:val="97"/>
-        </w:rPr>
-        <w:t>언어</w:t>
-      </w:r>
-      <w:r>
-        <w:rPr>
-          <w:rFonts w:ascii="휴먼명조" w:eastAsia="휴먼명조" w:hAnsi="휴먼명조" w:cs="휴먼명조"/>
-          <w:w w:val="97"/>
-        </w:rPr>
-        <w:t xml:space="preserve"> </w:t>
-      </w:r>
-      <w:r>
-        <w:rPr>
-          <w:rFonts w:ascii="휴먼명조" w:eastAsia="휴먼명조" w:hAnsi="휴먼명조" w:cs="휴먼명조"/>
-          <w:w w:val="97"/>
-        </w:rPr>
-        <w:t>모델</w:t>
-      </w:r>
-      <w:r>
-        <w:rPr>
-          <w:rFonts w:ascii="휴먼명조" w:eastAsia="휴먼명조" w:hAnsi="휴먼명조" w:cs="휴먼명조"/>
-          <w:w w:val="97"/>
-        </w:rPr>
-        <w:t xml:space="preserve">, QLoRA, </w:t>
-      </w:r>
-      <w:r>
-        <w:rPr>
-          <w:rFonts w:ascii="휴먼명조" w:eastAsia="휴먼명조" w:hAnsi="휴먼명조" w:cs="휴먼명조"/>
-          <w:w w:val="97"/>
-        </w:rPr>
-        <w:t>파라미터</w:t>
-      </w:r>
-      <w:r>
-        <w:rPr>
-          <w:rFonts w:ascii="휴먼명조" w:eastAsia="휴먼명조" w:hAnsi="휴먼명조" w:cs="휴먼명조"/>
-          <w:w w:val="97"/>
-        </w:rPr>
-        <w:t xml:space="preserve"> </w:t>
-      </w:r>
-      <w:r>
-        <w:rPr>
-          <w:rFonts w:ascii="휴먼명조" w:eastAsia="휴먼명조" w:hAnsi="휴먼명조" w:cs="휴먼명조"/>
-          <w:w w:val="97"/>
-        </w:rPr>
-        <w:t>효율적</w:t>
-      </w:r>
-      <w:r>
-        <w:rPr>
-          <w:rFonts w:ascii="휴먼명조" w:eastAsia="휴먼명조" w:hAnsi="휴먼명조" w:cs="휴먼명조"/>
-          <w:w w:val="97"/>
-        </w:rPr>
-        <w:t xml:space="preserve"> </w:t>
-      </w:r>
-      <w:r>
-        <w:rPr>
-          <w:rFonts w:ascii="휴먼명조" w:eastAsia="휴먼명조" w:hAnsi="휴먼명조" w:cs="휴먼명조"/>
-          <w:w w:val="97"/>
-        </w:rPr>
-        <w:t>파인튜닝</w:t>
-      </w:r>
-      <w:r>
-        <w:rPr>
-          <w:rFonts w:ascii="휴먼명조" w:eastAsia="휴먼명조" w:hAnsi="휴먼명조" w:cs="휴먼명조"/>
-          <w:w w:val="97"/>
-        </w:rPr>
-        <w:t xml:space="preserve">, </w:t>
-      </w:r>
-      <w:r>
-        <w:rPr>
-          <w:rFonts w:ascii="휴먼명조" w:eastAsia="휴먼명조" w:hAnsi="휴먼명조" w:cs="휴먼명조"/>
-          <w:w w:val="97"/>
-        </w:rPr>
-        <w:t>하이퍼파라미터</w:t>
-      </w:r>
-      <w:r>
-        <w:rPr>
-          <w:rFonts w:ascii="휴먼명조" w:eastAsia="휴먼명조" w:hAnsi="휴먼명조" w:cs="휴먼명조"/>
-          <w:w w:val="97"/>
-        </w:rPr>
-        <w:t xml:space="preserve"> </w:t>
-      </w:r>
-      <w:r>
-        <w:rPr>
-          <w:rFonts w:ascii="휴먼명조" w:eastAsia="휴먼명조" w:hAnsi="휴먼명조" w:cs="휴먼명조"/>
-          <w:w w:val="97"/>
-        </w:rPr>
-        <w:t>최적화</w:t>
-      </w:r>
-      <w:r>
-        <w:rPr>
-          <w:rFonts w:ascii="휴먼명조" w:eastAsia="휴먼명조" w:hAnsi="휴먼명조" w:cs="휴먼명조"/>
-          <w:w w:val="97"/>
-        </w:rPr>
-        <w:t xml:space="preserve">, </w:t>
-      </w:r>
-      <w:r>
-        <w:rPr>
-          <w:rFonts w:ascii="휴먼명조" w:eastAsia="휴먼명조" w:hAnsi="휴먼명조" w:cs="휴먼명조"/>
-          <w:w w:val="97"/>
-        </w:rPr>
-        <w:t>대규모</w:t>
-      </w:r>
-      <w:r>
-        <w:rPr>
-          <w:rFonts w:ascii="휴먼명조" w:eastAsia="휴먼명조" w:hAnsi="휴먼명조" w:cs="휴먼명조"/>
-          <w:w w:val="97"/>
-        </w:rPr>
-        <w:t xml:space="preserve"> </w:t>
-      </w:r>
-      <w:r>
-        <w:rPr>
-          <w:rFonts w:ascii="휴먼명조" w:eastAsia="휴먼명조" w:hAnsi="휴먼명조" w:cs="휴먼명조"/>
-          <w:w w:val="97"/>
-        </w:rPr>
-        <w:t>언어모델</w:t>
-      </w:r>
-      <w:r>
-        <w:rPr>
-          <w:rFonts w:ascii="휴먼명조" w:eastAsia="휴먼명조" w:hAnsi="휴먼명조" w:cs="휴먼명조"/>
-          <w:w w:val="97"/>
-        </w:rPr>
-        <w:t xml:space="preserve"> </w:t>
-      </w:r>
-      <w:r>
-        <w:rPr>
-          <w:rFonts w:ascii="휴먼명조" w:eastAsia="휴먼명조" w:hAnsi="휴먼명조" w:cs="휴먼명조"/>
-          <w:w w:val="97"/>
-        </w:rPr>
-        <w:t>에이전트</w:t>
+        <w:t>주제어 : 의료 영상 질의응답, 시각-언어 모델, QLoRA, 파라미터 효율적 파인튜닝, 하이퍼파라미터 최적화, 대규모 언어모델 에이전트</w:t>
       </w:r>
     </w:p>
     <w:sectPr>

--- a/석사학위논문_영문.docx
+++ b/석사학위논문_영문.docx
@@ -10726,7 +10726,7 @@
           <w:rFonts w:ascii="휴먼명조" w:eastAsia="휴먼명조" w:hAnsi="휴먼명조" w:cs="휴먼명조"/>
           <w:w w:val="97"/>
         </w:rPr>
-        <w:t>The three datasets used in this study each represent a different sub-domain of medical imaging. PathVQA [6] provides 32,799 question-answer pairs over 4,998 pathology tissue images extracted from pathology textbooks and the PEIR digital library, organized into seven question types modelled on the American Board of Pathology (ABP) certification examination format. SLAKE [7] combines 14,028 bilingual English-Chinese question-answer pairs over 642 radiology/CT images with a medical knowledge graph of 5,232 kno</w:t>
+        <w:t>The three datasets used in this study each represent a different sub-domain of medical imaging. PathVQA [6] provides 32,799 question-answer pairs over 4,998 pathology tissue images extracted from pathology textbooks and the PEIR digital library, organized into seven question types modelled on the American Board of Pathology (ABP) certification examination format. This study uses its public release (flaviagiammarino/path-vqa, 32,632 items). SLAKE [7] combines 14,028 bilingual English-Chinese question-answer pairs over 642 radiology/CT images with a medical knowledge graph of 5,232 kno</w:t>
       </w:r>
       <w:r>
         <w:rPr>
@@ -10734,6 +10734,13 @@
           <w:w w:val="97"/>
         </w:rPr>
         <w:t>wledge triplets. This study uses the English-only release of that dataset (mdwiratathya/SLAKE-vqa-english, 7,033 items). VQA-RAD [8] was the first dataset to collect questions that clinicians naturally raised while viewing radiological images (CT/MRI/X-ray), containing roughly 3,500 question-answer pairs over 315 images.</w:t>
+      </w:r>
+      <w:r>
+        <w:rPr>
+          <w:rFonts w:ascii="휴먼명조" w:eastAsia="휴먼명조" w:hAnsi="휴먼명조" w:cs="휴먼명조"/>
+          <w:w w:val="97"/>
+        </w:rPr>
+        <w:t xml:space="preserve"> This study uses its public release (flaviagiammarino/vqa-rad, 2,244 items).</w:t>
       </w:r>
     </w:p>
     <w:p>
@@ -11951,7 +11958,7 @@
                 <w:w w:val="97"/>
                 <w:sz w:val="18"/>
               </w:rPr>
-              <w:t>32,799</w:t>
+              <w:t>32,632</w:t>
             </w:r>
           </w:p>
         </w:tc>
@@ -12186,7 +12193,7 @@
                 <w:w w:val="97"/>
                 <w:sz w:val="18"/>
               </w:rPr>
-              <w:t>2,248</w:t>
+              <w:t>2,244</w:t>
             </w:r>
           </w:p>
         </w:tc>
@@ -12261,7 +12268,7 @@
           <w:rFonts w:ascii="휴먼명조" w:eastAsia="휴먼명조" w:hAnsi="휴먼명조" w:cs="휴먼명조"/>
           <w:w w:val="97"/>
         </w:rPr>
-        <w:t>Each dataset was used with its official train/val/test split unchanged. The QA-pair counts are those of the distributed datasets; all reported accuracies are computed on the full test split of each dataset (PathVQA 6,719 / SLAKE 1,061 / VQA-RAD 451; 8,231 items in total). See Section 4.1.</w:t>
+        <w:t>Each dataset was used with its official train/val/test split unchanged. The QA-pair counts are measured from the public releases actually downloaded for this study (the figures published in the original papers are given alongside them in Section 3.4); all reported accuracies are computed on the full test split of each dataset (PathVQA 6,719 / SLAKE 1,061 / VQA-RAD 451; 8,231 items in total). See Section 4.1.</w:t>
       </w:r>
     </w:p>
     <w:p>
@@ -16708,7 +16715,48 @@
           <w:rFonts w:ascii="휴먼명조" w:eastAsia="휴먼명조" w:hAnsi="휴먼명조" w:cs="휴먼명조"/>
           <w:w w:val="97"/>
         </w:rPr>
-        <w:t xml:space="preserve"> (original 0.3843 → reduced set 0.3037: absolute accuracy falls but the ranking is unchanged). The ordering holds position for position before and after removal (0.3843 / 0.3637 / 0.3391 / 0.1708 before, 0.3037 / 0.2765 / 0.2660 / 0.1076 after). The conclusions of this section are therefore robust to potential data contamination (details: results/phase1_baseline/phase1_robustness.md).</w:t>
+        <w:t xml:space="preserve"> (original 0.3843 → reduced set 0.3037: absolute accuracy falls but the ranking is unchanged). The ordering holds position for position before and after removal (0.3843 / 0.3637 / 0.3391 / 0.1708 before, 0.3037 / 0.2765 / 0.2660 / 0.1076 after).</w:t>
+      </w:r>
+    </w:p>
+    <w:p>
+      <w:pPr>
+        <w:spacing w:line="384" w:lineRule="auto"/>
+        <w:ind w:firstLine="220"/>
+      </w:pPr>
+      <w:r>
+        <w:rPr>
+          <w:rFonts w:ascii="휴먼명조" w:eastAsia="휴먼명조" w:hAnsi="휴먼명조" w:cs="휴먼명조"/>
+          <w:w w:val="97"/>
+        </w:rPr>
+        <w:t xml:space="preserve">The absolute accuracy drop is nevertheless 8.06%p, which exceeds the 5%p band of the interpretation criteria stated in Section 3.4. That drop is entailed by the removal procedure itself: Min-K% flags samples whose gold-answer tokens carry high probability — that is, the items the models were relatively more likely to answer correctly — so the reduced set is a harder set than the original. All four models fell by a comparable margin (-0.0632 to -0.0872). The robustness claim in this section therefore rests on the preservation of </w:t>
+      </w:r>
+      <w:r>
+        <w:rPr>
+          <w:rFonts w:ascii="휴먼명조" w:eastAsia="휴먼명조" w:hAnsi="휴먼명조" w:cs="휴먼명조"/>
+          <w:w w:val="97"/>
+          <w:b/>
+        </w:rPr>
+        <w:t>model ranking and test significance</w:t>
+      </w:r>
+      <w:r>
+        <w:rPr>
+          <w:rFonts w:ascii="휴먼명조" w:eastAsia="휴먼명조" w:hAnsi="휴먼명조" w:cs="휴먼명조"/>
+          <w:w w:val="97"/>
+        </w:rPr>
+        <w:t>, not on the preservation of absolute accuracy; it is not a claim that absolute performance is invariant to contamination (Section 5.3(1)).</w:t>
+      </w:r>
+    </w:p>
+    <w:p>
+      <w:pPr>
+        <w:spacing w:line="384" w:lineRule="auto"/>
+        <w:ind w:firstLine="220"/>
+      </w:pPr>
+      <w:r>
+        <w:rPr>
+          <w:rFonts w:ascii="휴먼명조" w:eastAsia="휴먼명조" w:hAnsi="휴먼명조" w:cs="휴먼명조"/>
+          <w:w w:val="97"/>
+        </w:rPr>
+        <w:t>Details are given in results/phase1_baseline/phase1_robustness.md. That artifact, however, was computed from the pre-BERTScore-rescoring PathVQA accuracy (0.348) and therefore records the pooled values as 0.3849 -&gt; 0.3041. The figures reported in the text are recomputed from the current per-sample records; the two differ by at most 0.0015 and the ranking and conclusions are unaffected.</w:t>
       </w:r>
     </w:p>
     <w:p>
@@ -31837,6 +31885,13 @@
           <w:w w:val="97"/>
         </w:rPr>
         <w:t xml:space="preserve"> Because the target datasets were released before the pretraining cut-off of the models, pretraining data contamination is possible. This study identified samples suspected of exposure using Min-K% Probability [15] and confirmed the robustness of its conclusions on a reduced set with those samples removed (Section 4.1.1); Min-K% is, however, only an indirect indicator, and complete control or precise quantification of contamination is not possible.</w:t>
+      </w:r>
+      <w:r>
+        <w:rPr>
+          <w:rFonts w:ascii="휴먼명조" w:eastAsia="휴먼명조" w:hAnsi="휴먼명조" w:cs="휴먼명조"/>
+          <w:w w:val="97"/>
+        </w:rPr>
+        <w:t xml:space="preserve"> In addition, absolute accuracy on the reduced set falls by 8.06%p, exceeding the 5%p band of the interpretation criteria fixed in advance in Section 3.4. This study did not treat that as grounds for reconsidering the conclusion, arguing robustness instead from the preservation of ranking and significance (Section 4.1.1); that judgement is defensible only for relative comparison between models, not for the level of absolute performance. The magnitude of contamination's effect on absolute performance could not be isolated within this study's design.</w:t>
       </w:r>
     </w:p>
     <w:p>
